--- a/4 - DeFi and Smart Contract Security.docx
+++ b/4 - DeFi and Smart Contract Security.docx
@@ -107,6 +107,9 @@
     </w:p>
     <w:p>
       <w:pPr>
+        <w:tabs>
+          <w:tab w:val="left" w:pos="6951"/>
+        </w:tabs>
         <w:rPr>
           <w:rFonts w:asciiTheme="majorBidi" w:eastAsiaTheme="majorEastAsia" w:hAnsiTheme="majorBidi"/>
           <w:i/>
@@ -115,6 +118,17 @@
           <w:szCs w:val="40"/>
         </w:rPr>
       </w:pPr>
+      <w:r>
+        <w:rPr>
+          <w:rFonts w:asciiTheme="majorBidi" w:eastAsiaTheme="majorEastAsia" w:hAnsiTheme="majorBidi"/>
+          <w:i/>
+          <w:iCs/>
+          <w:sz w:val="40"/>
+          <w:szCs w:val="40"/>
+        </w:rPr>
+        <w:lastRenderedPageBreak/>
+        <w:tab/>
+      </w:r>
     </w:p>
     <w:sdt>
       <w:sdtPr>
@@ -177,7 +191,7 @@
           <w:r>
             <w:fldChar w:fldCharType="separate"/>
           </w:r>
-          <w:hyperlink w:anchor="_Toc236834344" w:history="1">
+          <w:hyperlink w:anchor="_Toc237026209" w:history="1">
             <w:r>
               <w:rPr>
                 <w:rStyle w:val="Hyperlink"/>
@@ -200,7 +214,7 @@
               <w:rPr>
                 <w:webHidden/>
               </w:rPr>
-              <w:instrText xml:space="preserve"> PAGEREF _Toc236834344 \h </w:instrText>
+              <w:instrText xml:space="preserve"> PAGEREF _Toc237026209 \h </w:instrText>
             </w:r>
             <w:r>
               <w:rPr>
@@ -237,7 +251,7 @@
               <w:rFonts w:asciiTheme="minorHAnsi" w:eastAsiaTheme="minorEastAsia" w:hAnsiTheme="minorHAnsi" w:cstheme="minorBidi"/>
             </w:rPr>
           </w:pPr>
-          <w:hyperlink w:anchor="_Toc236834345" w:history="1">
+          <w:hyperlink w:anchor="_Toc237026210" w:history="1">
             <w:r>
               <w:rPr>
                 <w:rStyle w:val="Hyperlink"/>
@@ -260,7 +274,7 @@
               <w:rPr>
                 <w:webHidden/>
               </w:rPr>
-              <w:instrText xml:space="preserve"> PAGEREF _Toc236834345 \h </w:instrText>
+              <w:instrText xml:space="preserve"> PAGEREF _Toc237026210 \h </w:instrText>
             </w:r>
             <w:r>
               <w:rPr>
@@ -297,7 +311,7 @@
               <w:rFonts w:asciiTheme="minorHAnsi" w:eastAsiaTheme="minorEastAsia" w:hAnsiTheme="minorHAnsi" w:cstheme="minorBidi"/>
             </w:rPr>
           </w:pPr>
-          <w:hyperlink w:anchor="_Toc236834346" w:history="1">
+          <w:hyperlink w:anchor="_Toc237026211" w:history="1">
             <w:r>
               <w:rPr>
                 <w:rStyle w:val="Hyperlink"/>
@@ -320,7 +334,7 @@
               <w:rPr>
                 <w:webHidden/>
               </w:rPr>
-              <w:instrText xml:space="preserve"> PAGEREF _Toc236834346 \h </w:instrText>
+              <w:instrText xml:space="preserve"> PAGEREF _Toc237026211 \h </w:instrText>
             </w:r>
             <w:r>
               <w:rPr>
@@ -357,7 +371,7 @@
               <w:rFonts w:asciiTheme="minorHAnsi" w:eastAsiaTheme="minorEastAsia" w:hAnsiTheme="minorHAnsi" w:cstheme="minorBidi"/>
             </w:rPr>
           </w:pPr>
-          <w:hyperlink w:anchor="_Toc236834347" w:history="1">
+          <w:hyperlink w:anchor="_Toc237026212" w:history="1">
             <w:r>
               <w:rPr>
                 <w:rStyle w:val="Hyperlink"/>
@@ -380,7 +394,7 @@
               <w:rPr>
                 <w:webHidden/>
               </w:rPr>
-              <w:instrText xml:space="preserve"> PAGEREF _Toc236834347 \h </w:instrText>
+              <w:instrText xml:space="preserve"> PAGEREF _Toc237026212 \h </w:instrText>
             </w:r>
             <w:r>
               <w:rPr>
@@ -417,7 +431,7 @@
               <w:rFonts w:asciiTheme="minorHAnsi" w:eastAsiaTheme="minorEastAsia" w:hAnsiTheme="minorHAnsi" w:cstheme="minorBidi"/>
             </w:rPr>
           </w:pPr>
-          <w:hyperlink w:anchor="_Toc236834348" w:history="1">
+          <w:hyperlink w:anchor="_Toc237026213" w:history="1">
             <w:r>
               <w:rPr>
                 <w:rStyle w:val="Hyperlink"/>
@@ -440,7 +454,7 @@
               <w:rPr>
                 <w:webHidden/>
               </w:rPr>
-              <w:instrText xml:space="preserve"> PAGEREF _Toc236834348 \h </w:instrText>
+              <w:instrText xml:space="preserve"> PAGEREF _Toc237026213 \h </w:instrText>
             </w:r>
             <w:r>
               <w:rPr>
@@ -477,7 +491,7 @@
               <w:rFonts w:asciiTheme="minorHAnsi" w:eastAsiaTheme="minorEastAsia" w:hAnsiTheme="minorHAnsi" w:cstheme="minorBidi"/>
             </w:rPr>
           </w:pPr>
-          <w:hyperlink w:anchor="_Toc236834349" w:history="1">
+          <w:hyperlink w:anchor="_Toc237026214" w:history="1">
             <w:r>
               <w:rPr>
                 <w:rStyle w:val="Hyperlink"/>
@@ -501,7 +515,7 @@
               <w:rPr>
                 <w:webHidden/>
               </w:rPr>
-              <w:instrText xml:space="preserve"> PAGEREF _Toc236834349 \h </w:instrText>
+              <w:instrText xml:space="preserve"> PAGEREF _Toc237026214 \h </w:instrText>
             </w:r>
             <w:r>
               <w:rPr>
@@ -538,7 +552,7 @@
               <w:rFonts w:asciiTheme="minorHAnsi" w:eastAsiaTheme="minorEastAsia" w:hAnsiTheme="minorHAnsi" w:cstheme="minorBidi"/>
             </w:rPr>
           </w:pPr>
-          <w:hyperlink w:anchor="_Toc236834350" w:history="1">
+          <w:hyperlink w:anchor="_Toc237026215" w:history="1">
             <w:r>
               <w:rPr>
                 <w:rStyle w:val="Hyperlink"/>
@@ -563,7 +577,7 @@
               <w:rPr>
                 <w:webHidden/>
               </w:rPr>
-              <w:instrText xml:space="preserve"> PAGEREF _Toc236834350 \h </w:instrText>
+              <w:instrText xml:space="preserve"> PAGEREF _Toc237026215 \h </w:instrText>
             </w:r>
             <w:r>
               <w:rPr>
@@ -600,7 +614,7 @@
               <w:rFonts w:asciiTheme="minorHAnsi" w:eastAsiaTheme="minorEastAsia" w:hAnsiTheme="minorHAnsi" w:cstheme="minorBidi"/>
             </w:rPr>
           </w:pPr>
-          <w:hyperlink w:anchor="_Toc236834351" w:history="1">
+          <w:hyperlink w:anchor="_Toc237026216" w:history="1">
             <w:r>
               <w:rPr>
                 <w:rStyle w:val="Hyperlink"/>
@@ -625,7 +639,7 @@
               <w:rPr>
                 <w:webHidden/>
               </w:rPr>
-              <w:instrText xml:space="preserve"> PAGEREF _Toc236834351 \h </w:instrText>
+              <w:instrText xml:space="preserve"> PAGEREF _Toc237026216 \h </w:instrText>
             </w:r>
             <w:r>
               <w:rPr>
@@ -662,7 +676,7 @@
               <w:rFonts w:asciiTheme="minorHAnsi" w:eastAsiaTheme="minorEastAsia" w:hAnsiTheme="minorHAnsi" w:cstheme="minorBidi"/>
             </w:rPr>
           </w:pPr>
-          <w:hyperlink w:anchor="_Toc236834352" w:history="1">
+          <w:hyperlink w:anchor="_Toc237026217" w:history="1">
             <w:r>
               <w:rPr>
                 <w:rStyle w:val="Hyperlink"/>
@@ -687,7 +701,7 @@
               <w:rPr>
                 <w:webHidden/>
               </w:rPr>
-              <w:instrText xml:space="preserve"> PAGEREF _Toc236834352 \h </w:instrText>
+              <w:instrText xml:space="preserve"> PAGEREF _Toc237026217 \h </w:instrText>
             </w:r>
             <w:r>
               <w:rPr>
@@ -716,7 +730,7 @@
         </w:p>
         <w:p>
           <w:pPr>
-            <w:pStyle w:val="TOC1"/>
+            <w:pStyle w:val="TOC2"/>
             <w:tabs>
               <w:tab w:val="right" w:leader="dot" w:pos="9350"/>
             </w:tabs>
@@ -724,10 +738,12 @@
               <w:rFonts w:asciiTheme="minorHAnsi" w:eastAsiaTheme="minorEastAsia" w:hAnsiTheme="minorHAnsi" w:cstheme="minorBidi"/>
             </w:rPr>
           </w:pPr>
-          <w:hyperlink w:anchor="_Toc236834353" w:history="1">
+          <w:hyperlink w:anchor="_Toc237026218" w:history="1">
             <w:r>
               <w:rPr>
                 <w:rStyle w:val="Hyperlink"/>
+                <w:b/>
+                <w:bCs/>
               </w:rPr>
               <w:t>Access Control</w:t>
             </w:r>
@@ -747,7 +763,7 @@
               <w:rPr>
                 <w:webHidden/>
               </w:rPr>
-              <w:instrText xml:space="preserve"> PAGEREF _Toc236834353 \h </w:instrText>
+              <w:instrText xml:space="preserve"> PAGEREF _Toc237026218 \h </w:instrText>
             </w:r>
             <w:r>
               <w:rPr>
@@ -776,7 +792,7 @@
         </w:p>
         <w:p>
           <w:pPr>
-            <w:pStyle w:val="TOC2"/>
+            <w:pStyle w:val="TOC3"/>
             <w:tabs>
               <w:tab w:val="right" w:leader="dot" w:pos="9350"/>
             </w:tabs>
@@ -784,7 +800,7 @@
               <w:rFonts w:asciiTheme="minorHAnsi" w:eastAsiaTheme="minorEastAsia" w:hAnsiTheme="minorHAnsi" w:cstheme="minorBidi"/>
             </w:rPr>
           </w:pPr>
-          <w:hyperlink w:anchor="_Toc236834354" w:history="1">
+          <w:hyperlink w:anchor="_Toc237026219" w:history="1">
             <w:r>
               <w:rPr>
                 <w:rStyle w:val="Hyperlink"/>
@@ -807,7 +823,7 @@
               <w:rPr>
                 <w:webHidden/>
               </w:rPr>
-              <w:instrText xml:space="preserve"> PAGEREF _Toc236834354 \h </w:instrText>
+              <w:instrText xml:space="preserve"> PAGEREF _Toc237026219 \h </w:instrText>
             </w:r>
             <w:r>
               <w:rPr>
@@ -836,7 +852,7 @@
         </w:p>
         <w:p>
           <w:pPr>
-            <w:pStyle w:val="TOC2"/>
+            <w:pStyle w:val="TOC3"/>
             <w:tabs>
               <w:tab w:val="right" w:leader="dot" w:pos="9350"/>
             </w:tabs>
@@ -844,7 +860,7 @@
               <w:rFonts w:asciiTheme="minorHAnsi" w:eastAsiaTheme="minorEastAsia" w:hAnsiTheme="minorHAnsi" w:cstheme="minorBidi"/>
             </w:rPr>
           </w:pPr>
-          <w:hyperlink w:anchor="_Toc236834355" w:history="1">
+          <w:hyperlink w:anchor="_Toc237026220" w:history="1">
             <w:r>
               <w:rPr>
                 <w:rStyle w:val="Hyperlink"/>
@@ -867,7 +883,7 @@
               <w:rPr>
                 <w:webHidden/>
               </w:rPr>
-              <w:instrText xml:space="preserve"> PAGEREF _Toc236834355 \h </w:instrText>
+              <w:instrText xml:space="preserve"> PAGEREF _Toc237026220 \h </w:instrText>
             </w:r>
             <w:r>
               <w:rPr>
@@ -904,7 +920,7 @@
               <w:rFonts w:asciiTheme="minorHAnsi" w:eastAsiaTheme="minorEastAsia" w:hAnsiTheme="minorHAnsi" w:cstheme="minorBidi"/>
             </w:rPr>
           </w:pPr>
-          <w:hyperlink w:anchor="_Toc236834356" w:history="1">
+          <w:hyperlink w:anchor="_Toc237026221" w:history="1">
             <w:r>
               <w:rPr>
                 <w:rStyle w:val="Hyperlink"/>
@@ -929,7 +945,7 @@
               <w:rPr>
                 <w:webHidden/>
               </w:rPr>
-              <w:instrText xml:space="preserve"> PAGEREF _Toc236834356 \h </w:instrText>
+              <w:instrText xml:space="preserve"> PAGEREF _Toc237026221 \h </w:instrText>
             </w:r>
             <w:r>
               <w:rPr>
@@ -966,7 +982,7 @@
               <w:rFonts w:asciiTheme="minorHAnsi" w:eastAsiaTheme="minorEastAsia" w:hAnsiTheme="minorHAnsi" w:cstheme="minorBidi"/>
             </w:rPr>
           </w:pPr>
-          <w:hyperlink w:anchor="_Toc236834357" w:history="1">
+          <w:hyperlink w:anchor="_Toc237026222" w:history="1">
             <w:r>
               <w:rPr>
                 <w:rStyle w:val="Hyperlink"/>
@@ -989,7 +1005,7 @@
               <w:rPr>
                 <w:webHidden/>
               </w:rPr>
-              <w:instrText xml:space="preserve"> PAGEREF _Toc236834357 \h </w:instrText>
+              <w:instrText xml:space="preserve"> PAGEREF _Toc237026222 \h </w:instrText>
             </w:r>
             <w:r>
               <w:rPr>
@@ -1026,7 +1042,7 @@
               <w:rFonts w:asciiTheme="minorHAnsi" w:eastAsiaTheme="minorEastAsia" w:hAnsiTheme="minorHAnsi" w:cstheme="minorBidi"/>
             </w:rPr>
           </w:pPr>
-          <w:hyperlink w:anchor="_Toc236834358" w:history="1">
+          <w:hyperlink w:anchor="_Toc237026223" w:history="1">
             <w:r>
               <w:rPr>
                 <w:rStyle w:val="Hyperlink"/>
@@ -1049,7 +1065,7 @@
               <w:rPr>
                 <w:webHidden/>
               </w:rPr>
-              <w:instrText xml:space="preserve"> PAGEREF _Toc236834358 \h </w:instrText>
+              <w:instrText xml:space="preserve"> PAGEREF _Toc237026223 \h </w:instrText>
             </w:r>
             <w:r>
               <w:rPr>
@@ -1086,7 +1102,7 @@
               <w:rFonts w:asciiTheme="minorHAnsi" w:eastAsiaTheme="minorEastAsia" w:hAnsiTheme="minorHAnsi" w:cstheme="minorBidi"/>
             </w:rPr>
           </w:pPr>
-          <w:hyperlink w:anchor="_Toc236834359" w:history="1">
+          <w:hyperlink w:anchor="_Toc237026224" w:history="1">
             <w:r>
               <w:rPr>
                 <w:rStyle w:val="Hyperlink"/>
@@ -1112,7 +1128,7 @@
               <w:rPr>
                 <w:webHidden/>
               </w:rPr>
-              <w:instrText xml:space="preserve"> PAGEREF _Toc236834359 \h </w:instrText>
+              <w:instrText xml:space="preserve"> PAGEREF _Toc237026224 \h </w:instrText>
             </w:r>
             <w:r>
               <w:rPr>
@@ -1145,8 +1161,11 @@
             <w:tabs>
               <w:tab w:val="right" w:leader="dot" w:pos="9350"/>
             </w:tabs>
+            <w:rPr>
+              <w:rFonts w:asciiTheme="minorHAnsi" w:eastAsiaTheme="minorEastAsia" w:hAnsiTheme="minorHAnsi" w:cstheme="minorBidi"/>
+            </w:rPr>
           </w:pPr>
-          <w:hyperlink w:anchor="_Toc236834360" w:history="1">
+          <w:hyperlink w:anchor="_Toc237026225" w:history="1">
             <w:r>
               <w:rPr>
                 <w:rStyle w:val="Hyperlink"/>
@@ -1170,7 +1189,7 @@
               <w:rPr>
                 <w:webHidden/>
               </w:rPr>
-              <w:instrText xml:space="preserve"> PAGEREF _Toc236834360 \h </w:instrText>
+              <w:instrText xml:space="preserve"> PAGEREF _Toc237026225 \h </w:instrText>
             </w:r>
             <w:r>
               <w:rPr>
@@ -1198,6 +1217,431 @@
           </w:hyperlink>
         </w:p>
         <w:p>
+          <w:pPr>
+            <w:pStyle w:val="TOC3"/>
+            <w:tabs>
+              <w:tab w:val="right" w:leader="dot" w:pos="9350"/>
+            </w:tabs>
+            <w:rPr>
+              <w:rFonts w:asciiTheme="minorHAnsi" w:eastAsiaTheme="minorEastAsia" w:hAnsiTheme="minorHAnsi" w:cstheme="minorBidi"/>
+            </w:rPr>
+          </w:pPr>
+          <w:hyperlink w:anchor="_Toc237026226" w:history="1">
+            <w:r>
+              <w:rPr>
+                <w:rStyle w:val="Hyperlink"/>
+                <w:rFonts w:eastAsia="Times New Roman"/>
+              </w:rPr>
+              <w:t>Checks–Effects–Interactions</w:t>
+            </w:r>
+            <w:r>
+              <w:rPr>
+                <w:webHidden/>
+              </w:rPr>
+              <w:tab/>
+            </w:r>
+            <w:r>
+              <w:rPr>
+                <w:webHidden/>
+              </w:rPr>
+              <w:fldChar w:fldCharType="begin"/>
+            </w:r>
+            <w:r>
+              <w:rPr>
+                <w:webHidden/>
+              </w:rPr>
+              <w:instrText xml:space="preserve"> PAGEREF _Toc237026226 \h </w:instrText>
+            </w:r>
+            <w:r>
+              <w:rPr>
+                <w:webHidden/>
+              </w:rPr>
+            </w:r>
+            <w:r>
+              <w:rPr>
+                <w:webHidden/>
+              </w:rPr>
+              <w:fldChar w:fldCharType="separate"/>
+            </w:r>
+            <w:r>
+              <w:rPr>
+                <w:webHidden/>
+              </w:rPr>
+              <w:t>15</w:t>
+            </w:r>
+            <w:r>
+              <w:rPr>
+                <w:webHidden/>
+              </w:rPr>
+              <w:fldChar w:fldCharType="end"/>
+            </w:r>
+          </w:hyperlink>
+        </w:p>
+        <w:p>
+          <w:pPr>
+            <w:pStyle w:val="TOC2"/>
+            <w:tabs>
+              <w:tab w:val="right" w:leader="dot" w:pos="9350"/>
+            </w:tabs>
+            <w:rPr>
+              <w:rFonts w:asciiTheme="minorHAnsi" w:eastAsiaTheme="minorEastAsia" w:hAnsiTheme="minorHAnsi" w:cstheme="minorBidi"/>
+            </w:rPr>
+          </w:pPr>
+          <w:hyperlink w:anchor="_Toc237026227" w:history="1">
+            <w:r>
+              <w:rPr>
+                <w:rStyle w:val="Hyperlink"/>
+                <w:rFonts w:eastAsia="Times New Roman"/>
+              </w:rPr>
+              <w:t>OpenZeppelin ReentrancyGuard</w:t>
+            </w:r>
+            <w:r>
+              <w:rPr>
+                <w:webHidden/>
+              </w:rPr>
+              <w:tab/>
+            </w:r>
+            <w:r>
+              <w:rPr>
+                <w:webHidden/>
+              </w:rPr>
+              <w:fldChar w:fldCharType="begin"/>
+            </w:r>
+            <w:r>
+              <w:rPr>
+                <w:webHidden/>
+              </w:rPr>
+              <w:instrText xml:space="preserve"> PAGEREF _Toc237026227 \h </w:instrText>
+            </w:r>
+            <w:r>
+              <w:rPr>
+                <w:webHidden/>
+              </w:rPr>
+            </w:r>
+            <w:r>
+              <w:rPr>
+                <w:webHidden/>
+              </w:rPr>
+              <w:fldChar w:fldCharType="separate"/>
+            </w:r>
+            <w:r>
+              <w:rPr>
+                <w:webHidden/>
+              </w:rPr>
+              <w:t>16</w:t>
+            </w:r>
+            <w:r>
+              <w:rPr>
+                <w:webHidden/>
+              </w:rPr>
+              <w:fldChar w:fldCharType="end"/>
+            </w:r>
+          </w:hyperlink>
+        </w:p>
+        <w:p>
+          <w:pPr>
+            <w:pStyle w:val="TOC3"/>
+            <w:tabs>
+              <w:tab w:val="right" w:leader="dot" w:pos="9350"/>
+            </w:tabs>
+            <w:rPr>
+              <w:rFonts w:asciiTheme="minorHAnsi" w:eastAsiaTheme="minorEastAsia" w:hAnsiTheme="minorHAnsi" w:cstheme="minorBidi"/>
+            </w:rPr>
+          </w:pPr>
+          <w:hyperlink w:anchor="_Toc237026228" w:history="1">
+            <w:r>
+              <w:rPr>
+                <w:rStyle w:val="Hyperlink"/>
+                <w:rFonts w:eastAsia="Times New Roman"/>
+              </w:rPr>
+              <w:t>What does nonReentrant do?</w:t>
+            </w:r>
+            <w:r>
+              <w:rPr>
+                <w:webHidden/>
+              </w:rPr>
+              <w:tab/>
+            </w:r>
+            <w:r>
+              <w:rPr>
+                <w:webHidden/>
+              </w:rPr>
+              <w:fldChar w:fldCharType="begin"/>
+            </w:r>
+            <w:r>
+              <w:rPr>
+                <w:webHidden/>
+              </w:rPr>
+              <w:instrText xml:space="preserve"> PAGEREF _Toc237026228 \h </w:instrText>
+            </w:r>
+            <w:r>
+              <w:rPr>
+                <w:webHidden/>
+              </w:rPr>
+            </w:r>
+            <w:r>
+              <w:rPr>
+                <w:webHidden/>
+              </w:rPr>
+              <w:fldChar w:fldCharType="separate"/>
+            </w:r>
+            <w:r>
+              <w:rPr>
+                <w:webHidden/>
+              </w:rPr>
+              <w:t>16</w:t>
+            </w:r>
+            <w:r>
+              <w:rPr>
+                <w:webHidden/>
+              </w:rPr>
+              <w:fldChar w:fldCharType="end"/>
+            </w:r>
+          </w:hyperlink>
+        </w:p>
+        <w:p>
+          <w:pPr>
+            <w:pStyle w:val="TOC3"/>
+            <w:tabs>
+              <w:tab w:val="right" w:leader="dot" w:pos="9350"/>
+            </w:tabs>
+            <w:rPr>
+              <w:rFonts w:asciiTheme="minorHAnsi" w:eastAsiaTheme="minorEastAsia" w:hAnsiTheme="minorHAnsi" w:cstheme="minorBidi"/>
+            </w:rPr>
+          </w:pPr>
+          <w:hyperlink w:anchor="_Toc237026229" w:history="1">
+            <w:r>
+              <w:rPr>
+                <w:rStyle w:val="Hyperlink"/>
+              </w:rPr>
+              <w:t>What does the warning about two nonReentrant functions mean?</w:t>
+            </w:r>
+            <w:r>
+              <w:rPr>
+                <w:webHidden/>
+              </w:rPr>
+              <w:tab/>
+            </w:r>
+            <w:r>
+              <w:rPr>
+                <w:webHidden/>
+              </w:rPr>
+              <w:fldChar w:fldCharType="begin"/>
+            </w:r>
+            <w:r>
+              <w:rPr>
+                <w:webHidden/>
+              </w:rPr>
+              <w:instrText xml:space="preserve"> PAGEREF _Toc237026229 \h </w:instrText>
+            </w:r>
+            <w:r>
+              <w:rPr>
+                <w:webHidden/>
+              </w:rPr>
+            </w:r>
+            <w:r>
+              <w:rPr>
+                <w:webHidden/>
+              </w:rPr>
+              <w:fldChar w:fldCharType="separate"/>
+            </w:r>
+            <w:r>
+              <w:rPr>
+                <w:webHidden/>
+              </w:rPr>
+              <w:t>17</w:t>
+            </w:r>
+            <w:r>
+              <w:rPr>
+                <w:webHidden/>
+              </w:rPr>
+              <w:fldChar w:fldCharType="end"/>
+            </w:r>
+          </w:hyperlink>
+        </w:p>
+        <w:p>
+          <w:pPr>
+            <w:pStyle w:val="TOC3"/>
+            <w:tabs>
+              <w:tab w:val="right" w:leader="dot" w:pos="9350"/>
+            </w:tabs>
+            <w:rPr>
+              <w:rFonts w:asciiTheme="minorHAnsi" w:eastAsiaTheme="minorEastAsia" w:hAnsiTheme="minorHAnsi" w:cstheme="minorBidi"/>
+            </w:rPr>
+          </w:pPr>
+          <w:hyperlink w:anchor="_Toc237026230" w:history="1">
+            <w:r>
+              <w:rPr>
+                <w:rStyle w:val="Hyperlink"/>
+                <w:b/>
+                <w:bCs/>
+              </w:rPr>
+              <w:t>The standard solution: external wrapper + internal function</w:t>
+            </w:r>
+            <w:r>
+              <w:rPr>
+                <w:webHidden/>
+              </w:rPr>
+              <w:tab/>
+            </w:r>
+            <w:r>
+              <w:rPr>
+                <w:webHidden/>
+              </w:rPr>
+              <w:fldChar w:fldCharType="begin"/>
+            </w:r>
+            <w:r>
+              <w:rPr>
+                <w:webHidden/>
+              </w:rPr>
+              <w:instrText xml:space="preserve"> PAGEREF _Toc237026230 \h </w:instrText>
+            </w:r>
+            <w:r>
+              <w:rPr>
+                <w:webHidden/>
+              </w:rPr>
+            </w:r>
+            <w:r>
+              <w:rPr>
+                <w:webHidden/>
+              </w:rPr>
+              <w:fldChar w:fldCharType="separate"/>
+            </w:r>
+            <w:r>
+              <w:rPr>
+                <w:webHidden/>
+              </w:rPr>
+              <w:t>18</w:t>
+            </w:r>
+            <w:r>
+              <w:rPr>
+                <w:webHidden/>
+              </w:rPr>
+              <w:fldChar w:fldCharType="end"/>
+            </w:r>
+          </w:hyperlink>
+        </w:p>
+        <w:p>
+          <w:pPr>
+            <w:pStyle w:val="TOC3"/>
+            <w:tabs>
+              <w:tab w:val="right" w:leader="dot" w:pos="9350"/>
+            </w:tabs>
+            <w:rPr>
+              <w:rFonts w:asciiTheme="minorHAnsi" w:eastAsiaTheme="minorEastAsia" w:hAnsiTheme="minorHAnsi" w:cstheme="minorBidi"/>
+            </w:rPr>
+          </w:pPr>
+          <w:hyperlink w:anchor="_Toc237026231" w:history="1">
+            <w:r>
+              <w:rPr>
+                <w:rStyle w:val="Hyperlink"/>
+              </w:rPr>
+              <w:t>Does nonReentrant prevent every kind of reentrancy?</w:t>
+            </w:r>
+            <w:r>
+              <w:rPr>
+                <w:webHidden/>
+              </w:rPr>
+              <w:tab/>
+            </w:r>
+            <w:r>
+              <w:rPr>
+                <w:webHidden/>
+              </w:rPr>
+              <w:fldChar w:fldCharType="begin"/>
+            </w:r>
+            <w:r>
+              <w:rPr>
+                <w:webHidden/>
+              </w:rPr>
+              <w:instrText xml:space="preserve"> PAGEREF _Toc237026231 \h </w:instrText>
+            </w:r>
+            <w:r>
+              <w:rPr>
+                <w:webHidden/>
+              </w:rPr>
+            </w:r>
+            <w:r>
+              <w:rPr>
+                <w:webHidden/>
+              </w:rPr>
+              <w:fldChar w:fldCharType="separate"/>
+            </w:r>
+            <w:r>
+              <w:rPr>
+                <w:webHidden/>
+              </w:rPr>
+              <w:t>19</w:t>
+            </w:r>
+            <w:r>
+              <w:rPr>
+                <w:webHidden/>
+              </w:rPr>
+              <w:fldChar w:fldCharType="end"/>
+            </w:r>
+          </w:hyperlink>
+        </w:p>
+        <w:p>
+          <w:pPr>
+            <w:pStyle w:val="TOC3"/>
+            <w:tabs>
+              <w:tab w:val="right" w:leader="dot" w:pos="9350"/>
+            </w:tabs>
+            <w:rPr>
+              <w:rFonts w:asciiTheme="minorHAnsi" w:eastAsiaTheme="minorEastAsia" w:hAnsiTheme="minorHAnsi" w:cstheme="minorBidi"/>
+            </w:rPr>
+          </w:pPr>
+          <w:hyperlink w:anchor="_Toc237026232" w:history="1">
+            <w:r>
+              <w:rPr>
+                <w:rStyle w:val="Hyperlink"/>
+              </w:rPr>
+              <w:t>Summary of non-reentrancy:</w:t>
+            </w:r>
+            <w:r>
+              <w:rPr>
+                <w:webHidden/>
+              </w:rPr>
+              <w:tab/>
+            </w:r>
+            <w:r>
+              <w:rPr>
+                <w:webHidden/>
+              </w:rPr>
+              <w:fldChar w:fldCharType="begin"/>
+            </w:r>
+            <w:r>
+              <w:rPr>
+                <w:webHidden/>
+              </w:rPr>
+              <w:instrText xml:space="preserve"> PAGEREF _Toc237026232 \h </w:instrText>
+            </w:r>
+            <w:r>
+              <w:rPr>
+                <w:webHidden/>
+              </w:rPr>
+            </w:r>
+            <w:r>
+              <w:rPr>
+                <w:webHidden/>
+              </w:rPr>
+              <w:fldChar w:fldCharType="separate"/>
+            </w:r>
+            <w:r>
+              <w:rPr>
+                <w:webHidden/>
+              </w:rPr>
+              <w:t>20</w:t>
+            </w:r>
+            <w:r>
+              <w:rPr>
+                <w:webHidden/>
+              </w:rPr>
+              <w:fldChar w:fldCharType="end"/>
+            </w:r>
+          </w:hyperlink>
+        </w:p>
+        <w:p>
           <w:r>
             <w:rPr>
               <w:b/>
@@ -1224,7 +1668,7 @@
       <w:pPr>
         <w:pStyle w:val="Heading1"/>
       </w:pPr>
-      <w:bookmarkStart w:id="0" w:name="_Toc236834344"/>
+      <w:bookmarkStart w:id="0" w:name="_Toc237026209"/>
       <w:r>
         <w:lastRenderedPageBreak/>
         <w:t>ERC-20</w:t>
@@ -1235,7 +1679,7 @@
       <w:pPr>
         <w:pStyle w:val="Heading2"/>
       </w:pPr>
-      <w:bookmarkStart w:id="1" w:name="_Toc236834345"/>
+      <w:bookmarkStart w:id="1" w:name="_Toc237026210"/>
       <w:r>
         <w:t>Token</w:t>
       </w:r>
@@ -1250,7 +1694,7 @@
       <w:pPr>
         <w:pStyle w:val="Heading2"/>
       </w:pPr>
-      <w:bookmarkStart w:id="2" w:name="_Toc236834346"/>
+      <w:bookmarkStart w:id="2" w:name="_Toc237026211"/>
       <w:r>
         <w:t>Fungible token</w:t>
       </w:r>
@@ -1382,7 +1826,7 @@
       <w:pPr>
         <w:pStyle w:val="Heading2"/>
       </w:pPr>
-      <w:bookmarkStart w:id="3" w:name="_Toc236834347"/>
+      <w:bookmarkStart w:id="3" w:name="_Toc237026212"/>
       <w:r>
         <w:t>Token as an abstract concept</w:t>
       </w:r>
@@ -1514,7 +1958,7 @@
       <w:pPr>
         <w:pStyle w:val="Heading2"/>
       </w:pPr>
-      <w:bookmarkStart w:id="4" w:name="_Toc236834348"/>
+      <w:bookmarkStart w:id="4" w:name="_Toc237026213"/>
       <w:r>
         <w:lastRenderedPageBreak/>
         <w:t>ERC-20</w:t>
@@ -1534,7 +1978,7 @@
         </w:rPr>
       </w:pPr>
       <w:hyperlink r:id="rId8" w:anchor="constructing-an-erc-20-token-contract" w:history="1">
-        <w:bookmarkStart w:id="5" w:name="_Toc236834349"/>
+        <w:bookmarkStart w:id="5" w:name="_Toc237026214"/>
         <w:r>
           <w:rPr>
             <w:rFonts w:eastAsia="Times New Roman"/>
@@ -1979,7 +2423,7 @@
           <w:color w:val="EE0000"/>
         </w:rPr>
       </w:pPr>
-      <w:bookmarkStart w:id="6" w:name="_Toc236834350"/>
+      <w:bookmarkStart w:id="6" w:name="_Toc237026215"/>
       <w:r>
         <w:rPr>
           <w:b/>
@@ -3332,7 +3776,7 @@
           <w:color w:val="EE0000"/>
         </w:rPr>
       </w:pPr>
-      <w:bookmarkStart w:id="7" w:name="_Toc236834351"/>
+      <w:bookmarkStart w:id="7" w:name="_Toc237026216"/>
       <w:r>
         <w:rPr>
           <w:b/>
@@ -4315,7 +4759,7 @@
           <w:color w:val="EE0000"/>
         </w:rPr>
       </w:pPr>
-      <w:bookmarkStart w:id="8" w:name="_Toc236834352"/>
+      <w:bookmarkStart w:id="8" w:name="_Toc237026217"/>
       <w:r>
         <w:rPr>
           <w:b/>
@@ -4866,20 +5310,30 @@
     </w:p>
     <w:p>
       <w:pPr>
-        <w:pStyle w:val="Heading1"/>
-      </w:pPr>
-      <w:bookmarkStart w:id="9" w:name="_Toc236834353"/>
-      <w:r>
+        <w:pStyle w:val="Heading2"/>
+        <w:rPr>
+          <w:b/>
+          <w:bCs/>
+          <w:color w:val="EE0000"/>
+        </w:rPr>
+      </w:pPr>
+      <w:bookmarkStart w:id="9" w:name="_Toc237026218"/>
+      <w:r>
+        <w:rPr>
+          <w:b/>
+          <w:bCs/>
+          <w:color w:val="EE0000"/>
+        </w:rPr>
         <w:t>Access Control</w:t>
       </w:r>
       <w:bookmarkEnd w:id="9"/>
     </w:p>
     <w:p>
       <w:pPr>
-        <w:pStyle w:val="Heading2"/>
+        <w:pStyle w:val="Heading3"/>
       </w:pPr>
       <w:hyperlink r:id="rId15" w:anchor="ownership-and-ownable" w:history="1">
-        <w:bookmarkStart w:id="10" w:name="_Toc236834354"/>
+        <w:bookmarkStart w:id="10" w:name="_Toc237026219"/>
         <w:r>
           <w:rPr>
             <w:rStyle w:val="Hyperlink"/>
@@ -5163,10 +5617,10 @@
     </w:p>
     <w:p>
       <w:pPr>
-        <w:pStyle w:val="Heading2"/>
+        <w:pStyle w:val="Heading3"/>
       </w:pPr>
       <w:hyperlink r:id="rId22" w:anchor="role-based-access-control" w:history="1">
-        <w:bookmarkStart w:id="11" w:name="_Toc236834355"/>
+        <w:bookmarkStart w:id="11" w:name="_Toc237026220"/>
         <w:r>
           <w:rPr>
             <w:rStyle w:val="Hyperlink"/>
@@ -9016,7 +9470,7 @@
           <w:color w:val="EE0000"/>
         </w:rPr>
       </w:pPr>
-      <w:bookmarkStart w:id="12" w:name="_Toc236834356"/>
+      <w:bookmarkStart w:id="12" w:name="_Toc237026221"/>
       <w:r>
         <w:rPr>
           <w:b/>
@@ -10217,7 +10671,7 @@
       <w:pPr>
         <w:pStyle w:val="Heading1"/>
       </w:pPr>
-      <w:bookmarkStart w:id="13" w:name="_Toc236834357"/>
+      <w:bookmarkStart w:id="13" w:name="_Toc237026222"/>
       <w:r>
         <w:t>Staking Protocol</w:t>
       </w:r>
@@ -10227,7 +10681,7 @@
       <w:pPr>
         <w:pStyle w:val="Heading2"/>
       </w:pPr>
-      <w:bookmarkStart w:id="14" w:name="_Toc236834358"/>
+      <w:bookmarkStart w:id="14" w:name="_Toc237026223"/>
       <w:r>
         <w:t>safeERC20</w:t>
       </w:r>
@@ -10822,7 +11276,7 @@
           <w:color w:val="EE0000"/>
         </w:rPr>
       </w:pPr>
-      <w:bookmarkStart w:id="15" w:name="_Toc236834359"/>
+      <w:bookmarkStart w:id="15" w:name="_Toc237026224"/>
       <w:r>
         <w:rPr>
           <w:rFonts w:eastAsia="Times New Roman"/>
@@ -11087,7 +11541,7 @@
           <w:rFonts w:eastAsia="Times New Roman"/>
         </w:rPr>
       </w:pPr>
-      <w:bookmarkStart w:id="16" w:name="_Toc236834360"/>
+      <w:bookmarkStart w:id="16" w:name="_Toc237026225"/>
       <w:r>
         <w:rPr>
           <w:rFonts w:eastAsia="Times New Roman"/>
@@ -11691,12 +12145,14 @@
           <w:rFonts w:eastAsia="Times New Roman"/>
         </w:rPr>
       </w:pPr>
+      <w:bookmarkStart w:id="17" w:name="_Toc237026226"/>
       <w:r>
         <w:rPr>
           <w:rFonts w:eastAsia="Times New Roman"/>
         </w:rPr>
         <w:t>Checks–Effects–Interactions</w:t>
       </w:r>
+      <w:bookmarkEnd w:id="17"/>
     </w:p>
     <w:p>
       <w:pPr>
@@ -12172,12 +12628,14 @@
           <w:rFonts w:eastAsia="Times New Roman"/>
         </w:rPr>
       </w:pPr>
+      <w:bookmarkStart w:id="18" w:name="_Toc237026227"/>
       <w:r>
         <w:rPr>
           <w:rFonts w:eastAsia="Times New Roman"/>
         </w:rPr>
         <w:t>OpenZeppelin ReentrancyGuard</w:t>
       </w:r>
+      <w:bookmarkEnd w:id="18"/>
     </w:p>
     <w:p>
       <w:pPr>
@@ -12354,12 +12812,14 @@
           <w:rFonts w:eastAsia="Times New Roman"/>
         </w:rPr>
       </w:pPr>
+      <w:bookmarkStart w:id="19" w:name="_Toc237026228"/>
       <w:r>
         <w:rPr>
           <w:rFonts w:eastAsia="Times New Roman"/>
         </w:rPr>
         <w:t>What does nonReentrant do?</w:t>
       </w:r>
+      <w:bookmarkEnd w:id="19"/>
     </w:p>
     <w:p>
       <w:pPr>
@@ -12797,12 +13257,14 @@
           <w:color w:val="EE0000"/>
         </w:rPr>
       </w:pPr>
+      <w:bookmarkStart w:id="20" w:name="_Toc237026229"/>
       <w:r>
         <w:rPr>
           <w:color w:val="EE0000"/>
         </w:rPr>
         <w:t>What does the warning about two nonReentrant functions mean?</w:t>
       </w:r>
+      <w:bookmarkEnd w:id="20"/>
     </w:p>
     <w:p>
       <w:r>
@@ -13020,6 +13482,7 @@
           <w:color w:val="EE0000"/>
         </w:rPr>
       </w:pPr>
+      <w:bookmarkStart w:id="21" w:name="_Toc237026230"/>
       <w:r>
         <w:rPr>
           <w:b/>
@@ -13028,6 +13491,7 @@
         </w:rPr>
         <w:t>The standard solution: external wrapper + internal function</w:t>
       </w:r>
+      <w:bookmarkEnd w:id="21"/>
     </w:p>
     <w:p>
       <w:r>
@@ -13263,12 +13727,14 @@
           <w:color w:val="EE0000"/>
         </w:rPr>
       </w:pPr>
+      <w:bookmarkStart w:id="22" w:name="_Toc237026231"/>
       <w:r>
         <w:rPr>
           <w:color w:val="EE0000"/>
         </w:rPr>
         <w:t>Does nonReentrant prevent every kind of reentrancy?</w:t>
       </w:r>
+      <w:bookmarkEnd w:id="22"/>
     </w:p>
     <w:p>
       <w:r>
@@ -13517,9 +13983,11 @@
       <w:pPr>
         <w:pStyle w:val="Heading3"/>
       </w:pPr>
+      <w:bookmarkStart w:id="23" w:name="_Toc237026232"/>
       <w:r>
         <w:t>Summary of non-reentrancy:</w:t>
       </w:r>
+      <w:bookmarkEnd w:id="23"/>
     </w:p>
     <w:p>
       <w:r>
@@ -13626,7 +14094,4315 @@
         <w:t>ReentrancyGuard is an important safety tool, but it does not replace careful state design, testing, and security review.</w:t>
       </w:r>
     </w:p>
+    <w:p>
+      <w:pPr>
+        <w:pStyle w:val="Heading1"/>
+      </w:pPr>
+      <w:r>
+        <w:lastRenderedPageBreak/>
+        <w:t>UniSwap</w:t>
+      </w:r>
+    </w:p>
+    <w:p>
+      <w:pPr>
+        <w:spacing w:before="100" w:beforeAutospacing="1" w:after="100" w:afterAutospacing="1" w:line="240" w:lineRule="auto"/>
+        <w:rPr>
+          <w:rFonts w:eastAsia="Times New Roman" w:cs="Times New Roman"/>
+          <w:noProof w:val="0"/>
+          <w:kern w:val="0"/>
+          <w14:ligatures w14:val="none"/>
+        </w:rPr>
+      </w:pPr>
+      <w:r>
+        <w:rPr>
+          <w:rFonts w:eastAsia="Times New Roman" w:cs="Times New Roman"/>
+          <w:noProof w:val="0"/>
+          <w:kern w:val="0"/>
+          <w14:ligatures w14:val="none"/>
+        </w:rPr>
+        <w:t>Imagine a smart contract containing two boxes:</w:t>
+      </w:r>
+    </w:p>
+    <w:p>
+      <w:pPr>
+        <w:spacing w:before="100" w:beforeAutospacing="1" w:after="100" w:afterAutospacing="1" w:line="240" w:lineRule="auto"/>
+        <w:rPr>
+          <w:rFonts w:eastAsia="Times New Roman" w:cs="Times New Roman"/>
+          <w:noProof w:val="0"/>
+          <w:kern w:val="0"/>
+          <w14:ligatures w14:val="none"/>
+        </w:rPr>
+      </w:pPr>
+      <w:r>
+        <w:rPr>
+          <w:rFonts w:eastAsia="Times New Roman" w:cs="Times New Roman"/>
+          <w:b/>
+          <w:bCs/>
+          <w:noProof w:val="0"/>
+          <w:kern w:val="0"/>
+          <w14:ligatures w14:val="none"/>
+        </w:rPr>
+        <w:t>Token A reserve</w:t>
+      </w:r>
+      <w:r>
+        <w:rPr>
+          <w:rFonts w:eastAsia="Times New Roman" w:cs="Times New Roman"/>
+          <w:noProof w:val="0"/>
+          <w:kern w:val="0"/>
+          <w14:ligatures w14:val="none"/>
+        </w:rPr>
+        <w:t xml:space="preserve"> + </w:t>
+      </w:r>
+      <w:r>
+        <w:rPr>
+          <w:rFonts w:eastAsia="Times New Roman" w:cs="Times New Roman"/>
+          <w:b/>
+          <w:bCs/>
+          <w:noProof w:val="0"/>
+          <w:kern w:val="0"/>
+          <w14:ligatures w14:val="none"/>
+        </w:rPr>
+        <w:t>Token B reserve</w:t>
+      </w:r>
+    </w:p>
+    <w:p>
+      <w:pPr>
+        <w:spacing w:before="100" w:beforeAutospacing="1" w:after="100" w:afterAutospacing="1" w:line="240" w:lineRule="auto"/>
+        <w:rPr>
+          <w:rFonts w:eastAsia="Times New Roman" w:cs="Times New Roman"/>
+          <w:noProof w:val="0"/>
+          <w:kern w:val="0"/>
+          <w14:ligatures w14:val="none"/>
+        </w:rPr>
+      </w:pPr>
+      <w:r>
+        <w:rPr>
+          <w:rFonts w:eastAsia="Times New Roman" w:cs="Times New Roman"/>
+          <w:noProof w:val="0"/>
+          <w:kern w:val="0"/>
+          <w14:ligatures w14:val="none"/>
+        </w:rPr>
+        <w:t xml:space="preserve">People called </w:t>
+      </w:r>
+      <w:r>
+        <w:rPr>
+          <w:rFonts w:eastAsia="Times New Roman" w:cs="Times New Roman"/>
+          <w:b/>
+          <w:bCs/>
+          <w:noProof w:val="0"/>
+          <w:kern w:val="0"/>
+          <w14:ligatures w14:val="none"/>
+        </w:rPr>
+        <w:t>liquidity providers (LPs)</w:t>
+      </w:r>
+      <w:r>
+        <w:rPr>
+          <w:rFonts w:eastAsia="Times New Roman" w:cs="Times New Roman"/>
+          <w:noProof w:val="0"/>
+          <w:kern w:val="0"/>
+          <w14:ligatures w14:val="none"/>
+        </w:rPr>
+        <w:t xml:space="preserve"> put both tokens into those boxes. In exchange, they receive </w:t>
+      </w:r>
+      <w:r>
+        <w:rPr>
+          <w:rFonts w:eastAsia="Times New Roman" w:cs="Times New Roman"/>
+          <w:b/>
+          <w:bCs/>
+          <w:noProof w:val="0"/>
+          <w:kern w:val="0"/>
+          <w14:ligatures w14:val="none"/>
+        </w:rPr>
+        <w:t>LP tokens</w:t>
+      </w:r>
+      <w:r>
+        <w:rPr>
+          <w:rFonts w:eastAsia="Times New Roman" w:cs="Times New Roman"/>
+          <w:noProof w:val="0"/>
+          <w:kern w:val="0"/>
+          <w14:ligatures w14:val="none"/>
+        </w:rPr>
+        <w:t>, which are basically receipts proving what percentage of the pool they own.</w:t>
+      </w:r>
+    </w:p>
+    <w:p>
+      <w:pPr>
+        <w:spacing w:before="100" w:beforeAutospacing="1" w:after="100" w:afterAutospacing="1" w:line="240" w:lineRule="auto"/>
+        <w:rPr>
+          <w:rFonts w:eastAsia="Times New Roman" w:cs="Times New Roman"/>
+          <w:noProof w:val="0"/>
+          <w:kern w:val="0"/>
+          <w14:ligatures w14:val="none"/>
+        </w:rPr>
+      </w:pPr>
+      <w:r>
+        <w:rPr>
+          <w:rFonts w:eastAsia="Times New Roman" w:cs="Times New Roman"/>
+          <w:noProof w:val="0"/>
+          <w:kern w:val="0"/>
+          <w14:ligatures w14:val="none"/>
+        </w:rPr>
+        <w:t xml:space="preserve">Traders don't trade with another trader. Instead, they trade </w:t>
+      </w:r>
+      <w:r>
+        <w:rPr>
+          <w:rFonts w:eastAsia="Times New Roman" w:cs="Times New Roman"/>
+          <w:b/>
+          <w:bCs/>
+          <w:noProof w:val="0"/>
+          <w:kern w:val="0"/>
+          <w14:ligatures w14:val="none"/>
+        </w:rPr>
+        <w:t>against those boxes</w:t>
+      </w:r>
+      <w:r>
+        <w:rPr>
+          <w:rFonts w:eastAsia="Times New Roman" w:cs="Times New Roman"/>
+          <w:noProof w:val="0"/>
+          <w:kern w:val="0"/>
+          <w14:ligatures w14:val="none"/>
+        </w:rPr>
+        <w:t>.</w:t>
+      </w:r>
+    </w:p>
+    <w:p>
+      <w:pPr>
+        <w:spacing w:before="100" w:beforeAutospacing="1" w:after="100" w:afterAutospacing="1" w:line="240" w:lineRule="auto"/>
+        <w:rPr>
+          <w:rFonts w:eastAsia="Times New Roman" w:cs="Times New Roman"/>
+          <w:noProof w:val="0"/>
+          <w:kern w:val="0"/>
+          <w14:ligatures w14:val="none"/>
+        </w:rPr>
+      </w:pPr>
+      <w:r>
+        <w:rPr>
+          <w:rFonts w:eastAsia="Times New Roman" w:cs="Times New Roman"/>
+          <w:noProof w:val="0"/>
+          <w:kern w:val="0"/>
+          <w14:ligatures w14:val="none"/>
+        </w:rPr>
+        <w:t>If someone puts Token A into the pool and takes Token B out, the amount of A rises and the amount of B falls. A mathematical rule,</w:t>
+      </w:r>
+    </w:p>
+    <w:p>
+      <w:pPr>
+        <w:spacing w:before="100" w:beforeAutospacing="1" w:after="100" w:afterAutospacing="1" w:line="240" w:lineRule="auto"/>
+        <w:jc w:val="center"/>
+        <w:rPr>
+          <w:rFonts w:eastAsia="Times New Roman" w:cs="Times New Roman"/>
+          <w:noProof w:val="0"/>
+          <w:kern w:val="0"/>
+          <w14:ligatures w14:val="none"/>
+        </w:rPr>
+      </w:pPr>
+      <w:proofErr w:type="spellStart"/>
+      <w:r>
+        <w:rPr>
+          <w:rFonts w:eastAsia="Times New Roman" w:cs="Times New Roman"/>
+          <w:noProof w:val="0"/>
+          <w:kern w:val="0"/>
+          <w14:ligatures w14:val="none"/>
+        </w:rPr>
+        <w:t>x×y</w:t>
+      </w:r>
+      <w:proofErr w:type="spellEnd"/>
+      <w:r>
+        <w:rPr>
+          <w:rFonts w:eastAsia="Times New Roman" w:cs="Times New Roman"/>
+          <w:noProof w:val="0"/>
+          <w:kern w:val="0"/>
+          <w14:ligatures w14:val="none"/>
+        </w:rPr>
+        <w:t>=k</w:t>
+      </w:r>
+    </w:p>
+    <w:p>
+      <w:pPr>
+        <w:spacing w:before="100" w:beforeAutospacing="1" w:after="100" w:afterAutospacing="1" w:line="240" w:lineRule="auto"/>
+        <w:rPr>
+          <w:rFonts w:eastAsia="Times New Roman" w:cs="Times New Roman"/>
+          <w:noProof w:val="0"/>
+          <w:kern w:val="0"/>
+          <w14:ligatures w14:val="none"/>
+        </w:rPr>
+      </w:pPr>
+      <w:r>
+        <w:rPr>
+          <w:rFonts w:eastAsia="Times New Roman" w:cs="Times New Roman"/>
+          <w:noProof w:val="0"/>
+          <w:kern w:val="0"/>
+          <w14:ligatures w14:val="none"/>
+        </w:rPr>
+        <w:t>controls how much B they're allowed to take.</w:t>
+      </w:r>
+    </w:p>
+    <w:p>
+      <w:pPr>
+        <w:spacing w:before="100" w:beforeAutospacing="1" w:after="100" w:afterAutospacing="1" w:line="240" w:lineRule="auto"/>
+        <w:rPr>
+          <w:rFonts w:eastAsia="Times New Roman" w:cs="Times New Roman"/>
+          <w:noProof w:val="0"/>
+          <w:kern w:val="0"/>
+          <w14:ligatures w14:val="none"/>
+        </w:rPr>
+      </w:pPr>
+      <w:r>
+        <w:rPr>
+          <w:rFonts w:eastAsia="Times New Roman" w:cs="Times New Roman"/>
+          <w:noProof w:val="0"/>
+          <w:kern w:val="0"/>
+          <w14:ligatures w14:val="none"/>
+        </w:rPr>
+        <w:t xml:space="preserve">That's an </w:t>
+      </w:r>
+      <w:r>
+        <w:rPr>
+          <w:rFonts w:eastAsia="Times New Roman" w:cs="Times New Roman"/>
+          <w:b/>
+          <w:bCs/>
+          <w:noProof w:val="0"/>
+          <w:kern w:val="0"/>
+          <w14:ligatures w14:val="none"/>
+        </w:rPr>
+        <w:t>Automated Market Maker (AMM)</w:t>
+      </w:r>
+      <w:r>
+        <w:rPr>
+          <w:rFonts w:eastAsia="Times New Roman" w:cs="Times New Roman"/>
+          <w:noProof w:val="0"/>
+          <w:kern w:val="0"/>
+          <w14:ligatures w14:val="none"/>
+        </w:rPr>
+        <w:t xml:space="preserve">. There </w:t>
+      </w:r>
+      <w:proofErr w:type="gramStart"/>
+      <w:r>
+        <w:rPr>
+          <w:rFonts w:eastAsia="Times New Roman" w:cs="Times New Roman"/>
+          <w:noProof w:val="0"/>
+          <w:kern w:val="0"/>
+          <w14:ligatures w14:val="none"/>
+        </w:rPr>
+        <w:t>is</w:t>
+      </w:r>
+      <w:proofErr w:type="gramEnd"/>
+      <w:r>
+        <w:rPr>
+          <w:rFonts w:eastAsia="Times New Roman" w:cs="Times New Roman"/>
+          <w:noProof w:val="0"/>
+          <w:kern w:val="0"/>
+          <w14:ligatures w14:val="none"/>
+        </w:rPr>
+        <w:t xml:space="preserve"> no order book and no person choosing the price. The reserves plus the formula determine it. </w:t>
+      </w:r>
+    </w:p>
+    <w:p>
+      <w:pPr>
+        <w:spacing w:before="100" w:beforeAutospacing="1" w:after="100" w:afterAutospacing="1" w:line="240" w:lineRule="auto"/>
+        <w:rPr>
+          <w:rFonts w:eastAsia="Times New Roman" w:cs="Times New Roman"/>
+          <w:noProof w:val="0"/>
+          <w:kern w:val="0"/>
+          <w14:ligatures w14:val="none"/>
+        </w:rPr>
+      </w:pPr>
+      <w:r>
+        <w:rPr>
+          <w:rFonts w:eastAsia="Times New Roman" w:cs="Times New Roman"/>
+          <w:noProof w:val="0"/>
+          <w:kern w:val="0"/>
+          <w14:ligatures w14:val="none"/>
+        </w:rPr>
+        <w:t>Here are the two useful diagrams from Uniswap's own documentation:</w:t>
+      </w:r>
+    </w:p>
+    <w:p>
+      <w:pPr>
+        <w:spacing w:after="0" w:line="240" w:lineRule="auto"/>
+        <w:rPr>
+          <w:rFonts w:eastAsia="Times New Roman" w:cs="Times New Roman"/>
+          <w:noProof w:val="0"/>
+          <w:kern w:val="0"/>
+          <w14:ligatures w14:val="none"/>
+        </w:rPr>
+      </w:pPr>
+    </w:p>
+    <w:p>
+      <w:pPr>
+        <w:spacing w:after="0" w:line="240" w:lineRule="auto"/>
+        <w:rPr>
+          <w:rFonts w:eastAsia="Times New Roman" w:cs="Times New Roman"/>
+          <w:noProof w:val="0"/>
+          <w:kern w:val="0"/>
+          <w14:ligatures w14:val="none"/>
+        </w:rPr>
+      </w:pPr>
+      <w:r>
+        <w:drawing>
+          <wp:inline distT="0" distB="0" distL="0" distR="0" wp14:anchorId="53239EAC" wp14:editId="496E6480">
+            <wp:extent cx="5943600" cy="1994535"/>
+            <wp:effectExtent l="0" t="0" r="0" b="5715"/>
+            <wp:docPr id="62893319" name="Picture 5" descr="How Uniswap Works | Uniswap Developers"/>
+            <wp:cNvGraphicFramePr>
+              <a:graphicFrameLocks xmlns:a="http://schemas.openxmlformats.org/drawingml/2006/main" noChangeAspect="1"/>
+            </wp:cNvGraphicFramePr>
+            <a:graphic xmlns:a="http://schemas.openxmlformats.org/drawingml/2006/main">
+              <a:graphicData uri="http://schemas.openxmlformats.org/drawingml/2006/picture">
+                <pic:pic xmlns:pic="http://schemas.openxmlformats.org/drawingml/2006/picture">
+                  <pic:nvPicPr>
+                    <pic:cNvPr id="0" name="Picture 40" descr="How Uniswap Works | Uniswap Developers"/>
+                    <pic:cNvPicPr>
+                      <a:picLocks noChangeAspect="1" noChangeArrowheads="1"/>
+                    </pic:cNvPicPr>
+                  </pic:nvPicPr>
+                  <pic:blipFill>
+                    <a:blip r:embed="rId34" cstate="print">
+                      <a:extLst>
+                        <a:ext uri="{28A0092B-C50C-407E-A947-70E740481C1C}">
+                          <a14:useLocalDpi xmlns:a14="http://schemas.microsoft.com/office/drawing/2010/main" val="0"/>
+                        </a:ext>
+                      </a:extLst>
+                    </a:blip>
+                    <a:srcRect/>
+                    <a:stretch>
+                      <a:fillRect/>
+                    </a:stretch>
+                  </pic:blipFill>
+                  <pic:spPr bwMode="auto">
+                    <a:xfrm>
+                      <a:off x="0" y="0"/>
+                      <a:ext cx="5943600" cy="1994535"/>
+                    </a:xfrm>
+                    <a:prstGeom prst="rect">
+                      <a:avLst/>
+                    </a:prstGeom>
+                    <a:noFill/>
+                    <a:ln>
+                      <a:noFill/>
+                    </a:ln>
+                  </pic:spPr>
+                </pic:pic>
+              </a:graphicData>
+            </a:graphic>
+          </wp:inline>
+        </w:drawing>
+      </w:r>
+    </w:p>
+    <w:p>
+      <w:pPr>
+        <w:spacing w:before="100" w:beforeAutospacing="1" w:after="100" w:afterAutospacing="1" w:line="240" w:lineRule="auto"/>
+        <w:rPr>
+          <w:rFonts w:eastAsia="Times New Roman" w:cs="Times New Roman"/>
+          <w:noProof w:val="0"/>
+          <w:kern w:val="0"/>
+          <w14:ligatures w14:val="none"/>
+        </w:rPr>
+      </w:pPr>
+      <w:r>
+        <w:lastRenderedPageBreak/>
+        <w:drawing>
+          <wp:inline distT="0" distB="0" distL="0" distR="0" wp14:anchorId="30C93624" wp14:editId="6D28987A">
+            <wp:extent cx="5943600" cy="2449195"/>
+            <wp:effectExtent l="0" t="0" r="0" b="8255"/>
+            <wp:docPr id="919731201" name="Picture 6" descr="How Uniswap Works | Uniswap Developers"/>
+            <wp:cNvGraphicFramePr>
+              <a:graphicFrameLocks xmlns:a="http://schemas.openxmlformats.org/drawingml/2006/main" noChangeAspect="1"/>
+            </wp:cNvGraphicFramePr>
+            <a:graphic xmlns:a="http://schemas.openxmlformats.org/drawingml/2006/main">
+              <a:graphicData uri="http://schemas.openxmlformats.org/drawingml/2006/picture">
+                <pic:pic xmlns:pic="http://schemas.openxmlformats.org/drawingml/2006/picture">
+                  <pic:nvPicPr>
+                    <pic:cNvPr id="0" name="Picture 42" descr="How Uniswap Works | Uniswap Developers"/>
+                    <pic:cNvPicPr>
+                      <a:picLocks noChangeAspect="1" noChangeArrowheads="1"/>
+                    </pic:cNvPicPr>
+                  </pic:nvPicPr>
+                  <pic:blipFill>
+                    <a:blip r:embed="rId35" cstate="print">
+                      <a:extLst>
+                        <a:ext uri="{28A0092B-C50C-407E-A947-70E740481C1C}">
+                          <a14:useLocalDpi xmlns:a14="http://schemas.microsoft.com/office/drawing/2010/main" val="0"/>
+                        </a:ext>
+                      </a:extLst>
+                    </a:blip>
+                    <a:srcRect/>
+                    <a:stretch>
+                      <a:fillRect/>
+                    </a:stretch>
+                  </pic:blipFill>
+                  <pic:spPr bwMode="auto">
+                    <a:xfrm>
+                      <a:off x="0" y="0"/>
+                      <a:ext cx="5943600" cy="2449195"/>
+                    </a:xfrm>
+                    <a:prstGeom prst="rect">
+                      <a:avLst/>
+                    </a:prstGeom>
+                    <a:noFill/>
+                    <a:ln>
+                      <a:noFill/>
+                    </a:ln>
+                  </pic:spPr>
+                </pic:pic>
+              </a:graphicData>
+            </a:graphic>
+          </wp:inline>
+        </w:drawing>
+      </w:r>
+    </w:p>
+    <w:p>
+      <w:pPr>
+        <w:spacing w:after="0" w:line="240" w:lineRule="auto"/>
+        <w:rPr>
+          <w:rFonts w:eastAsia="Times New Roman" w:cs="Times New Roman"/>
+          <w:noProof w:val="0"/>
+          <w:kern w:val="0"/>
+          <w14:ligatures w14:val="none"/>
+        </w:rPr>
+      </w:pPr>
+    </w:p>
+    <w:p>
+      <w:pPr>
+        <w:pStyle w:val="Heading2"/>
+        <w:rPr>
+          <w:rFonts w:eastAsia="Times New Roman"/>
+        </w:rPr>
+      </w:pPr>
+      <w:r>
+        <w:rPr>
+          <w:rFonts w:eastAsia="Times New Roman"/>
+        </w:rPr>
+        <w:t>How Uniswap works</w:t>
+      </w:r>
+    </w:p>
+    <w:p>
+      <w:pPr>
+        <w:pStyle w:val="Heading3"/>
+        <w:rPr>
+          <w:rFonts w:eastAsia="Times New Roman"/>
+        </w:rPr>
+      </w:pPr>
+      <w:r>
+        <w:rPr>
+          <w:rFonts w:eastAsia="Times New Roman"/>
+        </w:rPr>
+        <w:t>What is an AMM?</w:t>
+      </w:r>
+    </w:p>
+    <w:p>
+      <w:pPr>
+        <w:spacing w:before="100" w:beforeAutospacing="1" w:after="100" w:afterAutospacing="1" w:line="240" w:lineRule="auto"/>
+        <w:rPr>
+          <w:rFonts w:eastAsia="Times New Roman" w:cs="Times New Roman"/>
+          <w:noProof w:val="0"/>
+          <w:kern w:val="0"/>
+          <w14:ligatures w14:val="none"/>
+        </w:rPr>
+      </w:pPr>
+      <w:r>
+        <w:rPr>
+          <w:rFonts w:eastAsia="Times New Roman" w:cs="Times New Roman"/>
+          <w:noProof w:val="0"/>
+          <w:kern w:val="0"/>
+          <w14:ligatures w14:val="none"/>
+        </w:rPr>
+        <w:t xml:space="preserve">A normal exchange has an </w:t>
+      </w:r>
+      <w:r>
+        <w:rPr>
+          <w:rFonts w:eastAsia="Times New Roman" w:cs="Times New Roman"/>
+          <w:b/>
+          <w:bCs/>
+          <w:noProof w:val="0"/>
+          <w:kern w:val="0"/>
+          <w14:ligatures w14:val="none"/>
+        </w:rPr>
+        <w:t>order book</w:t>
+      </w:r>
+      <w:r>
+        <w:rPr>
+          <w:rFonts w:eastAsia="Times New Roman" w:cs="Times New Roman"/>
+          <w:noProof w:val="0"/>
+          <w:kern w:val="0"/>
+          <w14:ligatures w14:val="none"/>
+        </w:rPr>
+        <w:t>.</w:t>
+      </w:r>
+    </w:p>
+    <w:p>
+      <w:pPr>
+        <w:spacing w:before="100" w:beforeAutospacing="1" w:after="100" w:afterAutospacing="1" w:line="240" w:lineRule="auto"/>
+        <w:rPr>
+          <w:rFonts w:eastAsia="Times New Roman" w:cs="Times New Roman"/>
+          <w:noProof w:val="0"/>
+          <w:kern w:val="0"/>
+          <w14:ligatures w14:val="none"/>
+        </w:rPr>
+      </w:pPr>
+      <w:r>
+        <w:rPr>
+          <w:rFonts w:eastAsia="Times New Roman" w:cs="Times New Roman"/>
+          <w:noProof w:val="0"/>
+          <w:kern w:val="0"/>
+          <w14:ligatures w14:val="none"/>
+        </w:rPr>
+        <w:t>For example:</w:t>
+      </w:r>
+    </w:p>
+    <w:tbl>
+      <w:tblPr>
+        <w:tblStyle w:val="TableGrid"/>
+        <w:tblW w:w="0" w:type="auto"/>
+        <w:tblLook w:val="04A0" w:firstRow="1" w:lastRow="0" w:firstColumn="1" w:lastColumn="0" w:noHBand="0" w:noVBand="1"/>
+      </w:tblPr>
+      <w:tblGrid>
+        <w:gridCol w:w="803"/>
+        <w:gridCol w:w="2070"/>
+      </w:tblGrid>
+      <w:tr>
+        <w:tc>
+          <w:tcPr>
+            <w:tcW w:w="0" w:type="auto"/>
+            <w:hideMark/>
+          </w:tcPr>
+          <w:p>
+            <w:pPr>
+              <w:jc w:val="center"/>
+              <w:rPr>
+                <w:rFonts w:eastAsia="Times New Roman" w:cs="Times New Roman"/>
+                <w:b/>
+                <w:bCs/>
+                <w:noProof w:val="0"/>
+                <w:kern w:val="0"/>
+                <w14:ligatures w14:val="none"/>
+              </w:rPr>
+            </w:pPr>
+            <w:r>
+              <w:rPr>
+                <w:rFonts w:eastAsia="Times New Roman" w:cs="Times New Roman"/>
+                <w:b/>
+                <w:bCs/>
+                <w:noProof w:val="0"/>
+                <w:kern w:val="0"/>
+                <w14:ligatures w14:val="none"/>
+              </w:rPr>
+              <w:t>Seller</w:t>
+            </w:r>
+          </w:p>
+        </w:tc>
+        <w:tc>
+          <w:tcPr>
+            <w:tcW w:w="0" w:type="auto"/>
+            <w:hideMark/>
+          </w:tcPr>
+          <w:p>
+            <w:pPr>
+              <w:jc w:val="center"/>
+              <w:rPr>
+                <w:rFonts w:eastAsia="Times New Roman" w:cs="Times New Roman"/>
+                <w:b/>
+                <w:bCs/>
+                <w:noProof w:val="0"/>
+                <w:kern w:val="0"/>
+                <w14:ligatures w14:val="none"/>
+              </w:rPr>
+            </w:pPr>
+            <w:r>
+              <w:rPr>
+                <w:rFonts w:eastAsia="Times New Roman" w:cs="Times New Roman"/>
+                <w:b/>
+                <w:bCs/>
+                <w:noProof w:val="0"/>
+                <w:kern w:val="0"/>
+                <w14:ligatures w14:val="none"/>
+              </w:rPr>
+              <w:t>Wants</w:t>
+            </w:r>
+          </w:p>
+        </w:tc>
+      </w:tr>
+      <w:tr>
+        <w:tc>
+          <w:tcPr>
+            <w:tcW w:w="0" w:type="auto"/>
+            <w:hideMark/>
+          </w:tcPr>
+          <w:p>
+            <w:pPr>
+              <w:rPr>
+                <w:rFonts w:eastAsia="Times New Roman" w:cs="Times New Roman"/>
+                <w:noProof w:val="0"/>
+                <w:kern w:val="0"/>
+                <w14:ligatures w14:val="none"/>
+              </w:rPr>
+            </w:pPr>
+            <w:r>
+              <w:rPr>
+                <w:rFonts w:eastAsia="Times New Roman" w:cs="Times New Roman"/>
+                <w:noProof w:val="0"/>
+                <w:kern w:val="0"/>
+                <w14:ligatures w14:val="none"/>
+              </w:rPr>
+              <w:t>Alice</w:t>
+            </w:r>
+          </w:p>
+        </w:tc>
+        <w:tc>
+          <w:tcPr>
+            <w:tcW w:w="0" w:type="auto"/>
+            <w:hideMark/>
+          </w:tcPr>
+          <w:p>
+            <w:pPr>
+              <w:rPr>
+                <w:rFonts w:eastAsia="Times New Roman" w:cs="Times New Roman"/>
+                <w:noProof w:val="0"/>
+                <w:kern w:val="0"/>
+                <w14:ligatures w14:val="none"/>
+              </w:rPr>
+            </w:pPr>
+            <w:r>
+              <w:rPr>
+                <w:rFonts w:eastAsia="Times New Roman" w:cs="Times New Roman"/>
+                <w:noProof w:val="0"/>
+                <w:kern w:val="0"/>
+                <w14:ligatures w14:val="none"/>
+              </w:rPr>
+              <w:t>Sell ETH at $3,000</w:t>
+            </w:r>
+          </w:p>
+        </w:tc>
+      </w:tr>
+      <w:tr>
+        <w:tc>
+          <w:tcPr>
+            <w:tcW w:w="0" w:type="auto"/>
+            <w:hideMark/>
+          </w:tcPr>
+          <w:p>
+            <w:pPr>
+              <w:rPr>
+                <w:rFonts w:eastAsia="Times New Roman" w:cs="Times New Roman"/>
+                <w:noProof w:val="0"/>
+                <w:kern w:val="0"/>
+                <w14:ligatures w14:val="none"/>
+              </w:rPr>
+            </w:pPr>
+            <w:r>
+              <w:rPr>
+                <w:rFonts w:eastAsia="Times New Roman" w:cs="Times New Roman"/>
+                <w:noProof w:val="0"/>
+                <w:kern w:val="0"/>
+                <w14:ligatures w14:val="none"/>
+              </w:rPr>
+              <w:t>Bob</w:t>
+            </w:r>
+          </w:p>
+        </w:tc>
+        <w:tc>
+          <w:tcPr>
+            <w:tcW w:w="0" w:type="auto"/>
+            <w:hideMark/>
+          </w:tcPr>
+          <w:p>
+            <w:pPr>
+              <w:rPr>
+                <w:rFonts w:eastAsia="Times New Roman" w:cs="Times New Roman"/>
+                <w:noProof w:val="0"/>
+                <w:kern w:val="0"/>
+                <w14:ligatures w14:val="none"/>
+              </w:rPr>
+            </w:pPr>
+            <w:r>
+              <w:rPr>
+                <w:rFonts w:eastAsia="Times New Roman" w:cs="Times New Roman"/>
+                <w:noProof w:val="0"/>
+                <w:kern w:val="0"/>
+                <w14:ligatures w14:val="none"/>
+              </w:rPr>
+              <w:t>Sell ETH at $3,010</w:t>
+            </w:r>
+          </w:p>
+        </w:tc>
+      </w:tr>
+      <w:tr>
+        <w:tc>
+          <w:tcPr>
+            <w:tcW w:w="0" w:type="auto"/>
+            <w:hideMark/>
+          </w:tcPr>
+          <w:p>
+            <w:pPr>
+              <w:rPr>
+                <w:rFonts w:eastAsia="Times New Roman" w:cs="Times New Roman"/>
+                <w:noProof w:val="0"/>
+                <w:kern w:val="0"/>
+                <w14:ligatures w14:val="none"/>
+              </w:rPr>
+            </w:pPr>
+            <w:r>
+              <w:rPr>
+                <w:rFonts w:eastAsia="Times New Roman" w:cs="Times New Roman"/>
+                <w:noProof w:val="0"/>
+                <w:kern w:val="0"/>
+                <w14:ligatures w14:val="none"/>
+              </w:rPr>
+              <w:t>Carol</w:t>
+            </w:r>
+          </w:p>
+        </w:tc>
+        <w:tc>
+          <w:tcPr>
+            <w:tcW w:w="0" w:type="auto"/>
+            <w:hideMark/>
+          </w:tcPr>
+          <w:p>
+            <w:pPr>
+              <w:rPr>
+                <w:rFonts w:eastAsia="Times New Roman" w:cs="Times New Roman"/>
+                <w:noProof w:val="0"/>
+                <w:kern w:val="0"/>
+                <w14:ligatures w14:val="none"/>
+              </w:rPr>
+            </w:pPr>
+            <w:r>
+              <w:rPr>
+                <w:rFonts w:eastAsia="Times New Roman" w:cs="Times New Roman"/>
+                <w:noProof w:val="0"/>
+                <w:kern w:val="0"/>
+                <w14:ligatures w14:val="none"/>
+              </w:rPr>
+              <w:t>Sell ETH at $3,020</w:t>
+            </w:r>
+          </w:p>
+        </w:tc>
+      </w:tr>
+    </w:tbl>
+    <w:p>
+      <w:pPr>
+        <w:spacing w:before="100" w:beforeAutospacing="1" w:after="100" w:afterAutospacing="1" w:line="240" w:lineRule="auto"/>
+        <w:rPr>
+          <w:rFonts w:eastAsia="Times New Roman" w:cs="Times New Roman"/>
+          <w:noProof w:val="0"/>
+          <w:kern w:val="0"/>
+          <w14:ligatures w14:val="none"/>
+        </w:rPr>
+      </w:pPr>
+      <w:r>
+        <w:rPr>
+          <w:rFonts w:eastAsia="Times New Roman" w:cs="Times New Roman"/>
+          <w:noProof w:val="0"/>
+          <w:kern w:val="0"/>
+          <w14:ligatures w14:val="none"/>
+        </w:rPr>
+        <w:t>A buyer gets matched with those sellers.</w:t>
+      </w:r>
+    </w:p>
+    <w:p>
+      <w:pPr>
+        <w:spacing w:before="100" w:beforeAutospacing="1" w:after="100" w:afterAutospacing="1" w:line="240" w:lineRule="auto"/>
+        <w:rPr>
+          <w:rFonts w:eastAsia="Times New Roman" w:cs="Times New Roman"/>
+          <w:noProof w:val="0"/>
+          <w:kern w:val="0"/>
+          <w14:ligatures w14:val="none"/>
+        </w:rPr>
+      </w:pPr>
+      <w:r>
+        <w:rPr>
+          <w:rFonts w:eastAsia="Times New Roman" w:cs="Times New Roman"/>
+          <w:noProof w:val="0"/>
+          <w:kern w:val="0"/>
+          <w14:ligatures w14:val="none"/>
+        </w:rPr>
+        <w:t>Uniswap doesn't need that.</w:t>
+      </w:r>
+      <w:r>
+        <w:rPr>
+          <w:rFonts w:eastAsia="Times New Roman" w:cs="Times New Roman"/>
+          <w:noProof w:val="0"/>
+          <w:kern w:val="0"/>
+          <w14:ligatures w14:val="none"/>
+        </w:rPr>
+        <w:t xml:space="preserve"> </w:t>
+      </w:r>
+      <w:r>
+        <w:rPr>
+          <w:rFonts w:eastAsia="Times New Roman" w:cs="Times New Roman"/>
+          <w:noProof w:val="0"/>
+          <w:kern w:val="0"/>
+          <w14:ligatures w14:val="none"/>
+        </w:rPr>
+        <w:t>Instead, there might be a smart contract containing:</w:t>
+      </w:r>
+    </w:p>
+    <w:p>
+      <w:pPr>
+        <w:pStyle w:val="codesnippet3"/>
+      </w:pPr>
+      <w:r>
+        <w:t>100 ETH</w:t>
+      </w:r>
+    </w:p>
+    <w:p>
+      <w:pPr>
+        <w:pStyle w:val="codesnippet3"/>
+      </w:pPr>
+      <w:r>
+        <w:t>300,000 USDC</w:t>
+      </w:r>
+    </w:p>
+    <w:p>
+      <w:pPr>
+        <w:spacing w:before="100" w:beforeAutospacing="1" w:after="100" w:afterAutospacing="1" w:line="240" w:lineRule="auto"/>
+        <w:rPr>
+          <w:rFonts w:eastAsia="Times New Roman" w:cs="Times New Roman"/>
+          <w:noProof w:val="0"/>
+          <w:kern w:val="0"/>
+          <w14:ligatures w14:val="none"/>
+        </w:rPr>
+      </w:pPr>
+      <w:r>
+        <w:rPr>
+          <w:rFonts w:eastAsia="Times New Roman" w:cs="Times New Roman"/>
+          <w:noProof w:val="0"/>
+          <w:kern w:val="0"/>
+          <w14:ligatures w14:val="none"/>
+        </w:rPr>
+        <w:t>If you want ETH, you give the contract USDC and the contract gives you ETH.</w:t>
+      </w:r>
+    </w:p>
+    <w:p>
+      <w:pPr>
+        <w:spacing w:before="100" w:beforeAutospacing="1" w:after="100" w:afterAutospacing="1" w:line="240" w:lineRule="auto"/>
+        <w:rPr>
+          <w:rFonts w:eastAsia="Times New Roman" w:cs="Times New Roman"/>
+          <w:noProof w:val="0"/>
+          <w:kern w:val="0"/>
+          <w14:ligatures w14:val="none"/>
+        </w:rPr>
+      </w:pPr>
+      <w:r>
+        <w:rPr>
+          <w:rFonts w:eastAsia="Times New Roman" w:cs="Times New Roman"/>
+          <w:noProof w:val="0"/>
+          <w:kern w:val="0"/>
+          <w14:ligatures w14:val="none"/>
+        </w:rPr>
+        <w:t>The contract itself is the market maker.</w:t>
+      </w:r>
+      <w:r>
+        <w:rPr>
+          <w:rFonts w:eastAsia="Times New Roman" w:cs="Times New Roman"/>
+          <w:noProof w:val="0"/>
+          <w:kern w:val="0"/>
+          <w14:ligatures w14:val="none"/>
+        </w:rPr>
+        <w:t xml:space="preserve"> </w:t>
+      </w:r>
+      <w:r>
+        <w:rPr>
+          <w:rFonts w:eastAsia="Times New Roman" w:cs="Times New Roman"/>
+          <w:noProof w:val="0"/>
+          <w:kern w:val="0"/>
+          <w14:ligatures w14:val="none"/>
+        </w:rPr>
+        <w:t>That's why it's called an:</w:t>
+      </w:r>
+    </w:p>
+    <w:p>
+      <w:pPr>
+        <w:spacing w:before="100" w:beforeAutospacing="1" w:after="100" w:afterAutospacing="1" w:line="240" w:lineRule="auto"/>
+        <w:rPr>
+          <w:rFonts w:eastAsia="Times New Roman" w:cs="Times New Roman"/>
+          <w:noProof w:val="0"/>
+          <w:kern w:val="0"/>
+          <w14:ligatures w14:val="none"/>
+        </w:rPr>
+      </w:pPr>
+      <w:r>
+        <w:rPr>
+          <w:rFonts w:eastAsia="Times New Roman" w:cs="Times New Roman"/>
+          <w:b/>
+          <w:bCs/>
+          <w:noProof w:val="0"/>
+          <w:kern w:val="0"/>
+          <w14:ligatures w14:val="none"/>
+        </w:rPr>
+        <w:t>Automated Market Maker → AMM</w:t>
+      </w:r>
+    </w:p>
+    <w:p>
+      <w:pPr>
+        <w:spacing w:before="100" w:beforeAutospacing="1" w:after="100" w:afterAutospacing="1" w:line="240" w:lineRule="auto"/>
+        <w:rPr>
+          <w:rFonts w:eastAsia="Times New Roman" w:cs="Times New Roman"/>
+          <w:noProof w:val="0"/>
+          <w:kern w:val="0"/>
+          <w14:ligatures w14:val="none"/>
+        </w:rPr>
+      </w:pPr>
+      <w:r>
+        <w:rPr>
+          <w:rFonts w:eastAsia="Times New Roman" w:cs="Times New Roman"/>
+          <w:noProof w:val="0"/>
+          <w:kern w:val="0"/>
+          <w14:ligatures w14:val="none"/>
+        </w:rPr>
+        <w:t xml:space="preserve">The pool automatically supplies assets to traders according to predefined mathematical rules. </w:t>
+      </w:r>
+    </w:p>
+    <w:p>
+      <w:pPr>
+        <w:spacing w:before="100" w:beforeAutospacing="1" w:after="100" w:afterAutospacing="1" w:line="240" w:lineRule="auto"/>
+        <w:rPr>
+          <w:rFonts w:eastAsia="Times New Roman" w:cs="Times New Roman"/>
+          <w:noProof w:val="0"/>
+          <w:kern w:val="0"/>
+          <w14:ligatures w14:val="none"/>
+        </w:rPr>
+      </w:pPr>
+      <w:r>
+        <w:rPr>
+          <w:rFonts w:eastAsia="Times New Roman" w:cs="Times New Roman"/>
+          <w:noProof w:val="0"/>
+          <w:kern w:val="0"/>
+          <w14:ligatures w14:val="none"/>
+        </w:rPr>
+        <w:t>A useful mental picture is:</w:t>
+      </w:r>
+    </w:p>
+    <w:p>
+      <w:pPr>
+        <w:pStyle w:val="codesnippet3"/>
+      </w:pPr>
+      <w:r>
+        <w:lastRenderedPageBreak/>
+        <w:t xml:space="preserve">                 UNISWAP POOL</w:t>
+      </w:r>
+    </w:p>
+    <w:p>
+      <w:pPr>
+        <w:pStyle w:val="codesnippet3"/>
+      </w:pPr>
+      <w:r>
+        <w:t xml:space="preserve">          ┌─────────────────────┐</w:t>
+      </w:r>
+    </w:p>
+    <w:p>
+      <w:pPr>
+        <w:pStyle w:val="codesnippet3"/>
+      </w:pPr>
+      <w:r>
+        <w:t xml:space="preserve">          │                     │</w:t>
+      </w:r>
+    </w:p>
+    <w:p>
+      <w:pPr>
+        <w:pStyle w:val="codesnippet3"/>
+      </w:pPr>
+      <w:r>
+        <w:t>Trader ──</w:t>
+      </w:r>
+      <w:r>
+        <w:rPr>
+          <w:rFonts w:ascii="Cambria Math" w:hAnsi="Cambria Math" w:cs="Cambria Math"/>
+        </w:rPr>
+        <w:t>▶</w:t>
+      </w:r>
+      <w:r>
+        <w:t>│   Token A | Token B │──</w:t>
+      </w:r>
+      <w:r>
+        <w:rPr>
+          <w:rFonts w:ascii="Cambria Math" w:hAnsi="Cambria Math" w:cs="Cambria Math"/>
+        </w:rPr>
+        <w:t>▶</w:t>
+      </w:r>
+      <w:r>
+        <w:t xml:space="preserve"> Trader</w:t>
+      </w:r>
+    </w:p>
+    <w:p>
+      <w:pPr>
+        <w:pStyle w:val="codesnippet3"/>
+      </w:pPr>
+      <w:r>
+        <w:t xml:space="preserve">          │   reserve | reserve │</w:t>
+      </w:r>
+    </w:p>
+    <w:p>
+      <w:pPr>
+        <w:pStyle w:val="codesnippet3"/>
+      </w:pPr>
+      <w:r>
+        <w:t xml:space="preserve">          │                     │</w:t>
+      </w:r>
+    </w:p>
+    <w:p>
+      <w:pPr>
+        <w:pStyle w:val="codesnippet3"/>
+      </w:pPr>
+      <w:r>
+        <w:t xml:space="preserve">          └─────────────────────┘</w:t>
+      </w:r>
+    </w:p>
+    <w:p>
+      <w:pPr>
+        <w:pStyle w:val="codesnippet3"/>
+      </w:pPr>
+      <w:r>
+        <w:t xml:space="preserve">                    ▲</w:t>
+      </w:r>
+    </w:p>
+    <w:p>
+      <w:pPr>
+        <w:pStyle w:val="codesnippet3"/>
+      </w:pPr>
+      <w:r>
+        <w:t xml:space="preserve">                    │</w:t>
+      </w:r>
+    </w:p>
+    <w:p>
+      <w:pPr>
+        <w:pStyle w:val="codesnippet3"/>
+      </w:pPr>
+      <w:r>
+        <w:t xml:space="preserve">             Liquidity Provider</w:t>
+      </w:r>
+    </w:p>
+    <w:p>
+      <w:pPr>
+        <w:spacing w:before="100" w:beforeAutospacing="1" w:after="100" w:afterAutospacing="1" w:line="240" w:lineRule="auto"/>
+        <w:rPr>
+          <w:rFonts w:eastAsia="Times New Roman" w:cs="Times New Roman"/>
+          <w:noProof w:val="0"/>
+          <w:kern w:val="0"/>
+          <w14:ligatures w14:val="none"/>
+        </w:rPr>
+      </w:pPr>
+      <w:r>
+        <w:rPr>
+          <w:rFonts w:eastAsia="Times New Roman" w:cs="Times New Roman"/>
+          <w:noProof w:val="0"/>
+          <w:kern w:val="0"/>
+          <w14:ligatures w14:val="none"/>
+        </w:rPr>
+        <w:t>The trader interacts with the pool, not with another trader.</w:t>
+      </w:r>
+    </w:p>
+    <w:p>
+      <w:pPr>
+        <w:pStyle w:val="Heading2"/>
+      </w:pPr>
+      <w:r>
+        <w:t>Liquidity pools</w:t>
+      </w:r>
+    </w:p>
+    <w:p>
+      <w:r>
+        <w:t xml:space="preserve">A </w:t>
+      </w:r>
+      <w:r>
+        <w:rPr>
+          <w:b/>
+          <w:bCs/>
+        </w:rPr>
+        <w:t>liquidity pool</w:t>
+      </w:r>
+      <w:r>
+        <w:t xml:space="preserve"> is simply a smart contract holding two ERC-20 tokens.</w:t>
+      </w:r>
+    </w:p>
+    <w:p>
+      <w:r>
+        <w:t>For example:</w:t>
+      </w:r>
+    </w:p>
+    <w:p>
+      <w:pPr>
+        <w:pStyle w:val="codesnippet3"/>
+      </w:pPr>
+      <w:r>
+        <w:t>ETH / USDC pool</w:t>
+      </w:r>
+    </w:p>
+    <w:p>
+      <w:pPr>
+        <w:pStyle w:val="codesnippet3"/>
+      </w:pPr>
+    </w:p>
+    <w:p>
+      <w:pPr>
+        <w:pStyle w:val="codesnippet3"/>
+      </w:pPr>
+      <w:r>
+        <w:t>Reserve A: 100 ETH</w:t>
+      </w:r>
+    </w:p>
+    <w:p>
+      <w:pPr>
+        <w:pStyle w:val="codesnippet3"/>
+      </w:pPr>
+      <w:r>
+        <w:t>Reserve B: 300,000 USDC</w:t>
+      </w:r>
+    </w:p>
+    <w:p>
+      <w:r>
+        <w:t>Or:</w:t>
+      </w:r>
+    </w:p>
+    <w:p>
+      <w:pPr>
+        <w:pStyle w:val="codesnippet3"/>
+      </w:pPr>
+      <w:r>
+        <w:t>DAI / USDC pool</w:t>
+      </w:r>
+    </w:p>
+    <w:p>
+      <w:pPr>
+        <w:pStyle w:val="codesnippet3"/>
+      </w:pPr>
+    </w:p>
+    <w:p>
+      <w:pPr>
+        <w:pStyle w:val="codesnippet3"/>
+      </w:pPr>
+      <w:r>
+        <w:t>Reserve A: 1,000,000 DAI</w:t>
+      </w:r>
+    </w:p>
+    <w:p>
+      <w:pPr>
+        <w:pStyle w:val="codesnippet3"/>
+      </w:pPr>
+      <w:r>
+        <w:t>Reserve B: 1,000,000 USDC</w:t>
+      </w:r>
+    </w:p>
+    <w:p>
+      <w:r>
+        <w:t xml:space="preserve">In Uniswap v2, each pair has its own pool/pair contract. </w:t>
+      </w:r>
+    </w:p>
+    <w:p>
+      <w:pPr>
+        <w:rPr>
+          <w:color w:val="EE0000"/>
+        </w:rPr>
+      </w:pPr>
+      <w:r>
+        <w:rPr>
+          <w:color w:val="EE0000"/>
+        </w:rPr>
+        <w:t>The pool isn't merely a wallet holding tokens. It also maintains the accounting rules that determine:</w:t>
+      </w:r>
+    </w:p>
+    <w:p>
+      <w:pPr>
+        <w:numPr>
+          <w:ilvl w:val="0"/>
+          <w:numId w:val="19"/>
+        </w:numPr>
+      </w:pPr>
+      <w:r>
+        <w:t xml:space="preserve">how liquidity is added, </w:t>
+      </w:r>
+    </w:p>
+    <w:p>
+      <w:pPr>
+        <w:numPr>
+          <w:ilvl w:val="0"/>
+          <w:numId w:val="19"/>
+        </w:numPr>
+      </w:pPr>
+      <w:r>
+        <w:t xml:space="preserve">how liquidity is removed, </w:t>
+      </w:r>
+    </w:p>
+    <w:p>
+      <w:pPr>
+        <w:numPr>
+          <w:ilvl w:val="0"/>
+          <w:numId w:val="19"/>
+        </w:numPr>
+      </w:pPr>
+      <w:r>
+        <w:t xml:space="preserve">how much of each token LPs own, </w:t>
+      </w:r>
+    </w:p>
+    <w:p>
+      <w:pPr>
+        <w:numPr>
+          <w:ilvl w:val="0"/>
+          <w:numId w:val="19"/>
+        </w:numPr>
+      </w:pPr>
+      <w:r>
+        <w:t xml:space="preserve">and whether swaps obey x * y = k. </w:t>
+      </w:r>
+    </w:p>
+    <w:p>
+      <w:pPr>
+        <w:rPr>
+          <w:b/>
+          <w:bCs/>
+          <w:color w:val="EE0000"/>
+        </w:rPr>
+      </w:pPr>
+      <w:r>
+        <w:rPr>
+          <w:b/>
+          <w:bCs/>
+          <w:color w:val="EE0000"/>
+        </w:rPr>
+        <w:t>The first liquidity provider is particularly important because their initial ratio sets the initial pool price. If they create a pool with 100 A and 1,000 B, they're effectively starting the pool around:</w:t>
+      </w:r>
+    </w:p>
+    <w:p>
+      <w:pPr>
+        <w:rPr>
+          <w:color w:val="EE0000"/>
+        </w:rPr>
+      </w:pPr>
+      <w:r>
+        <w:rPr>
+          <w:color w:val="EE0000"/>
+        </w:rPr>
+        <w:lastRenderedPageBreak/>
+        <w:t xml:space="preserve">Later LPs normally add liquidity at the same proportion as the existing reserves. If liquidity is added at an obviously wrong ratio compared with the market, arbitrage traders have an incentive to trade against the pool until its ratio moves toward the outside market price. </w:t>
+      </w:r>
+    </w:p>
+    <w:p>
+      <w:pPr>
+        <w:pStyle w:val="Heading2"/>
+        <w:rPr>
+          <w:rFonts w:eastAsia="Times New Roman"/>
+        </w:rPr>
+      </w:pPr>
+      <w:r>
+        <w:rPr>
+          <w:rFonts w:eastAsia="Times New Roman"/>
+        </w:rPr>
+        <w:t>Liquidity providers and LP shares</w:t>
+      </w:r>
+    </w:p>
+    <w:p>
+      <w:pPr>
+        <w:spacing w:before="100" w:beforeAutospacing="1" w:after="100" w:afterAutospacing="1" w:line="240" w:lineRule="auto"/>
+        <w:rPr>
+          <w:rFonts w:eastAsia="Times New Roman" w:cs="Times New Roman"/>
+          <w:noProof w:val="0"/>
+          <w:kern w:val="0"/>
+          <w14:ligatures w14:val="none"/>
+        </w:rPr>
+      </w:pPr>
+      <w:r>
+        <w:rPr>
+          <w:rFonts w:eastAsia="Times New Roman" w:cs="Times New Roman"/>
+          <w:noProof w:val="0"/>
+          <w:kern w:val="0"/>
+          <w14:ligatures w14:val="none"/>
+        </w:rPr>
+        <w:t>Suppose a pool contains:</w:t>
+      </w:r>
+    </w:p>
+    <w:p>
+      <w:pPr>
+        <w:pStyle w:val="codesnippet3"/>
+      </w:pPr>
+      <w:r>
+        <w:t>100 ETH</w:t>
+      </w:r>
+    </w:p>
+    <w:p>
+      <w:pPr>
+        <w:pStyle w:val="codesnippet3"/>
+      </w:pPr>
+      <w:r>
+        <w:t>300,000 USDC</w:t>
+      </w:r>
+    </w:p>
+    <w:p>
+      <w:pPr>
+        <w:spacing w:before="100" w:beforeAutospacing="1" w:after="100" w:afterAutospacing="1" w:line="240" w:lineRule="auto"/>
+        <w:rPr>
+          <w:rFonts w:eastAsia="Times New Roman" w:cs="Times New Roman"/>
+          <w:noProof w:val="0"/>
+          <w:kern w:val="0"/>
+          <w14:ligatures w14:val="none"/>
+        </w:rPr>
+      </w:pPr>
+      <w:r>
+        <w:rPr>
+          <w:rFonts w:eastAsia="Times New Roman" w:cs="Times New Roman"/>
+          <w:noProof w:val="0"/>
+          <w:kern w:val="0"/>
+          <w14:ligatures w14:val="none"/>
+        </w:rPr>
+        <w:t>Different people may have supplied that liquidity.</w:t>
+      </w:r>
+    </w:p>
+    <w:p>
+      <w:pPr>
+        <w:spacing w:before="100" w:beforeAutospacing="1" w:after="100" w:afterAutospacing="1" w:line="240" w:lineRule="auto"/>
+        <w:rPr>
+          <w:rFonts w:eastAsia="Times New Roman" w:cs="Times New Roman"/>
+          <w:noProof w:val="0"/>
+          <w:kern w:val="0"/>
+          <w14:ligatures w14:val="none"/>
+        </w:rPr>
+      </w:pPr>
+      <w:r>
+        <w:rPr>
+          <w:rFonts w:eastAsia="Times New Roman" w:cs="Times New Roman"/>
+          <w:noProof w:val="0"/>
+          <w:kern w:val="0"/>
+          <w14:ligatures w14:val="none"/>
+        </w:rPr>
+        <w:t>Imagine the ownership is:</w:t>
+      </w:r>
+    </w:p>
+    <w:p>
+      <w:pPr>
+        <w:pStyle w:val="codesnippet3"/>
+      </w:pPr>
+      <w:r>
+        <w:t>Alice:  50%</w:t>
+      </w:r>
+    </w:p>
+    <w:p>
+      <w:pPr>
+        <w:pStyle w:val="codesnippet3"/>
+      </w:pPr>
+      <w:r>
+        <w:t>Bob:    30%</w:t>
+      </w:r>
+    </w:p>
+    <w:p>
+      <w:pPr>
+        <w:pStyle w:val="codesnippet3"/>
+      </w:pPr>
+      <w:r>
+        <w:t>Charlie:20%</w:t>
+      </w:r>
+    </w:p>
+    <w:p>
+      <w:pPr>
+        <w:spacing w:before="100" w:beforeAutospacing="1" w:after="100" w:afterAutospacing="1" w:line="240" w:lineRule="auto"/>
+        <w:rPr>
+          <w:rFonts w:eastAsia="Times New Roman" w:cs="Times New Roman"/>
+          <w:noProof w:val="0"/>
+          <w:kern w:val="0"/>
+          <w14:ligatures w14:val="none"/>
+        </w:rPr>
+      </w:pPr>
+      <w:r>
+        <w:rPr>
+          <w:rFonts w:eastAsia="Times New Roman" w:cs="Times New Roman"/>
+          <w:noProof w:val="0"/>
+          <w:kern w:val="0"/>
+          <w14:ligatures w14:val="none"/>
+        </w:rPr>
+        <w:t>Uniswap needs a way to remember those percentages.</w:t>
+      </w:r>
+    </w:p>
+    <w:p>
+      <w:pPr>
+        <w:spacing w:before="100" w:beforeAutospacing="1" w:after="100" w:afterAutospacing="1" w:line="240" w:lineRule="auto"/>
+        <w:rPr>
+          <w:rFonts w:eastAsia="Times New Roman" w:cs="Times New Roman"/>
+          <w:noProof w:val="0"/>
+          <w:kern w:val="0"/>
+          <w14:ligatures w14:val="none"/>
+        </w:rPr>
+      </w:pPr>
+      <w:r>
+        <w:rPr>
+          <w:rFonts w:eastAsia="Times New Roman" w:cs="Times New Roman"/>
+          <w:noProof w:val="0"/>
+          <w:kern w:val="0"/>
+          <w14:ligatures w14:val="none"/>
+        </w:rPr>
+        <w:t xml:space="preserve">In </w:t>
+      </w:r>
+      <w:r>
+        <w:rPr>
+          <w:rFonts w:eastAsia="Times New Roman" w:cs="Times New Roman"/>
+          <w:b/>
+          <w:bCs/>
+          <w:noProof w:val="0"/>
+          <w:kern w:val="0"/>
+          <w14:ligatures w14:val="none"/>
+        </w:rPr>
+        <w:t>Uniswap v2</w:t>
+      </w:r>
+      <w:r>
+        <w:rPr>
+          <w:rFonts w:eastAsia="Times New Roman" w:cs="Times New Roman"/>
+          <w:noProof w:val="0"/>
+          <w:kern w:val="0"/>
+          <w14:ligatures w14:val="none"/>
+        </w:rPr>
+        <w:t xml:space="preserve">, it does that using </w:t>
+      </w:r>
+      <w:r>
+        <w:rPr>
+          <w:rFonts w:eastAsia="Times New Roman" w:cs="Times New Roman"/>
+          <w:b/>
+          <w:bCs/>
+          <w:noProof w:val="0"/>
+          <w:kern w:val="0"/>
+          <w14:ligatures w14:val="none"/>
+        </w:rPr>
+        <w:t>LP tokens</w:t>
+      </w:r>
+      <w:r>
+        <w:rPr>
+          <w:rFonts w:eastAsia="Times New Roman" w:cs="Times New Roman"/>
+          <w:noProof w:val="0"/>
+          <w:kern w:val="0"/>
+          <w14:ligatures w14:val="none"/>
+        </w:rPr>
+        <w:t>.</w:t>
+      </w:r>
+    </w:p>
+    <w:p>
+      <w:pPr>
+        <w:spacing w:before="100" w:beforeAutospacing="1" w:after="100" w:afterAutospacing="1" w:line="240" w:lineRule="auto"/>
+        <w:rPr>
+          <w:rFonts w:eastAsia="Times New Roman" w:cs="Times New Roman"/>
+          <w:noProof w:val="0"/>
+          <w:kern w:val="0"/>
+          <w14:ligatures w14:val="none"/>
+        </w:rPr>
+      </w:pPr>
+      <w:r>
+        <w:rPr>
+          <w:rFonts w:eastAsia="Times New Roman" w:cs="Times New Roman"/>
+          <w:noProof w:val="0"/>
+          <w:kern w:val="0"/>
+          <w14:ligatures w14:val="none"/>
+        </w:rPr>
+        <w:t xml:space="preserve">If you own 10% of all LP tokens, you essentially own 10% of the pool's underlying reserves. </w:t>
+      </w:r>
+    </w:p>
+    <w:p>
+      <w:pPr>
+        <w:spacing w:before="100" w:beforeAutospacing="1" w:after="100" w:afterAutospacing="1" w:line="240" w:lineRule="auto"/>
+        <w:rPr>
+          <w:rFonts w:eastAsia="Times New Roman" w:cs="Times New Roman"/>
+          <w:noProof w:val="0"/>
+          <w:kern w:val="0"/>
+          <w14:ligatures w14:val="none"/>
+        </w:rPr>
+      </w:pPr>
+      <w:proofErr w:type="gramStart"/>
+      <w:r>
+        <w:rPr>
+          <w:rFonts w:eastAsia="Times New Roman" w:cs="Times New Roman"/>
+          <w:noProof w:val="0"/>
+          <w:kern w:val="0"/>
+          <w14:ligatures w14:val="none"/>
+        </w:rPr>
+        <w:t>So</w:t>
+      </w:r>
+      <w:proofErr w:type="gramEnd"/>
+      <w:r>
+        <w:rPr>
+          <w:rFonts w:eastAsia="Times New Roman" w:cs="Times New Roman"/>
+          <w:noProof w:val="0"/>
+          <w:kern w:val="0"/>
+          <w14:ligatures w14:val="none"/>
+        </w:rPr>
+        <w:t xml:space="preserve"> if the pool now contains:</w:t>
+      </w:r>
+    </w:p>
+    <w:p>
+      <w:pPr>
+        <w:pStyle w:val="codesnippet3"/>
+      </w:pPr>
+      <w:r>
+        <w:t>120 ETH</w:t>
+      </w:r>
+    </w:p>
+    <w:p>
+      <w:pPr>
+        <w:pStyle w:val="codesnippet3"/>
+      </w:pPr>
+      <w:r>
+        <w:t>360,000 USDC</w:t>
+      </w:r>
+    </w:p>
+    <w:p>
+      <w:pPr>
+        <w:spacing w:before="100" w:beforeAutospacing="1" w:after="100" w:afterAutospacing="1" w:line="240" w:lineRule="auto"/>
+        <w:rPr>
+          <w:rFonts w:eastAsia="Times New Roman" w:cs="Times New Roman"/>
+          <w:noProof w:val="0"/>
+          <w:kern w:val="0"/>
+          <w14:ligatures w14:val="none"/>
+        </w:rPr>
+      </w:pPr>
+      <w:r>
+        <w:rPr>
+          <w:rFonts w:eastAsia="Times New Roman" w:cs="Times New Roman"/>
+          <w:noProof w:val="0"/>
+          <w:kern w:val="0"/>
+          <w14:ligatures w14:val="none"/>
+        </w:rPr>
+        <w:t>and you own 10% of the LP supply, your claim is roughly:</w:t>
+      </w:r>
+    </w:p>
+    <w:p>
+      <w:pPr>
+        <w:pStyle w:val="codesnippet3"/>
+      </w:pPr>
+      <w:r>
+        <w:t>12 ETH</w:t>
+      </w:r>
+    </w:p>
+    <w:p>
+      <w:pPr>
+        <w:pStyle w:val="codesnippet3"/>
+      </w:pPr>
+      <w:r>
+        <w:t>36,000 USDC</w:t>
+      </w:r>
+    </w:p>
+    <w:p>
+      <w:pPr>
+        <w:spacing w:before="100" w:beforeAutospacing="1" w:after="100" w:afterAutospacing="1" w:line="240" w:lineRule="auto"/>
+        <w:rPr>
+          <w:rFonts w:eastAsia="Times New Roman" w:cs="Times New Roman"/>
+          <w:noProof w:val="0"/>
+          <w:kern w:val="0"/>
+          <w14:ligatures w14:val="none"/>
+        </w:rPr>
+      </w:pPr>
+      <w:r>
+        <w:rPr>
+          <w:rFonts w:eastAsia="Times New Roman" w:cs="Times New Roman"/>
+          <w:noProof w:val="0"/>
+          <w:kern w:val="0"/>
+          <w14:ligatures w14:val="none"/>
+        </w:rPr>
+        <w:t>LP tokens are therefore best thought of as:</w:t>
+      </w:r>
+    </w:p>
+    <w:p>
+      <w:pPr>
+        <w:spacing w:before="100" w:beforeAutospacing="1" w:after="100" w:afterAutospacing="1" w:line="240" w:lineRule="auto"/>
+        <w:rPr>
+          <w:rFonts w:eastAsia="Times New Roman" w:cs="Times New Roman"/>
+          <w:noProof w:val="0"/>
+          <w:kern w:val="0"/>
+          <w14:ligatures w14:val="none"/>
+        </w:rPr>
+      </w:pPr>
+      <w:r>
+        <w:rPr>
+          <w:rFonts w:eastAsia="Times New Roman" w:cs="Times New Roman"/>
+          <w:b/>
+          <w:bCs/>
+          <w:noProof w:val="0"/>
+          <w:kern w:val="0"/>
+          <w14:ligatures w14:val="none"/>
+        </w:rPr>
+        <w:t>receipts representing a percentage ownership of the pool.</w:t>
+      </w:r>
+    </w:p>
+    <w:p>
+      <w:pPr>
+        <w:spacing w:before="100" w:beforeAutospacing="1" w:after="100" w:afterAutospacing="1" w:line="240" w:lineRule="auto"/>
+        <w:rPr>
+          <w:rFonts w:eastAsia="Times New Roman" w:cs="Times New Roman"/>
+          <w:noProof w:val="0"/>
+          <w:kern w:val="0"/>
+          <w14:ligatures w14:val="none"/>
+        </w:rPr>
+      </w:pPr>
+      <w:r>
+        <w:rPr>
+          <w:rFonts w:eastAsia="Times New Roman" w:cs="Times New Roman"/>
+          <w:noProof w:val="0"/>
+          <w:kern w:val="0"/>
+          <w14:ligatures w14:val="none"/>
+        </w:rPr>
+        <w:t>When you provide liquidity:</w:t>
+      </w:r>
+    </w:p>
+    <w:p>
+      <w:pPr>
+        <w:pStyle w:val="codesnippet3"/>
+      </w:pPr>
+      <w:r>
+        <w:t>You</w:t>
+      </w:r>
+    </w:p>
+    <w:p>
+      <w:pPr>
+        <w:pStyle w:val="codesnippet3"/>
+      </w:pPr>
+      <w:r>
+        <w:t xml:space="preserve"> │</w:t>
+      </w:r>
+    </w:p>
+    <w:p>
+      <w:pPr>
+        <w:pStyle w:val="codesnippet3"/>
+      </w:pPr>
+      <w:r>
+        <w:t xml:space="preserve"> │ Token A + Token B</w:t>
+      </w:r>
+    </w:p>
+    <w:p>
+      <w:pPr>
+        <w:pStyle w:val="codesnippet3"/>
+      </w:pPr>
+      <w:r>
+        <w:t xml:space="preserve"> ▼</w:t>
+      </w:r>
+    </w:p>
+    <w:p>
+      <w:pPr>
+        <w:pStyle w:val="codesnippet3"/>
+      </w:pPr>
+      <w:r>
+        <w:lastRenderedPageBreak/>
+        <w:t>Pool</w:t>
+      </w:r>
+    </w:p>
+    <w:p>
+      <w:pPr>
+        <w:pStyle w:val="codesnippet3"/>
+      </w:pPr>
+      <w:r>
+        <w:t xml:space="preserve"> │</w:t>
+      </w:r>
+    </w:p>
+    <w:p>
+      <w:pPr>
+        <w:pStyle w:val="codesnippet3"/>
+      </w:pPr>
+      <w:r>
+        <w:t xml:space="preserve"> │</w:t>
+      </w:r>
+    </w:p>
+    <w:p>
+      <w:pPr>
+        <w:pStyle w:val="codesnippet3"/>
+      </w:pPr>
+      <w:r>
+        <w:t xml:space="preserve"> ▼</w:t>
+      </w:r>
+    </w:p>
+    <w:p>
+      <w:pPr>
+        <w:pStyle w:val="codesnippet3"/>
+      </w:pPr>
+      <w:r>
+        <w:t>LP tokens</w:t>
+      </w:r>
+    </w:p>
+    <w:p>
+      <w:pPr>
+        <w:pStyle w:val="codesnippet3"/>
+      </w:pPr>
+      <w:r>
+        <w:t xml:space="preserve"> │</w:t>
+      </w:r>
+    </w:p>
+    <w:p>
+      <w:pPr>
+        <w:pStyle w:val="codesnippet3"/>
+      </w:pPr>
+      <w:r>
+        <w:t xml:space="preserve"> ▼</w:t>
+      </w:r>
+    </w:p>
+    <w:p>
+      <w:pPr>
+        <w:pStyle w:val="codesnippet3"/>
+      </w:pPr>
+      <w:r>
+        <w:t>You</w:t>
+      </w:r>
+    </w:p>
+    <w:p>
+      <w:pPr>
+        <w:pStyle w:val="codesnippet3"/>
+      </w:pPr>
+      <w:r>
+        <w:t>When you withdraw:</w:t>
+      </w:r>
+    </w:p>
+    <w:p>
+      <w:pPr>
+        <w:pStyle w:val="codesnippet3"/>
+      </w:pPr>
+      <w:r>
+        <w:t>You</w:t>
+      </w:r>
+    </w:p>
+    <w:p>
+      <w:pPr>
+        <w:pStyle w:val="codesnippet3"/>
+      </w:pPr>
+      <w:r>
+        <w:t xml:space="preserve"> │</w:t>
+      </w:r>
+    </w:p>
+    <w:p>
+      <w:pPr>
+        <w:pStyle w:val="codesnippet3"/>
+      </w:pPr>
+      <w:r>
+        <w:t xml:space="preserve"> │ LP tokens</w:t>
+      </w:r>
+    </w:p>
+    <w:p>
+      <w:pPr>
+        <w:pStyle w:val="codesnippet3"/>
+      </w:pPr>
+      <w:r>
+        <w:t xml:space="preserve"> ▼</w:t>
+      </w:r>
+    </w:p>
+    <w:p>
+      <w:pPr>
+        <w:pStyle w:val="codesnippet3"/>
+      </w:pPr>
+      <w:r>
+        <w:t>Pool</w:t>
+      </w:r>
+    </w:p>
+    <w:p>
+      <w:pPr>
+        <w:pStyle w:val="codesnippet3"/>
+      </w:pPr>
+      <w:r>
+        <w:t xml:space="preserve"> │</w:t>
+      </w:r>
+    </w:p>
+    <w:p>
+      <w:pPr>
+        <w:pStyle w:val="codesnippet3"/>
+      </w:pPr>
+      <w:r>
+        <w:t xml:space="preserve"> │ burn LP tokens</w:t>
+      </w:r>
+    </w:p>
+    <w:p>
+      <w:pPr>
+        <w:pStyle w:val="codesnippet3"/>
+      </w:pPr>
+      <w:r>
+        <w:t xml:space="preserve"> ▼</w:t>
+      </w:r>
+    </w:p>
+    <w:p>
+      <w:pPr>
+        <w:pStyle w:val="codesnippet3"/>
+      </w:pPr>
+      <w:r>
+        <w:t>Token A + Token B</w:t>
+      </w:r>
+    </w:p>
+    <w:p>
+      <w:pPr>
+        <w:pStyle w:val="codesnippet3"/>
+      </w:pPr>
+      <w:r>
+        <w:t xml:space="preserve"> │</w:t>
+      </w:r>
+    </w:p>
+    <w:p>
+      <w:pPr>
+        <w:pStyle w:val="codesnippet3"/>
+      </w:pPr>
+      <w:r>
+        <w:t xml:space="preserve"> ▼</w:t>
+      </w:r>
+    </w:p>
+    <w:p>
+      <w:pPr>
+        <w:pStyle w:val="codesnippet3"/>
+      </w:pPr>
+      <w:r>
+        <w:t>You</w:t>
+      </w:r>
+    </w:p>
+    <w:p>
+      <w:pPr>
+        <w:spacing w:before="100" w:beforeAutospacing="1" w:after="100" w:afterAutospacing="1" w:line="240" w:lineRule="auto"/>
+        <w:rPr>
+          <w:rFonts w:eastAsia="Times New Roman" w:cs="Times New Roman"/>
+          <w:noProof w:val="0"/>
+          <w:kern w:val="0"/>
+          <w14:ligatures w14:val="none"/>
+        </w:rPr>
+      </w:pPr>
+      <w:r>
+        <w:rPr>
+          <w:rFonts w:eastAsia="Times New Roman" w:cs="Times New Roman"/>
+          <w:noProof w:val="0"/>
+          <w:kern w:val="0"/>
+          <w14:ligatures w14:val="none"/>
+        </w:rPr>
+        <w:t xml:space="preserve">Uniswap calls the creation of LP tokens </w:t>
+      </w:r>
+      <w:r>
+        <w:rPr>
+          <w:rFonts w:eastAsia="Times New Roman" w:cs="Times New Roman"/>
+          <w:b/>
+          <w:bCs/>
+          <w:noProof w:val="0"/>
+          <w:kern w:val="0"/>
+          <w14:ligatures w14:val="none"/>
+        </w:rPr>
+        <w:t>minting</w:t>
+      </w:r>
+      <w:r>
+        <w:rPr>
+          <w:rFonts w:eastAsia="Times New Roman" w:cs="Times New Roman"/>
+          <w:noProof w:val="0"/>
+          <w:kern w:val="0"/>
+          <w14:ligatures w14:val="none"/>
+        </w:rPr>
+        <w:t xml:space="preserve"> and their destruction </w:t>
+      </w:r>
+      <w:r>
+        <w:rPr>
+          <w:rFonts w:eastAsia="Times New Roman" w:cs="Times New Roman"/>
+          <w:b/>
+          <w:bCs/>
+          <w:noProof w:val="0"/>
+          <w:kern w:val="0"/>
+          <w14:ligatures w14:val="none"/>
+        </w:rPr>
+        <w:t>burning</w:t>
+      </w:r>
+      <w:r>
+        <w:rPr>
+          <w:rFonts w:eastAsia="Times New Roman" w:cs="Times New Roman"/>
+          <w:noProof w:val="0"/>
+          <w:kern w:val="0"/>
+          <w14:ligatures w14:val="none"/>
+        </w:rPr>
+        <w:t>.</w:t>
+      </w:r>
+    </w:p>
+    <w:p>
+      <w:pPr>
+        <w:pStyle w:val="Heading2"/>
+        <w:rPr>
+          <w:rFonts w:eastAsia="Times New Roman"/>
+          <w:b/>
+          <w:bCs/>
+          <w:color w:val="EE0000"/>
+        </w:rPr>
+      </w:pPr>
+      <w:r>
+        <w:rPr>
+          <w:rFonts w:eastAsia="Times New Roman"/>
+          <w:b/>
+          <w:bCs/>
+          <w:color w:val="EE0000"/>
+        </w:rPr>
+        <w:t>Swaps</w:t>
+      </w:r>
+    </w:p>
+    <w:p>
+      <w:pPr>
+        <w:spacing w:before="100" w:beforeAutospacing="1" w:after="100" w:afterAutospacing="1" w:line="240" w:lineRule="auto"/>
+        <w:rPr>
+          <w:rFonts w:eastAsia="Times New Roman" w:cs="Times New Roman"/>
+          <w:noProof w:val="0"/>
+          <w:kern w:val="0"/>
+          <w14:ligatures w14:val="none"/>
+        </w:rPr>
+      </w:pPr>
+      <w:r>
+        <w:rPr>
+          <w:rFonts w:eastAsia="Times New Roman" w:cs="Times New Roman"/>
+          <w:noProof w:val="0"/>
+          <w:kern w:val="0"/>
+          <w14:ligatures w14:val="none"/>
+        </w:rPr>
+        <w:t>Suppose a pool starts with:</w:t>
+      </w:r>
+    </w:p>
+    <w:p>
+      <w:pPr>
+        <w:pStyle w:val="codesnippet3"/>
+      </w:pPr>
+      <w:r>
+        <w:t>100 Token A</w:t>
+      </w:r>
+    </w:p>
+    <w:p>
+      <w:pPr>
+        <w:pStyle w:val="codesnippet3"/>
+      </w:pPr>
+      <w:r>
+        <w:t>100 Token B</w:t>
+      </w:r>
+    </w:p>
+    <w:p>
+      <w:pPr>
+        <w:spacing w:before="100" w:beforeAutospacing="1" w:after="100" w:afterAutospacing="1" w:line="240" w:lineRule="auto"/>
+      </w:pPr>
+      <w:r>
+        <w:rPr>
+          <w:rFonts w:eastAsia="Times New Roman" w:cs="Times New Roman"/>
+          <w:noProof w:val="0"/>
+          <w:kern w:val="0"/>
+          <w14:ligatures w14:val="none"/>
+        </w:rPr>
+        <w:t>Uniswap's rule is:</w:t>
+      </w:r>
+      <w:r>
+        <w:t xml:space="preserve"> </w:t>
+      </w:r>
+    </w:p>
+    <w:p>
+      <w:pPr>
+        <w:spacing w:before="100" w:beforeAutospacing="1" w:after="100" w:afterAutospacing="1" w:line="240" w:lineRule="auto"/>
+        <w:jc w:val="center"/>
+        <w:rPr>
+          <w:rFonts w:eastAsia="Times New Roman" w:cs="Times New Roman"/>
+          <w:noProof w:val="0"/>
+          <w:kern w:val="0"/>
+          <w14:ligatures w14:val="none"/>
+        </w:rPr>
+      </w:pPr>
+      <w:proofErr w:type="spellStart"/>
+      <w:r>
+        <w:rPr>
+          <w:rFonts w:eastAsia="Times New Roman" w:cs="Times New Roman"/>
+          <w:noProof w:val="0"/>
+          <w:kern w:val="0"/>
+          <w14:ligatures w14:val="none"/>
+        </w:rPr>
+        <w:t>x×y</w:t>
+      </w:r>
+      <w:proofErr w:type="spellEnd"/>
+      <w:r>
+        <w:rPr>
+          <w:rFonts w:eastAsia="Times New Roman" w:cs="Times New Roman"/>
+          <w:noProof w:val="0"/>
+          <w:kern w:val="0"/>
+          <w14:ligatures w14:val="none"/>
+        </w:rPr>
+        <w:t>=k</w:t>
+      </w:r>
+    </w:p>
+    <w:p>
+      <w:pPr>
+        <w:spacing w:before="100" w:beforeAutospacing="1" w:after="100" w:afterAutospacing="1" w:line="240" w:lineRule="auto"/>
+      </w:pPr>
+      <w:r>
+        <w:rPr>
+          <w:rFonts w:eastAsia="Times New Roman" w:cs="Times New Roman"/>
+          <w:noProof w:val="0"/>
+          <w:kern w:val="0"/>
+          <w14:ligatures w14:val="none"/>
+        </w:rPr>
+        <w:t>So:</w:t>
+      </w:r>
+      <w:r>
+        <w:t xml:space="preserve"> </w:t>
+      </w:r>
+    </w:p>
+    <w:p>
+      <w:pPr>
+        <w:spacing w:before="100" w:beforeAutospacing="1" w:after="100" w:afterAutospacing="1" w:line="240" w:lineRule="auto"/>
+        <w:jc w:val="center"/>
+        <w:rPr>
+          <w:rFonts w:eastAsia="Times New Roman" w:cs="Times New Roman"/>
+          <w:noProof w:val="0"/>
+          <w:kern w:val="0"/>
+          <w14:ligatures w14:val="none"/>
+        </w:rPr>
+      </w:pPr>
+      <w:r>
+        <w:rPr>
+          <w:rFonts w:eastAsia="Times New Roman" w:cs="Times New Roman"/>
+          <w:noProof w:val="0"/>
+          <w:kern w:val="0"/>
+          <w14:ligatures w14:val="none"/>
+        </w:rPr>
+        <w:t>100×100=10,000</w:t>
+      </w:r>
+    </w:p>
+    <w:p>
+      <w:pPr>
+        <w:spacing w:before="100" w:beforeAutospacing="1" w:after="100" w:afterAutospacing="1" w:line="240" w:lineRule="auto"/>
+        <w:rPr>
+          <w:rFonts w:eastAsia="Times New Roman" w:cs="Times New Roman"/>
+          <w:noProof w:val="0"/>
+          <w:kern w:val="0"/>
+          <w14:ligatures w14:val="none"/>
+        </w:rPr>
+      </w:pPr>
+      <w:r>
+        <w:rPr>
+          <w:rFonts w:eastAsia="Times New Roman" w:cs="Times New Roman"/>
+          <w:noProof w:val="0"/>
+          <w:kern w:val="0"/>
+          <w14:ligatures w14:val="none"/>
+        </w:rPr>
+        <w:t>Therefore:</w:t>
+      </w:r>
+    </w:p>
+    <w:p>
+      <w:pPr>
+        <w:spacing w:before="100" w:beforeAutospacing="1" w:after="100" w:afterAutospacing="1" w:line="240" w:lineRule="auto"/>
+        <w:jc w:val="center"/>
+        <w:rPr>
+          <w:rFonts w:eastAsia="Times New Roman" w:cs="Times New Roman"/>
+          <w:noProof w:val="0"/>
+          <w:kern w:val="0"/>
+          <w14:ligatures w14:val="none"/>
+        </w:rPr>
+      </w:pPr>
+      <w:r>
+        <w:rPr>
+          <w:rFonts w:eastAsia="Times New Roman" w:cs="Times New Roman"/>
+          <w:noProof w:val="0"/>
+          <w:kern w:val="0"/>
+          <w14:ligatures w14:val="none"/>
+        </w:rPr>
+        <w:t>k=10,000</w:t>
+      </w:r>
+    </w:p>
+    <w:p>
+      <w:pPr>
+        <w:spacing w:before="100" w:beforeAutospacing="1" w:after="100" w:afterAutospacing="1" w:line="240" w:lineRule="auto"/>
+        <w:rPr>
+          <w:rFonts w:eastAsia="Times New Roman" w:cs="Times New Roman"/>
+          <w:noProof w:val="0"/>
+          <w:kern w:val="0"/>
+          <w14:ligatures w14:val="none"/>
+        </w:rPr>
+      </w:pPr>
+      <w:r>
+        <w:rPr>
+          <w:rFonts w:eastAsia="Times New Roman" w:cs="Times New Roman"/>
+          <w:noProof w:val="0"/>
+          <w:kern w:val="0"/>
+          <w14:ligatures w14:val="none"/>
+        </w:rPr>
+        <w:t>Now I want to buy Token B using Token A.</w:t>
+      </w:r>
+    </w:p>
+    <w:p>
+      <w:pPr>
+        <w:spacing w:before="100" w:beforeAutospacing="1" w:after="100" w:afterAutospacing="1" w:line="240" w:lineRule="auto"/>
+        <w:rPr>
+          <w:rFonts w:eastAsia="Times New Roman" w:cs="Times New Roman"/>
+          <w:noProof w:val="0"/>
+          <w:kern w:val="0"/>
+          <w14:ligatures w14:val="none"/>
+        </w:rPr>
+      </w:pPr>
+      <w:r>
+        <w:rPr>
+          <w:rFonts w:eastAsia="Times New Roman" w:cs="Times New Roman"/>
+          <w:noProof w:val="0"/>
+          <w:kern w:val="0"/>
+          <w14:ligatures w14:val="none"/>
+        </w:rPr>
+        <w:lastRenderedPageBreak/>
+        <w:t>I put Token A into the pool.</w:t>
+      </w:r>
+    </w:p>
+    <w:p>
+      <w:pPr>
+        <w:spacing w:before="100" w:beforeAutospacing="1" w:after="100" w:afterAutospacing="1" w:line="240" w:lineRule="auto"/>
+        <w:rPr>
+          <w:rFonts w:eastAsia="Times New Roman" w:cs="Times New Roman"/>
+          <w:noProof w:val="0"/>
+          <w:kern w:val="0"/>
+          <w14:ligatures w14:val="none"/>
+        </w:rPr>
+      </w:pPr>
+      <w:proofErr w:type="gramStart"/>
+      <w:r>
+        <w:rPr>
+          <w:rFonts w:eastAsia="Times New Roman" w:cs="Times New Roman"/>
+          <w:noProof w:val="0"/>
+          <w:kern w:val="0"/>
+          <w14:ligatures w14:val="none"/>
+        </w:rPr>
+        <w:t>So</w:t>
+      </w:r>
+      <w:proofErr w:type="gramEnd"/>
+      <w:r>
+        <w:rPr>
+          <w:rFonts w:eastAsia="Times New Roman" w:cs="Times New Roman"/>
+          <w:noProof w:val="0"/>
+          <w:kern w:val="0"/>
+          <w14:ligatures w14:val="none"/>
+        </w:rPr>
+        <w:t xml:space="preserve"> A increases:</w:t>
+      </w:r>
+    </w:p>
+    <w:p>
+      <w:pPr>
+        <w:pStyle w:val="codesnippet3"/>
+      </w:pPr>
+      <w:r>
+        <w:t>Before:</w:t>
+      </w:r>
+    </w:p>
+    <w:p>
+      <w:pPr>
+        <w:pStyle w:val="codesnippet3"/>
+      </w:pPr>
+    </w:p>
+    <w:p>
+      <w:pPr>
+        <w:pStyle w:val="codesnippet3"/>
+      </w:pPr>
+      <w:r>
+        <w:t>A = 100</w:t>
+      </w:r>
+    </w:p>
+    <w:p>
+      <w:pPr>
+        <w:pStyle w:val="codesnippet3"/>
+      </w:pPr>
+      <w:r>
+        <w:t>B = 100</w:t>
+      </w:r>
+    </w:p>
+    <w:p>
+      <w:pPr>
+        <w:spacing w:before="100" w:beforeAutospacing="1" w:after="100" w:afterAutospacing="1" w:line="240" w:lineRule="auto"/>
+        <w:rPr>
+          <w:rFonts w:eastAsia="Times New Roman" w:cs="Times New Roman"/>
+          <w:noProof w:val="0"/>
+          <w:kern w:val="0"/>
+          <w14:ligatures w14:val="none"/>
+        </w:rPr>
+      </w:pPr>
+      <w:r>
+        <w:rPr>
+          <w:rFonts w:eastAsia="Times New Roman" w:cs="Times New Roman"/>
+          <w:noProof w:val="0"/>
+          <w:kern w:val="0"/>
+          <w14:ligatures w14:val="none"/>
+        </w:rPr>
+        <w:t>If I add 10 A:</w:t>
+      </w:r>
+    </w:p>
+    <w:p>
+      <w:pPr>
+        <w:pStyle w:val="codesnippet3"/>
+      </w:pPr>
+      <w:r>
+        <w:t>A ≈ 110</w:t>
+      </w:r>
+    </w:p>
+    <w:p>
+      <w:pPr>
+        <w:spacing w:before="100" w:beforeAutospacing="1" w:after="100" w:afterAutospacing="1" w:line="240" w:lineRule="auto"/>
+        <w:rPr>
+          <w:rFonts w:eastAsia="Times New Roman" w:cs="Times New Roman"/>
+          <w:noProof w:val="0"/>
+          <w:kern w:val="0"/>
+          <w14:ligatures w14:val="none"/>
+        </w:rPr>
+      </w:pPr>
+      <w:r>
+        <w:rPr>
+          <w:rFonts w:eastAsia="Times New Roman" w:cs="Times New Roman"/>
+          <w:noProof w:val="0"/>
+          <w:kern w:val="0"/>
+          <w14:ligatures w14:val="none"/>
+        </w:rPr>
+        <w:t>Something must happen to B so that the constant-product constraint is respected.</w:t>
+      </w:r>
+    </w:p>
+    <w:p>
+      <w:pPr>
+        <w:spacing w:before="100" w:beforeAutospacing="1" w:after="100" w:afterAutospacing="1" w:line="240" w:lineRule="auto"/>
+        <w:rPr>
+          <w:rFonts w:eastAsia="Times New Roman" w:cs="Times New Roman"/>
+          <w:noProof w:val="0"/>
+          <w:kern w:val="0"/>
+          <w14:ligatures w14:val="none"/>
+        </w:rPr>
+      </w:pPr>
+      <w:r>
+        <w:rPr>
+          <w:rFonts w:eastAsia="Times New Roman" w:cs="Times New Roman"/>
+          <w:noProof w:val="0"/>
+          <w:kern w:val="0"/>
+          <w14:ligatures w14:val="none"/>
+        </w:rPr>
+        <w:t>Ignoring fees for one moment:</w:t>
+      </w:r>
+    </w:p>
+    <w:p>
+      <w:pPr>
+        <w:spacing w:before="100" w:beforeAutospacing="1" w:after="100" w:afterAutospacing="1" w:line="240" w:lineRule="auto"/>
+        <w:jc w:val="center"/>
+        <w:rPr>
+          <w:rFonts w:eastAsia="Times New Roman" w:cs="Times New Roman"/>
+          <w:noProof w:val="0"/>
+          <w:kern w:val="0"/>
+          <w14:ligatures w14:val="none"/>
+        </w:rPr>
+      </w:pPr>
+      <w:r>
+        <w:rPr>
+          <w:rFonts w:eastAsia="Times New Roman" w:cs="Times New Roman"/>
+          <w:noProof w:val="0"/>
+          <w:kern w:val="0"/>
+          <w14:ligatures w14:val="none"/>
+        </w:rPr>
+        <w:t>110×B=10,000</w:t>
+      </w:r>
+    </w:p>
+    <w:p>
+      <w:pPr>
+        <w:spacing w:before="100" w:beforeAutospacing="1" w:after="100" w:afterAutospacing="1" w:line="240" w:lineRule="auto"/>
+        <w:rPr>
+          <w:rFonts w:eastAsia="Times New Roman" w:cs="Times New Roman"/>
+          <w:noProof w:val="0"/>
+          <w:kern w:val="0"/>
+          <w14:ligatures w14:val="none"/>
+        </w:rPr>
+      </w:pPr>
+      <w:r>
+        <w:rPr>
+          <w:rFonts w:eastAsia="Times New Roman" w:cs="Times New Roman"/>
+          <w:noProof w:val="0"/>
+          <w:kern w:val="0"/>
+          <w14:ligatures w14:val="none"/>
+        </w:rPr>
+        <w:t>Therefore:</w:t>
+      </w:r>
+    </w:p>
+    <w:p>
+      <w:pPr>
+        <w:spacing w:before="100" w:beforeAutospacing="1" w:after="100" w:afterAutospacing="1" w:line="240" w:lineRule="auto"/>
+        <w:jc w:val="center"/>
+        <w:rPr>
+          <w:rFonts w:eastAsia="Times New Roman" w:cs="Times New Roman"/>
+          <w:noProof w:val="0"/>
+          <w:kern w:val="0"/>
+          <w14:ligatures w14:val="none"/>
+        </w:rPr>
+      </w:pPr>
+      <w:r>
+        <w:rPr>
+          <w:rFonts w:eastAsia="Times New Roman" w:cs="Times New Roman"/>
+          <w:noProof w:val="0"/>
+          <w:kern w:val="0"/>
+          <w14:ligatures w14:val="none"/>
+        </w:rPr>
+        <w:t>B=90.909...</w:t>
+      </w:r>
+    </w:p>
+    <w:p>
+      <w:pPr>
+        <w:spacing w:before="100" w:beforeAutospacing="1" w:after="100" w:afterAutospacing="1" w:line="240" w:lineRule="auto"/>
+        <w:rPr>
+          <w:rFonts w:eastAsia="Times New Roman" w:cs="Times New Roman"/>
+          <w:noProof w:val="0"/>
+          <w:kern w:val="0"/>
+          <w14:ligatures w14:val="none"/>
+        </w:rPr>
+      </w:pPr>
+      <w:r>
+        <w:rPr>
+          <w:rFonts w:eastAsia="Times New Roman" w:cs="Times New Roman"/>
+          <w:noProof w:val="0"/>
+          <w:kern w:val="0"/>
+          <w14:ligatures w14:val="none"/>
+        </w:rPr>
+        <w:t>The pool used to have 100 B.</w:t>
+      </w:r>
+    </w:p>
+    <w:p>
+      <w:pPr>
+        <w:spacing w:before="100" w:beforeAutospacing="1" w:after="100" w:afterAutospacing="1" w:line="240" w:lineRule="auto"/>
+        <w:rPr>
+          <w:rFonts w:eastAsia="Times New Roman" w:cs="Times New Roman"/>
+          <w:noProof w:val="0"/>
+          <w:kern w:val="0"/>
+          <w14:ligatures w14:val="none"/>
+        </w:rPr>
+      </w:pPr>
+      <w:r>
+        <w:rPr>
+          <w:rFonts w:eastAsia="Times New Roman" w:cs="Times New Roman"/>
+          <w:noProof w:val="0"/>
+          <w:kern w:val="0"/>
+          <w14:ligatures w14:val="none"/>
+        </w:rPr>
+        <w:t>It now needs roughly 90.91 B.</w:t>
+      </w:r>
+    </w:p>
+    <w:p>
+      <w:pPr>
+        <w:spacing w:before="100" w:beforeAutospacing="1" w:after="100" w:afterAutospacing="1" w:line="240" w:lineRule="auto"/>
+        <w:rPr>
+          <w:rFonts w:eastAsia="Times New Roman" w:cs="Times New Roman"/>
+          <w:noProof w:val="0"/>
+          <w:kern w:val="0"/>
+          <w14:ligatures w14:val="none"/>
+        </w:rPr>
+      </w:pPr>
+      <w:proofErr w:type="gramStart"/>
+      <w:r>
+        <w:rPr>
+          <w:rFonts w:eastAsia="Times New Roman" w:cs="Times New Roman"/>
+          <w:noProof w:val="0"/>
+          <w:kern w:val="0"/>
+          <w14:ligatures w14:val="none"/>
+        </w:rPr>
+        <w:t>So</w:t>
+      </w:r>
+      <w:proofErr w:type="gramEnd"/>
+      <w:r>
+        <w:rPr>
+          <w:rFonts w:eastAsia="Times New Roman" w:cs="Times New Roman"/>
+          <w:noProof w:val="0"/>
+          <w:kern w:val="0"/>
+          <w14:ligatures w14:val="none"/>
+        </w:rPr>
+        <w:t xml:space="preserve"> the trader gets:</w:t>
+      </w:r>
+    </w:p>
+    <w:p>
+      <w:pPr>
+        <w:spacing w:before="100" w:beforeAutospacing="1" w:after="100" w:afterAutospacing="1" w:line="240" w:lineRule="auto"/>
+        <w:jc w:val="center"/>
+        <w:rPr>
+          <w:rFonts w:eastAsia="Times New Roman" w:cs="Times New Roman"/>
+          <w:noProof w:val="0"/>
+          <w:kern w:val="0"/>
+          <w14:ligatures w14:val="none"/>
+        </w:rPr>
+      </w:pPr>
+      <w:r>
+        <w:rPr>
+          <w:rFonts w:eastAsia="Times New Roman" w:cs="Times New Roman"/>
+          <w:noProof w:val="0"/>
+          <w:kern w:val="0"/>
+          <w14:ligatures w14:val="none"/>
+        </w:rPr>
+        <w:t>100−90.91=9.09B</w:t>
+      </w:r>
+    </w:p>
+    <w:p>
+      <w:pPr>
+        <w:spacing w:before="100" w:beforeAutospacing="1" w:after="100" w:afterAutospacing="1" w:line="240" w:lineRule="auto"/>
+        <w:rPr>
+          <w:rFonts w:eastAsia="Times New Roman" w:cs="Times New Roman"/>
+          <w:noProof w:val="0"/>
+          <w:kern w:val="0"/>
+          <w14:ligatures w14:val="none"/>
+        </w:rPr>
+      </w:pPr>
+      <w:r>
+        <w:rPr>
+          <w:rFonts w:eastAsia="Times New Roman" w:cs="Times New Roman"/>
+          <w:noProof w:val="0"/>
+          <w:kern w:val="0"/>
+          <w14:ligatures w14:val="none"/>
+        </w:rPr>
+        <w:t>Result:</w:t>
+      </w:r>
+    </w:p>
+    <w:p>
+      <w:pPr>
+        <w:pStyle w:val="codesnippet3"/>
+      </w:pPr>
+      <w:r>
+        <w:t>BEFORE</w:t>
+      </w:r>
+    </w:p>
+    <w:p>
+      <w:pPr>
+        <w:pStyle w:val="codesnippet3"/>
+      </w:pPr>
+    </w:p>
+    <w:p>
+      <w:pPr>
+        <w:pStyle w:val="codesnippet3"/>
+      </w:pPr>
+      <w:r>
+        <w:t>100 A × 100 B = 10,000</w:t>
+      </w:r>
+    </w:p>
+    <w:p>
+      <w:pPr>
+        <w:pStyle w:val="codesnippet3"/>
+      </w:pPr>
+    </w:p>
+    <w:p>
+      <w:pPr>
+        <w:pStyle w:val="codesnippet3"/>
+      </w:pPr>
+    </w:p>
+    <w:p>
+      <w:pPr>
+        <w:pStyle w:val="codesnippet3"/>
+      </w:pPr>
+      <w:r>
+        <w:t>Trader adds 10 A</w:t>
+      </w:r>
+    </w:p>
+    <w:p>
+      <w:pPr>
+        <w:pStyle w:val="codesnippet3"/>
+      </w:pPr>
+      <w:r>
+        <w:t xml:space="preserve">        ↓</w:t>
+      </w:r>
+    </w:p>
+    <w:p>
+      <w:pPr>
+        <w:pStyle w:val="codesnippet3"/>
+      </w:pPr>
+    </w:p>
+    <w:p>
+      <w:pPr>
+        <w:pStyle w:val="codesnippet3"/>
+      </w:pPr>
+    </w:p>
+    <w:p>
+      <w:pPr>
+        <w:pStyle w:val="codesnippet3"/>
+      </w:pPr>
+      <w:r>
+        <w:t>AFTER</w:t>
+      </w:r>
+    </w:p>
+    <w:p>
+      <w:pPr>
+        <w:pStyle w:val="codesnippet3"/>
+      </w:pPr>
+    </w:p>
+    <w:p>
+      <w:pPr>
+        <w:pStyle w:val="codesnippet3"/>
+      </w:pPr>
+      <w:r>
+        <w:t>110 A × 90.91 B ≈ 10,000</w:t>
+      </w:r>
+    </w:p>
+    <w:p>
+      <w:pPr>
+        <w:pStyle w:val="codesnippet3"/>
+      </w:pPr>
+    </w:p>
+    <w:p>
+      <w:pPr>
+        <w:pStyle w:val="codesnippet3"/>
+      </w:pPr>
+      <w:r>
+        <w:lastRenderedPageBreak/>
+        <w:t>Trader receives ≈ 9.09 B</w:t>
+      </w:r>
+    </w:p>
+    <w:p>
+      <w:pPr>
+        <w:spacing w:before="100" w:beforeAutospacing="1" w:after="100" w:afterAutospacing="1" w:line="240" w:lineRule="auto"/>
+        <w:rPr>
+          <w:rFonts w:eastAsia="Times New Roman" w:cs="Times New Roman"/>
+          <w:noProof w:val="0"/>
+          <w:kern w:val="0"/>
+          <w14:ligatures w14:val="none"/>
+        </w:rPr>
+      </w:pPr>
+      <w:r>
+        <w:rPr>
+          <w:rFonts w:eastAsia="Times New Roman" w:cs="Times New Roman"/>
+          <w:noProof w:val="0"/>
+          <w:kern w:val="0"/>
+          <w14:ligatures w14:val="none"/>
+        </w:rPr>
+        <w:t>That's basically a Uniswap swap.</w:t>
+      </w:r>
+      <w:r>
+        <w:rPr>
+          <w:rFonts w:eastAsia="Times New Roman" w:cs="Times New Roman"/>
+          <w:noProof w:val="0"/>
+          <w:kern w:val="0"/>
+          <w14:ligatures w14:val="none"/>
+        </w:rPr>
+        <w:t xml:space="preserve"> </w:t>
+      </w:r>
+      <w:r>
+        <w:rPr>
+          <w:rFonts w:eastAsia="Times New Roman" w:cs="Times New Roman"/>
+          <w:noProof w:val="0"/>
+          <w:kern w:val="0"/>
+          <w14:ligatures w14:val="none"/>
+        </w:rPr>
+        <w:t xml:space="preserve">withdrawing one asset requires depositing enough of the other asset so that the constant-product condition continues to hold. </w:t>
+      </w:r>
+    </w:p>
+    <w:p>
+      <w:pPr>
+        <w:spacing w:after="0" w:line="240" w:lineRule="auto"/>
+        <w:rPr>
+          <w:rFonts w:eastAsia="Times New Roman" w:cs="Times New Roman"/>
+          <w:noProof w:val="0"/>
+          <w:kern w:val="0"/>
+          <w14:ligatures w14:val="none"/>
+        </w:rPr>
+      </w:pPr>
+      <w:r>
+        <w:rPr>
+          <w:rFonts w:eastAsia="Times New Roman" w:cs="Times New Roman"/>
+          <w:noProof w:val="0"/>
+          <w:kern w:val="0"/>
+          <w14:ligatures w14:val="none"/>
+        </w:rPr>
+        <w:pict w14:anchorId="48672BF0">
+          <v:rect id="_x0000_i1072" style="width:0;height:1.5pt" o:hralign="center" o:hrstd="t" o:hr="t" fillcolor="#a0a0a0" stroked="f"/>
+        </w:pict>
+      </w:r>
+    </w:p>
+    <w:p>
+      <w:pPr>
+        <w:pStyle w:val="Heading2"/>
+        <w:rPr>
+          <w:rFonts w:eastAsia="Times New Roman"/>
+        </w:rPr>
+      </w:pPr>
+      <w:r>
+        <w:rPr>
+          <w:rFonts w:eastAsia="Times New Roman"/>
+        </w:rPr>
+        <w:t xml:space="preserve">Why </w:t>
+      </w:r>
+      <w:r>
+        <w:rPr>
+          <w:rFonts w:ascii="Courier New" w:eastAsia="Times New Roman" w:hAnsi="Courier New" w:cs="Courier New"/>
+          <w:sz w:val="20"/>
+          <w:szCs w:val="20"/>
+        </w:rPr>
+        <w:t>x * y = k</w:t>
+      </w:r>
+      <w:r>
+        <w:rPr>
+          <w:rFonts w:eastAsia="Times New Roman"/>
+        </w:rPr>
+        <w:t xml:space="preserve"> automatically creates a price</w:t>
+      </w:r>
+    </w:p>
+    <w:p>
+      <w:pPr>
+        <w:spacing w:before="100" w:beforeAutospacing="1" w:after="100" w:afterAutospacing="1" w:line="240" w:lineRule="auto"/>
+        <w:rPr>
+          <w:rFonts w:eastAsia="Times New Roman" w:cs="Times New Roman"/>
+          <w:noProof w:val="0"/>
+          <w:kern w:val="0"/>
+          <w14:ligatures w14:val="none"/>
+        </w:rPr>
+      </w:pPr>
+      <w:r>
+        <w:rPr>
+          <w:rFonts w:eastAsia="Times New Roman" w:cs="Times New Roman"/>
+          <w:noProof w:val="0"/>
+          <w:kern w:val="0"/>
+          <w14:ligatures w14:val="none"/>
+        </w:rPr>
+        <w:t>This is the really clever part.</w:t>
+      </w:r>
+    </w:p>
+    <w:p>
+      <w:pPr>
+        <w:spacing w:before="100" w:beforeAutospacing="1" w:after="100" w:afterAutospacing="1" w:line="240" w:lineRule="auto"/>
+        <w:rPr>
+          <w:rFonts w:eastAsia="Times New Roman" w:cs="Times New Roman"/>
+          <w:noProof w:val="0"/>
+          <w:kern w:val="0"/>
+          <w14:ligatures w14:val="none"/>
+        </w:rPr>
+      </w:pPr>
+      <w:r>
+        <w:rPr>
+          <w:rFonts w:eastAsia="Times New Roman" w:cs="Times New Roman"/>
+          <w:noProof w:val="0"/>
+          <w:kern w:val="0"/>
+          <w14:ligatures w14:val="none"/>
+        </w:rPr>
+        <w:t>Suppose:</w:t>
+      </w:r>
+    </w:p>
+    <w:p>
+      <w:pPr>
+        <w:pStyle w:val="codesnippet3"/>
+      </w:pPr>
+      <w:r>
+        <w:t>100 A</w:t>
+      </w:r>
+    </w:p>
+    <w:p>
+      <w:pPr>
+        <w:pStyle w:val="codesnippet3"/>
+      </w:pPr>
+      <w:r>
+        <w:t>100 B</w:t>
+      </w:r>
+    </w:p>
+    <w:p>
+      <w:pPr>
+        <w:spacing w:before="100" w:beforeAutospacing="1" w:after="100" w:afterAutospacing="1" w:line="240" w:lineRule="auto"/>
+        <w:rPr>
+          <w:rFonts w:eastAsia="Times New Roman" w:cs="Times New Roman"/>
+          <w:noProof w:val="0"/>
+          <w:kern w:val="0"/>
+          <w14:ligatures w14:val="none"/>
+        </w:rPr>
+      </w:pPr>
+      <w:r>
+        <w:rPr>
+          <w:rFonts w:eastAsia="Times New Roman" w:cs="Times New Roman"/>
+          <w:noProof w:val="0"/>
+          <w:kern w:val="0"/>
+          <w14:ligatures w14:val="none"/>
+        </w:rPr>
+        <w:t>Roughly speaking, the price ratio is:</w:t>
+      </w:r>
+    </w:p>
+    <w:p>
+      <w:pPr>
+        <w:pStyle w:val="codesnippet3"/>
+      </w:pPr>
+      <w:r>
+        <w:t>1 A ≈ 1 B</w:t>
+      </w:r>
+    </w:p>
+    <w:p>
+      <w:pPr>
+        <w:spacing w:before="100" w:beforeAutospacing="1" w:after="100" w:afterAutospacing="1" w:line="240" w:lineRule="auto"/>
+        <w:rPr>
+          <w:rFonts w:eastAsia="Times New Roman" w:cs="Times New Roman"/>
+          <w:noProof w:val="0"/>
+          <w:kern w:val="0"/>
+          <w14:ligatures w14:val="none"/>
+        </w:rPr>
+      </w:pPr>
+      <w:r>
+        <w:rPr>
+          <w:rFonts w:eastAsia="Times New Roman" w:cs="Times New Roman"/>
+          <w:noProof w:val="0"/>
+          <w:kern w:val="0"/>
+          <w14:ligatures w14:val="none"/>
+        </w:rPr>
+        <w:t>After somebody buys B:</w:t>
+      </w:r>
+    </w:p>
+    <w:p>
+      <w:pPr>
+        <w:pStyle w:val="codesnippet3"/>
+      </w:pPr>
+      <w:r>
+        <w:t>110 A</w:t>
+      </w:r>
+    </w:p>
+    <w:p>
+      <w:pPr>
+        <w:pStyle w:val="codesnippet3"/>
+      </w:pPr>
+      <w:r>
+        <w:t>90.91 B</w:t>
+      </w:r>
+    </w:p>
+    <w:p>
+      <w:pPr>
+        <w:spacing w:before="100" w:beforeAutospacing="1" w:after="100" w:afterAutospacing="1" w:line="240" w:lineRule="auto"/>
+        <w:rPr>
+          <w:rFonts w:eastAsia="Times New Roman" w:cs="Times New Roman"/>
+          <w:noProof w:val="0"/>
+          <w:kern w:val="0"/>
+          <w14:ligatures w14:val="none"/>
+        </w:rPr>
+      </w:pPr>
+      <w:r>
+        <w:rPr>
+          <w:rFonts w:eastAsia="Times New Roman" w:cs="Times New Roman"/>
+          <w:noProof w:val="0"/>
+          <w:kern w:val="0"/>
+          <w14:ligatures w14:val="none"/>
+        </w:rPr>
+        <w:t>B has become scarcer.</w:t>
+      </w:r>
+      <w:r>
+        <w:rPr>
+          <w:rFonts w:eastAsia="Times New Roman" w:cs="Times New Roman"/>
+          <w:noProof w:val="0"/>
+          <w:kern w:val="0"/>
+          <w14:ligatures w14:val="none"/>
+        </w:rPr>
+        <w:t xml:space="preserve"> </w:t>
+      </w:r>
+      <w:r>
+        <w:rPr>
+          <w:rFonts w:eastAsia="Times New Roman" w:cs="Times New Roman"/>
+          <w:noProof w:val="0"/>
+          <w:kern w:val="0"/>
+          <w14:ligatures w14:val="none"/>
+        </w:rPr>
+        <w:t>Now the ratio is different.</w:t>
+      </w:r>
+    </w:p>
+    <w:p>
+      <w:pPr>
+        <w:spacing w:before="100" w:beforeAutospacing="1" w:after="100" w:afterAutospacing="1" w:line="240" w:lineRule="auto"/>
+        <w:rPr>
+          <w:rFonts w:eastAsia="Times New Roman" w:cs="Times New Roman"/>
+          <w:noProof w:val="0"/>
+          <w:kern w:val="0"/>
+          <w14:ligatures w14:val="none"/>
+        </w:rPr>
+      </w:pPr>
+      <w:r>
+        <w:rPr>
+          <w:rFonts w:eastAsia="Times New Roman" w:cs="Times New Roman"/>
+          <w:noProof w:val="0"/>
+          <w:kern w:val="0"/>
+          <w14:ligatures w14:val="none"/>
+        </w:rPr>
+        <w:t>Approximately:</w:t>
+      </w:r>
+      <w:r>
+        <w:t xml:space="preserve"> </w:t>
+      </w:r>
+      <w:r>
+        <w:rPr>
+          <w:rFonts w:eastAsia="Times New Roman" w:cs="Times New Roman"/>
+          <w:noProof w:val="0"/>
+          <w:kern w:val="0"/>
+          <w14:ligatures w14:val="none"/>
+        </w:rPr>
+        <w:t xml:space="preserve"> </w:t>
+      </w:r>
+      <w:r>
+        <w:rPr>
+          <w:rFonts w:eastAsia="Times New Roman" w:cs="Times New Roman"/>
+          <w:noProof w:val="0"/>
+          <w:kern w:val="0"/>
+          <w14:ligatures w14:val="none"/>
+        </w:rPr>
+        <w:t>0.826</w:t>
+      </w:r>
+      <w:r>
+        <w:rPr>
+          <w:rFonts w:eastAsia="Times New Roman" w:cs="Times New Roman"/>
+          <w:noProof w:val="0"/>
+          <w:kern w:val="0"/>
+          <w14:ligatures w14:val="none"/>
+        </w:rPr>
+        <w:t xml:space="preserve"> </w:t>
+      </w:r>
+      <w:r>
+        <w:rPr>
+          <w:rFonts w:eastAsia="Times New Roman" w:cs="Times New Roman"/>
+          <w:noProof w:val="0"/>
+          <w:kern w:val="0"/>
+          <w14:ligatures w14:val="none"/>
+        </w:rPr>
+        <w:t>B/A</w:t>
+      </w:r>
+    </w:p>
+    <w:p>
+      <w:pPr>
+        <w:spacing w:before="100" w:beforeAutospacing="1" w:after="100" w:afterAutospacing="1" w:line="240" w:lineRule="auto"/>
+        <w:rPr>
+          <w:rFonts w:eastAsia="Times New Roman" w:cs="Times New Roman"/>
+          <w:noProof w:val="0"/>
+          <w:kern w:val="0"/>
+          <w14:ligatures w14:val="none"/>
+        </w:rPr>
+      </w:pPr>
+      <w:r>
+        <w:rPr>
+          <w:rFonts w:eastAsia="Times New Roman" w:cs="Times New Roman"/>
+          <w:noProof w:val="0"/>
+          <w:kern w:val="0"/>
+          <w14:ligatures w14:val="none"/>
+        </w:rPr>
+        <w:t>or looking the other way:</w:t>
+      </w:r>
+      <w:r>
+        <w:rPr>
+          <w:rFonts w:eastAsia="Times New Roman" w:cs="Times New Roman"/>
+          <w:noProof w:val="0"/>
+          <w:kern w:val="0"/>
+          <w14:ligatures w14:val="none"/>
+        </w:rPr>
+        <w:t xml:space="preserve"> </w:t>
+      </w:r>
+      <w:r>
+        <w:rPr>
+          <w:rFonts w:eastAsia="Times New Roman" w:cs="Times New Roman"/>
+          <w:noProof w:val="0"/>
+          <w:kern w:val="0"/>
+          <w14:ligatures w14:val="none"/>
+        </w:rPr>
+        <w:t>1.21</w:t>
+      </w:r>
+      <w:r>
+        <w:rPr>
+          <w:rFonts w:eastAsia="Times New Roman" w:cs="Times New Roman"/>
+          <w:noProof w:val="0"/>
+          <w:kern w:val="0"/>
+          <w14:ligatures w14:val="none"/>
+        </w:rPr>
+        <w:t xml:space="preserve"> </w:t>
+      </w:r>
+      <w:r>
+        <w:rPr>
+          <w:rFonts w:eastAsia="Times New Roman" w:cs="Times New Roman"/>
+          <w:noProof w:val="0"/>
+          <w:kern w:val="0"/>
+          <w14:ligatures w14:val="none"/>
+        </w:rPr>
+        <w:t>A/B</w:t>
+      </w:r>
+    </w:p>
+    <w:p>
+      <w:pPr>
+        <w:spacing w:before="100" w:beforeAutospacing="1" w:after="100" w:afterAutospacing="1" w:line="240" w:lineRule="auto"/>
+        <w:rPr>
+          <w:rFonts w:eastAsia="Times New Roman" w:cs="Times New Roman"/>
+          <w:noProof w:val="0"/>
+          <w:kern w:val="0"/>
+          <w14:ligatures w14:val="none"/>
+        </w:rPr>
+      </w:pPr>
+      <w:r>
+        <w:rPr>
+          <w:rFonts w:eastAsia="Times New Roman" w:cs="Times New Roman"/>
+          <w:noProof w:val="0"/>
+          <w:kern w:val="0"/>
+          <w14:ligatures w14:val="none"/>
+        </w:rPr>
+        <w:t>So</w:t>
+      </w:r>
+      <w:r>
+        <w:rPr>
+          <w:rFonts w:eastAsia="Times New Roman" w:cs="Times New Roman"/>
+          <w:noProof w:val="0"/>
+          <w:kern w:val="0"/>
+          <w14:ligatures w14:val="none"/>
+        </w:rPr>
+        <w:t>,</w:t>
+      </w:r>
+      <w:r>
+        <w:rPr>
+          <w:rFonts w:eastAsia="Times New Roman" w:cs="Times New Roman"/>
+          <w:noProof w:val="0"/>
+          <w:kern w:val="0"/>
+          <w14:ligatures w14:val="none"/>
+        </w:rPr>
+        <w:t xml:space="preserve"> B has become </w:t>
+      </w:r>
+      <w:r>
+        <w:rPr>
+          <w:rFonts w:eastAsia="Times New Roman" w:cs="Times New Roman"/>
+          <w:b/>
+          <w:bCs/>
+          <w:noProof w:val="0"/>
+          <w:kern w:val="0"/>
+          <w14:ligatures w14:val="none"/>
+        </w:rPr>
+        <w:t>more expensive in terms of A</w:t>
+      </w:r>
+      <w:r>
+        <w:rPr>
+          <w:rFonts w:eastAsia="Times New Roman" w:cs="Times New Roman"/>
+          <w:noProof w:val="0"/>
+          <w:kern w:val="0"/>
+          <w14:ligatures w14:val="none"/>
+        </w:rPr>
+        <w:t>.</w:t>
+      </w:r>
+    </w:p>
+    <w:p>
+      <w:pPr>
+        <w:spacing w:before="100" w:beforeAutospacing="1" w:after="100" w:afterAutospacing="1" w:line="240" w:lineRule="auto"/>
+        <w:rPr>
+          <w:rFonts w:eastAsia="Times New Roman" w:cs="Times New Roman"/>
+          <w:noProof w:val="0"/>
+          <w:kern w:val="0"/>
+          <w14:ligatures w14:val="none"/>
+        </w:rPr>
+      </w:pPr>
+      <w:r>
+        <w:rPr>
+          <w:rFonts w:eastAsia="Times New Roman" w:cs="Times New Roman"/>
+          <w:noProof w:val="0"/>
+          <w:kern w:val="0"/>
+          <w14:ligatures w14:val="none"/>
+        </w:rPr>
+        <w:t>Nobody manually changed the price.</w:t>
+      </w:r>
+      <w:r>
+        <w:rPr>
+          <w:rFonts w:eastAsia="Times New Roman" w:cs="Times New Roman"/>
+          <w:noProof w:val="0"/>
+          <w:kern w:val="0"/>
+          <w14:ligatures w14:val="none"/>
+        </w:rPr>
+        <w:t xml:space="preserve"> </w:t>
+      </w:r>
+      <w:proofErr w:type="gramStart"/>
+      <w:r>
+        <w:rPr>
+          <w:rFonts w:eastAsia="Times New Roman" w:cs="Times New Roman"/>
+          <w:noProof w:val="0"/>
+          <w:kern w:val="0"/>
+          <w14:ligatures w14:val="none"/>
+        </w:rPr>
+        <w:t>The</w:t>
+      </w:r>
+      <w:proofErr w:type="gramEnd"/>
+      <w:r>
+        <w:rPr>
+          <w:rFonts w:eastAsia="Times New Roman" w:cs="Times New Roman"/>
+          <w:noProof w:val="0"/>
+          <w:kern w:val="0"/>
+          <w14:ligatures w14:val="none"/>
+        </w:rPr>
+        <w:t xml:space="preserve"> trader changed the reserves.</w:t>
+      </w:r>
+      <w:r>
+        <w:rPr>
+          <w:rFonts w:eastAsia="Times New Roman" w:cs="Times New Roman"/>
+          <w:noProof w:val="0"/>
+          <w:kern w:val="0"/>
+          <w14:ligatures w14:val="none"/>
+        </w:rPr>
+        <w:t xml:space="preserve"> </w:t>
+      </w:r>
+      <w:r>
+        <w:rPr>
+          <w:rFonts w:eastAsia="Times New Roman" w:cs="Times New Roman"/>
+          <w:noProof w:val="0"/>
+          <w:kern w:val="0"/>
+          <w14:ligatures w14:val="none"/>
+        </w:rPr>
+        <w:t>The reserves changed the price.</w:t>
+      </w:r>
+      <w:r>
+        <w:rPr>
+          <w:rFonts w:eastAsia="Times New Roman" w:cs="Times New Roman"/>
+          <w:noProof w:val="0"/>
+          <w:kern w:val="0"/>
+          <w14:ligatures w14:val="none"/>
+        </w:rPr>
+        <w:t xml:space="preserve"> </w:t>
+      </w:r>
+      <w:proofErr w:type="gramStart"/>
+      <w:r>
+        <w:rPr>
+          <w:rFonts w:eastAsia="Times New Roman" w:cs="Times New Roman"/>
+          <w:noProof w:val="0"/>
+          <w:kern w:val="0"/>
+          <w14:ligatures w14:val="none"/>
+        </w:rPr>
+        <w:t>That</w:t>
+      </w:r>
+      <w:proofErr w:type="gramEnd"/>
+      <w:r>
+        <w:rPr>
+          <w:rFonts w:eastAsia="Times New Roman" w:cs="Times New Roman"/>
+          <w:noProof w:val="0"/>
+          <w:kern w:val="0"/>
+          <w14:ligatures w14:val="none"/>
+        </w:rPr>
+        <w:t xml:space="preserve"> gives you this beautiful loop:</w:t>
+      </w:r>
+    </w:p>
+    <w:p>
+      <w:pPr>
+        <w:pStyle w:val="codesnippet3"/>
+        <w:rPr>
+          <w:sz w:val="20"/>
+          <w:szCs w:val="20"/>
+        </w:rPr>
+      </w:pPr>
+      <w:r>
+        <w:rPr>
+          <w:sz w:val="20"/>
+          <w:szCs w:val="20"/>
+        </w:rPr>
+        <w:t>Trader buys B</w:t>
+      </w:r>
+    </w:p>
+    <w:p>
+      <w:pPr>
+        <w:pStyle w:val="codesnippet3"/>
+        <w:rPr>
+          <w:sz w:val="20"/>
+          <w:szCs w:val="20"/>
+        </w:rPr>
+      </w:pPr>
+      <w:r>
+        <w:rPr>
+          <w:sz w:val="20"/>
+          <w:szCs w:val="20"/>
+        </w:rPr>
+        <w:t xml:space="preserve">      ↓</w:t>
+      </w:r>
+    </w:p>
+    <w:p>
+      <w:pPr>
+        <w:pStyle w:val="codesnippet3"/>
+        <w:rPr>
+          <w:sz w:val="20"/>
+          <w:szCs w:val="20"/>
+        </w:rPr>
+      </w:pPr>
+      <w:r>
+        <w:rPr>
+          <w:sz w:val="20"/>
+          <w:szCs w:val="20"/>
+        </w:rPr>
+        <w:t>Pool gets more A</w:t>
+      </w:r>
+    </w:p>
+    <w:p>
+      <w:pPr>
+        <w:pStyle w:val="codesnippet3"/>
+        <w:rPr>
+          <w:sz w:val="20"/>
+          <w:szCs w:val="20"/>
+        </w:rPr>
+      </w:pPr>
+      <w:r>
+        <w:rPr>
+          <w:sz w:val="20"/>
+          <w:szCs w:val="20"/>
+        </w:rPr>
+        <w:t xml:space="preserve">      ↓</w:t>
+      </w:r>
+    </w:p>
+    <w:p>
+      <w:pPr>
+        <w:pStyle w:val="codesnippet3"/>
+        <w:rPr>
+          <w:sz w:val="20"/>
+          <w:szCs w:val="20"/>
+        </w:rPr>
+      </w:pPr>
+      <w:r>
+        <w:rPr>
+          <w:sz w:val="20"/>
+          <w:szCs w:val="20"/>
+        </w:rPr>
+        <w:t>Pool has less B</w:t>
+      </w:r>
+    </w:p>
+    <w:p>
+      <w:pPr>
+        <w:pStyle w:val="codesnippet3"/>
+        <w:rPr>
+          <w:sz w:val="20"/>
+          <w:szCs w:val="20"/>
+        </w:rPr>
+      </w:pPr>
+      <w:r>
+        <w:rPr>
+          <w:sz w:val="20"/>
+          <w:szCs w:val="20"/>
+        </w:rPr>
+        <w:t xml:space="preserve">      ↓</w:t>
+      </w:r>
+    </w:p>
+    <w:p>
+      <w:pPr>
+        <w:pStyle w:val="codesnippet3"/>
+        <w:rPr>
+          <w:sz w:val="20"/>
+          <w:szCs w:val="20"/>
+        </w:rPr>
+      </w:pPr>
+      <w:r>
+        <w:rPr>
+          <w:sz w:val="20"/>
+          <w:szCs w:val="20"/>
+        </w:rPr>
+        <w:t>B becomes more expensive</w:t>
+      </w:r>
+    </w:p>
+    <w:p>
+      <w:pPr>
+        <w:pStyle w:val="codesnippet3"/>
+        <w:rPr>
+          <w:sz w:val="20"/>
+          <w:szCs w:val="20"/>
+        </w:rPr>
+      </w:pPr>
+      <w:r>
+        <w:rPr>
+          <w:sz w:val="20"/>
+          <w:szCs w:val="20"/>
+        </w:rPr>
+        <w:t xml:space="preserve">      ↓</w:t>
+      </w:r>
+    </w:p>
+    <w:p>
+      <w:pPr>
+        <w:pStyle w:val="codesnippet3"/>
+        <w:rPr>
+          <w:sz w:val="20"/>
+          <w:szCs w:val="20"/>
+        </w:rPr>
+      </w:pPr>
+      <w:r>
+        <w:rPr>
+          <w:sz w:val="20"/>
+          <w:szCs w:val="20"/>
+        </w:rPr>
+        <w:t>Next trader gets a worse B-per-A rate</w:t>
+      </w:r>
+    </w:p>
+    <w:p>
+      <w:pPr>
+        <w:spacing w:before="100" w:beforeAutospacing="1" w:after="100" w:afterAutospacing="1" w:line="240" w:lineRule="auto"/>
+        <w:rPr>
+          <w:rFonts w:eastAsia="Times New Roman" w:cs="Times New Roman"/>
+          <w:noProof w:val="0"/>
+          <w:kern w:val="0"/>
+          <w14:ligatures w14:val="none"/>
+        </w:rPr>
+      </w:pPr>
+      <w:r>
+        <w:rPr>
+          <w:rFonts w:eastAsia="Times New Roman" w:cs="Times New Roman"/>
+          <w:noProof w:val="0"/>
+          <w:kern w:val="0"/>
+          <w14:ligatures w14:val="none"/>
+        </w:rPr>
+        <w:lastRenderedPageBreak/>
+        <w:t>That's AMM pricing.</w:t>
+      </w:r>
+    </w:p>
+    <w:p>
+      <w:pPr>
+        <w:pStyle w:val="Heading2"/>
+        <w:rPr>
+          <w:rFonts w:eastAsia="Times New Roman"/>
+        </w:rPr>
+      </w:pPr>
+      <w:r>
+        <w:rPr>
+          <w:rFonts w:eastAsia="Times New Roman"/>
+        </w:rPr>
+        <w:t>Why large trades get worse prices</w:t>
+      </w:r>
+    </w:p>
+    <w:p>
+      <w:pPr>
+        <w:spacing w:before="100" w:beforeAutospacing="1" w:after="100" w:afterAutospacing="1" w:line="240" w:lineRule="auto"/>
+        <w:rPr>
+          <w:rFonts w:eastAsia="Times New Roman" w:cs="Times New Roman"/>
+          <w:noProof w:val="0"/>
+          <w:kern w:val="0"/>
+          <w14:ligatures w14:val="none"/>
+        </w:rPr>
+      </w:pPr>
+      <w:r>
+        <w:rPr>
+          <w:rFonts w:eastAsia="Times New Roman" w:cs="Times New Roman"/>
+          <w:noProof w:val="0"/>
+          <w:kern w:val="0"/>
+          <w14:ligatures w14:val="none"/>
+        </w:rPr>
+        <w:t>Suppose the pool has:</w:t>
+      </w:r>
+    </w:p>
+    <w:p>
+      <w:pPr>
+        <w:pStyle w:val="codesnippet3"/>
+      </w:pPr>
+      <w:r>
+        <w:t>1,000,000 A</w:t>
+      </w:r>
+    </w:p>
+    <w:p>
+      <w:pPr>
+        <w:pStyle w:val="codesnippet3"/>
+      </w:pPr>
+      <w:r>
+        <w:t>1,000,000 B</w:t>
+      </w:r>
+    </w:p>
+    <w:p>
+      <w:pPr>
+        <w:spacing w:before="100" w:beforeAutospacing="1" w:after="100" w:afterAutospacing="1" w:line="240" w:lineRule="auto"/>
+        <w:rPr>
+          <w:rFonts w:eastAsia="Times New Roman" w:cs="Times New Roman"/>
+          <w:noProof w:val="0"/>
+          <w:kern w:val="0"/>
+          <w14:ligatures w14:val="none"/>
+        </w:rPr>
+      </w:pPr>
+      <w:r>
+        <w:rPr>
+          <w:rFonts w:eastAsia="Times New Roman" w:cs="Times New Roman"/>
+          <w:noProof w:val="0"/>
+          <w:kern w:val="0"/>
+          <w14:ligatures w14:val="none"/>
+        </w:rPr>
+        <w:t>Putting 10 A into it barely changes anything.</w:t>
+      </w:r>
+    </w:p>
+    <w:p>
+      <w:pPr>
+        <w:spacing w:before="100" w:beforeAutospacing="1" w:after="100" w:afterAutospacing="1" w:line="240" w:lineRule="auto"/>
+        <w:rPr>
+          <w:rFonts w:eastAsia="Times New Roman" w:cs="Times New Roman"/>
+          <w:noProof w:val="0"/>
+          <w:kern w:val="0"/>
+          <w14:ligatures w14:val="none"/>
+        </w:rPr>
+      </w:pPr>
+      <w:r>
+        <w:rPr>
+          <w:rFonts w:eastAsia="Times New Roman" w:cs="Times New Roman"/>
+          <w:noProof w:val="0"/>
+          <w:kern w:val="0"/>
+          <w14:ligatures w14:val="none"/>
+        </w:rPr>
+        <w:t>But suppose the pool only has:</w:t>
+      </w:r>
+    </w:p>
+    <w:p>
+      <w:pPr>
+        <w:pStyle w:val="codesnippet3"/>
+      </w:pPr>
+      <w:r>
+        <w:t>100 A</w:t>
+      </w:r>
+    </w:p>
+    <w:p>
+      <w:pPr>
+        <w:pStyle w:val="codesnippet3"/>
+      </w:pPr>
+      <w:r>
+        <w:t>100 B</w:t>
+      </w:r>
+    </w:p>
+    <w:p>
+      <w:pPr>
+        <w:spacing w:before="100" w:beforeAutospacing="1" w:after="100" w:afterAutospacing="1" w:line="240" w:lineRule="auto"/>
+        <w:rPr>
+          <w:rFonts w:eastAsia="Times New Roman" w:cs="Times New Roman"/>
+          <w:noProof w:val="0"/>
+          <w:kern w:val="0"/>
+          <w14:ligatures w14:val="none"/>
+        </w:rPr>
+      </w:pPr>
+      <w:r>
+        <w:rPr>
+          <w:rFonts w:eastAsia="Times New Roman" w:cs="Times New Roman"/>
+          <w:noProof w:val="0"/>
+          <w:kern w:val="0"/>
+          <w14:ligatures w14:val="none"/>
+        </w:rPr>
+        <w:t>Putting 50 A into it radically changes the reserves.</w:t>
+      </w:r>
+      <w:r>
+        <w:rPr>
+          <w:rFonts w:eastAsia="Times New Roman" w:cs="Times New Roman"/>
+          <w:noProof w:val="0"/>
+          <w:kern w:val="0"/>
+          <w14:ligatures w14:val="none"/>
+        </w:rPr>
+        <w:t xml:space="preserve"> </w:t>
+      </w:r>
+      <w:r>
+        <w:rPr>
+          <w:rFonts w:eastAsia="Times New Roman" w:cs="Times New Roman"/>
+          <w:noProof w:val="0"/>
+          <w:kern w:val="0"/>
+          <w14:ligatures w14:val="none"/>
+        </w:rPr>
+        <w:t>More liquidity means trades disturb the reserve ratio less.</w:t>
+      </w:r>
+    </w:p>
+    <w:p>
+      <w:pPr>
+        <w:pStyle w:val="Heading2"/>
+        <w:rPr>
+          <w:rFonts w:eastAsia="Times New Roman"/>
+        </w:rPr>
+      </w:pPr>
+      <w:r>
+        <w:rPr>
+          <w:rFonts w:eastAsia="Times New Roman"/>
+        </w:rPr>
+        <w:t>Now add the Uniswap v2 0.3% fee</w:t>
+      </w:r>
+    </w:p>
+    <w:p>
+      <w:pPr>
+        <w:spacing w:after="0" w:line="240" w:lineRule="auto"/>
+        <w:rPr>
+          <w:rFonts w:eastAsia="Times New Roman" w:cs="Times New Roman"/>
+          <w:noProof w:val="0"/>
+          <w:kern w:val="0"/>
+          <w14:ligatures w14:val="none"/>
+        </w:rPr>
+      </w:pPr>
+    </w:p>
+    <w:p>
+      <w:pPr>
+        <w:spacing w:after="0" w:line="240" w:lineRule="auto"/>
+        <w:rPr>
+          <w:rFonts w:eastAsia="Times New Roman" w:cs="Times New Roman"/>
+          <w:noProof w:val="0"/>
+          <w:kern w:val="0"/>
+          <w14:ligatures w14:val="none"/>
+        </w:rPr>
+      </w:pPr>
+      <w:r>
+        <w:rPr>
+          <w:rFonts w:eastAsia="Times New Roman" w:cs="Times New Roman"/>
+          <w:noProof w:val="0"/>
+          <w:kern w:val="0"/>
+          <w14:ligatures w14:val="none"/>
+        </w:rPr>
+        <w:t>The previous example ignored fees.</w:t>
+      </w:r>
+    </w:p>
+    <w:p>
+      <w:pPr>
+        <w:spacing w:after="0" w:line="240" w:lineRule="auto"/>
+        <w:rPr>
+          <w:rFonts w:eastAsia="Times New Roman" w:cs="Times New Roman"/>
+          <w:noProof w:val="0"/>
+          <w:kern w:val="0"/>
+          <w14:ligatures w14:val="none"/>
+        </w:rPr>
+      </w:pPr>
+    </w:p>
+    <w:p>
+      <w:pPr>
+        <w:spacing w:after="0" w:line="240" w:lineRule="auto"/>
+        <w:rPr>
+          <w:rFonts w:eastAsia="Times New Roman" w:cs="Times New Roman"/>
+          <w:noProof w:val="0"/>
+          <w:kern w:val="0"/>
+          <w14:ligatures w14:val="none"/>
+        </w:rPr>
+      </w:pPr>
+      <w:r>
+        <w:rPr>
+          <w:rFonts w:eastAsia="Times New Roman" w:cs="Times New Roman"/>
+          <w:noProof w:val="0"/>
+          <w:kern w:val="0"/>
+          <w14:ligatures w14:val="none"/>
+        </w:rPr>
+        <w:t>In real v2, only 99.7% of the input counts toward the swap calculation.</w:t>
+      </w:r>
+    </w:p>
+    <w:p>
+      <w:pPr>
+        <w:spacing w:after="0" w:line="240" w:lineRule="auto"/>
+        <w:rPr>
+          <w:rFonts w:eastAsia="Times New Roman" w:cs="Times New Roman"/>
+          <w:noProof w:val="0"/>
+          <w:kern w:val="0"/>
+          <w14:ligatures w14:val="none"/>
+        </w:rPr>
+      </w:pPr>
+    </w:p>
+    <w:p>
+      <w:pPr>
+        <w:spacing w:after="0" w:line="240" w:lineRule="auto"/>
+        <w:rPr>
+          <w:rFonts w:eastAsia="Times New Roman" w:cs="Times New Roman"/>
+          <w:noProof w:val="0"/>
+          <w:kern w:val="0"/>
+          <w14:ligatures w14:val="none"/>
+        </w:rPr>
+      </w:pPr>
+      <w:r>
+        <w:rPr>
+          <w:rFonts w:eastAsia="Times New Roman" w:cs="Times New Roman"/>
+          <w:noProof w:val="0"/>
+          <w:kern w:val="0"/>
+          <w14:ligatures w14:val="none"/>
+        </w:rPr>
+        <w:t>If you send:</w:t>
+      </w:r>
+      <w:r>
+        <w:rPr>
+          <w:rFonts w:eastAsia="Times New Roman" w:cs="Times New Roman"/>
+          <w:noProof w:val="0"/>
+          <w:kern w:val="0"/>
+          <w14:ligatures w14:val="none"/>
+        </w:rPr>
+        <w:t xml:space="preserve"> </w:t>
+      </w:r>
+      <w:r>
+        <w:rPr>
+          <w:rFonts w:eastAsia="Times New Roman" w:cs="Times New Roman"/>
+          <w:noProof w:val="0"/>
+          <w:kern w:val="0"/>
+          <w14:ligatures w14:val="none"/>
+        </w:rPr>
+        <w:t>10 A</w:t>
+      </w:r>
+      <w:r>
+        <w:rPr>
+          <w:rFonts w:eastAsia="Times New Roman" w:cs="Times New Roman"/>
+          <w:noProof w:val="0"/>
+          <w:kern w:val="0"/>
+          <w14:ligatures w14:val="none"/>
+        </w:rPr>
+        <w:t xml:space="preserve"> </w:t>
+      </w:r>
+      <w:r>
+        <w:rPr>
+          <w:rFonts w:eastAsia="Times New Roman" w:cs="Times New Roman"/>
+          <w:noProof w:val="0"/>
+          <w:kern w:val="0"/>
+          <w14:ligatures w14:val="none"/>
+        </w:rPr>
+        <w:t>the effective input for pricing is:</w:t>
+      </w:r>
+      <w:r>
+        <w:rPr>
+          <w:rFonts w:eastAsia="Times New Roman" w:cs="Times New Roman"/>
+          <w:noProof w:val="0"/>
+          <w:kern w:val="0"/>
+          <w14:ligatures w14:val="none"/>
+        </w:rPr>
+        <w:t xml:space="preserve"> </w:t>
+      </w:r>
+      <w:r>
+        <w:rPr>
+          <w:rFonts w:eastAsia="Times New Roman" w:cs="Times New Roman"/>
+          <w:noProof w:val="0"/>
+          <w:kern w:val="0"/>
+          <w14:ligatures w14:val="none"/>
+        </w:rPr>
+        <w:t>10 × 0.997 = 9.97 A</w:t>
+      </w:r>
+    </w:p>
+    <w:p>
+      <w:pPr>
+        <w:spacing w:after="0" w:line="240" w:lineRule="auto"/>
+        <w:rPr>
+          <w:rFonts w:eastAsia="Times New Roman" w:cs="Times New Roman"/>
+          <w:noProof w:val="0"/>
+          <w:kern w:val="0"/>
+          <w14:ligatures w14:val="none"/>
+        </w:rPr>
+      </w:pPr>
+    </w:p>
+    <w:p>
+      <w:pPr>
+        <w:spacing w:after="0" w:line="240" w:lineRule="auto"/>
+        <w:rPr>
+          <w:rFonts w:eastAsia="Times New Roman" w:cs="Times New Roman"/>
+          <w:noProof w:val="0"/>
+          <w:kern w:val="0"/>
+          <w14:ligatures w14:val="none"/>
+        </w:rPr>
+      </w:pPr>
+      <w:proofErr w:type="gramStart"/>
+      <w:r>
+        <w:rPr>
+          <w:rFonts w:eastAsia="Times New Roman" w:cs="Times New Roman"/>
+          <w:noProof w:val="0"/>
+          <w:kern w:val="0"/>
+          <w14:ligatures w14:val="none"/>
+        </w:rPr>
+        <w:t>So</w:t>
+      </w:r>
+      <w:proofErr w:type="gramEnd"/>
+      <w:r>
+        <w:rPr>
+          <w:rFonts w:eastAsia="Times New Roman" w:cs="Times New Roman"/>
+          <w:noProof w:val="0"/>
+          <w:kern w:val="0"/>
+          <w14:ligatures w14:val="none"/>
+        </w:rPr>
+        <w:t xml:space="preserve"> with:</w:t>
+      </w:r>
+    </w:p>
+    <w:p>
+      <w:pPr>
+        <w:spacing w:after="0" w:line="240" w:lineRule="auto"/>
+        <w:rPr>
+          <w:rFonts w:eastAsia="Times New Roman" w:cs="Times New Roman"/>
+          <w:noProof w:val="0"/>
+          <w:kern w:val="0"/>
+          <w14:ligatures w14:val="none"/>
+        </w:rPr>
+      </w:pPr>
+    </w:p>
+    <w:p>
+      <w:pPr>
+        <w:pStyle w:val="codesnippet3"/>
+      </w:pPr>
+      <w:r>
+        <w:t>x = 100 A</w:t>
+      </w:r>
+    </w:p>
+    <w:p>
+      <w:pPr>
+        <w:pStyle w:val="codesnippet3"/>
+      </w:pPr>
+      <w:r>
+        <w:t>y = 100 B</w:t>
+      </w:r>
+    </w:p>
+    <w:p>
+      <w:pPr>
+        <w:spacing w:after="0" w:line="240" w:lineRule="auto"/>
+        <w:rPr>
+          <w:rFonts w:eastAsia="Times New Roman" w:cs="Times New Roman"/>
+          <w:noProof w:val="0"/>
+          <w:kern w:val="0"/>
+          <w14:ligatures w14:val="none"/>
+        </w:rPr>
+      </w:pPr>
+    </w:p>
+    <w:p>
+      <w:pPr>
+        <w:spacing w:after="0" w:line="240" w:lineRule="auto"/>
+        <w:rPr>
+          <w:rFonts w:eastAsia="Times New Roman" w:cs="Times New Roman"/>
+          <w:noProof w:val="0"/>
+          <w:kern w:val="0"/>
+          <w14:ligatures w14:val="none"/>
+        </w:rPr>
+      </w:pPr>
+      <w:r>
+        <w:rPr>
+          <w:rFonts w:eastAsia="Times New Roman" w:cs="Times New Roman"/>
+          <w:noProof w:val="0"/>
+          <w:kern w:val="0"/>
+          <w14:ligatures w14:val="none"/>
+        </w:rPr>
+        <w:t>the output formula becomes:</w:t>
+      </w:r>
+    </w:p>
+    <w:p>
+      <w:pPr>
+        <w:spacing w:after="0" w:line="240" w:lineRule="auto"/>
+        <w:rPr>
+          <w:rFonts w:eastAsia="Times New Roman" w:cs="Times New Roman"/>
+          <w:noProof w:val="0"/>
+          <w:kern w:val="0"/>
+          <w14:ligatures w14:val="none"/>
+        </w:rPr>
+      </w:pPr>
+    </w:p>
+    <w:p>
+      <w:pPr>
+        <w:pStyle w:val="codesnippet3"/>
+      </w:pPr>
+      <w:proofErr w:type="spellStart"/>
+      <w:r>
+        <w:t>amountOut</w:t>
+      </w:r>
+      <w:proofErr w:type="spellEnd"/>
+      <w:r>
+        <w:t>=</w:t>
+      </w:r>
+      <w:r>
+        <w:t xml:space="preserve"> (</w:t>
+      </w:r>
+      <w:r>
+        <w:t>y×amountIn×0.997</w:t>
+      </w:r>
+      <w:r>
+        <w:t>) / (</w:t>
+      </w:r>
+      <w:r>
+        <w:t>x+amountIn×0.997</w:t>
+      </w:r>
+      <w:r>
+        <w:t>)</w:t>
+      </w:r>
+    </w:p>
+    <w:p>
+      <w:pPr>
+        <w:spacing w:after="0" w:line="240" w:lineRule="auto"/>
+        <w:rPr>
+          <w:rFonts w:eastAsia="Times New Roman" w:cs="Times New Roman"/>
+          <w:noProof w:val="0"/>
+          <w:kern w:val="0"/>
+          <w14:ligatures w14:val="none"/>
+        </w:rPr>
+      </w:pPr>
+      <w:r>
+        <w:rPr>
+          <w:rFonts w:eastAsia="Times New Roman" w:cs="Times New Roman"/>
+          <w:noProof w:val="0"/>
+          <w:kern w:val="0"/>
+          <w14:ligatures w14:val="none"/>
+        </w:rPr>
+        <w:tab/>
+        <w:t>​</w:t>
+      </w:r>
+    </w:p>
+    <w:p>
+      <w:pPr>
+        <w:spacing w:after="0" w:line="240" w:lineRule="auto"/>
+        <w:rPr>
+          <w:rFonts w:eastAsia="Times New Roman" w:cs="Times New Roman"/>
+          <w:noProof w:val="0"/>
+          <w:kern w:val="0"/>
+          <w14:ligatures w14:val="none"/>
+        </w:rPr>
+      </w:pPr>
+      <w:r>
+        <w:rPr>
+          <w:rFonts w:eastAsia="Times New Roman" w:cs="Times New Roman"/>
+          <w:noProof w:val="0"/>
+          <w:kern w:val="0"/>
+          <w14:ligatures w14:val="none"/>
+        </w:rPr>
+        <w:t>Plugging in 10 A gives approximately:</w:t>
+      </w:r>
+    </w:p>
+    <w:p>
+      <w:pPr>
+        <w:spacing w:after="0" w:line="240" w:lineRule="auto"/>
+        <w:rPr>
+          <w:rFonts w:eastAsia="Times New Roman" w:cs="Times New Roman"/>
+          <w:noProof w:val="0"/>
+          <w:kern w:val="0"/>
+          <w14:ligatures w14:val="none"/>
+        </w:rPr>
+      </w:pPr>
+    </w:p>
+    <w:p>
+      <w:pPr>
+        <w:pStyle w:val="codesnippet3"/>
+      </w:pPr>
+      <w:r>
+        <w:t>9.066B</w:t>
+      </w:r>
+      <w:r>
+        <w:t xml:space="preserve"> instead of giving 9.090</w:t>
+      </w:r>
+    </w:p>
+    <w:p>
+      <w:pPr>
+        <w:pStyle w:val="codesnippet3"/>
+      </w:pPr>
+    </w:p>
+    <w:p>
+      <w:pPr>
+        <w:pStyle w:val="codesnippet3"/>
+        <w:rPr>
+          <w:color w:val="EE0000"/>
+        </w:rPr>
+      </w:pPr>
+      <w:r>
+        <w:rPr>
+          <w:color w:val="EE0000"/>
+        </w:rPr>
+        <w:t>The more A token a trader inputs he should get more B token, that’s why he would get less here!</w:t>
+      </w:r>
+    </w:p>
+    <w:p>
+      <w:pPr>
+        <w:spacing w:after="0" w:line="240" w:lineRule="auto"/>
+        <w:rPr>
+          <w:rFonts w:eastAsia="Times New Roman" w:cs="Times New Roman"/>
+          <w:noProof w:val="0"/>
+          <w:kern w:val="0"/>
+          <w14:ligatures w14:val="none"/>
+        </w:rPr>
+      </w:pPr>
+    </w:p>
+    <w:p>
+      <w:pPr>
+        <w:spacing w:after="0" w:line="240" w:lineRule="auto"/>
+        <w:rPr>
+          <w:rFonts w:eastAsia="Times New Roman" w:cs="Times New Roman"/>
+          <w:noProof w:val="0"/>
+          <w:kern w:val="0"/>
+          <w14:ligatures w14:val="none"/>
+        </w:rPr>
+      </w:pPr>
+      <w:r>
+        <w:rPr>
+          <w:rFonts w:eastAsia="Times New Roman" w:cs="Times New Roman"/>
+          <w:noProof w:val="0"/>
+          <w:kern w:val="0"/>
+          <w14:ligatures w14:val="none"/>
+        </w:rPr>
+        <w:t>The actual reserves afterwards are approximately:</w:t>
+      </w:r>
+    </w:p>
+    <w:p>
+      <w:pPr>
+        <w:pStyle w:val="codesnippet3"/>
+      </w:pPr>
+    </w:p>
+    <w:p>
+      <w:pPr>
+        <w:pStyle w:val="codesnippet3"/>
+      </w:pPr>
+      <w:r>
+        <w:lastRenderedPageBreak/>
+        <w:t>110 A</w:t>
+      </w:r>
+    </w:p>
+    <w:p>
+      <w:pPr>
+        <w:pStyle w:val="codesnippet3"/>
+      </w:pPr>
+      <w:r>
+        <w:t>90.934 B</w:t>
+      </w:r>
+    </w:p>
+    <w:p>
+      <w:pPr>
+        <w:spacing w:after="0" w:line="240" w:lineRule="auto"/>
+        <w:rPr>
+          <w:rFonts w:eastAsia="Times New Roman" w:cs="Times New Roman"/>
+          <w:noProof w:val="0"/>
+          <w:kern w:val="0"/>
+          <w14:ligatures w14:val="none"/>
+        </w:rPr>
+      </w:pPr>
+    </w:p>
+    <w:p>
+      <w:pPr>
+        <w:spacing w:after="0" w:line="240" w:lineRule="auto"/>
+        <w:rPr>
+          <w:rFonts w:eastAsia="Times New Roman" w:cs="Times New Roman"/>
+          <w:b/>
+          <w:bCs/>
+          <w:noProof w:val="0"/>
+          <w:kern w:val="0"/>
+          <w14:ligatures w14:val="none"/>
+        </w:rPr>
+      </w:pPr>
+      <w:r>
+        <w:rPr>
+          <w:rFonts w:eastAsia="Times New Roman" w:cs="Times New Roman"/>
+          <w:b/>
+          <w:bCs/>
+          <w:noProof w:val="0"/>
+          <w:kern w:val="0"/>
+          <w14:ligatures w14:val="none"/>
+        </w:rPr>
+        <w:t>Notice something interesting:</w:t>
+      </w:r>
+    </w:p>
+    <w:p>
+      <w:pPr>
+        <w:spacing w:after="0" w:line="240" w:lineRule="auto"/>
+        <w:rPr>
+          <w:rFonts w:eastAsia="Times New Roman" w:cs="Times New Roman"/>
+          <w:noProof w:val="0"/>
+          <w:kern w:val="0"/>
+          <w14:ligatures w14:val="none"/>
+        </w:rPr>
+      </w:pPr>
+    </w:p>
+    <w:p>
+      <w:pPr>
+        <w:spacing w:after="0" w:line="240" w:lineRule="auto"/>
+        <w:jc w:val="center"/>
+        <w:rPr>
+          <w:rFonts w:eastAsia="Times New Roman" w:cs="Times New Roman"/>
+          <w:b/>
+          <w:bCs/>
+          <w:noProof w:val="0"/>
+          <w:kern w:val="0"/>
+          <w14:ligatures w14:val="none"/>
+        </w:rPr>
+      </w:pPr>
+      <w:r>
+        <w:rPr>
+          <w:rFonts w:eastAsia="Times New Roman" w:cs="Times New Roman"/>
+          <w:b/>
+          <w:bCs/>
+          <w:noProof w:val="0"/>
+          <w:kern w:val="0"/>
+          <w14:ligatures w14:val="none"/>
+        </w:rPr>
+        <w:t>110×90.934&gt;10,000</w:t>
+      </w:r>
+    </w:p>
+    <w:p>
+      <w:pPr>
+        <w:spacing w:after="0" w:line="240" w:lineRule="auto"/>
+        <w:rPr>
+          <w:rFonts w:eastAsia="Times New Roman" w:cs="Times New Roman"/>
+          <w:noProof w:val="0"/>
+          <w:kern w:val="0"/>
+          <w14:ligatures w14:val="none"/>
+        </w:rPr>
+      </w:pPr>
+    </w:p>
+    <w:p>
+      <w:pPr>
+        <w:spacing w:after="0" w:line="240" w:lineRule="auto"/>
+        <w:rPr>
+          <w:rFonts w:eastAsia="Times New Roman" w:cs="Times New Roman"/>
+          <w:b/>
+          <w:bCs/>
+          <w:noProof w:val="0"/>
+          <w:kern w:val="0"/>
+          <w14:ligatures w14:val="none"/>
+        </w:rPr>
+      </w:pPr>
+      <w:r>
+        <w:rPr>
+          <w:rFonts w:eastAsia="Times New Roman" w:cs="Times New Roman"/>
+          <w:b/>
+          <w:bCs/>
+          <w:noProof w:val="0"/>
+          <w:color w:val="EE0000"/>
+          <w:kern w:val="0"/>
+          <w14:ligatures w14:val="none"/>
+        </w:rPr>
+        <w:t>So technically, with fees, actual k increases slightly.</w:t>
+      </w:r>
+      <w:r>
+        <w:rPr>
+          <w:rFonts w:eastAsia="Times New Roman" w:cs="Times New Roman"/>
+          <w:b/>
+          <w:bCs/>
+          <w:noProof w:val="0"/>
+          <w:color w:val="EE0000"/>
+          <w:kern w:val="0"/>
+          <w14:ligatures w14:val="none"/>
+        </w:rPr>
+        <w:t xml:space="preserve"> </w:t>
+      </w:r>
+      <w:r>
+        <w:rPr>
+          <w:rFonts w:eastAsia="Times New Roman" w:cs="Times New Roman"/>
+          <w:b/>
+          <w:bCs/>
+          <w:noProof w:val="0"/>
+          <w:kern w:val="0"/>
+          <w14:ligatures w14:val="none"/>
+        </w:rPr>
+        <w:t>This is why the best wording is not:</w:t>
+      </w:r>
+    </w:p>
+    <w:p>
+      <w:pPr>
+        <w:spacing w:after="0" w:line="240" w:lineRule="auto"/>
+        <w:rPr>
+          <w:rFonts w:eastAsia="Times New Roman" w:cs="Times New Roman"/>
+          <w:b/>
+          <w:bCs/>
+          <w:noProof w:val="0"/>
+          <w:kern w:val="0"/>
+          <w14:ligatures w14:val="none"/>
+        </w:rPr>
+      </w:pPr>
+    </w:p>
+    <w:p>
+      <w:pPr>
+        <w:spacing w:after="0" w:line="240" w:lineRule="auto"/>
+        <w:rPr>
+          <w:rFonts w:eastAsia="Times New Roman" w:cs="Times New Roman"/>
+          <w:b/>
+          <w:bCs/>
+          <w:noProof w:val="0"/>
+          <w:kern w:val="0"/>
+          <w14:ligatures w14:val="none"/>
+        </w:rPr>
+      </w:pPr>
+      <w:r>
+        <w:rPr>
+          <w:rFonts w:eastAsia="Times New Roman" w:cs="Times New Roman"/>
+          <w:b/>
+          <w:bCs/>
+          <w:noProof w:val="0"/>
+          <w:kern w:val="0"/>
+          <w14:ligatures w14:val="none"/>
+        </w:rPr>
+        <w:t>"k must literally never change."</w:t>
+      </w:r>
+    </w:p>
+    <w:p>
+      <w:pPr>
+        <w:spacing w:after="0" w:line="240" w:lineRule="auto"/>
+        <w:rPr>
+          <w:rFonts w:eastAsia="Times New Roman" w:cs="Times New Roman"/>
+          <w:b/>
+          <w:bCs/>
+          <w:noProof w:val="0"/>
+          <w:kern w:val="0"/>
+          <w14:ligatures w14:val="none"/>
+        </w:rPr>
+      </w:pPr>
+    </w:p>
+    <w:p>
+      <w:pPr>
+        <w:spacing w:after="0" w:line="240" w:lineRule="auto"/>
+        <w:rPr>
+          <w:rFonts w:eastAsia="Times New Roman" w:cs="Times New Roman"/>
+          <w:b/>
+          <w:bCs/>
+          <w:noProof w:val="0"/>
+          <w:kern w:val="0"/>
+          <w14:ligatures w14:val="none"/>
+        </w:rPr>
+      </w:pPr>
+      <w:r>
+        <w:rPr>
+          <w:rFonts w:eastAsia="Times New Roman" w:cs="Times New Roman"/>
+          <w:b/>
+          <w:bCs/>
+          <w:noProof w:val="0"/>
+          <w:kern w:val="0"/>
+          <w14:ligatures w14:val="none"/>
+        </w:rPr>
+        <w:t>It's:</w:t>
+      </w:r>
+    </w:p>
+    <w:p>
+      <w:pPr>
+        <w:spacing w:after="0" w:line="240" w:lineRule="auto"/>
+        <w:rPr>
+          <w:rFonts w:eastAsia="Times New Roman" w:cs="Times New Roman"/>
+          <w:b/>
+          <w:bCs/>
+          <w:noProof w:val="0"/>
+          <w:kern w:val="0"/>
+          <w14:ligatures w14:val="none"/>
+        </w:rPr>
+      </w:pPr>
+    </w:p>
+    <w:p>
+      <w:pPr>
+        <w:spacing w:after="0" w:line="240" w:lineRule="auto"/>
+        <w:rPr>
+          <w:rFonts w:eastAsia="Times New Roman" w:cs="Times New Roman"/>
+          <w:b/>
+          <w:bCs/>
+          <w:noProof w:val="0"/>
+          <w:color w:val="EE0000"/>
+          <w:kern w:val="0"/>
+          <w14:ligatures w14:val="none"/>
+        </w:rPr>
+      </w:pPr>
+      <w:r>
+        <w:rPr>
+          <w:rFonts w:eastAsia="Times New Roman" w:cs="Times New Roman"/>
+          <w:b/>
+          <w:bCs/>
+          <w:noProof w:val="0"/>
+          <w:color w:val="EE0000"/>
+          <w:kern w:val="0"/>
+          <w14:ligatures w14:val="none"/>
+        </w:rPr>
+        <w:t>The fee-adjusted swap must not make the invariant decrease. Fees left in the pool cause the actual product of reserves to grow.</w:t>
+      </w:r>
+    </w:p>
+    <w:p>
+      <w:pPr>
+        <w:spacing w:after="0" w:line="240" w:lineRule="auto"/>
+        <w:rPr>
+          <w:rFonts w:eastAsia="Times New Roman" w:cs="Times New Roman"/>
+          <w:b/>
+          <w:bCs/>
+          <w:noProof w:val="0"/>
+          <w:color w:val="EE0000"/>
+          <w:kern w:val="0"/>
+          <w14:ligatures w14:val="none"/>
+        </w:rPr>
+      </w:pPr>
+    </w:p>
+    <w:p>
+      <w:pPr>
+        <w:spacing w:after="0" w:line="240" w:lineRule="auto"/>
+        <w:jc w:val="center"/>
+        <w:rPr>
+          <w:rFonts w:eastAsia="Times New Roman" w:cs="Times New Roman"/>
+          <w:b/>
+          <w:bCs/>
+          <w:noProof w:val="0"/>
+          <w:color w:val="EE0000"/>
+          <w:kern w:val="0"/>
+          <w:sz w:val="28"/>
+          <w:szCs w:val="28"/>
+          <w:u w:val="single"/>
+          <w14:ligatures w14:val="none"/>
+        </w:rPr>
+      </w:pPr>
+      <w:r>
+        <w:rPr>
+          <w:rFonts w:eastAsia="Times New Roman" w:cs="Times New Roman"/>
+          <w:b/>
+          <w:bCs/>
+          <w:noProof w:val="0"/>
+          <w:color w:val="EE0000"/>
+          <w:kern w:val="0"/>
+          <w:sz w:val="28"/>
+          <w:szCs w:val="28"/>
+          <w:u w:val="single"/>
+          <w14:ligatures w14:val="none"/>
+        </w:rPr>
+        <w:t>K is increased when liquidity providers add to the reserves</w:t>
+      </w:r>
+      <w:r>
+        <w:rPr>
+          <w:rFonts w:eastAsia="Times New Roman" w:cs="Times New Roman"/>
+          <w:b/>
+          <w:bCs/>
+          <w:noProof w:val="0"/>
+          <w:color w:val="EE0000"/>
+          <w:kern w:val="0"/>
+          <w:sz w:val="28"/>
+          <w:szCs w:val="28"/>
+          <w:u w:val="single"/>
+          <w14:ligatures w14:val="none"/>
+        </w:rPr>
+        <w:t>,</w:t>
+      </w:r>
+      <w:r>
+        <w:rPr>
+          <w:rFonts w:eastAsia="Times New Roman" w:cs="Times New Roman"/>
+          <w:b/>
+          <w:bCs/>
+          <w:noProof w:val="0"/>
+          <w:color w:val="EE0000"/>
+          <w:kern w:val="0"/>
+          <w:sz w:val="28"/>
+          <w:szCs w:val="28"/>
+          <w:u w:val="single"/>
+          <w14:ligatures w14:val="none"/>
+        </w:rPr>
+        <w:t xml:space="preserve"> or when fee is received from trades</w:t>
+      </w:r>
+      <w:r>
+        <w:rPr>
+          <w:rFonts w:eastAsia="Times New Roman" w:cs="Times New Roman"/>
+          <w:b/>
+          <w:bCs/>
+          <w:noProof w:val="0"/>
+          <w:color w:val="EE0000"/>
+          <w:kern w:val="0"/>
+          <w:sz w:val="28"/>
+          <w:szCs w:val="28"/>
+          <w:u w:val="single"/>
+          <w14:ligatures w14:val="none"/>
+        </w:rPr>
+        <w:t>;</w:t>
+      </w:r>
+      <w:r>
+        <w:rPr>
+          <w:rFonts w:eastAsia="Times New Roman" w:cs="Times New Roman"/>
+          <w:b/>
+          <w:bCs/>
+          <w:noProof w:val="0"/>
+          <w:color w:val="EE0000"/>
+          <w:kern w:val="0"/>
+          <w:sz w:val="28"/>
+          <w:szCs w:val="28"/>
+          <w:u w:val="single"/>
+          <w14:ligatures w14:val="none"/>
+        </w:rPr>
+        <w:t xml:space="preserve"> </w:t>
+      </w:r>
+      <w:r>
+        <w:rPr>
+          <w:rFonts w:eastAsia="Times New Roman" w:cs="Times New Roman"/>
+          <w:b/>
+          <w:bCs/>
+          <w:noProof w:val="0"/>
+          <w:color w:val="EE0000"/>
+          <w:kern w:val="0"/>
+          <w:sz w:val="28"/>
+          <w:szCs w:val="28"/>
+          <w:u w:val="single"/>
+          <w14:ligatures w14:val="none"/>
+        </w:rPr>
+        <w:t>b</w:t>
+      </w:r>
+      <w:r>
+        <w:rPr>
+          <w:rFonts w:eastAsia="Times New Roman" w:cs="Times New Roman"/>
+          <w:b/>
+          <w:bCs/>
+          <w:noProof w:val="0"/>
+          <w:color w:val="EE0000"/>
+          <w:kern w:val="0"/>
+          <w:sz w:val="28"/>
+          <w:szCs w:val="28"/>
+          <w:u w:val="single"/>
+          <w14:ligatures w14:val="none"/>
+        </w:rPr>
+        <w:t>ecause more liquidity is added to the pool</w:t>
+      </w:r>
+      <w:r>
+        <w:rPr>
+          <w:rFonts w:eastAsia="Times New Roman" w:cs="Times New Roman"/>
+          <w:b/>
+          <w:bCs/>
+          <w:noProof w:val="0"/>
+          <w:color w:val="EE0000"/>
+          <w:kern w:val="0"/>
+          <w:sz w:val="28"/>
+          <w:szCs w:val="28"/>
+          <w:u w:val="single"/>
+          <w14:ligatures w14:val="none"/>
+        </w:rPr>
+        <w:t>.</w:t>
+      </w:r>
+    </w:p>
     <w:p/>
+    <w:p>
+      <w:pPr>
+        <w:jc w:val="center"/>
+        <w:rPr>
+          <w:b/>
+          <w:bCs/>
+        </w:rPr>
+      </w:pPr>
+      <w:r>
+        <w:rPr>
+          <w:b/>
+          <w:bCs/>
+        </w:rPr>
+        <w:t>bigger</w:t>
+      </w:r>
+      <w:r>
+        <w:rPr>
+          <w:b/>
+          <w:bCs/>
+        </w:rPr>
+        <w:t xml:space="preserve"> </w:t>
+      </w:r>
+      <w:r>
+        <w:rPr>
+          <w:b/>
+          <w:bCs/>
+        </w:rPr>
+        <w:t>k</w:t>
+      </w:r>
+      <w:r>
+        <w:rPr>
+          <w:b/>
+          <w:bCs/>
+        </w:rPr>
+        <w:t xml:space="preserve"> = more reserves = richer pool</w:t>
+      </w:r>
+    </w:p>
+    <w:p>
+      <w:pPr>
+        <w:pStyle w:val="Heading2"/>
+      </w:pPr>
+      <w:r>
+        <w:t>Anatomy of a Uniswap v2 swap</w:t>
+      </w:r>
+    </w:p>
+    <w:p>
+      <w:r>
+        <w:t>The core v2 pair exposes:</w:t>
+      </w:r>
+    </w:p>
+    <w:p>
+      <w:pPr>
+        <w:pStyle w:val="codesnippet3"/>
+      </w:pPr>
+      <w:r>
+        <w:t>f</w:t>
+      </w:r>
+      <w:r>
+        <w:t>unction swap(</w:t>
+      </w:r>
+      <w:proofErr w:type="spellStart"/>
+      <w:r>
+        <w:t>uint</w:t>
+      </w:r>
+      <w:proofErr w:type="spellEnd"/>
+      <w:r>
+        <w:t xml:space="preserve"> amount0Out, </w:t>
+      </w:r>
+      <w:proofErr w:type="spellStart"/>
+      <w:r>
+        <w:t>uint</w:t>
+      </w:r>
+      <w:proofErr w:type="spellEnd"/>
+      <w:r>
+        <w:t xml:space="preserve"> amount1Out, address to, bytes </w:t>
+      </w:r>
+      <w:proofErr w:type="spellStart"/>
+      <w:r>
+        <w:t>calldata</w:t>
+      </w:r>
+      <w:proofErr w:type="spellEnd"/>
+      <w:r>
+        <w:t xml:space="preserve"> data);</w:t>
+      </w:r>
+    </w:p>
+    <w:p>
+      <w:r>
+        <w:t>You don't need to memorize that signature, but understand what it means.</w:t>
+      </w:r>
+    </w:p>
+    <w:p>
+      <w:r>
+        <w:t>A pair has:</w:t>
+      </w:r>
+    </w:p>
+    <w:p>
+      <w:pPr>
+        <w:pStyle w:val="codesnippet3"/>
+      </w:pPr>
+      <w:r>
+        <w:t>token0</w:t>
+      </w:r>
+    </w:p>
+    <w:p>
+      <w:pPr>
+        <w:pStyle w:val="codesnippet3"/>
+      </w:pPr>
+      <w:r>
+        <w:t>token1</w:t>
+      </w:r>
+    </w:p>
+    <w:p>
+      <w:r>
+        <w:t>The caller tells the pair:</w:t>
+      </w:r>
+    </w:p>
+    <w:p>
+      <w:r>
+        <w:t>"I want X token0 out"</w:t>
+      </w:r>
+      <w:r>
+        <w:t xml:space="preserve"> </w:t>
+      </w:r>
+      <w:r>
+        <w:t>or</w:t>
+      </w:r>
+      <w:r>
+        <w:t xml:space="preserve"> </w:t>
+      </w:r>
+      <w:r>
+        <w:t>"I want Y token1 out."</w:t>
+      </w:r>
+    </w:p>
     <w:p/>
     <w:sectPr>
       <w:pgSz w:w="12240" w:h="15840"/>
@@ -15598,9 +20374,9 @@
     </w:lvl>
   </w:abstractNum>
   <w:abstractNum w:abstractNumId="14" w15:restartNumberingAfterBreak="0">
-    <w:nsid w:val="711F03C9"/>
+    <w:nsid w:val="68BD6DEA"/>
     <w:multiLevelType w:val="multilevel"/>
-    <w:tmpl w:val="C666A9F8"/>
+    <w:tmpl w:val="F0DE0EEC"/>
     <w:lvl w:ilvl="0">
       <w:start w:val="1"/>
       <w:numFmt w:val="bullet"/>
@@ -15747,6 +20523,155 @@
     </w:lvl>
   </w:abstractNum>
   <w:abstractNum w:abstractNumId="15" w15:restartNumberingAfterBreak="0">
+    <w:nsid w:val="711F03C9"/>
+    <w:multiLevelType w:val="multilevel"/>
+    <w:tmpl w:val="C666A9F8"/>
+    <w:lvl w:ilvl="0">
+      <w:start w:val="1"/>
+      <w:numFmt w:val="bullet"/>
+      <w:lvlText w:val=""/>
+      <w:lvlJc w:val="left"/>
+      <w:pPr>
+        <w:tabs>
+          <w:tab w:val="num" w:pos="720"/>
+        </w:tabs>
+        <w:ind w:left="720" w:hanging="360"/>
+      </w:pPr>
+      <w:rPr>
+        <w:rFonts w:ascii="Symbol" w:hAnsi="Symbol" w:hint="default"/>
+        <w:sz w:val="20"/>
+      </w:rPr>
+    </w:lvl>
+    <w:lvl w:ilvl="1" w:tentative="1">
+      <w:start w:val="1"/>
+      <w:numFmt w:val="bullet"/>
+      <w:lvlText w:val="o"/>
+      <w:lvlJc w:val="left"/>
+      <w:pPr>
+        <w:tabs>
+          <w:tab w:val="num" w:pos="1440"/>
+        </w:tabs>
+        <w:ind w:left="1440" w:hanging="360"/>
+      </w:pPr>
+      <w:rPr>
+        <w:rFonts w:ascii="Courier New" w:hAnsi="Courier New" w:hint="default"/>
+        <w:sz w:val="20"/>
+      </w:rPr>
+    </w:lvl>
+    <w:lvl w:ilvl="2" w:tentative="1">
+      <w:start w:val="1"/>
+      <w:numFmt w:val="bullet"/>
+      <w:lvlText w:val=""/>
+      <w:lvlJc w:val="left"/>
+      <w:pPr>
+        <w:tabs>
+          <w:tab w:val="num" w:pos="2160"/>
+        </w:tabs>
+        <w:ind w:left="2160" w:hanging="360"/>
+      </w:pPr>
+      <w:rPr>
+        <w:rFonts w:ascii="Wingdings" w:hAnsi="Wingdings" w:hint="default"/>
+        <w:sz w:val="20"/>
+      </w:rPr>
+    </w:lvl>
+    <w:lvl w:ilvl="3" w:tentative="1">
+      <w:start w:val="1"/>
+      <w:numFmt w:val="bullet"/>
+      <w:lvlText w:val=""/>
+      <w:lvlJc w:val="left"/>
+      <w:pPr>
+        <w:tabs>
+          <w:tab w:val="num" w:pos="2880"/>
+        </w:tabs>
+        <w:ind w:left="2880" w:hanging="360"/>
+      </w:pPr>
+      <w:rPr>
+        <w:rFonts w:ascii="Wingdings" w:hAnsi="Wingdings" w:hint="default"/>
+        <w:sz w:val="20"/>
+      </w:rPr>
+    </w:lvl>
+    <w:lvl w:ilvl="4" w:tentative="1">
+      <w:start w:val="1"/>
+      <w:numFmt w:val="bullet"/>
+      <w:lvlText w:val=""/>
+      <w:lvlJc w:val="left"/>
+      <w:pPr>
+        <w:tabs>
+          <w:tab w:val="num" w:pos="3600"/>
+        </w:tabs>
+        <w:ind w:left="3600" w:hanging="360"/>
+      </w:pPr>
+      <w:rPr>
+        <w:rFonts w:ascii="Wingdings" w:hAnsi="Wingdings" w:hint="default"/>
+        <w:sz w:val="20"/>
+      </w:rPr>
+    </w:lvl>
+    <w:lvl w:ilvl="5" w:tentative="1">
+      <w:start w:val="1"/>
+      <w:numFmt w:val="bullet"/>
+      <w:lvlText w:val=""/>
+      <w:lvlJc w:val="left"/>
+      <w:pPr>
+        <w:tabs>
+          <w:tab w:val="num" w:pos="4320"/>
+        </w:tabs>
+        <w:ind w:left="4320" w:hanging="360"/>
+      </w:pPr>
+      <w:rPr>
+        <w:rFonts w:ascii="Wingdings" w:hAnsi="Wingdings" w:hint="default"/>
+        <w:sz w:val="20"/>
+      </w:rPr>
+    </w:lvl>
+    <w:lvl w:ilvl="6" w:tentative="1">
+      <w:start w:val="1"/>
+      <w:numFmt w:val="bullet"/>
+      <w:lvlText w:val=""/>
+      <w:lvlJc w:val="left"/>
+      <w:pPr>
+        <w:tabs>
+          <w:tab w:val="num" w:pos="5040"/>
+        </w:tabs>
+        <w:ind w:left="5040" w:hanging="360"/>
+      </w:pPr>
+      <w:rPr>
+        <w:rFonts w:ascii="Wingdings" w:hAnsi="Wingdings" w:hint="default"/>
+        <w:sz w:val="20"/>
+      </w:rPr>
+    </w:lvl>
+    <w:lvl w:ilvl="7" w:tentative="1">
+      <w:start w:val="1"/>
+      <w:numFmt w:val="bullet"/>
+      <w:lvlText w:val=""/>
+      <w:lvlJc w:val="left"/>
+      <w:pPr>
+        <w:tabs>
+          <w:tab w:val="num" w:pos="5760"/>
+        </w:tabs>
+        <w:ind w:left="5760" w:hanging="360"/>
+      </w:pPr>
+      <w:rPr>
+        <w:rFonts w:ascii="Wingdings" w:hAnsi="Wingdings" w:hint="default"/>
+        <w:sz w:val="20"/>
+      </w:rPr>
+    </w:lvl>
+    <w:lvl w:ilvl="8" w:tentative="1">
+      <w:start w:val="1"/>
+      <w:numFmt w:val="bullet"/>
+      <w:lvlText w:val=""/>
+      <w:lvlJc w:val="left"/>
+      <w:pPr>
+        <w:tabs>
+          <w:tab w:val="num" w:pos="6480"/>
+        </w:tabs>
+        <w:ind w:left="6480" w:hanging="360"/>
+      </w:pPr>
+      <w:rPr>
+        <w:rFonts w:ascii="Wingdings" w:hAnsi="Wingdings" w:hint="default"/>
+        <w:sz w:val="20"/>
+      </w:rPr>
+    </w:lvl>
+  </w:abstractNum>
+  <w:abstractNum w:abstractNumId="16" w15:restartNumberingAfterBreak="0">
     <w:nsid w:val="761F47D8"/>
     <w:multiLevelType w:val="multilevel"/>
     <w:tmpl w:val="B418AE82"/>
@@ -15935,7 +20860,7 @@
     <w:abstractNumId w:val="9"/>
   </w:num>
   <w:num w:numId="14" w16cid:durableId="407970684">
-    <w:abstractNumId w:val="14"/>
+    <w:abstractNumId w:val="15"/>
   </w:num>
   <w:num w:numId="15" w16cid:durableId="117799952">
     <w:abstractNumId w:val="3"/>
@@ -15947,7 +20872,10 @@
     <w:abstractNumId w:val="6"/>
   </w:num>
   <w:num w:numId="18" w16cid:durableId="513957578">
-    <w:abstractNumId w:val="15"/>
+    <w:abstractNumId w:val="16"/>
+  </w:num>
+  <w:num w:numId="19" w16cid:durableId="1951861581">
+    <w:abstractNumId w:val="14"/>
   </w:num>
 </w:numbering>
 </file>

--- a/4 - DeFi and Smart Contract Security.docx
+++ b/4 - DeFi and Smart Contract Security.docx
@@ -191,7 +191,7 @@
           <w:r>
             <w:fldChar w:fldCharType="separate"/>
           </w:r>
-          <w:hyperlink w:anchor="_Toc237026209" w:history="1">
+          <w:hyperlink w:anchor="_Toc237117013" w:history="1">
             <w:r>
               <w:rPr>
                 <w:rStyle w:val="Hyperlink"/>
@@ -214,7 +214,7 @@
               <w:rPr>
                 <w:webHidden/>
               </w:rPr>
-              <w:instrText xml:space="preserve"> PAGEREF _Toc237026209 \h </w:instrText>
+              <w:instrText xml:space="preserve"> PAGEREF _Toc237117013 \h </w:instrText>
             </w:r>
             <w:r>
               <w:rPr>
@@ -231,7 +231,7 @@
               <w:rPr>
                 <w:webHidden/>
               </w:rPr>
-              <w:t>3</w:t>
+              <w:t>4</w:t>
             </w:r>
             <w:r>
               <w:rPr>
@@ -251,7 +251,7 @@
               <w:rFonts w:asciiTheme="minorHAnsi" w:eastAsiaTheme="minorEastAsia" w:hAnsiTheme="minorHAnsi" w:cstheme="minorBidi"/>
             </w:rPr>
           </w:pPr>
-          <w:hyperlink w:anchor="_Toc237026210" w:history="1">
+          <w:hyperlink w:anchor="_Toc237117014" w:history="1">
             <w:r>
               <w:rPr>
                 <w:rStyle w:val="Hyperlink"/>
@@ -274,7 +274,7 @@
               <w:rPr>
                 <w:webHidden/>
               </w:rPr>
-              <w:instrText xml:space="preserve"> PAGEREF _Toc237026210 \h </w:instrText>
+              <w:instrText xml:space="preserve"> PAGEREF _Toc237117014 \h </w:instrText>
             </w:r>
             <w:r>
               <w:rPr>
@@ -291,7 +291,7 @@
               <w:rPr>
                 <w:webHidden/>
               </w:rPr>
-              <w:t>3</w:t>
+              <w:t>4</w:t>
             </w:r>
             <w:r>
               <w:rPr>
@@ -311,7 +311,7 @@
               <w:rFonts w:asciiTheme="minorHAnsi" w:eastAsiaTheme="minorEastAsia" w:hAnsiTheme="minorHAnsi" w:cstheme="minorBidi"/>
             </w:rPr>
           </w:pPr>
-          <w:hyperlink w:anchor="_Toc237026211" w:history="1">
+          <w:hyperlink w:anchor="_Toc237117015" w:history="1">
             <w:r>
               <w:rPr>
                 <w:rStyle w:val="Hyperlink"/>
@@ -334,7 +334,7 @@
               <w:rPr>
                 <w:webHidden/>
               </w:rPr>
-              <w:instrText xml:space="preserve"> PAGEREF _Toc237026211 \h </w:instrText>
+              <w:instrText xml:space="preserve"> PAGEREF _Toc237117015 \h </w:instrText>
             </w:r>
             <w:r>
               <w:rPr>
@@ -351,7 +351,7 @@
               <w:rPr>
                 <w:webHidden/>
               </w:rPr>
-              <w:t>3</w:t>
+              <w:t>4</w:t>
             </w:r>
             <w:r>
               <w:rPr>
@@ -371,7 +371,7 @@
               <w:rFonts w:asciiTheme="minorHAnsi" w:eastAsiaTheme="minorEastAsia" w:hAnsiTheme="minorHAnsi" w:cstheme="minorBidi"/>
             </w:rPr>
           </w:pPr>
-          <w:hyperlink w:anchor="_Toc237026212" w:history="1">
+          <w:hyperlink w:anchor="_Toc237117016" w:history="1">
             <w:r>
               <w:rPr>
                 <w:rStyle w:val="Hyperlink"/>
@@ -394,7 +394,7 @@
               <w:rPr>
                 <w:webHidden/>
               </w:rPr>
-              <w:instrText xml:space="preserve"> PAGEREF _Toc237026212 \h </w:instrText>
+              <w:instrText xml:space="preserve"> PAGEREF _Toc237117016 \h </w:instrText>
             </w:r>
             <w:r>
               <w:rPr>
@@ -411,7 +411,7 @@
               <w:rPr>
                 <w:webHidden/>
               </w:rPr>
-              <w:t>3</w:t>
+              <w:t>4</w:t>
             </w:r>
             <w:r>
               <w:rPr>
@@ -431,7 +431,7 @@
               <w:rFonts w:asciiTheme="minorHAnsi" w:eastAsiaTheme="minorEastAsia" w:hAnsiTheme="minorHAnsi" w:cstheme="minorBidi"/>
             </w:rPr>
           </w:pPr>
-          <w:hyperlink w:anchor="_Toc237026213" w:history="1">
+          <w:hyperlink w:anchor="_Toc237117017" w:history="1">
             <w:r>
               <w:rPr>
                 <w:rStyle w:val="Hyperlink"/>
@@ -454,7 +454,7 @@
               <w:rPr>
                 <w:webHidden/>
               </w:rPr>
-              <w:instrText xml:space="preserve"> PAGEREF _Toc237026213 \h </w:instrText>
+              <w:instrText xml:space="preserve"> PAGEREF _Toc237117017 \h </w:instrText>
             </w:r>
             <w:r>
               <w:rPr>
@@ -471,7 +471,7 @@
               <w:rPr>
                 <w:webHidden/>
               </w:rPr>
-              <w:t>4</w:t>
+              <w:t>5</w:t>
             </w:r>
             <w:r>
               <w:rPr>
@@ -491,7 +491,7 @@
               <w:rFonts w:asciiTheme="minorHAnsi" w:eastAsiaTheme="minorEastAsia" w:hAnsiTheme="minorHAnsi" w:cstheme="minorBidi"/>
             </w:rPr>
           </w:pPr>
-          <w:hyperlink w:anchor="_Toc237026214" w:history="1">
+          <w:hyperlink w:anchor="_Toc237117018" w:history="1">
             <w:r>
               <w:rPr>
                 <w:rStyle w:val="Hyperlink"/>
@@ -515,7 +515,7 @@
               <w:rPr>
                 <w:webHidden/>
               </w:rPr>
-              <w:instrText xml:space="preserve"> PAGEREF _Toc237026214 \h </w:instrText>
+              <w:instrText xml:space="preserve"> PAGEREF _Toc237117018 \h </w:instrText>
             </w:r>
             <w:r>
               <w:rPr>
@@ -532,7 +532,7 @@
               <w:rPr>
                 <w:webHidden/>
               </w:rPr>
-              <w:t>4</w:t>
+              <w:t>5</w:t>
             </w:r>
             <w:r>
               <w:rPr>
@@ -552,7 +552,7 @@
               <w:rFonts w:asciiTheme="minorHAnsi" w:eastAsiaTheme="minorEastAsia" w:hAnsiTheme="minorHAnsi" w:cstheme="minorBidi"/>
             </w:rPr>
           </w:pPr>
-          <w:hyperlink w:anchor="_Toc237026215" w:history="1">
+          <w:hyperlink w:anchor="_Toc237117019" w:history="1">
             <w:r>
               <w:rPr>
                 <w:rStyle w:val="Hyperlink"/>
@@ -577,7 +577,7 @@
               <w:rPr>
                 <w:webHidden/>
               </w:rPr>
-              <w:instrText xml:space="preserve"> PAGEREF _Toc237026215 \h </w:instrText>
+              <w:instrText xml:space="preserve"> PAGEREF _Toc237117019 \h </w:instrText>
             </w:r>
             <w:r>
               <w:rPr>
@@ -594,7 +594,7 @@
               <w:rPr>
                 <w:webHidden/>
               </w:rPr>
-              <w:t>5</w:t>
+              <w:t>6</w:t>
             </w:r>
             <w:r>
               <w:rPr>
@@ -614,7 +614,7 @@
               <w:rFonts w:asciiTheme="minorHAnsi" w:eastAsiaTheme="minorEastAsia" w:hAnsiTheme="minorHAnsi" w:cstheme="minorBidi"/>
             </w:rPr>
           </w:pPr>
-          <w:hyperlink w:anchor="_Toc237026216" w:history="1">
+          <w:hyperlink w:anchor="_Toc237117020" w:history="1">
             <w:r>
               <w:rPr>
                 <w:rStyle w:val="Hyperlink"/>
@@ -639,7 +639,7 @@
               <w:rPr>
                 <w:webHidden/>
               </w:rPr>
-              <w:instrText xml:space="preserve"> PAGEREF _Toc237026216 \h </w:instrText>
+              <w:instrText xml:space="preserve"> PAGEREF _Toc237117020 \h </w:instrText>
             </w:r>
             <w:r>
               <w:rPr>
@@ -656,7 +656,7 @@
               <w:rPr>
                 <w:webHidden/>
               </w:rPr>
-              <w:t>6</w:t>
+              <w:t>7</w:t>
             </w:r>
             <w:r>
               <w:rPr>
@@ -676,7 +676,7 @@
               <w:rFonts w:asciiTheme="minorHAnsi" w:eastAsiaTheme="minorEastAsia" w:hAnsiTheme="minorHAnsi" w:cstheme="minorBidi"/>
             </w:rPr>
           </w:pPr>
-          <w:hyperlink w:anchor="_Toc237026217" w:history="1">
+          <w:hyperlink w:anchor="_Toc237117021" w:history="1">
             <w:r>
               <w:rPr>
                 <w:rStyle w:val="Hyperlink"/>
@@ -701,7 +701,7 @@
               <w:rPr>
                 <w:webHidden/>
               </w:rPr>
-              <w:instrText xml:space="preserve"> PAGEREF _Toc237026217 \h </w:instrText>
+              <w:instrText xml:space="preserve"> PAGEREF _Toc237117021 \h </w:instrText>
             </w:r>
             <w:r>
               <w:rPr>
@@ -718,7 +718,7 @@
               <w:rPr>
                 <w:webHidden/>
               </w:rPr>
-              <w:t>7</w:t>
+              <w:t>8</w:t>
             </w:r>
             <w:r>
               <w:rPr>
@@ -738,7 +738,7 @@
               <w:rFonts w:asciiTheme="minorHAnsi" w:eastAsiaTheme="minorEastAsia" w:hAnsiTheme="minorHAnsi" w:cstheme="minorBidi"/>
             </w:rPr>
           </w:pPr>
-          <w:hyperlink w:anchor="_Toc237026218" w:history="1">
+          <w:hyperlink w:anchor="_Toc237117022" w:history="1">
             <w:r>
               <w:rPr>
                 <w:rStyle w:val="Hyperlink"/>
@@ -763,7 +763,7 @@
               <w:rPr>
                 <w:webHidden/>
               </w:rPr>
-              <w:instrText xml:space="preserve"> PAGEREF _Toc237026218 \h </w:instrText>
+              <w:instrText xml:space="preserve"> PAGEREF _Toc237117022 \h </w:instrText>
             </w:r>
             <w:r>
               <w:rPr>
@@ -780,7 +780,7 @@
               <w:rPr>
                 <w:webHidden/>
               </w:rPr>
-              <w:t>8</w:t>
+              <w:t>9</w:t>
             </w:r>
             <w:r>
               <w:rPr>
@@ -800,7 +800,7 @@
               <w:rFonts w:asciiTheme="minorHAnsi" w:eastAsiaTheme="minorEastAsia" w:hAnsiTheme="minorHAnsi" w:cstheme="minorBidi"/>
             </w:rPr>
           </w:pPr>
-          <w:hyperlink w:anchor="_Toc237026219" w:history="1">
+          <w:hyperlink w:anchor="_Toc237117023" w:history="1">
             <w:r>
               <w:rPr>
                 <w:rStyle w:val="Hyperlink"/>
@@ -823,7 +823,7 @@
               <w:rPr>
                 <w:webHidden/>
               </w:rPr>
-              <w:instrText xml:space="preserve"> PAGEREF _Toc237026219 \h </w:instrText>
+              <w:instrText xml:space="preserve"> PAGEREF _Toc237117023 \h </w:instrText>
             </w:r>
             <w:r>
               <w:rPr>
@@ -840,7 +840,7 @@
               <w:rPr>
                 <w:webHidden/>
               </w:rPr>
-              <w:t>8</w:t>
+              <w:t>9</w:t>
             </w:r>
             <w:r>
               <w:rPr>
@@ -860,7 +860,7 @@
               <w:rFonts w:asciiTheme="minorHAnsi" w:eastAsiaTheme="minorEastAsia" w:hAnsiTheme="minorHAnsi" w:cstheme="minorBidi"/>
             </w:rPr>
           </w:pPr>
-          <w:hyperlink w:anchor="_Toc237026220" w:history="1">
+          <w:hyperlink w:anchor="_Toc237117024" w:history="1">
             <w:r>
               <w:rPr>
                 <w:rStyle w:val="Hyperlink"/>
@@ -883,7 +883,7 @@
               <w:rPr>
                 <w:webHidden/>
               </w:rPr>
-              <w:instrText xml:space="preserve"> PAGEREF _Toc237026220 \h </w:instrText>
+              <w:instrText xml:space="preserve"> PAGEREF _Toc237117024 \h </w:instrText>
             </w:r>
             <w:r>
               <w:rPr>
@@ -900,7 +900,7 @@
               <w:rPr>
                 <w:webHidden/>
               </w:rPr>
-              <w:t>9</w:t>
+              <w:t>10</w:t>
             </w:r>
             <w:r>
               <w:rPr>
@@ -920,7 +920,7 @@
               <w:rFonts w:asciiTheme="minorHAnsi" w:eastAsiaTheme="minorEastAsia" w:hAnsiTheme="minorHAnsi" w:cstheme="minorBidi"/>
             </w:rPr>
           </w:pPr>
-          <w:hyperlink w:anchor="_Toc237026221" w:history="1">
+          <w:hyperlink w:anchor="_Toc237117025" w:history="1">
             <w:r>
               <w:rPr>
                 <w:rStyle w:val="Hyperlink"/>
@@ -945,7 +945,7 @@
               <w:rPr>
                 <w:webHidden/>
               </w:rPr>
-              <w:instrText xml:space="preserve"> PAGEREF _Toc237026221 \h </w:instrText>
+              <w:instrText xml:space="preserve"> PAGEREF _Toc237117025 \h </w:instrText>
             </w:r>
             <w:r>
               <w:rPr>
@@ -962,7 +962,7 @@
               <w:rPr>
                 <w:webHidden/>
               </w:rPr>
-              <w:t>11</w:t>
+              <w:t>12</w:t>
             </w:r>
             <w:r>
               <w:rPr>
@@ -982,7 +982,7 @@
               <w:rFonts w:asciiTheme="minorHAnsi" w:eastAsiaTheme="minorEastAsia" w:hAnsiTheme="minorHAnsi" w:cstheme="minorBidi"/>
             </w:rPr>
           </w:pPr>
-          <w:hyperlink w:anchor="_Toc237026222" w:history="1">
+          <w:hyperlink w:anchor="_Toc237117026" w:history="1">
             <w:r>
               <w:rPr>
                 <w:rStyle w:val="Hyperlink"/>
@@ -1005,7 +1005,7 @@
               <w:rPr>
                 <w:webHidden/>
               </w:rPr>
-              <w:instrText xml:space="preserve"> PAGEREF _Toc237026222 \h </w:instrText>
+              <w:instrText xml:space="preserve"> PAGEREF _Toc237117026 \h </w:instrText>
             </w:r>
             <w:r>
               <w:rPr>
@@ -1022,7 +1022,7 @@
               <w:rPr>
                 <w:webHidden/>
               </w:rPr>
-              <w:t>12</w:t>
+              <w:t>13</w:t>
             </w:r>
             <w:r>
               <w:rPr>
@@ -1042,7 +1042,7 @@
               <w:rFonts w:asciiTheme="minorHAnsi" w:eastAsiaTheme="minorEastAsia" w:hAnsiTheme="minorHAnsi" w:cstheme="minorBidi"/>
             </w:rPr>
           </w:pPr>
-          <w:hyperlink w:anchor="_Toc237026223" w:history="1">
+          <w:hyperlink w:anchor="_Toc237117027" w:history="1">
             <w:r>
               <w:rPr>
                 <w:rStyle w:val="Hyperlink"/>
@@ -1065,7 +1065,7 @@
               <w:rPr>
                 <w:webHidden/>
               </w:rPr>
-              <w:instrText xml:space="preserve"> PAGEREF _Toc237026223 \h </w:instrText>
+              <w:instrText xml:space="preserve"> PAGEREF _Toc237117027 \h </w:instrText>
             </w:r>
             <w:r>
               <w:rPr>
@@ -1082,7 +1082,7 @@
               <w:rPr>
                 <w:webHidden/>
               </w:rPr>
-              <w:t>12</w:t>
+              <w:t>13</w:t>
             </w:r>
             <w:r>
               <w:rPr>
@@ -1102,7 +1102,7 @@
               <w:rFonts w:asciiTheme="minorHAnsi" w:eastAsiaTheme="minorEastAsia" w:hAnsiTheme="minorHAnsi" w:cstheme="minorBidi"/>
             </w:rPr>
           </w:pPr>
-          <w:hyperlink w:anchor="_Toc237026224" w:history="1">
+          <w:hyperlink w:anchor="_Toc237117028" w:history="1">
             <w:r>
               <w:rPr>
                 <w:rStyle w:val="Hyperlink"/>
@@ -1128,7 +1128,7 @@
               <w:rPr>
                 <w:webHidden/>
               </w:rPr>
-              <w:instrText xml:space="preserve"> PAGEREF _Toc237026224 \h </w:instrText>
+              <w:instrText xml:space="preserve"> PAGEREF _Toc237117028 \h </w:instrText>
             </w:r>
             <w:r>
               <w:rPr>
@@ -1145,7 +1145,7 @@
               <w:rPr>
                 <w:webHidden/>
               </w:rPr>
-              <w:t>13</w:t>
+              <w:t>14</w:t>
             </w:r>
             <w:r>
               <w:rPr>
@@ -1165,7 +1165,7 @@
               <w:rFonts w:asciiTheme="minorHAnsi" w:eastAsiaTheme="minorEastAsia" w:hAnsiTheme="minorHAnsi" w:cstheme="minorBidi"/>
             </w:rPr>
           </w:pPr>
-          <w:hyperlink w:anchor="_Toc237026225" w:history="1">
+          <w:hyperlink w:anchor="_Toc237117029" w:history="1">
             <w:r>
               <w:rPr>
                 <w:rStyle w:val="Hyperlink"/>
@@ -1189,7 +1189,7 @@
               <w:rPr>
                 <w:webHidden/>
               </w:rPr>
-              <w:instrText xml:space="preserve"> PAGEREF _Toc237026225 \h </w:instrText>
+              <w:instrText xml:space="preserve"> PAGEREF _Toc237117029 \h </w:instrText>
             </w:r>
             <w:r>
               <w:rPr>
@@ -1206,7 +1206,7 @@
               <w:rPr>
                 <w:webHidden/>
               </w:rPr>
-              <w:t>13</w:t>
+              <w:t>14</w:t>
             </w:r>
             <w:r>
               <w:rPr>
@@ -1226,7 +1226,7 @@
               <w:rFonts w:asciiTheme="minorHAnsi" w:eastAsiaTheme="minorEastAsia" w:hAnsiTheme="minorHAnsi" w:cstheme="minorBidi"/>
             </w:rPr>
           </w:pPr>
-          <w:hyperlink w:anchor="_Toc237026226" w:history="1">
+          <w:hyperlink w:anchor="_Toc237117030" w:history="1">
             <w:r>
               <w:rPr>
                 <w:rStyle w:val="Hyperlink"/>
@@ -1250,7 +1250,7 @@
               <w:rPr>
                 <w:webHidden/>
               </w:rPr>
-              <w:instrText xml:space="preserve"> PAGEREF _Toc237026226 \h </w:instrText>
+              <w:instrText xml:space="preserve"> PAGEREF _Toc237117030 \h </w:instrText>
             </w:r>
             <w:r>
               <w:rPr>
@@ -1267,7 +1267,431 @@
               <w:rPr>
                 <w:webHidden/>
               </w:rPr>
-              <w:t>15</w:t>
+              <w:t>16</w:t>
+            </w:r>
+            <w:r>
+              <w:rPr>
+                <w:webHidden/>
+              </w:rPr>
+              <w:fldChar w:fldCharType="end"/>
+            </w:r>
+          </w:hyperlink>
+        </w:p>
+        <w:p>
+          <w:pPr>
+            <w:pStyle w:val="TOC3"/>
+            <w:tabs>
+              <w:tab w:val="right" w:leader="dot" w:pos="9350"/>
+            </w:tabs>
+            <w:rPr>
+              <w:rFonts w:asciiTheme="minorHAnsi" w:eastAsiaTheme="minorEastAsia" w:hAnsiTheme="minorHAnsi" w:cstheme="minorBidi"/>
+            </w:rPr>
+          </w:pPr>
+          <w:hyperlink w:anchor="_Toc237117031" w:history="1">
+            <w:r>
+              <w:rPr>
+                <w:rStyle w:val="Hyperlink"/>
+                <w:rFonts w:eastAsia="Times New Roman"/>
+              </w:rPr>
+              <w:t>OpenZeppelin ReentrancyGuard</w:t>
+            </w:r>
+            <w:r>
+              <w:rPr>
+                <w:webHidden/>
+              </w:rPr>
+              <w:tab/>
+            </w:r>
+            <w:r>
+              <w:rPr>
+                <w:webHidden/>
+              </w:rPr>
+              <w:fldChar w:fldCharType="begin"/>
+            </w:r>
+            <w:r>
+              <w:rPr>
+                <w:webHidden/>
+              </w:rPr>
+              <w:instrText xml:space="preserve"> PAGEREF _Toc237117031 \h </w:instrText>
+            </w:r>
+            <w:r>
+              <w:rPr>
+                <w:webHidden/>
+              </w:rPr>
+            </w:r>
+            <w:r>
+              <w:rPr>
+                <w:webHidden/>
+              </w:rPr>
+              <w:fldChar w:fldCharType="separate"/>
+            </w:r>
+            <w:r>
+              <w:rPr>
+                <w:webHidden/>
+              </w:rPr>
+              <w:t>17</w:t>
+            </w:r>
+            <w:r>
+              <w:rPr>
+                <w:webHidden/>
+              </w:rPr>
+              <w:fldChar w:fldCharType="end"/>
+            </w:r>
+          </w:hyperlink>
+        </w:p>
+        <w:p>
+          <w:pPr>
+            <w:pStyle w:val="TOC3"/>
+            <w:tabs>
+              <w:tab w:val="right" w:leader="dot" w:pos="9350"/>
+            </w:tabs>
+            <w:rPr>
+              <w:rFonts w:asciiTheme="minorHAnsi" w:eastAsiaTheme="minorEastAsia" w:hAnsiTheme="minorHAnsi" w:cstheme="minorBidi"/>
+            </w:rPr>
+          </w:pPr>
+          <w:hyperlink w:anchor="_Toc237117032" w:history="1">
+            <w:r>
+              <w:rPr>
+                <w:rStyle w:val="Hyperlink"/>
+                <w:rFonts w:eastAsia="Times New Roman"/>
+              </w:rPr>
+              <w:t>What does nonReentrant do?</w:t>
+            </w:r>
+            <w:r>
+              <w:rPr>
+                <w:webHidden/>
+              </w:rPr>
+              <w:tab/>
+            </w:r>
+            <w:r>
+              <w:rPr>
+                <w:webHidden/>
+              </w:rPr>
+              <w:fldChar w:fldCharType="begin"/>
+            </w:r>
+            <w:r>
+              <w:rPr>
+                <w:webHidden/>
+              </w:rPr>
+              <w:instrText xml:space="preserve"> PAGEREF _Toc237117032 \h </w:instrText>
+            </w:r>
+            <w:r>
+              <w:rPr>
+                <w:webHidden/>
+              </w:rPr>
+            </w:r>
+            <w:r>
+              <w:rPr>
+                <w:webHidden/>
+              </w:rPr>
+              <w:fldChar w:fldCharType="separate"/>
+            </w:r>
+            <w:r>
+              <w:rPr>
+                <w:webHidden/>
+              </w:rPr>
+              <w:t>17</w:t>
+            </w:r>
+            <w:r>
+              <w:rPr>
+                <w:webHidden/>
+              </w:rPr>
+              <w:fldChar w:fldCharType="end"/>
+            </w:r>
+          </w:hyperlink>
+        </w:p>
+        <w:p>
+          <w:pPr>
+            <w:pStyle w:val="TOC3"/>
+            <w:tabs>
+              <w:tab w:val="right" w:leader="dot" w:pos="9350"/>
+            </w:tabs>
+            <w:rPr>
+              <w:rFonts w:asciiTheme="minorHAnsi" w:eastAsiaTheme="minorEastAsia" w:hAnsiTheme="minorHAnsi" w:cstheme="minorBidi"/>
+            </w:rPr>
+          </w:pPr>
+          <w:hyperlink w:anchor="_Toc237117033" w:history="1">
+            <w:r>
+              <w:rPr>
+                <w:rStyle w:val="Hyperlink"/>
+              </w:rPr>
+              <w:t>What does the warning about two nonReentrant functions mean?</w:t>
+            </w:r>
+            <w:r>
+              <w:rPr>
+                <w:webHidden/>
+              </w:rPr>
+              <w:tab/>
+            </w:r>
+            <w:r>
+              <w:rPr>
+                <w:webHidden/>
+              </w:rPr>
+              <w:fldChar w:fldCharType="begin"/>
+            </w:r>
+            <w:r>
+              <w:rPr>
+                <w:webHidden/>
+              </w:rPr>
+              <w:instrText xml:space="preserve"> PAGEREF _Toc237117033 \h </w:instrText>
+            </w:r>
+            <w:r>
+              <w:rPr>
+                <w:webHidden/>
+              </w:rPr>
+            </w:r>
+            <w:r>
+              <w:rPr>
+                <w:webHidden/>
+              </w:rPr>
+              <w:fldChar w:fldCharType="separate"/>
+            </w:r>
+            <w:r>
+              <w:rPr>
+                <w:webHidden/>
+              </w:rPr>
+              <w:t>18</w:t>
+            </w:r>
+            <w:r>
+              <w:rPr>
+                <w:webHidden/>
+              </w:rPr>
+              <w:fldChar w:fldCharType="end"/>
+            </w:r>
+          </w:hyperlink>
+        </w:p>
+        <w:p>
+          <w:pPr>
+            <w:pStyle w:val="TOC3"/>
+            <w:tabs>
+              <w:tab w:val="right" w:leader="dot" w:pos="9350"/>
+            </w:tabs>
+            <w:rPr>
+              <w:rFonts w:asciiTheme="minorHAnsi" w:eastAsiaTheme="minorEastAsia" w:hAnsiTheme="minorHAnsi" w:cstheme="minorBidi"/>
+            </w:rPr>
+          </w:pPr>
+          <w:hyperlink w:anchor="_Toc237117034" w:history="1">
+            <w:r>
+              <w:rPr>
+                <w:rStyle w:val="Hyperlink"/>
+                <w:b/>
+                <w:bCs/>
+              </w:rPr>
+              <w:t>The standard solution: external wrapper + internal function</w:t>
+            </w:r>
+            <w:r>
+              <w:rPr>
+                <w:webHidden/>
+              </w:rPr>
+              <w:tab/>
+            </w:r>
+            <w:r>
+              <w:rPr>
+                <w:webHidden/>
+              </w:rPr>
+              <w:fldChar w:fldCharType="begin"/>
+            </w:r>
+            <w:r>
+              <w:rPr>
+                <w:webHidden/>
+              </w:rPr>
+              <w:instrText xml:space="preserve"> PAGEREF _Toc237117034 \h </w:instrText>
+            </w:r>
+            <w:r>
+              <w:rPr>
+                <w:webHidden/>
+              </w:rPr>
+            </w:r>
+            <w:r>
+              <w:rPr>
+                <w:webHidden/>
+              </w:rPr>
+              <w:fldChar w:fldCharType="separate"/>
+            </w:r>
+            <w:r>
+              <w:rPr>
+                <w:webHidden/>
+              </w:rPr>
+              <w:t>19</w:t>
+            </w:r>
+            <w:r>
+              <w:rPr>
+                <w:webHidden/>
+              </w:rPr>
+              <w:fldChar w:fldCharType="end"/>
+            </w:r>
+          </w:hyperlink>
+        </w:p>
+        <w:p>
+          <w:pPr>
+            <w:pStyle w:val="TOC3"/>
+            <w:tabs>
+              <w:tab w:val="right" w:leader="dot" w:pos="9350"/>
+            </w:tabs>
+            <w:rPr>
+              <w:rFonts w:asciiTheme="minorHAnsi" w:eastAsiaTheme="minorEastAsia" w:hAnsiTheme="minorHAnsi" w:cstheme="minorBidi"/>
+            </w:rPr>
+          </w:pPr>
+          <w:hyperlink w:anchor="_Toc237117035" w:history="1">
+            <w:r>
+              <w:rPr>
+                <w:rStyle w:val="Hyperlink"/>
+              </w:rPr>
+              <w:t>Does nonReentrant prevent every kind of reentrancy?</w:t>
+            </w:r>
+            <w:r>
+              <w:rPr>
+                <w:webHidden/>
+              </w:rPr>
+              <w:tab/>
+            </w:r>
+            <w:r>
+              <w:rPr>
+                <w:webHidden/>
+              </w:rPr>
+              <w:fldChar w:fldCharType="begin"/>
+            </w:r>
+            <w:r>
+              <w:rPr>
+                <w:webHidden/>
+              </w:rPr>
+              <w:instrText xml:space="preserve"> PAGEREF _Toc237117035 \h </w:instrText>
+            </w:r>
+            <w:r>
+              <w:rPr>
+                <w:webHidden/>
+              </w:rPr>
+            </w:r>
+            <w:r>
+              <w:rPr>
+                <w:webHidden/>
+              </w:rPr>
+              <w:fldChar w:fldCharType="separate"/>
+            </w:r>
+            <w:r>
+              <w:rPr>
+                <w:webHidden/>
+              </w:rPr>
+              <w:t>20</w:t>
+            </w:r>
+            <w:r>
+              <w:rPr>
+                <w:webHidden/>
+              </w:rPr>
+              <w:fldChar w:fldCharType="end"/>
+            </w:r>
+          </w:hyperlink>
+        </w:p>
+        <w:p>
+          <w:pPr>
+            <w:pStyle w:val="TOC3"/>
+            <w:tabs>
+              <w:tab w:val="right" w:leader="dot" w:pos="9350"/>
+            </w:tabs>
+            <w:rPr>
+              <w:rFonts w:asciiTheme="minorHAnsi" w:eastAsiaTheme="minorEastAsia" w:hAnsiTheme="minorHAnsi" w:cstheme="minorBidi"/>
+            </w:rPr>
+          </w:pPr>
+          <w:hyperlink w:anchor="_Toc237117036" w:history="1">
+            <w:r>
+              <w:rPr>
+                <w:rStyle w:val="Hyperlink"/>
+              </w:rPr>
+              <w:t>Summary of non-reentrancy:</w:t>
+            </w:r>
+            <w:r>
+              <w:rPr>
+                <w:webHidden/>
+              </w:rPr>
+              <w:tab/>
+            </w:r>
+            <w:r>
+              <w:rPr>
+                <w:webHidden/>
+              </w:rPr>
+              <w:fldChar w:fldCharType="begin"/>
+            </w:r>
+            <w:r>
+              <w:rPr>
+                <w:webHidden/>
+              </w:rPr>
+              <w:instrText xml:space="preserve"> PAGEREF _Toc237117036 \h </w:instrText>
+            </w:r>
+            <w:r>
+              <w:rPr>
+                <w:webHidden/>
+              </w:rPr>
+            </w:r>
+            <w:r>
+              <w:rPr>
+                <w:webHidden/>
+              </w:rPr>
+              <w:fldChar w:fldCharType="separate"/>
+            </w:r>
+            <w:r>
+              <w:rPr>
+                <w:webHidden/>
+              </w:rPr>
+              <w:t>21</w:t>
+            </w:r>
+            <w:r>
+              <w:rPr>
+                <w:webHidden/>
+              </w:rPr>
+              <w:fldChar w:fldCharType="end"/>
+            </w:r>
+          </w:hyperlink>
+        </w:p>
+        <w:p>
+          <w:pPr>
+            <w:pStyle w:val="TOC1"/>
+            <w:tabs>
+              <w:tab w:val="right" w:leader="dot" w:pos="9350"/>
+            </w:tabs>
+            <w:rPr>
+              <w:rFonts w:asciiTheme="minorHAnsi" w:eastAsiaTheme="minorEastAsia" w:hAnsiTheme="minorHAnsi" w:cstheme="minorBidi"/>
+            </w:rPr>
+          </w:pPr>
+          <w:hyperlink w:anchor="_Toc237117037" w:history="1">
+            <w:r>
+              <w:rPr>
+                <w:rStyle w:val="Hyperlink"/>
+              </w:rPr>
+              <w:t>UniSwap</w:t>
+            </w:r>
+            <w:r>
+              <w:rPr>
+                <w:webHidden/>
+              </w:rPr>
+              <w:tab/>
+            </w:r>
+            <w:r>
+              <w:rPr>
+                <w:webHidden/>
+              </w:rPr>
+              <w:fldChar w:fldCharType="begin"/>
+            </w:r>
+            <w:r>
+              <w:rPr>
+                <w:webHidden/>
+              </w:rPr>
+              <w:instrText xml:space="preserve"> PAGEREF _Toc237117037 \h </w:instrText>
+            </w:r>
+            <w:r>
+              <w:rPr>
+                <w:webHidden/>
+              </w:rPr>
+            </w:r>
+            <w:r>
+              <w:rPr>
+                <w:webHidden/>
+              </w:rPr>
+              <w:fldChar w:fldCharType="separate"/>
+            </w:r>
+            <w:r>
+              <w:rPr>
+                <w:webHidden/>
+              </w:rPr>
+              <w:t>22</w:t>
             </w:r>
             <w:r>
               <w:rPr>
@@ -1287,13 +1711,13 @@
               <w:rFonts w:asciiTheme="minorHAnsi" w:eastAsiaTheme="minorEastAsia" w:hAnsiTheme="minorHAnsi" w:cstheme="minorBidi"/>
             </w:rPr>
           </w:pPr>
-          <w:hyperlink w:anchor="_Toc237026227" w:history="1">
+          <w:hyperlink w:anchor="_Toc237117038" w:history="1">
             <w:r>
               <w:rPr>
                 <w:rStyle w:val="Hyperlink"/>
                 <w:rFonts w:eastAsia="Times New Roman"/>
               </w:rPr>
-              <w:t>OpenZeppelin ReentrancyGuard</w:t>
+              <w:t>What is an AMM?</w:t>
             </w:r>
             <w:r>
               <w:rPr>
@@ -1311,7 +1735,7 @@
               <w:rPr>
                 <w:webHidden/>
               </w:rPr>
-              <w:instrText xml:space="preserve"> PAGEREF _Toc237026227 \h </w:instrText>
+              <w:instrText xml:space="preserve"> PAGEREF _Toc237117038 \h </w:instrText>
             </w:r>
             <w:r>
               <w:rPr>
@@ -1328,7 +1752,694 @@
               <w:rPr>
                 <w:webHidden/>
               </w:rPr>
-              <w:t>16</w:t>
+              <w:t>23</w:t>
+            </w:r>
+            <w:r>
+              <w:rPr>
+                <w:webHidden/>
+              </w:rPr>
+              <w:fldChar w:fldCharType="end"/>
+            </w:r>
+          </w:hyperlink>
+        </w:p>
+        <w:p>
+          <w:pPr>
+            <w:pStyle w:val="TOC2"/>
+            <w:tabs>
+              <w:tab w:val="right" w:leader="dot" w:pos="9350"/>
+            </w:tabs>
+            <w:rPr>
+              <w:rFonts w:asciiTheme="minorHAnsi" w:eastAsiaTheme="minorEastAsia" w:hAnsiTheme="minorHAnsi" w:cstheme="minorBidi"/>
+            </w:rPr>
+          </w:pPr>
+          <w:hyperlink w:anchor="_Toc237117039" w:history="1">
+            <w:r>
+              <w:rPr>
+                <w:rStyle w:val="Hyperlink"/>
+              </w:rPr>
+              <w:t>Liquidity pools</w:t>
+            </w:r>
+            <w:r>
+              <w:rPr>
+                <w:webHidden/>
+              </w:rPr>
+              <w:tab/>
+            </w:r>
+            <w:r>
+              <w:rPr>
+                <w:webHidden/>
+              </w:rPr>
+              <w:fldChar w:fldCharType="begin"/>
+            </w:r>
+            <w:r>
+              <w:rPr>
+                <w:webHidden/>
+              </w:rPr>
+              <w:instrText xml:space="preserve"> PAGEREF _Toc237117039 \h </w:instrText>
+            </w:r>
+            <w:r>
+              <w:rPr>
+                <w:webHidden/>
+              </w:rPr>
+            </w:r>
+            <w:r>
+              <w:rPr>
+                <w:webHidden/>
+              </w:rPr>
+              <w:fldChar w:fldCharType="separate"/>
+            </w:r>
+            <w:r>
+              <w:rPr>
+                <w:webHidden/>
+              </w:rPr>
+              <w:t>24</w:t>
+            </w:r>
+            <w:r>
+              <w:rPr>
+                <w:webHidden/>
+              </w:rPr>
+              <w:fldChar w:fldCharType="end"/>
+            </w:r>
+          </w:hyperlink>
+        </w:p>
+        <w:p>
+          <w:pPr>
+            <w:pStyle w:val="TOC2"/>
+            <w:tabs>
+              <w:tab w:val="right" w:leader="dot" w:pos="9350"/>
+            </w:tabs>
+            <w:rPr>
+              <w:rFonts w:asciiTheme="minorHAnsi" w:eastAsiaTheme="minorEastAsia" w:hAnsiTheme="minorHAnsi" w:cstheme="minorBidi"/>
+            </w:rPr>
+          </w:pPr>
+          <w:hyperlink w:anchor="_Toc237117040" w:history="1">
+            <w:r>
+              <w:rPr>
+                <w:rStyle w:val="Hyperlink"/>
+                <w:rFonts w:eastAsia="Times New Roman"/>
+              </w:rPr>
+              <w:t>Liquidity providers and LP shares</w:t>
+            </w:r>
+            <w:r>
+              <w:rPr>
+                <w:webHidden/>
+              </w:rPr>
+              <w:tab/>
+            </w:r>
+            <w:r>
+              <w:rPr>
+                <w:webHidden/>
+              </w:rPr>
+              <w:fldChar w:fldCharType="begin"/>
+            </w:r>
+            <w:r>
+              <w:rPr>
+                <w:webHidden/>
+              </w:rPr>
+              <w:instrText xml:space="preserve"> PAGEREF _Toc237117040 \h </w:instrText>
+            </w:r>
+            <w:r>
+              <w:rPr>
+                <w:webHidden/>
+              </w:rPr>
+            </w:r>
+            <w:r>
+              <w:rPr>
+                <w:webHidden/>
+              </w:rPr>
+              <w:fldChar w:fldCharType="separate"/>
+            </w:r>
+            <w:r>
+              <w:rPr>
+                <w:webHidden/>
+              </w:rPr>
+              <w:t>25</w:t>
+            </w:r>
+            <w:r>
+              <w:rPr>
+                <w:webHidden/>
+              </w:rPr>
+              <w:fldChar w:fldCharType="end"/>
+            </w:r>
+          </w:hyperlink>
+        </w:p>
+        <w:p>
+          <w:pPr>
+            <w:pStyle w:val="TOC2"/>
+            <w:tabs>
+              <w:tab w:val="right" w:leader="dot" w:pos="9350"/>
+            </w:tabs>
+            <w:rPr>
+              <w:rFonts w:asciiTheme="minorHAnsi" w:eastAsiaTheme="minorEastAsia" w:hAnsiTheme="minorHAnsi" w:cstheme="minorBidi"/>
+            </w:rPr>
+          </w:pPr>
+          <w:hyperlink w:anchor="_Toc237117041" w:history="1">
+            <w:r>
+              <w:rPr>
+                <w:rStyle w:val="Hyperlink"/>
+                <w:rFonts w:eastAsia="Times New Roman"/>
+                <w:b/>
+                <w:bCs/>
+              </w:rPr>
+              <w:t>Swaps</w:t>
+            </w:r>
+            <w:r>
+              <w:rPr>
+                <w:webHidden/>
+              </w:rPr>
+              <w:tab/>
+            </w:r>
+            <w:r>
+              <w:rPr>
+                <w:webHidden/>
+              </w:rPr>
+              <w:fldChar w:fldCharType="begin"/>
+            </w:r>
+            <w:r>
+              <w:rPr>
+                <w:webHidden/>
+              </w:rPr>
+              <w:instrText xml:space="preserve"> PAGEREF _Toc237117041 \h </w:instrText>
+            </w:r>
+            <w:r>
+              <w:rPr>
+                <w:webHidden/>
+              </w:rPr>
+            </w:r>
+            <w:r>
+              <w:rPr>
+                <w:webHidden/>
+              </w:rPr>
+              <w:fldChar w:fldCharType="separate"/>
+            </w:r>
+            <w:r>
+              <w:rPr>
+                <w:webHidden/>
+              </w:rPr>
+              <w:t>26</w:t>
+            </w:r>
+            <w:r>
+              <w:rPr>
+                <w:webHidden/>
+              </w:rPr>
+              <w:fldChar w:fldCharType="end"/>
+            </w:r>
+          </w:hyperlink>
+        </w:p>
+        <w:p>
+          <w:pPr>
+            <w:pStyle w:val="TOC2"/>
+            <w:tabs>
+              <w:tab w:val="right" w:leader="dot" w:pos="9350"/>
+            </w:tabs>
+            <w:rPr>
+              <w:rFonts w:asciiTheme="minorHAnsi" w:eastAsiaTheme="minorEastAsia" w:hAnsiTheme="minorHAnsi" w:cstheme="minorBidi"/>
+            </w:rPr>
+          </w:pPr>
+          <w:hyperlink w:anchor="_Toc237117042" w:history="1">
+            <w:r>
+              <w:rPr>
+                <w:rStyle w:val="Hyperlink"/>
+                <w:rFonts w:eastAsia="Times New Roman"/>
+              </w:rPr>
+              <w:t xml:space="preserve">Why </w:t>
+            </w:r>
+            <w:r>
+              <w:rPr>
+                <w:rStyle w:val="Hyperlink"/>
+                <w:rFonts w:ascii="Courier New" w:eastAsia="Times New Roman" w:hAnsi="Courier New" w:cs="Courier New"/>
+              </w:rPr>
+              <w:t>x * y = k</w:t>
+            </w:r>
+            <w:r>
+              <w:rPr>
+                <w:rStyle w:val="Hyperlink"/>
+                <w:rFonts w:eastAsia="Times New Roman"/>
+              </w:rPr>
+              <w:t xml:space="preserve"> automatically creates a price</w:t>
+            </w:r>
+            <w:r>
+              <w:rPr>
+                <w:webHidden/>
+              </w:rPr>
+              <w:tab/>
+            </w:r>
+            <w:r>
+              <w:rPr>
+                <w:webHidden/>
+              </w:rPr>
+              <w:fldChar w:fldCharType="begin"/>
+            </w:r>
+            <w:r>
+              <w:rPr>
+                <w:webHidden/>
+              </w:rPr>
+              <w:instrText xml:space="preserve"> PAGEREF _Toc237117042 \h </w:instrText>
+            </w:r>
+            <w:r>
+              <w:rPr>
+                <w:webHidden/>
+              </w:rPr>
+            </w:r>
+            <w:r>
+              <w:rPr>
+                <w:webHidden/>
+              </w:rPr>
+              <w:fldChar w:fldCharType="separate"/>
+            </w:r>
+            <w:r>
+              <w:rPr>
+                <w:webHidden/>
+              </w:rPr>
+              <w:t>28</w:t>
+            </w:r>
+            <w:r>
+              <w:rPr>
+                <w:webHidden/>
+              </w:rPr>
+              <w:fldChar w:fldCharType="end"/>
+            </w:r>
+          </w:hyperlink>
+        </w:p>
+        <w:p>
+          <w:pPr>
+            <w:pStyle w:val="TOC2"/>
+            <w:tabs>
+              <w:tab w:val="right" w:leader="dot" w:pos="9350"/>
+            </w:tabs>
+            <w:rPr>
+              <w:rFonts w:asciiTheme="minorHAnsi" w:eastAsiaTheme="minorEastAsia" w:hAnsiTheme="minorHAnsi" w:cstheme="minorBidi"/>
+            </w:rPr>
+          </w:pPr>
+          <w:hyperlink w:anchor="_Toc237117043" w:history="1">
+            <w:r>
+              <w:rPr>
+                <w:rStyle w:val="Hyperlink"/>
+                <w:rFonts w:eastAsia="Times New Roman"/>
+              </w:rPr>
+              <w:t>Why large trades get worse prices</w:t>
+            </w:r>
+            <w:r>
+              <w:rPr>
+                <w:webHidden/>
+              </w:rPr>
+              <w:tab/>
+            </w:r>
+            <w:r>
+              <w:rPr>
+                <w:webHidden/>
+              </w:rPr>
+              <w:fldChar w:fldCharType="begin"/>
+            </w:r>
+            <w:r>
+              <w:rPr>
+                <w:webHidden/>
+              </w:rPr>
+              <w:instrText xml:space="preserve"> PAGEREF _Toc237117043 \h </w:instrText>
+            </w:r>
+            <w:r>
+              <w:rPr>
+                <w:webHidden/>
+              </w:rPr>
+            </w:r>
+            <w:r>
+              <w:rPr>
+                <w:webHidden/>
+              </w:rPr>
+              <w:fldChar w:fldCharType="separate"/>
+            </w:r>
+            <w:r>
+              <w:rPr>
+                <w:webHidden/>
+              </w:rPr>
+              <w:t>29</w:t>
+            </w:r>
+            <w:r>
+              <w:rPr>
+                <w:webHidden/>
+              </w:rPr>
+              <w:fldChar w:fldCharType="end"/>
+            </w:r>
+          </w:hyperlink>
+        </w:p>
+        <w:p>
+          <w:pPr>
+            <w:pStyle w:val="TOC2"/>
+            <w:tabs>
+              <w:tab w:val="right" w:leader="dot" w:pos="9350"/>
+            </w:tabs>
+            <w:rPr>
+              <w:rFonts w:asciiTheme="minorHAnsi" w:eastAsiaTheme="minorEastAsia" w:hAnsiTheme="minorHAnsi" w:cstheme="minorBidi"/>
+            </w:rPr>
+          </w:pPr>
+          <w:hyperlink w:anchor="_Toc237117044" w:history="1">
+            <w:r>
+              <w:rPr>
+                <w:rStyle w:val="Hyperlink"/>
+                <w:rFonts w:eastAsia="Times New Roman"/>
+              </w:rPr>
+              <w:t>Now add the Uniswap v2 0.3% fee</w:t>
+            </w:r>
+            <w:r>
+              <w:rPr>
+                <w:webHidden/>
+              </w:rPr>
+              <w:tab/>
+            </w:r>
+            <w:r>
+              <w:rPr>
+                <w:webHidden/>
+              </w:rPr>
+              <w:fldChar w:fldCharType="begin"/>
+            </w:r>
+            <w:r>
+              <w:rPr>
+                <w:webHidden/>
+              </w:rPr>
+              <w:instrText xml:space="preserve"> PAGEREF _Toc237117044 \h </w:instrText>
+            </w:r>
+            <w:r>
+              <w:rPr>
+                <w:webHidden/>
+              </w:rPr>
+            </w:r>
+            <w:r>
+              <w:rPr>
+                <w:webHidden/>
+              </w:rPr>
+              <w:fldChar w:fldCharType="separate"/>
+            </w:r>
+            <w:r>
+              <w:rPr>
+                <w:webHidden/>
+              </w:rPr>
+              <w:t>29</w:t>
+            </w:r>
+            <w:r>
+              <w:rPr>
+                <w:webHidden/>
+              </w:rPr>
+              <w:fldChar w:fldCharType="end"/>
+            </w:r>
+          </w:hyperlink>
+        </w:p>
+        <w:p>
+          <w:pPr>
+            <w:pStyle w:val="TOC2"/>
+            <w:tabs>
+              <w:tab w:val="right" w:leader="dot" w:pos="9350"/>
+            </w:tabs>
+            <w:rPr>
+              <w:rFonts w:asciiTheme="minorHAnsi" w:eastAsiaTheme="minorEastAsia" w:hAnsiTheme="minorHAnsi" w:cstheme="minorBidi"/>
+            </w:rPr>
+          </w:pPr>
+          <w:hyperlink w:anchor="_Toc237117045" w:history="1">
+            <w:r>
+              <w:rPr>
+                <w:rStyle w:val="Hyperlink"/>
+              </w:rPr>
+              <w:t>Anatomy of a Uniswap v2 swap</w:t>
+            </w:r>
+            <w:r>
+              <w:rPr>
+                <w:webHidden/>
+              </w:rPr>
+              <w:tab/>
+            </w:r>
+            <w:r>
+              <w:rPr>
+                <w:webHidden/>
+              </w:rPr>
+              <w:fldChar w:fldCharType="begin"/>
+            </w:r>
+            <w:r>
+              <w:rPr>
+                <w:webHidden/>
+              </w:rPr>
+              <w:instrText xml:space="preserve"> PAGEREF _Toc237117045 \h </w:instrText>
+            </w:r>
+            <w:r>
+              <w:rPr>
+                <w:webHidden/>
+              </w:rPr>
+            </w:r>
+            <w:r>
+              <w:rPr>
+                <w:webHidden/>
+              </w:rPr>
+              <w:fldChar w:fldCharType="separate"/>
+            </w:r>
+            <w:r>
+              <w:rPr>
+                <w:webHidden/>
+              </w:rPr>
+              <w:t>30</w:t>
+            </w:r>
+            <w:r>
+              <w:rPr>
+                <w:webHidden/>
+              </w:rPr>
+              <w:fldChar w:fldCharType="end"/>
+            </w:r>
+          </w:hyperlink>
+        </w:p>
+        <w:p>
+          <w:pPr>
+            <w:pStyle w:val="TOC2"/>
+            <w:tabs>
+              <w:tab w:val="right" w:leader="dot" w:pos="9350"/>
+            </w:tabs>
+            <w:rPr>
+              <w:rFonts w:asciiTheme="minorHAnsi" w:eastAsiaTheme="minorEastAsia" w:hAnsiTheme="minorHAnsi" w:cstheme="minorBidi"/>
+            </w:rPr>
+          </w:pPr>
+          <w:hyperlink w:anchor="_Toc237117046" w:history="1">
+            <w:r>
+              <w:rPr>
+                <w:rStyle w:val="Hyperlink"/>
+                <w:rFonts w:eastAsia="Times New Roman"/>
+              </w:rPr>
+              <w:t>Receiving tokens</w:t>
+            </w:r>
+            <w:r>
+              <w:rPr>
+                <w:webHidden/>
+              </w:rPr>
+              <w:tab/>
+            </w:r>
+            <w:r>
+              <w:rPr>
+                <w:webHidden/>
+              </w:rPr>
+              <w:fldChar w:fldCharType="begin"/>
+            </w:r>
+            <w:r>
+              <w:rPr>
+                <w:webHidden/>
+              </w:rPr>
+              <w:instrText xml:space="preserve"> PAGEREF _Toc237117046 \h </w:instrText>
+            </w:r>
+            <w:r>
+              <w:rPr>
+                <w:webHidden/>
+              </w:rPr>
+            </w:r>
+            <w:r>
+              <w:rPr>
+                <w:webHidden/>
+              </w:rPr>
+              <w:fldChar w:fldCharType="separate"/>
+            </w:r>
+            <w:r>
+              <w:rPr>
+                <w:webHidden/>
+              </w:rPr>
+              <w:t>30</w:t>
+            </w:r>
+            <w:r>
+              <w:rPr>
+                <w:webHidden/>
+              </w:rPr>
+              <w:fldChar w:fldCharType="end"/>
+            </w:r>
+          </w:hyperlink>
+        </w:p>
+        <w:p>
+          <w:pPr>
+            <w:pStyle w:val="TOC2"/>
+            <w:tabs>
+              <w:tab w:val="right" w:leader="dot" w:pos="9350"/>
+            </w:tabs>
+            <w:rPr>
+              <w:rFonts w:asciiTheme="minorHAnsi" w:eastAsiaTheme="minorEastAsia" w:hAnsiTheme="minorHAnsi" w:cstheme="minorBidi"/>
+            </w:rPr>
+          </w:pPr>
+          <w:hyperlink w:anchor="_Toc237117047" w:history="1">
+            <w:r>
+              <w:rPr>
+                <w:rStyle w:val="Hyperlink"/>
+                <w:rFonts w:eastAsia="Times New Roman"/>
+              </w:rPr>
+              <w:t>Sending tokens</w:t>
+            </w:r>
+            <w:r>
+              <w:rPr>
+                <w:webHidden/>
+              </w:rPr>
+              <w:tab/>
+            </w:r>
+            <w:r>
+              <w:rPr>
+                <w:webHidden/>
+              </w:rPr>
+              <w:fldChar w:fldCharType="begin"/>
+            </w:r>
+            <w:r>
+              <w:rPr>
+                <w:webHidden/>
+              </w:rPr>
+              <w:instrText xml:space="preserve"> PAGEREF _Toc237117047 \h </w:instrText>
+            </w:r>
+            <w:r>
+              <w:rPr>
+                <w:webHidden/>
+              </w:rPr>
+            </w:r>
+            <w:r>
+              <w:rPr>
+                <w:webHidden/>
+              </w:rPr>
+              <w:fldChar w:fldCharType="separate"/>
+            </w:r>
+            <w:r>
+              <w:rPr>
+                <w:webHidden/>
+              </w:rPr>
+              <w:t>31</w:t>
+            </w:r>
+            <w:r>
+              <w:rPr>
+                <w:webHidden/>
+              </w:rPr>
+              <w:fldChar w:fldCharType="end"/>
+            </w:r>
+          </w:hyperlink>
+        </w:p>
+        <w:p>
+          <w:pPr>
+            <w:pStyle w:val="TOC2"/>
+            <w:tabs>
+              <w:tab w:val="right" w:leader="dot" w:pos="9350"/>
+            </w:tabs>
+            <w:rPr>
+              <w:rFonts w:asciiTheme="minorHAnsi" w:eastAsiaTheme="minorEastAsia" w:hAnsiTheme="minorHAnsi" w:cstheme="minorBidi"/>
+            </w:rPr>
+          </w:pPr>
+          <w:hyperlink w:anchor="_Toc237117048" w:history="1">
+            <w:r>
+              <w:rPr>
+                <w:rStyle w:val="Hyperlink"/>
+                <w:rFonts w:eastAsia="Times New Roman"/>
+              </w:rPr>
+              <w:t>Stored reserves versus actual balances</w:t>
+            </w:r>
+            <w:r>
+              <w:rPr>
+                <w:webHidden/>
+              </w:rPr>
+              <w:tab/>
+            </w:r>
+            <w:r>
+              <w:rPr>
+                <w:webHidden/>
+              </w:rPr>
+              <w:fldChar w:fldCharType="begin"/>
+            </w:r>
+            <w:r>
+              <w:rPr>
+                <w:webHidden/>
+              </w:rPr>
+              <w:instrText xml:space="preserve"> PAGEREF _Toc237117048 \h </w:instrText>
+            </w:r>
+            <w:r>
+              <w:rPr>
+                <w:webHidden/>
+              </w:rPr>
+            </w:r>
+            <w:r>
+              <w:rPr>
+                <w:webHidden/>
+              </w:rPr>
+              <w:fldChar w:fldCharType="separate"/>
+            </w:r>
+            <w:r>
+              <w:rPr>
+                <w:webHidden/>
+              </w:rPr>
+              <w:t>32</w:t>
+            </w:r>
+            <w:r>
+              <w:rPr>
+                <w:webHidden/>
+              </w:rPr>
+              <w:fldChar w:fldCharType="end"/>
+            </w:r>
+          </w:hyperlink>
+        </w:p>
+        <w:p>
+          <w:pPr>
+            <w:pStyle w:val="TOC2"/>
+            <w:tabs>
+              <w:tab w:val="right" w:leader="dot" w:pos="9350"/>
+            </w:tabs>
+            <w:rPr>
+              <w:rFonts w:asciiTheme="minorHAnsi" w:eastAsiaTheme="minorEastAsia" w:hAnsiTheme="minorHAnsi" w:cstheme="minorBidi"/>
+            </w:rPr>
+          </w:pPr>
+          <w:hyperlink w:anchor="_Toc237117049" w:history="1">
+            <w:r>
+              <w:rPr>
+                <w:rStyle w:val="Hyperlink"/>
+                <w:rFonts w:eastAsia="Times New Roman"/>
+                <w:b/>
+                <w:bCs/>
+              </w:rPr>
+              <w:t>Uniswap v2 architecture</w:t>
+            </w:r>
+            <w:r>
+              <w:rPr>
+                <w:webHidden/>
+              </w:rPr>
+              <w:tab/>
+            </w:r>
+            <w:r>
+              <w:rPr>
+                <w:webHidden/>
+              </w:rPr>
+              <w:fldChar w:fldCharType="begin"/>
+            </w:r>
+            <w:r>
+              <w:rPr>
+                <w:webHidden/>
+              </w:rPr>
+              <w:instrText xml:space="preserve"> PAGEREF _Toc237117049 \h </w:instrText>
+            </w:r>
+            <w:r>
+              <w:rPr>
+                <w:webHidden/>
+              </w:rPr>
+            </w:r>
+            <w:r>
+              <w:rPr>
+                <w:webHidden/>
+              </w:rPr>
+              <w:fldChar w:fldCharType="separate"/>
+            </w:r>
+            <w:r>
+              <w:rPr>
+                <w:webHidden/>
+              </w:rPr>
+              <w:t>33</w:t>
             </w:r>
             <w:r>
               <w:rPr>
@@ -1348,13 +2459,13 @@
               <w:rFonts w:asciiTheme="minorHAnsi" w:eastAsiaTheme="minorEastAsia" w:hAnsiTheme="minorHAnsi" w:cstheme="minorBidi"/>
             </w:rPr>
           </w:pPr>
-          <w:hyperlink w:anchor="_Toc237026228" w:history="1">
+          <w:hyperlink w:anchor="_Toc237117050" w:history="1">
             <w:r>
               <w:rPr>
                 <w:rStyle w:val="Hyperlink"/>
                 <w:rFonts w:eastAsia="Times New Roman"/>
               </w:rPr>
-              <w:t>What does nonReentrant do?</w:t>
+              <w:t>Core</w:t>
             </w:r>
             <w:r>
               <w:rPr>
@@ -1372,7 +2483,7 @@
               <w:rPr>
                 <w:webHidden/>
               </w:rPr>
-              <w:instrText xml:space="preserve"> PAGEREF _Toc237026228 \h </w:instrText>
+              <w:instrText xml:space="preserve"> PAGEREF _Toc237117050 \h </w:instrText>
             </w:r>
             <w:r>
               <w:rPr>
@@ -1389,7 +2500,7 @@
               <w:rPr>
                 <w:webHidden/>
               </w:rPr>
-              <w:t>16</w:t>
+              <w:t>33</w:t>
             </w:r>
             <w:r>
               <w:rPr>
@@ -1409,12 +2520,14 @@
               <w:rFonts w:asciiTheme="minorHAnsi" w:eastAsiaTheme="minorEastAsia" w:hAnsiTheme="minorHAnsi" w:cstheme="minorBidi"/>
             </w:rPr>
           </w:pPr>
-          <w:hyperlink w:anchor="_Toc237026229" w:history="1">
+          <w:hyperlink w:anchor="_Toc237117051" w:history="1">
             <w:r>
               <w:rPr>
                 <w:rStyle w:val="Hyperlink"/>
-              </w:rPr>
-              <w:t>What does the warning about two nonReentrant functions mean?</w:t>
+                <w:b/>
+                <w:bCs/>
+              </w:rPr>
+              <w:t>Router</w:t>
             </w:r>
             <w:r>
               <w:rPr>
@@ -1432,7 +2545,7 @@
               <w:rPr>
                 <w:webHidden/>
               </w:rPr>
-              <w:instrText xml:space="preserve"> PAGEREF _Toc237026229 \h </w:instrText>
+              <w:instrText xml:space="preserve"> PAGEREF _Toc237117051 \h </w:instrText>
             </w:r>
             <w:r>
               <w:rPr>
@@ -1449,7 +2562,7 @@
               <w:rPr>
                 <w:webHidden/>
               </w:rPr>
-              <w:t>17</w:t>
+              <w:t>35</w:t>
             </w:r>
             <w:r>
               <w:rPr>
@@ -1461,7 +2574,7 @@
         </w:p>
         <w:p>
           <w:pPr>
-            <w:pStyle w:val="TOC3"/>
+            <w:pStyle w:val="TOC2"/>
             <w:tabs>
               <w:tab w:val="right" w:leader="dot" w:pos="9350"/>
             </w:tabs>
@@ -1469,14 +2582,12 @@
               <w:rFonts w:asciiTheme="minorHAnsi" w:eastAsiaTheme="minorEastAsia" w:hAnsiTheme="minorHAnsi" w:cstheme="minorBidi"/>
             </w:rPr>
           </w:pPr>
-          <w:hyperlink w:anchor="_Toc237026230" w:history="1">
+          <w:hyperlink w:anchor="_Toc237117052" w:history="1">
             <w:r>
               <w:rPr>
                 <w:rStyle w:val="Hyperlink"/>
-                <w:b/>
-                <w:bCs/>
-              </w:rPr>
-              <w:t>The standard solution: external wrapper + internal function</w:t>
+              </w:rPr>
+              <w:t>Minimum liquidity</w:t>
             </w:r>
             <w:r>
               <w:rPr>
@@ -1494,7 +2605,7 @@
               <w:rPr>
                 <w:webHidden/>
               </w:rPr>
-              <w:instrText xml:space="preserve"> PAGEREF _Toc237026230 \h </w:instrText>
+              <w:instrText xml:space="preserve"> PAGEREF _Toc237117052 \h </w:instrText>
             </w:r>
             <w:r>
               <w:rPr>
@@ -1511,7 +2622,7 @@
               <w:rPr>
                 <w:webHidden/>
               </w:rPr>
-              <w:t>18</w:t>
+              <w:t>36</w:t>
             </w:r>
             <w:r>
               <w:rPr>
@@ -1523,7 +2634,7 @@
         </w:p>
         <w:p>
           <w:pPr>
-            <w:pStyle w:val="TOC3"/>
+            <w:pStyle w:val="TOC2"/>
             <w:tabs>
               <w:tab w:val="right" w:leader="dot" w:pos="9350"/>
             </w:tabs>
@@ -1531,12 +2642,12 @@
               <w:rFonts w:asciiTheme="minorHAnsi" w:eastAsiaTheme="minorEastAsia" w:hAnsiTheme="minorHAnsi" w:cstheme="minorBidi"/>
             </w:rPr>
           </w:pPr>
-          <w:hyperlink w:anchor="_Toc237026231" w:history="1">
+          <w:hyperlink w:anchor="_Toc237117053" w:history="1">
             <w:r>
               <w:rPr>
                 <w:rStyle w:val="Hyperlink"/>
               </w:rPr>
-              <w:t>Does nonReentrant prevent every kind of reentrancy?</w:t>
+              <w:t>The single most important invariant in the contract</w:t>
             </w:r>
             <w:r>
               <w:rPr>
@@ -1554,7 +2665,7 @@
               <w:rPr>
                 <w:webHidden/>
               </w:rPr>
-              <w:instrText xml:space="preserve"> PAGEREF _Toc237026231 \h </w:instrText>
+              <w:instrText xml:space="preserve"> PAGEREF _Toc237117053 \h </w:instrText>
             </w:r>
             <w:r>
               <w:rPr>
@@ -1571,7 +2682,7 @@
               <w:rPr>
                 <w:webHidden/>
               </w:rPr>
-              <w:t>19</w:t>
+              <w:t>37</w:t>
             </w:r>
             <w:r>
               <w:rPr>
@@ -1583,7 +2694,7 @@
         </w:p>
         <w:p>
           <w:pPr>
-            <w:pStyle w:val="TOC3"/>
+            <w:pStyle w:val="TOC2"/>
             <w:tabs>
               <w:tab w:val="right" w:leader="dot" w:pos="9350"/>
             </w:tabs>
@@ -1591,12 +2702,12 @@
               <w:rFonts w:asciiTheme="minorHAnsi" w:eastAsiaTheme="minorEastAsia" w:hAnsiTheme="minorHAnsi" w:cstheme="minorBidi"/>
             </w:rPr>
           </w:pPr>
-          <w:hyperlink w:anchor="_Toc237026232" w:history="1">
+          <w:hyperlink w:anchor="_Toc237117054" w:history="1">
             <w:r>
               <w:rPr>
                 <w:rStyle w:val="Hyperlink"/>
               </w:rPr>
-              <w:t>Summary of non-reentrancy:</w:t>
+              <w:t>Question: What happens when multiple traders interact with a router at the same time?</w:t>
             </w:r>
             <w:r>
               <w:rPr>
@@ -1614,7 +2725,7 @@
               <w:rPr>
                 <w:webHidden/>
               </w:rPr>
-              <w:instrText xml:space="preserve"> PAGEREF _Toc237026232 \h </w:instrText>
+              <w:instrText xml:space="preserve"> PAGEREF _Toc237117054 \h </w:instrText>
             </w:r>
             <w:r>
               <w:rPr>
@@ -1631,7 +2742,7 @@
               <w:rPr>
                 <w:webHidden/>
               </w:rPr>
-              <w:t>20</w:t>
+              <w:t>37</w:t>
             </w:r>
             <w:r>
               <w:rPr>
@@ -1668,7 +2779,7 @@
       <w:pPr>
         <w:pStyle w:val="Heading1"/>
       </w:pPr>
-      <w:bookmarkStart w:id="0" w:name="_Toc237026209"/>
+      <w:bookmarkStart w:id="0" w:name="_Toc237117013"/>
       <w:r>
         <w:lastRenderedPageBreak/>
         <w:t>ERC-20</w:t>
@@ -1679,7 +2790,7 @@
       <w:pPr>
         <w:pStyle w:val="Heading2"/>
       </w:pPr>
-      <w:bookmarkStart w:id="1" w:name="_Toc237026210"/>
+      <w:bookmarkStart w:id="1" w:name="_Toc237117014"/>
       <w:r>
         <w:t>Token</w:t>
       </w:r>
@@ -1694,7 +2805,7 @@
       <w:pPr>
         <w:pStyle w:val="Heading2"/>
       </w:pPr>
-      <w:bookmarkStart w:id="2" w:name="_Toc237026211"/>
+      <w:bookmarkStart w:id="2" w:name="_Toc237117015"/>
       <w:r>
         <w:t>Fungible token</w:t>
       </w:r>
@@ -1826,7 +2937,7 @@
       <w:pPr>
         <w:pStyle w:val="Heading2"/>
       </w:pPr>
-      <w:bookmarkStart w:id="3" w:name="_Toc237026212"/>
+      <w:bookmarkStart w:id="3" w:name="_Toc237117016"/>
       <w:r>
         <w:t>Token as an abstract concept</w:t>
       </w:r>
@@ -1958,7 +3069,7 @@
       <w:pPr>
         <w:pStyle w:val="Heading2"/>
       </w:pPr>
-      <w:bookmarkStart w:id="4" w:name="_Toc237026213"/>
+      <w:bookmarkStart w:id="4" w:name="_Toc237117017"/>
       <w:r>
         <w:lastRenderedPageBreak/>
         <w:t>ERC-20</w:t>
@@ -1978,7 +3089,7 @@
         </w:rPr>
       </w:pPr>
       <w:hyperlink r:id="rId8" w:anchor="constructing-an-erc-20-token-contract" w:history="1">
-        <w:bookmarkStart w:id="5" w:name="_Toc237026214"/>
+        <w:bookmarkStart w:id="5" w:name="_Toc237117018"/>
         <w:r>
           <w:rPr>
             <w:rFonts w:eastAsia="Times New Roman"/>
@@ -2423,7 +3534,7 @@
           <w:color w:val="EE0000"/>
         </w:rPr>
       </w:pPr>
-      <w:bookmarkStart w:id="6" w:name="_Toc237026215"/>
+      <w:bookmarkStart w:id="6" w:name="_Toc237117019"/>
       <w:r>
         <w:rPr>
           <w:b/>
@@ -3776,7 +4887,7 @@
           <w:color w:val="EE0000"/>
         </w:rPr>
       </w:pPr>
-      <w:bookmarkStart w:id="7" w:name="_Toc237026216"/>
+      <w:bookmarkStart w:id="7" w:name="_Toc237117020"/>
       <w:r>
         <w:rPr>
           <w:b/>
@@ -4759,7 +5870,7 @@
           <w:color w:val="EE0000"/>
         </w:rPr>
       </w:pPr>
-      <w:bookmarkStart w:id="8" w:name="_Toc237026217"/>
+      <w:bookmarkStart w:id="8" w:name="_Toc237117021"/>
       <w:r>
         <w:rPr>
           <w:b/>
@@ -5317,7 +6428,7 @@
           <w:color w:val="EE0000"/>
         </w:rPr>
       </w:pPr>
-      <w:bookmarkStart w:id="9" w:name="_Toc237026218"/>
+      <w:bookmarkStart w:id="9" w:name="_Toc237117022"/>
       <w:r>
         <w:rPr>
           <w:b/>
@@ -5333,7 +6444,7 @@
         <w:pStyle w:val="Heading3"/>
       </w:pPr>
       <w:hyperlink r:id="rId15" w:anchor="ownership-and-ownable" w:history="1">
-        <w:bookmarkStart w:id="10" w:name="_Toc237026219"/>
+        <w:bookmarkStart w:id="10" w:name="_Toc237117023"/>
         <w:r>
           <w:rPr>
             <w:rStyle w:val="Hyperlink"/>
@@ -5620,7 +6731,7 @@
         <w:pStyle w:val="Heading3"/>
       </w:pPr>
       <w:hyperlink r:id="rId22" w:anchor="role-based-access-control" w:history="1">
-        <w:bookmarkStart w:id="11" w:name="_Toc237026220"/>
+        <w:bookmarkStart w:id="11" w:name="_Toc237117024"/>
         <w:r>
           <w:rPr>
             <w:rStyle w:val="Hyperlink"/>
@@ -9470,7 +10581,7 @@
           <w:color w:val="EE0000"/>
         </w:rPr>
       </w:pPr>
-      <w:bookmarkStart w:id="12" w:name="_Toc237026221"/>
+      <w:bookmarkStart w:id="12" w:name="_Toc237117025"/>
       <w:r>
         <w:rPr>
           <w:b/>
@@ -10671,7 +11782,7 @@
       <w:pPr>
         <w:pStyle w:val="Heading1"/>
       </w:pPr>
-      <w:bookmarkStart w:id="13" w:name="_Toc237026222"/>
+      <w:bookmarkStart w:id="13" w:name="_Toc237117026"/>
       <w:r>
         <w:t>Staking Protocol</w:t>
       </w:r>
@@ -10681,7 +11792,7 @@
       <w:pPr>
         <w:pStyle w:val="Heading2"/>
       </w:pPr>
-      <w:bookmarkStart w:id="14" w:name="_Toc237026223"/>
+      <w:bookmarkStart w:id="14" w:name="_Toc237117027"/>
       <w:r>
         <w:t>safeERC20</w:t>
       </w:r>
@@ -11276,7 +12387,7 @@
           <w:color w:val="EE0000"/>
         </w:rPr>
       </w:pPr>
-      <w:bookmarkStart w:id="15" w:name="_Toc237026224"/>
+      <w:bookmarkStart w:id="15" w:name="_Toc237117028"/>
       <w:r>
         <w:rPr>
           <w:rFonts w:eastAsia="Times New Roman"/>
@@ -11541,7 +12652,7 @@
           <w:rFonts w:eastAsia="Times New Roman"/>
         </w:rPr>
       </w:pPr>
-      <w:bookmarkStart w:id="16" w:name="_Toc237026225"/>
+      <w:bookmarkStart w:id="16" w:name="_Toc237117029"/>
       <w:r>
         <w:rPr>
           <w:rFonts w:eastAsia="Times New Roman"/>
@@ -12145,7 +13256,7 @@
           <w:rFonts w:eastAsia="Times New Roman"/>
         </w:rPr>
       </w:pPr>
-      <w:bookmarkStart w:id="17" w:name="_Toc237026226"/>
+      <w:bookmarkStart w:id="17" w:name="_Toc237117030"/>
       <w:r>
         <w:rPr>
           <w:rFonts w:eastAsia="Times New Roman"/>
@@ -12623,12 +13734,12 @@
     </w:p>
     <w:p>
       <w:pPr>
-        <w:pStyle w:val="Heading2"/>
+        <w:pStyle w:val="Heading3"/>
         <w:rPr>
           <w:rFonts w:eastAsia="Times New Roman"/>
         </w:rPr>
       </w:pPr>
-      <w:bookmarkStart w:id="18" w:name="_Toc237026227"/>
+      <w:bookmarkStart w:id="18" w:name="_Toc237117031"/>
       <w:r>
         <w:rPr>
           <w:rFonts w:eastAsia="Times New Roman"/>
@@ -12812,7 +13923,7 @@
           <w:rFonts w:eastAsia="Times New Roman"/>
         </w:rPr>
       </w:pPr>
-      <w:bookmarkStart w:id="19" w:name="_Toc237026228"/>
+      <w:bookmarkStart w:id="19" w:name="_Toc237117032"/>
       <w:r>
         <w:rPr>
           <w:rFonts w:eastAsia="Times New Roman"/>
@@ -13257,7 +14368,7 @@
           <w:color w:val="EE0000"/>
         </w:rPr>
       </w:pPr>
-      <w:bookmarkStart w:id="20" w:name="_Toc237026229"/>
+      <w:bookmarkStart w:id="20" w:name="_Toc237117033"/>
       <w:r>
         <w:rPr>
           <w:color w:val="EE0000"/>
@@ -13482,7 +14593,7 @@
           <w:color w:val="EE0000"/>
         </w:rPr>
       </w:pPr>
-      <w:bookmarkStart w:id="21" w:name="_Toc237026230"/>
+      <w:bookmarkStart w:id="21" w:name="_Toc237117034"/>
       <w:r>
         <w:rPr>
           <w:b/>
@@ -13727,7 +14838,7 @@
           <w:color w:val="EE0000"/>
         </w:rPr>
       </w:pPr>
-      <w:bookmarkStart w:id="22" w:name="_Toc237026231"/>
+      <w:bookmarkStart w:id="22" w:name="_Toc237117035"/>
       <w:r>
         <w:rPr>
           <w:color w:val="EE0000"/>
@@ -13983,7 +15094,7 @@
       <w:pPr>
         <w:pStyle w:val="Heading3"/>
       </w:pPr>
-      <w:bookmarkStart w:id="23" w:name="_Toc237026232"/>
+      <w:bookmarkStart w:id="23" w:name="_Toc237117036"/>
       <w:r>
         <w:t>Summary of non-reentrancy:</w:t>
       </w:r>
@@ -14098,10 +15209,12 @@
       <w:pPr>
         <w:pStyle w:val="Heading1"/>
       </w:pPr>
+      <w:bookmarkStart w:id="24" w:name="_Toc237117037"/>
       <w:r>
         <w:lastRenderedPageBreak/>
         <w:t>UniSwap</w:t>
       </w:r>
+      <w:bookmarkEnd w:id="24"/>
     </w:p>
     <w:p>
       <w:pPr>
@@ -14414,7 +15527,7 @@
           <w:kern w:val="0"/>
           <w14:ligatures w14:val="none"/>
         </w:rPr>
-        <w:t>Here are the two useful diagrams from Uniswap's own documentation:</w:t>
+        <w:t>Here are the two useful diagrams</w:t>
       </w:r>
     </w:p>
     <w:p>
@@ -14569,26 +15682,14 @@
           <w:rFonts w:eastAsia="Times New Roman"/>
         </w:rPr>
       </w:pPr>
+      <w:bookmarkStart w:id="25" w:name="_Toc237117038"/>
       <w:r>
         <w:rPr>
           <w:rFonts w:eastAsia="Times New Roman"/>
         </w:rPr>
-        <w:t>How Uniswap works</w:t>
-      </w:r>
-    </w:p>
-    <w:p>
-      <w:pPr>
-        <w:pStyle w:val="Heading3"/>
-        <w:rPr>
-          <w:rFonts w:eastAsia="Times New Roman"/>
-        </w:rPr>
-      </w:pPr>
-      <w:r>
-        <w:rPr>
-          <w:rFonts w:eastAsia="Times New Roman"/>
-        </w:rPr>
         <w:t>What is an AMM?</w:t>
       </w:r>
+      <w:bookmarkEnd w:id="25"/>
     </w:p>
     <w:p>
       <w:pPr>
@@ -15077,6 +16178,11 @@
       <w:pPr>
         <w:pStyle w:val="codesnippet3"/>
       </w:pPr>
+    </w:p>
+    <w:p>
+      <w:pPr>
+        <w:pStyle w:val="codesnippet3"/>
+      </w:pPr>
       <w:r>
         <w:lastRenderedPageBreak/>
         <w:t xml:space="preserve">                 UNISWAP POOL</w:t>
@@ -15196,9 +16302,11 @@
       <w:pPr>
         <w:pStyle w:val="Heading2"/>
       </w:pPr>
+      <w:bookmarkStart w:id="26" w:name="_Toc237117039"/>
       <w:r>
         <w:t>Liquidity pools</w:t>
       </w:r>
+      <w:bookmarkEnd w:id="26"/>
     </w:p>
     <w:p>
       <w:r>
@@ -15383,12 +16491,14 @@
           <w:rFonts w:eastAsia="Times New Roman"/>
         </w:rPr>
       </w:pPr>
+      <w:bookmarkStart w:id="27" w:name="_Toc237117040"/>
       <w:r>
         <w:rPr>
           <w:rFonts w:eastAsia="Times New Roman"/>
         </w:rPr>
         <w:t>Liquidity providers and LP shares</w:t>
       </w:r>
+      <w:bookmarkEnd w:id="27"/>
     </w:p>
     <w:p>
       <w:pPr>
@@ -15836,9 +16946,19 @@
       <w:pPr>
         <w:pStyle w:val="codesnippet3"/>
       </w:pPr>
+    </w:p>
+    <w:p>
+      <w:pPr>
+        <w:pStyle w:val="codesnippet3"/>
+      </w:pPr>
       <w:r>
         <w:t>When you withdraw:</w:t>
       </w:r>
+    </w:p>
+    <w:p>
+      <w:pPr>
+        <w:pStyle w:val="codesnippet3"/>
+      </w:pPr>
     </w:p>
     <w:p>
       <w:pPr>
@@ -16006,6 +17126,7 @@
           <w:color w:val="EE0000"/>
         </w:rPr>
       </w:pPr>
+      <w:bookmarkStart w:id="28" w:name="_Toc237117041"/>
       <w:r>
         <w:rPr>
           <w:rFonts w:eastAsia="Times New Roman"/>
@@ -16015,6 +17136,7 @@
         </w:rPr>
         <w:t>Swaps</w:t>
       </w:r>
+      <w:bookmarkEnd w:id="28"/>
     </w:p>
     <w:p>
       <w:pPr>
@@ -16197,6 +17319,7 @@
           <w:kern w:val="0"/>
           <w14:ligatures w14:val="none"/>
         </w:rPr>
+        <w:lastRenderedPageBreak/>
         <w:t>Now I want to buy Token B using Token A.</w:t>
       </w:r>
     </w:p>
@@ -16217,7 +17340,6 @@
           <w:kern w:val="0"/>
           <w14:ligatures w14:val="none"/>
         </w:rPr>
-        <w:lastRenderedPageBreak/>
         <w:t>I put Token A into the pool.</w:t>
       </w:r>
     </w:p>
@@ -16598,6 +17720,7 @@
         <w:pStyle w:val="codesnippet3"/>
       </w:pPr>
       <w:r>
+        <w:lastRenderedPageBreak/>
         <w:t>110 A × 90.91 B ≈ 10,000</w:t>
       </w:r>
     </w:p>
@@ -16611,7 +17734,6 @@
         <w:pStyle w:val="codesnippet3"/>
       </w:pPr>
       <w:r>
-        <w:lastRenderedPageBreak/>
         <w:t>Trader receives ≈ 9.09 B</w:t>
       </w:r>
     </w:p>
@@ -16671,7 +17793,7 @@
           <w14:ligatures w14:val="none"/>
         </w:rPr>
         <w:pict w14:anchorId="48672BF0">
-          <v:rect id="_x0000_i1072" style="width:0;height:1.5pt" o:hralign="center" o:hrstd="t" o:hr="t" fillcolor="#a0a0a0" stroked="f"/>
+          <v:rect id="_x0000_i1026" style="width:0;height:1.5pt" o:hralign="center" o:hrstd="t" o:hr="t" fillcolor="#a0a0a0" stroked="f"/>
         </w:pict>
       </w:r>
     </w:p>
@@ -16682,6 +17804,7 @@
           <w:rFonts w:eastAsia="Times New Roman"/>
         </w:rPr>
       </w:pPr>
+      <w:bookmarkStart w:id="29" w:name="_Toc237117042"/>
       <w:r>
         <w:rPr>
           <w:rFonts w:eastAsia="Times New Roman"/>
@@ -16702,6 +17825,7 @@
         </w:rPr>
         <w:t xml:space="preserve"> automatically creates a price</w:t>
       </w:r>
+      <w:bookmarkEnd w:id="29"/>
     </w:p>
     <w:p>
       <w:pPr>
@@ -17062,6 +18186,547 @@
         </w:rPr>
         <w:t xml:space="preserve"> </w:t>
       </w:r>
+      <w:r>
+        <w:rPr>
+          <w:rFonts w:eastAsia="Times New Roman" w:cs="Times New Roman"/>
+          <w:noProof w:val="0"/>
+          <w:kern w:val="0"/>
+          <w14:ligatures w14:val="none"/>
+        </w:rPr>
+        <w:t>The trader changed the reserves.</w:t>
+      </w:r>
+      <w:r>
+        <w:rPr>
+          <w:rFonts w:eastAsia="Times New Roman" w:cs="Times New Roman"/>
+          <w:noProof w:val="0"/>
+          <w:kern w:val="0"/>
+          <w14:ligatures w14:val="none"/>
+        </w:rPr>
+        <w:t xml:space="preserve"> </w:t>
+      </w:r>
+      <w:r>
+        <w:rPr>
+          <w:rFonts w:eastAsia="Times New Roman" w:cs="Times New Roman"/>
+          <w:noProof w:val="0"/>
+          <w:kern w:val="0"/>
+          <w14:ligatures w14:val="none"/>
+        </w:rPr>
+        <w:t>The reserves changed the price.</w:t>
+      </w:r>
+      <w:r>
+        <w:rPr>
+          <w:rFonts w:eastAsia="Times New Roman" w:cs="Times New Roman"/>
+          <w:noProof w:val="0"/>
+          <w:kern w:val="0"/>
+          <w14:ligatures w14:val="none"/>
+        </w:rPr>
+        <w:t xml:space="preserve"> </w:t>
+      </w:r>
+      <w:r>
+        <w:rPr>
+          <w:rFonts w:eastAsia="Times New Roman" w:cs="Times New Roman"/>
+          <w:noProof w:val="0"/>
+          <w:kern w:val="0"/>
+          <w14:ligatures w14:val="none"/>
+        </w:rPr>
+        <w:t>That gives you this beautiful loop:</w:t>
+      </w:r>
+    </w:p>
+    <w:p>
+      <w:pPr>
+        <w:pStyle w:val="codesnippet3"/>
+        <w:rPr>
+          <w:sz w:val="20"/>
+          <w:szCs w:val="20"/>
+        </w:rPr>
+      </w:pPr>
+      <w:r>
+        <w:rPr>
+          <w:sz w:val="20"/>
+          <w:szCs w:val="20"/>
+        </w:rPr>
+        <w:t>Trader buys B</w:t>
+      </w:r>
+    </w:p>
+    <w:p>
+      <w:pPr>
+        <w:pStyle w:val="codesnippet3"/>
+        <w:rPr>
+          <w:sz w:val="20"/>
+          <w:szCs w:val="20"/>
+        </w:rPr>
+      </w:pPr>
+      <w:r>
+        <w:rPr>
+          <w:sz w:val="20"/>
+          <w:szCs w:val="20"/>
+        </w:rPr>
+        <w:t xml:space="preserve">      ↓</w:t>
+      </w:r>
+    </w:p>
+    <w:p>
+      <w:pPr>
+        <w:pStyle w:val="codesnippet3"/>
+        <w:rPr>
+          <w:sz w:val="20"/>
+          <w:szCs w:val="20"/>
+        </w:rPr>
+      </w:pPr>
+      <w:r>
+        <w:rPr>
+          <w:sz w:val="20"/>
+          <w:szCs w:val="20"/>
+        </w:rPr>
+        <w:t>Pool gets more A</w:t>
+      </w:r>
+    </w:p>
+    <w:p>
+      <w:pPr>
+        <w:pStyle w:val="codesnippet3"/>
+        <w:rPr>
+          <w:sz w:val="20"/>
+          <w:szCs w:val="20"/>
+        </w:rPr>
+      </w:pPr>
+      <w:r>
+        <w:rPr>
+          <w:sz w:val="20"/>
+          <w:szCs w:val="20"/>
+        </w:rPr>
+        <w:t xml:space="preserve">      ↓</w:t>
+      </w:r>
+    </w:p>
+    <w:p>
+      <w:pPr>
+        <w:pStyle w:val="codesnippet3"/>
+        <w:rPr>
+          <w:sz w:val="20"/>
+          <w:szCs w:val="20"/>
+        </w:rPr>
+      </w:pPr>
+      <w:r>
+        <w:rPr>
+          <w:sz w:val="20"/>
+          <w:szCs w:val="20"/>
+        </w:rPr>
+        <w:t>Pool has less B</w:t>
+      </w:r>
+    </w:p>
+    <w:p>
+      <w:pPr>
+        <w:pStyle w:val="codesnippet3"/>
+        <w:rPr>
+          <w:sz w:val="20"/>
+          <w:szCs w:val="20"/>
+        </w:rPr>
+      </w:pPr>
+      <w:r>
+        <w:rPr>
+          <w:sz w:val="20"/>
+          <w:szCs w:val="20"/>
+        </w:rPr>
+        <w:t xml:space="preserve">      ↓</w:t>
+      </w:r>
+    </w:p>
+    <w:p>
+      <w:pPr>
+        <w:pStyle w:val="codesnippet3"/>
+        <w:rPr>
+          <w:sz w:val="20"/>
+          <w:szCs w:val="20"/>
+        </w:rPr>
+      </w:pPr>
+      <w:r>
+        <w:rPr>
+          <w:sz w:val="20"/>
+          <w:szCs w:val="20"/>
+        </w:rPr>
+        <w:t>B becomes more expensive</w:t>
+      </w:r>
+    </w:p>
+    <w:p>
+      <w:pPr>
+        <w:pStyle w:val="codesnippet3"/>
+        <w:rPr>
+          <w:sz w:val="20"/>
+          <w:szCs w:val="20"/>
+        </w:rPr>
+      </w:pPr>
+      <w:r>
+        <w:rPr>
+          <w:sz w:val="20"/>
+          <w:szCs w:val="20"/>
+        </w:rPr>
+        <w:t xml:space="preserve">      ↓</w:t>
+      </w:r>
+    </w:p>
+    <w:p>
+      <w:pPr>
+        <w:pStyle w:val="codesnippet3"/>
+        <w:rPr>
+          <w:sz w:val="20"/>
+          <w:szCs w:val="20"/>
+        </w:rPr>
+      </w:pPr>
+      <w:r>
+        <w:rPr>
+          <w:sz w:val="20"/>
+          <w:szCs w:val="20"/>
+        </w:rPr>
+        <w:lastRenderedPageBreak/>
+        <w:t>Next trader gets a worse B-per-A rate</w:t>
+      </w:r>
+    </w:p>
+    <w:p>
+      <w:pPr>
+        <w:spacing w:before="100" w:beforeAutospacing="1" w:after="100" w:afterAutospacing="1" w:line="240" w:lineRule="auto"/>
+        <w:rPr>
+          <w:rFonts w:eastAsia="Times New Roman" w:cs="Times New Roman"/>
+          <w:noProof w:val="0"/>
+          <w:kern w:val="0"/>
+          <w14:ligatures w14:val="none"/>
+        </w:rPr>
+      </w:pPr>
+      <w:r>
+        <w:rPr>
+          <w:rFonts w:eastAsia="Times New Roman" w:cs="Times New Roman"/>
+          <w:noProof w:val="0"/>
+          <w:kern w:val="0"/>
+          <w14:ligatures w14:val="none"/>
+        </w:rPr>
+        <w:t>That's AMM pricing.</w:t>
+      </w:r>
+    </w:p>
+    <w:p>
+      <w:pPr>
+        <w:pStyle w:val="Heading2"/>
+        <w:rPr>
+          <w:rFonts w:eastAsia="Times New Roman"/>
+        </w:rPr>
+      </w:pPr>
+      <w:bookmarkStart w:id="30" w:name="_Toc237117043"/>
+      <w:r>
+        <w:rPr>
+          <w:rFonts w:eastAsia="Times New Roman"/>
+        </w:rPr>
+        <w:t>Why large trades get worse prices</w:t>
+      </w:r>
+      <w:bookmarkEnd w:id="30"/>
+    </w:p>
+    <w:p>
+      <w:pPr>
+        <w:spacing w:before="100" w:beforeAutospacing="1" w:after="100" w:afterAutospacing="1" w:line="240" w:lineRule="auto"/>
+        <w:rPr>
+          <w:rFonts w:eastAsia="Times New Roman" w:cs="Times New Roman"/>
+          <w:noProof w:val="0"/>
+          <w:kern w:val="0"/>
+          <w14:ligatures w14:val="none"/>
+        </w:rPr>
+      </w:pPr>
+      <w:r>
+        <w:rPr>
+          <w:rFonts w:eastAsia="Times New Roman" w:cs="Times New Roman"/>
+          <w:noProof w:val="0"/>
+          <w:kern w:val="0"/>
+          <w14:ligatures w14:val="none"/>
+        </w:rPr>
+        <w:t>Suppose the pool has:</w:t>
+      </w:r>
+    </w:p>
+    <w:p>
+      <w:pPr>
+        <w:pStyle w:val="codesnippet3"/>
+      </w:pPr>
+      <w:r>
+        <w:t>1,000,000 A</w:t>
+      </w:r>
+    </w:p>
+    <w:p>
+      <w:pPr>
+        <w:pStyle w:val="codesnippet3"/>
+      </w:pPr>
+      <w:r>
+        <w:t>1,000,000 B</w:t>
+      </w:r>
+    </w:p>
+    <w:p>
+      <w:pPr>
+        <w:spacing w:before="100" w:beforeAutospacing="1" w:after="100" w:afterAutospacing="1" w:line="240" w:lineRule="auto"/>
+        <w:rPr>
+          <w:rFonts w:eastAsia="Times New Roman" w:cs="Times New Roman"/>
+          <w:noProof w:val="0"/>
+          <w:kern w:val="0"/>
+          <w14:ligatures w14:val="none"/>
+        </w:rPr>
+      </w:pPr>
+      <w:r>
+        <w:rPr>
+          <w:rFonts w:eastAsia="Times New Roman" w:cs="Times New Roman"/>
+          <w:noProof w:val="0"/>
+          <w:kern w:val="0"/>
+          <w14:ligatures w14:val="none"/>
+        </w:rPr>
+        <w:t>Putting 10 A into it barely changes anything.</w:t>
+      </w:r>
+    </w:p>
+    <w:p>
+      <w:pPr>
+        <w:spacing w:before="100" w:beforeAutospacing="1" w:after="100" w:afterAutospacing="1" w:line="240" w:lineRule="auto"/>
+        <w:rPr>
+          <w:rFonts w:eastAsia="Times New Roman" w:cs="Times New Roman"/>
+          <w:noProof w:val="0"/>
+          <w:kern w:val="0"/>
+          <w14:ligatures w14:val="none"/>
+        </w:rPr>
+      </w:pPr>
+      <w:r>
+        <w:rPr>
+          <w:rFonts w:eastAsia="Times New Roman" w:cs="Times New Roman"/>
+          <w:noProof w:val="0"/>
+          <w:kern w:val="0"/>
+          <w14:ligatures w14:val="none"/>
+        </w:rPr>
+        <w:t>But suppose the pool only has:</w:t>
+      </w:r>
+    </w:p>
+    <w:p>
+      <w:pPr>
+        <w:pStyle w:val="codesnippet3"/>
+      </w:pPr>
+      <w:r>
+        <w:t>100 A</w:t>
+      </w:r>
+    </w:p>
+    <w:p>
+      <w:pPr>
+        <w:pStyle w:val="codesnippet3"/>
+      </w:pPr>
+      <w:r>
+        <w:t>100 B</w:t>
+      </w:r>
+    </w:p>
+    <w:p>
+      <w:pPr>
+        <w:spacing w:before="100" w:beforeAutospacing="1" w:after="100" w:afterAutospacing="1" w:line="240" w:lineRule="auto"/>
+        <w:rPr>
+          <w:rFonts w:eastAsia="Times New Roman" w:cs="Times New Roman"/>
+          <w:noProof w:val="0"/>
+          <w:kern w:val="0"/>
+          <w14:ligatures w14:val="none"/>
+        </w:rPr>
+      </w:pPr>
+      <w:r>
+        <w:rPr>
+          <w:rFonts w:eastAsia="Times New Roman" w:cs="Times New Roman"/>
+          <w:noProof w:val="0"/>
+          <w:kern w:val="0"/>
+          <w14:ligatures w14:val="none"/>
+        </w:rPr>
+        <w:t>Putting 50 A into it radically changes the reserves.</w:t>
+      </w:r>
+      <w:r>
+        <w:rPr>
+          <w:rFonts w:eastAsia="Times New Roman" w:cs="Times New Roman"/>
+          <w:noProof w:val="0"/>
+          <w:kern w:val="0"/>
+          <w14:ligatures w14:val="none"/>
+        </w:rPr>
+        <w:t xml:space="preserve"> </w:t>
+      </w:r>
+      <w:r>
+        <w:rPr>
+          <w:rFonts w:eastAsia="Times New Roman" w:cs="Times New Roman"/>
+          <w:noProof w:val="0"/>
+          <w:kern w:val="0"/>
+          <w14:ligatures w14:val="none"/>
+        </w:rPr>
+        <w:t>More liquidity means trades disturb the reserve ratio less.</w:t>
+      </w:r>
+    </w:p>
+    <w:p>
+      <w:pPr>
+        <w:pStyle w:val="Heading2"/>
+        <w:rPr>
+          <w:rFonts w:eastAsia="Times New Roman"/>
+        </w:rPr>
+      </w:pPr>
+      <w:bookmarkStart w:id="31" w:name="_Toc237117044"/>
+      <w:r>
+        <w:rPr>
+          <w:rFonts w:eastAsia="Times New Roman"/>
+        </w:rPr>
+        <w:t>Now add the Uniswap v2 0.3% fee</w:t>
+      </w:r>
+      <w:bookmarkEnd w:id="31"/>
+    </w:p>
+    <w:p>
+      <w:pPr>
+        <w:spacing w:after="0" w:line="240" w:lineRule="auto"/>
+        <w:rPr>
+          <w:rFonts w:eastAsia="Times New Roman" w:cs="Times New Roman"/>
+          <w:noProof w:val="0"/>
+          <w:kern w:val="0"/>
+          <w14:ligatures w14:val="none"/>
+        </w:rPr>
+      </w:pPr>
+    </w:p>
+    <w:p>
+      <w:pPr>
+        <w:spacing w:after="0" w:line="240" w:lineRule="auto"/>
+        <w:rPr>
+          <w:rFonts w:eastAsia="Times New Roman" w:cs="Times New Roman"/>
+          <w:noProof w:val="0"/>
+          <w:kern w:val="0"/>
+          <w14:ligatures w14:val="none"/>
+        </w:rPr>
+      </w:pPr>
+      <w:r>
+        <w:rPr>
+          <w:rFonts w:eastAsia="Times New Roman" w:cs="Times New Roman"/>
+          <w:noProof w:val="0"/>
+          <w:kern w:val="0"/>
+          <w14:ligatures w14:val="none"/>
+        </w:rPr>
+        <w:t>The previous example ignored fees.</w:t>
+      </w:r>
+    </w:p>
+    <w:p>
+      <w:pPr>
+        <w:spacing w:after="0" w:line="240" w:lineRule="auto"/>
+        <w:rPr>
+          <w:rFonts w:eastAsia="Times New Roman" w:cs="Times New Roman"/>
+          <w:noProof w:val="0"/>
+          <w:kern w:val="0"/>
+          <w14:ligatures w14:val="none"/>
+        </w:rPr>
+      </w:pPr>
+    </w:p>
+    <w:p>
+      <w:pPr>
+        <w:spacing w:after="0" w:line="240" w:lineRule="auto"/>
+        <w:rPr>
+          <w:rFonts w:eastAsia="Times New Roman" w:cs="Times New Roman"/>
+          <w:noProof w:val="0"/>
+          <w:kern w:val="0"/>
+          <w14:ligatures w14:val="none"/>
+        </w:rPr>
+      </w:pPr>
+      <w:r>
+        <w:rPr>
+          <w:rFonts w:eastAsia="Times New Roman" w:cs="Times New Roman"/>
+          <w:noProof w:val="0"/>
+          <w:kern w:val="0"/>
+          <w14:ligatures w14:val="none"/>
+        </w:rPr>
+        <w:t>In real v2, only 99.7% of the input counts toward the swap calculation.</w:t>
+      </w:r>
+    </w:p>
+    <w:p>
+      <w:pPr>
+        <w:spacing w:after="0" w:line="240" w:lineRule="auto"/>
+        <w:rPr>
+          <w:rFonts w:eastAsia="Times New Roman" w:cs="Times New Roman"/>
+          <w:noProof w:val="0"/>
+          <w:kern w:val="0"/>
+          <w14:ligatures w14:val="none"/>
+        </w:rPr>
+      </w:pPr>
+    </w:p>
+    <w:p>
+      <w:pPr>
+        <w:spacing w:after="0" w:line="240" w:lineRule="auto"/>
+        <w:rPr>
+          <w:rFonts w:eastAsia="Times New Roman" w:cs="Times New Roman"/>
+          <w:noProof w:val="0"/>
+          <w:kern w:val="0"/>
+          <w14:ligatures w14:val="none"/>
+        </w:rPr>
+      </w:pPr>
+      <w:r>
+        <w:rPr>
+          <w:rFonts w:eastAsia="Times New Roman" w:cs="Times New Roman"/>
+          <w:noProof w:val="0"/>
+          <w:kern w:val="0"/>
+          <w14:ligatures w14:val="none"/>
+        </w:rPr>
+        <w:t>If you send:</w:t>
+      </w:r>
+      <w:r>
+        <w:rPr>
+          <w:rFonts w:eastAsia="Times New Roman" w:cs="Times New Roman"/>
+          <w:noProof w:val="0"/>
+          <w:kern w:val="0"/>
+          <w14:ligatures w14:val="none"/>
+        </w:rPr>
+        <w:t xml:space="preserve"> </w:t>
+      </w:r>
+      <w:r>
+        <w:rPr>
+          <w:rFonts w:eastAsia="Times New Roman" w:cs="Times New Roman"/>
+          <w:noProof w:val="0"/>
+          <w:kern w:val="0"/>
+          <w14:ligatures w14:val="none"/>
+        </w:rPr>
+        <w:t>10 A</w:t>
+      </w:r>
+      <w:r>
+        <w:rPr>
+          <w:rFonts w:eastAsia="Times New Roman" w:cs="Times New Roman"/>
+          <w:noProof w:val="0"/>
+          <w:kern w:val="0"/>
+          <w14:ligatures w14:val="none"/>
+        </w:rPr>
+        <w:t xml:space="preserve"> </w:t>
+      </w:r>
+      <w:r>
+        <w:rPr>
+          <w:rFonts w:eastAsia="Times New Roman" w:cs="Times New Roman"/>
+          <w:noProof w:val="0"/>
+          <w:kern w:val="0"/>
+          <w14:ligatures w14:val="none"/>
+        </w:rPr>
+        <w:t>the effective input for pricing is:</w:t>
+      </w:r>
+      <w:r>
+        <w:rPr>
+          <w:rFonts w:eastAsia="Times New Roman" w:cs="Times New Roman"/>
+          <w:noProof w:val="0"/>
+          <w:kern w:val="0"/>
+          <w14:ligatures w14:val="none"/>
+        </w:rPr>
+        <w:t xml:space="preserve"> </w:t>
+      </w:r>
+      <w:r>
+        <w:rPr>
+          <w:rFonts w:eastAsia="Times New Roman" w:cs="Times New Roman"/>
+          <w:noProof w:val="0"/>
+          <w:kern w:val="0"/>
+          <w14:ligatures w14:val="none"/>
+        </w:rPr>
+        <w:t>10 × 0.997 = 9.97 A</w:t>
+      </w:r>
+    </w:p>
+    <w:p>
+      <w:pPr>
+        <w:spacing w:after="0" w:line="240" w:lineRule="auto"/>
+        <w:rPr>
+          <w:rFonts w:eastAsia="Times New Roman" w:cs="Times New Roman"/>
+          <w:noProof w:val="0"/>
+          <w:kern w:val="0"/>
+          <w14:ligatures w14:val="none"/>
+        </w:rPr>
+      </w:pPr>
+    </w:p>
+    <w:p>
+      <w:pPr>
+        <w:spacing w:after="0" w:line="240" w:lineRule="auto"/>
+        <w:rPr>
+          <w:rFonts w:eastAsia="Times New Roman" w:cs="Times New Roman"/>
+          <w:noProof w:val="0"/>
+          <w:kern w:val="0"/>
+          <w14:ligatures w14:val="none"/>
+        </w:rPr>
+      </w:pPr>
       <w:proofErr w:type="gramStart"/>
       <w:r>
         <w:rPr>
@@ -17070,7 +18735,7 @@
           <w:kern w:val="0"/>
           <w14:ligatures w14:val="none"/>
         </w:rPr>
-        <w:t>The</w:t>
+        <w:t>So</w:t>
       </w:r>
       <w:proofErr w:type="gramEnd"/>
       <w:r>
@@ -17080,377 +18745,7 @@
           <w:kern w:val="0"/>
           <w14:ligatures w14:val="none"/>
         </w:rPr>
-        <w:t xml:space="preserve"> trader changed the reserves.</w:t>
-      </w:r>
-      <w:r>
-        <w:rPr>
-          <w:rFonts w:eastAsia="Times New Roman" w:cs="Times New Roman"/>
-          <w:noProof w:val="0"/>
-          <w:kern w:val="0"/>
-          <w14:ligatures w14:val="none"/>
-        </w:rPr>
-        <w:t xml:space="preserve"> </w:t>
-      </w:r>
-      <w:r>
-        <w:rPr>
-          <w:rFonts w:eastAsia="Times New Roman" w:cs="Times New Roman"/>
-          <w:noProof w:val="0"/>
-          <w:kern w:val="0"/>
-          <w14:ligatures w14:val="none"/>
-        </w:rPr>
-        <w:t>The reserves changed the price.</w:t>
-      </w:r>
-      <w:r>
-        <w:rPr>
-          <w:rFonts w:eastAsia="Times New Roman" w:cs="Times New Roman"/>
-          <w:noProof w:val="0"/>
-          <w:kern w:val="0"/>
-          <w14:ligatures w14:val="none"/>
-        </w:rPr>
-        <w:t xml:space="preserve"> </w:t>
-      </w:r>
-      <w:proofErr w:type="gramStart"/>
-      <w:r>
-        <w:rPr>
-          <w:rFonts w:eastAsia="Times New Roman" w:cs="Times New Roman"/>
-          <w:noProof w:val="0"/>
-          <w:kern w:val="0"/>
-          <w14:ligatures w14:val="none"/>
-        </w:rPr>
-        <w:t>That</w:t>
-      </w:r>
-      <w:proofErr w:type="gramEnd"/>
-      <w:r>
-        <w:rPr>
-          <w:rFonts w:eastAsia="Times New Roman" w:cs="Times New Roman"/>
-          <w:noProof w:val="0"/>
-          <w:kern w:val="0"/>
-          <w14:ligatures w14:val="none"/>
-        </w:rPr>
-        <w:t xml:space="preserve"> gives you this beautiful loop:</w:t>
-      </w:r>
-    </w:p>
-    <w:p>
-      <w:pPr>
-        <w:pStyle w:val="codesnippet3"/>
-        <w:rPr>
-          <w:sz w:val="20"/>
-          <w:szCs w:val="20"/>
-        </w:rPr>
-      </w:pPr>
-      <w:r>
-        <w:rPr>
-          <w:sz w:val="20"/>
-          <w:szCs w:val="20"/>
-        </w:rPr>
-        <w:t>Trader buys B</w:t>
-      </w:r>
-    </w:p>
-    <w:p>
-      <w:pPr>
-        <w:pStyle w:val="codesnippet3"/>
-        <w:rPr>
-          <w:sz w:val="20"/>
-          <w:szCs w:val="20"/>
-        </w:rPr>
-      </w:pPr>
-      <w:r>
-        <w:rPr>
-          <w:sz w:val="20"/>
-          <w:szCs w:val="20"/>
-        </w:rPr>
-        <w:t xml:space="preserve">      ↓</w:t>
-      </w:r>
-    </w:p>
-    <w:p>
-      <w:pPr>
-        <w:pStyle w:val="codesnippet3"/>
-        <w:rPr>
-          <w:sz w:val="20"/>
-          <w:szCs w:val="20"/>
-        </w:rPr>
-      </w:pPr>
-      <w:r>
-        <w:rPr>
-          <w:sz w:val="20"/>
-          <w:szCs w:val="20"/>
-        </w:rPr>
-        <w:t>Pool gets more A</w:t>
-      </w:r>
-    </w:p>
-    <w:p>
-      <w:pPr>
-        <w:pStyle w:val="codesnippet3"/>
-        <w:rPr>
-          <w:sz w:val="20"/>
-          <w:szCs w:val="20"/>
-        </w:rPr>
-      </w:pPr>
-      <w:r>
-        <w:rPr>
-          <w:sz w:val="20"/>
-          <w:szCs w:val="20"/>
-        </w:rPr>
-        <w:t xml:space="preserve">      ↓</w:t>
-      </w:r>
-    </w:p>
-    <w:p>
-      <w:pPr>
-        <w:pStyle w:val="codesnippet3"/>
-        <w:rPr>
-          <w:sz w:val="20"/>
-          <w:szCs w:val="20"/>
-        </w:rPr>
-      </w:pPr>
-      <w:r>
-        <w:rPr>
-          <w:sz w:val="20"/>
-          <w:szCs w:val="20"/>
-        </w:rPr>
-        <w:t>Pool has less B</w:t>
-      </w:r>
-    </w:p>
-    <w:p>
-      <w:pPr>
-        <w:pStyle w:val="codesnippet3"/>
-        <w:rPr>
-          <w:sz w:val="20"/>
-          <w:szCs w:val="20"/>
-        </w:rPr>
-      </w:pPr>
-      <w:r>
-        <w:rPr>
-          <w:sz w:val="20"/>
-          <w:szCs w:val="20"/>
-        </w:rPr>
-        <w:t xml:space="preserve">      ↓</w:t>
-      </w:r>
-    </w:p>
-    <w:p>
-      <w:pPr>
-        <w:pStyle w:val="codesnippet3"/>
-        <w:rPr>
-          <w:sz w:val="20"/>
-          <w:szCs w:val="20"/>
-        </w:rPr>
-      </w:pPr>
-      <w:r>
-        <w:rPr>
-          <w:sz w:val="20"/>
-          <w:szCs w:val="20"/>
-        </w:rPr>
-        <w:t>B becomes more expensive</w:t>
-      </w:r>
-    </w:p>
-    <w:p>
-      <w:pPr>
-        <w:pStyle w:val="codesnippet3"/>
-        <w:rPr>
-          <w:sz w:val="20"/>
-          <w:szCs w:val="20"/>
-        </w:rPr>
-      </w:pPr>
-      <w:r>
-        <w:rPr>
-          <w:sz w:val="20"/>
-          <w:szCs w:val="20"/>
-        </w:rPr>
-        <w:t xml:space="preserve">      ↓</w:t>
-      </w:r>
-    </w:p>
-    <w:p>
-      <w:pPr>
-        <w:pStyle w:val="codesnippet3"/>
-        <w:rPr>
-          <w:sz w:val="20"/>
-          <w:szCs w:val="20"/>
-        </w:rPr>
-      </w:pPr>
-      <w:r>
-        <w:rPr>
-          <w:sz w:val="20"/>
-          <w:szCs w:val="20"/>
-        </w:rPr>
-        <w:t>Next trader gets a worse B-per-A rate</w:t>
-      </w:r>
-    </w:p>
-    <w:p>
-      <w:pPr>
-        <w:spacing w:before="100" w:beforeAutospacing="1" w:after="100" w:afterAutospacing="1" w:line="240" w:lineRule="auto"/>
-        <w:rPr>
-          <w:rFonts w:eastAsia="Times New Roman" w:cs="Times New Roman"/>
-          <w:noProof w:val="0"/>
-          <w:kern w:val="0"/>
-          <w14:ligatures w14:val="none"/>
-        </w:rPr>
-      </w:pPr>
-      <w:r>
-        <w:rPr>
-          <w:rFonts w:eastAsia="Times New Roman" w:cs="Times New Roman"/>
-          <w:noProof w:val="0"/>
-          <w:kern w:val="0"/>
-          <w14:ligatures w14:val="none"/>
-        </w:rPr>
-        <w:lastRenderedPageBreak/>
-        <w:t>That's AMM pricing.</w:t>
-      </w:r>
-    </w:p>
-    <w:p>
-      <w:pPr>
-        <w:pStyle w:val="Heading2"/>
-        <w:rPr>
-          <w:rFonts w:eastAsia="Times New Roman"/>
-        </w:rPr>
-      </w:pPr>
-      <w:r>
-        <w:rPr>
-          <w:rFonts w:eastAsia="Times New Roman"/>
-        </w:rPr>
-        <w:t>Why large trades get worse prices</w:t>
-      </w:r>
-    </w:p>
-    <w:p>
-      <w:pPr>
-        <w:spacing w:before="100" w:beforeAutospacing="1" w:after="100" w:afterAutospacing="1" w:line="240" w:lineRule="auto"/>
-        <w:rPr>
-          <w:rFonts w:eastAsia="Times New Roman" w:cs="Times New Roman"/>
-          <w:noProof w:val="0"/>
-          <w:kern w:val="0"/>
-          <w14:ligatures w14:val="none"/>
-        </w:rPr>
-      </w:pPr>
-      <w:r>
-        <w:rPr>
-          <w:rFonts w:eastAsia="Times New Roman" w:cs="Times New Roman"/>
-          <w:noProof w:val="0"/>
-          <w:kern w:val="0"/>
-          <w14:ligatures w14:val="none"/>
-        </w:rPr>
-        <w:t>Suppose the pool has:</w:t>
-      </w:r>
-    </w:p>
-    <w:p>
-      <w:pPr>
-        <w:pStyle w:val="codesnippet3"/>
-      </w:pPr>
-      <w:r>
-        <w:t>1,000,000 A</w:t>
-      </w:r>
-    </w:p>
-    <w:p>
-      <w:pPr>
-        <w:pStyle w:val="codesnippet3"/>
-      </w:pPr>
-      <w:r>
-        <w:t>1,000,000 B</w:t>
-      </w:r>
-    </w:p>
-    <w:p>
-      <w:pPr>
-        <w:spacing w:before="100" w:beforeAutospacing="1" w:after="100" w:afterAutospacing="1" w:line="240" w:lineRule="auto"/>
-        <w:rPr>
-          <w:rFonts w:eastAsia="Times New Roman" w:cs="Times New Roman"/>
-          <w:noProof w:val="0"/>
-          <w:kern w:val="0"/>
-          <w14:ligatures w14:val="none"/>
-        </w:rPr>
-      </w:pPr>
-      <w:r>
-        <w:rPr>
-          <w:rFonts w:eastAsia="Times New Roman" w:cs="Times New Roman"/>
-          <w:noProof w:val="0"/>
-          <w:kern w:val="0"/>
-          <w14:ligatures w14:val="none"/>
-        </w:rPr>
-        <w:t>Putting 10 A into it barely changes anything.</w:t>
-      </w:r>
-    </w:p>
-    <w:p>
-      <w:pPr>
-        <w:spacing w:before="100" w:beforeAutospacing="1" w:after="100" w:afterAutospacing="1" w:line="240" w:lineRule="auto"/>
-        <w:rPr>
-          <w:rFonts w:eastAsia="Times New Roman" w:cs="Times New Roman"/>
-          <w:noProof w:val="0"/>
-          <w:kern w:val="0"/>
-          <w14:ligatures w14:val="none"/>
-        </w:rPr>
-      </w:pPr>
-      <w:r>
-        <w:rPr>
-          <w:rFonts w:eastAsia="Times New Roman" w:cs="Times New Roman"/>
-          <w:noProof w:val="0"/>
-          <w:kern w:val="0"/>
-          <w14:ligatures w14:val="none"/>
-        </w:rPr>
-        <w:t>But suppose the pool only has:</w:t>
-      </w:r>
-    </w:p>
-    <w:p>
-      <w:pPr>
-        <w:pStyle w:val="codesnippet3"/>
-      </w:pPr>
-      <w:r>
-        <w:t>100 A</w:t>
-      </w:r>
-    </w:p>
-    <w:p>
-      <w:pPr>
-        <w:pStyle w:val="codesnippet3"/>
-      </w:pPr>
-      <w:r>
-        <w:t>100 B</w:t>
-      </w:r>
-    </w:p>
-    <w:p>
-      <w:pPr>
-        <w:spacing w:before="100" w:beforeAutospacing="1" w:after="100" w:afterAutospacing="1" w:line="240" w:lineRule="auto"/>
-        <w:rPr>
-          <w:rFonts w:eastAsia="Times New Roman" w:cs="Times New Roman"/>
-          <w:noProof w:val="0"/>
-          <w:kern w:val="0"/>
-          <w14:ligatures w14:val="none"/>
-        </w:rPr>
-      </w:pPr>
-      <w:r>
-        <w:rPr>
-          <w:rFonts w:eastAsia="Times New Roman" w:cs="Times New Roman"/>
-          <w:noProof w:val="0"/>
-          <w:kern w:val="0"/>
-          <w14:ligatures w14:val="none"/>
-        </w:rPr>
-        <w:t>Putting 50 A into it radically changes the reserves.</w:t>
-      </w:r>
-      <w:r>
-        <w:rPr>
-          <w:rFonts w:eastAsia="Times New Roman" w:cs="Times New Roman"/>
-          <w:noProof w:val="0"/>
-          <w:kern w:val="0"/>
-          <w14:ligatures w14:val="none"/>
-        </w:rPr>
-        <w:t xml:space="preserve"> </w:t>
-      </w:r>
-      <w:r>
-        <w:rPr>
-          <w:rFonts w:eastAsia="Times New Roman" w:cs="Times New Roman"/>
-          <w:noProof w:val="0"/>
-          <w:kern w:val="0"/>
-          <w14:ligatures w14:val="none"/>
-        </w:rPr>
-        <w:t>More liquidity means trades disturb the reserve ratio less.</w:t>
-      </w:r>
-    </w:p>
-    <w:p>
-      <w:pPr>
-        <w:pStyle w:val="Heading2"/>
-        <w:rPr>
-          <w:rFonts w:eastAsia="Times New Roman"/>
-        </w:rPr>
-      </w:pPr>
-      <w:r>
-        <w:rPr>
-          <w:rFonts w:eastAsia="Times New Roman"/>
-        </w:rPr>
-        <w:t>Now add the Uniswap v2 0.3% fee</w:t>
+        <w:t xml:space="preserve"> with:</w:t>
       </w:r>
     </w:p>
     <w:p>
@@ -17466,6 +18761,22 @@
     </w:p>
     <w:p>
       <w:pPr>
+        <w:pStyle w:val="codesnippet3"/>
+      </w:pPr>
+      <w:r>
+        <w:t>x = 100 A</w:t>
+      </w:r>
+    </w:p>
+    <w:p>
+      <w:pPr>
+        <w:pStyle w:val="codesnippet3"/>
+      </w:pPr>
+      <w:r>
+        <w:t>y = 100 B</w:t>
+      </w:r>
+    </w:p>
+    <w:p>
+      <w:pPr>
         <w:spacing w:after="0" w:line="240" w:lineRule="auto"/>
         <w:rPr>
           <w:rFonts w:eastAsia="Times New Roman" w:cs="Times New Roman"/>
@@ -17474,15 +18785,6 @@
           <w14:ligatures w14:val="none"/>
         </w:rPr>
       </w:pPr>
-      <w:r>
-        <w:rPr>
-          <w:rFonts w:eastAsia="Times New Roman" w:cs="Times New Roman"/>
-          <w:noProof w:val="0"/>
-          <w:kern w:val="0"/>
-          <w14:ligatures w14:val="none"/>
-        </w:rPr>
-        <w:t>The previous example ignored fees.</w:t>
-      </w:r>
     </w:p>
     <w:p>
       <w:pPr>
@@ -17494,6 +18796,15 @@
           <w14:ligatures w14:val="none"/>
         </w:rPr>
       </w:pPr>
+      <w:r>
+        <w:rPr>
+          <w:rFonts w:eastAsia="Times New Roman" w:cs="Times New Roman"/>
+          <w:noProof w:val="0"/>
+          <w:kern w:val="0"/>
+          <w14:ligatures w14:val="none"/>
+        </w:rPr>
+        <w:t>the output formula becomes:</w:t>
+      </w:r>
     </w:p>
     <w:p>
       <w:pPr>
@@ -17505,223 +18816,13 @@
           <w14:ligatures w14:val="none"/>
         </w:rPr>
       </w:pPr>
-      <w:r>
-        <w:rPr>
-          <w:rFonts w:eastAsia="Times New Roman" w:cs="Times New Roman"/>
-          <w:noProof w:val="0"/>
-          <w:kern w:val="0"/>
-          <w14:ligatures w14:val="none"/>
-        </w:rPr>
-        <w:t>In real v2, only 99.7% of the input counts toward the swap calculation.</w:t>
-      </w:r>
-    </w:p>
-    <w:p>
-      <w:pPr>
-        <w:spacing w:after="0" w:line="240" w:lineRule="auto"/>
-        <w:rPr>
-          <w:rFonts w:eastAsia="Times New Roman" w:cs="Times New Roman"/>
-          <w:noProof w:val="0"/>
-          <w:kern w:val="0"/>
-          <w14:ligatures w14:val="none"/>
-        </w:rPr>
-      </w:pPr>
-    </w:p>
-    <w:p>
-      <w:pPr>
-        <w:spacing w:after="0" w:line="240" w:lineRule="auto"/>
-        <w:rPr>
-          <w:rFonts w:eastAsia="Times New Roman" w:cs="Times New Roman"/>
-          <w:noProof w:val="0"/>
-          <w:kern w:val="0"/>
-          <w14:ligatures w14:val="none"/>
-        </w:rPr>
-      </w:pPr>
-      <w:r>
-        <w:rPr>
-          <w:rFonts w:eastAsia="Times New Roman" w:cs="Times New Roman"/>
-          <w:noProof w:val="0"/>
-          <w:kern w:val="0"/>
-          <w14:ligatures w14:val="none"/>
-        </w:rPr>
-        <w:t>If you send:</w:t>
-      </w:r>
-      <w:r>
-        <w:rPr>
-          <w:rFonts w:eastAsia="Times New Roman" w:cs="Times New Roman"/>
-          <w:noProof w:val="0"/>
-          <w:kern w:val="0"/>
-          <w14:ligatures w14:val="none"/>
-        </w:rPr>
-        <w:t xml:space="preserve"> </w:t>
-      </w:r>
-      <w:r>
-        <w:rPr>
-          <w:rFonts w:eastAsia="Times New Roman" w:cs="Times New Roman"/>
-          <w:noProof w:val="0"/>
-          <w:kern w:val="0"/>
-          <w14:ligatures w14:val="none"/>
-        </w:rPr>
-        <w:t>10 A</w:t>
-      </w:r>
-      <w:r>
-        <w:rPr>
-          <w:rFonts w:eastAsia="Times New Roman" w:cs="Times New Roman"/>
-          <w:noProof w:val="0"/>
-          <w:kern w:val="0"/>
-          <w14:ligatures w14:val="none"/>
-        </w:rPr>
-        <w:t xml:space="preserve"> </w:t>
-      </w:r>
-      <w:r>
-        <w:rPr>
-          <w:rFonts w:eastAsia="Times New Roman" w:cs="Times New Roman"/>
-          <w:noProof w:val="0"/>
-          <w:kern w:val="0"/>
-          <w14:ligatures w14:val="none"/>
-        </w:rPr>
-        <w:t>the effective input for pricing is:</w:t>
-      </w:r>
-      <w:r>
-        <w:rPr>
-          <w:rFonts w:eastAsia="Times New Roman" w:cs="Times New Roman"/>
-          <w:noProof w:val="0"/>
-          <w:kern w:val="0"/>
-          <w14:ligatures w14:val="none"/>
-        </w:rPr>
-        <w:t xml:space="preserve"> </w:t>
-      </w:r>
-      <w:r>
-        <w:rPr>
-          <w:rFonts w:eastAsia="Times New Roman" w:cs="Times New Roman"/>
-          <w:noProof w:val="0"/>
-          <w:kern w:val="0"/>
-          <w14:ligatures w14:val="none"/>
-        </w:rPr>
-        <w:t>10 × 0.997 = 9.97 A</w:t>
-      </w:r>
-    </w:p>
-    <w:p>
-      <w:pPr>
-        <w:spacing w:after="0" w:line="240" w:lineRule="auto"/>
-        <w:rPr>
-          <w:rFonts w:eastAsia="Times New Roman" w:cs="Times New Roman"/>
-          <w:noProof w:val="0"/>
-          <w:kern w:val="0"/>
-          <w14:ligatures w14:val="none"/>
-        </w:rPr>
-      </w:pPr>
-    </w:p>
-    <w:p>
-      <w:pPr>
-        <w:spacing w:after="0" w:line="240" w:lineRule="auto"/>
-        <w:rPr>
-          <w:rFonts w:eastAsia="Times New Roman" w:cs="Times New Roman"/>
-          <w:noProof w:val="0"/>
-          <w:kern w:val="0"/>
-          <w14:ligatures w14:val="none"/>
-        </w:rPr>
-      </w:pPr>
-      <w:proofErr w:type="gramStart"/>
-      <w:r>
-        <w:rPr>
-          <w:rFonts w:eastAsia="Times New Roman" w:cs="Times New Roman"/>
-          <w:noProof w:val="0"/>
-          <w:kern w:val="0"/>
-          <w14:ligatures w14:val="none"/>
-        </w:rPr>
-        <w:t>So</w:t>
-      </w:r>
-      <w:proofErr w:type="gramEnd"/>
-      <w:r>
-        <w:rPr>
-          <w:rFonts w:eastAsia="Times New Roman" w:cs="Times New Roman"/>
-          <w:noProof w:val="0"/>
-          <w:kern w:val="0"/>
-          <w14:ligatures w14:val="none"/>
-        </w:rPr>
-        <w:t xml:space="preserve"> with:</w:t>
-      </w:r>
-    </w:p>
-    <w:p>
-      <w:pPr>
-        <w:spacing w:after="0" w:line="240" w:lineRule="auto"/>
-        <w:rPr>
-          <w:rFonts w:eastAsia="Times New Roman" w:cs="Times New Roman"/>
-          <w:noProof w:val="0"/>
-          <w:kern w:val="0"/>
-          <w14:ligatures w14:val="none"/>
-        </w:rPr>
-      </w:pPr>
-    </w:p>
-    <w:p>
-      <w:pPr>
-        <w:pStyle w:val="codesnippet3"/>
-      </w:pPr>
-      <w:r>
-        <w:t>x = 100 A</w:t>
-      </w:r>
-    </w:p>
-    <w:p>
-      <w:pPr>
-        <w:pStyle w:val="codesnippet3"/>
-      </w:pPr>
-      <w:r>
-        <w:t>y = 100 B</w:t>
-      </w:r>
-    </w:p>
-    <w:p>
-      <w:pPr>
-        <w:spacing w:after="0" w:line="240" w:lineRule="auto"/>
-        <w:rPr>
-          <w:rFonts w:eastAsia="Times New Roman" w:cs="Times New Roman"/>
-          <w:noProof w:val="0"/>
-          <w:kern w:val="0"/>
-          <w14:ligatures w14:val="none"/>
-        </w:rPr>
-      </w:pPr>
-    </w:p>
-    <w:p>
-      <w:pPr>
-        <w:spacing w:after="0" w:line="240" w:lineRule="auto"/>
-        <w:rPr>
-          <w:rFonts w:eastAsia="Times New Roman" w:cs="Times New Roman"/>
-          <w:noProof w:val="0"/>
-          <w:kern w:val="0"/>
-          <w14:ligatures w14:val="none"/>
-        </w:rPr>
-      </w:pPr>
-      <w:r>
-        <w:rPr>
-          <w:rFonts w:eastAsia="Times New Roman" w:cs="Times New Roman"/>
-          <w:noProof w:val="0"/>
-          <w:kern w:val="0"/>
-          <w14:ligatures w14:val="none"/>
-        </w:rPr>
-        <w:t>the output formula becomes:</w:t>
-      </w:r>
-    </w:p>
-    <w:p>
-      <w:pPr>
-        <w:spacing w:after="0" w:line="240" w:lineRule="auto"/>
-        <w:rPr>
-          <w:rFonts w:eastAsia="Times New Roman" w:cs="Times New Roman"/>
-          <w:noProof w:val="0"/>
-          <w:kern w:val="0"/>
-          <w14:ligatures w14:val="none"/>
-        </w:rPr>
-      </w:pPr>
-    </w:p>
-    <w:p>
-      <w:pPr>
-        <w:pStyle w:val="codesnippet3"/>
-      </w:pPr>
-      <w:proofErr w:type="spellStart"/>
-      <w:r>
-        <w:t>amountOut</w:t>
-      </w:r>
-      <w:proofErr w:type="spellEnd"/>
-      <w:r>
-        <w:t>=</w:t>
+    </w:p>
+    <w:p>
+      <w:pPr>
+        <w:pStyle w:val="codesnippet3"/>
+      </w:pPr>
+      <w:r>
+        <w:t>amountOut=</w:t>
       </w:r>
       <w:r>
         <w:t xml:space="preserve"> (</w:t>
@@ -17849,6 +18950,7 @@
           <w:kern w:val="0"/>
           <w14:ligatures w14:val="none"/>
         </w:rPr>
+        <w:lastRenderedPageBreak/>
         <w:t>The actual reserves afterwards are approximately:</w:t>
       </w:r>
     </w:p>
@@ -17862,7 +18964,6 @@
         <w:pStyle w:val="codesnippet3"/>
       </w:pPr>
       <w:r>
-        <w:lastRenderedPageBreak/>
         <w:t>110 A</w:t>
       </w:r>
     </w:p>
@@ -18311,9 +19412,11 @@
       <w:pPr>
         <w:pStyle w:val="Heading2"/>
       </w:pPr>
+      <w:bookmarkStart w:id="32" w:name="_Toc237117045"/>
       <w:r>
         <w:t>Anatomy of a Uniswap v2 swap</w:t>
       </w:r>
+      <w:bookmarkEnd w:id="32"/>
     </w:p>
     <w:p>
       <w:r>
@@ -18328,31 +19431,7 @@
         <w:t>f</w:t>
       </w:r>
       <w:r>
-        <w:t>unction swap(</w:t>
-      </w:r>
-      <w:proofErr w:type="spellStart"/>
-      <w:r>
-        <w:t>uint</w:t>
-      </w:r>
-      <w:proofErr w:type="spellEnd"/>
-      <w:r>
-        <w:t xml:space="preserve"> amount0Out, </w:t>
-      </w:r>
-      <w:proofErr w:type="spellStart"/>
-      <w:r>
-        <w:t>uint</w:t>
-      </w:r>
-      <w:proofErr w:type="spellEnd"/>
-      <w:r>
-        <w:t xml:space="preserve"> amount1Out, address to, bytes </w:t>
-      </w:r>
-      <w:proofErr w:type="spellStart"/>
-      <w:r>
-        <w:t>calldata</w:t>
-      </w:r>
-      <w:proofErr w:type="spellEnd"/>
-      <w:r>
-        <w:t xml:space="preserve"> data);</w:t>
+        <w:t>unction swap(uint amount0Out, uint amount1Out, address to, bytes calldata data);</w:t>
       </w:r>
     </w:p>
     <w:p>
@@ -18401,6 +19480,4096 @@
       </w:r>
       <w:r>
         <w:t>"I want Y token1 out."</w:t>
+      </w:r>
+    </w:p>
+    <w:p>
+      <w:pPr>
+        <w:pStyle w:val="Heading2"/>
+        <w:rPr>
+          <w:rFonts w:eastAsia="Times New Roman"/>
+          <w:color w:val="EE0000"/>
+        </w:rPr>
+      </w:pPr>
+      <w:bookmarkStart w:id="33" w:name="_Toc237117046"/>
+      <w:r>
+        <w:rPr>
+          <w:rFonts w:eastAsia="Times New Roman"/>
+          <w:color w:val="EE0000"/>
+        </w:rPr>
+        <w:t>Receiving tokens</w:t>
+      </w:r>
+      <w:bookmarkEnd w:id="33"/>
+    </w:p>
+    <w:p>
+      <w:pPr>
+        <w:spacing w:before="100" w:beforeAutospacing="1" w:after="100" w:afterAutospacing="1" w:line="240" w:lineRule="auto"/>
+        <w:rPr>
+          <w:rFonts w:eastAsia="Times New Roman" w:cs="Times New Roman"/>
+          <w:noProof w:val="0"/>
+          <w:kern w:val="0"/>
+          <w14:ligatures w14:val="none"/>
+        </w:rPr>
+      </w:pPr>
+      <w:r>
+        <w:rPr>
+          <w:rFonts w:eastAsia="Times New Roman" w:cs="Times New Roman"/>
+          <w:noProof w:val="0"/>
+          <w:kern w:val="0"/>
+          <w14:ligatures w14:val="none"/>
+        </w:rPr>
+        <w:t xml:space="preserve">This is from the </w:t>
+      </w:r>
+      <w:r>
+        <w:rPr>
+          <w:rFonts w:eastAsia="Times New Roman" w:cs="Times New Roman"/>
+          <w:b/>
+          <w:bCs/>
+          <w:noProof w:val="0"/>
+          <w:kern w:val="0"/>
+          <w14:ligatures w14:val="none"/>
+        </w:rPr>
+        <w:t>trader's perspective</w:t>
+      </w:r>
+      <w:r>
+        <w:rPr>
+          <w:rFonts w:eastAsia="Times New Roman" w:cs="Times New Roman"/>
+          <w:noProof w:val="0"/>
+          <w:kern w:val="0"/>
+          <w14:ligatures w14:val="none"/>
+        </w:rPr>
+        <w:t>: how do they receive their requested output?</w:t>
+      </w:r>
+    </w:p>
+    <w:p>
+      <w:pPr>
+        <w:spacing w:before="100" w:beforeAutospacing="1" w:after="100" w:afterAutospacing="1" w:line="240" w:lineRule="auto"/>
+        <w:rPr>
+          <w:rFonts w:eastAsia="Times New Roman" w:cs="Times New Roman"/>
+          <w:noProof w:val="0"/>
+          <w:kern w:val="0"/>
+          <w14:ligatures w14:val="none"/>
+        </w:rPr>
+      </w:pPr>
+      <w:r>
+        <w:rPr>
+          <w:rFonts w:eastAsia="Times New Roman" w:cs="Times New Roman"/>
+          <w:noProof w:val="0"/>
+          <w:kern w:val="0"/>
+          <w14:ligatures w14:val="none"/>
+        </w:rPr>
+        <w:t>The caller tells the pair how many output tokens it wants:</w:t>
+      </w:r>
+    </w:p>
+    <w:p>
+      <w:pPr>
+        <w:pStyle w:val="codesnippet3"/>
+      </w:pPr>
+      <w:r>
+        <w:t>amount0Out</w:t>
+      </w:r>
+    </w:p>
+    <w:p>
+      <w:pPr>
+        <w:pStyle w:val="codesnippet3"/>
+      </w:pPr>
+      <w:r>
+        <w:lastRenderedPageBreak/>
+        <w:t>or</w:t>
+      </w:r>
+    </w:p>
+    <w:p>
+      <w:pPr>
+        <w:pStyle w:val="codesnippet3"/>
+      </w:pPr>
+      <w:r>
+        <w:t>amount1Out</w:t>
+      </w:r>
+    </w:p>
+    <w:p>
+      <w:pPr>
+        <w:spacing w:before="100" w:beforeAutospacing="1" w:after="100" w:afterAutospacing="1" w:line="240" w:lineRule="auto"/>
+        <w:rPr>
+          <w:rFonts w:eastAsia="Times New Roman" w:cs="Times New Roman"/>
+          <w:noProof w:val="0"/>
+          <w:kern w:val="0"/>
+          <w14:ligatures w14:val="none"/>
+        </w:rPr>
+      </w:pPr>
+      <w:r>
+        <w:rPr>
+          <w:rFonts w:eastAsia="Times New Roman" w:cs="Times New Roman"/>
+          <w:noProof w:val="0"/>
+          <w:kern w:val="0"/>
+          <w14:ligatures w14:val="none"/>
+        </w:rPr>
+        <w:t>Say:</w:t>
+      </w:r>
+    </w:p>
+    <w:p>
+      <w:pPr>
+        <w:pStyle w:val="codesnippet3"/>
+      </w:pPr>
+      <w:r>
+        <w:t>Token0 = USDC</w:t>
+      </w:r>
+    </w:p>
+    <w:p>
+      <w:pPr>
+        <w:pStyle w:val="codesnippet3"/>
+      </w:pPr>
+      <w:r>
+        <w:t>Token1 = ETH</w:t>
+      </w:r>
+    </w:p>
+    <w:p>
+      <w:pPr>
+        <w:spacing w:before="100" w:beforeAutospacing="1" w:after="100" w:afterAutospacing="1" w:line="240" w:lineRule="auto"/>
+        <w:rPr>
+          <w:rFonts w:eastAsia="Times New Roman" w:cs="Times New Roman"/>
+          <w:noProof w:val="0"/>
+          <w:kern w:val="0"/>
+          <w14:ligatures w14:val="none"/>
+        </w:rPr>
+      </w:pPr>
+      <w:r>
+        <w:rPr>
+          <w:rFonts w:eastAsia="Times New Roman" w:cs="Times New Roman"/>
+          <w:noProof w:val="0"/>
+          <w:kern w:val="0"/>
+          <w14:ligatures w14:val="none"/>
+        </w:rPr>
+        <w:t>and you want 1 ETH.</w:t>
+      </w:r>
+    </w:p>
+    <w:p>
+      <w:pPr>
+        <w:spacing w:before="100" w:beforeAutospacing="1" w:after="100" w:afterAutospacing="1" w:line="240" w:lineRule="auto"/>
+        <w:rPr>
+          <w:rFonts w:eastAsia="Times New Roman" w:cs="Times New Roman"/>
+          <w:noProof w:val="0"/>
+          <w:kern w:val="0"/>
+          <w14:ligatures w14:val="none"/>
+        </w:rPr>
+      </w:pPr>
+      <w:r>
+        <w:rPr>
+          <w:rFonts w:eastAsia="Times New Roman" w:cs="Times New Roman"/>
+          <w:noProof w:val="0"/>
+          <w:kern w:val="0"/>
+          <w14:ligatures w14:val="none"/>
+        </w:rPr>
+        <w:t>Conceptually the caller says:</w:t>
+      </w:r>
+    </w:p>
+    <w:p>
+      <w:pPr>
+        <w:pStyle w:val="codesnippet3"/>
+      </w:pPr>
+      <w:r>
+        <w:t>amount0Out = 0</w:t>
+      </w:r>
+    </w:p>
+    <w:p>
+      <w:pPr>
+        <w:pStyle w:val="codesnippet3"/>
+      </w:pPr>
+      <w:r>
+        <w:t>amount1Out = 1 ETH</w:t>
+      </w:r>
+    </w:p>
+    <w:p>
+      <w:pPr>
+        <w:spacing w:before="100" w:beforeAutospacing="1" w:after="100" w:afterAutospacing="1" w:line="240" w:lineRule="auto"/>
+        <w:rPr>
+          <w:rFonts w:eastAsia="Times New Roman" w:cs="Times New Roman"/>
+          <w:noProof w:val="0"/>
+          <w:kern w:val="0"/>
+          <w14:ligatures w14:val="none"/>
+        </w:rPr>
+      </w:pPr>
+      <w:r>
+        <w:rPr>
+          <w:rFonts w:eastAsia="Times New Roman" w:cs="Times New Roman"/>
+          <w:noProof w:val="0"/>
+          <w:kern w:val="0"/>
+          <w14:ligatures w14:val="none"/>
+        </w:rPr>
+        <w:t xml:space="preserve">The pair sends that ETH to the specified </w:t>
+      </w:r>
+      <w:r>
+        <w:rPr>
+          <w:rFonts w:ascii="Courier New" w:eastAsia="Times New Roman" w:hAnsi="Courier New" w:cs="Courier New"/>
+          <w:noProof w:val="0"/>
+          <w:kern w:val="0"/>
+          <w:sz w:val="20"/>
+          <w:szCs w:val="20"/>
+          <w14:ligatures w14:val="none"/>
+        </w:rPr>
+        <w:t>to</w:t>
+      </w:r>
+      <w:r>
+        <w:rPr>
+          <w:rFonts w:eastAsia="Times New Roman" w:cs="Times New Roman"/>
+          <w:noProof w:val="0"/>
+          <w:kern w:val="0"/>
+          <w14:ligatures w14:val="none"/>
+        </w:rPr>
+        <w:t xml:space="preserve"> address. </w:t>
+      </w:r>
+      <w:r>
+        <w:rPr>
+          <w:rFonts w:eastAsia="Times New Roman" w:cs="Times New Roman"/>
+          <w:noProof w:val="0"/>
+          <w:kern w:val="0"/>
+          <w14:ligatures w14:val="none"/>
+        </w:rPr>
+        <w:t xml:space="preserve"> </w:t>
+      </w:r>
+      <w:r>
+        <w:rPr>
+          <w:rFonts w:eastAsia="Times New Roman" w:cs="Times New Roman"/>
+          <w:noProof w:val="0"/>
+          <w:kern w:val="0"/>
+          <w14:ligatures w14:val="none"/>
+        </w:rPr>
+        <w:t>The interesting thing is that the pair then validates that it was properly paid.</w:t>
+      </w:r>
+      <w:r>
+        <w:rPr>
+          <w:rFonts w:eastAsia="Times New Roman" w:cs="Times New Roman"/>
+          <w:noProof w:val="0"/>
+          <w:kern w:val="0"/>
+          <w14:ligatures w14:val="none"/>
+        </w:rPr>
+        <w:t xml:space="preserve"> </w:t>
+      </w:r>
+      <w:r>
+        <w:rPr>
+          <w:rFonts w:eastAsia="Times New Roman" w:cs="Times New Roman"/>
+          <w:noProof w:val="0"/>
+          <w:kern w:val="0"/>
+          <w14:ligatures w14:val="none"/>
+        </w:rPr>
+        <w:t>Ethereum transactions are atomic, so if the final checks fail, the whole operation reverts as though it never happened.</w:t>
+      </w:r>
+      <w:r>
+        <w:rPr>
+          <w:rFonts w:eastAsia="Times New Roman" w:cs="Times New Roman"/>
+          <w:noProof w:val="0"/>
+          <w:kern w:val="0"/>
+          <w14:ligatures w14:val="none"/>
+        </w:rPr>
+        <w:t xml:space="preserve"> </w:t>
+      </w:r>
+      <w:r>
+        <w:rPr>
+          <w:rFonts w:eastAsia="Times New Roman" w:cs="Times New Roman"/>
+          <w:noProof w:val="0"/>
+          <w:kern w:val="0"/>
+          <w14:ligatures w14:val="none"/>
+        </w:rPr>
+        <w:t>That's why Uniswap can safely do something conceptually like:</w:t>
+      </w:r>
+    </w:p>
+    <w:p>
+      <w:pPr>
+        <w:pStyle w:val="codesnippet3"/>
+      </w:pPr>
+      <w:r>
+        <w:t>"Here's the requested output.</w:t>
+      </w:r>
+    </w:p>
+    <w:p>
+      <w:pPr>
+        <w:pStyle w:val="codesnippet3"/>
+      </w:pPr>
+    </w:p>
+    <w:p>
+      <w:pPr>
+        <w:pStyle w:val="codesnippet3"/>
+      </w:pPr>
+      <w:r>
+        <w:t>Now let's check the final balances.</w:t>
+      </w:r>
+    </w:p>
+    <w:p>
+      <w:pPr>
+        <w:pStyle w:val="codesnippet3"/>
+      </w:pPr>
+    </w:p>
+    <w:p>
+      <w:pPr>
+        <w:pStyle w:val="codesnippet3"/>
+      </w:pPr>
+      <w:r>
+        <w:t>Not enough payment?</w:t>
+      </w:r>
+    </w:p>
+    <w:p>
+      <w:pPr>
+        <w:pStyle w:val="codesnippet3"/>
+      </w:pPr>
+      <w:r>
+        <w:t>REVERT EVERYTHING."</w:t>
+      </w:r>
+    </w:p>
+    <w:p>
+      <w:pPr>
+        <w:spacing w:after="0" w:line="240" w:lineRule="auto"/>
+        <w:rPr>
+          <w:rFonts w:eastAsia="Times New Roman" w:cs="Times New Roman"/>
+          <w:noProof w:val="0"/>
+          <w:kern w:val="0"/>
+          <w14:ligatures w14:val="none"/>
+        </w:rPr>
+      </w:pPr>
+    </w:p>
+    <w:p>
+      <w:pPr>
+        <w:pStyle w:val="Heading2"/>
+        <w:rPr>
+          <w:rFonts w:eastAsia="Times New Roman"/>
+          <w:color w:val="EE0000"/>
+        </w:rPr>
+      </w:pPr>
+      <w:bookmarkStart w:id="34" w:name="_Toc237117047"/>
+      <w:r>
+        <w:rPr>
+          <w:rFonts w:eastAsia="Times New Roman"/>
+          <w:color w:val="EE0000"/>
+        </w:rPr>
+        <w:t>Sending tokens</w:t>
+      </w:r>
+      <w:bookmarkEnd w:id="34"/>
+      <w:r>
+        <w:rPr>
+          <w:rFonts w:eastAsia="Times New Roman"/>
+          <w:color w:val="EE0000"/>
+        </w:rPr>
+        <w:t xml:space="preserve"> </w:t>
+      </w:r>
+    </w:p>
+    <w:p>
+      <w:pPr>
+        <w:spacing w:before="100" w:beforeAutospacing="1" w:after="100" w:afterAutospacing="1" w:line="240" w:lineRule="auto"/>
+        <w:rPr>
+          <w:rFonts w:eastAsia="Times New Roman" w:cs="Times New Roman"/>
+          <w:noProof w:val="0"/>
+          <w:kern w:val="0"/>
+          <w14:ligatures w14:val="none"/>
+        </w:rPr>
+      </w:pPr>
+      <w:r>
+        <w:rPr>
+          <w:rFonts w:eastAsia="Times New Roman" w:cs="Times New Roman"/>
+          <w:noProof w:val="0"/>
+          <w:kern w:val="0"/>
+          <w14:ligatures w14:val="none"/>
+        </w:rPr>
+        <w:t>Most contracts are written roughly like this:</w:t>
+      </w:r>
+    </w:p>
+    <w:p>
+      <w:pPr>
+        <w:pStyle w:val="codesnippet3"/>
+      </w:pPr>
+      <w:r>
+        <w:t>User approves Contract</w:t>
+      </w:r>
+    </w:p>
+    <w:p>
+      <w:pPr>
+        <w:pStyle w:val="codesnippet3"/>
+      </w:pPr>
+      <w:r>
+        <w:t xml:space="preserve">       ↓</w:t>
+      </w:r>
+    </w:p>
+    <w:p>
+      <w:pPr>
+        <w:pStyle w:val="codesnippet3"/>
+      </w:pPr>
+      <w:r>
+        <w:t>User calls Contract</w:t>
+      </w:r>
+    </w:p>
+    <w:p>
+      <w:pPr>
+        <w:pStyle w:val="codesnippet3"/>
+      </w:pPr>
+      <w:r>
+        <w:t xml:space="preserve">       ↓</w:t>
+      </w:r>
+    </w:p>
+    <w:p>
+      <w:pPr>
+        <w:pStyle w:val="codesnippet3"/>
+      </w:pPr>
+      <w:r>
+        <w:t>Contract calls transferFrom(user, contract, amount)</w:t>
+      </w:r>
+    </w:p>
+    <w:p>
+      <w:pPr>
+        <w:spacing w:before="100" w:beforeAutospacing="1" w:after="100" w:afterAutospacing="1" w:line="240" w:lineRule="auto"/>
+        <w:rPr>
+          <w:rFonts w:eastAsia="Times New Roman" w:cs="Times New Roman"/>
+          <w:noProof w:val="0"/>
+          <w:kern w:val="0"/>
+          <w14:ligatures w14:val="none"/>
+        </w:rPr>
+      </w:pPr>
+      <w:r>
+        <w:rPr>
+          <w:rFonts w:eastAsia="Times New Roman" w:cs="Times New Roman"/>
+          <w:noProof w:val="0"/>
+          <w:kern w:val="0"/>
+          <w14:ligatures w14:val="none"/>
+        </w:rPr>
+        <w:t xml:space="preserve">The Uniswap v2 </w:t>
+      </w:r>
+      <w:r>
+        <w:rPr>
+          <w:rFonts w:eastAsia="Times New Roman" w:cs="Times New Roman"/>
+          <w:b/>
+          <w:bCs/>
+          <w:noProof w:val="0"/>
+          <w:kern w:val="0"/>
+          <w14:ligatures w14:val="none"/>
+        </w:rPr>
+        <w:t>Pair contract does not work that way</w:t>
+      </w:r>
+      <w:r>
+        <w:rPr>
+          <w:rFonts w:eastAsia="Times New Roman" w:cs="Times New Roman"/>
+          <w:noProof w:val="0"/>
+          <w:kern w:val="0"/>
+          <w14:ligatures w14:val="none"/>
+        </w:rPr>
+        <w:t>.</w:t>
+      </w:r>
+      <w:r>
+        <w:rPr>
+          <w:rFonts w:eastAsia="Times New Roman" w:cs="Times New Roman"/>
+          <w:noProof w:val="0"/>
+          <w:kern w:val="0"/>
+          <w14:ligatures w14:val="none"/>
+        </w:rPr>
+        <w:t xml:space="preserve"> </w:t>
+      </w:r>
+      <w:r>
+        <w:rPr>
+          <w:rFonts w:eastAsia="Times New Roman" w:cs="Times New Roman"/>
+          <w:noProof w:val="0"/>
+          <w:kern w:val="0"/>
+          <w14:ligatures w14:val="none"/>
+        </w:rPr>
+        <w:t xml:space="preserve">Instead, tokens are normally transferred </w:t>
+      </w:r>
+      <w:r>
+        <w:rPr>
+          <w:rFonts w:eastAsia="Times New Roman" w:cs="Times New Roman"/>
+          <w:b/>
+          <w:bCs/>
+          <w:noProof w:val="0"/>
+          <w:kern w:val="0"/>
+          <w14:ligatures w14:val="none"/>
+        </w:rPr>
+        <w:t>to the pair first</w:t>
+      </w:r>
+      <w:r>
+        <w:rPr>
+          <w:rFonts w:eastAsia="Times New Roman" w:cs="Times New Roman"/>
+          <w:noProof w:val="0"/>
+          <w:kern w:val="0"/>
+          <w14:ligatures w14:val="none"/>
+        </w:rPr>
+        <w:t>.</w:t>
+      </w:r>
+      <w:r>
+        <w:rPr>
+          <w:rFonts w:eastAsia="Times New Roman" w:cs="Times New Roman"/>
+          <w:noProof w:val="0"/>
+          <w:kern w:val="0"/>
+          <w14:ligatures w14:val="none"/>
+        </w:rPr>
+        <w:t xml:space="preserve"> </w:t>
+      </w:r>
+      <w:r>
+        <w:rPr>
+          <w:rFonts w:eastAsia="Times New Roman" w:cs="Times New Roman"/>
+          <w:noProof w:val="0"/>
+          <w:kern w:val="0"/>
+          <w14:ligatures w14:val="none"/>
+        </w:rPr>
+        <w:t>Then the pair looks at:</w:t>
+      </w:r>
+    </w:p>
+    <w:p>
+      <w:pPr>
+        <w:pStyle w:val="codesnippet3"/>
+      </w:pPr>
+      <w:r>
+        <w:t>actual ERC-20 balance</w:t>
+      </w:r>
+    </w:p>
+    <w:p>
+      <w:pPr>
+        <w:spacing w:before="100" w:beforeAutospacing="1" w:after="100" w:afterAutospacing="1" w:line="240" w:lineRule="auto"/>
+        <w:rPr>
+          <w:rFonts w:eastAsia="Times New Roman" w:cs="Times New Roman"/>
+          <w:noProof w:val="0"/>
+          <w:kern w:val="0"/>
+          <w14:ligatures w14:val="none"/>
+        </w:rPr>
+      </w:pPr>
+      <w:r>
+        <w:rPr>
+          <w:rFonts w:eastAsia="Times New Roman" w:cs="Times New Roman"/>
+          <w:noProof w:val="0"/>
+          <w:kern w:val="0"/>
+          <w14:ligatures w14:val="none"/>
+        </w:rPr>
+        <w:t>versus:</w:t>
+      </w:r>
+    </w:p>
+    <w:p>
+      <w:pPr>
+        <w:pStyle w:val="codesnippet3"/>
+      </w:pPr>
+      <w:r>
+        <w:lastRenderedPageBreak/>
+        <w:t>previously stored reserve</w:t>
+      </w:r>
+    </w:p>
+    <w:p>
+      <w:pPr>
+        <w:spacing w:before="100" w:beforeAutospacing="1" w:after="100" w:afterAutospacing="1" w:line="240" w:lineRule="auto"/>
+        <w:rPr>
+          <w:rFonts w:eastAsia="Times New Roman" w:cs="Times New Roman"/>
+          <w:noProof w:val="0"/>
+          <w:kern w:val="0"/>
+          <w14:ligatures w14:val="none"/>
+        </w:rPr>
+      </w:pPr>
+      <w:r>
+        <w:rPr>
+          <w:rFonts w:eastAsia="Times New Roman" w:cs="Times New Roman"/>
+          <w:noProof w:val="0"/>
+          <w:kern w:val="0"/>
+          <w14:ligatures w14:val="none"/>
+        </w:rPr>
+        <w:t>and figures out how many tokens arrived.</w:t>
+      </w:r>
+      <w:r>
+        <w:rPr>
+          <w:rFonts w:eastAsia="Times New Roman" w:cs="Times New Roman"/>
+          <w:noProof w:val="0"/>
+          <w:kern w:val="0"/>
+          <w14:ligatures w14:val="none"/>
+        </w:rPr>
+        <w:t xml:space="preserve"> </w:t>
+      </w:r>
+      <w:r>
+        <w:rPr>
+          <w:rFonts w:eastAsia="Times New Roman" w:cs="Times New Roman"/>
+          <w:noProof w:val="0"/>
+          <w:kern w:val="0"/>
+          <w14:ligatures w14:val="none"/>
+        </w:rPr>
+        <w:t>Suppose its stored reserve says:</w:t>
+      </w:r>
+    </w:p>
+    <w:p>
+      <w:pPr>
+        <w:pStyle w:val="codesnippet3"/>
+      </w:pPr>
+      <w:r>
+        <w:t>reserveA = 100</w:t>
+      </w:r>
+    </w:p>
+    <w:p>
+      <w:pPr>
+        <w:spacing w:before="100" w:beforeAutospacing="1" w:after="100" w:afterAutospacing="1" w:line="240" w:lineRule="auto"/>
+        <w:rPr>
+          <w:rFonts w:eastAsia="Times New Roman" w:cs="Times New Roman"/>
+          <w:noProof w:val="0"/>
+          <w:kern w:val="0"/>
+          <w14:ligatures w14:val="none"/>
+        </w:rPr>
+      </w:pPr>
+      <w:r>
+        <w:rPr>
+          <w:rFonts w:eastAsia="Times New Roman" w:cs="Times New Roman"/>
+          <w:noProof w:val="0"/>
+          <w:kern w:val="0"/>
+          <w14:ligatures w14:val="none"/>
+        </w:rPr>
+        <w:t>but after the incoming transfer its actual ERC-20 balance is:</w:t>
+      </w:r>
+    </w:p>
+    <w:p>
+      <w:pPr>
+        <w:pStyle w:val="codesnippet3"/>
+      </w:pPr>
+      <w:r>
+        <w:t>balanceA = 110</w:t>
+      </w:r>
+    </w:p>
+    <w:p>
+      <w:pPr>
+        <w:spacing w:before="100" w:beforeAutospacing="1" w:after="100" w:afterAutospacing="1" w:line="240" w:lineRule="auto"/>
+        <w:rPr>
+          <w:rFonts w:eastAsia="Times New Roman" w:cs="Times New Roman"/>
+          <w:noProof w:val="0"/>
+          <w:kern w:val="0"/>
+          <w14:ligatures w14:val="none"/>
+        </w:rPr>
+      </w:pPr>
+      <w:r>
+        <w:rPr>
+          <w:rFonts w:eastAsia="Times New Roman" w:cs="Times New Roman"/>
+          <w:noProof w:val="0"/>
+          <w:kern w:val="0"/>
+          <w14:ligatures w14:val="none"/>
+        </w:rPr>
+        <w:t>Then it can infer:</w:t>
+      </w:r>
+    </w:p>
+    <w:p>
+      <w:pPr>
+        <w:pStyle w:val="codesnippet3"/>
+      </w:pPr>
+      <w:r>
+        <w:t>amountAIn ≈ 10</w:t>
+      </w:r>
+    </w:p>
+    <w:p>
+      <w:pPr>
+        <w:spacing w:before="100" w:beforeAutospacing="1" w:after="100" w:afterAutospacing="1" w:line="240" w:lineRule="auto"/>
+        <w:rPr>
+          <w:rFonts w:eastAsia="Times New Roman" w:cs="Times New Roman"/>
+          <w:noProof w:val="0"/>
+          <w:kern w:val="0"/>
+          <w14:ligatures w14:val="none"/>
+        </w:rPr>
+      </w:pPr>
+      <w:r>
+        <w:rPr>
+          <w:rFonts w:eastAsia="Times New Roman" w:cs="Times New Roman"/>
+          <w:noProof w:val="0"/>
+          <w:kern w:val="0"/>
+          <w14:ligatures w14:val="none"/>
+        </w:rPr>
+        <w:t xml:space="preserve">The v2 docs explicitly describe this balance-difference design. </w:t>
+      </w:r>
+      <w:proofErr w:type="gramStart"/>
+      <w:r>
+        <w:rPr>
+          <w:rFonts w:eastAsia="Times New Roman" w:cs="Times New Roman"/>
+          <w:noProof w:val="0"/>
+          <w:kern w:val="0"/>
+          <w14:ligatures w14:val="none"/>
+        </w:rPr>
+        <w:t>So</w:t>
+      </w:r>
+      <w:proofErr w:type="gramEnd"/>
+      <w:r>
+        <w:rPr>
+          <w:rFonts w:eastAsia="Times New Roman" w:cs="Times New Roman"/>
+          <w:noProof w:val="0"/>
+          <w:kern w:val="0"/>
+          <w14:ligatures w14:val="none"/>
+        </w:rPr>
+        <w:t xml:space="preserve"> remember:</w:t>
+      </w:r>
+    </w:p>
+    <w:p>
+      <w:pPr>
+        <w:pStyle w:val="codesnippet3"/>
+      </w:pPr>
+      <w:r>
+        <w:t>Uniswap Pair does NOT fundamentally ask:</w:t>
+      </w:r>
+    </w:p>
+    <w:p>
+      <w:pPr>
+        <w:pStyle w:val="codesnippet3"/>
+      </w:pPr>
+    </w:p>
+    <w:p>
+      <w:pPr>
+        <w:pStyle w:val="codesnippet3"/>
+      </w:pPr>
+      <w:r>
+        <w:t>"Please transfer 10 A from Alice."</w:t>
+      </w:r>
+    </w:p>
+    <w:p>
+      <w:pPr>
+        <w:tabs>
+          <w:tab w:val="left" w:pos="916"/>
+          <w:tab w:val="left" w:pos="1832"/>
+          <w:tab w:val="left" w:pos="2748"/>
+          <w:tab w:val="left" w:pos="3664"/>
+          <w:tab w:val="left" w:pos="4580"/>
+          <w:tab w:val="left" w:pos="5496"/>
+          <w:tab w:val="left" w:pos="6412"/>
+          <w:tab w:val="left" w:pos="7328"/>
+          <w:tab w:val="left" w:pos="8244"/>
+          <w:tab w:val="left" w:pos="9160"/>
+          <w:tab w:val="left" w:pos="10076"/>
+          <w:tab w:val="left" w:pos="10992"/>
+          <w:tab w:val="left" w:pos="11908"/>
+          <w:tab w:val="left" w:pos="12824"/>
+          <w:tab w:val="left" w:pos="13740"/>
+          <w:tab w:val="left" w:pos="14656"/>
+        </w:tabs>
+        <w:spacing w:after="0" w:line="240" w:lineRule="auto"/>
+        <w:rPr>
+          <w:rFonts w:ascii="Courier New" w:eastAsia="Times New Roman" w:hAnsi="Courier New" w:cs="Courier New"/>
+          <w:noProof w:val="0"/>
+          <w:kern w:val="0"/>
+          <w:sz w:val="20"/>
+          <w:szCs w:val="20"/>
+          <w14:ligatures w14:val="none"/>
+        </w:rPr>
+      </w:pPr>
+    </w:p>
+    <w:p>
+      <w:pPr>
+        <w:tabs>
+          <w:tab w:val="left" w:pos="916"/>
+          <w:tab w:val="left" w:pos="1832"/>
+          <w:tab w:val="left" w:pos="2748"/>
+          <w:tab w:val="left" w:pos="3664"/>
+          <w:tab w:val="left" w:pos="4580"/>
+          <w:tab w:val="left" w:pos="5496"/>
+          <w:tab w:val="left" w:pos="6412"/>
+          <w:tab w:val="left" w:pos="7328"/>
+          <w:tab w:val="left" w:pos="8244"/>
+          <w:tab w:val="left" w:pos="9160"/>
+          <w:tab w:val="left" w:pos="10076"/>
+          <w:tab w:val="left" w:pos="10992"/>
+          <w:tab w:val="left" w:pos="11908"/>
+          <w:tab w:val="left" w:pos="12824"/>
+          <w:tab w:val="left" w:pos="13740"/>
+          <w:tab w:val="left" w:pos="14656"/>
+        </w:tabs>
+        <w:spacing w:after="0" w:line="240" w:lineRule="auto"/>
+        <w:rPr>
+          <w:rFonts w:ascii="Courier New" w:eastAsia="Times New Roman" w:hAnsi="Courier New" w:cs="Courier New"/>
+          <w:noProof w:val="0"/>
+          <w:kern w:val="0"/>
+          <w:sz w:val="20"/>
+          <w:szCs w:val="20"/>
+          <w14:ligatures w14:val="none"/>
+        </w:rPr>
+      </w:pPr>
+    </w:p>
+    <w:p>
+      <w:pPr>
+        <w:tabs>
+          <w:tab w:val="left" w:pos="916"/>
+          <w:tab w:val="left" w:pos="1832"/>
+          <w:tab w:val="left" w:pos="2748"/>
+          <w:tab w:val="left" w:pos="3664"/>
+          <w:tab w:val="left" w:pos="4580"/>
+          <w:tab w:val="left" w:pos="5496"/>
+          <w:tab w:val="left" w:pos="6412"/>
+          <w:tab w:val="left" w:pos="7328"/>
+          <w:tab w:val="left" w:pos="8244"/>
+          <w:tab w:val="left" w:pos="9160"/>
+          <w:tab w:val="left" w:pos="10076"/>
+          <w:tab w:val="left" w:pos="10992"/>
+          <w:tab w:val="left" w:pos="11908"/>
+          <w:tab w:val="left" w:pos="12824"/>
+          <w:tab w:val="left" w:pos="13740"/>
+          <w:tab w:val="left" w:pos="14656"/>
+        </w:tabs>
+        <w:spacing w:after="0" w:line="240" w:lineRule="auto"/>
+        <w:rPr>
+          <w:rFonts w:ascii="Courier New" w:eastAsia="Times New Roman" w:hAnsi="Courier New" w:cs="Courier New"/>
+          <w:noProof w:val="0"/>
+          <w:kern w:val="0"/>
+          <w:sz w:val="20"/>
+          <w:szCs w:val="20"/>
+          <w14:ligatures w14:val="none"/>
+        </w:rPr>
+      </w:pPr>
+      <w:r>
+        <w:rPr>
+          <w:rFonts w:ascii="Courier New" w:eastAsia="Times New Roman" w:hAnsi="Courier New" w:cs="Courier New"/>
+          <w:noProof w:val="0"/>
+          <w:kern w:val="0"/>
+          <w:sz w:val="20"/>
+          <w:szCs w:val="20"/>
+          <w14:ligatures w14:val="none"/>
+        </w:rPr>
+        <w:t>Instead</w:t>
+      </w:r>
+      <w:r>
+        <w:rPr>
+          <w:rFonts w:ascii="Courier New" w:eastAsia="Times New Roman" w:hAnsi="Courier New" w:cs="Courier New"/>
+          <w:noProof w:val="0"/>
+          <w:kern w:val="0"/>
+          <w:sz w:val="20"/>
+          <w:szCs w:val="20"/>
+          <w14:ligatures w14:val="none"/>
+        </w:rPr>
+        <w:t>,</w:t>
+      </w:r>
+      <w:r>
+        <w:rPr>
+          <w:rFonts w:ascii="Courier New" w:eastAsia="Times New Roman" w:hAnsi="Courier New" w:cs="Courier New"/>
+          <w:noProof w:val="0"/>
+          <w:kern w:val="0"/>
+          <w:sz w:val="20"/>
+          <w:szCs w:val="20"/>
+          <w14:ligatures w14:val="none"/>
+        </w:rPr>
+        <w:t xml:space="preserve"> it can determine:</w:t>
+      </w:r>
+    </w:p>
+    <w:p>
+      <w:pPr>
+        <w:tabs>
+          <w:tab w:val="left" w:pos="916"/>
+          <w:tab w:val="left" w:pos="1832"/>
+          <w:tab w:val="left" w:pos="2748"/>
+          <w:tab w:val="left" w:pos="3664"/>
+          <w:tab w:val="left" w:pos="4580"/>
+          <w:tab w:val="left" w:pos="5496"/>
+          <w:tab w:val="left" w:pos="6412"/>
+          <w:tab w:val="left" w:pos="7328"/>
+          <w:tab w:val="left" w:pos="8244"/>
+          <w:tab w:val="left" w:pos="9160"/>
+          <w:tab w:val="left" w:pos="10076"/>
+          <w:tab w:val="left" w:pos="10992"/>
+          <w:tab w:val="left" w:pos="11908"/>
+          <w:tab w:val="left" w:pos="12824"/>
+          <w:tab w:val="left" w:pos="13740"/>
+          <w:tab w:val="left" w:pos="14656"/>
+        </w:tabs>
+        <w:spacing w:after="0" w:line="240" w:lineRule="auto"/>
+        <w:rPr>
+          <w:rFonts w:ascii="Courier New" w:eastAsia="Times New Roman" w:hAnsi="Courier New" w:cs="Courier New"/>
+          <w:noProof w:val="0"/>
+          <w:kern w:val="0"/>
+          <w:sz w:val="20"/>
+          <w:szCs w:val="20"/>
+          <w14:ligatures w14:val="none"/>
+        </w:rPr>
+      </w:pPr>
+    </w:p>
+    <w:p>
+      <w:pPr>
+        <w:pStyle w:val="codesnippet3"/>
+      </w:pPr>
+      <w:r>
+        <w:t>"I used to have 100 A.</w:t>
+      </w:r>
+    </w:p>
+    <w:p>
+      <w:pPr>
+        <w:pStyle w:val="codesnippet3"/>
+      </w:pPr>
+      <w:r>
+        <w:t>I now have 110 A.</w:t>
+      </w:r>
+    </w:p>
+    <w:p>
+      <w:pPr>
+        <w:pStyle w:val="codesnippet3"/>
+      </w:pPr>
+      <w:r>
+        <w:t>Therefore roughly 10 A came in."</w:t>
+      </w:r>
+    </w:p>
+    <w:p>
+      <w:pPr>
+        <w:pStyle w:val="Heading2"/>
+        <w:rPr>
+          <w:rFonts w:eastAsia="Times New Roman"/>
+        </w:rPr>
+      </w:pPr>
+      <w:bookmarkStart w:id="35" w:name="_Toc237117048"/>
+      <w:r>
+        <w:rPr>
+          <w:rFonts w:eastAsia="Times New Roman"/>
+        </w:rPr>
+        <w:t>Stored reserves versus actual balances</w:t>
+      </w:r>
+      <w:bookmarkEnd w:id="35"/>
+    </w:p>
+    <w:p>
+      <w:pPr>
+        <w:spacing w:before="100" w:beforeAutospacing="1" w:after="100" w:afterAutospacing="1" w:line="240" w:lineRule="auto"/>
+        <w:rPr>
+          <w:rFonts w:eastAsia="Times New Roman" w:cs="Times New Roman"/>
+          <w:noProof w:val="0"/>
+          <w:kern w:val="0"/>
+          <w14:ligatures w14:val="none"/>
+        </w:rPr>
+      </w:pPr>
+      <w:r>
+        <w:rPr>
+          <w:rFonts w:eastAsia="Times New Roman" w:cs="Times New Roman"/>
+          <w:noProof w:val="0"/>
+          <w:kern w:val="0"/>
+          <w14:ligatures w14:val="none"/>
+        </w:rPr>
+        <w:t>This deserves emphasis because you'll probably encounter these variables in code.</w:t>
+      </w:r>
+      <w:r>
+        <w:rPr>
+          <w:rFonts w:eastAsia="Times New Roman" w:cs="Times New Roman"/>
+          <w:noProof w:val="0"/>
+          <w:kern w:val="0"/>
+          <w14:ligatures w14:val="none"/>
+        </w:rPr>
+        <w:t xml:space="preserve"> </w:t>
+      </w:r>
+      <w:r>
+        <w:rPr>
+          <w:rFonts w:eastAsia="Times New Roman" w:cs="Times New Roman"/>
+          <w:noProof w:val="0"/>
+          <w:kern w:val="0"/>
+          <w14:ligatures w14:val="none"/>
+        </w:rPr>
+        <w:t>A v2 pair effectively has two concepts:</w:t>
+      </w:r>
+    </w:p>
+    <w:p>
+      <w:pPr>
+        <w:pStyle w:val="codesnippet3"/>
+      </w:pPr>
+      <w:r>
+        <w:t>reserve0</w:t>
+      </w:r>
+    </w:p>
+    <w:p>
+      <w:pPr>
+        <w:pStyle w:val="codesnippet3"/>
+      </w:pPr>
+      <w:r>
+        <w:t>reserve1</w:t>
+      </w:r>
+    </w:p>
+    <w:p>
+      <w:pPr>
+        <w:spacing w:before="100" w:beforeAutospacing="1" w:after="100" w:afterAutospacing="1" w:line="240" w:lineRule="auto"/>
+        <w:rPr>
+          <w:rFonts w:eastAsia="Times New Roman" w:cs="Times New Roman"/>
+          <w:noProof w:val="0"/>
+          <w:kern w:val="0"/>
+          <w14:ligatures w14:val="none"/>
+        </w:rPr>
+      </w:pPr>
+      <w:r>
+        <w:rPr>
+          <w:rFonts w:eastAsia="Times New Roman" w:cs="Times New Roman"/>
+          <w:noProof w:val="0"/>
+          <w:kern w:val="0"/>
+          <w14:ligatures w14:val="none"/>
+        </w:rPr>
+        <w:t xml:space="preserve">which </w:t>
+      </w:r>
+      <w:proofErr w:type="gramStart"/>
+      <w:r>
+        <w:rPr>
+          <w:rFonts w:eastAsia="Times New Roman" w:cs="Times New Roman"/>
+          <w:noProof w:val="0"/>
+          <w:kern w:val="0"/>
+          <w14:ligatures w14:val="none"/>
+        </w:rPr>
+        <w:t>are</w:t>
+      </w:r>
+      <w:proofErr w:type="gramEnd"/>
+      <w:r>
+        <w:rPr>
+          <w:rFonts w:eastAsia="Times New Roman" w:cs="Times New Roman"/>
+          <w:noProof w:val="0"/>
+          <w:kern w:val="0"/>
+          <w14:ligatures w14:val="none"/>
+        </w:rPr>
+        <w:t xml:space="preserve"> its recorded accounting state, and:</w:t>
+      </w:r>
+    </w:p>
+    <w:p>
+      <w:pPr>
+        <w:pStyle w:val="codesnippet3"/>
+      </w:pPr>
+      <w:r>
+        <w:t>IERC20(token0).balanceOf(address(this))</w:t>
+      </w:r>
+    </w:p>
+    <w:p>
+      <w:pPr>
+        <w:pStyle w:val="codesnippet3"/>
+      </w:pPr>
+      <w:r>
+        <w:t>IERC20(token1).balanceOf(address(this))</w:t>
+      </w:r>
+    </w:p>
+    <w:p>
+      <w:pPr>
+        <w:spacing w:before="100" w:beforeAutospacing="1" w:after="100" w:afterAutospacing="1" w:line="240" w:lineRule="auto"/>
+        <w:rPr>
+          <w:rFonts w:eastAsia="Times New Roman" w:cs="Times New Roman"/>
+          <w:noProof w:val="0"/>
+          <w:kern w:val="0"/>
+          <w14:ligatures w14:val="none"/>
+        </w:rPr>
+      </w:pPr>
+      <w:r>
+        <w:rPr>
+          <w:rFonts w:eastAsia="Times New Roman" w:cs="Times New Roman"/>
+          <w:noProof w:val="0"/>
+          <w:kern w:val="0"/>
+          <w14:ligatures w14:val="none"/>
+        </w:rPr>
+        <w:t xml:space="preserve">which tell it how many tokens it </w:t>
+      </w:r>
+      <w:r>
+        <w:rPr>
+          <w:rFonts w:eastAsia="Times New Roman" w:cs="Times New Roman"/>
+          <w:b/>
+          <w:bCs/>
+          <w:noProof w:val="0"/>
+          <w:kern w:val="0"/>
+          <w14:ligatures w14:val="none"/>
+        </w:rPr>
+        <w:t>actually owns right now</w:t>
+      </w:r>
+      <w:r>
+        <w:rPr>
+          <w:rFonts w:eastAsia="Times New Roman" w:cs="Times New Roman"/>
+          <w:noProof w:val="0"/>
+          <w:kern w:val="0"/>
+          <w14:ligatures w14:val="none"/>
+        </w:rPr>
+        <w:t>.</w:t>
+      </w:r>
+      <w:r>
+        <w:rPr>
+          <w:rFonts w:eastAsia="Times New Roman" w:cs="Times New Roman"/>
+          <w:noProof w:val="0"/>
+          <w:kern w:val="0"/>
+          <w14:ligatures w14:val="none"/>
+        </w:rPr>
+        <w:t xml:space="preserve"> </w:t>
+      </w:r>
+      <w:r>
+        <w:rPr>
+          <w:rFonts w:eastAsia="Times New Roman" w:cs="Times New Roman"/>
+          <w:noProof w:val="0"/>
+          <w:kern w:val="0"/>
+          <w14:ligatures w14:val="none"/>
+        </w:rPr>
+        <w:t>Comparing those lets the contract determine what happened.</w:t>
+      </w:r>
+      <w:r>
+        <w:rPr>
+          <w:rFonts w:eastAsia="Times New Roman" w:cs="Times New Roman"/>
+          <w:noProof w:val="0"/>
+          <w:kern w:val="0"/>
+          <w14:ligatures w14:val="none"/>
+        </w:rPr>
+        <w:t xml:space="preserve"> </w:t>
+      </w:r>
+      <w:r>
+        <w:rPr>
+          <w:rFonts w:eastAsia="Times New Roman" w:cs="Times New Roman"/>
+          <w:noProof w:val="0"/>
+          <w:kern w:val="0"/>
+          <w14:ligatures w14:val="none"/>
+        </w:rPr>
+        <w:t>For example:</w:t>
+      </w:r>
+    </w:p>
+    <w:p>
+      <w:pPr>
+        <w:pStyle w:val="codesnippet3"/>
+      </w:pPr>
+      <w:r>
+        <w:t>Stored reserve0:  100</w:t>
+      </w:r>
+    </w:p>
+    <w:p>
+      <w:pPr>
+        <w:pStyle w:val="codesnippet3"/>
+      </w:pPr>
+      <w:r>
+        <w:t>Actual balance0:  110</w:t>
+      </w:r>
+    </w:p>
+    <w:p>
+      <w:pPr>
+        <w:pStyle w:val="codesnippet3"/>
+      </w:pPr>
+    </w:p>
+    <w:p>
+      <w:pPr>
+        <w:pStyle w:val="codesnippet3"/>
+      </w:pPr>
+      <w:r>
+        <w:lastRenderedPageBreak/>
+        <w:t>Difference:        10</w:t>
+      </w:r>
+    </w:p>
+    <w:p>
+      <w:pPr>
+        <w:spacing w:before="100" w:beforeAutospacing="1" w:after="100" w:afterAutospacing="1" w:line="240" w:lineRule="auto"/>
+        <w:rPr>
+          <w:rFonts w:eastAsia="Times New Roman" w:cs="Times New Roman"/>
+          <w:noProof w:val="0"/>
+          <w:kern w:val="0"/>
+          <w14:ligatures w14:val="none"/>
+        </w:rPr>
+      </w:pPr>
+      <w:r>
+        <w:rPr>
+          <w:rFonts w:eastAsia="Times New Roman" w:cs="Times New Roman"/>
+          <w:noProof w:val="0"/>
+          <w:kern w:val="0"/>
+          <w14:ligatures w14:val="none"/>
+        </w:rPr>
+        <w:t>That difference can indicate incoming Token0 during a swap or liquidity operation.</w:t>
+      </w:r>
+      <w:r>
+        <w:rPr>
+          <w:rFonts w:eastAsia="Times New Roman" w:cs="Times New Roman"/>
+          <w:noProof w:val="0"/>
+          <w:kern w:val="0"/>
+          <w14:ligatures w14:val="none"/>
+        </w:rPr>
+        <w:t xml:space="preserve"> </w:t>
+      </w:r>
+      <w:r>
+        <w:rPr>
+          <w:rFonts w:eastAsia="Times New Roman" w:cs="Times New Roman"/>
+          <w:noProof w:val="0"/>
+          <w:kern w:val="0"/>
+          <w14:ligatures w14:val="none"/>
+        </w:rPr>
+        <w:t xml:space="preserve">The real pair contract performs exactly these balance/reserve comparisons. </w:t>
+      </w:r>
+    </w:p>
+    <w:p>
+      <w:pPr>
+        <w:pStyle w:val="Heading2"/>
+        <w:rPr>
+          <w:rFonts w:eastAsia="Times New Roman"/>
+          <w:b/>
+          <w:bCs/>
+          <w:color w:val="EE0000"/>
+        </w:rPr>
+      </w:pPr>
+      <w:bookmarkStart w:id="36" w:name="_Toc237117049"/>
+      <w:r>
+        <w:rPr>
+          <w:rFonts w:eastAsia="Times New Roman"/>
+          <w:b/>
+          <w:bCs/>
+          <w:color w:val="EE0000"/>
+        </w:rPr>
+        <w:t>Uniswap v2 architecture</w:t>
+      </w:r>
+      <w:bookmarkEnd w:id="36"/>
+    </w:p>
+    <w:p>
+      <w:pPr>
+        <w:spacing w:before="100" w:beforeAutospacing="1" w:after="100" w:afterAutospacing="1" w:line="240" w:lineRule="auto"/>
+        <w:rPr>
+          <w:rFonts w:eastAsia="Times New Roman" w:cs="Times New Roman"/>
+          <w:noProof w:val="0"/>
+          <w:kern w:val="0"/>
+          <w14:ligatures w14:val="none"/>
+        </w:rPr>
+      </w:pPr>
+      <w:r>
+        <w:rPr>
+          <w:rFonts w:eastAsia="Times New Roman" w:cs="Times New Roman"/>
+          <w:noProof w:val="0"/>
+          <w:kern w:val="0"/>
+          <w14:ligatures w14:val="none"/>
+        </w:rPr>
+        <w:t>Production Uniswap v2 doesn't put everything into one giant smart contract.</w:t>
+      </w:r>
+      <w:r>
+        <w:rPr>
+          <w:rFonts w:eastAsia="Times New Roman" w:cs="Times New Roman"/>
+          <w:noProof w:val="0"/>
+          <w:kern w:val="0"/>
+          <w14:ligatures w14:val="none"/>
+        </w:rPr>
+        <w:t xml:space="preserve"> </w:t>
+      </w:r>
+      <w:r>
+        <w:rPr>
+          <w:rFonts w:eastAsia="Times New Roman" w:cs="Times New Roman"/>
+          <w:noProof w:val="0"/>
+          <w:kern w:val="0"/>
+          <w14:ligatures w14:val="none"/>
+        </w:rPr>
+        <w:t>It separates the system into:</w:t>
+      </w:r>
+    </w:p>
+    <w:p>
+      <w:pPr>
+        <w:tabs>
+          <w:tab w:val="left" w:pos="916"/>
+          <w:tab w:val="left" w:pos="1832"/>
+          <w:tab w:val="left" w:pos="2748"/>
+          <w:tab w:val="left" w:pos="3664"/>
+          <w:tab w:val="left" w:pos="4580"/>
+          <w:tab w:val="left" w:pos="5496"/>
+          <w:tab w:val="left" w:pos="6412"/>
+          <w:tab w:val="left" w:pos="7328"/>
+          <w:tab w:val="left" w:pos="8244"/>
+          <w:tab w:val="left" w:pos="9160"/>
+          <w:tab w:val="left" w:pos="10076"/>
+          <w:tab w:val="left" w:pos="10992"/>
+          <w:tab w:val="left" w:pos="11908"/>
+          <w:tab w:val="left" w:pos="12824"/>
+          <w:tab w:val="left" w:pos="13740"/>
+          <w:tab w:val="left" w:pos="14656"/>
+        </w:tabs>
+        <w:spacing w:after="0" w:line="240" w:lineRule="auto"/>
+        <w:rPr>
+          <w:rFonts w:ascii="Courier New" w:eastAsia="Times New Roman" w:hAnsi="Courier New" w:cs="Courier New"/>
+          <w:noProof w:val="0"/>
+          <w:kern w:val="0"/>
+          <w:sz w:val="20"/>
+          <w:szCs w:val="20"/>
+          <w14:ligatures w14:val="none"/>
+        </w:rPr>
+      </w:pPr>
+      <w:r>
+        <w:rPr>
+          <w:rFonts w:ascii="Courier New" w:eastAsia="Times New Roman" w:hAnsi="Courier New" w:cs="Courier New"/>
+          <w:noProof w:val="0"/>
+          <w:kern w:val="0"/>
+          <w:sz w:val="20"/>
+          <w:szCs w:val="20"/>
+          <w14:ligatures w14:val="none"/>
+        </w:rPr>
+        <w:t xml:space="preserve">               UNISWAP V2</w:t>
+      </w:r>
+    </w:p>
+    <w:p>
+      <w:pPr>
+        <w:tabs>
+          <w:tab w:val="left" w:pos="916"/>
+          <w:tab w:val="left" w:pos="1832"/>
+          <w:tab w:val="left" w:pos="2748"/>
+          <w:tab w:val="left" w:pos="3664"/>
+          <w:tab w:val="left" w:pos="4580"/>
+          <w:tab w:val="left" w:pos="5496"/>
+          <w:tab w:val="left" w:pos="6412"/>
+          <w:tab w:val="left" w:pos="7328"/>
+          <w:tab w:val="left" w:pos="8244"/>
+          <w:tab w:val="left" w:pos="9160"/>
+          <w:tab w:val="left" w:pos="10076"/>
+          <w:tab w:val="left" w:pos="10992"/>
+          <w:tab w:val="left" w:pos="11908"/>
+          <w:tab w:val="left" w:pos="12824"/>
+          <w:tab w:val="left" w:pos="13740"/>
+          <w:tab w:val="left" w:pos="14656"/>
+        </w:tabs>
+        <w:spacing w:after="0" w:line="240" w:lineRule="auto"/>
+        <w:rPr>
+          <w:rFonts w:ascii="Courier New" w:eastAsia="Times New Roman" w:hAnsi="Courier New" w:cs="Courier New"/>
+          <w:noProof w:val="0"/>
+          <w:kern w:val="0"/>
+          <w:sz w:val="20"/>
+          <w:szCs w:val="20"/>
+          <w14:ligatures w14:val="none"/>
+        </w:rPr>
+      </w:pPr>
+    </w:p>
+    <w:p>
+      <w:pPr>
+        <w:tabs>
+          <w:tab w:val="left" w:pos="916"/>
+          <w:tab w:val="left" w:pos="1832"/>
+          <w:tab w:val="left" w:pos="2748"/>
+          <w:tab w:val="left" w:pos="3664"/>
+          <w:tab w:val="left" w:pos="4580"/>
+          <w:tab w:val="left" w:pos="5496"/>
+          <w:tab w:val="left" w:pos="6412"/>
+          <w:tab w:val="left" w:pos="7328"/>
+          <w:tab w:val="left" w:pos="8244"/>
+          <w:tab w:val="left" w:pos="9160"/>
+          <w:tab w:val="left" w:pos="10076"/>
+          <w:tab w:val="left" w:pos="10992"/>
+          <w:tab w:val="left" w:pos="11908"/>
+          <w:tab w:val="left" w:pos="12824"/>
+          <w:tab w:val="left" w:pos="13740"/>
+          <w:tab w:val="left" w:pos="14656"/>
+        </w:tabs>
+        <w:spacing w:after="0" w:line="240" w:lineRule="auto"/>
+        <w:rPr>
+          <w:rFonts w:ascii="Courier New" w:eastAsia="Times New Roman" w:hAnsi="Courier New" w:cs="Courier New"/>
+          <w:noProof w:val="0"/>
+          <w:kern w:val="0"/>
+          <w:sz w:val="20"/>
+          <w:szCs w:val="20"/>
+          <w14:ligatures w14:val="none"/>
+        </w:rPr>
+      </w:pPr>
+      <w:r>
+        <w:rPr>
+          <w:rFonts w:ascii="Courier New" w:eastAsia="Times New Roman" w:hAnsi="Courier New" w:cs="Courier New"/>
+          <w:noProof w:val="0"/>
+          <w:kern w:val="0"/>
+          <w:sz w:val="20"/>
+          <w:szCs w:val="20"/>
+          <w14:ligatures w14:val="none"/>
+        </w:rPr>
+        <w:t xml:space="preserve">       CORE                  PERIPHERY</w:t>
+      </w:r>
+    </w:p>
+    <w:p>
+      <w:pPr>
+        <w:tabs>
+          <w:tab w:val="left" w:pos="916"/>
+          <w:tab w:val="left" w:pos="1832"/>
+          <w:tab w:val="left" w:pos="2748"/>
+          <w:tab w:val="left" w:pos="3664"/>
+          <w:tab w:val="left" w:pos="4580"/>
+          <w:tab w:val="left" w:pos="5496"/>
+          <w:tab w:val="left" w:pos="6412"/>
+          <w:tab w:val="left" w:pos="7328"/>
+          <w:tab w:val="left" w:pos="8244"/>
+          <w:tab w:val="left" w:pos="9160"/>
+          <w:tab w:val="left" w:pos="10076"/>
+          <w:tab w:val="left" w:pos="10992"/>
+          <w:tab w:val="left" w:pos="11908"/>
+          <w:tab w:val="left" w:pos="12824"/>
+          <w:tab w:val="left" w:pos="13740"/>
+          <w:tab w:val="left" w:pos="14656"/>
+        </w:tabs>
+        <w:spacing w:after="0" w:line="240" w:lineRule="auto"/>
+        <w:rPr>
+          <w:rFonts w:ascii="Courier New" w:eastAsia="Times New Roman" w:hAnsi="Courier New" w:cs="Courier New"/>
+          <w:noProof w:val="0"/>
+          <w:kern w:val="0"/>
+          <w:sz w:val="20"/>
+          <w:szCs w:val="20"/>
+          <w14:ligatures w14:val="none"/>
+        </w:rPr>
+      </w:pPr>
+      <w:r>
+        <w:rPr>
+          <w:rFonts w:ascii="Courier New" w:eastAsia="Times New Roman" w:hAnsi="Courier New" w:cs="Courier New"/>
+          <w:noProof w:val="0"/>
+          <w:kern w:val="0"/>
+          <w:sz w:val="20"/>
+          <w:szCs w:val="20"/>
+          <w14:ligatures w14:val="none"/>
+        </w:rPr>
+        <w:t xml:space="preserve">   ┌──────────┐            ┌────────────┐</w:t>
+      </w:r>
+    </w:p>
+    <w:p>
+      <w:pPr>
+        <w:tabs>
+          <w:tab w:val="left" w:pos="916"/>
+          <w:tab w:val="left" w:pos="1832"/>
+          <w:tab w:val="left" w:pos="2748"/>
+          <w:tab w:val="left" w:pos="3664"/>
+          <w:tab w:val="left" w:pos="4580"/>
+          <w:tab w:val="left" w:pos="5496"/>
+          <w:tab w:val="left" w:pos="6412"/>
+          <w:tab w:val="left" w:pos="7328"/>
+          <w:tab w:val="left" w:pos="8244"/>
+          <w:tab w:val="left" w:pos="9160"/>
+          <w:tab w:val="left" w:pos="10076"/>
+          <w:tab w:val="left" w:pos="10992"/>
+          <w:tab w:val="left" w:pos="11908"/>
+          <w:tab w:val="left" w:pos="12824"/>
+          <w:tab w:val="left" w:pos="13740"/>
+          <w:tab w:val="left" w:pos="14656"/>
+        </w:tabs>
+        <w:spacing w:after="0" w:line="240" w:lineRule="auto"/>
+        <w:rPr>
+          <w:rFonts w:ascii="Courier New" w:eastAsia="Times New Roman" w:hAnsi="Courier New" w:cs="Courier New"/>
+          <w:noProof w:val="0"/>
+          <w:kern w:val="0"/>
+          <w:sz w:val="20"/>
+          <w:szCs w:val="20"/>
+          <w14:ligatures w14:val="none"/>
+        </w:rPr>
+      </w:pPr>
+      <w:r>
+        <w:rPr>
+          <w:rFonts w:ascii="Courier New" w:eastAsia="Times New Roman" w:hAnsi="Courier New" w:cs="Courier New"/>
+          <w:noProof w:val="0"/>
+          <w:kern w:val="0"/>
+          <w:sz w:val="20"/>
+          <w:szCs w:val="20"/>
+          <w14:ligatures w14:val="none"/>
+        </w:rPr>
+        <w:t xml:space="preserve">   │ </w:t>
+      </w:r>
+      <w:proofErr w:type="gramStart"/>
+      <w:r>
+        <w:rPr>
+          <w:rFonts w:ascii="Courier New" w:eastAsia="Times New Roman" w:hAnsi="Courier New" w:cs="Courier New"/>
+          <w:noProof w:val="0"/>
+          <w:kern w:val="0"/>
+          <w:sz w:val="20"/>
+          <w:szCs w:val="20"/>
+          <w14:ligatures w14:val="none"/>
+        </w:rPr>
+        <w:t>Factory  │</w:t>
+      </w:r>
+      <w:proofErr w:type="gramEnd"/>
+      <w:r>
+        <w:rPr>
+          <w:rFonts w:ascii="Courier New" w:eastAsia="Times New Roman" w:hAnsi="Courier New" w:cs="Courier New"/>
+          <w:noProof w:val="0"/>
+          <w:kern w:val="0"/>
+          <w:sz w:val="20"/>
+          <w:szCs w:val="20"/>
+          <w14:ligatures w14:val="none"/>
+        </w:rPr>
+        <w:t xml:space="preserve">            │   Router   │</w:t>
+      </w:r>
+    </w:p>
+    <w:p>
+      <w:pPr>
+        <w:tabs>
+          <w:tab w:val="left" w:pos="916"/>
+          <w:tab w:val="left" w:pos="1832"/>
+          <w:tab w:val="left" w:pos="2748"/>
+          <w:tab w:val="left" w:pos="3664"/>
+          <w:tab w:val="left" w:pos="4580"/>
+          <w:tab w:val="left" w:pos="5496"/>
+          <w:tab w:val="left" w:pos="6412"/>
+          <w:tab w:val="left" w:pos="7328"/>
+          <w:tab w:val="left" w:pos="8244"/>
+          <w:tab w:val="left" w:pos="9160"/>
+          <w:tab w:val="left" w:pos="10076"/>
+          <w:tab w:val="left" w:pos="10992"/>
+          <w:tab w:val="left" w:pos="11908"/>
+          <w:tab w:val="left" w:pos="12824"/>
+          <w:tab w:val="left" w:pos="13740"/>
+          <w:tab w:val="left" w:pos="14656"/>
+        </w:tabs>
+        <w:spacing w:after="0" w:line="240" w:lineRule="auto"/>
+        <w:rPr>
+          <w:rFonts w:ascii="Courier New" w:eastAsia="Times New Roman" w:hAnsi="Courier New" w:cs="Courier New"/>
+          <w:noProof w:val="0"/>
+          <w:kern w:val="0"/>
+          <w:sz w:val="20"/>
+          <w:szCs w:val="20"/>
+          <w14:ligatures w14:val="none"/>
+        </w:rPr>
+      </w:pPr>
+      <w:r>
+        <w:rPr>
+          <w:rFonts w:ascii="Courier New" w:eastAsia="Times New Roman" w:hAnsi="Courier New" w:cs="Courier New"/>
+          <w:noProof w:val="0"/>
+          <w:kern w:val="0"/>
+          <w:sz w:val="20"/>
+          <w:szCs w:val="20"/>
+          <w14:ligatures w14:val="none"/>
+        </w:rPr>
+        <w:t xml:space="preserve">   └────┬─────┘            </w:t>
+      </w:r>
+      <w:proofErr w:type="gramStart"/>
+      <w:r>
+        <w:rPr>
+          <w:rFonts w:ascii="Courier New" w:eastAsia="Times New Roman" w:hAnsi="Courier New" w:cs="Courier New"/>
+          <w:noProof w:val="0"/>
+          <w:kern w:val="0"/>
+          <w:sz w:val="20"/>
+          <w:szCs w:val="20"/>
+          <w14:ligatures w14:val="none"/>
+        </w:rPr>
+        <w:t>│  Library</w:t>
+      </w:r>
+      <w:proofErr w:type="gramEnd"/>
+      <w:r>
+        <w:rPr>
+          <w:rFonts w:ascii="Courier New" w:eastAsia="Times New Roman" w:hAnsi="Courier New" w:cs="Courier New"/>
+          <w:noProof w:val="0"/>
+          <w:kern w:val="0"/>
+          <w:sz w:val="20"/>
+          <w:szCs w:val="20"/>
+          <w14:ligatures w14:val="none"/>
+        </w:rPr>
+        <w:t xml:space="preserve">   │</w:t>
+      </w:r>
+    </w:p>
+    <w:p>
+      <w:pPr>
+        <w:tabs>
+          <w:tab w:val="left" w:pos="916"/>
+          <w:tab w:val="left" w:pos="1832"/>
+          <w:tab w:val="left" w:pos="2748"/>
+          <w:tab w:val="left" w:pos="3664"/>
+          <w:tab w:val="left" w:pos="4580"/>
+          <w:tab w:val="left" w:pos="5496"/>
+          <w:tab w:val="left" w:pos="6412"/>
+          <w:tab w:val="left" w:pos="7328"/>
+          <w:tab w:val="left" w:pos="8244"/>
+          <w:tab w:val="left" w:pos="9160"/>
+          <w:tab w:val="left" w:pos="10076"/>
+          <w:tab w:val="left" w:pos="10992"/>
+          <w:tab w:val="left" w:pos="11908"/>
+          <w:tab w:val="left" w:pos="12824"/>
+          <w:tab w:val="left" w:pos="13740"/>
+          <w:tab w:val="left" w:pos="14656"/>
+        </w:tabs>
+        <w:spacing w:after="0" w:line="240" w:lineRule="auto"/>
+        <w:rPr>
+          <w:rFonts w:ascii="Courier New" w:eastAsia="Times New Roman" w:hAnsi="Courier New" w:cs="Courier New"/>
+          <w:noProof w:val="0"/>
+          <w:kern w:val="0"/>
+          <w:sz w:val="20"/>
+          <w:szCs w:val="20"/>
+          <w14:ligatures w14:val="none"/>
+        </w:rPr>
+      </w:pPr>
+      <w:r>
+        <w:rPr>
+          <w:rFonts w:ascii="Courier New" w:eastAsia="Times New Roman" w:hAnsi="Courier New" w:cs="Courier New"/>
+          <w:noProof w:val="0"/>
+          <w:kern w:val="0"/>
+          <w:sz w:val="20"/>
+          <w:szCs w:val="20"/>
+          <w14:ligatures w14:val="none"/>
+        </w:rPr>
+        <w:t xml:space="preserve">        │                  └──────┬─────┘</w:t>
+      </w:r>
+    </w:p>
+    <w:p>
+      <w:pPr>
+        <w:tabs>
+          <w:tab w:val="left" w:pos="916"/>
+          <w:tab w:val="left" w:pos="1832"/>
+          <w:tab w:val="left" w:pos="2748"/>
+          <w:tab w:val="left" w:pos="3664"/>
+          <w:tab w:val="left" w:pos="4580"/>
+          <w:tab w:val="left" w:pos="5496"/>
+          <w:tab w:val="left" w:pos="6412"/>
+          <w:tab w:val="left" w:pos="7328"/>
+          <w:tab w:val="left" w:pos="8244"/>
+          <w:tab w:val="left" w:pos="9160"/>
+          <w:tab w:val="left" w:pos="10076"/>
+          <w:tab w:val="left" w:pos="10992"/>
+          <w:tab w:val="left" w:pos="11908"/>
+          <w:tab w:val="left" w:pos="12824"/>
+          <w:tab w:val="left" w:pos="13740"/>
+          <w:tab w:val="left" w:pos="14656"/>
+        </w:tabs>
+        <w:spacing w:after="0" w:line="240" w:lineRule="auto"/>
+        <w:rPr>
+          <w:rFonts w:ascii="Courier New" w:eastAsia="Times New Roman" w:hAnsi="Courier New" w:cs="Courier New"/>
+          <w:noProof w:val="0"/>
+          <w:kern w:val="0"/>
+          <w:sz w:val="20"/>
+          <w:szCs w:val="20"/>
+          <w14:ligatures w14:val="none"/>
+        </w:rPr>
+      </w:pPr>
+      <w:r>
+        <w:rPr>
+          <w:rFonts w:ascii="Courier New" w:eastAsia="Times New Roman" w:hAnsi="Courier New" w:cs="Courier New"/>
+          <w:noProof w:val="0"/>
+          <w:kern w:val="0"/>
+          <w:sz w:val="20"/>
+          <w:szCs w:val="20"/>
+          <w14:ligatures w14:val="none"/>
+        </w:rPr>
+        <w:t xml:space="preserve">        │ creates                 │ interacts</w:t>
+      </w:r>
+    </w:p>
+    <w:p>
+      <w:pPr>
+        <w:tabs>
+          <w:tab w:val="left" w:pos="916"/>
+          <w:tab w:val="left" w:pos="1832"/>
+          <w:tab w:val="left" w:pos="2748"/>
+          <w:tab w:val="left" w:pos="3664"/>
+          <w:tab w:val="left" w:pos="4580"/>
+          <w:tab w:val="left" w:pos="5496"/>
+          <w:tab w:val="left" w:pos="6412"/>
+          <w:tab w:val="left" w:pos="7328"/>
+          <w:tab w:val="left" w:pos="8244"/>
+          <w:tab w:val="left" w:pos="9160"/>
+          <w:tab w:val="left" w:pos="10076"/>
+          <w:tab w:val="left" w:pos="10992"/>
+          <w:tab w:val="left" w:pos="11908"/>
+          <w:tab w:val="left" w:pos="12824"/>
+          <w:tab w:val="left" w:pos="13740"/>
+          <w:tab w:val="left" w:pos="14656"/>
+        </w:tabs>
+        <w:spacing w:after="0" w:line="240" w:lineRule="auto"/>
+        <w:rPr>
+          <w:rFonts w:ascii="Courier New" w:eastAsia="Times New Roman" w:hAnsi="Courier New" w:cs="Courier New"/>
+          <w:noProof w:val="0"/>
+          <w:kern w:val="0"/>
+          <w:sz w:val="20"/>
+          <w:szCs w:val="20"/>
+          <w14:ligatures w14:val="none"/>
+        </w:rPr>
+      </w:pPr>
+      <w:r>
+        <w:rPr>
+          <w:rFonts w:ascii="Courier New" w:eastAsia="Times New Roman" w:hAnsi="Courier New" w:cs="Courier New"/>
+          <w:noProof w:val="0"/>
+          <w:kern w:val="0"/>
+          <w:sz w:val="20"/>
+          <w:szCs w:val="20"/>
+          <w14:ligatures w14:val="none"/>
+        </w:rPr>
+        <w:t xml:space="preserve">        ▼                         ▼</w:t>
+      </w:r>
+    </w:p>
+    <w:p>
+      <w:pPr>
+        <w:tabs>
+          <w:tab w:val="left" w:pos="916"/>
+          <w:tab w:val="left" w:pos="1832"/>
+          <w:tab w:val="left" w:pos="2748"/>
+          <w:tab w:val="left" w:pos="3664"/>
+          <w:tab w:val="left" w:pos="4580"/>
+          <w:tab w:val="left" w:pos="5496"/>
+          <w:tab w:val="left" w:pos="6412"/>
+          <w:tab w:val="left" w:pos="7328"/>
+          <w:tab w:val="left" w:pos="8244"/>
+          <w:tab w:val="left" w:pos="9160"/>
+          <w:tab w:val="left" w:pos="10076"/>
+          <w:tab w:val="left" w:pos="10992"/>
+          <w:tab w:val="left" w:pos="11908"/>
+          <w:tab w:val="left" w:pos="12824"/>
+          <w:tab w:val="left" w:pos="13740"/>
+          <w:tab w:val="left" w:pos="14656"/>
+        </w:tabs>
+        <w:spacing w:after="0" w:line="240" w:lineRule="auto"/>
+        <w:rPr>
+          <w:rFonts w:ascii="Courier New" w:eastAsia="Times New Roman" w:hAnsi="Courier New" w:cs="Courier New"/>
+          <w:noProof w:val="0"/>
+          <w:kern w:val="0"/>
+          <w:sz w:val="20"/>
+          <w:szCs w:val="20"/>
+          <w14:ligatures w14:val="none"/>
+        </w:rPr>
+      </w:pPr>
+      <w:r>
+        <w:rPr>
+          <w:rFonts w:ascii="Courier New" w:eastAsia="Times New Roman" w:hAnsi="Courier New" w:cs="Courier New"/>
+          <w:noProof w:val="0"/>
+          <w:kern w:val="0"/>
+          <w:sz w:val="20"/>
+          <w:szCs w:val="20"/>
+          <w14:ligatures w14:val="none"/>
+        </w:rPr>
+        <w:t xml:space="preserve">   ┌──────────┐             ┌──────────┐</w:t>
+      </w:r>
+    </w:p>
+    <w:p>
+      <w:pPr>
+        <w:tabs>
+          <w:tab w:val="left" w:pos="916"/>
+          <w:tab w:val="left" w:pos="1832"/>
+          <w:tab w:val="left" w:pos="2748"/>
+          <w:tab w:val="left" w:pos="3664"/>
+          <w:tab w:val="left" w:pos="4580"/>
+          <w:tab w:val="left" w:pos="5496"/>
+          <w:tab w:val="left" w:pos="6412"/>
+          <w:tab w:val="left" w:pos="7328"/>
+          <w:tab w:val="left" w:pos="8244"/>
+          <w:tab w:val="left" w:pos="9160"/>
+          <w:tab w:val="left" w:pos="10076"/>
+          <w:tab w:val="left" w:pos="10992"/>
+          <w:tab w:val="left" w:pos="11908"/>
+          <w:tab w:val="left" w:pos="12824"/>
+          <w:tab w:val="left" w:pos="13740"/>
+          <w:tab w:val="left" w:pos="14656"/>
+        </w:tabs>
+        <w:spacing w:after="0" w:line="240" w:lineRule="auto"/>
+        <w:rPr>
+          <w:rFonts w:ascii="Courier New" w:eastAsia="Times New Roman" w:hAnsi="Courier New" w:cs="Courier New"/>
+          <w:noProof w:val="0"/>
+          <w:kern w:val="0"/>
+          <w:sz w:val="20"/>
+          <w:szCs w:val="20"/>
+          <w14:ligatures w14:val="none"/>
+        </w:rPr>
+      </w:pPr>
+      <w:r>
+        <w:rPr>
+          <w:rFonts w:ascii="Courier New" w:eastAsia="Times New Roman" w:hAnsi="Courier New" w:cs="Courier New"/>
+          <w:noProof w:val="0"/>
+          <w:kern w:val="0"/>
+          <w:sz w:val="20"/>
+          <w:szCs w:val="20"/>
+          <w14:ligatures w14:val="none"/>
+        </w:rPr>
+        <w:t xml:space="preserve">   │ Pair A/B │</w:t>
+      </w:r>
+      <w:r>
+        <w:rPr>
+          <w:rFonts w:ascii="Cambria Math" w:eastAsia="Times New Roman" w:hAnsi="Cambria Math" w:cs="Cambria Math"/>
+          <w:noProof w:val="0"/>
+          <w:kern w:val="0"/>
+          <w:sz w:val="20"/>
+          <w:szCs w:val="20"/>
+          <w14:ligatures w14:val="none"/>
+        </w:rPr>
+        <w:t>◀</w:t>
+      </w:r>
+      <w:r>
+        <w:rPr>
+          <w:rFonts w:ascii="Courier New" w:eastAsia="Times New Roman" w:hAnsi="Courier New" w:cs="Courier New"/>
+          <w:noProof w:val="0"/>
+          <w:kern w:val="0"/>
+          <w:sz w:val="20"/>
+          <w:szCs w:val="20"/>
+          <w14:ligatures w14:val="none"/>
+        </w:rPr>
+        <w:t>────────────│          │</w:t>
+      </w:r>
+    </w:p>
+    <w:p>
+      <w:pPr>
+        <w:tabs>
+          <w:tab w:val="left" w:pos="916"/>
+          <w:tab w:val="left" w:pos="1832"/>
+          <w:tab w:val="left" w:pos="2748"/>
+          <w:tab w:val="left" w:pos="3664"/>
+          <w:tab w:val="left" w:pos="4580"/>
+          <w:tab w:val="left" w:pos="5496"/>
+          <w:tab w:val="left" w:pos="6412"/>
+          <w:tab w:val="left" w:pos="7328"/>
+          <w:tab w:val="left" w:pos="8244"/>
+          <w:tab w:val="left" w:pos="9160"/>
+          <w:tab w:val="left" w:pos="10076"/>
+          <w:tab w:val="left" w:pos="10992"/>
+          <w:tab w:val="left" w:pos="11908"/>
+          <w:tab w:val="left" w:pos="12824"/>
+          <w:tab w:val="left" w:pos="13740"/>
+          <w:tab w:val="left" w:pos="14656"/>
+        </w:tabs>
+        <w:spacing w:after="0" w:line="240" w:lineRule="auto"/>
+        <w:rPr>
+          <w:rFonts w:ascii="Courier New" w:eastAsia="Times New Roman" w:hAnsi="Courier New" w:cs="Courier New"/>
+          <w:noProof w:val="0"/>
+          <w:kern w:val="0"/>
+          <w:sz w:val="20"/>
+          <w:szCs w:val="20"/>
+          <w14:ligatures w14:val="none"/>
+        </w:rPr>
+      </w:pPr>
+      <w:r>
+        <w:rPr>
+          <w:rFonts w:ascii="Courier New" w:eastAsia="Times New Roman" w:hAnsi="Courier New" w:cs="Courier New"/>
+          <w:noProof w:val="0"/>
+          <w:kern w:val="0"/>
+          <w:sz w:val="20"/>
+          <w:szCs w:val="20"/>
+          <w14:ligatures w14:val="none"/>
+        </w:rPr>
+        <w:t xml:space="preserve">   └──────────┘             └──────────┘</w:t>
+      </w:r>
+    </w:p>
+    <w:p>
+      <w:pPr>
+        <w:tabs>
+          <w:tab w:val="left" w:pos="916"/>
+          <w:tab w:val="left" w:pos="1832"/>
+          <w:tab w:val="left" w:pos="2748"/>
+          <w:tab w:val="left" w:pos="3664"/>
+          <w:tab w:val="left" w:pos="4580"/>
+          <w:tab w:val="left" w:pos="5496"/>
+          <w:tab w:val="left" w:pos="6412"/>
+          <w:tab w:val="left" w:pos="7328"/>
+          <w:tab w:val="left" w:pos="8244"/>
+          <w:tab w:val="left" w:pos="9160"/>
+          <w:tab w:val="left" w:pos="10076"/>
+          <w:tab w:val="left" w:pos="10992"/>
+          <w:tab w:val="left" w:pos="11908"/>
+          <w:tab w:val="left" w:pos="12824"/>
+          <w:tab w:val="left" w:pos="13740"/>
+          <w:tab w:val="left" w:pos="14656"/>
+        </w:tabs>
+        <w:spacing w:after="0" w:line="240" w:lineRule="auto"/>
+        <w:rPr>
+          <w:rFonts w:ascii="Courier New" w:eastAsia="Times New Roman" w:hAnsi="Courier New" w:cs="Courier New"/>
+          <w:noProof w:val="0"/>
+          <w:kern w:val="0"/>
+          <w:sz w:val="20"/>
+          <w:szCs w:val="20"/>
+          <w14:ligatures w14:val="none"/>
+        </w:rPr>
+      </w:pPr>
+    </w:p>
+    <w:p>
+      <w:pPr>
+        <w:tabs>
+          <w:tab w:val="left" w:pos="916"/>
+          <w:tab w:val="left" w:pos="1832"/>
+          <w:tab w:val="left" w:pos="2748"/>
+          <w:tab w:val="left" w:pos="3664"/>
+          <w:tab w:val="left" w:pos="4580"/>
+          <w:tab w:val="left" w:pos="5496"/>
+          <w:tab w:val="left" w:pos="6412"/>
+          <w:tab w:val="left" w:pos="7328"/>
+          <w:tab w:val="left" w:pos="8244"/>
+          <w:tab w:val="left" w:pos="9160"/>
+          <w:tab w:val="left" w:pos="10076"/>
+          <w:tab w:val="left" w:pos="10992"/>
+          <w:tab w:val="left" w:pos="11908"/>
+          <w:tab w:val="left" w:pos="12824"/>
+          <w:tab w:val="left" w:pos="13740"/>
+          <w:tab w:val="left" w:pos="14656"/>
+        </w:tabs>
+        <w:spacing w:after="0" w:line="240" w:lineRule="auto"/>
+        <w:rPr>
+          <w:rFonts w:ascii="Courier New" w:eastAsia="Times New Roman" w:hAnsi="Courier New" w:cs="Courier New"/>
+          <w:noProof w:val="0"/>
+          <w:kern w:val="0"/>
+          <w:sz w:val="20"/>
+          <w:szCs w:val="20"/>
+          <w14:ligatures w14:val="none"/>
+        </w:rPr>
+      </w:pPr>
+      <w:r>
+        <w:rPr>
+          <w:rFonts w:ascii="Courier New" w:eastAsia="Times New Roman" w:hAnsi="Courier New" w:cs="Courier New"/>
+          <w:noProof w:val="0"/>
+          <w:kern w:val="0"/>
+          <w:sz w:val="20"/>
+          <w:szCs w:val="20"/>
+          <w14:ligatures w14:val="none"/>
+        </w:rPr>
+        <w:t xml:space="preserve">   holds money              convenience</w:t>
+      </w:r>
+    </w:p>
+    <w:p>
+      <w:pPr>
+        <w:tabs>
+          <w:tab w:val="left" w:pos="916"/>
+          <w:tab w:val="left" w:pos="1832"/>
+          <w:tab w:val="left" w:pos="2748"/>
+          <w:tab w:val="left" w:pos="3664"/>
+          <w:tab w:val="left" w:pos="4580"/>
+          <w:tab w:val="left" w:pos="5496"/>
+          <w:tab w:val="left" w:pos="6412"/>
+          <w:tab w:val="left" w:pos="7328"/>
+          <w:tab w:val="left" w:pos="8244"/>
+          <w:tab w:val="left" w:pos="9160"/>
+          <w:tab w:val="left" w:pos="10076"/>
+          <w:tab w:val="left" w:pos="10992"/>
+          <w:tab w:val="left" w:pos="11908"/>
+          <w:tab w:val="left" w:pos="12824"/>
+          <w:tab w:val="left" w:pos="13740"/>
+          <w:tab w:val="left" w:pos="14656"/>
+        </w:tabs>
+        <w:spacing w:after="0" w:line="240" w:lineRule="auto"/>
+        <w:rPr>
+          <w:rFonts w:ascii="Courier New" w:eastAsia="Times New Roman" w:hAnsi="Courier New" w:cs="Courier New"/>
+          <w:noProof w:val="0"/>
+          <w:kern w:val="0"/>
+          <w:sz w:val="20"/>
+          <w:szCs w:val="20"/>
+          <w14:ligatures w14:val="none"/>
+        </w:rPr>
+      </w:pPr>
+      <w:r>
+        <w:rPr>
+          <w:rFonts w:ascii="Courier New" w:eastAsia="Times New Roman" w:hAnsi="Courier New" w:cs="Courier New"/>
+          <w:noProof w:val="0"/>
+          <w:kern w:val="0"/>
+          <w:sz w:val="20"/>
+          <w:szCs w:val="20"/>
+          <w14:ligatures w14:val="none"/>
+        </w:rPr>
+        <w:t xml:space="preserve">   enforces rules           calculations</w:t>
+      </w:r>
+    </w:p>
+    <w:p>
+      <w:pPr>
+        <w:tabs>
+          <w:tab w:val="left" w:pos="916"/>
+          <w:tab w:val="left" w:pos="1832"/>
+          <w:tab w:val="left" w:pos="2748"/>
+          <w:tab w:val="left" w:pos="3664"/>
+          <w:tab w:val="left" w:pos="4580"/>
+          <w:tab w:val="left" w:pos="5496"/>
+          <w:tab w:val="left" w:pos="6412"/>
+          <w:tab w:val="left" w:pos="7328"/>
+          <w:tab w:val="left" w:pos="8244"/>
+          <w:tab w:val="left" w:pos="9160"/>
+          <w:tab w:val="left" w:pos="10076"/>
+          <w:tab w:val="left" w:pos="10992"/>
+          <w:tab w:val="left" w:pos="11908"/>
+          <w:tab w:val="left" w:pos="12824"/>
+          <w:tab w:val="left" w:pos="13740"/>
+          <w:tab w:val="left" w:pos="14656"/>
+        </w:tabs>
+        <w:spacing w:after="0" w:line="240" w:lineRule="auto"/>
+        <w:rPr>
+          <w:rFonts w:ascii="Courier New" w:eastAsia="Times New Roman" w:hAnsi="Courier New" w:cs="Courier New"/>
+          <w:noProof w:val="0"/>
+          <w:kern w:val="0"/>
+          <w:sz w:val="20"/>
+          <w:szCs w:val="20"/>
+          <w14:ligatures w14:val="none"/>
+        </w:rPr>
+      </w:pPr>
+      <w:r>
+        <w:rPr>
+          <w:rFonts w:ascii="Courier New" w:eastAsia="Times New Roman" w:hAnsi="Courier New" w:cs="Courier New"/>
+          <w:noProof w:val="0"/>
+          <w:kern w:val="0"/>
+          <w:sz w:val="20"/>
+          <w:szCs w:val="20"/>
+          <w14:ligatures w14:val="none"/>
+        </w:rPr>
+        <w:t xml:space="preserve">   accounting               user safety</w:t>
+      </w:r>
+    </w:p>
+    <w:p>
+      <w:pPr>
+        <w:spacing w:before="100" w:beforeAutospacing="1" w:after="100" w:afterAutospacing="1" w:line="240" w:lineRule="auto"/>
+        <w:rPr>
+          <w:rFonts w:eastAsia="Times New Roman" w:cs="Times New Roman"/>
+          <w:noProof w:val="0"/>
+          <w:kern w:val="0"/>
+          <w14:ligatures w14:val="none"/>
+        </w:rPr>
+      </w:pPr>
+      <w:r>
+        <w:rPr>
+          <w:rFonts w:eastAsia="Times New Roman" w:cs="Times New Roman"/>
+          <w:noProof w:val="0"/>
+          <w:kern w:val="0"/>
+          <w14:ligatures w14:val="none"/>
+        </w:rPr>
+        <w:t xml:space="preserve">The docs explicitly divide v2 into </w:t>
+      </w:r>
+      <w:r>
+        <w:rPr>
+          <w:rFonts w:eastAsia="Times New Roman" w:cs="Times New Roman"/>
+          <w:b/>
+          <w:bCs/>
+          <w:noProof w:val="0"/>
+          <w:kern w:val="0"/>
+          <w14:ligatures w14:val="none"/>
+        </w:rPr>
+        <w:t>core</w:t>
+      </w:r>
+      <w:r>
+        <w:rPr>
+          <w:rFonts w:eastAsia="Times New Roman" w:cs="Times New Roman"/>
+          <w:noProof w:val="0"/>
+          <w:kern w:val="0"/>
+          <w14:ligatures w14:val="none"/>
+        </w:rPr>
+        <w:t xml:space="preserve"> and </w:t>
+      </w:r>
+      <w:r>
+        <w:rPr>
+          <w:rFonts w:eastAsia="Times New Roman" w:cs="Times New Roman"/>
+          <w:b/>
+          <w:bCs/>
+          <w:noProof w:val="0"/>
+          <w:kern w:val="0"/>
+          <w14:ligatures w14:val="none"/>
+        </w:rPr>
+        <w:t>periphery</w:t>
+      </w:r>
+      <w:r>
+        <w:rPr>
+          <w:rFonts w:eastAsia="Times New Roman" w:cs="Times New Roman"/>
+          <w:noProof w:val="0"/>
+          <w:kern w:val="0"/>
+          <w14:ligatures w14:val="none"/>
+        </w:rPr>
+        <w:t xml:space="preserve"> contracts. </w:t>
+      </w:r>
+    </w:p>
+    <w:p>
+      <w:pPr>
+        <w:pStyle w:val="Heading3"/>
+        <w:rPr>
+          <w:rFonts w:eastAsia="Times New Roman"/>
+        </w:rPr>
+      </w:pPr>
+      <w:bookmarkStart w:id="37" w:name="_Toc237117050"/>
+      <w:r>
+        <w:rPr>
+          <w:rFonts w:eastAsia="Times New Roman"/>
+        </w:rPr>
+        <w:t>Core</w:t>
+      </w:r>
+      <w:bookmarkEnd w:id="37"/>
+    </w:p>
+    <w:p>
+      <w:pPr>
+        <w:spacing w:before="100" w:beforeAutospacing="1" w:after="100" w:afterAutospacing="1" w:line="240" w:lineRule="auto"/>
+        <w:rPr>
+          <w:rFonts w:eastAsia="Times New Roman" w:cs="Times New Roman"/>
+          <w:noProof w:val="0"/>
+          <w:kern w:val="0"/>
+          <w14:ligatures w14:val="none"/>
+        </w:rPr>
+      </w:pPr>
+      <w:r>
+        <w:rPr>
+          <w:rFonts w:eastAsia="Times New Roman" w:cs="Times New Roman"/>
+          <w:noProof w:val="0"/>
+          <w:kern w:val="0"/>
+          <w14:ligatures w14:val="none"/>
+        </w:rPr>
+        <w:t xml:space="preserve">The </w:t>
+      </w:r>
+      <w:r>
+        <w:rPr>
+          <w:rFonts w:eastAsia="Times New Roman" w:cs="Times New Roman"/>
+          <w:b/>
+          <w:bCs/>
+          <w:noProof w:val="0"/>
+          <w:kern w:val="0"/>
+          <w14:ligatures w14:val="none"/>
+        </w:rPr>
+        <w:t>core</w:t>
+      </w:r>
+      <w:r>
+        <w:rPr>
+          <w:rFonts w:eastAsia="Times New Roman" w:cs="Times New Roman"/>
+          <w:noProof w:val="0"/>
+          <w:kern w:val="0"/>
+          <w14:ligatures w14:val="none"/>
+        </w:rPr>
+        <w:t xml:space="preserve"> is the part responsible for the things that absolutely must be correct.</w:t>
+      </w:r>
+      <w:r>
+        <w:rPr>
+          <w:rFonts w:eastAsia="Times New Roman" w:cs="Times New Roman"/>
+          <w:noProof w:val="0"/>
+          <w:kern w:val="0"/>
+          <w14:ligatures w14:val="none"/>
+        </w:rPr>
+        <w:t xml:space="preserve"> </w:t>
+      </w:r>
+      <w:r>
+        <w:rPr>
+          <w:rFonts w:eastAsia="Times New Roman" w:cs="Times New Roman"/>
+          <w:noProof w:val="0"/>
+          <w:kern w:val="0"/>
+          <w14:ligatures w14:val="none"/>
+        </w:rPr>
+        <w:t>Think:</w:t>
+      </w:r>
+    </w:p>
+    <w:p>
+      <w:pPr>
+        <w:pStyle w:val="codesnippet3"/>
+      </w:pPr>
+      <w:r>
+        <w:t>money + accounting + invariants</w:t>
+      </w:r>
+    </w:p>
+    <w:p>
+      <w:pPr>
+        <w:spacing w:before="100" w:beforeAutospacing="1" w:after="100" w:afterAutospacing="1" w:line="240" w:lineRule="auto"/>
+        <w:rPr>
+          <w:rFonts w:eastAsia="Times New Roman" w:cs="Times New Roman"/>
+          <w:noProof w:val="0"/>
+          <w:kern w:val="0"/>
+          <w14:ligatures w14:val="none"/>
+        </w:rPr>
+      </w:pPr>
+      <w:r>
+        <w:rPr>
+          <w:rFonts w:eastAsia="Times New Roman" w:cs="Times New Roman"/>
+          <w:noProof w:val="0"/>
+          <w:kern w:val="0"/>
+          <w14:ligatures w14:val="none"/>
+        </w:rPr>
+        <w:t>The v2 core consists primarily of:</w:t>
+      </w:r>
+    </w:p>
+    <w:p>
+      <w:pPr>
+        <w:pStyle w:val="codesnippet3"/>
+      </w:pPr>
+      <w:r>
+        <w:t>Factory</w:t>
+      </w:r>
+    </w:p>
+    <w:p>
+      <w:pPr>
+        <w:pStyle w:val="codesnippet3"/>
+      </w:pPr>
+      <w:r>
+        <w:t xml:space="preserve">   +</w:t>
+      </w:r>
+    </w:p>
+    <w:p>
+      <w:pPr>
+        <w:pStyle w:val="codesnippet3"/>
+      </w:pPr>
+      <w:r>
+        <w:t>Pair contracts</w:t>
+      </w:r>
+    </w:p>
+    <w:p>
+      <w:pPr>
+        <w:spacing w:before="100" w:beforeAutospacing="1" w:after="100" w:afterAutospacing="1" w:line="240" w:lineRule="auto"/>
+        <w:rPr>
+          <w:rFonts w:eastAsia="Times New Roman" w:cs="Times New Roman"/>
+          <w:noProof w:val="0"/>
+          <w:kern w:val="0"/>
+          <w14:ligatures w14:val="none"/>
+        </w:rPr>
+      </w:pPr>
+      <w:r>
+        <w:rPr>
+          <w:rFonts w:eastAsia="Times New Roman" w:cs="Times New Roman"/>
+          <w:noProof w:val="0"/>
+          <w:kern w:val="0"/>
+          <w14:ligatures w14:val="none"/>
+        </w:rPr>
+        <w:t>The philosophy is to make that code extremely small and simple.</w:t>
+      </w:r>
+      <w:r>
+        <w:rPr>
+          <w:rFonts w:eastAsia="Times New Roman" w:cs="Times New Roman"/>
+          <w:noProof w:val="0"/>
+          <w:kern w:val="0"/>
+          <w14:ligatures w14:val="none"/>
+        </w:rPr>
+        <w:t xml:space="preserve"> </w:t>
+      </w:r>
+      <w:r>
+        <w:rPr>
+          <w:rFonts w:eastAsia="Times New Roman" w:cs="Times New Roman"/>
+          <w:noProof w:val="0"/>
+          <w:kern w:val="0"/>
+          <w14:ligatures w14:val="none"/>
+        </w:rPr>
+        <w:t>Why?</w:t>
+      </w:r>
+      <w:r>
+        <w:rPr>
+          <w:rFonts w:eastAsia="Times New Roman" w:cs="Times New Roman"/>
+          <w:noProof w:val="0"/>
+          <w:kern w:val="0"/>
+          <w14:ligatures w14:val="none"/>
+        </w:rPr>
+        <w:t xml:space="preserve"> </w:t>
+      </w:r>
+      <w:r>
+        <w:rPr>
+          <w:rFonts w:eastAsia="Times New Roman" w:cs="Times New Roman"/>
+          <w:noProof w:val="0"/>
+          <w:kern w:val="0"/>
+          <w14:ligatures w14:val="none"/>
+        </w:rPr>
+        <w:t>Because if a smart contract is holding hundreds of millions of dollars, fewer complicated features generally mean fewer opportunities for bugs.</w:t>
+      </w:r>
+      <w:r>
+        <w:rPr>
+          <w:rFonts w:eastAsia="Times New Roman" w:cs="Times New Roman"/>
+          <w:noProof w:val="0"/>
+          <w:kern w:val="0"/>
+          <w14:ligatures w14:val="none"/>
+        </w:rPr>
+        <w:t xml:space="preserve"> </w:t>
+      </w:r>
+      <w:r>
+        <w:rPr>
+          <w:rFonts w:eastAsia="Times New Roman" w:cs="Times New Roman"/>
+          <w:noProof w:val="0"/>
+          <w:kern w:val="0"/>
+          <w14:ligatures w14:val="none"/>
+        </w:rPr>
+        <w:t>The Uniswap docs explicitly describe the core as intentionally minimal because a smaller surface area is easier to reason about and less bug-prone.</w:t>
+      </w:r>
+    </w:p>
+    <w:p>
+      <w:pPr>
+        <w:pStyle w:val="Heading4"/>
+        <w:rPr>
+          <w:rFonts w:asciiTheme="majorBidi" w:eastAsia="Times New Roman" w:hAnsiTheme="majorBidi"/>
+          <w:b/>
+          <w:bCs/>
+          <w:color w:val="EE0000"/>
+          <w:sz w:val="28"/>
+          <w:szCs w:val="28"/>
+        </w:rPr>
+      </w:pPr>
+      <w:r>
+        <w:rPr>
+          <w:rFonts w:asciiTheme="majorBidi" w:eastAsia="Times New Roman" w:hAnsiTheme="majorBidi"/>
+          <w:b/>
+          <w:bCs/>
+          <w:color w:val="EE0000"/>
+          <w:sz w:val="28"/>
+          <w:szCs w:val="28"/>
+        </w:rPr>
+        <w:lastRenderedPageBreak/>
+        <w:t>Pair</w:t>
+      </w:r>
+    </w:p>
+    <w:p>
+      <w:pPr>
+        <w:spacing w:before="100" w:beforeAutospacing="1" w:after="100" w:afterAutospacing="1" w:line="240" w:lineRule="auto"/>
+        <w:rPr>
+          <w:rFonts w:eastAsia="Times New Roman" w:cs="Times New Roman"/>
+          <w:noProof w:val="0"/>
+          <w:kern w:val="0"/>
+          <w14:ligatures w14:val="none"/>
+        </w:rPr>
+      </w:pPr>
+      <w:r>
+        <w:rPr>
+          <w:rFonts w:eastAsia="Times New Roman" w:cs="Times New Roman"/>
+          <w:noProof w:val="0"/>
+          <w:kern w:val="0"/>
+          <w14:ligatures w14:val="none"/>
+        </w:rPr>
+        <w:t xml:space="preserve">For your assignment, </w:t>
+      </w:r>
+      <w:r>
+        <w:rPr>
+          <w:rFonts w:eastAsia="Times New Roman" w:cs="Times New Roman"/>
+          <w:b/>
+          <w:bCs/>
+          <w:noProof w:val="0"/>
+          <w:kern w:val="0"/>
+          <w14:ligatures w14:val="none"/>
+        </w:rPr>
+        <w:t>Pair is much more important than Factory</w:t>
+      </w:r>
+      <w:r>
+        <w:rPr>
+          <w:rFonts w:eastAsia="Times New Roman" w:cs="Times New Roman"/>
+          <w:noProof w:val="0"/>
+          <w:kern w:val="0"/>
+          <w14:ligatures w14:val="none"/>
+        </w:rPr>
+        <w:t>.</w:t>
+      </w:r>
+      <w:r>
+        <w:rPr>
+          <w:rFonts w:eastAsia="Times New Roman" w:cs="Times New Roman"/>
+          <w:noProof w:val="0"/>
+          <w:kern w:val="0"/>
+          <w14:ligatures w14:val="none"/>
+        </w:rPr>
+        <w:t xml:space="preserve"> </w:t>
+      </w:r>
+      <w:r>
+        <w:rPr>
+          <w:rFonts w:eastAsia="Times New Roman" w:cs="Times New Roman"/>
+          <w:noProof w:val="0"/>
+          <w:kern w:val="0"/>
+          <w14:ligatures w14:val="none"/>
+        </w:rPr>
+        <w:t>A Pair is the actual AMM.</w:t>
+      </w:r>
+      <w:r>
+        <w:rPr>
+          <w:rFonts w:eastAsia="Times New Roman" w:cs="Times New Roman"/>
+          <w:noProof w:val="0"/>
+          <w:kern w:val="0"/>
+          <w14:ligatures w14:val="none"/>
+        </w:rPr>
+        <w:t xml:space="preserve"> </w:t>
+      </w:r>
+      <w:r>
+        <w:rPr>
+          <w:rFonts w:eastAsia="Times New Roman" w:cs="Times New Roman"/>
+          <w:noProof w:val="0"/>
+          <w:kern w:val="0"/>
+          <w14:ligatures w14:val="none"/>
+        </w:rPr>
+        <w:t>For an A/B market it essentially owns:</w:t>
+      </w:r>
+    </w:p>
+    <w:p>
+      <w:pPr>
+        <w:pStyle w:val="codesnippet3"/>
+      </w:pPr>
+      <w:r>
+        <w:t>token0</w:t>
+      </w:r>
+    </w:p>
+    <w:p>
+      <w:pPr>
+        <w:pStyle w:val="codesnippet3"/>
+      </w:pPr>
+      <w:r>
+        <w:t>token1</w:t>
+      </w:r>
+    </w:p>
+    <w:p>
+      <w:pPr>
+        <w:pStyle w:val="codesnippet3"/>
+      </w:pPr>
+    </w:p>
+    <w:p>
+      <w:pPr>
+        <w:pStyle w:val="codesnippet3"/>
+      </w:pPr>
+      <w:r>
+        <w:t>reserve0</w:t>
+      </w:r>
+    </w:p>
+    <w:p>
+      <w:pPr>
+        <w:pStyle w:val="codesnippet3"/>
+      </w:pPr>
+      <w:r>
+        <w:t>reserve1</w:t>
+      </w:r>
+    </w:p>
+    <w:p>
+      <w:pPr>
+        <w:pStyle w:val="codesnippet3"/>
+      </w:pPr>
+    </w:p>
+    <w:p>
+      <w:pPr>
+        <w:pStyle w:val="codesnippet3"/>
+      </w:pPr>
+      <w:r>
+        <w:t>LP token accounting</w:t>
+      </w:r>
+    </w:p>
+    <w:p>
+      <w:pPr>
+        <w:spacing w:before="100" w:beforeAutospacing="1" w:after="100" w:afterAutospacing="1" w:line="240" w:lineRule="auto"/>
+        <w:rPr>
+          <w:rFonts w:eastAsia="Times New Roman" w:cs="Times New Roman"/>
+          <w:noProof w:val="0"/>
+          <w:kern w:val="0"/>
+          <w14:ligatures w14:val="none"/>
+        </w:rPr>
+      </w:pPr>
+      <w:r>
+        <w:rPr>
+          <w:rFonts w:eastAsia="Times New Roman" w:cs="Times New Roman"/>
+          <w:noProof w:val="0"/>
+          <w:kern w:val="0"/>
+          <w14:ligatures w14:val="none"/>
+        </w:rPr>
+        <w:t>and implements the fundamental operations corresponding to:</w:t>
+      </w:r>
+    </w:p>
+    <w:p>
+      <w:pPr>
+        <w:pStyle w:val="codesnippet3"/>
+      </w:pPr>
+      <w:r>
+        <w:t>add liquidity</w:t>
+      </w:r>
+    </w:p>
+    <w:p>
+      <w:pPr>
+        <w:pStyle w:val="codesnippet3"/>
+      </w:pPr>
+      <w:r>
+        <w:t>remove liquidity</w:t>
+      </w:r>
+    </w:p>
+    <w:p>
+      <w:pPr>
+        <w:pStyle w:val="codesnippet3"/>
+      </w:pPr>
+      <w:r>
+        <w:t>swap</w:t>
+      </w:r>
+    </w:p>
+    <w:p>
+      <w:pPr>
+        <w:spacing w:before="100" w:beforeAutospacing="1" w:after="100" w:afterAutospacing="1" w:line="240" w:lineRule="auto"/>
+        <w:rPr>
+          <w:rFonts w:eastAsia="Times New Roman" w:cs="Times New Roman"/>
+          <w:noProof w:val="0"/>
+          <w:kern w:val="0"/>
+          <w14:ligatures w14:val="none"/>
+        </w:rPr>
+      </w:pPr>
+      <w:r>
+        <w:rPr>
+          <w:rFonts w:eastAsia="Times New Roman" w:cs="Times New Roman"/>
+          <w:noProof w:val="0"/>
+          <w:kern w:val="0"/>
+          <w14:ligatures w14:val="none"/>
+        </w:rPr>
+        <w:t>In the actual source they're represented around functions such as:</w:t>
+      </w:r>
+    </w:p>
+    <w:p>
+      <w:pPr>
+        <w:pStyle w:val="codesnippet3"/>
+      </w:pPr>
+      <w:r>
+        <w:t>mint(...)</w:t>
+      </w:r>
+    </w:p>
+    <w:p>
+      <w:pPr>
+        <w:pStyle w:val="codesnippet3"/>
+      </w:pPr>
+      <w:r>
+        <w:t>burn(...)</w:t>
+      </w:r>
+    </w:p>
+    <w:p>
+      <w:pPr>
+        <w:pStyle w:val="codesnippet3"/>
+      </w:pPr>
+      <w:r>
+        <w:t>swap(...)</w:t>
+      </w:r>
+    </w:p>
+    <w:p>
+      <w:pPr>
+        <w:spacing w:before="100" w:beforeAutospacing="1" w:after="100" w:afterAutospacing="1" w:line="240" w:lineRule="auto"/>
+        <w:rPr>
+          <w:rFonts w:eastAsia="Times New Roman" w:cs="Times New Roman"/>
+          <w:b/>
+          <w:bCs/>
+          <w:noProof w:val="0"/>
+          <w:color w:val="EE0000"/>
+          <w:kern w:val="0"/>
+          <w14:ligatures w14:val="none"/>
+        </w:rPr>
+      </w:pPr>
+      <w:r>
+        <w:rPr>
+          <w:rFonts w:eastAsia="Times New Roman" w:cs="Times New Roman"/>
+          <w:b/>
+          <w:bCs/>
+          <w:noProof w:val="0"/>
+          <w:color w:val="EE0000"/>
+          <w:kern w:val="0"/>
+          <w14:ligatures w14:val="none"/>
+        </w:rPr>
+        <w:t>The Pair's two big jobs are: holding/accounting for pool liquidity and enforcing AMM rules. If you're building a tiny educational Uniswap, the Pair is the piece you're mostly trying to understand.</w:t>
+      </w:r>
+    </w:p>
+    <w:p>
+      <w:pPr>
+        <w:pStyle w:val="Heading4"/>
+        <w:rPr>
+          <w:rFonts w:asciiTheme="majorBidi" w:eastAsia="Times New Roman" w:hAnsiTheme="majorBidi"/>
+          <w:b/>
+          <w:bCs/>
+          <w:color w:val="EE0000"/>
+          <w:sz w:val="28"/>
+          <w:szCs w:val="28"/>
+        </w:rPr>
+      </w:pPr>
+      <w:r>
+        <w:rPr>
+          <w:rFonts w:asciiTheme="majorBidi" w:eastAsia="Times New Roman" w:hAnsiTheme="majorBidi"/>
+          <w:b/>
+          <w:bCs/>
+          <w:color w:val="EE0000"/>
+          <w:sz w:val="28"/>
+          <w:szCs w:val="28"/>
+        </w:rPr>
+        <w:t>Factory</w:t>
+      </w:r>
+    </w:p>
+    <w:p>
+      <w:pPr>
+        <w:spacing w:before="100" w:beforeAutospacing="1" w:after="100" w:afterAutospacing="1" w:line="240" w:lineRule="auto"/>
+        <w:rPr>
+          <w:rFonts w:eastAsia="Times New Roman" w:cs="Times New Roman"/>
+          <w:noProof w:val="0"/>
+          <w:kern w:val="0"/>
+          <w14:ligatures w14:val="none"/>
+        </w:rPr>
+      </w:pPr>
+      <w:r>
+        <w:rPr>
+          <w:rFonts w:eastAsia="Times New Roman" w:cs="Times New Roman"/>
+          <w:noProof w:val="0"/>
+          <w:kern w:val="0"/>
+          <w14:ligatures w14:val="none"/>
+        </w:rPr>
+        <w:t xml:space="preserve">The Factory is basically a </w:t>
+      </w:r>
+      <w:r>
+        <w:rPr>
+          <w:rFonts w:eastAsia="Times New Roman" w:cs="Times New Roman"/>
+          <w:b/>
+          <w:bCs/>
+          <w:noProof w:val="0"/>
+          <w:kern w:val="0"/>
+          <w14:ligatures w14:val="none"/>
+        </w:rPr>
+        <w:t>Pair factory/registry</w:t>
+      </w:r>
+      <w:r>
+        <w:rPr>
+          <w:rFonts w:eastAsia="Times New Roman" w:cs="Times New Roman"/>
+          <w:noProof w:val="0"/>
+          <w:kern w:val="0"/>
+          <w14:ligatures w14:val="none"/>
+        </w:rPr>
+        <w:t>.</w:t>
+      </w:r>
+      <w:r>
+        <w:rPr>
+          <w:rFonts w:eastAsia="Times New Roman" w:cs="Times New Roman"/>
+          <w:noProof w:val="0"/>
+          <w:kern w:val="0"/>
+          <w14:ligatures w14:val="none"/>
+        </w:rPr>
+        <w:t xml:space="preserve"> </w:t>
+      </w:r>
+      <w:r>
+        <w:rPr>
+          <w:rFonts w:eastAsia="Times New Roman" w:cs="Times New Roman"/>
+          <w:noProof w:val="0"/>
+          <w:kern w:val="0"/>
+          <w14:ligatures w14:val="none"/>
+        </w:rPr>
+        <w:t>Suppose people want these markets:</w:t>
+      </w:r>
+    </w:p>
+    <w:p>
+      <w:pPr>
+        <w:tabs>
+          <w:tab w:val="left" w:pos="916"/>
+          <w:tab w:val="left" w:pos="1832"/>
+          <w:tab w:val="left" w:pos="2748"/>
+          <w:tab w:val="left" w:pos="3664"/>
+          <w:tab w:val="left" w:pos="4580"/>
+          <w:tab w:val="left" w:pos="5496"/>
+          <w:tab w:val="left" w:pos="6412"/>
+          <w:tab w:val="left" w:pos="7328"/>
+          <w:tab w:val="left" w:pos="8244"/>
+          <w:tab w:val="left" w:pos="9160"/>
+          <w:tab w:val="left" w:pos="10076"/>
+          <w:tab w:val="left" w:pos="10992"/>
+          <w:tab w:val="left" w:pos="11908"/>
+          <w:tab w:val="left" w:pos="12824"/>
+          <w:tab w:val="left" w:pos="13740"/>
+          <w:tab w:val="left" w:pos="14656"/>
+        </w:tabs>
+        <w:spacing w:after="0" w:line="240" w:lineRule="auto"/>
+        <w:rPr>
+          <w:rFonts w:ascii="Courier New" w:eastAsia="Times New Roman" w:hAnsi="Courier New" w:cs="Courier New"/>
+          <w:noProof w:val="0"/>
+          <w:kern w:val="0"/>
+          <w:sz w:val="20"/>
+          <w:szCs w:val="20"/>
+          <w14:ligatures w14:val="none"/>
+        </w:rPr>
+      </w:pPr>
+      <w:r>
+        <w:rPr>
+          <w:rFonts w:ascii="Courier New" w:eastAsia="Times New Roman" w:hAnsi="Courier New" w:cs="Courier New"/>
+          <w:noProof w:val="0"/>
+          <w:kern w:val="0"/>
+          <w:sz w:val="20"/>
+          <w:szCs w:val="20"/>
+          <w14:ligatures w14:val="none"/>
+        </w:rPr>
+        <w:t>ETH / USDC</w:t>
+      </w:r>
+    </w:p>
+    <w:p>
+      <w:pPr>
+        <w:tabs>
+          <w:tab w:val="left" w:pos="916"/>
+          <w:tab w:val="left" w:pos="1832"/>
+          <w:tab w:val="left" w:pos="2748"/>
+          <w:tab w:val="left" w:pos="3664"/>
+          <w:tab w:val="left" w:pos="4580"/>
+          <w:tab w:val="left" w:pos="5496"/>
+          <w:tab w:val="left" w:pos="6412"/>
+          <w:tab w:val="left" w:pos="7328"/>
+          <w:tab w:val="left" w:pos="8244"/>
+          <w:tab w:val="left" w:pos="9160"/>
+          <w:tab w:val="left" w:pos="10076"/>
+          <w:tab w:val="left" w:pos="10992"/>
+          <w:tab w:val="left" w:pos="11908"/>
+          <w:tab w:val="left" w:pos="12824"/>
+          <w:tab w:val="left" w:pos="13740"/>
+          <w:tab w:val="left" w:pos="14656"/>
+        </w:tabs>
+        <w:spacing w:after="0" w:line="240" w:lineRule="auto"/>
+        <w:rPr>
+          <w:rFonts w:ascii="Courier New" w:eastAsia="Times New Roman" w:hAnsi="Courier New" w:cs="Courier New"/>
+          <w:noProof w:val="0"/>
+          <w:kern w:val="0"/>
+          <w:sz w:val="20"/>
+          <w:szCs w:val="20"/>
+          <w14:ligatures w14:val="none"/>
+        </w:rPr>
+      </w:pPr>
+      <w:r>
+        <w:rPr>
+          <w:rFonts w:ascii="Courier New" w:eastAsia="Times New Roman" w:hAnsi="Courier New" w:cs="Courier New"/>
+          <w:noProof w:val="0"/>
+          <w:kern w:val="0"/>
+          <w:sz w:val="20"/>
+          <w:szCs w:val="20"/>
+          <w14:ligatures w14:val="none"/>
+        </w:rPr>
+        <w:t>ETH / DAI</w:t>
+      </w:r>
+    </w:p>
+    <w:p>
+      <w:pPr>
+        <w:tabs>
+          <w:tab w:val="left" w:pos="916"/>
+          <w:tab w:val="left" w:pos="1832"/>
+          <w:tab w:val="left" w:pos="2748"/>
+          <w:tab w:val="left" w:pos="3664"/>
+          <w:tab w:val="left" w:pos="4580"/>
+          <w:tab w:val="left" w:pos="5496"/>
+          <w:tab w:val="left" w:pos="6412"/>
+          <w:tab w:val="left" w:pos="7328"/>
+          <w:tab w:val="left" w:pos="8244"/>
+          <w:tab w:val="left" w:pos="9160"/>
+          <w:tab w:val="left" w:pos="10076"/>
+          <w:tab w:val="left" w:pos="10992"/>
+          <w:tab w:val="left" w:pos="11908"/>
+          <w:tab w:val="left" w:pos="12824"/>
+          <w:tab w:val="left" w:pos="13740"/>
+          <w:tab w:val="left" w:pos="14656"/>
+        </w:tabs>
+        <w:spacing w:after="0" w:line="240" w:lineRule="auto"/>
+        <w:rPr>
+          <w:rFonts w:ascii="Courier New" w:eastAsia="Times New Roman" w:hAnsi="Courier New" w:cs="Courier New"/>
+          <w:noProof w:val="0"/>
+          <w:kern w:val="0"/>
+          <w:sz w:val="20"/>
+          <w:szCs w:val="20"/>
+          <w14:ligatures w14:val="none"/>
+        </w:rPr>
+      </w:pPr>
+      <w:r>
+        <w:rPr>
+          <w:rFonts w:ascii="Courier New" w:eastAsia="Times New Roman" w:hAnsi="Courier New" w:cs="Courier New"/>
+          <w:noProof w:val="0"/>
+          <w:kern w:val="0"/>
+          <w:sz w:val="20"/>
+          <w:szCs w:val="20"/>
+          <w14:ligatures w14:val="none"/>
+        </w:rPr>
+        <w:t>WBTC / ETH</w:t>
+      </w:r>
+    </w:p>
+    <w:p>
+      <w:pPr>
+        <w:tabs>
+          <w:tab w:val="left" w:pos="916"/>
+          <w:tab w:val="left" w:pos="1832"/>
+          <w:tab w:val="left" w:pos="2748"/>
+          <w:tab w:val="left" w:pos="3664"/>
+          <w:tab w:val="left" w:pos="4580"/>
+          <w:tab w:val="left" w:pos="5496"/>
+          <w:tab w:val="left" w:pos="6412"/>
+          <w:tab w:val="left" w:pos="7328"/>
+          <w:tab w:val="left" w:pos="8244"/>
+          <w:tab w:val="left" w:pos="9160"/>
+          <w:tab w:val="left" w:pos="10076"/>
+          <w:tab w:val="left" w:pos="10992"/>
+          <w:tab w:val="left" w:pos="11908"/>
+          <w:tab w:val="left" w:pos="12824"/>
+          <w:tab w:val="left" w:pos="13740"/>
+          <w:tab w:val="left" w:pos="14656"/>
+        </w:tabs>
+        <w:spacing w:after="0" w:line="240" w:lineRule="auto"/>
+        <w:rPr>
+          <w:rFonts w:ascii="Courier New" w:eastAsia="Times New Roman" w:hAnsi="Courier New" w:cs="Courier New"/>
+          <w:noProof w:val="0"/>
+          <w:kern w:val="0"/>
+          <w:sz w:val="20"/>
+          <w:szCs w:val="20"/>
+          <w14:ligatures w14:val="none"/>
+        </w:rPr>
+      </w:pPr>
+      <w:r>
+        <w:rPr>
+          <w:rFonts w:ascii="Courier New" w:eastAsia="Times New Roman" w:hAnsi="Courier New" w:cs="Courier New"/>
+          <w:noProof w:val="0"/>
+          <w:kern w:val="0"/>
+          <w:sz w:val="20"/>
+          <w:szCs w:val="20"/>
+          <w14:ligatures w14:val="none"/>
+        </w:rPr>
+        <w:t>UNI / USDC</w:t>
+      </w:r>
+    </w:p>
+    <w:p>
+      <w:pPr>
+        <w:spacing w:before="100" w:beforeAutospacing="1" w:after="100" w:afterAutospacing="1" w:line="240" w:lineRule="auto"/>
+        <w:rPr>
+          <w:rFonts w:eastAsia="Times New Roman" w:cs="Times New Roman"/>
+          <w:noProof w:val="0"/>
+          <w:kern w:val="0"/>
+          <w14:ligatures w14:val="none"/>
+        </w:rPr>
+      </w:pPr>
+      <w:r>
+        <w:rPr>
+          <w:rFonts w:eastAsia="Times New Roman" w:cs="Times New Roman"/>
+          <w:noProof w:val="0"/>
+          <w:kern w:val="0"/>
+          <w14:ligatures w14:val="none"/>
+        </w:rPr>
+        <w:t>Production Uniswap doesn't want developers manually deploying every Pair.</w:t>
+      </w:r>
+    </w:p>
+    <w:p>
+      <w:pPr>
+        <w:spacing w:before="100" w:beforeAutospacing="1" w:after="100" w:afterAutospacing="1" w:line="240" w:lineRule="auto"/>
+        <w:rPr>
+          <w:rFonts w:eastAsia="Times New Roman" w:cs="Times New Roman"/>
+          <w:noProof w:val="0"/>
+          <w:kern w:val="0"/>
+          <w14:ligatures w14:val="none"/>
+        </w:rPr>
+      </w:pPr>
+      <w:r>
+        <w:rPr>
+          <w:rFonts w:eastAsia="Times New Roman" w:cs="Times New Roman"/>
+          <w:noProof w:val="0"/>
+          <w:kern w:val="0"/>
+          <w14:ligatures w14:val="none"/>
+        </w:rPr>
+        <w:t>Instead:</w:t>
+      </w:r>
+    </w:p>
+    <w:p>
+      <w:pPr>
+        <w:spacing w:before="100" w:beforeAutospacing="1" w:after="100" w:afterAutospacing="1" w:line="240" w:lineRule="auto"/>
+        <w:rPr>
+          <w:rFonts w:eastAsia="Times New Roman" w:cs="Times New Roman"/>
+          <w:noProof w:val="0"/>
+          <w:kern w:val="0"/>
+          <w14:ligatures w14:val="none"/>
+        </w:rPr>
+      </w:pPr>
+    </w:p>
+    <w:p>
+      <w:pPr>
+        <w:spacing w:before="100" w:beforeAutospacing="1" w:after="100" w:afterAutospacing="1" w:line="240" w:lineRule="auto"/>
+        <w:rPr>
+          <w:rFonts w:eastAsia="Times New Roman" w:cs="Times New Roman"/>
+          <w:noProof w:val="0"/>
+          <w:kern w:val="0"/>
+          <w14:ligatures w14:val="none"/>
+        </w:rPr>
+      </w:pPr>
+    </w:p>
+    <w:p>
+      <w:pPr>
+        <w:pStyle w:val="codesnippet3"/>
+      </w:pPr>
+      <w:r>
+        <w:lastRenderedPageBreak/>
+        <w:t xml:space="preserve">              Factory</w:t>
+      </w:r>
+    </w:p>
+    <w:p>
+      <w:pPr>
+        <w:pStyle w:val="codesnippet3"/>
+      </w:pPr>
+      <w:r>
+        <w:t xml:space="preserve">          /      |       \</w:t>
+      </w:r>
+    </w:p>
+    <w:p>
+      <w:pPr>
+        <w:pStyle w:val="codesnippet3"/>
+      </w:pPr>
+      <w:r>
+        <w:t xml:space="preserve">         /       |        \</w:t>
+      </w:r>
+    </w:p>
+    <w:p>
+      <w:pPr>
+        <w:pStyle w:val="codesnippet3"/>
+      </w:pPr>
+      <w:r>
+        <w:t xml:space="preserve">    ETH/USDC  ETH/DAI   WBTC/ETH</w:t>
+      </w:r>
+    </w:p>
+    <w:p>
+      <w:pPr>
+        <w:pStyle w:val="codesnippet3"/>
+      </w:pPr>
+      <w:r>
+        <w:t xml:space="preserve">      Pair      Pair       Pair</w:t>
+      </w:r>
+    </w:p>
+    <w:p>
+      <w:pPr>
+        <w:spacing w:before="100" w:beforeAutospacing="1" w:after="100" w:afterAutospacing="1" w:line="240" w:lineRule="auto"/>
+        <w:rPr>
+          <w:rFonts w:eastAsia="Times New Roman" w:cs="Times New Roman"/>
+          <w:noProof w:val="0"/>
+          <w:kern w:val="0"/>
+          <w14:ligatures w14:val="none"/>
+        </w:rPr>
+      </w:pPr>
+      <w:r>
+        <w:rPr>
+          <w:rFonts w:eastAsia="Times New Roman" w:cs="Times New Roman"/>
+          <w:noProof w:val="0"/>
+          <w:kern w:val="0"/>
+          <w14:ligatures w14:val="none"/>
+        </w:rPr>
+        <w:t>The Factory ensures there is one Pair contract for each unique token pair and keeps track of them.</w:t>
+      </w:r>
+      <w:r>
+        <w:rPr>
+          <w:rFonts w:eastAsia="Times New Roman" w:cs="Times New Roman"/>
+          <w:b/>
+          <w:bCs/>
+          <w:noProof w:val="0"/>
+          <w:kern w:val="0"/>
+          <w14:ligatures w14:val="none"/>
+        </w:rPr>
+        <w:t xml:space="preserve"> For your educational project, that's unnecessary complexity if you're only building one pool.</w:t>
+      </w:r>
+      <w:r>
+        <w:rPr>
+          <w:rFonts w:eastAsia="Times New Roman" w:cs="Times New Roman"/>
+          <w:noProof w:val="0"/>
+          <w:kern w:val="0"/>
+          <w14:ligatures w14:val="none"/>
+        </w:rPr>
+        <w:t xml:space="preserve"> </w:t>
+      </w:r>
+      <w:r>
+        <w:rPr>
+          <w:rFonts w:eastAsia="Times New Roman" w:cs="Times New Roman"/>
+          <w:noProof w:val="0"/>
+          <w:kern w:val="0"/>
+          <w14:ligatures w14:val="none"/>
+        </w:rPr>
+        <w:t>So don't obsess over Factory.</w:t>
+      </w:r>
+      <w:r>
+        <w:rPr>
+          <w:rFonts w:eastAsia="Times New Roman" w:cs="Times New Roman"/>
+          <w:noProof w:val="0"/>
+          <w:kern w:val="0"/>
+          <w14:ligatures w14:val="none"/>
+        </w:rPr>
+        <w:t xml:space="preserve"> </w:t>
+      </w:r>
+      <w:r>
+        <w:rPr>
+          <w:rFonts w:eastAsia="Times New Roman" w:cs="Times New Roman"/>
+          <w:noProof w:val="0"/>
+          <w:kern w:val="0"/>
+          <w14:ligatures w14:val="none"/>
+        </w:rPr>
+        <w:t>The takeaway is simply:</w:t>
+      </w:r>
+    </w:p>
+    <w:p>
+      <w:pPr>
+        <w:spacing w:before="100" w:beforeAutospacing="1" w:after="100" w:afterAutospacing="1" w:line="240" w:lineRule="auto"/>
+        <w:rPr>
+          <w:rFonts w:eastAsia="Times New Roman" w:cs="Times New Roman"/>
+          <w:noProof w:val="0"/>
+          <w:kern w:val="0"/>
+          <w14:ligatures w14:val="none"/>
+        </w:rPr>
+      </w:pPr>
+      <w:r>
+        <w:rPr>
+          <w:rFonts w:eastAsia="Times New Roman" w:cs="Times New Roman"/>
+          <w:b/>
+          <w:bCs/>
+          <w:noProof w:val="0"/>
+          <w:kern w:val="0"/>
+          <w14:ligatures w14:val="none"/>
+        </w:rPr>
+        <w:t>Factory creates and tracks Pair contracts.</w:t>
+      </w:r>
+    </w:p>
+    <w:p>
+      <w:pPr>
+        <w:spacing w:before="100" w:beforeAutospacing="1" w:after="100" w:afterAutospacing="1" w:line="240" w:lineRule="auto"/>
+        <w:rPr>
+          <w:rFonts w:eastAsia="Times New Roman" w:cs="Times New Roman"/>
+          <w:noProof w:val="0"/>
+          <w:kern w:val="0"/>
+          <w14:ligatures w14:val="none"/>
+        </w:rPr>
+      </w:pPr>
+      <w:r>
+        <w:rPr>
+          <w:rFonts w:eastAsia="Times New Roman" w:cs="Times New Roman"/>
+          <w:noProof w:val="0"/>
+          <w:kern w:val="0"/>
+          <w14:ligatures w14:val="none"/>
+        </w:rPr>
+        <w:t>Done.</w:t>
+      </w:r>
+    </w:p>
+    <w:p>
+      <w:pPr>
+        <w:pStyle w:val="Heading3"/>
+        <w:rPr>
+          <w:b/>
+          <w:bCs/>
+          <w:color w:val="EE0000"/>
+          <w:sz w:val="32"/>
+          <w:szCs w:val="32"/>
+        </w:rPr>
+      </w:pPr>
+      <w:bookmarkStart w:id="38" w:name="_Toc237117051"/>
+      <w:r>
+        <w:rPr>
+          <w:b/>
+          <w:bCs/>
+          <w:color w:val="EE0000"/>
+          <w:sz w:val="32"/>
+          <w:szCs w:val="32"/>
+        </w:rPr>
+        <w:t>Router</w:t>
+      </w:r>
+      <w:bookmarkEnd w:id="38"/>
+      <w:r>
+        <w:rPr>
+          <w:b/>
+          <w:bCs/>
+          <w:color w:val="EE0000"/>
+          <w:sz w:val="32"/>
+          <w:szCs w:val="32"/>
+        </w:rPr>
+        <w:t xml:space="preserve"> </w:t>
+      </w:r>
+    </w:p>
+    <w:p>
+      <w:r>
+        <w:t>The Pair intentionally has a low-level and not particularly friendly interface.</w:t>
+      </w:r>
+      <w:r>
+        <w:t xml:space="preserve"> </w:t>
+      </w:r>
+      <w:r>
+        <w:t>Imagine telling a regular user:</w:t>
+      </w:r>
+    </w:p>
+    <w:p>
+      <w:pPr>
+        <w:pStyle w:val="codesnippet3"/>
+      </w:pPr>
+      <w:r>
+        <w:t>1. Look up reserve0.</w:t>
+      </w:r>
+    </w:p>
+    <w:p>
+      <w:pPr>
+        <w:pStyle w:val="codesnippet3"/>
+      </w:pPr>
+      <w:r>
+        <w:t>2. Look up reserve1.</w:t>
+      </w:r>
+    </w:p>
+    <w:p>
+      <w:pPr>
+        <w:pStyle w:val="codesnippet3"/>
+      </w:pPr>
+      <w:r>
+        <w:t>3. Calculate 0.997 × amountIn.</w:t>
+      </w:r>
+    </w:p>
+    <w:p>
+      <w:pPr>
+        <w:pStyle w:val="codesnippet3"/>
+      </w:pPr>
+      <w:r>
+        <w:t>4. Calculate amountOut.</w:t>
+      </w:r>
+    </w:p>
+    <w:p>
+      <w:pPr>
+        <w:pStyle w:val="codesnippet3"/>
+      </w:pPr>
+      <w:r>
+        <w:t>5. Transfer input directly to Pair.</w:t>
+      </w:r>
+    </w:p>
+    <w:p>
+      <w:pPr>
+        <w:pStyle w:val="codesnippet3"/>
+      </w:pPr>
+      <w:r>
+        <w:t>6. Determine whether output is amount0Out or amount1Out.</w:t>
+      </w:r>
+    </w:p>
+    <w:p>
+      <w:pPr>
+        <w:pStyle w:val="codesnippet3"/>
+      </w:pPr>
+      <w:r>
+        <w:t>7. Call pair.swap().</w:t>
+      </w:r>
+    </w:p>
+    <w:p>
+      <w:pPr>
+        <w:pStyle w:val="codesnippet3"/>
+      </w:pPr>
+      <w:r>
+        <w:t>8. Make sure your minimum acceptable output isn't violated.</w:t>
+      </w:r>
+    </w:p>
+    <w:p>
+      <w:r>
+        <w:t>Terrible UX.</w:t>
+      </w:r>
+    </w:p>
+    <w:p>
+      <w:r>
+        <w:t xml:space="preserve">So production Uniswap has a </w:t>
+      </w:r>
+      <w:r>
+        <w:rPr>
+          <w:b/>
+          <w:bCs/>
+        </w:rPr>
+        <w:t>Router</w:t>
+      </w:r>
+      <w:r>
+        <w:t>.</w:t>
+      </w:r>
+      <w:r>
+        <w:t xml:space="preserve"> </w:t>
+      </w:r>
+      <w:r>
+        <w:t xml:space="preserve">The Router does user-friendly coordination around the core contracts. </w:t>
+      </w:r>
+    </w:p>
+    <w:p>
+      <w:r>
+        <w:t>Conceptually:</w:t>
+      </w:r>
+    </w:p>
+    <w:p>
+      <w:pPr>
+        <w:pStyle w:val="codesnippet3"/>
+      </w:pPr>
+      <w:r>
+        <w:t>USER</w:t>
+      </w:r>
+    </w:p>
+    <w:p>
+      <w:pPr>
+        <w:pStyle w:val="codesnippet3"/>
+      </w:pPr>
+      <w:r>
+        <w:t xml:space="preserve"> │</w:t>
+      </w:r>
+    </w:p>
+    <w:p>
+      <w:pPr>
+        <w:pStyle w:val="codesnippet3"/>
+      </w:pPr>
+      <w:r>
+        <w:t xml:space="preserve"> │ "Swap 10 A for B"</w:t>
+      </w:r>
+    </w:p>
+    <w:p>
+      <w:pPr>
+        <w:pStyle w:val="codesnippet3"/>
+      </w:pPr>
+      <w:r>
+        <w:t xml:space="preserve"> ▼</w:t>
+      </w:r>
+    </w:p>
+    <w:p>
+      <w:pPr>
+        <w:pStyle w:val="codesnippet3"/>
+      </w:pPr>
+      <w:r>
+        <w:t>ROUTER</w:t>
+      </w:r>
+    </w:p>
+    <w:p>
+      <w:pPr>
+        <w:pStyle w:val="codesnippet3"/>
+      </w:pPr>
+      <w:r>
+        <w:t xml:space="preserve"> │</w:t>
+      </w:r>
+    </w:p>
+    <w:p>
+      <w:pPr>
+        <w:pStyle w:val="codesnippet3"/>
+      </w:pPr>
+      <w:r>
+        <w:t xml:space="preserve"> ├─ figure out amountOut</w:t>
+      </w:r>
+    </w:p>
+    <w:p>
+      <w:pPr>
+        <w:pStyle w:val="codesnippet3"/>
+      </w:pPr>
+      <w:r>
+        <w:t xml:space="preserve"> ├─ transfer tokens</w:t>
+      </w:r>
+    </w:p>
+    <w:p>
+      <w:pPr>
+        <w:pStyle w:val="codesnippet3"/>
+      </w:pPr>
+      <w:r>
+        <w:t xml:space="preserve"> ├─ perform safety checks</w:t>
+      </w:r>
+    </w:p>
+    <w:p>
+      <w:pPr>
+        <w:pStyle w:val="codesnippet3"/>
+      </w:pPr>
+      <w:r>
+        <w:t xml:space="preserve"> └─ call Pair</w:t>
+      </w:r>
+    </w:p>
+    <w:p>
+      <w:pPr>
+        <w:pStyle w:val="codesnippet3"/>
+      </w:pPr>
+      <w:r>
+        <w:t xml:space="preserve">       │</w:t>
+      </w:r>
+    </w:p>
+    <w:p>
+      <w:pPr>
+        <w:pStyle w:val="codesnippet3"/>
+      </w:pPr>
+      <w:r>
+        <w:t xml:space="preserve">       ▼</w:t>
+      </w:r>
+    </w:p>
+    <w:p>
+      <w:pPr>
+        <w:pStyle w:val="codesnippet3"/>
+      </w:pPr>
+      <w:r>
+        <w:lastRenderedPageBreak/>
+        <w:t>PAIR</w:t>
+      </w:r>
+    </w:p>
+    <w:p>
+      <w:pPr>
+        <w:pStyle w:val="codesnippet3"/>
+      </w:pPr>
+      <w:r>
+        <w:t xml:space="preserve"> ├─ hold reserves</w:t>
+      </w:r>
+    </w:p>
+    <w:p>
+      <w:pPr>
+        <w:pStyle w:val="codesnippet3"/>
+      </w:pPr>
+      <w:r>
+        <w:t xml:space="preserve"> ├─ verify payment</w:t>
+      </w:r>
+    </w:p>
+    <w:p>
+      <w:pPr>
+        <w:pStyle w:val="codesnippet3"/>
+      </w:pPr>
+      <w:r>
+        <w:t xml:space="preserve"> ├─ verify invariant</w:t>
+      </w:r>
+    </w:p>
+    <w:p>
+      <w:pPr>
+        <w:pStyle w:val="codesnippet3"/>
+      </w:pPr>
+      <w:r>
+        <w:t xml:space="preserve"> └─ update accounting</w:t>
+      </w:r>
+    </w:p>
+    <w:p>
+      <w:pPr>
+        <w:rPr>
+          <w:b/>
+          <w:bCs/>
+        </w:rPr>
+      </w:pPr>
+      <w:r>
+        <w:rPr>
+          <w:b/>
+          <w:bCs/>
+        </w:rPr>
+        <w:t>Why separate Router and Pair?</w:t>
+      </w:r>
+    </w:p>
+    <w:p>
+      <w:r>
+        <w:t>This is probably the architectural lesson your assignment is leading toward.</w:t>
+      </w:r>
+      <w:r>
+        <w:t xml:space="preserve"> </w:t>
+      </w:r>
+      <w:r>
+        <w:t>The Pair is responsible for:</w:t>
+      </w:r>
+    </w:p>
+    <w:p>
+      <w:r>
+        <w:t>"Is this operation mathematically and financially valid?"</w:t>
+      </w:r>
+    </w:p>
+    <w:p>
+      <w:r>
+        <w:t>The Router is responsible for things more like:</w:t>
+      </w:r>
+    </w:p>
+    <w:p>
+      <w:r>
+        <w:t>"How do we make this easy and safe for a user to request?"</w:t>
+      </w:r>
+    </w:p>
+    <w:p>
+      <w:r>
+        <w:t>So:</w:t>
+      </w:r>
+    </w:p>
+    <w:tbl>
+      <w:tblPr>
+        <w:tblStyle w:val="GridTable1Light"/>
+        <w:tblW w:w="0" w:type="auto"/>
+        <w:jc w:val="center"/>
+        <w:tblLook w:val="04A0" w:firstRow="1" w:lastRow="0" w:firstColumn="1" w:lastColumn="0" w:noHBand="0" w:noVBand="1"/>
+      </w:tblPr>
+      <w:tblGrid>
+        <w:gridCol w:w="3405"/>
+        <w:gridCol w:w="3283"/>
+      </w:tblGrid>
+      <w:tr>
+        <w:trPr>
+          <w:cnfStyle w:val="100000000000" w:firstRow="1" w:lastRow="0" w:firstColumn="0" w:lastColumn="0" w:oddVBand="0" w:evenVBand="0" w:oddHBand="0" w:evenHBand="0" w:firstRowFirstColumn="0" w:firstRowLastColumn="0" w:lastRowFirstColumn="0" w:lastRowLastColumn="0"/>
+          <w:jc w:val="center"/>
+        </w:trPr>
+        <w:tc>
+          <w:tcPr>
+            <w:cnfStyle w:val="001000000000" w:firstRow="0" w:lastRow="0" w:firstColumn="1" w:lastColumn="0" w:oddVBand="0" w:evenVBand="0" w:oddHBand="0" w:evenHBand="0" w:firstRowFirstColumn="0" w:firstRowLastColumn="0" w:lastRowFirstColumn="0" w:lastRowLastColumn="0"/>
+            <w:tcW w:w="0" w:type="auto"/>
+            <w:hideMark/>
+          </w:tcPr>
+          <w:p>
+            <w:pPr>
+              <w:spacing w:after="160" w:line="278" w:lineRule="auto"/>
+            </w:pPr>
+            <w:r>
+              <w:t>Core / Pair</w:t>
+            </w:r>
+          </w:p>
+        </w:tc>
+        <w:tc>
+          <w:tcPr>
+            <w:tcW w:w="0" w:type="auto"/>
+            <w:hideMark/>
+          </w:tcPr>
+          <w:p>
+            <w:pPr>
+              <w:spacing w:after="160" w:line="278" w:lineRule="auto"/>
+              <w:cnfStyle w:val="100000000000" w:firstRow="1" w:lastRow="0" w:firstColumn="0" w:lastColumn="0" w:oddVBand="0" w:evenVBand="0" w:oddHBand="0" w:evenHBand="0" w:firstRowFirstColumn="0" w:firstRowLastColumn="0" w:lastRowFirstColumn="0" w:lastRowLastColumn="0"/>
+            </w:pPr>
+            <w:r>
+              <w:t>Router / interaction logic</w:t>
+            </w:r>
+          </w:p>
+        </w:tc>
+      </w:tr>
+      <w:tr>
+        <w:trPr>
+          <w:jc w:val="center"/>
+        </w:trPr>
+        <w:tc>
+          <w:tcPr>
+            <w:cnfStyle w:val="001000000000" w:firstRow="0" w:lastRow="0" w:firstColumn="1" w:lastColumn="0" w:oddVBand="0" w:evenVBand="0" w:oddHBand="0" w:evenHBand="0" w:firstRowFirstColumn="0" w:firstRowLastColumn="0" w:lastRowFirstColumn="0" w:lastRowLastColumn="0"/>
+            <w:tcW w:w="0" w:type="auto"/>
+            <w:hideMark/>
+          </w:tcPr>
+          <w:p>
+            <w:pPr>
+              <w:spacing w:after="160" w:line="278" w:lineRule="auto"/>
+              <w:rPr>
+                <w:color w:val="EE0000"/>
+              </w:rPr>
+            </w:pPr>
+            <w:r>
+              <w:rPr>
+                <w:color w:val="EE0000"/>
+              </w:rPr>
+              <w:t>Holds funds</w:t>
+            </w:r>
+          </w:p>
+        </w:tc>
+        <w:tc>
+          <w:tcPr>
+            <w:tcW w:w="0" w:type="auto"/>
+            <w:hideMark/>
+          </w:tcPr>
+          <w:p>
+            <w:pPr>
+              <w:spacing w:after="160" w:line="278" w:lineRule="auto"/>
+              <w:cnfStyle w:val="000000000000" w:firstRow="0" w:lastRow="0" w:firstColumn="0" w:lastColumn="0" w:oddVBand="0" w:evenVBand="0" w:oddHBand="0" w:evenHBand="0" w:firstRowFirstColumn="0" w:firstRowLastColumn="0" w:lastRowFirstColumn="0" w:lastRowLastColumn="0"/>
+              <w:rPr>
+                <w:b/>
+                <w:bCs/>
+                <w:color w:val="EE0000"/>
+              </w:rPr>
+            </w:pPr>
+            <w:r>
+              <w:rPr>
+                <w:b/>
+                <w:bCs/>
+                <w:color w:val="EE0000"/>
+              </w:rPr>
+              <w:t>Coordinates user operations</w:t>
+            </w:r>
+          </w:p>
+        </w:tc>
+      </w:tr>
+      <w:tr>
+        <w:trPr>
+          <w:jc w:val="center"/>
+        </w:trPr>
+        <w:tc>
+          <w:tcPr>
+            <w:cnfStyle w:val="001000000000" w:firstRow="0" w:lastRow="0" w:firstColumn="1" w:lastColumn="0" w:oddVBand="0" w:evenVBand="0" w:oddHBand="0" w:evenHBand="0" w:firstRowFirstColumn="0" w:firstRowLastColumn="0" w:lastRowFirstColumn="0" w:lastRowLastColumn="0"/>
+            <w:tcW w:w="0" w:type="auto"/>
+            <w:hideMark/>
+          </w:tcPr>
+          <w:p>
+            <w:pPr>
+              <w:spacing w:after="160" w:line="278" w:lineRule="auto"/>
+              <w:rPr>
+                <w:color w:val="EE0000"/>
+              </w:rPr>
+            </w:pPr>
+            <w:r>
+              <w:rPr>
+                <w:color w:val="EE0000"/>
+              </w:rPr>
+              <w:t>Stores reserves</w:t>
+            </w:r>
+          </w:p>
+        </w:tc>
+        <w:tc>
+          <w:tcPr>
+            <w:tcW w:w="0" w:type="auto"/>
+            <w:hideMark/>
+          </w:tcPr>
+          <w:p>
+            <w:pPr>
+              <w:spacing w:after="160" w:line="278" w:lineRule="auto"/>
+              <w:cnfStyle w:val="000000000000" w:firstRow="0" w:lastRow="0" w:firstColumn="0" w:lastColumn="0" w:oddVBand="0" w:evenVBand="0" w:oddHBand="0" w:evenHBand="0" w:firstRowFirstColumn="0" w:firstRowLastColumn="0" w:lastRowFirstColumn="0" w:lastRowLastColumn="0"/>
+              <w:rPr>
+                <w:b/>
+                <w:bCs/>
+                <w:color w:val="EE0000"/>
+              </w:rPr>
+            </w:pPr>
+            <w:r>
+              <w:rPr>
+                <w:b/>
+                <w:bCs/>
+                <w:color w:val="EE0000"/>
+              </w:rPr>
+              <w:t>Calculates expected amounts</w:t>
+            </w:r>
+          </w:p>
+        </w:tc>
+      </w:tr>
+      <w:tr>
+        <w:trPr>
+          <w:jc w:val="center"/>
+        </w:trPr>
+        <w:tc>
+          <w:tcPr>
+            <w:cnfStyle w:val="001000000000" w:firstRow="0" w:lastRow="0" w:firstColumn="1" w:lastColumn="0" w:oddVBand="0" w:evenVBand="0" w:oddHBand="0" w:evenHBand="0" w:firstRowFirstColumn="0" w:firstRowLastColumn="0" w:lastRowFirstColumn="0" w:lastRowLastColumn="0"/>
+            <w:tcW w:w="0" w:type="auto"/>
+            <w:hideMark/>
+          </w:tcPr>
+          <w:p>
+            <w:pPr>
+              <w:spacing w:after="160" w:line="278" w:lineRule="auto"/>
+              <w:rPr>
+                <w:color w:val="EE0000"/>
+              </w:rPr>
+            </w:pPr>
+            <w:r>
+              <w:rPr>
+                <w:color w:val="EE0000"/>
+              </w:rPr>
+              <w:t>Tracks LP ownership</w:t>
+            </w:r>
+          </w:p>
+        </w:tc>
+        <w:tc>
+          <w:tcPr>
+            <w:tcW w:w="0" w:type="auto"/>
+            <w:hideMark/>
+          </w:tcPr>
+          <w:p>
+            <w:pPr>
+              <w:spacing w:after="160" w:line="278" w:lineRule="auto"/>
+              <w:cnfStyle w:val="000000000000" w:firstRow="0" w:lastRow="0" w:firstColumn="0" w:lastColumn="0" w:oddVBand="0" w:evenVBand="0" w:oddHBand="0" w:evenHBand="0" w:firstRowFirstColumn="0" w:firstRowLastColumn="0" w:lastRowFirstColumn="0" w:lastRowLastColumn="0"/>
+              <w:rPr>
+                <w:b/>
+                <w:bCs/>
+                <w:color w:val="EE0000"/>
+              </w:rPr>
+            </w:pPr>
+            <w:r>
+              <w:rPr>
+                <w:b/>
+                <w:bCs/>
+                <w:color w:val="EE0000"/>
+              </w:rPr>
+              <w:t>Handles approvals/transfers</w:t>
+            </w:r>
+          </w:p>
+        </w:tc>
+      </w:tr>
+      <w:tr>
+        <w:trPr>
+          <w:jc w:val="center"/>
+        </w:trPr>
+        <w:tc>
+          <w:tcPr>
+            <w:cnfStyle w:val="001000000000" w:firstRow="0" w:lastRow="0" w:firstColumn="1" w:lastColumn="0" w:oddVBand="0" w:evenVBand="0" w:oddHBand="0" w:evenHBand="0" w:firstRowFirstColumn="0" w:firstRowLastColumn="0" w:lastRowFirstColumn="0" w:lastRowLastColumn="0"/>
+            <w:tcW w:w="0" w:type="auto"/>
+            <w:hideMark/>
+          </w:tcPr>
+          <w:p>
+            <w:pPr>
+              <w:spacing w:after="160" w:line="278" w:lineRule="auto"/>
+              <w:rPr>
+                <w:color w:val="EE0000"/>
+              </w:rPr>
+            </w:pPr>
+            <w:r>
+              <w:rPr>
+                <w:color w:val="EE0000"/>
+              </w:rPr>
+              <w:t>Enforces invariant</w:t>
+            </w:r>
+          </w:p>
+        </w:tc>
+        <w:tc>
+          <w:tcPr>
+            <w:tcW w:w="0" w:type="auto"/>
+            <w:hideMark/>
+          </w:tcPr>
+          <w:p>
+            <w:pPr>
+              <w:spacing w:after="160" w:line="278" w:lineRule="auto"/>
+              <w:cnfStyle w:val="000000000000" w:firstRow="0" w:lastRow="0" w:firstColumn="0" w:lastColumn="0" w:oddVBand="0" w:evenVBand="0" w:oddHBand="0" w:evenHBand="0" w:firstRowFirstColumn="0" w:firstRowLastColumn="0" w:lastRowFirstColumn="0" w:lastRowLastColumn="0"/>
+              <w:rPr>
+                <w:b/>
+                <w:bCs/>
+                <w:color w:val="EE0000"/>
+              </w:rPr>
+            </w:pPr>
+            <w:r>
+              <w:rPr>
+                <w:b/>
+                <w:bCs/>
+                <w:color w:val="EE0000"/>
+              </w:rPr>
+              <w:t>Handles convenient interfaces</w:t>
+            </w:r>
+          </w:p>
+        </w:tc>
+      </w:tr>
+      <w:tr>
+        <w:trPr>
+          <w:jc w:val="center"/>
+        </w:trPr>
+        <w:tc>
+          <w:tcPr>
+            <w:cnfStyle w:val="001000000000" w:firstRow="0" w:lastRow="0" w:firstColumn="1" w:lastColumn="0" w:oddVBand="0" w:evenVBand="0" w:oddHBand="0" w:evenHBand="0" w:firstRowFirstColumn="0" w:firstRowLastColumn="0" w:lastRowFirstColumn="0" w:lastRowLastColumn="0"/>
+            <w:tcW w:w="0" w:type="auto"/>
+            <w:hideMark/>
+          </w:tcPr>
+          <w:p>
+            <w:pPr>
+              <w:spacing w:after="160" w:line="278" w:lineRule="auto"/>
+              <w:rPr>
+                <w:color w:val="EE0000"/>
+              </w:rPr>
+            </w:pPr>
+            <w:r>
+              <w:rPr>
+                <w:color w:val="EE0000"/>
+              </w:rPr>
+              <w:t>Must be extremely trustworthy</w:t>
+            </w:r>
+          </w:p>
+        </w:tc>
+        <w:tc>
+          <w:tcPr>
+            <w:tcW w:w="0" w:type="auto"/>
+            <w:hideMark/>
+          </w:tcPr>
+          <w:p>
+            <w:pPr>
+              <w:spacing w:after="160" w:line="278" w:lineRule="auto"/>
+              <w:cnfStyle w:val="000000000000" w:firstRow="0" w:lastRow="0" w:firstColumn="0" w:lastColumn="0" w:oddVBand="0" w:evenVBand="0" w:oddHBand="0" w:evenHBand="0" w:firstRowFirstColumn="0" w:firstRowLastColumn="0" w:lastRowFirstColumn="0" w:lastRowLastColumn="0"/>
+              <w:rPr>
+                <w:b/>
+                <w:bCs/>
+                <w:color w:val="EE0000"/>
+              </w:rPr>
+            </w:pPr>
+            <w:r>
+              <w:rPr>
+                <w:b/>
+                <w:bCs/>
+                <w:color w:val="EE0000"/>
+              </w:rPr>
+              <w:t>Can be more feature-rich</w:t>
+            </w:r>
+          </w:p>
+        </w:tc>
+      </w:tr>
+      <w:tr>
+        <w:trPr>
+          <w:jc w:val="center"/>
+        </w:trPr>
+        <w:tc>
+          <w:tcPr>
+            <w:cnfStyle w:val="001000000000" w:firstRow="0" w:lastRow="0" w:firstColumn="1" w:lastColumn="0" w:oddVBand="0" w:evenVBand="0" w:oddHBand="0" w:evenHBand="0" w:firstRowFirstColumn="0" w:firstRowLastColumn="0" w:lastRowFirstColumn="0" w:lastRowLastColumn="0"/>
+            <w:tcW w:w="0" w:type="auto"/>
+            <w:hideMark/>
+          </w:tcPr>
+          <w:p>
+            <w:pPr>
+              <w:spacing w:after="160" w:line="278" w:lineRule="auto"/>
+              <w:rPr>
+                <w:color w:val="EE0000"/>
+              </w:rPr>
+            </w:pPr>
+            <w:r>
+              <w:rPr>
+                <w:color w:val="EE0000"/>
+              </w:rPr>
+              <w:t>Minimal</w:t>
+            </w:r>
+          </w:p>
+        </w:tc>
+        <w:tc>
+          <w:tcPr>
+            <w:tcW w:w="0" w:type="auto"/>
+            <w:hideMark/>
+          </w:tcPr>
+          <w:p>
+            <w:pPr>
+              <w:spacing w:after="160" w:line="278" w:lineRule="auto"/>
+              <w:cnfStyle w:val="000000000000" w:firstRow="0" w:lastRow="0" w:firstColumn="0" w:lastColumn="0" w:oddVBand="0" w:evenVBand="0" w:oddHBand="0" w:evenHBand="0" w:firstRowFirstColumn="0" w:firstRowLastColumn="0" w:lastRowFirstColumn="0" w:lastRowLastColumn="0"/>
+              <w:rPr>
+                <w:b/>
+                <w:bCs/>
+                <w:color w:val="EE0000"/>
+              </w:rPr>
+            </w:pPr>
+            <w:r>
+              <w:rPr>
+                <w:b/>
+                <w:bCs/>
+                <w:color w:val="EE0000"/>
+              </w:rPr>
+              <w:t>User-friendly</w:t>
+            </w:r>
+          </w:p>
+        </w:tc>
+      </w:tr>
+    </w:tbl>
+    <w:p>
+      <w:r>
+        <w:t xml:space="preserve">This is called </w:t>
+      </w:r>
+      <w:r>
+        <w:rPr>
+          <w:b/>
+          <w:bCs/>
+        </w:rPr>
+        <w:t>separation of concerns</w:t>
+      </w:r>
+      <w:r>
+        <w:t>.</w:t>
+      </w:r>
+    </w:p>
+    <w:p>
+      <w:pPr>
+        <w:pStyle w:val="Heading2"/>
+      </w:pPr>
+      <w:bookmarkStart w:id="39" w:name="_Toc237117052"/>
+      <w:r>
+        <w:t>Minimum liquidity</w:t>
+      </w:r>
+      <w:bookmarkEnd w:id="39"/>
+    </w:p>
+    <w:p>
+      <w:r>
+        <w:t>This is a small detail but easy to misunderstand.</w:t>
+      </w:r>
+      <w:r>
+        <w:t xml:space="preserve"> </w:t>
+      </w:r>
+      <w:r>
+        <w:t xml:space="preserve">When the </w:t>
+      </w:r>
+      <w:r>
+        <w:rPr>
+          <w:b/>
+          <w:bCs/>
+        </w:rPr>
+        <w:t>very first LP</w:t>
+      </w:r>
+      <w:r>
+        <w:t xml:space="preserve"> creates a Uniswap v2 pool, LP shares have to be created.</w:t>
+      </w:r>
+      <w:r>
+        <w:t xml:space="preserve"> </w:t>
+      </w:r>
+      <w:r>
+        <w:t>The initial LP-token quantity is based on the geometric mean:</w:t>
+      </w:r>
+      <w:r>
+        <w:t xml:space="preserve"> </w:t>
+      </w:r>
+    </w:p>
+    <w:p>
+      <w:pPr>
+        <w:jc w:val="center"/>
+      </w:pPr>
+      <m:oMathPara>
+        <m:oMath>
+          <m:rad>
+            <m:radPr>
+              <m:degHide m:val="1"/>
+              <m:ctrlPr>
+                <w:rPr>
+                  <w:rFonts w:ascii="Cambria Math" w:hAnsi="Cambria Math"/>
+                  <w:i/>
+                </w:rPr>
+              </m:ctrlPr>
+            </m:radPr>
+            <m:deg/>
+            <m:e>
+              <m:r>
+                <w:rPr>
+                  <w:rFonts w:ascii="Cambria Math" w:hAnsi="Cambria Math"/>
+                </w:rPr>
+                <m:t>x×y</m:t>
+              </m:r>
+            </m:e>
+          </m:rad>
+        </m:oMath>
+      </m:oMathPara>
+    </w:p>
+    <w:p>
+      <w:r>
+        <w:t>where x and y are the two deposited amounts. However, Uniswap doesn't give every single initial LP unit to that provider.</w:t>
+      </w:r>
+      <w:r>
+        <w:t xml:space="preserve"> </w:t>
+      </w:r>
+      <w:r>
+        <w:t>It permanently locks/burns a tiny amount called:</w:t>
+      </w:r>
+      <w:r>
+        <w:t xml:space="preserve"> </w:t>
+      </w:r>
+      <w:r>
+        <w:t>MINIMUM_LIQUIDITY</w:t>
+      </w:r>
+      <w:r>
+        <w:t xml:space="preserve"> </w:t>
+      </w:r>
+    </w:p>
+    <w:p>
+      <w:r>
+        <w:t>In the actual v2 code:</w:t>
+      </w:r>
+      <w:r>
+        <w:t xml:space="preserve"> </w:t>
+      </w:r>
+    </w:p>
+    <w:p>
+      <w:pPr>
+        <w:pStyle w:val="codesnippet3"/>
+      </w:pPr>
+      <w:r>
+        <w:t>uint public constant MINIMUM_LIQUIDITY = 10**3;</w:t>
+      </w:r>
+    </w:p>
+    <w:p>
+      <w:r>
+        <w:t>and on the first mint:</w:t>
+      </w:r>
+    </w:p>
+    <w:p>
+      <w:pPr>
+        <w:pStyle w:val="codesnippet3"/>
+      </w:pPr>
+      <w:r>
+        <w:lastRenderedPageBreak/>
+        <w:t>_mint(address(0), MINIMUM_LIQUIDITY);</w:t>
+      </w:r>
+    </w:p>
+    <w:p>
+      <w:r>
+        <w:t xml:space="preserve">So those first 1,000 </w:t>
+      </w:r>
+      <w:r>
+        <w:rPr>
+          <w:b/>
+          <w:bCs/>
+        </w:rPr>
+        <w:t>base units</w:t>
+      </w:r>
+      <w:r>
+        <w:t xml:space="preserve"> of LP tokens are permanently inaccessible. Don't interpret that as "1,000 economically valuable full LP tokens." It's an extremely tiny amount in normal pools.</w:t>
+      </w:r>
+      <w:r>
+        <w:t xml:space="preserve"> </w:t>
+      </w:r>
+      <w:r>
+        <w:t>Why do it?</w:t>
+      </w:r>
+      <w:r>
+        <w:t xml:space="preserve"> </w:t>
+      </w:r>
+      <w:r>
+        <w:t>The high-level reason you should remember is:</w:t>
+      </w:r>
+    </w:p>
+    <w:p>
+      <w:r>
+        <w:rPr>
+          <w:b/>
+          <w:bCs/>
+        </w:rPr>
+        <w:t>Uniswap permanently locks a tiny initial portion of LP supply to avoid awkward edge cases around extremely tiny liquidity/share values and rounding.</w:t>
+      </w:r>
+    </w:p>
+    <w:p>
+      <w:pPr>
+        <w:pStyle w:val="Heading2"/>
+      </w:pPr>
+      <w:bookmarkStart w:id="40" w:name="_Toc237117053"/>
+      <w:r>
+        <w:t>The single most important invariant in the contract</w:t>
+      </w:r>
+      <w:bookmarkEnd w:id="40"/>
+    </w:p>
+    <w:p>
+      <w:r>
+        <w:t>If you later look at the real Pair implementation, the scary-looking part eventually reduces to something like:</w:t>
+      </w:r>
+    </w:p>
+    <w:p>
+      <w:pPr>
+        <w:pStyle w:val="codesnippet3"/>
+      </w:pPr>
+      <w:r>
+        <w:t>newBalance0Adjusted × newBalance1Adjusted</w:t>
+      </w:r>
+    </w:p>
+    <w:p>
+      <w:pPr>
+        <w:pStyle w:val="codesnippet3"/>
+      </w:pPr>
+      <w:r>
+        <w:t xml:space="preserve">                    &gt;=</w:t>
+      </w:r>
+    </w:p>
+    <w:p>
+      <w:pPr>
+        <w:pStyle w:val="codesnippet3"/>
+      </w:pPr>
+      <w:r>
+        <w:t>oldReserve0 × oldReserve1</w:t>
+      </w:r>
+    </w:p>
+    <w:p>
+      <w:r>
+        <w:t>The "adjusted" part accounts for the 0.3% swap fee.</w:t>
+      </w:r>
+    </w:p>
+    <w:p>
+      <w:pPr>
+        <w:pStyle w:val="Heading2"/>
+        <w:rPr>
+          <w:color w:val="EE0000"/>
+        </w:rPr>
+      </w:pPr>
+      <w:bookmarkStart w:id="41" w:name="_Toc237117054"/>
+      <w:r>
+        <w:rPr>
+          <w:color w:val="EE0000"/>
+        </w:rPr>
+        <w:t>Q</w:t>
+      </w:r>
+      <w:r>
+        <w:rPr>
+          <w:color w:val="EE0000"/>
+        </w:rPr>
+        <w:t>uestion</w:t>
+      </w:r>
+      <w:r>
+        <w:rPr>
+          <w:color w:val="EE0000"/>
+        </w:rPr>
+        <w:t>:</w:t>
+      </w:r>
+      <w:r>
+        <w:rPr>
+          <w:color w:val="EE0000"/>
+        </w:rPr>
+        <w:t xml:space="preserve"> </w:t>
+      </w:r>
+      <w:r>
+        <w:rPr>
+          <w:color w:val="EE0000"/>
+        </w:rPr>
+        <w:t>W</w:t>
+      </w:r>
+      <w:r>
+        <w:rPr>
+          <w:color w:val="EE0000"/>
+        </w:rPr>
+        <w:t>hat happens when multiple traders interact with a router at the same time?</w:t>
+      </w:r>
+      <w:bookmarkEnd w:id="41"/>
+    </w:p>
+    <w:p>
+      <w:r>
+        <w:t xml:space="preserve">Thousands of people can submit swaps to the same Router/ETH-USDT pair at roughly the same time, and those transactions sit in the mempool. When a block is produced, the transactions are given a specific order and the EVM executes them </w:t>
+      </w:r>
+      <w:r>
+        <w:rPr>
+          <w:b/>
+          <w:bCs/>
+        </w:rPr>
+        <w:t>sequentially against the resulting state</w:t>
+      </w:r>
+      <w:r>
+        <w:t>: Tx #1 changes the pool reserves, then Tx #2 sees those new reserves, then Tx #3 sees the state after #2, and so on.</w:t>
+      </w:r>
+    </w:p>
+    <w:p>
+      <w:pPr>
+        <w:rPr>
+          <w:b/>
+          <w:bCs/>
+          <w:color w:val="EE0000"/>
+        </w:rPr>
+      </w:pPr>
+      <w:r>
+        <w:t xml:space="preserve">So traders effectively </w:t>
+      </w:r>
+      <w:r>
+        <w:rPr>
+          <w:b/>
+          <w:bCs/>
+        </w:rPr>
+        <w:t>do get serialized</w:t>
+      </w:r>
+      <w:r>
+        <w:t xml:space="preserve">, but by blockchain transaction ordering rather than by a mutex inside the Router. Uniswap's Pair does have a reentrancy lock, but that's mainly to prevent malicious nested calls </w:t>
+      </w:r>
+      <w:r>
+        <w:rPr>
+          <w:b/>
+          <w:bCs/>
+        </w:rPr>
+        <w:t>during one transaction</w:t>
+      </w:r>
+      <w:r>
+        <w:t xml:space="preserve">, not to queue separate users. </w:t>
+      </w:r>
+      <w:r>
+        <w:rPr>
+          <w:b/>
+          <w:bCs/>
+          <w:color w:val="EE0000"/>
+        </w:rPr>
+        <w:t>This is also why minAmountOut matters: if Alice's swap executes first and moves the price, Bob's transaction may execute afterward at a worse price—or revert if Bob's minimum-output requirement is no longer satisfied.</w:t>
+      </w:r>
+    </w:p>
+    <w:p>
+      <w:pPr>
+        <w:pStyle w:val="Heading2"/>
+        <w:rPr>
+          <w:color w:val="EE0000"/>
+        </w:rPr>
+      </w:pPr>
+      <w:r>
+        <w:rPr>
+          <w:color w:val="EE0000"/>
+        </w:rPr>
+        <w:t xml:space="preserve">Question: </w:t>
+      </w:r>
+      <w:r>
+        <w:rPr>
+          <w:color w:val="EE0000"/>
+        </w:rPr>
+        <w:t>Why uint112 reserves?</w:t>
+      </w:r>
+    </w:p>
+    <w:p>
+      <w:r>
+        <w:t>ERC20 balances are uint256, but Uniswap v2 stores each reserve as uint112:</w:t>
+      </w:r>
+    </w:p>
+    <w:p>
+      <w:pPr>
+        <w:pStyle w:val="codesnippet3"/>
+      </w:pPr>
+      <w:r>
+        <w:t>uint112 public reserve0;</w:t>
+      </w:r>
+    </w:p>
+    <w:p>
+      <w:pPr>
+        <w:pStyle w:val="codesnippet3"/>
+      </w:pPr>
+      <w:r>
+        <w:t>uint112 public reserve1;</w:t>
+      </w:r>
+    </w:p>
+    <w:p>
+      <w:r>
+        <w:t>There are two main reasons.</w:t>
+      </w:r>
+    </w:p>
+    <w:p>
+      <w:pPr>
+        <w:pStyle w:val="Heading3"/>
+      </w:pPr>
+      <w:r>
+        <w:t xml:space="preserve">First, storage packing. </w:t>
+      </w:r>
+    </w:p>
+    <w:p>
+      <w:r>
+        <w:t>One EVM storage slot is 256 bits:</w:t>
+      </w:r>
+    </w:p>
+    <w:p>
+      <w:r>
+        <w:t>112 bits + 112 bits = 224 bits</w:t>
+      </w:r>
+    </w:p>
+    <w:p>
+      <w:r>
+        <w:lastRenderedPageBreak/>
+        <w:t>Therefore both reserves fit into one slot. Uniswap v2 uses the remaining 32 bits for a timestamp:</w:t>
+      </w:r>
+    </w:p>
+    <w:p>
+      <w:pPr>
+        <w:pStyle w:val="codesnippet3"/>
+      </w:pPr>
+      <w:r>
+        <w:t>reserve0: 112 + reserve1: 112 + timestamp: 32 = 256</w:t>
+      </w:r>
+    </w:p>
+    <w:p>
+      <w:pPr>
+        <w:pStyle w:val="Heading3"/>
+      </w:pPr>
+      <w:r>
+        <w:t xml:space="preserve">Second, bounded arithmetic. </w:t>
+      </w:r>
+    </w:p>
+    <w:p>
+      <w:r>
+        <w:t>If each reserve is at most uint112, then:</w:t>
+      </w:r>
+    </w:p>
+    <w:p>
+      <w:pPr>
+        <w:pStyle w:val="codesnippet3"/>
+      </w:pPr>
+      <w:r>
+        <w:t>reserve0 × reserve1 ≤ 224 bits</w:t>
+      </w:r>
+    </w:p>
+    <w:p>
+      <w:r>
+        <w:t>That safely fits inside uint256. Multiplying reserves by fee constants such as 1000 also remains within predictable bounds. With unrestricted uint256 reserves, intermediate calculations could overflow before Math.mulDiv gets a chance to help.</w:t>
+      </w:r>
+    </w:p>
+    <w:p>
+      <w:r>
+        <w:t>uint112 is still enormous:</w:t>
+      </w:r>
+    </w:p>
+    <w:p>
+      <w:pPr>
+        <w:pStyle w:val="codesnippet3"/>
+      </w:pPr>
+      <w:r>
+        <w:t>type(uint112).max ≈ 5.19 × 10³³ base units</w:t>
+      </w:r>
+    </w:p>
+    <w:p>
+      <w:r>
+        <w:t>For an 18-decimal token, that is roughly 5.19 × 10¹⁵ whole tokens.</w:t>
+      </w:r>
+    </w:p>
+    <w:p>
+      <w:r>
+        <w:t>Because balanceOf returns uint256, the contract first verifies:</w:t>
+      </w:r>
+    </w:p>
+    <w:p>
+      <w:pPr>
+        <w:rPr>
+          <w:b/>
+          <w:bCs/>
+        </w:rPr>
+      </w:pPr>
+      <w:r>
+        <w:rPr>
+          <w:b/>
+          <w:bCs/>
+        </w:rPr>
+        <w:t>balance &lt;= type(uint112).max</w:t>
+      </w:r>
+    </w:p>
+    <w:p>
+      <w:pPr>
+        <w:rPr>
+          <w:b/>
+          <w:bCs/>
+        </w:rPr>
+      </w:pPr>
+      <w:r>
+        <w:rPr>
+          <w:b/>
+          <w:bCs/>
+        </w:rPr>
+        <w:t>Then SafeCast.toUint112(balance) performs the conversion safely.</w:t>
       </w:r>
     </w:p>
     <w:p/>
@@ -21352,7 +26521,6 @@
     <w:next w:val="Normal"/>
     <w:link w:val="Heading4Char"/>
     <w:uiPriority w:val="9"/>
-    <w:semiHidden/>
     <w:unhideWhenUsed/>
     <w:qFormat/>
     <w:rsid w:val="00A55195"/>
@@ -21772,7 +26940,6 @@
     <w:basedOn w:val="DefaultParagraphFont"/>
     <w:link w:val="Heading4"/>
     <w:uiPriority w:val="9"/>
-    <w:semiHidden/>
     <w:rsid w:val="00A55195"/>
     <w:rPr>
       <w:rFonts w:asciiTheme="minorHAnsi" w:eastAsiaTheme="majorEastAsia" w:hAnsiTheme="minorHAnsi"/>
@@ -22127,6 +27294,73 @@
       <w:spacing w:after="100"/>
       <w:ind w:left="480"/>
     </w:pPr>
+  </w:style>
+  <w:style w:type="table" w:styleId="GridTable1Light">
+    <w:name w:val="Grid Table 1 Light"/>
+    <w:basedOn w:val="TableNormal"/>
+    <w:uiPriority w:val="46"/>
+    <w:rsid w:val="00EE6F9D"/>
+    <w:pPr>
+      <w:spacing w:after="0" w:line="240" w:lineRule="auto"/>
+    </w:pPr>
+    <w:tblPr>
+      <w:tblStyleRowBandSize w:val="1"/>
+      <w:tblStyleColBandSize w:val="1"/>
+      <w:tblBorders>
+        <w:top w:val="single" w:sz="4" w:space="0" w:color="999999" w:themeColor="text1" w:themeTint="66"/>
+        <w:left w:val="single" w:sz="4" w:space="0" w:color="999999" w:themeColor="text1" w:themeTint="66"/>
+        <w:bottom w:val="single" w:sz="4" w:space="0" w:color="999999" w:themeColor="text1" w:themeTint="66"/>
+        <w:right w:val="single" w:sz="4" w:space="0" w:color="999999" w:themeColor="text1" w:themeTint="66"/>
+        <w:insideH w:val="single" w:sz="4" w:space="0" w:color="999999" w:themeColor="text1" w:themeTint="66"/>
+        <w:insideV w:val="single" w:sz="4" w:space="0" w:color="999999" w:themeColor="text1" w:themeTint="66"/>
+      </w:tblBorders>
+    </w:tblPr>
+    <w:tblStylePr w:type="firstRow">
+      <w:rPr>
+        <w:b/>
+        <w:bCs/>
+      </w:rPr>
+      <w:tblPr/>
+      <w:tcPr>
+        <w:tcBorders>
+          <w:bottom w:val="single" w:sz="12" w:space="0" w:color="666666" w:themeColor="text1" w:themeTint="99"/>
+        </w:tcBorders>
+      </w:tcPr>
+    </w:tblStylePr>
+    <w:tblStylePr w:type="lastRow">
+      <w:rPr>
+        <w:b/>
+        <w:bCs/>
+      </w:rPr>
+      <w:tblPr/>
+      <w:tcPr>
+        <w:tcBorders>
+          <w:top w:val="double" w:sz="2" w:space="0" w:color="666666" w:themeColor="text1" w:themeTint="99"/>
+        </w:tcBorders>
+      </w:tcPr>
+    </w:tblStylePr>
+    <w:tblStylePr w:type="firstCol">
+      <w:rPr>
+        <w:b/>
+        <w:bCs/>
+      </w:rPr>
+    </w:tblStylePr>
+    <w:tblStylePr w:type="lastCol">
+      <w:rPr>
+        <w:b/>
+        <w:bCs/>
+      </w:rPr>
+    </w:tblStylePr>
+  </w:style>
+  <w:style w:type="character" w:styleId="PlaceholderText">
+    <w:name w:val="Placeholder Text"/>
+    <w:basedOn w:val="DefaultParagraphFont"/>
+    <w:uiPriority w:val="99"/>
+    <w:semiHidden/>
+    <w:rsid w:val="00C53F5F"/>
+    <w:rPr>
+      <w:color w:val="666666"/>
+    </w:rPr>
   </w:style>
 </w:styles>
 </file>

--- a/4 - DeFi and Smart Contract Security.docx
+++ b/4 - DeFi and Smart Contract Security.docx
@@ -23982,11 +23982,70 @@
       </w:pPr>
       <w:bookmarkStart w:id="45" w:name="_Toc237868740"/>
       <w:r>
+        <w:lastRenderedPageBreak/>
         <w:t>StableCoin</w:t>
       </w:r>
       <w:bookmarkEnd w:id="45"/>
       <w:r>
         <w:t xml:space="preserve"> </w:t>
+      </w:r>
+    </w:p>
+    <w:p>
+      <w:r>
+        <w:drawing>
+          <wp:inline distT="0" distB="0" distL="0" distR="0" wp14:anchorId="366B91A7" wp14:editId="04244280">
+            <wp:extent cx="5118074" cy="7232607"/>
+            <wp:effectExtent l="190500" t="190500" r="197485" b="197485"/>
+            <wp:docPr id="1323377882" name="Picture 1"/>
+            <wp:cNvGraphicFramePr>
+              <a:graphicFrameLocks xmlns:a="http://schemas.openxmlformats.org/drawingml/2006/main" noChangeAspect="1"/>
+            </wp:cNvGraphicFramePr>
+            <a:graphic xmlns:a="http://schemas.openxmlformats.org/drawingml/2006/main">
+              <a:graphicData uri="http://schemas.openxmlformats.org/drawingml/2006/picture">
+                <pic:pic xmlns:pic="http://schemas.openxmlformats.org/drawingml/2006/picture">
+                  <pic:nvPicPr>
+                    <pic:cNvPr id="0" name="Picture 3"/>
+                    <pic:cNvPicPr>
+                      <a:picLocks noChangeAspect="1" noChangeArrowheads="1"/>
+                    </pic:cNvPicPr>
+                  </pic:nvPicPr>
+                  <pic:blipFill>
+                    <a:blip r:embed="rId36">
+                      <a:extLst>
+                        <a:ext uri="{28A0092B-C50C-407E-A947-70E740481C1C}">
+                          <a14:useLocalDpi xmlns:a14="http://schemas.microsoft.com/office/drawing/2010/main" val="0"/>
+                        </a:ext>
+                      </a:extLst>
+                    </a:blip>
+                    <a:srcRect/>
+                    <a:stretch>
+                      <a:fillRect/>
+                    </a:stretch>
+                  </pic:blipFill>
+                  <pic:spPr bwMode="auto">
+                    <a:xfrm>
+                      <a:off x="0" y="0"/>
+                      <a:ext cx="5126093" cy="7243939"/>
+                    </a:xfrm>
+                    <a:prstGeom prst="rect">
+                      <a:avLst/>
+                    </a:prstGeom>
+                    <a:ln>
+                      <a:noFill/>
+                    </a:ln>
+                    <a:effectLst>
+                      <a:outerShdw blurRad="190500" algn="tl" rotWithShape="0">
+                        <a:srgbClr val="000000">
+                          <a:alpha val="70000"/>
+                        </a:srgbClr>
+                      </a:outerShdw>
+                    </a:effectLst>
+                  </pic:spPr>
+                </pic:pic>
+              </a:graphicData>
+            </a:graphic>
+          </wp:inline>
+        </w:drawing>
       </w:r>
     </w:p>
     <w:p>
@@ -24009,6 +24068,7 @@
           <w:szCs w:val="22"/>
           <w14:ligatures w14:val="none"/>
         </w:rPr>
+        <w:lastRenderedPageBreak/>
         <w:t>Core mental model: a stablecoin is an ERC-20 token plus an economic mechanism whose job is to keep 1 token close to some target value, usually $1.</w:t>
       </w:r>
     </w:p>
@@ -24373,16 +24433,6 @@
           <w14:ligatures w14:val="none"/>
         </w:rPr>
         <w:br/>
-      </w:r>
-      <w:r>
-        <w:rPr>
-          <w:rFonts w:ascii="Consolas" w:eastAsia="Consolas" w:hAnsi="Consolas" w:cs="Arial"/>
-          <w:kern w:val="0"/>
-          <w:sz w:val="19"/>
-          <w:szCs w:val="22"/>
-          <w14:ligatures w14:val="none"/>
-        </w:rPr>
-        <w:lastRenderedPageBreak/>
         <w:t xml:space="preserve">                    because of...</w:t>
       </w:r>
       <w:r>
@@ -24655,6 +24705,7 @@
         <w:rPr>
           <w:rFonts w:eastAsia="Times New Roman"/>
         </w:rPr>
+        <w:lastRenderedPageBreak/>
         <w:t>3. Type #1 - Fiat-Backed Stablecoins</w:t>
       </w:r>
       <w:bookmarkEnd w:id="48"/>
@@ -25038,7 +25089,6 @@
           <w:szCs w:val="22"/>
           <w14:ligatures w14:val="none"/>
         </w:rPr>
-        <w:lastRenderedPageBreak/>
         <w:t>deposit $1   -&gt; mint about 1 PUSD</w:t>
       </w:r>
       <w:r>
@@ -25282,6 +25332,7 @@
           <w:szCs w:val="22"/>
           <w14:ligatures w14:val="none"/>
         </w:rPr>
+        <w:lastRenderedPageBreak/>
         <w:t>If the stablecoin trades above $1, the opposite incentive may appear: participants who can acquire or mint it near $1 can sell it above $1, adding supply and pushing the market price down.</w:t>
       </w:r>
     </w:p>
@@ -25881,14 +25932,25 @@
           <w14:ligatures w14:val="none"/>
         </w:rPr>
       </w:pPr>
-      <w:r>
-        <w:rPr>
-          <w:rFonts w:eastAsia="Times New Roman" w:cs="Times New Roman"/>
-          <w:noProof w:val="0"/>
-          <w:kern w:val="0"/>
-          <w14:ligatures w14:val="none"/>
-        </w:rPr>
-        <w:t>So the trader does:</w:t>
+      <w:proofErr w:type="gramStart"/>
+      <w:r>
+        <w:rPr>
+          <w:rFonts w:eastAsia="Times New Roman" w:cs="Times New Roman"/>
+          <w:noProof w:val="0"/>
+          <w:kern w:val="0"/>
+          <w14:ligatures w14:val="none"/>
+        </w:rPr>
+        <w:t>So</w:t>
+      </w:r>
+      <w:proofErr w:type="gramEnd"/>
+      <w:r>
+        <w:rPr>
+          <w:rFonts w:eastAsia="Times New Roman" w:cs="Times New Roman"/>
+          <w:noProof w:val="0"/>
+          <w:kern w:val="0"/>
+          <w14:ligatures w14:val="none"/>
+        </w:rPr>
+        <w:t xml:space="preserve"> the trader does:</w:t>
       </w:r>
     </w:p>
     <w:p>
@@ -27243,6 +27305,7 @@
           <w:szCs w:val="20"/>
           <w14:ligatures w14:val="none"/>
         </w:rPr>
+        <w:lastRenderedPageBreak/>
         <w:t>Trader</w:t>
       </w:r>
     </w:p>
@@ -27634,6 +27697,7 @@
         </w:rPr>
         <w:t xml:space="preserve">│ </w:t>
       </w:r>
+      <w:proofErr w:type="gramStart"/>
       <w:r>
         <w:rPr>
           <w:rFonts w:ascii="Consolas" w:eastAsia="Times New Roman" w:hAnsi="Consolas" w:cs="Courier New"/>
@@ -27656,7 +27720,20 @@
           <w:szCs w:val="20"/>
           <w14:ligatures w14:val="none"/>
         </w:rPr>
-        <w:t xml:space="preserve">  ↑            │</w:t>
+        <w:t xml:space="preserve">  ↑</w:t>
+      </w:r>
+      <w:proofErr w:type="gramEnd"/>
+      <w:r>
+        <w:rPr>
+          <w:rFonts w:ascii="Consolas" w:eastAsia="Times New Roman" w:hAnsi="Consolas" w:cs="Courier New"/>
+          <w:noProof w:val="0"/>
+          <w:color w:val="D8DEE6"/>
+          <w:kern w:val="0"/>
+          <w:sz w:val="20"/>
+          <w:szCs w:val="20"/>
+          <w14:ligatures w14:val="none"/>
+        </w:rPr>
+        <w:t xml:space="preserve">            │</w:t>
       </w:r>
     </w:p>
     <w:p>
@@ -27705,6 +27782,7 @@
         </w:rPr>
         <w:t xml:space="preserve">│ </w:t>
       </w:r>
+      <w:proofErr w:type="gramStart"/>
       <w:r>
         <w:rPr>
           <w:rFonts w:ascii="Consolas" w:eastAsia="Times New Roman" w:hAnsi="Consolas" w:cs="Courier New"/>
@@ -27727,7 +27805,20 @@
           <w:szCs w:val="20"/>
           <w14:ligatures w14:val="none"/>
         </w:rPr>
-        <w:t xml:space="preserve">  ↓            │</w:t>
+        <w:t xml:space="preserve">  ↓</w:t>
+      </w:r>
+      <w:proofErr w:type="gramEnd"/>
+      <w:r>
+        <w:rPr>
+          <w:rFonts w:ascii="Consolas" w:eastAsia="Times New Roman" w:hAnsi="Consolas" w:cs="Courier New"/>
+          <w:noProof w:val="0"/>
+          <w:color w:val="D8DEE6"/>
+          <w:kern w:val="0"/>
+          <w:sz w:val="20"/>
+          <w:szCs w:val="20"/>
+          <w14:ligatures w14:val="none"/>
+        </w:rPr>
+        <w:t xml:space="preserve">            │</w:t>
       </w:r>
     </w:p>
     <w:p>
@@ -28228,7 +28319,6 @@
           <w:szCs w:val="20"/>
           <w14:ligatures w14:val="none"/>
         </w:rPr>
-        <w:lastRenderedPageBreak/>
         <w:t>USDC</w:t>
       </w:r>
       <w:r>
@@ -29871,6 +29961,7 @@
           <w14:ligatures w14:val="none"/>
         </w:rPr>
       </w:pPr>
+      <w:proofErr w:type="gramStart"/>
       <w:r>
         <w:rPr>
           <w:rFonts w:ascii="Consolas" w:eastAsia="Times New Roman" w:hAnsi="Consolas" w:cs="Courier New"/>
@@ -29905,7 +29996,20 @@
           <w:szCs w:val="20"/>
           <w14:ligatures w14:val="none"/>
         </w:rPr>
-        <w:t>$0</w:t>
+        <w:t>$</w:t>
+      </w:r>
+      <w:proofErr w:type="gramEnd"/>
+      <w:r>
+        <w:rPr>
+          <w:rFonts w:ascii="Consolas" w:eastAsia="Times New Roman" w:hAnsi="Consolas" w:cs="Courier New"/>
+          <w:noProof w:val="0"/>
+          <w:color w:val="D8DEE6"/>
+          <w:kern w:val="0"/>
+          <w:sz w:val="20"/>
+          <w:szCs w:val="20"/>
+          <w14:ligatures w14:val="none"/>
+        </w:rPr>
+        <w:t>0</w:t>
       </w:r>
       <w:r>
         <w:rPr>
@@ -30011,6 +30115,7 @@
           <w:szCs w:val="20"/>
           <w14:ligatures w14:val="none"/>
         </w:rPr>
+        <w:lastRenderedPageBreak/>
         <w:t>Fees</w:t>
       </w:r>
       <w:r>
@@ -30955,7 +31060,6 @@
           <w:szCs w:val="20"/>
           <w14:ligatures w14:val="none"/>
         </w:rPr>
-        <w:lastRenderedPageBreak/>
         <w:t>Trader</w:t>
       </w:r>
     </w:p>
@@ -31520,14 +31624,25 @@
           <w14:ligatures w14:val="none"/>
         </w:rPr>
       </w:pPr>
-      <w:r>
-        <w:rPr>
-          <w:rFonts w:eastAsia="Times New Roman" w:cs="Times New Roman"/>
-          <w:noProof w:val="0"/>
-          <w:kern w:val="0"/>
-          <w14:ligatures w14:val="none"/>
-        </w:rPr>
-        <w:t xml:space="preserve">Therefore </w:t>
+      <w:proofErr w:type="gramStart"/>
+      <w:r>
+        <w:rPr>
+          <w:rFonts w:eastAsia="Times New Roman" w:cs="Times New Roman"/>
+          <w:noProof w:val="0"/>
+          <w:kern w:val="0"/>
+          <w14:ligatures w14:val="none"/>
+        </w:rPr>
+        <w:t>Therefore</w:t>
+      </w:r>
+      <w:proofErr w:type="gramEnd"/>
+      <w:r>
+        <w:rPr>
+          <w:rFonts w:eastAsia="Times New Roman" w:cs="Times New Roman"/>
+          <w:noProof w:val="0"/>
+          <w:kern w:val="0"/>
+          <w14:ligatures w14:val="none"/>
+        </w:rPr>
+        <w:t xml:space="preserve"> </w:t>
       </w:r>
       <w:r>
         <w:rPr>
@@ -32122,6 +32237,7 @@
           <w:kern w:val="0"/>
           <w14:ligatures w14:val="none"/>
         </w:rPr>
+        <w:lastRenderedPageBreak/>
         <w:t>Circle's 1:1 issuance/redemption mechanism provides the important economic anchor here. Direct access has eligibility requirements; not literally every random wallet can mint/redeem directly with Circle, but professional market makers and other participants can connect the on-chain and dollar markets.</w:t>
       </w:r>
     </w:p>
@@ -32138,6 +32254,7 @@
           <w14:ligatures w14:val="none"/>
         </w:rPr>
       </w:pPr>
+      <w:proofErr w:type="gramStart"/>
       <w:r>
         <w:rPr>
           <w:rFonts w:eastAsia="Times New Roman" w:cs="Times New Roman"/>
@@ -32148,7 +32265,20 @@
           <w:kern w:val="0"/>
           <w14:ligatures w14:val="none"/>
         </w:rPr>
-        <w:t>So for a fiat-backed stablecoin like USDC, the real peg mechanism is essentially:</w:t>
+        <w:t>So</w:t>
+      </w:r>
+      <w:proofErr w:type="gramEnd"/>
+      <w:r>
+        <w:rPr>
+          <w:rFonts w:eastAsia="Times New Roman" w:cs="Times New Roman"/>
+          <w:b/>
+          <w:bCs/>
+          <w:noProof w:val="0"/>
+          <w:color w:val="EE0000"/>
+          <w:kern w:val="0"/>
+          <w14:ligatures w14:val="none"/>
+        </w:rPr>
+        <w:t xml:space="preserve"> for a fiat-backed stablecoin like USDC, the real peg mechanism is essentially:</w:t>
       </w:r>
     </w:p>
     <w:p>
@@ -32383,19 +32513,45 @@
           <w:szCs w:val="20"/>
           <w14:ligatures w14:val="none"/>
         </w:rPr>
-        <w:t xml:space="preserve">creates arbitrage opportunity when market </w:t>
-      </w:r>
+        <w:t xml:space="preserve">creates arbitrage opportunity when </w:t>
+      </w:r>
+      <w:proofErr w:type="gramStart"/>
       <w:r>
         <w:rPr>
           <w:rFonts w:ascii="Consolas" w:eastAsia="Times New Roman" w:hAnsi="Consolas" w:cs="Courier New"/>
           <w:noProof w:val="0"/>
+          <w:color w:val="D8DEE6"/>
+          <w:kern w:val="0"/>
+          <w:sz w:val="20"/>
+          <w:szCs w:val="20"/>
+          <w14:ligatures w14:val="none"/>
+        </w:rPr>
+        <w:t xml:space="preserve">market </w:t>
+      </w:r>
+      <w:r>
+        <w:rPr>
+          <w:rFonts w:ascii="Consolas" w:eastAsia="Times New Roman" w:hAnsi="Consolas" w:cs="Courier New"/>
+          <w:noProof w:val="0"/>
           <w:color w:val="B85C40"/>
           <w:kern w:val="0"/>
           <w:sz w:val="20"/>
           <w:szCs w:val="20"/>
           <w14:ligatures w14:val="none"/>
         </w:rPr>
-        <w:t>!=</w:t>
+        <w:t>!</w:t>
+      </w:r>
+      <w:proofErr w:type="gramEnd"/>
+      <w:r>
+        <w:rPr>
+          <w:rFonts w:ascii="Consolas" w:eastAsia="Times New Roman" w:hAnsi="Consolas" w:cs="Courier New"/>
+          <w:noProof w:val="0"/>
+          <w:color w:val="B85C40"/>
+          <w:kern w:val="0"/>
+          <w:sz w:val="20"/>
+          <w:szCs w:val="20"/>
+          <w14:ligatures w14:val="none"/>
+        </w:rPr>
+        <w:t>=</w:t>
       </w:r>
       <w:r>
         <w:rPr>
@@ -32797,7 +32953,31 @@
           <w:szCs w:val="28"/>
           <w:u w:val="single"/>
         </w:rPr>
-        <w:t xml:space="preserve">, not an ERC-20. For example, Circle's system conceptually says: give Circle $1 in the banking system → receive 1 USDC; return 1 USDC → receive about $1 in the banking system. So the physical/digital bank dollars are held </w:t>
+        <w:t xml:space="preserve">, not an ERC-20. For example, Circle's system conceptually says: give Circle $1 in the banking system → receive 1 USDC; return 1 USDC → receive about $1 in the banking system. </w:t>
+      </w:r>
+      <w:proofErr w:type="gramStart"/>
+      <w:r>
+        <w:rPr>
+          <w:b/>
+          <w:bCs/>
+          <w:color w:val="EE0000"/>
+          <w:sz w:val="28"/>
+          <w:szCs w:val="28"/>
+          <w:u w:val="single"/>
+        </w:rPr>
+        <w:t>So</w:t>
+      </w:r>
+      <w:proofErr w:type="gramEnd"/>
+      <w:r>
+        <w:rPr>
+          <w:b/>
+          <w:bCs/>
+          <w:color w:val="EE0000"/>
+          <w:sz w:val="28"/>
+          <w:szCs w:val="28"/>
+          <w:u w:val="single"/>
+        </w:rPr>
+        <w:t xml:space="preserve"> the physical/digital bank dollars are held </w:t>
       </w:r>
       <w:r>
         <w:rPr>
@@ -32845,7 +33025,6 @@
           <w:szCs w:val="28"/>
           <w:u w:val="single"/>
         </w:rPr>
-        <w:lastRenderedPageBreak/>
         <w:t xml:space="preserve">Bots don't read some Solidity variable saying </w:t>
       </w:r>
       <w:r>
@@ -32915,7 +33094,31 @@
           <w:szCs w:val="28"/>
           <w:u w:val="single"/>
         </w:rPr>
-        <w:t xml:space="preserve">, but both USDC and USDT can ultimately be exchanged around $1 through their issuers/fiat markets, that mismatch can be profitable. So the </w:t>
+        <w:t xml:space="preserve">, but both USDC and USDT can ultimately be exchanged around $1 through their issuers/fiat markets, that mismatch can be profitable. </w:t>
+      </w:r>
+      <w:proofErr w:type="gramStart"/>
+      <w:r>
+        <w:rPr>
+          <w:b/>
+          <w:bCs/>
+          <w:color w:val="EE0000"/>
+          <w:sz w:val="28"/>
+          <w:szCs w:val="28"/>
+          <w:u w:val="single"/>
+        </w:rPr>
+        <w:t>So</w:t>
+      </w:r>
+      <w:proofErr w:type="gramEnd"/>
+      <w:r>
+        <w:rPr>
+          <w:b/>
+          <w:bCs/>
+          <w:color w:val="EE0000"/>
+          <w:sz w:val="28"/>
+          <w:szCs w:val="28"/>
+          <w:u w:val="single"/>
+        </w:rPr>
+        <w:t xml:space="preserve"> the </w:t>
       </w:r>
       <w:r>
         <w:rPr>
@@ -33076,6 +33279,7 @@
           <w:szCs w:val="22"/>
           <w14:ligatures w14:val="none"/>
         </w:rPr>
+        <w:lastRenderedPageBreak/>
         <w:t>A MYTOKEN/USDC pool is easier to read because USDC is intended to be close to $1.</w:t>
       </w:r>
     </w:p>
@@ -33393,7 +33597,6 @@
           <w:szCs w:val="22"/>
           <w14:ligatures w14:val="none"/>
         </w:rPr>
-        <w:lastRenderedPageBreak/>
         <w:br/>
         <w:t>Collateral ratio = $2,000 / $1,000 = 200%</w:t>
       </w:r>
@@ -33625,6 +33828,7 @@
         <w:rPr>
           <w:rStyle w:val="Heading2Char"/>
         </w:rPr>
+        <w:lastRenderedPageBreak/>
         <w:t>8.</w:t>
       </w:r>
       <w:r>
@@ -33864,7 +34068,6 @@
         <w:rPr>
           <w:rFonts w:eastAsia="Times New Roman"/>
         </w:rPr>
-        <w:lastRenderedPageBreak/>
         <w:t>1</w:t>
       </w:r>
       <w:r>
@@ -34129,6 +34332,16 @@
           <w14:ligatures w14:val="none"/>
         </w:rPr>
         <w:br/>
+      </w:r>
+      <w:r>
+        <w:rPr>
+          <w:rFonts w:ascii="Consolas" w:eastAsia="Consolas" w:hAnsi="Consolas" w:cs="Arial"/>
+          <w:kern w:val="0"/>
+          <w:sz w:val="19"/>
+          <w:szCs w:val="22"/>
+          <w14:ligatures w14:val="none"/>
+        </w:rPr>
+        <w:lastRenderedPageBreak/>
         <w:t>if price &gt; $1:</w:t>
       </w:r>
       <w:r>
@@ -34512,7 +34725,6 @@
           <w:szCs w:val="22"/>
           <w14:ligatures w14:val="none"/>
         </w:rPr>
-        <w:lastRenderedPageBreak/>
         <w:t>Backing: the assets or mechanisms supporting that target.</w:t>
       </w:r>
       <w:r>
@@ -34972,6 +35184,7 @@
           <w:szCs w:val="22"/>
           <w14:ligatures w14:val="none"/>
         </w:rPr>
+        <w:lastRenderedPageBreak/>
         <w:t>Arbitrage</w:t>
       </w:r>
       <w:r>
@@ -38211,6 +38424,7 @@
   <w:style w:type="character" w:default="1" w:styleId="DefaultParagraphFont">
     <w:name w:val="Default Paragraph Font"/>
     <w:uiPriority w:val="1"/>
+    <w:semiHidden/>
     <w:unhideWhenUsed/>
   </w:style>
   <w:style w:type="table" w:default="1" w:styleId="TableNormal">

--- a/4 - DeFi and Smart Contract Security.docx
+++ b/4 - DeFi and Smart Contract Security.docx
@@ -191,7 +191,7 @@
           <w:r>
             <w:fldChar w:fldCharType="separate"/>
           </w:r>
-          <w:hyperlink w:anchor="_Toc237946044" w:history="1">
+          <w:hyperlink w:anchor="_Toc237955149" w:history="1">
             <w:r>
               <w:rPr>
                 <w:rStyle w:val="Hyperlink"/>
@@ -214,7 +214,7 @@
               <w:rPr>
                 <w:webHidden/>
               </w:rPr>
-              <w:instrText xml:space="preserve"> PAGEREF _Toc237946044 \h </w:instrText>
+              <w:instrText xml:space="preserve"> PAGEREF _Toc237955149 \h </w:instrText>
             </w:r>
             <w:r>
               <w:rPr>
@@ -251,7 +251,7 @@
               <w:rFonts w:asciiTheme="minorHAnsi" w:eastAsiaTheme="minorEastAsia" w:hAnsiTheme="minorHAnsi" w:cstheme="minorBidi"/>
             </w:rPr>
           </w:pPr>
-          <w:hyperlink w:anchor="_Toc237946045" w:history="1">
+          <w:hyperlink w:anchor="_Toc237955150" w:history="1">
             <w:r>
               <w:rPr>
                 <w:rStyle w:val="Hyperlink"/>
@@ -274,7 +274,7 @@
               <w:rPr>
                 <w:webHidden/>
               </w:rPr>
-              <w:instrText xml:space="preserve"> PAGEREF _Toc237946045 \h </w:instrText>
+              <w:instrText xml:space="preserve"> PAGEREF _Toc237955150 \h </w:instrText>
             </w:r>
             <w:r>
               <w:rPr>
@@ -311,7 +311,7 @@
               <w:rFonts w:asciiTheme="minorHAnsi" w:eastAsiaTheme="minorEastAsia" w:hAnsiTheme="minorHAnsi" w:cstheme="minorBidi"/>
             </w:rPr>
           </w:pPr>
-          <w:hyperlink w:anchor="_Toc237946046" w:history="1">
+          <w:hyperlink w:anchor="_Toc237955151" w:history="1">
             <w:r>
               <w:rPr>
                 <w:rStyle w:val="Hyperlink"/>
@@ -334,7 +334,7 @@
               <w:rPr>
                 <w:webHidden/>
               </w:rPr>
-              <w:instrText xml:space="preserve"> PAGEREF _Toc237946046 \h </w:instrText>
+              <w:instrText xml:space="preserve"> PAGEREF _Toc237955151 \h </w:instrText>
             </w:r>
             <w:r>
               <w:rPr>
@@ -371,7 +371,7 @@
               <w:rFonts w:asciiTheme="minorHAnsi" w:eastAsiaTheme="minorEastAsia" w:hAnsiTheme="minorHAnsi" w:cstheme="minorBidi"/>
             </w:rPr>
           </w:pPr>
-          <w:hyperlink w:anchor="_Toc237946047" w:history="1">
+          <w:hyperlink w:anchor="_Toc237955152" w:history="1">
             <w:r>
               <w:rPr>
                 <w:rStyle w:val="Hyperlink"/>
@@ -394,7 +394,7 @@
               <w:rPr>
                 <w:webHidden/>
               </w:rPr>
-              <w:instrText xml:space="preserve"> PAGEREF _Toc237946047 \h </w:instrText>
+              <w:instrText xml:space="preserve"> PAGEREF _Toc237955152 \h </w:instrText>
             </w:r>
             <w:r>
               <w:rPr>
@@ -431,7 +431,7 @@
               <w:rFonts w:asciiTheme="minorHAnsi" w:eastAsiaTheme="minorEastAsia" w:hAnsiTheme="minorHAnsi" w:cstheme="minorBidi"/>
             </w:rPr>
           </w:pPr>
-          <w:hyperlink w:anchor="_Toc237946048" w:history="1">
+          <w:hyperlink w:anchor="_Toc237955153" w:history="1">
             <w:r>
               <w:rPr>
                 <w:rStyle w:val="Hyperlink"/>
@@ -454,7 +454,7 @@
               <w:rPr>
                 <w:webHidden/>
               </w:rPr>
-              <w:instrText xml:space="preserve"> PAGEREF _Toc237946048 \h </w:instrText>
+              <w:instrText xml:space="preserve"> PAGEREF _Toc237955153 \h </w:instrText>
             </w:r>
             <w:r>
               <w:rPr>
@@ -491,7 +491,7 @@
               <w:rFonts w:asciiTheme="minorHAnsi" w:eastAsiaTheme="minorEastAsia" w:hAnsiTheme="minorHAnsi" w:cstheme="minorBidi"/>
             </w:rPr>
           </w:pPr>
-          <w:hyperlink w:anchor="_Toc237946049" w:history="1">
+          <w:hyperlink w:anchor="_Toc237955154" w:history="1">
             <w:r>
               <w:rPr>
                 <w:rStyle w:val="Hyperlink"/>
@@ -515,7 +515,7 @@
               <w:rPr>
                 <w:webHidden/>
               </w:rPr>
-              <w:instrText xml:space="preserve"> PAGEREF _Toc237946049 \h </w:instrText>
+              <w:instrText xml:space="preserve"> PAGEREF _Toc237955154 \h </w:instrText>
             </w:r>
             <w:r>
               <w:rPr>
@@ -552,7 +552,7 @@
               <w:rFonts w:asciiTheme="minorHAnsi" w:eastAsiaTheme="minorEastAsia" w:hAnsiTheme="minorHAnsi" w:cstheme="minorBidi"/>
             </w:rPr>
           </w:pPr>
-          <w:hyperlink w:anchor="_Toc237946050" w:history="1">
+          <w:hyperlink w:anchor="_Toc237955155" w:history="1">
             <w:r>
               <w:rPr>
                 <w:rStyle w:val="Hyperlink"/>
@@ -577,7 +577,7 @@
               <w:rPr>
                 <w:webHidden/>
               </w:rPr>
-              <w:instrText xml:space="preserve"> PAGEREF _Toc237946050 \h </w:instrText>
+              <w:instrText xml:space="preserve"> PAGEREF _Toc237955155 \h </w:instrText>
             </w:r>
             <w:r>
               <w:rPr>
@@ -614,7 +614,7 @@
               <w:rFonts w:asciiTheme="minorHAnsi" w:eastAsiaTheme="minorEastAsia" w:hAnsiTheme="minorHAnsi" w:cstheme="minorBidi"/>
             </w:rPr>
           </w:pPr>
-          <w:hyperlink w:anchor="_Toc237946051" w:history="1">
+          <w:hyperlink w:anchor="_Toc237955156" w:history="1">
             <w:r>
               <w:rPr>
                 <w:rStyle w:val="Hyperlink"/>
@@ -639,7 +639,7 @@
               <w:rPr>
                 <w:webHidden/>
               </w:rPr>
-              <w:instrText xml:space="preserve"> PAGEREF _Toc237946051 \h </w:instrText>
+              <w:instrText xml:space="preserve"> PAGEREF _Toc237955156 \h </w:instrText>
             </w:r>
             <w:r>
               <w:rPr>
@@ -676,7 +676,7 @@
               <w:rFonts w:asciiTheme="minorHAnsi" w:eastAsiaTheme="minorEastAsia" w:hAnsiTheme="minorHAnsi" w:cstheme="minorBidi"/>
             </w:rPr>
           </w:pPr>
-          <w:hyperlink w:anchor="_Toc237946052" w:history="1">
+          <w:hyperlink w:anchor="_Toc237955157" w:history="1">
             <w:r>
               <w:rPr>
                 <w:rStyle w:val="Hyperlink"/>
@@ -701,7 +701,7 @@
               <w:rPr>
                 <w:webHidden/>
               </w:rPr>
-              <w:instrText xml:space="preserve"> PAGEREF _Toc237946052 \h </w:instrText>
+              <w:instrText xml:space="preserve"> PAGEREF _Toc237955157 \h </w:instrText>
             </w:r>
             <w:r>
               <w:rPr>
@@ -738,7 +738,7 @@
               <w:rFonts w:asciiTheme="minorHAnsi" w:eastAsiaTheme="minorEastAsia" w:hAnsiTheme="minorHAnsi" w:cstheme="minorBidi"/>
             </w:rPr>
           </w:pPr>
-          <w:hyperlink w:anchor="_Toc237946053" w:history="1">
+          <w:hyperlink w:anchor="_Toc237955158" w:history="1">
             <w:r>
               <w:rPr>
                 <w:rStyle w:val="Hyperlink"/>
@@ -763,7 +763,7 @@
               <w:rPr>
                 <w:webHidden/>
               </w:rPr>
-              <w:instrText xml:space="preserve"> PAGEREF _Toc237946053 \h </w:instrText>
+              <w:instrText xml:space="preserve"> PAGEREF _Toc237955158 \h </w:instrText>
             </w:r>
             <w:r>
               <w:rPr>
@@ -800,7 +800,7 @@
               <w:rFonts w:asciiTheme="minorHAnsi" w:eastAsiaTheme="minorEastAsia" w:hAnsiTheme="minorHAnsi" w:cstheme="minorBidi"/>
             </w:rPr>
           </w:pPr>
-          <w:hyperlink w:anchor="_Toc237946054" w:history="1">
+          <w:hyperlink w:anchor="_Toc237955159" w:history="1">
             <w:r>
               <w:rPr>
                 <w:rStyle w:val="Hyperlink"/>
@@ -823,7 +823,7 @@
               <w:rPr>
                 <w:webHidden/>
               </w:rPr>
-              <w:instrText xml:space="preserve"> PAGEREF _Toc237946054 \h </w:instrText>
+              <w:instrText xml:space="preserve"> PAGEREF _Toc237955159 \h </w:instrText>
             </w:r>
             <w:r>
               <w:rPr>
@@ -860,7 +860,7 @@
               <w:rFonts w:asciiTheme="minorHAnsi" w:eastAsiaTheme="minorEastAsia" w:hAnsiTheme="minorHAnsi" w:cstheme="minorBidi"/>
             </w:rPr>
           </w:pPr>
-          <w:hyperlink w:anchor="_Toc237946055" w:history="1">
+          <w:hyperlink w:anchor="_Toc237955160" w:history="1">
             <w:r>
               <w:rPr>
                 <w:rStyle w:val="Hyperlink"/>
@@ -883,7 +883,7 @@
               <w:rPr>
                 <w:webHidden/>
               </w:rPr>
-              <w:instrText xml:space="preserve"> PAGEREF _Toc237946055 \h </w:instrText>
+              <w:instrText xml:space="preserve"> PAGEREF _Toc237955160 \h </w:instrText>
             </w:r>
             <w:r>
               <w:rPr>
@@ -920,7 +920,7 @@
               <w:rFonts w:asciiTheme="minorHAnsi" w:eastAsiaTheme="minorEastAsia" w:hAnsiTheme="minorHAnsi" w:cstheme="minorBidi"/>
             </w:rPr>
           </w:pPr>
-          <w:hyperlink w:anchor="_Toc237946056" w:history="1">
+          <w:hyperlink w:anchor="_Toc237955161" w:history="1">
             <w:r>
               <w:rPr>
                 <w:rStyle w:val="Hyperlink"/>
@@ -945,7 +945,7 @@
               <w:rPr>
                 <w:webHidden/>
               </w:rPr>
-              <w:instrText xml:space="preserve"> PAGEREF _Toc237946056 \h </w:instrText>
+              <w:instrText xml:space="preserve"> PAGEREF _Toc237955161 \h </w:instrText>
             </w:r>
             <w:r>
               <w:rPr>
@@ -982,7 +982,7 @@
               <w:rFonts w:asciiTheme="minorHAnsi" w:eastAsiaTheme="minorEastAsia" w:hAnsiTheme="minorHAnsi" w:cstheme="minorBidi"/>
             </w:rPr>
           </w:pPr>
-          <w:hyperlink w:anchor="_Toc237946057" w:history="1">
+          <w:hyperlink w:anchor="_Toc237955162" w:history="1">
             <w:r>
               <w:rPr>
                 <w:rStyle w:val="Hyperlink"/>
@@ -1005,7 +1005,7 @@
               <w:rPr>
                 <w:webHidden/>
               </w:rPr>
-              <w:instrText xml:space="preserve"> PAGEREF _Toc237946057 \h </w:instrText>
+              <w:instrText xml:space="preserve"> PAGEREF _Toc237955162 \h </w:instrText>
             </w:r>
             <w:r>
               <w:rPr>
@@ -1042,7 +1042,7 @@
               <w:rFonts w:asciiTheme="minorHAnsi" w:eastAsiaTheme="minorEastAsia" w:hAnsiTheme="minorHAnsi" w:cstheme="minorBidi"/>
             </w:rPr>
           </w:pPr>
-          <w:hyperlink w:anchor="_Toc237946058" w:history="1">
+          <w:hyperlink w:anchor="_Toc237955163" w:history="1">
             <w:r>
               <w:rPr>
                 <w:rStyle w:val="Hyperlink"/>
@@ -1065,7 +1065,7 @@
               <w:rPr>
                 <w:webHidden/>
               </w:rPr>
-              <w:instrText xml:space="preserve"> PAGEREF _Toc237946058 \h </w:instrText>
+              <w:instrText xml:space="preserve"> PAGEREF _Toc237955163 \h </w:instrText>
             </w:r>
             <w:r>
               <w:rPr>
@@ -1102,7 +1102,7 @@
               <w:rFonts w:asciiTheme="minorHAnsi" w:eastAsiaTheme="minorEastAsia" w:hAnsiTheme="minorHAnsi" w:cstheme="minorBidi"/>
             </w:rPr>
           </w:pPr>
-          <w:hyperlink w:anchor="_Toc237946059" w:history="1">
+          <w:hyperlink w:anchor="_Toc237955164" w:history="1">
             <w:r>
               <w:rPr>
                 <w:rStyle w:val="Hyperlink"/>
@@ -1128,7 +1128,7 @@
               <w:rPr>
                 <w:webHidden/>
               </w:rPr>
-              <w:instrText xml:space="preserve"> PAGEREF _Toc237946059 \h </w:instrText>
+              <w:instrText xml:space="preserve"> PAGEREF _Toc237955164 \h </w:instrText>
             </w:r>
             <w:r>
               <w:rPr>
@@ -1165,7 +1165,7 @@
               <w:rFonts w:asciiTheme="minorHAnsi" w:eastAsiaTheme="minorEastAsia" w:hAnsiTheme="minorHAnsi" w:cstheme="minorBidi"/>
             </w:rPr>
           </w:pPr>
-          <w:hyperlink w:anchor="_Toc237946060" w:history="1">
+          <w:hyperlink w:anchor="_Toc237955165" w:history="1">
             <w:r>
               <w:rPr>
                 <w:rStyle w:val="Hyperlink"/>
@@ -1189,7 +1189,7 @@
               <w:rPr>
                 <w:webHidden/>
               </w:rPr>
-              <w:instrText xml:space="preserve"> PAGEREF _Toc237946060 \h </w:instrText>
+              <w:instrText xml:space="preserve"> PAGEREF _Toc237955165 \h </w:instrText>
             </w:r>
             <w:r>
               <w:rPr>
@@ -1226,7 +1226,7 @@
               <w:rFonts w:asciiTheme="minorHAnsi" w:eastAsiaTheme="minorEastAsia" w:hAnsiTheme="minorHAnsi" w:cstheme="minorBidi"/>
             </w:rPr>
           </w:pPr>
-          <w:hyperlink w:anchor="_Toc237946061" w:history="1">
+          <w:hyperlink w:anchor="_Toc237955166" w:history="1">
             <w:r>
               <w:rPr>
                 <w:rStyle w:val="Hyperlink"/>
@@ -1250,7 +1250,7 @@
               <w:rPr>
                 <w:webHidden/>
               </w:rPr>
-              <w:instrText xml:space="preserve"> PAGEREF _Toc237946061 \h </w:instrText>
+              <w:instrText xml:space="preserve"> PAGEREF _Toc237955166 \h </w:instrText>
             </w:r>
             <w:r>
               <w:rPr>
@@ -1287,7 +1287,7 @@
               <w:rFonts w:asciiTheme="minorHAnsi" w:eastAsiaTheme="minorEastAsia" w:hAnsiTheme="minorHAnsi" w:cstheme="minorBidi"/>
             </w:rPr>
           </w:pPr>
-          <w:hyperlink w:anchor="_Toc237946062" w:history="1">
+          <w:hyperlink w:anchor="_Toc237955167" w:history="1">
             <w:r>
               <w:rPr>
                 <w:rStyle w:val="Hyperlink"/>
@@ -1311,7 +1311,7 @@
               <w:rPr>
                 <w:webHidden/>
               </w:rPr>
-              <w:instrText xml:space="preserve"> PAGEREF _Toc237946062 \h </w:instrText>
+              <w:instrText xml:space="preserve"> PAGEREF _Toc237955167 \h </w:instrText>
             </w:r>
             <w:r>
               <w:rPr>
@@ -1348,7 +1348,7 @@
               <w:rFonts w:asciiTheme="minorHAnsi" w:eastAsiaTheme="minorEastAsia" w:hAnsiTheme="minorHAnsi" w:cstheme="minorBidi"/>
             </w:rPr>
           </w:pPr>
-          <w:hyperlink w:anchor="_Toc237946063" w:history="1">
+          <w:hyperlink w:anchor="_Toc237955168" w:history="1">
             <w:r>
               <w:rPr>
                 <w:rStyle w:val="Hyperlink"/>
@@ -1372,7 +1372,7 @@
               <w:rPr>
                 <w:webHidden/>
               </w:rPr>
-              <w:instrText xml:space="preserve"> PAGEREF _Toc237946063 \h </w:instrText>
+              <w:instrText xml:space="preserve"> PAGEREF _Toc237955168 \h </w:instrText>
             </w:r>
             <w:r>
               <w:rPr>
@@ -1409,7 +1409,7 @@
               <w:rFonts w:asciiTheme="minorHAnsi" w:eastAsiaTheme="minorEastAsia" w:hAnsiTheme="minorHAnsi" w:cstheme="minorBidi"/>
             </w:rPr>
           </w:pPr>
-          <w:hyperlink w:anchor="_Toc237946064" w:history="1">
+          <w:hyperlink w:anchor="_Toc237955169" w:history="1">
             <w:r>
               <w:rPr>
                 <w:rStyle w:val="Hyperlink"/>
@@ -1432,7 +1432,7 @@
               <w:rPr>
                 <w:webHidden/>
               </w:rPr>
-              <w:instrText xml:space="preserve"> PAGEREF _Toc237946064 \h </w:instrText>
+              <w:instrText xml:space="preserve"> PAGEREF _Toc237955169 \h </w:instrText>
             </w:r>
             <w:r>
               <w:rPr>
@@ -1469,7 +1469,7 @@
               <w:rFonts w:asciiTheme="minorHAnsi" w:eastAsiaTheme="minorEastAsia" w:hAnsiTheme="minorHAnsi" w:cstheme="minorBidi"/>
             </w:rPr>
           </w:pPr>
-          <w:hyperlink w:anchor="_Toc237946065" w:history="1">
+          <w:hyperlink w:anchor="_Toc237955170" w:history="1">
             <w:r>
               <w:rPr>
                 <w:rStyle w:val="Hyperlink"/>
@@ -1494,7 +1494,7 @@
               <w:rPr>
                 <w:webHidden/>
               </w:rPr>
-              <w:instrText xml:space="preserve"> PAGEREF _Toc237946065 \h </w:instrText>
+              <w:instrText xml:space="preserve"> PAGEREF _Toc237955170 \h </w:instrText>
             </w:r>
             <w:r>
               <w:rPr>
@@ -1531,7 +1531,7 @@
               <w:rFonts w:asciiTheme="minorHAnsi" w:eastAsiaTheme="minorEastAsia" w:hAnsiTheme="minorHAnsi" w:cstheme="minorBidi"/>
             </w:rPr>
           </w:pPr>
-          <w:hyperlink w:anchor="_Toc237946066" w:history="1">
+          <w:hyperlink w:anchor="_Toc237955171" w:history="1">
             <w:r>
               <w:rPr>
                 <w:rStyle w:val="Hyperlink"/>
@@ -1554,7 +1554,7 @@
               <w:rPr>
                 <w:webHidden/>
               </w:rPr>
-              <w:instrText xml:space="preserve"> PAGEREF _Toc237946066 \h </w:instrText>
+              <w:instrText xml:space="preserve"> PAGEREF _Toc237955171 \h </w:instrText>
             </w:r>
             <w:r>
               <w:rPr>
@@ -1591,7 +1591,7 @@
               <w:rFonts w:asciiTheme="minorHAnsi" w:eastAsiaTheme="minorEastAsia" w:hAnsiTheme="minorHAnsi" w:cstheme="minorBidi"/>
             </w:rPr>
           </w:pPr>
-          <w:hyperlink w:anchor="_Toc237946067" w:history="1">
+          <w:hyperlink w:anchor="_Toc237955172" w:history="1">
             <w:r>
               <w:rPr>
                 <w:rStyle w:val="Hyperlink"/>
@@ -1614,7 +1614,7 @@
               <w:rPr>
                 <w:webHidden/>
               </w:rPr>
-              <w:instrText xml:space="preserve"> PAGEREF _Toc237946067 \h </w:instrText>
+              <w:instrText xml:space="preserve"> PAGEREF _Toc237955172 \h </w:instrText>
             </w:r>
             <w:r>
               <w:rPr>
@@ -1651,7 +1651,7 @@
               <w:rFonts w:asciiTheme="minorHAnsi" w:eastAsiaTheme="minorEastAsia" w:hAnsiTheme="minorHAnsi" w:cstheme="minorBidi"/>
             </w:rPr>
           </w:pPr>
-          <w:hyperlink w:anchor="_Toc237946068" w:history="1">
+          <w:hyperlink w:anchor="_Toc237955173" w:history="1">
             <w:r>
               <w:rPr>
                 <w:rStyle w:val="Hyperlink"/>
@@ -1674,7 +1674,7 @@
               <w:rPr>
                 <w:webHidden/>
               </w:rPr>
-              <w:instrText xml:space="preserve"> PAGEREF _Toc237946068 \h </w:instrText>
+              <w:instrText xml:space="preserve"> PAGEREF _Toc237955173 \h </w:instrText>
             </w:r>
             <w:r>
               <w:rPr>
@@ -1711,7 +1711,7 @@
               <w:rFonts w:asciiTheme="minorHAnsi" w:eastAsiaTheme="minorEastAsia" w:hAnsiTheme="minorHAnsi" w:cstheme="minorBidi"/>
             </w:rPr>
           </w:pPr>
-          <w:hyperlink w:anchor="_Toc237946069" w:history="1">
+          <w:hyperlink w:anchor="_Toc237955174" w:history="1">
             <w:r>
               <w:rPr>
                 <w:rStyle w:val="Hyperlink"/>
@@ -1735,7 +1735,7 @@
               <w:rPr>
                 <w:webHidden/>
               </w:rPr>
-              <w:instrText xml:space="preserve"> PAGEREF _Toc237946069 \h </w:instrText>
+              <w:instrText xml:space="preserve"> PAGEREF _Toc237955174 \h </w:instrText>
             </w:r>
             <w:r>
               <w:rPr>
@@ -1772,7 +1772,7 @@
               <w:rFonts w:asciiTheme="minorHAnsi" w:eastAsiaTheme="minorEastAsia" w:hAnsiTheme="minorHAnsi" w:cstheme="minorBidi"/>
             </w:rPr>
           </w:pPr>
-          <w:hyperlink w:anchor="_Toc237946070" w:history="1">
+          <w:hyperlink w:anchor="_Toc237955175" w:history="1">
             <w:r>
               <w:rPr>
                 <w:rStyle w:val="Hyperlink"/>
@@ -1795,7 +1795,7 @@
               <w:rPr>
                 <w:webHidden/>
               </w:rPr>
-              <w:instrText xml:space="preserve"> PAGEREF _Toc237946070 \h </w:instrText>
+              <w:instrText xml:space="preserve"> PAGEREF _Toc237955175 \h </w:instrText>
             </w:r>
             <w:r>
               <w:rPr>
@@ -1832,7 +1832,7 @@
               <w:rFonts w:asciiTheme="minorHAnsi" w:eastAsiaTheme="minorEastAsia" w:hAnsiTheme="minorHAnsi" w:cstheme="minorBidi"/>
             </w:rPr>
           </w:pPr>
-          <w:hyperlink w:anchor="_Toc237946071" w:history="1">
+          <w:hyperlink w:anchor="_Toc237955176" w:history="1">
             <w:r>
               <w:rPr>
                 <w:rStyle w:val="Hyperlink"/>
@@ -1856,7 +1856,7 @@
               <w:rPr>
                 <w:webHidden/>
               </w:rPr>
-              <w:instrText xml:space="preserve"> PAGEREF _Toc237946071 \h </w:instrText>
+              <w:instrText xml:space="preserve"> PAGEREF _Toc237955176 \h </w:instrText>
             </w:r>
             <w:r>
               <w:rPr>
@@ -1893,7 +1893,7 @@
               <w:rFonts w:asciiTheme="minorHAnsi" w:eastAsiaTheme="minorEastAsia" w:hAnsiTheme="minorHAnsi" w:cstheme="minorBidi"/>
             </w:rPr>
           </w:pPr>
-          <w:hyperlink w:anchor="_Toc237946072" w:history="1">
+          <w:hyperlink w:anchor="_Toc237955177" w:history="1">
             <w:r>
               <w:rPr>
                 <w:rStyle w:val="Hyperlink"/>
@@ -1919,7 +1919,7 @@
               <w:rPr>
                 <w:webHidden/>
               </w:rPr>
-              <w:instrText xml:space="preserve"> PAGEREF _Toc237946072 \h </w:instrText>
+              <w:instrText xml:space="preserve"> PAGEREF _Toc237955177 \h </w:instrText>
             </w:r>
             <w:r>
               <w:rPr>
@@ -1956,7 +1956,7 @@
               <w:rFonts w:asciiTheme="minorHAnsi" w:eastAsiaTheme="minorEastAsia" w:hAnsiTheme="minorHAnsi" w:cstheme="minorBidi"/>
             </w:rPr>
           </w:pPr>
-          <w:hyperlink w:anchor="_Toc237946073" w:history="1">
+          <w:hyperlink w:anchor="_Toc237955178" w:history="1">
             <w:r>
               <w:rPr>
                 <w:rStyle w:val="Hyperlink"/>
@@ -1994,7 +1994,7 @@
               <w:rPr>
                 <w:webHidden/>
               </w:rPr>
-              <w:instrText xml:space="preserve"> PAGEREF _Toc237946073 \h </w:instrText>
+              <w:instrText xml:space="preserve"> PAGEREF _Toc237955178 \h </w:instrText>
             </w:r>
             <w:r>
               <w:rPr>
@@ -2031,7 +2031,7 @@
               <w:rFonts w:asciiTheme="minorHAnsi" w:eastAsiaTheme="minorEastAsia" w:hAnsiTheme="minorHAnsi" w:cstheme="minorBidi"/>
             </w:rPr>
           </w:pPr>
-          <w:hyperlink w:anchor="_Toc237946074" w:history="1">
+          <w:hyperlink w:anchor="_Toc237955179" w:history="1">
             <w:r>
               <w:rPr>
                 <w:rStyle w:val="Hyperlink"/>
@@ -2055,7 +2055,7 @@
               <w:rPr>
                 <w:webHidden/>
               </w:rPr>
-              <w:instrText xml:space="preserve"> PAGEREF _Toc237946074 \h </w:instrText>
+              <w:instrText xml:space="preserve"> PAGEREF _Toc237955179 \h </w:instrText>
             </w:r>
             <w:r>
               <w:rPr>
@@ -2092,7 +2092,7 @@
               <w:rFonts w:asciiTheme="minorHAnsi" w:eastAsiaTheme="minorEastAsia" w:hAnsiTheme="minorHAnsi" w:cstheme="minorBidi"/>
             </w:rPr>
           </w:pPr>
-          <w:hyperlink w:anchor="_Toc237946075" w:history="1">
+          <w:hyperlink w:anchor="_Toc237955180" w:history="1">
             <w:r>
               <w:rPr>
                 <w:rStyle w:val="Hyperlink"/>
@@ -2116,7 +2116,7 @@
               <w:rPr>
                 <w:webHidden/>
               </w:rPr>
-              <w:instrText xml:space="preserve"> PAGEREF _Toc237946075 \h </w:instrText>
+              <w:instrText xml:space="preserve"> PAGEREF _Toc237955180 \h </w:instrText>
             </w:r>
             <w:r>
               <w:rPr>
@@ -2153,7 +2153,7 @@
               <w:rFonts w:asciiTheme="minorHAnsi" w:eastAsiaTheme="minorEastAsia" w:hAnsiTheme="minorHAnsi" w:cstheme="minorBidi"/>
             </w:rPr>
           </w:pPr>
-          <w:hyperlink w:anchor="_Toc237946076" w:history="1">
+          <w:hyperlink w:anchor="_Toc237955181" w:history="1">
             <w:r>
               <w:rPr>
                 <w:rStyle w:val="Hyperlink"/>
@@ -2176,7 +2176,7 @@
               <w:rPr>
                 <w:webHidden/>
               </w:rPr>
-              <w:instrText xml:space="preserve"> PAGEREF _Toc237946076 \h </w:instrText>
+              <w:instrText xml:space="preserve"> PAGEREF _Toc237955181 \h </w:instrText>
             </w:r>
             <w:r>
               <w:rPr>
@@ -2213,7 +2213,7 @@
               <w:rFonts w:asciiTheme="minorHAnsi" w:eastAsiaTheme="minorEastAsia" w:hAnsiTheme="minorHAnsi" w:cstheme="minorBidi"/>
             </w:rPr>
           </w:pPr>
-          <w:hyperlink w:anchor="_Toc237946077" w:history="1">
+          <w:hyperlink w:anchor="_Toc237955182" w:history="1">
             <w:r>
               <w:rPr>
                 <w:rStyle w:val="Hyperlink"/>
@@ -2237,7 +2237,7 @@
               <w:rPr>
                 <w:webHidden/>
               </w:rPr>
-              <w:instrText xml:space="preserve"> PAGEREF _Toc237946077 \h </w:instrText>
+              <w:instrText xml:space="preserve"> PAGEREF _Toc237955182 \h </w:instrText>
             </w:r>
             <w:r>
               <w:rPr>
@@ -2274,7 +2274,7 @@
               <w:rFonts w:asciiTheme="minorHAnsi" w:eastAsiaTheme="minorEastAsia" w:hAnsiTheme="minorHAnsi" w:cstheme="minorBidi"/>
             </w:rPr>
           </w:pPr>
-          <w:hyperlink w:anchor="_Toc237946078" w:history="1">
+          <w:hyperlink w:anchor="_Toc237955183" w:history="1">
             <w:r>
               <w:rPr>
                 <w:rStyle w:val="Hyperlink"/>
@@ -2298,7 +2298,7 @@
               <w:rPr>
                 <w:webHidden/>
               </w:rPr>
-              <w:instrText xml:space="preserve"> PAGEREF _Toc237946078 \h </w:instrText>
+              <w:instrText xml:space="preserve"> PAGEREF _Toc237955183 \h </w:instrText>
             </w:r>
             <w:r>
               <w:rPr>
@@ -2335,7 +2335,7 @@
               <w:rFonts w:asciiTheme="minorHAnsi" w:eastAsiaTheme="minorEastAsia" w:hAnsiTheme="minorHAnsi" w:cstheme="minorBidi"/>
             </w:rPr>
           </w:pPr>
-          <w:hyperlink w:anchor="_Toc237946079" w:history="1">
+          <w:hyperlink w:anchor="_Toc237955184" w:history="1">
             <w:r>
               <w:rPr>
                 <w:rStyle w:val="Hyperlink"/>
@@ -2359,7 +2359,7 @@
               <w:rPr>
                 <w:webHidden/>
               </w:rPr>
-              <w:instrText xml:space="preserve"> PAGEREF _Toc237946079 \h </w:instrText>
+              <w:instrText xml:space="preserve"> PAGEREF _Toc237955184 \h </w:instrText>
             </w:r>
             <w:r>
               <w:rPr>
@@ -2396,7 +2396,7 @@
               <w:rFonts w:asciiTheme="minorHAnsi" w:eastAsiaTheme="minorEastAsia" w:hAnsiTheme="minorHAnsi" w:cstheme="minorBidi"/>
             </w:rPr>
           </w:pPr>
-          <w:hyperlink w:anchor="_Toc237946080" w:history="1">
+          <w:hyperlink w:anchor="_Toc237955185" w:history="1">
             <w:r>
               <w:rPr>
                 <w:rStyle w:val="Hyperlink"/>
@@ -2422,7 +2422,7 @@
               <w:rPr>
                 <w:webHidden/>
               </w:rPr>
-              <w:instrText xml:space="preserve"> PAGEREF _Toc237946080 \h </w:instrText>
+              <w:instrText xml:space="preserve"> PAGEREF _Toc237955185 \h </w:instrText>
             </w:r>
             <w:r>
               <w:rPr>
@@ -2459,7 +2459,7 @@
               <w:rFonts w:asciiTheme="minorHAnsi" w:eastAsiaTheme="minorEastAsia" w:hAnsiTheme="minorHAnsi" w:cstheme="minorBidi"/>
             </w:rPr>
           </w:pPr>
-          <w:hyperlink w:anchor="_Toc237946081" w:history="1">
+          <w:hyperlink w:anchor="_Toc237955186" w:history="1">
             <w:r>
               <w:rPr>
                 <w:rStyle w:val="Hyperlink"/>
@@ -2483,7 +2483,7 @@
               <w:rPr>
                 <w:webHidden/>
               </w:rPr>
-              <w:instrText xml:space="preserve"> PAGEREF _Toc237946081 \h </w:instrText>
+              <w:instrText xml:space="preserve"> PAGEREF _Toc237955186 \h </w:instrText>
             </w:r>
             <w:r>
               <w:rPr>
@@ -2520,7 +2520,7 @@
               <w:rFonts w:asciiTheme="minorHAnsi" w:eastAsiaTheme="minorEastAsia" w:hAnsiTheme="minorHAnsi" w:cstheme="minorBidi"/>
             </w:rPr>
           </w:pPr>
-          <w:hyperlink w:anchor="_Toc237946082" w:history="1">
+          <w:hyperlink w:anchor="_Toc237955187" w:history="1">
             <w:r>
               <w:rPr>
                 <w:rStyle w:val="Hyperlink"/>
@@ -2545,7 +2545,7 @@
               <w:rPr>
                 <w:webHidden/>
               </w:rPr>
-              <w:instrText xml:space="preserve"> PAGEREF _Toc237946082 \h </w:instrText>
+              <w:instrText xml:space="preserve"> PAGEREF _Toc237955187 \h </w:instrText>
             </w:r>
             <w:r>
               <w:rPr>
@@ -2582,7 +2582,7 @@
               <w:rFonts w:asciiTheme="minorHAnsi" w:eastAsiaTheme="minorEastAsia" w:hAnsiTheme="minorHAnsi" w:cstheme="minorBidi"/>
             </w:rPr>
           </w:pPr>
-          <w:hyperlink w:anchor="_Toc237946083" w:history="1">
+          <w:hyperlink w:anchor="_Toc237955188" w:history="1">
             <w:r>
               <w:rPr>
                 <w:rStyle w:val="Hyperlink"/>
@@ -2605,7 +2605,7 @@
               <w:rPr>
                 <w:webHidden/>
               </w:rPr>
-              <w:instrText xml:space="preserve"> PAGEREF _Toc237946083 \h </w:instrText>
+              <w:instrText xml:space="preserve"> PAGEREF _Toc237955188 \h </w:instrText>
             </w:r>
             <w:r>
               <w:rPr>
@@ -2642,7 +2642,7 @@
               <w:rFonts w:asciiTheme="minorHAnsi" w:eastAsiaTheme="minorEastAsia" w:hAnsiTheme="minorHAnsi" w:cstheme="minorBidi"/>
             </w:rPr>
           </w:pPr>
-          <w:hyperlink w:anchor="_Toc237946084" w:history="1">
+          <w:hyperlink w:anchor="_Toc237955189" w:history="1">
             <w:r>
               <w:rPr>
                 <w:rStyle w:val="Hyperlink"/>
@@ -2665,7 +2665,7 @@
               <w:rPr>
                 <w:webHidden/>
               </w:rPr>
-              <w:instrText xml:space="preserve"> PAGEREF _Toc237946084 \h </w:instrText>
+              <w:instrText xml:space="preserve"> PAGEREF _Toc237955189 \h </w:instrText>
             </w:r>
             <w:r>
               <w:rPr>
@@ -2702,7 +2702,7 @@
               <w:rFonts w:asciiTheme="minorHAnsi" w:eastAsiaTheme="minorEastAsia" w:hAnsiTheme="minorHAnsi" w:cstheme="minorBidi"/>
             </w:rPr>
           </w:pPr>
-          <w:hyperlink w:anchor="_Toc237946085" w:history="1">
+          <w:hyperlink w:anchor="_Toc237955190" w:history="1">
             <w:r>
               <w:rPr>
                 <w:rStyle w:val="Hyperlink"/>
@@ -2725,7 +2725,7 @@
               <w:rPr>
                 <w:webHidden/>
               </w:rPr>
-              <w:instrText xml:space="preserve"> PAGEREF _Toc237946085 \h </w:instrText>
+              <w:instrText xml:space="preserve"> PAGEREF _Toc237955190 \h </w:instrText>
             </w:r>
             <w:r>
               <w:rPr>
@@ -2762,7 +2762,7 @@
               <w:rFonts w:asciiTheme="minorHAnsi" w:eastAsiaTheme="minorEastAsia" w:hAnsiTheme="minorHAnsi" w:cstheme="minorBidi"/>
             </w:rPr>
           </w:pPr>
-          <w:hyperlink w:anchor="_Toc237946086" w:history="1">
+          <w:hyperlink w:anchor="_Toc237955191" w:history="1">
             <w:r>
               <w:rPr>
                 <w:rStyle w:val="Hyperlink"/>
@@ -2785,7 +2785,7 @@
               <w:rPr>
                 <w:webHidden/>
               </w:rPr>
-              <w:instrText xml:space="preserve"> PAGEREF _Toc237946086 \h </w:instrText>
+              <w:instrText xml:space="preserve"> PAGEREF _Toc237955191 \h </w:instrText>
             </w:r>
             <w:r>
               <w:rPr>
@@ -2822,7 +2822,7 @@
               <w:rFonts w:asciiTheme="minorHAnsi" w:eastAsiaTheme="minorEastAsia" w:hAnsiTheme="minorHAnsi" w:cstheme="minorBidi"/>
             </w:rPr>
           </w:pPr>
-          <w:hyperlink w:anchor="_Toc237946087" w:history="1">
+          <w:hyperlink w:anchor="_Toc237955192" w:history="1">
             <w:r>
               <w:rPr>
                 <w:rStyle w:val="Hyperlink"/>
@@ -2845,7 +2845,7 @@
               <w:rPr>
                 <w:webHidden/>
               </w:rPr>
-              <w:instrText xml:space="preserve"> PAGEREF _Toc237946087 \h </w:instrText>
+              <w:instrText xml:space="preserve"> PAGEREF _Toc237955192 \h </w:instrText>
             </w:r>
             <w:r>
               <w:rPr>
@@ -2882,7 +2882,7 @@
               <w:rFonts w:asciiTheme="minorHAnsi" w:eastAsiaTheme="minorEastAsia" w:hAnsiTheme="minorHAnsi" w:cstheme="minorBidi"/>
             </w:rPr>
           </w:pPr>
-          <w:hyperlink w:anchor="_Toc237946088" w:history="1">
+          <w:hyperlink w:anchor="_Toc237955193" w:history="1">
             <w:r>
               <w:rPr>
                 <w:rStyle w:val="Hyperlink"/>
@@ -2905,7 +2905,7 @@
               <w:rPr>
                 <w:webHidden/>
               </w:rPr>
-              <w:instrText xml:space="preserve"> PAGEREF _Toc237946088 \h </w:instrText>
+              <w:instrText xml:space="preserve"> PAGEREF _Toc237955193 \h </w:instrText>
             </w:r>
             <w:r>
               <w:rPr>
@@ -2942,7 +2942,7 @@
               <w:rFonts w:asciiTheme="minorHAnsi" w:eastAsiaTheme="minorEastAsia" w:hAnsiTheme="minorHAnsi" w:cstheme="minorBidi"/>
             </w:rPr>
           </w:pPr>
-          <w:hyperlink w:anchor="_Toc237946089" w:history="1">
+          <w:hyperlink w:anchor="_Toc237955194" w:history="1">
             <w:r>
               <w:rPr>
                 <w:rStyle w:val="Hyperlink"/>
@@ -2965,7 +2965,7 @@
               <w:rPr>
                 <w:webHidden/>
               </w:rPr>
-              <w:instrText xml:space="preserve"> PAGEREF _Toc237946089 \h </w:instrText>
+              <w:instrText xml:space="preserve"> PAGEREF _Toc237955194 \h </w:instrText>
             </w:r>
             <w:r>
               <w:rPr>
@@ -3002,7 +3002,7 @@
               <w:rFonts w:asciiTheme="minorHAnsi" w:eastAsiaTheme="minorEastAsia" w:hAnsiTheme="minorHAnsi" w:cstheme="minorBidi"/>
             </w:rPr>
           </w:pPr>
-          <w:hyperlink w:anchor="_Toc237946090" w:history="1">
+          <w:hyperlink w:anchor="_Toc237955195" w:history="1">
             <w:r>
               <w:rPr>
                 <w:rStyle w:val="Hyperlink"/>
@@ -3026,7 +3026,7 @@
               <w:rPr>
                 <w:webHidden/>
               </w:rPr>
-              <w:instrText xml:space="preserve"> PAGEREF _Toc237946090 \h </w:instrText>
+              <w:instrText xml:space="preserve"> PAGEREF _Toc237955195 \h </w:instrText>
             </w:r>
             <w:r>
               <w:rPr>
@@ -3063,7 +3063,7 @@
               <w:rFonts w:asciiTheme="minorHAnsi" w:eastAsiaTheme="minorEastAsia" w:hAnsiTheme="minorHAnsi" w:cstheme="minorBidi"/>
             </w:rPr>
           </w:pPr>
-          <w:hyperlink w:anchor="_Toc237946091" w:history="1">
+          <w:hyperlink w:anchor="_Toc237955196" w:history="1">
             <w:r>
               <w:rPr>
                 <w:rStyle w:val="Hyperlink"/>
@@ -3087,7 +3087,7 @@
               <w:rPr>
                 <w:webHidden/>
               </w:rPr>
-              <w:instrText xml:space="preserve"> PAGEREF _Toc237946091 \h </w:instrText>
+              <w:instrText xml:space="preserve"> PAGEREF _Toc237955196 \h </w:instrText>
             </w:r>
             <w:r>
               <w:rPr>
@@ -3124,7 +3124,7 @@
               <w:rFonts w:asciiTheme="minorHAnsi" w:eastAsiaTheme="minorEastAsia" w:hAnsiTheme="minorHAnsi" w:cstheme="minorBidi"/>
             </w:rPr>
           </w:pPr>
-          <w:hyperlink w:anchor="_Toc237946092" w:history="1">
+          <w:hyperlink w:anchor="_Toc237955197" w:history="1">
             <w:r>
               <w:rPr>
                 <w:rStyle w:val="Hyperlink"/>
@@ -3148,7 +3148,7 @@
               <w:rPr>
                 <w:webHidden/>
               </w:rPr>
-              <w:instrText xml:space="preserve"> PAGEREF _Toc237946092 \h </w:instrText>
+              <w:instrText xml:space="preserve"> PAGEREF _Toc237955197 \h </w:instrText>
             </w:r>
             <w:r>
               <w:rPr>
@@ -3185,7 +3185,7 @@
               <w:rFonts w:asciiTheme="minorHAnsi" w:eastAsiaTheme="minorEastAsia" w:hAnsiTheme="minorHAnsi" w:cstheme="minorBidi"/>
             </w:rPr>
           </w:pPr>
-          <w:hyperlink w:anchor="_Toc237946093" w:history="1">
+          <w:hyperlink w:anchor="_Toc237955198" w:history="1">
             <w:r>
               <w:rPr>
                 <w:rStyle w:val="Hyperlink"/>
@@ -3209,7 +3209,7 @@
               <w:rPr>
                 <w:webHidden/>
               </w:rPr>
-              <w:instrText xml:space="preserve"> PAGEREF _Toc237946093 \h </w:instrText>
+              <w:instrText xml:space="preserve"> PAGEREF _Toc237955198 \h </w:instrText>
             </w:r>
             <w:r>
               <w:rPr>
@@ -3246,7 +3246,7 @@
               <w:rFonts w:asciiTheme="minorHAnsi" w:eastAsiaTheme="minorEastAsia" w:hAnsiTheme="minorHAnsi" w:cstheme="minorBidi"/>
             </w:rPr>
           </w:pPr>
-          <w:hyperlink w:anchor="_Toc237946094" w:history="1">
+          <w:hyperlink w:anchor="_Toc237955199" w:history="1">
             <w:r>
               <w:rPr>
                 <w:rStyle w:val="Hyperlink"/>
@@ -3271,7 +3271,7 @@
               <w:rPr>
                 <w:webHidden/>
               </w:rPr>
-              <w:instrText xml:space="preserve"> PAGEREF _Toc237946094 \h </w:instrText>
+              <w:instrText xml:space="preserve"> PAGEREF _Toc237955199 \h </w:instrText>
             </w:r>
             <w:r>
               <w:rPr>
@@ -3308,7 +3308,7 @@
               <w:rFonts w:asciiTheme="minorHAnsi" w:eastAsiaTheme="minorEastAsia" w:hAnsiTheme="minorHAnsi" w:cstheme="minorBidi"/>
             </w:rPr>
           </w:pPr>
-          <w:hyperlink w:anchor="_Toc237946095" w:history="1">
+          <w:hyperlink w:anchor="_Toc237955200" w:history="1">
             <w:r>
               <w:rPr>
                 <w:rStyle w:val="Hyperlink"/>
@@ -3332,7 +3332,7 @@
               <w:rPr>
                 <w:webHidden/>
               </w:rPr>
-              <w:instrText xml:space="preserve"> PAGEREF _Toc237946095 \h </w:instrText>
+              <w:instrText xml:space="preserve"> PAGEREF _Toc237955200 \h </w:instrText>
             </w:r>
             <w:r>
               <w:rPr>
@@ -3369,7 +3369,7 @@
               <w:rFonts w:asciiTheme="minorHAnsi" w:eastAsiaTheme="minorEastAsia" w:hAnsiTheme="minorHAnsi" w:cstheme="minorBidi"/>
             </w:rPr>
           </w:pPr>
-          <w:hyperlink w:anchor="_Toc237946096" w:history="1">
+          <w:hyperlink w:anchor="_Toc237955201" w:history="1">
             <w:r>
               <w:rPr>
                 <w:rStyle w:val="Hyperlink"/>
@@ -3397,7 +3397,7 @@
               <w:rPr>
                 <w:webHidden/>
               </w:rPr>
-              <w:instrText xml:space="preserve"> PAGEREF _Toc237946096 \h </w:instrText>
+              <w:instrText xml:space="preserve"> PAGEREF _Toc237955201 \h </w:instrText>
             </w:r>
             <w:r>
               <w:rPr>
@@ -3434,7 +3434,7 @@
               <w:rFonts w:asciiTheme="minorHAnsi" w:eastAsiaTheme="minorEastAsia" w:hAnsiTheme="minorHAnsi" w:cstheme="minorBidi"/>
             </w:rPr>
           </w:pPr>
-          <w:hyperlink w:anchor="_Toc237946097" w:history="1">
+          <w:hyperlink w:anchor="_Toc237955202" w:history="1">
             <w:r>
               <w:rPr>
                 <w:rStyle w:val="Hyperlink"/>
@@ -3458,7 +3458,7 @@
               <w:rPr>
                 <w:webHidden/>
               </w:rPr>
-              <w:instrText xml:space="preserve"> PAGEREF _Toc237946097 \h </w:instrText>
+              <w:instrText xml:space="preserve"> PAGEREF _Toc237955202 \h </w:instrText>
             </w:r>
             <w:r>
               <w:rPr>
@@ -3495,7 +3495,7 @@
               <w:rFonts w:asciiTheme="minorHAnsi" w:eastAsiaTheme="minorEastAsia" w:hAnsiTheme="minorHAnsi" w:cstheme="minorBidi"/>
             </w:rPr>
           </w:pPr>
-          <w:hyperlink w:anchor="_Toc237946098" w:history="1">
+          <w:hyperlink w:anchor="_Toc237955203" w:history="1">
             <w:r>
               <w:rPr>
                 <w:rStyle w:val="Hyperlink"/>
@@ -3519,7 +3519,7 @@
               <w:rPr>
                 <w:webHidden/>
               </w:rPr>
-              <w:instrText xml:space="preserve"> PAGEREF _Toc237946098 \h </w:instrText>
+              <w:instrText xml:space="preserve"> PAGEREF _Toc237955203 \h </w:instrText>
             </w:r>
             <w:r>
               <w:rPr>
@@ -3556,7 +3556,7 @@
               <w:rFonts w:asciiTheme="minorHAnsi" w:eastAsiaTheme="minorEastAsia" w:hAnsiTheme="minorHAnsi" w:cstheme="minorBidi"/>
             </w:rPr>
           </w:pPr>
-          <w:hyperlink w:anchor="_Toc237946099" w:history="1">
+          <w:hyperlink w:anchor="_Toc237955204" w:history="1">
             <w:r>
               <w:rPr>
                 <w:rStyle w:val="Hyperlink"/>
@@ -3580,7 +3580,7 @@
               <w:rPr>
                 <w:webHidden/>
               </w:rPr>
-              <w:instrText xml:space="preserve"> PAGEREF _Toc237946099 \h </w:instrText>
+              <w:instrText xml:space="preserve"> PAGEREF _Toc237955204 \h </w:instrText>
             </w:r>
             <w:r>
               <w:rPr>
@@ -3617,7 +3617,7 @@
               <w:rFonts w:asciiTheme="minorHAnsi" w:eastAsiaTheme="minorEastAsia" w:hAnsiTheme="minorHAnsi" w:cstheme="minorBidi"/>
             </w:rPr>
           </w:pPr>
-          <w:hyperlink w:anchor="_Toc237946100" w:history="1">
+          <w:hyperlink w:anchor="_Toc237955205" w:history="1">
             <w:r>
               <w:rPr>
                 <w:rStyle w:val="Hyperlink"/>
@@ -3657,7 +3657,7 @@
               <w:rPr>
                 <w:webHidden/>
               </w:rPr>
-              <w:instrText xml:space="preserve"> PAGEREF _Toc237946100 \h </w:instrText>
+              <w:instrText xml:space="preserve"> PAGEREF _Toc237955205 \h </w:instrText>
             </w:r>
             <w:r>
               <w:rPr>
@@ -3694,7 +3694,7 @@
               <w:rFonts w:asciiTheme="minorHAnsi" w:eastAsiaTheme="minorEastAsia" w:hAnsiTheme="minorHAnsi" w:cstheme="minorBidi"/>
             </w:rPr>
           </w:pPr>
-          <w:hyperlink w:anchor="_Toc237946101" w:history="1">
+          <w:hyperlink w:anchor="_Toc237955206" w:history="1">
             <w:r>
               <w:rPr>
                 <w:rStyle w:val="Hyperlink"/>
@@ -3718,7 +3718,7 @@
               <w:rPr>
                 <w:webHidden/>
               </w:rPr>
-              <w:instrText xml:space="preserve"> PAGEREF _Toc237946101 \h </w:instrText>
+              <w:instrText xml:space="preserve"> PAGEREF _Toc237955206 \h </w:instrText>
             </w:r>
             <w:r>
               <w:rPr>
@@ -3755,7 +3755,7 @@
               <w:rFonts w:asciiTheme="minorHAnsi" w:eastAsiaTheme="minorEastAsia" w:hAnsiTheme="minorHAnsi" w:cstheme="minorBidi"/>
             </w:rPr>
           </w:pPr>
-          <w:hyperlink w:anchor="_Toc237946102" w:history="1">
+          <w:hyperlink w:anchor="_Toc237955207" w:history="1">
             <w:r>
               <w:rPr>
                 <w:rStyle w:val="Hyperlink"/>
@@ -3779,7 +3779,7 @@
               <w:rPr>
                 <w:webHidden/>
               </w:rPr>
-              <w:instrText xml:space="preserve"> PAGEREF _Toc237946102 \h </w:instrText>
+              <w:instrText xml:space="preserve"> PAGEREF _Toc237955207 \h </w:instrText>
             </w:r>
             <w:r>
               <w:rPr>
@@ -3816,7 +3816,7 @@
               <w:rFonts w:asciiTheme="minorHAnsi" w:eastAsiaTheme="minorEastAsia" w:hAnsiTheme="minorHAnsi" w:cstheme="minorBidi"/>
             </w:rPr>
           </w:pPr>
-          <w:hyperlink w:anchor="_Toc237946103" w:history="1">
+          <w:hyperlink w:anchor="_Toc237955208" w:history="1">
             <w:r>
               <w:rPr>
                 <w:rStyle w:val="Hyperlink"/>
@@ -3840,7 +3840,7 @@
               <w:rPr>
                 <w:webHidden/>
               </w:rPr>
-              <w:instrText xml:space="preserve"> PAGEREF _Toc237946103 \h </w:instrText>
+              <w:instrText xml:space="preserve"> PAGEREF _Toc237955208 \h </w:instrText>
             </w:r>
             <w:r>
               <w:rPr>
@@ -3877,7 +3877,7 @@
               <w:rFonts w:asciiTheme="minorHAnsi" w:eastAsiaTheme="minorEastAsia" w:hAnsiTheme="minorHAnsi" w:cstheme="minorBidi"/>
             </w:rPr>
           </w:pPr>
-          <w:hyperlink w:anchor="_Toc237946104" w:history="1">
+          <w:hyperlink w:anchor="_Toc237955209" w:history="1">
             <w:r>
               <w:rPr>
                 <w:rStyle w:val="Hyperlink"/>
@@ -3901,7 +3901,7 @@
               <w:rPr>
                 <w:webHidden/>
               </w:rPr>
-              <w:instrText xml:space="preserve"> PAGEREF _Toc237946104 \h </w:instrText>
+              <w:instrText xml:space="preserve"> PAGEREF _Toc237955209 \h </w:instrText>
             </w:r>
             <w:r>
               <w:rPr>
@@ -3938,7 +3938,7 @@
               <w:rFonts w:asciiTheme="minorHAnsi" w:eastAsiaTheme="minorEastAsia" w:hAnsiTheme="minorHAnsi" w:cstheme="minorBidi"/>
             </w:rPr>
           </w:pPr>
-          <w:hyperlink w:anchor="_Toc237946105" w:history="1">
+          <w:hyperlink w:anchor="_Toc237955210" w:history="1">
             <w:r>
               <w:rPr>
                 <w:rStyle w:val="Hyperlink"/>
@@ -3962,7 +3962,7 @@
               <w:rPr>
                 <w:webHidden/>
               </w:rPr>
-              <w:instrText xml:space="preserve"> PAGEREF _Toc237946105 \h </w:instrText>
+              <w:instrText xml:space="preserve"> PAGEREF _Toc237955210 \h </w:instrText>
             </w:r>
             <w:r>
               <w:rPr>
@@ -3999,7 +3999,7 @@
               <w:rFonts w:asciiTheme="minorHAnsi" w:eastAsiaTheme="minorEastAsia" w:hAnsiTheme="minorHAnsi" w:cstheme="minorBidi"/>
             </w:rPr>
           </w:pPr>
-          <w:hyperlink w:anchor="_Toc237946106" w:history="1">
+          <w:hyperlink w:anchor="_Toc237955211" w:history="1">
             <w:r>
               <w:rPr>
                 <w:rStyle w:val="Hyperlink"/>
@@ -4025,7 +4025,7 @@
               <w:rPr>
                 <w:webHidden/>
               </w:rPr>
-              <w:instrText xml:space="preserve"> PAGEREF _Toc237946106 \h </w:instrText>
+              <w:instrText xml:space="preserve"> PAGEREF _Toc237955211 \h </w:instrText>
             </w:r>
             <w:r>
               <w:rPr>
@@ -4062,7 +4062,7 @@
               <w:rFonts w:asciiTheme="minorHAnsi" w:eastAsiaTheme="minorEastAsia" w:hAnsiTheme="minorHAnsi" w:cstheme="minorBidi"/>
             </w:rPr>
           </w:pPr>
-          <w:hyperlink w:anchor="_Toc237946107" w:history="1">
+          <w:hyperlink w:anchor="_Toc237955212" w:history="1">
             <w:r>
               <w:rPr>
                 <w:rStyle w:val="Hyperlink"/>
@@ -4085,7 +4085,7 @@
               <w:rPr>
                 <w:webHidden/>
               </w:rPr>
-              <w:instrText xml:space="preserve"> PAGEREF _Toc237946107 \h </w:instrText>
+              <w:instrText xml:space="preserve"> PAGEREF _Toc237955212 \h </w:instrText>
             </w:r>
             <w:r>
               <w:rPr>
@@ -4122,7 +4122,7 @@
               <w:rFonts w:asciiTheme="minorHAnsi" w:eastAsiaTheme="minorEastAsia" w:hAnsiTheme="minorHAnsi" w:cstheme="minorBidi"/>
             </w:rPr>
           </w:pPr>
-          <w:hyperlink w:anchor="_Toc237946108" w:history="1">
+          <w:hyperlink w:anchor="_Toc237955213" w:history="1">
             <w:r>
               <w:rPr>
                 <w:rStyle w:val="Hyperlink"/>
@@ -4146,7 +4146,7 @@
               <w:rPr>
                 <w:webHidden/>
               </w:rPr>
-              <w:instrText xml:space="preserve"> PAGEREF _Toc237946108 \h </w:instrText>
+              <w:instrText xml:space="preserve"> PAGEREF _Toc237955213 \h </w:instrText>
             </w:r>
             <w:r>
               <w:rPr>
@@ -4183,7 +4183,7 @@
               <w:rFonts w:asciiTheme="minorHAnsi" w:eastAsiaTheme="minorEastAsia" w:hAnsiTheme="minorHAnsi" w:cstheme="minorBidi"/>
             </w:rPr>
           </w:pPr>
-          <w:hyperlink w:anchor="_Toc237946109" w:history="1">
+          <w:hyperlink w:anchor="_Toc237955214" w:history="1">
             <w:r>
               <w:rPr>
                 <w:rStyle w:val="Hyperlink"/>
@@ -4207,7 +4207,7 @@
               <w:rPr>
                 <w:webHidden/>
               </w:rPr>
-              <w:instrText xml:space="preserve"> PAGEREF _Toc237946109 \h </w:instrText>
+              <w:instrText xml:space="preserve"> PAGEREF _Toc237955214 \h </w:instrText>
             </w:r>
             <w:r>
               <w:rPr>
@@ -4244,7 +4244,7 @@
               <w:rFonts w:asciiTheme="minorHAnsi" w:eastAsiaTheme="minorEastAsia" w:hAnsiTheme="minorHAnsi" w:cstheme="minorBidi"/>
             </w:rPr>
           </w:pPr>
-          <w:hyperlink w:anchor="_Toc237946110" w:history="1">
+          <w:hyperlink w:anchor="_Toc237955215" w:history="1">
             <w:r>
               <w:rPr>
                 <w:rStyle w:val="Hyperlink"/>
@@ -4268,7 +4268,7 @@
               <w:rPr>
                 <w:webHidden/>
               </w:rPr>
-              <w:instrText xml:space="preserve"> PAGEREF _Toc237946110 \h </w:instrText>
+              <w:instrText xml:space="preserve"> PAGEREF _Toc237955215 \h </w:instrText>
             </w:r>
             <w:r>
               <w:rPr>
@@ -4305,7 +4305,7 @@
               <w:rFonts w:asciiTheme="minorHAnsi" w:eastAsiaTheme="minorEastAsia" w:hAnsiTheme="minorHAnsi" w:cstheme="minorBidi"/>
             </w:rPr>
           </w:pPr>
-          <w:hyperlink w:anchor="_Toc237946111" w:history="1">
+          <w:hyperlink w:anchor="_Toc237955216" w:history="1">
             <w:r>
               <w:rPr>
                 <w:rStyle w:val="Hyperlink"/>
@@ -4329,7 +4329,7 @@
               <w:rPr>
                 <w:webHidden/>
               </w:rPr>
-              <w:instrText xml:space="preserve"> PAGEREF _Toc237946111 \h </w:instrText>
+              <w:instrText xml:space="preserve"> PAGEREF _Toc237955216 \h </w:instrText>
             </w:r>
             <w:r>
               <w:rPr>
@@ -4366,7 +4366,7 @@
               <w:rFonts w:asciiTheme="minorHAnsi" w:eastAsiaTheme="minorEastAsia" w:hAnsiTheme="minorHAnsi" w:cstheme="minorBidi"/>
             </w:rPr>
           </w:pPr>
-          <w:hyperlink w:anchor="_Toc237946112" w:history="1">
+          <w:hyperlink w:anchor="_Toc237955217" w:history="1">
             <w:r>
               <w:rPr>
                 <w:rStyle w:val="Hyperlink"/>
@@ -4390,7 +4390,7 @@
               <w:rPr>
                 <w:webHidden/>
               </w:rPr>
-              <w:instrText xml:space="preserve"> PAGEREF _Toc237946112 \h </w:instrText>
+              <w:instrText xml:space="preserve"> PAGEREF _Toc237955217 \h </w:instrText>
             </w:r>
             <w:r>
               <w:rPr>
@@ -4427,7 +4427,7 @@
               <w:rFonts w:asciiTheme="minorHAnsi" w:eastAsiaTheme="minorEastAsia" w:hAnsiTheme="minorHAnsi" w:cstheme="minorBidi"/>
             </w:rPr>
           </w:pPr>
-          <w:hyperlink w:anchor="_Toc237946113" w:history="1">
+          <w:hyperlink w:anchor="_Toc237955218" w:history="1">
             <w:r>
               <w:rPr>
                 <w:rStyle w:val="Hyperlink"/>
@@ -4451,7 +4451,7 @@
               <w:rPr>
                 <w:webHidden/>
               </w:rPr>
-              <w:instrText xml:space="preserve"> PAGEREF _Toc237946113 \h </w:instrText>
+              <w:instrText xml:space="preserve"> PAGEREF _Toc237955218 \h </w:instrText>
             </w:r>
             <w:r>
               <w:rPr>
@@ -4469,6 +4469,346 @@
                 <w:webHidden/>
               </w:rPr>
               <w:t>53</w:t>
+            </w:r>
+            <w:r>
+              <w:rPr>
+                <w:webHidden/>
+              </w:rPr>
+              <w:fldChar w:fldCharType="end"/>
+            </w:r>
+          </w:hyperlink>
+        </w:p>
+        <w:p>
+          <w:pPr>
+            <w:pStyle w:val="TOC1"/>
+            <w:tabs>
+              <w:tab w:val="right" w:leader="dot" w:pos="9350"/>
+            </w:tabs>
+            <w:rPr>
+              <w:rFonts w:asciiTheme="minorHAnsi" w:eastAsiaTheme="minorEastAsia" w:hAnsiTheme="minorHAnsi" w:cstheme="minorBidi"/>
+            </w:rPr>
+          </w:pPr>
+          <w:hyperlink w:anchor="_Toc237955219" w:history="1">
+            <w:r>
+              <w:rPr>
+                <w:rStyle w:val="Hyperlink"/>
+                <w:rFonts w:eastAsia="Times New Roman"/>
+              </w:rPr>
+              <w:t>Delegatecall, Multicall, and meta-transaction spoofing</w:t>
+            </w:r>
+            <w:r>
+              <w:rPr>
+                <w:webHidden/>
+              </w:rPr>
+              <w:tab/>
+            </w:r>
+            <w:r>
+              <w:rPr>
+                <w:webHidden/>
+              </w:rPr>
+              <w:fldChar w:fldCharType="begin"/>
+            </w:r>
+            <w:r>
+              <w:rPr>
+                <w:webHidden/>
+              </w:rPr>
+              <w:instrText xml:space="preserve"> PAGEREF _Toc237955219 \h </w:instrText>
+            </w:r>
+            <w:r>
+              <w:rPr>
+                <w:webHidden/>
+              </w:rPr>
+            </w:r>
+            <w:r>
+              <w:rPr>
+                <w:webHidden/>
+              </w:rPr>
+              <w:fldChar w:fldCharType="separate"/>
+            </w:r>
+            <w:r>
+              <w:rPr>
+                <w:webHidden/>
+              </w:rPr>
+              <w:t>54</w:t>
+            </w:r>
+            <w:r>
+              <w:rPr>
+                <w:webHidden/>
+              </w:rPr>
+              <w:fldChar w:fldCharType="end"/>
+            </w:r>
+          </w:hyperlink>
+        </w:p>
+        <w:p>
+          <w:pPr>
+            <w:pStyle w:val="TOC2"/>
+            <w:tabs>
+              <w:tab w:val="right" w:leader="dot" w:pos="9350"/>
+            </w:tabs>
+            <w:rPr>
+              <w:rFonts w:asciiTheme="minorHAnsi" w:eastAsiaTheme="minorEastAsia" w:hAnsiTheme="minorHAnsi" w:cstheme="minorBidi"/>
+            </w:rPr>
+          </w:pPr>
+          <w:hyperlink w:anchor="_Toc237955220" w:history="1">
+            <w:r>
+              <w:rPr>
+                <w:rStyle w:val="Hyperlink"/>
+                <w:rFonts w:eastAsia="Times New Roman"/>
+              </w:rPr>
+              <w:t>call</w:t>
+            </w:r>
+            <w:r>
+              <w:rPr>
+                <w:rStyle w:val="Hyperlink"/>
+                <w:rFonts w:eastAsia="Times New Roman" w:cs="Times New Roman"/>
+              </w:rPr>
+              <w:t xml:space="preserve"> vs </w:t>
+            </w:r>
+            <w:r>
+              <w:rPr>
+                <w:rStyle w:val="Hyperlink"/>
+                <w:rFonts w:eastAsia="Times New Roman"/>
+              </w:rPr>
+              <w:t>delegatecall</w:t>
+            </w:r>
+            <w:r>
+              <w:rPr>
+                <w:webHidden/>
+              </w:rPr>
+              <w:tab/>
+            </w:r>
+            <w:r>
+              <w:rPr>
+                <w:webHidden/>
+              </w:rPr>
+              <w:fldChar w:fldCharType="begin"/>
+            </w:r>
+            <w:r>
+              <w:rPr>
+                <w:webHidden/>
+              </w:rPr>
+              <w:instrText xml:space="preserve"> PAGEREF _Toc237955220 \h </w:instrText>
+            </w:r>
+            <w:r>
+              <w:rPr>
+                <w:webHidden/>
+              </w:rPr>
+            </w:r>
+            <w:r>
+              <w:rPr>
+                <w:webHidden/>
+              </w:rPr>
+              <w:fldChar w:fldCharType="separate"/>
+            </w:r>
+            <w:r>
+              <w:rPr>
+                <w:webHidden/>
+              </w:rPr>
+              <w:t>54</w:t>
+            </w:r>
+            <w:r>
+              <w:rPr>
+                <w:webHidden/>
+              </w:rPr>
+              <w:fldChar w:fldCharType="end"/>
+            </w:r>
+          </w:hyperlink>
+        </w:p>
+        <w:p>
+          <w:pPr>
+            <w:pStyle w:val="TOC2"/>
+            <w:tabs>
+              <w:tab w:val="right" w:leader="dot" w:pos="9350"/>
+            </w:tabs>
+            <w:rPr>
+              <w:rFonts w:asciiTheme="minorHAnsi" w:eastAsiaTheme="minorEastAsia" w:hAnsiTheme="minorHAnsi" w:cstheme="minorBidi"/>
+            </w:rPr>
+          </w:pPr>
+          <w:hyperlink w:anchor="_Toc237955221" w:history="1">
+            <w:r>
+              <w:rPr>
+                <w:rStyle w:val="Hyperlink"/>
+                <w:rFonts w:eastAsia="Times New Roman"/>
+              </w:rPr>
+              <w:t xml:space="preserve">Meta-transactions and a custom </w:t>
+            </w:r>
+            <w:r>
+              <w:rPr>
+                <w:rStyle w:val="Hyperlink"/>
+                <w:rFonts w:ascii="Courier New" w:eastAsia="Times New Roman" w:hAnsi="Courier New" w:cs="Courier New"/>
+              </w:rPr>
+              <w:t>_msgSender()</w:t>
+            </w:r>
+            <w:r>
+              <w:rPr>
+                <w:webHidden/>
+              </w:rPr>
+              <w:tab/>
+            </w:r>
+            <w:r>
+              <w:rPr>
+                <w:webHidden/>
+              </w:rPr>
+              <w:fldChar w:fldCharType="begin"/>
+            </w:r>
+            <w:r>
+              <w:rPr>
+                <w:webHidden/>
+              </w:rPr>
+              <w:instrText xml:space="preserve"> PAGEREF _Toc237955221 \h </w:instrText>
+            </w:r>
+            <w:r>
+              <w:rPr>
+                <w:webHidden/>
+              </w:rPr>
+            </w:r>
+            <w:r>
+              <w:rPr>
+                <w:webHidden/>
+              </w:rPr>
+              <w:fldChar w:fldCharType="separate"/>
+            </w:r>
+            <w:r>
+              <w:rPr>
+                <w:webHidden/>
+              </w:rPr>
+              <w:t>54</w:t>
+            </w:r>
+            <w:r>
+              <w:rPr>
+                <w:webHidden/>
+              </w:rPr>
+              <w:fldChar w:fldCharType="end"/>
+            </w:r>
+          </w:hyperlink>
+        </w:p>
+        <w:p>
+          <w:pPr>
+            <w:pStyle w:val="TOC2"/>
+            <w:tabs>
+              <w:tab w:val="right" w:leader="dot" w:pos="9350"/>
+            </w:tabs>
+            <w:rPr>
+              <w:rFonts w:asciiTheme="minorHAnsi" w:eastAsiaTheme="minorEastAsia" w:hAnsiTheme="minorHAnsi" w:cstheme="minorBidi"/>
+            </w:rPr>
+          </w:pPr>
+          <w:hyperlink w:anchor="_Toc237955222" w:history="1">
+            <w:r>
+              <w:rPr>
+                <w:rStyle w:val="Hyperlink"/>
+                <w:rFonts w:eastAsia="Times New Roman"/>
+              </w:rPr>
+              <w:t xml:space="preserve">Where </w:t>
+            </w:r>
+            <w:r>
+              <w:rPr>
+                <w:rStyle w:val="Hyperlink"/>
+                <w:rFonts w:ascii="Courier New" w:eastAsia="Times New Roman" w:hAnsi="Courier New" w:cs="Courier New"/>
+              </w:rPr>
+              <w:t>Multicall</w:t>
+            </w:r>
+            <w:r>
+              <w:rPr>
+                <w:rStyle w:val="Hyperlink"/>
+                <w:rFonts w:eastAsia="Times New Roman"/>
+              </w:rPr>
+              <w:t xml:space="preserve"> breaks the assumption</w:t>
+            </w:r>
+            <w:r>
+              <w:rPr>
+                <w:webHidden/>
+              </w:rPr>
+              <w:tab/>
+            </w:r>
+            <w:r>
+              <w:rPr>
+                <w:webHidden/>
+              </w:rPr>
+              <w:fldChar w:fldCharType="begin"/>
+            </w:r>
+            <w:r>
+              <w:rPr>
+                <w:webHidden/>
+              </w:rPr>
+              <w:instrText xml:space="preserve"> PAGEREF _Toc237955222 \h </w:instrText>
+            </w:r>
+            <w:r>
+              <w:rPr>
+                <w:webHidden/>
+              </w:rPr>
+            </w:r>
+            <w:r>
+              <w:rPr>
+                <w:webHidden/>
+              </w:rPr>
+              <w:fldChar w:fldCharType="separate"/>
+            </w:r>
+            <w:r>
+              <w:rPr>
+                <w:webHidden/>
+              </w:rPr>
+              <w:t>55</w:t>
+            </w:r>
+            <w:r>
+              <w:rPr>
+                <w:webHidden/>
+              </w:rPr>
+              <w:fldChar w:fldCharType="end"/>
+            </w:r>
+          </w:hyperlink>
+        </w:p>
+        <w:p>
+          <w:pPr>
+            <w:pStyle w:val="TOC2"/>
+            <w:tabs>
+              <w:tab w:val="right" w:leader="dot" w:pos="9350"/>
+            </w:tabs>
+            <w:rPr>
+              <w:rFonts w:asciiTheme="minorHAnsi" w:eastAsiaTheme="minorEastAsia" w:hAnsiTheme="minorHAnsi" w:cstheme="minorBidi"/>
+            </w:rPr>
+          </w:pPr>
+          <w:hyperlink w:anchor="_Toc237955223" w:history="1">
+            <w:r>
+              <w:rPr>
+                <w:rStyle w:val="Hyperlink"/>
+                <w:rFonts w:eastAsia="Times New Roman"/>
+              </w:rPr>
+              <w:t>The core lesson</w:t>
+            </w:r>
+            <w:r>
+              <w:rPr>
+                <w:webHidden/>
+              </w:rPr>
+              <w:tab/>
+            </w:r>
+            <w:r>
+              <w:rPr>
+                <w:webHidden/>
+              </w:rPr>
+              <w:fldChar w:fldCharType="begin"/>
+            </w:r>
+            <w:r>
+              <w:rPr>
+                <w:webHidden/>
+              </w:rPr>
+              <w:instrText xml:space="preserve"> PAGEREF _Toc237955223 \h </w:instrText>
+            </w:r>
+            <w:r>
+              <w:rPr>
+                <w:webHidden/>
+              </w:rPr>
+            </w:r>
+            <w:r>
+              <w:rPr>
+                <w:webHidden/>
+              </w:rPr>
+              <w:fldChar w:fldCharType="separate"/>
+            </w:r>
+            <w:r>
+              <w:rPr>
+                <w:webHidden/>
+              </w:rPr>
+              <w:t>56</w:t>
             </w:r>
             <w:r>
               <w:rPr>
@@ -4505,7 +4845,7 @@
       <w:pPr>
         <w:pStyle w:val="Heading1"/>
       </w:pPr>
-      <w:bookmarkStart w:id="0" w:name="_Toc237946044"/>
+      <w:bookmarkStart w:id="0" w:name="_Toc237955149"/>
       <w:r>
         <w:lastRenderedPageBreak/>
         <w:t>ERC-20</w:t>
@@ -4516,7 +4856,7 @@
       <w:pPr>
         <w:pStyle w:val="Heading2"/>
       </w:pPr>
-      <w:bookmarkStart w:id="1" w:name="_Toc237946045"/>
+      <w:bookmarkStart w:id="1" w:name="_Toc237955150"/>
       <w:r>
         <w:t>Token</w:t>
       </w:r>
@@ -4531,7 +4871,7 @@
       <w:pPr>
         <w:pStyle w:val="Heading2"/>
       </w:pPr>
-      <w:bookmarkStart w:id="2" w:name="_Toc237946046"/>
+      <w:bookmarkStart w:id="2" w:name="_Toc237955151"/>
       <w:r>
         <w:t>Fungible token</w:t>
       </w:r>
@@ -4663,7 +5003,7 @@
       <w:pPr>
         <w:pStyle w:val="Heading2"/>
       </w:pPr>
-      <w:bookmarkStart w:id="3" w:name="_Toc237946047"/>
+      <w:bookmarkStart w:id="3" w:name="_Toc237955152"/>
       <w:r>
         <w:t>Token as an abstract concept</w:t>
       </w:r>
@@ -4795,7 +5135,7 @@
       <w:pPr>
         <w:pStyle w:val="Heading2"/>
       </w:pPr>
-      <w:bookmarkStart w:id="4" w:name="_Toc237946048"/>
+      <w:bookmarkStart w:id="4" w:name="_Toc237955153"/>
       <w:r>
         <w:lastRenderedPageBreak/>
         <w:t>ERC-20</w:t>
@@ -4815,7 +5155,7 @@
         </w:rPr>
       </w:pPr>
       <w:hyperlink r:id="rId8" w:anchor="constructing-an-erc-20-token-contract" w:history="1">
-        <w:bookmarkStart w:id="5" w:name="_Toc237946049"/>
+        <w:bookmarkStart w:id="5" w:name="_Toc237955154"/>
         <w:r>
           <w:rPr>
             <w:rFonts w:eastAsia="Times New Roman"/>
@@ -5260,7 +5600,7 @@
           <w:color w:val="EE0000"/>
         </w:rPr>
       </w:pPr>
-      <w:bookmarkStart w:id="6" w:name="_Toc237946050"/>
+      <w:bookmarkStart w:id="6" w:name="_Toc237955155"/>
       <w:r>
         <w:rPr>
           <w:b/>
@@ -6613,7 +6953,7 @@
           <w:color w:val="EE0000"/>
         </w:rPr>
       </w:pPr>
-      <w:bookmarkStart w:id="7" w:name="_Toc237946051"/>
+      <w:bookmarkStart w:id="7" w:name="_Toc237955156"/>
       <w:r>
         <w:rPr>
           <w:b/>
@@ -7596,7 +7936,7 @@
           <w:color w:val="EE0000"/>
         </w:rPr>
       </w:pPr>
-      <w:bookmarkStart w:id="8" w:name="_Toc237946052"/>
+      <w:bookmarkStart w:id="8" w:name="_Toc237955157"/>
       <w:r>
         <w:rPr>
           <w:b/>
@@ -8154,7 +8494,7 @@
           <w:color w:val="EE0000"/>
         </w:rPr>
       </w:pPr>
-      <w:bookmarkStart w:id="9" w:name="_Toc237946053"/>
+      <w:bookmarkStart w:id="9" w:name="_Toc237955158"/>
       <w:r>
         <w:rPr>
           <w:b/>
@@ -8170,7 +8510,7 @@
         <w:pStyle w:val="Heading3"/>
       </w:pPr>
       <w:hyperlink r:id="rId15" w:anchor="ownership-and-ownable" w:history="1">
-        <w:bookmarkStart w:id="10" w:name="_Toc237946054"/>
+        <w:bookmarkStart w:id="10" w:name="_Toc237955159"/>
         <w:r>
           <w:rPr>
             <w:rStyle w:val="Hyperlink"/>
@@ -8457,7 +8797,7 @@
         <w:pStyle w:val="Heading3"/>
       </w:pPr>
       <w:hyperlink r:id="rId22" w:anchor="role-based-access-control" w:history="1">
-        <w:bookmarkStart w:id="11" w:name="_Toc237946055"/>
+        <w:bookmarkStart w:id="11" w:name="_Toc237955160"/>
         <w:r>
           <w:rPr>
             <w:rStyle w:val="Hyperlink"/>
@@ -12307,7 +12647,7 @@
           <w:color w:val="EE0000"/>
         </w:rPr>
       </w:pPr>
-      <w:bookmarkStart w:id="12" w:name="_Toc237946056"/>
+      <w:bookmarkStart w:id="12" w:name="_Toc237955161"/>
       <w:r>
         <w:rPr>
           <w:b/>
@@ -13508,7 +13848,7 @@
       <w:pPr>
         <w:pStyle w:val="Heading1"/>
       </w:pPr>
-      <w:bookmarkStart w:id="13" w:name="_Toc237946057"/>
+      <w:bookmarkStart w:id="13" w:name="_Toc237955162"/>
       <w:r>
         <w:t>Staking Protocol</w:t>
       </w:r>
@@ -13518,7 +13858,7 @@
       <w:pPr>
         <w:pStyle w:val="Heading2"/>
       </w:pPr>
-      <w:bookmarkStart w:id="14" w:name="_Toc237946058"/>
+      <w:bookmarkStart w:id="14" w:name="_Toc237955163"/>
       <w:r>
         <w:t>safeERC20</w:t>
       </w:r>
@@ -14113,7 +14453,7 @@
           <w:color w:val="EE0000"/>
         </w:rPr>
       </w:pPr>
-      <w:bookmarkStart w:id="15" w:name="_Toc237946059"/>
+      <w:bookmarkStart w:id="15" w:name="_Toc237955164"/>
       <w:r>
         <w:rPr>
           <w:rFonts w:eastAsia="Times New Roman"/>
@@ -14378,7 +14718,7 @@
           <w:rFonts w:eastAsia="Times New Roman"/>
         </w:rPr>
       </w:pPr>
-      <w:bookmarkStart w:id="16" w:name="_Toc237946060"/>
+      <w:bookmarkStart w:id="16" w:name="_Toc237955165"/>
       <w:r>
         <w:rPr>
           <w:rFonts w:eastAsia="Times New Roman"/>
@@ -14982,7 +15322,7 @@
           <w:rFonts w:eastAsia="Times New Roman"/>
         </w:rPr>
       </w:pPr>
-      <w:bookmarkStart w:id="17" w:name="_Toc237946061"/>
+      <w:bookmarkStart w:id="17" w:name="_Toc237955166"/>
       <w:r>
         <w:rPr>
           <w:rFonts w:eastAsia="Times New Roman"/>
@@ -15465,7 +15805,7 @@
           <w:rFonts w:eastAsia="Times New Roman"/>
         </w:rPr>
       </w:pPr>
-      <w:bookmarkStart w:id="18" w:name="_Toc237946062"/>
+      <w:bookmarkStart w:id="18" w:name="_Toc237955167"/>
       <w:r>
         <w:rPr>
           <w:rFonts w:eastAsia="Times New Roman"/>
@@ -15649,7 +15989,7 @@
           <w:rFonts w:eastAsia="Times New Roman"/>
         </w:rPr>
       </w:pPr>
-      <w:bookmarkStart w:id="19" w:name="_Toc237946063"/>
+      <w:bookmarkStart w:id="19" w:name="_Toc237955168"/>
       <w:r>
         <w:rPr>
           <w:rFonts w:eastAsia="Times New Roman"/>
@@ -16094,7 +16434,7 @@
           <w:color w:val="EE0000"/>
         </w:rPr>
       </w:pPr>
-      <w:bookmarkStart w:id="20" w:name="_Toc237946064"/>
+      <w:bookmarkStart w:id="20" w:name="_Toc237955169"/>
       <w:r>
         <w:rPr>
           <w:color w:val="EE0000"/>
@@ -16319,7 +16659,7 @@
           <w:color w:val="EE0000"/>
         </w:rPr>
       </w:pPr>
-      <w:bookmarkStart w:id="21" w:name="_Toc237946065"/>
+      <w:bookmarkStart w:id="21" w:name="_Toc237955170"/>
       <w:r>
         <w:rPr>
           <w:b/>
@@ -16564,7 +16904,7 @@
           <w:color w:val="EE0000"/>
         </w:rPr>
       </w:pPr>
-      <w:bookmarkStart w:id="22" w:name="_Toc237946066"/>
+      <w:bookmarkStart w:id="22" w:name="_Toc237955171"/>
       <w:r>
         <w:rPr>
           <w:color w:val="EE0000"/>
@@ -16820,7 +17160,7 @@
       <w:pPr>
         <w:pStyle w:val="Heading3"/>
       </w:pPr>
-      <w:bookmarkStart w:id="23" w:name="_Toc237946067"/>
+      <w:bookmarkStart w:id="23" w:name="_Toc237955172"/>
       <w:r>
         <w:t>Summary of non-reentrancy:</w:t>
       </w:r>
@@ -16935,7 +17275,7 @@
       <w:pPr>
         <w:pStyle w:val="Heading1"/>
       </w:pPr>
-      <w:bookmarkStart w:id="24" w:name="_Toc237946068"/>
+      <w:bookmarkStart w:id="24" w:name="_Toc237955173"/>
       <w:r>
         <w:lastRenderedPageBreak/>
         <w:t>UniSwap</w:t>
@@ -17345,7 +17685,7 @@
           <w:rFonts w:eastAsia="Times New Roman"/>
         </w:rPr>
       </w:pPr>
-      <w:bookmarkStart w:id="25" w:name="_Toc237946069"/>
+      <w:bookmarkStart w:id="25" w:name="_Toc237955174"/>
       <w:r>
         <w:rPr>
           <w:rFonts w:eastAsia="Times New Roman"/>
@@ -17923,7 +18263,7 @@
       <w:pPr>
         <w:pStyle w:val="Heading2"/>
       </w:pPr>
-      <w:bookmarkStart w:id="26" w:name="_Toc237946070"/>
+      <w:bookmarkStart w:id="26" w:name="_Toc237955175"/>
       <w:r>
         <w:t>Liquidity pools</w:t>
       </w:r>
@@ -18112,7 +18452,7 @@
           <w:rFonts w:eastAsia="Times New Roman"/>
         </w:rPr>
       </w:pPr>
-      <w:bookmarkStart w:id="27" w:name="_Toc237946071"/>
+      <w:bookmarkStart w:id="27" w:name="_Toc237955176"/>
       <w:r>
         <w:rPr>
           <w:rFonts w:eastAsia="Times New Roman"/>
@@ -18704,7 +19044,7 @@
           <w:color w:val="EE0000"/>
         </w:rPr>
       </w:pPr>
-      <w:bookmarkStart w:id="28" w:name="_Toc237946072"/>
+      <w:bookmarkStart w:id="28" w:name="_Toc237955177"/>
       <w:r>
         <w:rPr>
           <w:rFonts w:eastAsia="Times New Roman"/>
@@ -19303,7 +19643,7 @@
           <w:rFonts w:eastAsia="Times New Roman"/>
         </w:rPr>
       </w:pPr>
-      <w:bookmarkStart w:id="29" w:name="_Toc237946073"/>
+      <w:bookmarkStart w:id="29" w:name="_Toc237955178"/>
       <w:r>
         <w:rPr>
           <w:rFonts w:eastAsia="Times New Roman"/>
@@ -19815,7 +20155,7 @@
           <w:rFonts w:eastAsia="Times New Roman"/>
         </w:rPr>
       </w:pPr>
-      <w:bookmarkStart w:id="30" w:name="_Toc237946074"/>
+      <w:bookmarkStart w:id="30" w:name="_Toc237955179"/>
       <w:r>
         <w:rPr>
           <w:rFonts w:eastAsia="Times New Roman"/>
@@ -19951,7 +20291,7 @@
           <w:rFonts w:eastAsia="Times New Roman"/>
         </w:rPr>
       </w:pPr>
-      <w:bookmarkStart w:id="31" w:name="_Toc237946075"/>
+      <w:bookmarkStart w:id="31" w:name="_Toc237955180"/>
       <w:r>
         <w:rPr>
           <w:rFonts w:eastAsia="Times New Roman"/>
@@ -20735,7 +21075,7 @@
       <w:pPr>
         <w:pStyle w:val="Heading2"/>
       </w:pPr>
-      <w:bookmarkStart w:id="32" w:name="_Toc237946076"/>
+      <w:bookmarkStart w:id="32" w:name="_Toc237955181"/>
       <w:r>
         <w:t>Anatomy of a Uniswap v2 swap</w:t>
       </w:r>
@@ -20810,7 +21150,7 @@
           <w:color w:val="EE0000"/>
         </w:rPr>
       </w:pPr>
-      <w:bookmarkStart w:id="33" w:name="_Toc237946077"/>
+      <w:bookmarkStart w:id="33" w:name="_Toc237955182"/>
       <w:r>
         <w:rPr>
           <w:rFonts w:eastAsia="Times New Roman"/>
@@ -21081,7 +21421,7 @@
           <w:color w:val="EE0000"/>
         </w:rPr>
       </w:pPr>
-      <w:bookmarkStart w:id="34" w:name="_Toc237946078"/>
+      <w:bookmarkStart w:id="34" w:name="_Toc237955183"/>
       <w:r>
         <w:rPr>
           <w:rFonts w:eastAsia="Times New Roman"/>
@@ -21591,7 +21931,7 @@
           <w:rFonts w:eastAsia="Times New Roman"/>
         </w:rPr>
       </w:pPr>
-      <w:bookmarkStart w:id="35" w:name="_Toc237946079"/>
+      <w:bookmarkStart w:id="35" w:name="_Toc237955184"/>
       <w:r>
         <w:rPr>
           <w:rFonts w:eastAsia="Times New Roman"/>
@@ -21810,7 +22150,7 @@
           <w:color w:val="EE0000"/>
         </w:rPr>
       </w:pPr>
-      <w:bookmarkStart w:id="36" w:name="_Toc237946080"/>
+      <w:bookmarkStart w:id="36" w:name="_Toc237955185"/>
       <w:r>
         <w:rPr>
           <w:rFonts w:eastAsia="Times New Roman"/>
@@ -22541,7 +22881,7 @@
           <w:rFonts w:eastAsia="Times New Roman"/>
         </w:rPr>
       </w:pPr>
-      <w:bookmarkStart w:id="37" w:name="_Toc237946081"/>
+      <w:bookmarkStart w:id="37" w:name="_Toc237955186"/>
       <w:r>
         <w:rPr>
           <w:rFonts w:eastAsia="Times New Roman"/>
@@ -23315,7 +23655,7 @@
           <w:szCs w:val="32"/>
         </w:rPr>
       </w:pPr>
-      <w:bookmarkStart w:id="38" w:name="_Toc237946082"/>
+      <w:bookmarkStart w:id="38" w:name="_Toc237955187"/>
       <w:r>
         <w:rPr>
           <w:b/>
@@ -23988,7 +24328,7 @@
       <w:pPr>
         <w:pStyle w:val="Heading2"/>
       </w:pPr>
-      <w:bookmarkStart w:id="39" w:name="_Toc237946083"/>
+      <w:bookmarkStart w:id="39" w:name="_Toc237955188"/>
       <w:r>
         <w:t>Minimum liquidity</w:t>
       </w:r>
@@ -24098,7 +24438,7 @@
       <w:pPr>
         <w:pStyle w:val="Heading2"/>
       </w:pPr>
-      <w:bookmarkStart w:id="40" w:name="_Toc237946084"/>
+      <w:bookmarkStart w:id="40" w:name="_Toc237955189"/>
       <w:r>
         <w:t>The single most important invariant in the contract</w:t>
       </w:r>
@@ -24145,7 +24485,7 @@
           <w:color w:val="EE0000"/>
         </w:rPr>
       </w:pPr>
-      <w:bookmarkStart w:id="41" w:name="_Toc237946085"/>
+      <w:bookmarkStart w:id="41" w:name="_Toc237955190"/>
       <w:r>
         <w:rPr>
           <w:color w:val="EE0000"/>
@@ -24246,7 +24586,7 @@
           <w:color w:val="EE0000"/>
         </w:rPr>
       </w:pPr>
-      <w:bookmarkStart w:id="42" w:name="_Toc237946086"/>
+      <w:bookmarkStart w:id="42" w:name="_Toc237955191"/>
       <w:r>
         <w:rPr>
           <w:color w:val="EE0000"/>
@@ -24285,7 +24625,7 @@
       <w:pPr>
         <w:pStyle w:val="Heading3"/>
       </w:pPr>
-      <w:bookmarkStart w:id="43" w:name="_Toc237946087"/>
+      <w:bookmarkStart w:id="43" w:name="_Toc237955192"/>
       <w:r>
         <w:t>First, storage packing.</w:t>
       </w:r>
@@ -24322,7 +24662,7 @@
       <w:pPr>
         <w:pStyle w:val="Heading3"/>
       </w:pPr>
-      <w:bookmarkStart w:id="44" w:name="_Toc237946088"/>
+      <w:bookmarkStart w:id="44" w:name="_Toc237955193"/>
       <w:r>
         <w:t>Second, bounded arithmetic.</w:t>
       </w:r>
@@ -24406,7 +24746,7 @@
       <w:pPr>
         <w:pStyle w:val="Heading1"/>
       </w:pPr>
-      <w:bookmarkStart w:id="45" w:name="_Toc237946089"/>
+      <w:bookmarkStart w:id="45" w:name="_Toc237955194"/>
       <w:r>
         <w:lastRenderedPageBreak/>
         <w:t>StableCoin</w:t>
@@ -24505,7 +24845,7 @@
           <w:rFonts w:ascii="Calibri" w:eastAsia="MS Gothic" w:hAnsi="Calibri"/>
         </w:rPr>
       </w:pPr>
-      <w:bookmarkStart w:id="46" w:name="_Toc237946090"/>
+      <w:bookmarkStart w:id="46" w:name="_Toc237955195"/>
       <w:r>
         <w:rPr>
           <w:rFonts w:eastAsia="Times New Roman"/>
@@ -24924,7 +25264,7 @@
           <w:rFonts w:ascii="Calibri" w:eastAsia="MS Gothic" w:hAnsi="Calibri"/>
         </w:rPr>
       </w:pPr>
-      <w:bookmarkStart w:id="47" w:name="_Toc237946091"/>
+      <w:bookmarkStart w:id="47" w:name="_Toc237955196"/>
       <w:r>
         <w:rPr>
           <w:rFonts w:eastAsia="Times New Roman"/>
@@ -25126,7 +25466,7 @@
           <w:rFonts w:ascii="Calibri" w:eastAsia="MS Gothic" w:hAnsi="Calibri"/>
         </w:rPr>
       </w:pPr>
-      <w:bookmarkStart w:id="48" w:name="_Toc237946092"/>
+      <w:bookmarkStart w:id="48" w:name="_Toc237955197"/>
       <w:r>
         <w:rPr>
           <w:rFonts w:eastAsia="Times New Roman"/>
@@ -25556,7 +25896,7 @@
           <w:rFonts w:ascii="Calibri" w:eastAsia="MS Gothic" w:hAnsi="Calibri"/>
         </w:rPr>
       </w:pPr>
-      <w:bookmarkStart w:id="49" w:name="_Toc237946093"/>
+      <w:bookmarkStart w:id="49" w:name="_Toc237955198"/>
       <w:r>
         <w:rPr>
           <w:rFonts w:eastAsia="Times New Roman"/>
@@ -25794,7 +26134,7 @@
           <w:bCs/>
         </w:rPr>
       </w:pPr>
-      <w:bookmarkStart w:id="50" w:name="_Toc237946094"/>
+      <w:bookmarkStart w:id="50" w:name="_Toc237955199"/>
       <w:r>
         <w:rPr>
           <w:b/>
@@ -27377,7 +27717,7 @@
           <w:rFonts w:eastAsia="Times New Roman"/>
         </w:rPr>
       </w:pPr>
-      <w:bookmarkStart w:id="51" w:name="_Toc237946095"/>
+      <w:bookmarkStart w:id="51" w:name="_Toc237955200"/>
       <w:r>
         <w:rPr>
           <w:rFonts w:eastAsia="Times New Roman"/>
@@ -30487,7 +30827,7 @@
           <w14:ligatures w14:val="none"/>
         </w:rPr>
       </w:pPr>
-      <w:bookmarkStart w:id="52" w:name="_Toc237946096"/>
+      <w:bookmarkStart w:id="52" w:name="_Toc237955201"/>
       <w:r>
         <w:rPr>
           <w:rFonts w:eastAsia="Times New Roman" w:cs="Times New Roman"/>
@@ -33020,7 +33360,7 @@
           <w:rFonts w:ascii="Calibri" w:eastAsia="MS Gothic" w:hAnsi="Calibri"/>
         </w:rPr>
       </w:pPr>
-      <w:bookmarkStart w:id="53" w:name="_Toc237946097"/>
+      <w:bookmarkStart w:id="53" w:name="_Toc237955202"/>
       <w:r>
         <w:rPr>
           <w:rFonts w:eastAsia="Times New Roman"/>
@@ -33237,7 +33577,7 @@
           <w:rFonts w:ascii="Calibri" w:eastAsia="MS Gothic" w:hAnsi="Calibri"/>
         </w:rPr>
       </w:pPr>
-      <w:bookmarkStart w:id="54" w:name="_Toc237946098"/>
+      <w:bookmarkStart w:id="54" w:name="_Toc237955203"/>
       <w:r>
         <w:rPr>
           <w:rFonts w:eastAsia="Times New Roman"/>
@@ -33473,7 +33813,7 @@
           <w:rFonts w:ascii="Calibri" w:eastAsia="MS Gothic" w:hAnsi="Calibri"/>
         </w:rPr>
       </w:pPr>
-      <w:bookmarkStart w:id="55" w:name="_Toc237946099"/>
+      <w:bookmarkStart w:id="55" w:name="_Toc237955204"/>
       <w:r>
         <w:rPr>
           <w:rFonts w:eastAsia="Times New Roman"/>
@@ -33668,7 +34008,7 @@
           <w14:ligatures w14:val="none"/>
         </w:rPr>
       </w:pPr>
-      <w:bookmarkStart w:id="56" w:name="_Toc237946100"/>
+      <w:bookmarkStart w:id="56" w:name="_Toc237955205"/>
       <w:r>
         <w:rPr>
           <w:rStyle w:val="Heading2Char"/>
@@ -33743,7 +34083,7 @@
           <w:rFonts w:ascii="Calibri" w:eastAsia="MS Gothic" w:hAnsi="Calibri"/>
         </w:rPr>
       </w:pPr>
-      <w:bookmarkStart w:id="57" w:name="_Toc237946101"/>
+      <w:bookmarkStart w:id="57" w:name="_Toc237955206"/>
       <w:r>
         <w:rPr>
           <w:rFonts w:eastAsia="Times New Roman"/>
@@ -33908,7 +34248,7 @@
           <w:rFonts w:ascii="Calibri" w:eastAsia="MS Gothic" w:hAnsi="Calibri"/>
         </w:rPr>
       </w:pPr>
-      <w:bookmarkStart w:id="58" w:name="_Toc237946102"/>
+      <w:bookmarkStart w:id="58" w:name="_Toc237955207"/>
       <w:r>
         <w:rPr>
           <w:rFonts w:eastAsia="Times New Roman"/>
@@ -34070,7 +34410,7 @@
           <w:rFonts w:ascii="Calibri" w:eastAsia="MS Gothic" w:hAnsi="Calibri"/>
         </w:rPr>
       </w:pPr>
-      <w:bookmarkStart w:id="59" w:name="_Toc237946103"/>
+      <w:bookmarkStart w:id="59" w:name="_Toc237955208"/>
       <w:r>
         <w:rPr>
           <w:rFonts w:eastAsia="Times New Roman"/>
@@ -34467,7 +34807,7 @@
           <w:rFonts w:ascii="Calibri" w:eastAsia="MS Gothic" w:hAnsi="Calibri"/>
         </w:rPr>
       </w:pPr>
-      <w:bookmarkStart w:id="60" w:name="_Toc237946104"/>
+      <w:bookmarkStart w:id="60" w:name="_Toc237955209"/>
       <w:r>
         <w:rPr>
           <w:rFonts w:eastAsia="Times New Roman"/>
@@ -34599,7 +34939,7 @@
           <w:rFonts w:ascii="Calibri" w:eastAsia="MS Gothic" w:hAnsi="Calibri"/>
         </w:rPr>
       </w:pPr>
-      <w:bookmarkStart w:id="61" w:name="_Toc237946105"/>
+      <w:bookmarkStart w:id="61" w:name="_Toc237955210"/>
       <w:r>
         <w:rPr>
           <w:rFonts w:eastAsia="Times New Roman"/>
@@ -35062,7 +35402,7 @@
           <w:color w:val="EE0000"/>
         </w:rPr>
       </w:pPr>
-      <w:bookmarkStart w:id="62" w:name="_Toc237946106"/>
+      <w:bookmarkStart w:id="62" w:name="_Toc237955211"/>
       <w:r>
         <w:rPr>
           <w:rFonts w:eastAsia="Times New Roman"/>
@@ -35199,7 +35539,7 @@
       <w:pPr>
         <w:pStyle w:val="Heading1"/>
       </w:pPr>
-      <w:bookmarkStart w:id="63" w:name="_Toc237946107"/>
+      <w:bookmarkStart w:id="63" w:name="_Toc237955212"/>
       <w:r>
         <w:t>Flash</w:t>
       </w:r>
@@ -35218,7 +35558,7 @@
           <w:rFonts w:eastAsia="Times New Roman"/>
         </w:rPr>
       </w:pPr>
-      <w:bookmarkStart w:id="64" w:name="_Toc237946108"/>
+      <w:bookmarkStart w:id="64" w:name="_Toc237955213"/>
       <w:r>
         <w:rPr>
           <w:rFonts w:eastAsia="Times New Roman"/>
@@ -35928,7 +36268,7 @@
           <w:rFonts w:eastAsia="Times New Roman"/>
         </w:rPr>
       </w:pPr>
-      <w:bookmarkStart w:id="65" w:name="_Toc237946109"/>
+      <w:bookmarkStart w:id="65" w:name="_Toc237955214"/>
       <w:r>
         <w:rPr>
           <w:rFonts w:eastAsia="Times New Roman"/>
@@ -35988,23 +36328,7 @@
           <w:kern w:val="0"/>
           <w14:ligatures w14:val="none"/>
         </w:rPr>
-        <w:t>.</w:t>
-      </w:r>
-      <w:r>
-        <w:rPr>
-          <w:rFonts w:eastAsia="Times New Roman" w:cs="Times New Roman"/>
-          <w:kern w:val="0"/>
-          <w14:ligatures w14:val="none"/>
-        </w:rPr>
-        <w:t xml:space="preserve"> </w:t>
-      </w:r>
-      <w:r>
-        <w:rPr>
-          <w:rFonts w:eastAsia="Times New Roman" w:cs="Times New Roman"/>
-          <w:kern w:val="0"/>
-          <w14:ligatures w14:val="none"/>
-        </w:rPr>
-        <w:t>Normally:</w:t>
+        <w:t>. Normally:</w:t>
       </w:r>
     </w:p>
     <w:p>
@@ -36223,23 +36547,7 @@
           <w:kern w:val="0"/>
           <w14:ligatures w14:val="none"/>
         </w:rPr>
-        <w:t>, including the original loan.</w:t>
-      </w:r>
-      <w:r>
-        <w:rPr>
-          <w:rFonts w:eastAsia="Times New Roman" w:cs="Times New Roman"/>
-          <w:kern w:val="0"/>
-          <w14:ligatures w14:val="none"/>
-        </w:rPr>
-        <w:t xml:space="preserve"> </w:t>
-      </w:r>
-      <w:r>
-        <w:rPr>
-          <w:rFonts w:eastAsia="Times New Roman" w:cs="Times New Roman"/>
-          <w:kern w:val="0"/>
-          <w14:ligatures w14:val="none"/>
-        </w:rPr>
-        <w:t>That's why the lender doesn't need collateral.</w:t>
+        <w:t>, including the original loan. That's why the lender doesn't need collateral.</w:t>
       </w:r>
     </w:p>
     <w:p>
@@ -36249,7 +36557,7 @@
           <w:rFonts w:eastAsia="Times New Roman"/>
         </w:rPr>
       </w:pPr>
-      <w:bookmarkStart w:id="66" w:name="_Toc237946110"/>
+      <w:bookmarkStart w:id="66" w:name="_Toc237955215"/>
       <w:r>
         <w:rPr>
           <w:rFonts w:eastAsia="Times New Roman"/>
@@ -36508,23 +36816,7 @@
           <w:kern w:val="0"/>
           <w14:ligatures w14:val="none"/>
         </w:rPr>
-        <w:t>Everything returns to the pre-transaction state.</w:t>
-      </w:r>
-      <w:r>
-        <w:rPr>
-          <w:rFonts w:eastAsia="Times New Roman" w:cs="Times New Roman"/>
-          <w:kern w:val="0"/>
-          <w14:ligatures w14:val="none"/>
-        </w:rPr>
-        <w:t xml:space="preserve"> </w:t>
-      </w:r>
-      <w:r>
-        <w:rPr>
-          <w:rFonts w:eastAsia="Times New Roman" w:cs="Times New Roman"/>
-          <w:kern w:val="0"/>
-          <w14:ligatures w14:val="none"/>
-        </w:rPr>
-        <w:t>Flash loans fundamentally depend on this property.</w:t>
+        <w:t>Everything returns to the pre-transaction state. Flash loans fundamentally depend on this property.</w:t>
       </w:r>
     </w:p>
     <w:p>
@@ -36534,7 +36826,7 @@
           <w:rFonts w:eastAsia="Times New Roman"/>
         </w:rPr>
       </w:pPr>
-      <w:bookmarkStart w:id="67" w:name="_Toc237946111"/>
+      <w:bookmarkStart w:id="67" w:name="_Toc237955216"/>
       <w:r>
         <w:rPr>
           <w:rFonts w:eastAsia="Times New Roman"/>
@@ -37186,7 +37478,7 @@
           <w14:ligatures w14:val="none"/>
         </w:rPr>
         <w:pict w14:anchorId="6B4E3058">
-          <v:rect id="_x0000_i1030" style="width:0;height:1.5pt" o:hralign="center" o:hrstd="t" o:hr="t" fillcolor="#a0a0a0" stroked="f"/>
+          <v:rect id="_x0000_i1028" style="width:0;height:1.5pt" o:hralign="center" o:hrstd="t" o:hr="t" fillcolor="#a0a0a0" stroked="f"/>
         </w:pict>
       </w:r>
     </w:p>
@@ -37197,7 +37489,7 @@
           <w:rFonts w:eastAsia="Times New Roman"/>
         </w:rPr>
       </w:pPr>
-      <w:bookmarkStart w:id="68" w:name="_Toc237946112"/>
+      <w:bookmarkStart w:id="68" w:name="_Toc237955217"/>
       <w:r>
         <w:rPr>
           <w:rFonts w:eastAsia="Times New Roman"/>
@@ -37955,7 +38247,7 @@
           <w:rFonts w:eastAsia="Times New Roman"/>
         </w:rPr>
       </w:pPr>
-      <w:bookmarkStart w:id="69" w:name="_Toc237946113"/>
+      <w:bookmarkStart w:id="69" w:name="_Toc237955218"/>
       <w:r>
         <w:rPr>
           <w:rFonts w:eastAsia="Times New Roman"/>
@@ -39076,6 +39368,3174 @@
         <w:t>the lender calls the borrower; when that call finishes, execution resumes on the next line in the lender.</w:t>
       </w:r>
     </w:p>
+    <w:p>
+      <w:pPr>
+        <w:pStyle w:val="Heading1"/>
+        <w:rPr>
+          <w:rFonts w:eastAsia="Times New Roman"/>
+        </w:rPr>
+      </w:pPr>
+      <w:bookmarkStart w:id="70" w:name="_Toc237955219"/>
+      <w:r>
+        <w:rPr>
+          <w:rFonts w:eastAsia="Times New Roman"/>
+        </w:rPr>
+        <w:t>Delegatecall, Multicall, and meta-transaction spoofing</w:t>
+      </w:r>
+      <w:bookmarkEnd w:id="70"/>
+    </w:p>
+    <w:p>
+      <w:pPr>
+        <w:pStyle w:val="Heading2"/>
+        <w:rPr>
+          <w:rFonts w:eastAsia="Times New Roman" w:cs="Times New Roman"/>
+          <w:sz w:val="36"/>
+          <w:szCs w:val="36"/>
+        </w:rPr>
+      </w:pPr>
+      <w:bookmarkStart w:id="71" w:name="_Toc237955220"/>
+      <w:r>
+        <w:rPr>
+          <w:rFonts w:eastAsia="Times New Roman"/>
+        </w:rPr>
+        <w:t>call</w:t>
+      </w:r>
+      <w:r>
+        <w:rPr>
+          <w:rFonts w:eastAsia="Times New Roman" w:cs="Times New Roman"/>
+          <w:sz w:val="36"/>
+          <w:szCs w:val="36"/>
+        </w:rPr>
+        <w:t xml:space="preserve"> vs </w:t>
+      </w:r>
+      <w:r>
+        <w:rPr>
+          <w:rFonts w:eastAsia="Times New Roman"/>
+        </w:rPr>
+        <w:t>delegatecall</w:t>
+      </w:r>
+      <w:bookmarkEnd w:id="71"/>
+    </w:p>
+    <w:p>
+      <w:pPr>
+        <w:numPr>
+          <w:ilvl w:val="0"/>
+          <w:numId w:val="20"/>
+        </w:numPr>
+        <w:spacing w:before="100" w:beforeAutospacing="1" w:after="100" w:afterAutospacing="1" w:line="240" w:lineRule="auto"/>
+        <w:rPr>
+          <w:rFonts w:eastAsia="Times New Roman" w:cs="Times New Roman"/>
+          <w:kern w:val="0"/>
+          <w14:ligatures w14:val="none"/>
+        </w:rPr>
+      </w:pPr>
+      <w:r>
+        <w:rPr>
+          <w:rFonts w:ascii="Courier New" w:eastAsia="Times New Roman" w:hAnsi="Courier New" w:cs="Courier New"/>
+          <w:b/>
+          <w:bCs/>
+          <w:kern w:val="0"/>
+          <w:sz w:val="20"/>
+          <w:szCs w:val="20"/>
+          <w14:ligatures w14:val="none"/>
+        </w:rPr>
+        <w:t>call</w:t>
+      </w:r>
+      <w:r>
+        <w:rPr>
+          <w:rFonts w:eastAsia="Times New Roman" w:cs="Times New Roman"/>
+          <w:kern w:val="0"/>
+          <w14:ligatures w14:val="none"/>
+        </w:rPr>
+        <w:t xml:space="preserve">: contract A calls contract B. B's code runs </w:t>
+      </w:r>
+      <w:r>
+        <w:rPr>
+          <w:rFonts w:eastAsia="Times New Roman" w:cs="Times New Roman"/>
+          <w:i/>
+          <w:iCs/>
+          <w:kern w:val="0"/>
+          <w14:ligatures w14:val="none"/>
+        </w:rPr>
+        <w:t>in B's own storage</w:t>
+      </w:r>
+      <w:r>
+        <w:rPr>
+          <w:rFonts w:eastAsia="Times New Roman" w:cs="Times New Roman"/>
+          <w:kern w:val="0"/>
+          <w14:ligatures w14:val="none"/>
+        </w:rPr>
+        <w:t xml:space="preserve">. </w:t>
+      </w:r>
+      <w:r>
+        <w:rPr>
+          <w:rFonts w:ascii="Courier New" w:eastAsia="Times New Roman" w:hAnsi="Courier New" w:cs="Courier New"/>
+          <w:kern w:val="0"/>
+          <w:sz w:val="20"/>
+          <w:szCs w:val="20"/>
+          <w14:ligatures w14:val="none"/>
+        </w:rPr>
+        <w:t>msg.sender</w:t>
+      </w:r>
+      <w:r>
+        <w:rPr>
+          <w:rFonts w:eastAsia="Times New Roman" w:cs="Times New Roman"/>
+          <w:kern w:val="0"/>
+          <w14:ligatures w14:val="none"/>
+        </w:rPr>
+        <w:t xml:space="preserve"> becomes A. </w:t>
+      </w:r>
+      <w:r>
+        <w:rPr>
+          <w:rFonts w:ascii="Courier New" w:eastAsia="Times New Roman" w:hAnsi="Courier New" w:cs="Courier New"/>
+          <w:kern w:val="0"/>
+          <w:sz w:val="20"/>
+          <w:szCs w:val="20"/>
+          <w14:ligatures w14:val="none"/>
+        </w:rPr>
+        <w:t>address(this)</w:t>
+      </w:r>
+      <w:r>
+        <w:rPr>
+          <w:rFonts w:eastAsia="Times New Roman" w:cs="Times New Roman"/>
+          <w:kern w:val="0"/>
+          <w14:ligatures w14:val="none"/>
+        </w:rPr>
+        <w:t xml:space="preserve"> inside B is B.</w:t>
+      </w:r>
+    </w:p>
+    <w:p>
+      <w:pPr>
+        <w:numPr>
+          <w:ilvl w:val="0"/>
+          <w:numId w:val="20"/>
+        </w:numPr>
+        <w:spacing w:before="100" w:beforeAutospacing="1" w:after="100" w:afterAutospacing="1" w:line="240" w:lineRule="auto"/>
+        <w:rPr>
+          <w:rFonts w:eastAsia="Times New Roman" w:cs="Times New Roman"/>
+          <w:kern w:val="0"/>
+          <w14:ligatures w14:val="none"/>
+        </w:rPr>
+      </w:pPr>
+      <w:r>
+        <w:rPr>
+          <w:rFonts w:ascii="Courier New" w:eastAsia="Times New Roman" w:hAnsi="Courier New" w:cs="Courier New"/>
+          <w:b/>
+          <w:bCs/>
+          <w:kern w:val="0"/>
+          <w:sz w:val="20"/>
+          <w:szCs w:val="20"/>
+          <w14:ligatures w14:val="none"/>
+        </w:rPr>
+        <w:t>delegatecall</w:t>
+      </w:r>
+      <w:r>
+        <w:rPr>
+          <w:rFonts w:eastAsia="Times New Roman" w:cs="Times New Roman"/>
+          <w:kern w:val="0"/>
+          <w14:ligatures w14:val="none"/>
+        </w:rPr>
+        <w:t xml:space="preserve">: contract A delegatecalls contract B's code. The code runs </w:t>
+      </w:r>
+      <w:r>
+        <w:rPr>
+          <w:rFonts w:eastAsia="Times New Roman" w:cs="Times New Roman"/>
+          <w:i/>
+          <w:iCs/>
+          <w:kern w:val="0"/>
+          <w14:ligatures w14:val="none"/>
+        </w:rPr>
+        <w:t>in A's storage</w:t>
+      </w:r>
+      <w:r>
+        <w:rPr>
+          <w:rFonts w:eastAsia="Times New Roman" w:cs="Times New Roman"/>
+          <w:kern w:val="0"/>
+          <w14:ligatures w14:val="none"/>
+        </w:rPr>
+        <w:t xml:space="preserve">. </w:t>
+      </w:r>
+      <w:r>
+        <w:rPr>
+          <w:rFonts w:ascii="Courier New" w:eastAsia="Times New Roman" w:hAnsi="Courier New" w:cs="Courier New"/>
+          <w:kern w:val="0"/>
+          <w:sz w:val="20"/>
+          <w:szCs w:val="20"/>
+          <w14:ligatures w14:val="none"/>
+        </w:rPr>
+        <w:t>msg.sender</w:t>
+      </w:r>
+      <w:r>
+        <w:rPr>
+          <w:rFonts w:eastAsia="Times New Roman" w:cs="Times New Roman"/>
+          <w:kern w:val="0"/>
+          <w14:ligatures w14:val="none"/>
+        </w:rPr>
+        <w:t xml:space="preserve"> and </w:t>
+      </w:r>
+      <w:r>
+        <w:rPr>
+          <w:rFonts w:ascii="Courier New" w:eastAsia="Times New Roman" w:hAnsi="Courier New" w:cs="Courier New"/>
+          <w:kern w:val="0"/>
+          <w:sz w:val="20"/>
+          <w:szCs w:val="20"/>
+          <w14:ligatures w14:val="none"/>
+        </w:rPr>
+        <w:t>msg.value</w:t>
+      </w:r>
+      <w:r>
+        <w:rPr>
+          <w:rFonts w:eastAsia="Times New Roman" w:cs="Times New Roman"/>
+          <w:kern w:val="0"/>
+          <w14:ligatures w14:val="none"/>
+        </w:rPr>
+        <w:t xml:space="preserve"> stay exactly what they were in the call that reached A. </w:t>
+      </w:r>
+      <w:r>
+        <w:rPr>
+          <w:rFonts w:ascii="Courier New" w:eastAsia="Times New Roman" w:hAnsi="Courier New" w:cs="Courier New"/>
+          <w:kern w:val="0"/>
+          <w:sz w:val="20"/>
+          <w:szCs w:val="20"/>
+          <w14:ligatures w14:val="none"/>
+        </w:rPr>
+        <w:t>address(this)</w:t>
+      </w:r>
+      <w:r>
+        <w:rPr>
+          <w:rFonts w:eastAsia="Times New Roman" w:cs="Times New Roman"/>
+          <w:kern w:val="0"/>
+          <w14:ligatures w14:val="none"/>
+        </w:rPr>
+        <w:t xml:space="preserve"> is still A.</w:t>
+      </w:r>
+    </w:p>
+    <w:p>
+      <w:pPr>
+        <w:spacing w:before="100" w:beforeAutospacing="1" w:after="100" w:afterAutospacing="1" w:line="240" w:lineRule="auto"/>
+        <w:rPr>
+          <w:rFonts w:eastAsia="Times New Roman" w:cs="Times New Roman"/>
+          <w:kern w:val="0"/>
+          <w14:ligatures w14:val="none"/>
+        </w:rPr>
+      </w:pPr>
+      <w:r>
+        <w:rPr>
+          <w:rFonts w:eastAsia="Times New Roman" w:cs="Times New Roman"/>
+          <w:kern w:val="0"/>
+          <w14:ligatures w14:val="none"/>
+        </w:rPr>
+        <w:t xml:space="preserve">In short: delegatecall borrows another contract's </w:t>
+      </w:r>
+      <w:r>
+        <w:rPr>
+          <w:rFonts w:eastAsia="Times New Roman" w:cs="Times New Roman"/>
+          <w:i/>
+          <w:iCs/>
+          <w:kern w:val="0"/>
+          <w14:ligatures w14:val="none"/>
+        </w:rPr>
+        <w:t>logic</w:t>
+      </w:r>
+      <w:r>
+        <w:rPr>
+          <w:rFonts w:eastAsia="Times New Roman" w:cs="Times New Roman"/>
+          <w:kern w:val="0"/>
+          <w14:ligatures w14:val="none"/>
+        </w:rPr>
+        <w:t xml:space="preserve"> but keeps everything about the </w:t>
+      </w:r>
+      <w:r>
+        <w:rPr>
+          <w:rFonts w:eastAsia="Times New Roman" w:cs="Times New Roman"/>
+          <w:i/>
+          <w:iCs/>
+          <w:kern w:val="0"/>
+          <w14:ligatures w14:val="none"/>
+        </w:rPr>
+        <w:t>calling context</w:t>
+      </w:r>
+      <w:r>
+        <w:rPr>
+          <w:rFonts w:eastAsia="Times New Roman" w:cs="Times New Roman"/>
+          <w:kern w:val="0"/>
+          <w14:ligatures w14:val="none"/>
+        </w:rPr>
+        <w:t xml:space="preserve"> (storage, sender, value) as-is. This is why proxy/upgradeable contract patterns use it — a proxy holds the storage, an implementation contract holds the logic, and the proxy delegatecalls into the implementation on every call.</w:t>
+      </w:r>
+    </w:p>
+    <w:p>
+      <w:pPr>
+        <w:pStyle w:val="Heading2"/>
+        <w:rPr>
+          <w:rFonts w:eastAsia="Times New Roman"/>
+        </w:rPr>
+      </w:pPr>
+      <w:bookmarkStart w:id="72" w:name="_Toc237955221"/>
+      <w:r>
+        <w:rPr>
+          <w:rFonts w:eastAsia="Times New Roman"/>
+        </w:rPr>
+        <w:t xml:space="preserve">Meta-transactions and a custom </w:t>
+      </w:r>
+      <w:r>
+        <w:rPr>
+          <w:rFonts w:ascii="Courier New" w:eastAsia="Times New Roman" w:hAnsi="Courier New" w:cs="Courier New"/>
+          <w:sz w:val="20"/>
+          <w:szCs w:val="20"/>
+        </w:rPr>
+        <w:t>_msgSender()</w:t>
+      </w:r>
+      <w:bookmarkEnd w:id="72"/>
+    </w:p>
+    <w:p>
+      <w:pPr>
+        <w:spacing w:before="100" w:beforeAutospacing="1" w:after="100" w:afterAutospacing="1" w:line="240" w:lineRule="auto"/>
+        <w:rPr>
+          <w:rFonts w:eastAsia="Times New Roman" w:cs="Times New Roman"/>
+          <w:kern w:val="0"/>
+          <w14:ligatures w14:val="none"/>
+        </w:rPr>
+      </w:pPr>
+      <w:r>
+        <w:rPr>
+          <w:rFonts w:eastAsia="Times New Roman" w:cs="Times New Roman"/>
+          <w:kern w:val="0"/>
+          <w14:ligatures w14:val="none"/>
+        </w:rPr>
+        <w:t xml:space="preserve">Some contracts support "gasless" transactions: a user signs a request off-chain, and a separate </w:t>
+      </w:r>
+      <w:r>
+        <w:rPr>
+          <w:rFonts w:ascii="Courier New" w:eastAsia="Times New Roman" w:hAnsi="Courier New" w:cs="Courier New"/>
+          <w:kern w:val="0"/>
+          <w:sz w:val="20"/>
+          <w:szCs w:val="20"/>
+          <w14:ligatures w14:val="none"/>
+        </w:rPr>
+        <w:t>trustedForwarder</w:t>
+      </w:r>
+      <w:r>
+        <w:rPr>
+          <w:rFonts w:eastAsia="Times New Roman" w:cs="Times New Roman"/>
+          <w:kern w:val="0"/>
+          <w14:ligatures w14:val="none"/>
+        </w:rPr>
+        <w:t xml:space="preserve"> contract submits it on-chain and pays gas. Since the forwarder is now the actual </w:t>
+      </w:r>
+      <w:r>
+        <w:rPr>
+          <w:rFonts w:ascii="Courier New" w:eastAsia="Times New Roman" w:hAnsi="Courier New" w:cs="Courier New"/>
+          <w:kern w:val="0"/>
+          <w:sz w:val="20"/>
+          <w:szCs w:val="20"/>
+          <w14:ligatures w14:val="none"/>
+        </w:rPr>
+        <w:t>msg.sender</w:t>
+      </w:r>
+      <w:r>
+        <w:rPr>
+          <w:rFonts w:eastAsia="Times New Roman" w:cs="Times New Roman"/>
+          <w:kern w:val="0"/>
+          <w14:ligatures w14:val="none"/>
+        </w:rPr>
+        <w:t xml:space="preserve">, the target contract can't just trust </w:t>
+      </w:r>
+      <w:r>
+        <w:rPr>
+          <w:rFonts w:ascii="Courier New" w:eastAsia="Times New Roman" w:hAnsi="Courier New" w:cs="Courier New"/>
+          <w:kern w:val="0"/>
+          <w:sz w:val="20"/>
+          <w:szCs w:val="20"/>
+          <w14:ligatures w14:val="none"/>
+        </w:rPr>
+        <w:t>msg.sender</w:t>
+      </w:r>
+      <w:r>
+        <w:rPr>
+          <w:rFonts w:eastAsia="Times New Roman" w:cs="Times New Roman"/>
+          <w:kern w:val="0"/>
+          <w14:ligatures w14:val="none"/>
+        </w:rPr>
+        <w:t xml:space="preserve"> normally — it needs to know who the </w:t>
+      </w:r>
+      <w:r>
+        <w:rPr>
+          <w:rFonts w:eastAsia="Times New Roman" w:cs="Times New Roman"/>
+          <w:i/>
+          <w:iCs/>
+          <w:kern w:val="0"/>
+          <w14:ligatures w14:val="none"/>
+        </w:rPr>
+        <w:t>real</w:t>
+      </w:r>
+      <w:r>
+        <w:rPr>
+          <w:rFonts w:eastAsia="Times New Roman" w:cs="Times New Roman"/>
+          <w:kern w:val="0"/>
+          <w14:ligatures w14:val="none"/>
+        </w:rPr>
+        <w:t xml:space="preserve"> user was.</w:t>
+      </w:r>
+    </w:p>
+    <w:p>
+      <w:pPr>
+        <w:spacing w:before="100" w:beforeAutospacing="1" w:after="100" w:afterAutospacing="1" w:line="240" w:lineRule="auto"/>
+        <w:rPr>
+          <w:rFonts w:eastAsia="Times New Roman" w:cs="Times New Roman"/>
+          <w:kern w:val="0"/>
+          <w14:ligatures w14:val="none"/>
+        </w:rPr>
+      </w:pPr>
+      <w:r>
+        <w:rPr>
+          <w:rFonts w:eastAsia="Times New Roman" w:cs="Times New Roman"/>
+          <w:kern w:val="0"/>
+          <w14:ligatures w14:val="none"/>
+        </w:rPr>
+        <w:t xml:space="preserve">The common (ERC-2771-style) pattern: the forwarder appends the real sender's address as the last 20 bytes of the calldata it forwards, and the target contract overrides </w:t>
+      </w:r>
+      <w:r>
+        <w:rPr>
+          <w:rFonts w:ascii="Courier New" w:eastAsia="Times New Roman" w:hAnsi="Courier New" w:cs="Courier New"/>
+          <w:kern w:val="0"/>
+          <w:sz w:val="20"/>
+          <w:szCs w:val="20"/>
+          <w14:ligatures w14:val="none"/>
+        </w:rPr>
+        <w:t>_msgSender()</w:t>
+      </w:r>
+      <w:r>
+        <w:rPr>
+          <w:rFonts w:eastAsia="Times New Roman" w:cs="Times New Roman"/>
+          <w:kern w:val="0"/>
+          <w14:ligatures w14:val="none"/>
+        </w:rPr>
+        <w:t xml:space="preserve"> to read those trailing bytes instead of using raw </w:t>
+      </w:r>
+      <w:r>
+        <w:rPr>
+          <w:rFonts w:ascii="Courier New" w:eastAsia="Times New Roman" w:hAnsi="Courier New" w:cs="Courier New"/>
+          <w:kern w:val="0"/>
+          <w:sz w:val="20"/>
+          <w:szCs w:val="20"/>
+          <w14:ligatures w14:val="none"/>
+        </w:rPr>
+        <w:t>msg.sender</w:t>
+      </w:r>
+      <w:r>
+        <w:rPr>
+          <w:rFonts w:eastAsia="Times New Roman" w:cs="Times New Roman"/>
+          <w:kern w:val="0"/>
+          <w14:ligatures w14:val="none"/>
+        </w:rPr>
+        <w:t>, but only when the immediate caller is the trusted forwarder:</w:t>
+      </w:r>
+    </w:p>
+    <w:p>
+      <w:pPr>
+        <w:keepLines/>
+        <w:shd w:val="solid" w:color="22262C" w:fill="22262C"/>
+        <w:spacing w:after="0" w:line="240" w:lineRule="auto"/>
+        <w:ind w:left="230" w:right="230"/>
+        <w:rPr>
+          <w:rFonts w:ascii="Consolas" w:eastAsia="Times New Roman" w:hAnsi="Consolas" w:cs="Times New Roman"/>
+          <w:b/>
+          <w:color w:val="C7910C"/>
+          <w:kern w:val="0"/>
+          <w:sz w:val="20"/>
+          <w14:ligatures w14:val="none"/>
+        </w:rPr>
+      </w:pPr>
+      <w:r>
+        <w:rPr>
+          <w:rFonts w:ascii="Consolas" w:eastAsia="Times New Roman" w:hAnsi="Consolas" w:cs="Times New Roman"/>
+          <w:b/>
+          <w:color w:val="C7910C"/>
+          <w:kern w:val="0"/>
+          <w:sz w:val="20"/>
+          <w14:ligatures w14:val="none"/>
+        </w:rPr>
+        <w:lastRenderedPageBreak/>
+        <w:t>S</w:t>
+      </w:r>
+      <w:r>
+        <w:rPr>
+          <w:rFonts w:ascii="Consolas" w:eastAsia="Times New Roman" w:hAnsi="Consolas" w:cs="Times New Roman"/>
+          <w:b/>
+          <w:color w:val="C7910C"/>
+          <w:kern w:val="0"/>
+          <w:sz w:val="20"/>
+          <w14:ligatures w14:val="none"/>
+        </w:rPr>
+        <w:t>olidity</w:t>
+      </w:r>
+    </w:p>
+    <w:p>
+      <w:pPr>
+        <w:keepLines/>
+        <w:shd w:val="solid" w:color="22262C" w:fill="22262C"/>
+        <w:spacing w:after="0" w:line="240" w:lineRule="auto"/>
+        <w:ind w:left="230" w:right="230"/>
+        <w:rPr>
+          <w:rFonts w:ascii="Consolas" w:eastAsia="Times New Roman" w:hAnsi="Consolas" w:cs="Times New Roman"/>
+          <w:color w:val="D8DEE6"/>
+          <w:kern w:val="0"/>
+          <w:sz w:val="20"/>
+          <w14:ligatures w14:val="none"/>
+        </w:rPr>
+      </w:pPr>
+    </w:p>
+    <w:p>
+      <w:pPr>
+        <w:keepLines/>
+        <w:shd w:val="solid" w:color="22262C" w:fill="22262C"/>
+        <w:tabs>
+          <w:tab w:val="left" w:pos="916"/>
+          <w:tab w:val="left" w:pos="1832"/>
+          <w:tab w:val="left" w:pos="2748"/>
+          <w:tab w:val="left" w:pos="3664"/>
+          <w:tab w:val="left" w:pos="4580"/>
+          <w:tab w:val="left" w:pos="5496"/>
+          <w:tab w:val="left" w:pos="6412"/>
+          <w:tab w:val="left" w:pos="7328"/>
+          <w:tab w:val="left" w:pos="8244"/>
+          <w:tab w:val="left" w:pos="9160"/>
+          <w:tab w:val="left" w:pos="10076"/>
+          <w:tab w:val="left" w:pos="10992"/>
+          <w:tab w:val="left" w:pos="11908"/>
+          <w:tab w:val="left" w:pos="12824"/>
+          <w:tab w:val="left" w:pos="13740"/>
+          <w:tab w:val="left" w:pos="14656"/>
+        </w:tabs>
+        <w:spacing w:after="0" w:line="240" w:lineRule="auto"/>
+        <w:ind w:left="230" w:right="230"/>
+        <w:rPr>
+          <w:rFonts w:ascii="Consolas" w:eastAsia="Times New Roman" w:hAnsi="Consolas" w:cs="Courier New"/>
+          <w:color w:val="D8DEE6"/>
+          <w:kern w:val="0"/>
+          <w:sz w:val="20"/>
+          <w:szCs w:val="20"/>
+          <w14:ligatures w14:val="none"/>
+        </w:rPr>
+      </w:pPr>
+      <w:r>
+        <w:rPr>
+          <w:rFonts w:ascii="Consolas" w:eastAsia="Times New Roman" w:hAnsi="Consolas" w:cs="Courier New"/>
+          <w:b/>
+          <w:color w:val="C7910C"/>
+          <w:kern w:val="0"/>
+          <w:sz w:val="20"/>
+          <w:szCs w:val="20"/>
+          <w14:ligatures w14:val="none"/>
+        </w:rPr>
+        <w:t>function</w:t>
+      </w:r>
+      <w:r>
+        <w:rPr>
+          <w:rFonts w:ascii="Consolas" w:eastAsia="Times New Roman" w:hAnsi="Consolas" w:cs="Courier New"/>
+          <w:color w:val="D8DEE6"/>
+          <w:kern w:val="0"/>
+          <w:sz w:val="20"/>
+          <w:szCs w:val="20"/>
+          <w14:ligatures w14:val="none"/>
+        </w:rPr>
+        <w:t xml:space="preserve"> </w:t>
+      </w:r>
+      <w:r>
+        <w:rPr>
+          <w:rFonts w:ascii="Consolas" w:eastAsia="Times New Roman" w:hAnsi="Consolas" w:cs="Courier New"/>
+          <w:b/>
+          <w:color w:val="38C7BD"/>
+          <w:kern w:val="0"/>
+          <w:sz w:val="20"/>
+          <w:szCs w:val="20"/>
+          <w14:ligatures w14:val="none"/>
+        </w:rPr>
+        <w:t>_msgSender</w:t>
+      </w:r>
+      <w:r>
+        <w:rPr>
+          <w:rFonts w:ascii="Consolas" w:eastAsia="Times New Roman" w:hAnsi="Consolas" w:cs="Courier New"/>
+          <w:color w:val="D8DEE6"/>
+          <w:kern w:val="0"/>
+          <w:sz w:val="20"/>
+          <w:szCs w:val="20"/>
+          <w14:ligatures w14:val="none"/>
+        </w:rPr>
+        <w:t xml:space="preserve">() </w:t>
+      </w:r>
+      <w:r>
+        <w:rPr>
+          <w:rFonts w:ascii="Consolas" w:eastAsia="Times New Roman" w:hAnsi="Consolas" w:cs="Courier New"/>
+          <w:b/>
+          <w:color w:val="C7910C"/>
+          <w:kern w:val="0"/>
+          <w:sz w:val="20"/>
+          <w:szCs w:val="20"/>
+          <w14:ligatures w14:val="none"/>
+        </w:rPr>
+        <w:t>internal</w:t>
+      </w:r>
+      <w:r>
+        <w:rPr>
+          <w:rFonts w:ascii="Consolas" w:eastAsia="Times New Roman" w:hAnsi="Consolas" w:cs="Courier New"/>
+          <w:color w:val="D8DEE6"/>
+          <w:kern w:val="0"/>
+          <w:sz w:val="20"/>
+          <w:szCs w:val="20"/>
+          <w14:ligatures w14:val="none"/>
+        </w:rPr>
+        <w:t xml:space="preserve"> </w:t>
+      </w:r>
+      <w:r>
+        <w:rPr>
+          <w:rFonts w:ascii="Consolas" w:eastAsia="Times New Roman" w:hAnsi="Consolas" w:cs="Courier New"/>
+          <w:b/>
+          <w:color w:val="C7910C"/>
+          <w:kern w:val="0"/>
+          <w:sz w:val="20"/>
+          <w:szCs w:val="20"/>
+          <w14:ligatures w14:val="none"/>
+        </w:rPr>
+        <w:t>view</w:t>
+      </w:r>
+      <w:r>
+        <w:rPr>
+          <w:rFonts w:ascii="Consolas" w:eastAsia="Times New Roman" w:hAnsi="Consolas" w:cs="Courier New"/>
+          <w:color w:val="D8DEE6"/>
+          <w:kern w:val="0"/>
+          <w:sz w:val="20"/>
+          <w:szCs w:val="20"/>
+          <w14:ligatures w14:val="none"/>
+        </w:rPr>
+        <w:t xml:space="preserve"> </w:t>
+      </w:r>
+      <w:r>
+        <w:rPr>
+          <w:rFonts w:ascii="Consolas" w:eastAsia="Times New Roman" w:hAnsi="Consolas" w:cs="Courier New"/>
+          <w:b/>
+          <w:color w:val="C7910C"/>
+          <w:kern w:val="0"/>
+          <w:sz w:val="20"/>
+          <w:szCs w:val="20"/>
+          <w14:ligatures w14:val="none"/>
+        </w:rPr>
+        <w:t>override</w:t>
+      </w:r>
+      <w:r>
+        <w:rPr>
+          <w:rFonts w:ascii="Consolas" w:eastAsia="Times New Roman" w:hAnsi="Consolas" w:cs="Courier New"/>
+          <w:color w:val="D8DEE6"/>
+          <w:kern w:val="0"/>
+          <w:sz w:val="20"/>
+          <w:szCs w:val="20"/>
+          <w14:ligatures w14:val="none"/>
+        </w:rPr>
+        <w:t xml:space="preserve"> </w:t>
+      </w:r>
+      <w:r>
+        <w:rPr>
+          <w:rFonts w:ascii="Consolas" w:eastAsia="Times New Roman" w:hAnsi="Consolas" w:cs="Courier New"/>
+          <w:b/>
+          <w:color w:val="C7910C"/>
+          <w:kern w:val="0"/>
+          <w:sz w:val="20"/>
+          <w:szCs w:val="20"/>
+          <w14:ligatures w14:val="none"/>
+        </w:rPr>
+        <w:t>returns</w:t>
+      </w:r>
+      <w:r>
+        <w:rPr>
+          <w:rFonts w:ascii="Consolas" w:eastAsia="Times New Roman" w:hAnsi="Consolas" w:cs="Courier New"/>
+          <w:color w:val="D8DEE6"/>
+          <w:kern w:val="0"/>
+          <w:sz w:val="20"/>
+          <w:szCs w:val="20"/>
+          <w14:ligatures w14:val="none"/>
+        </w:rPr>
+        <w:t xml:space="preserve"> (</w:t>
+      </w:r>
+      <w:r>
+        <w:rPr>
+          <w:rFonts w:ascii="Consolas" w:eastAsia="Times New Roman" w:hAnsi="Consolas" w:cs="Courier New"/>
+          <w:color w:val="11B7D4"/>
+          <w:kern w:val="0"/>
+          <w:sz w:val="20"/>
+          <w:szCs w:val="20"/>
+          <w14:ligatures w14:val="none"/>
+        </w:rPr>
+        <w:t>address</w:t>
+      </w:r>
+      <w:r>
+        <w:rPr>
+          <w:rFonts w:ascii="Consolas" w:eastAsia="Times New Roman" w:hAnsi="Consolas" w:cs="Courier New"/>
+          <w:color w:val="D8DEE6"/>
+          <w:kern w:val="0"/>
+          <w:sz w:val="20"/>
+          <w:szCs w:val="20"/>
+          <w14:ligatures w14:val="none"/>
+        </w:rPr>
+        <w:t>) {</w:t>
+      </w:r>
+    </w:p>
+    <w:p>
+      <w:pPr>
+        <w:keepLines/>
+        <w:shd w:val="solid" w:color="22262C" w:fill="22262C"/>
+        <w:tabs>
+          <w:tab w:val="left" w:pos="916"/>
+          <w:tab w:val="left" w:pos="1832"/>
+          <w:tab w:val="left" w:pos="2748"/>
+          <w:tab w:val="left" w:pos="3664"/>
+          <w:tab w:val="left" w:pos="4580"/>
+          <w:tab w:val="left" w:pos="5496"/>
+          <w:tab w:val="left" w:pos="6412"/>
+          <w:tab w:val="left" w:pos="7328"/>
+          <w:tab w:val="left" w:pos="8244"/>
+          <w:tab w:val="left" w:pos="9160"/>
+          <w:tab w:val="left" w:pos="10076"/>
+          <w:tab w:val="left" w:pos="10992"/>
+          <w:tab w:val="left" w:pos="11908"/>
+          <w:tab w:val="left" w:pos="12824"/>
+          <w:tab w:val="left" w:pos="13740"/>
+          <w:tab w:val="left" w:pos="14656"/>
+        </w:tabs>
+        <w:spacing w:after="0" w:line="240" w:lineRule="auto"/>
+        <w:ind w:left="230" w:right="230"/>
+        <w:rPr>
+          <w:rFonts w:ascii="Consolas" w:eastAsia="Times New Roman" w:hAnsi="Consolas" w:cs="Courier New"/>
+          <w:color w:val="D8DEE6"/>
+          <w:kern w:val="0"/>
+          <w:sz w:val="20"/>
+          <w:szCs w:val="20"/>
+          <w14:ligatures w14:val="none"/>
+        </w:rPr>
+      </w:pPr>
+      <w:r>
+        <w:rPr>
+          <w:rFonts w:ascii="Consolas" w:eastAsia="Times New Roman" w:hAnsi="Consolas" w:cs="Courier New"/>
+          <w:color w:val="D8DEE6"/>
+          <w:kern w:val="0"/>
+          <w:sz w:val="20"/>
+          <w:szCs w:val="20"/>
+          <w14:ligatures w14:val="none"/>
+        </w:rPr>
+        <w:t xml:space="preserve">    </w:t>
+      </w:r>
+      <w:r>
+        <w:rPr>
+          <w:rFonts w:ascii="Consolas" w:eastAsia="Times New Roman" w:hAnsi="Consolas" w:cs="Courier New"/>
+          <w:b/>
+          <w:color w:val="C7910C"/>
+          <w:kern w:val="0"/>
+          <w:sz w:val="20"/>
+          <w:szCs w:val="20"/>
+          <w14:ligatures w14:val="none"/>
+        </w:rPr>
+        <w:t>if</w:t>
+      </w:r>
+      <w:r>
+        <w:rPr>
+          <w:rFonts w:ascii="Consolas" w:eastAsia="Times New Roman" w:hAnsi="Consolas" w:cs="Courier New"/>
+          <w:color w:val="D8DEE6"/>
+          <w:kern w:val="0"/>
+          <w:sz w:val="20"/>
+          <w:szCs w:val="20"/>
+          <w14:ligatures w14:val="none"/>
+        </w:rPr>
+        <w:t xml:space="preserve"> (msg</w:t>
+      </w:r>
+      <w:r>
+        <w:rPr>
+          <w:rFonts w:ascii="Consolas" w:eastAsia="Times New Roman" w:hAnsi="Consolas" w:cs="Courier New"/>
+          <w:color w:val="D4770C"/>
+          <w:kern w:val="0"/>
+          <w:sz w:val="20"/>
+          <w:szCs w:val="20"/>
+          <w14:ligatures w14:val="none"/>
+        </w:rPr>
+        <w:t>.</w:t>
+      </w:r>
+      <w:r>
+        <w:rPr>
+          <w:rFonts w:ascii="Consolas" w:eastAsia="Times New Roman" w:hAnsi="Consolas" w:cs="Courier New"/>
+          <w:color w:val="D8DEE6"/>
+          <w:kern w:val="0"/>
+          <w:sz w:val="20"/>
+          <w:szCs w:val="20"/>
+          <w14:ligatures w14:val="none"/>
+        </w:rPr>
+        <w:t xml:space="preserve">sender </w:t>
+      </w:r>
+      <w:r>
+        <w:rPr>
+          <w:rFonts w:ascii="Consolas" w:eastAsia="Times New Roman" w:hAnsi="Consolas" w:cs="Courier New"/>
+          <w:color w:val="D4770C"/>
+          <w:kern w:val="0"/>
+          <w:sz w:val="20"/>
+          <w:szCs w:val="20"/>
+          <w14:ligatures w14:val="none"/>
+        </w:rPr>
+        <w:t>==</w:t>
+      </w:r>
+      <w:r>
+        <w:rPr>
+          <w:rFonts w:ascii="Consolas" w:eastAsia="Times New Roman" w:hAnsi="Consolas" w:cs="Courier New"/>
+          <w:color w:val="D8DEE6"/>
+          <w:kern w:val="0"/>
+          <w:sz w:val="20"/>
+          <w:szCs w:val="20"/>
+          <w14:ligatures w14:val="none"/>
+        </w:rPr>
+        <w:t xml:space="preserve"> trustedForwarder </w:t>
+      </w:r>
+      <w:r>
+        <w:rPr>
+          <w:rFonts w:ascii="Consolas" w:eastAsia="Times New Roman" w:hAnsi="Consolas" w:cs="Courier New"/>
+          <w:color w:val="D4770C"/>
+          <w:kern w:val="0"/>
+          <w:sz w:val="20"/>
+          <w:szCs w:val="20"/>
+          <w14:ligatures w14:val="none"/>
+        </w:rPr>
+        <w:t>&amp;&amp;</w:t>
+      </w:r>
+      <w:r>
+        <w:rPr>
+          <w:rFonts w:ascii="Consolas" w:eastAsia="Times New Roman" w:hAnsi="Consolas" w:cs="Courier New"/>
+          <w:color w:val="D8DEE6"/>
+          <w:kern w:val="0"/>
+          <w:sz w:val="20"/>
+          <w:szCs w:val="20"/>
+          <w14:ligatures w14:val="none"/>
+        </w:rPr>
+        <w:t xml:space="preserve"> msg</w:t>
+      </w:r>
+      <w:r>
+        <w:rPr>
+          <w:rFonts w:ascii="Consolas" w:eastAsia="Times New Roman" w:hAnsi="Consolas" w:cs="Courier New"/>
+          <w:color w:val="D4770C"/>
+          <w:kern w:val="0"/>
+          <w:sz w:val="20"/>
+          <w:szCs w:val="20"/>
+          <w14:ligatures w14:val="none"/>
+        </w:rPr>
+        <w:t>.</w:t>
+      </w:r>
+      <w:r>
+        <w:rPr>
+          <w:rFonts w:ascii="Consolas" w:eastAsia="Times New Roman" w:hAnsi="Consolas" w:cs="Courier New"/>
+          <w:color w:val="D8DEE6"/>
+          <w:kern w:val="0"/>
+          <w:sz w:val="20"/>
+          <w:szCs w:val="20"/>
+          <w14:ligatures w14:val="none"/>
+        </w:rPr>
+        <w:t>data</w:t>
+      </w:r>
+      <w:r>
+        <w:rPr>
+          <w:rFonts w:ascii="Consolas" w:eastAsia="Times New Roman" w:hAnsi="Consolas" w:cs="Courier New"/>
+          <w:color w:val="D4770C"/>
+          <w:kern w:val="0"/>
+          <w:sz w:val="20"/>
+          <w:szCs w:val="20"/>
+          <w14:ligatures w14:val="none"/>
+        </w:rPr>
+        <w:t>.</w:t>
+      </w:r>
+      <w:r>
+        <w:rPr>
+          <w:rFonts w:ascii="Consolas" w:eastAsia="Times New Roman" w:hAnsi="Consolas" w:cs="Courier New"/>
+          <w:color w:val="D8DEE6"/>
+          <w:kern w:val="0"/>
+          <w:sz w:val="20"/>
+          <w:szCs w:val="20"/>
+          <w14:ligatures w14:val="none"/>
+        </w:rPr>
+        <w:t xml:space="preserve">length </w:t>
+      </w:r>
+      <w:r>
+        <w:rPr>
+          <w:rFonts w:ascii="Consolas" w:eastAsia="Times New Roman" w:hAnsi="Consolas" w:cs="Courier New"/>
+          <w:color w:val="D4770C"/>
+          <w:kern w:val="0"/>
+          <w:sz w:val="20"/>
+          <w:szCs w:val="20"/>
+          <w14:ligatures w14:val="none"/>
+        </w:rPr>
+        <w:t>&gt;=</w:t>
+      </w:r>
+      <w:r>
+        <w:rPr>
+          <w:rFonts w:ascii="Consolas" w:eastAsia="Times New Roman" w:hAnsi="Consolas" w:cs="Courier New"/>
+          <w:color w:val="D8DEE6"/>
+          <w:kern w:val="0"/>
+          <w:sz w:val="20"/>
+          <w:szCs w:val="20"/>
+          <w14:ligatures w14:val="none"/>
+        </w:rPr>
+        <w:t xml:space="preserve"> </w:t>
+      </w:r>
+      <w:r>
+        <w:rPr>
+          <w:rFonts w:ascii="Consolas" w:eastAsia="Times New Roman" w:hAnsi="Consolas" w:cs="Courier New"/>
+          <w:color w:val="D46EC0"/>
+          <w:kern w:val="0"/>
+          <w:sz w:val="20"/>
+          <w:szCs w:val="20"/>
+          <w14:ligatures w14:val="none"/>
+        </w:rPr>
+        <w:t>20</w:t>
+      </w:r>
+      <w:r>
+        <w:rPr>
+          <w:rFonts w:ascii="Consolas" w:eastAsia="Times New Roman" w:hAnsi="Consolas" w:cs="Courier New"/>
+          <w:color w:val="D8DEE6"/>
+          <w:kern w:val="0"/>
+          <w:sz w:val="20"/>
+          <w:szCs w:val="20"/>
+          <w14:ligatures w14:val="none"/>
+        </w:rPr>
+        <w:t>) {</w:t>
+      </w:r>
+    </w:p>
+    <w:p>
+      <w:pPr>
+        <w:keepLines/>
+        <w:shd w:val="solid" w:color="22262C" w:fill="22262C"/>
+        <w:tabs>
+          <w:tab w:val="left" w:pos="916"/>
+          <w:tab w:val="left" w:pos="1832"/>
+          <w:tab w:val="left" w:pos="2748"/>
+          <w:tab w:val="left" w:pos="3664"/>
+          <w:tab w:val="left" w:pos="4580"/>
+          <w:tab w:val="left" w:pos="5496"/>
+          <w:tab w:val="left" w:pos="6412"/>
+          <w:tab w:val="left" w:pos="7328"/>
+          <w:tab w:val="left" w:pos="8244"/>
+          <w:tab w:val="left" w:pos="9160"/>
+          <w:tab w:val="left" w:pos="10076"/>
+          <w:tab w:val="left" w:pos="10992"/>
+          <w:tab w:val="left" w:pos="11908"/>
+          <w:tab w:val="left" w:pos="12824"/>
+          <w:tab w:val="left" w:pos="13740"/>
+          <w:tab w:val="left" w:pos="14656"/>
+        </w:tabs>
+        <w:spacing w:after="0" w:line="240" w:lineRule="auto"/>
+        <w:ind w:left="230" w:right="230"/>
+        <w:rPr>
+          <w:rFonts w:ascii="Consolas" w:eastAsia="Times New Roman" w:hAnsi="Consolas" w:cs="Courier New"/>
+          <w:color w:val="D8DEE6"/>
+          <w:kern w:val="0"/>
+          <w:sz w:val="20"/>
+          <w:szCs w:val="20"/>
+          <w14:ligatures w14:val="none"/>
+        </w:rPr>
+      </w:pPr>
+      <w:r>
+        <w:rPr>
+          <w:rFonts w:ascii="Consolas" w:eastAsia="Times New Roman" w:hAnsi="Consolas" w:cs="Courier New"/>
+          <w:color w:val="D8DEE6"/>
+          <w:kern w:val="0"/>
+          <w:sz w:val="20"/>
+          <w:szCs w:val="20"/>
+          <w14:ligatures w14:val="none"/>
+        </w:rPr>
+        <w:t xml:space="preserve">        </w:t>
+      </w:r>
+      <w:r>
+        <w:rPr>
+          <w:rFonts w:ascii="Consolas" w:eastAsia="Times New Roman" w:hAnsi="Consolas" w:cs="Courier New"/>
+          <w:b/>
+          <w:color w:val="C7910C"/>
+          <w:kern w:val="0"/>
+          <w:sz w:val="20"/>
+          <w:szCs w:val="20"/>
+          <w14:ligatures w14:val="none"/>
+        </w:rPr>
+        <w:t>return</w:t>
+      </w:r>
+      <w:r>
+        <w:rPr>
+          <w:rFonts w:ascii="Consolas" w:eastAsia="Times New Roman" w:hAnsi="Consolas" w:cs="Courier New"/>
+          <w:color w:val="D8DEE6"/>
+          <w:kern w:val="0"/>
+          <w:sz w:val="20"/>
+          <w:szCs w:val="20"/>
+          <w14:ligatures w14:val="none"/>
+        </w:rPr>
+        <w:t xml:space="preserve"> </w:t>
+      </w:r>
+      <w:r>
+        <w:rPr>
+          <w:rFonts w:ascii="Consolas" w:eastAsia="Times New Roman" w:hAnsi="Consolas" w:cs="Courier New"/>
+          <w:color w:val="11B7D4"/>
+          <w:kern w:val="0"/>
+          <w:sz w:val="20"/>
+          <w:szCs w:val="20"/>
+          <w14:ligatures w14:val="none"/>
+        </w:rPr>
+        <w:t>address</w:t>
+      </w:r>
+      <w:r>
+        <w:rPr>
+          <w:rFonts w:ascii="Consolas" w:eastAsia="Times New Roman" w:hAnsi="Consolas" w:cs="Courier New"/>
+          <w:color w:val="D8DEE6"/>
+          <w:kern w:val="0"/>
+          <w:sz w:val="20"/>
+          <w:szCs w:val="20"/>
+          <w14:ligatures w14:val="none"/>
+        </w:rPr>
+        <w:t>(</w:t>
+      </w:r>
+      <w:r>
+        <w:rPr>
+          <w:rFonts w:ascii="Consolas" w:eastAsia="Times New Roman" w:hAnsi="Consolas" w:cs="Courier New"/>
+          <w:color w:val="11B7D4"/>
+          <w:kern w:val="0"/>
+          <w:sz w:val="20"/>
+          <w:szCs w:val="20"/>
+          <w14:ligatures w14:val="none"/>
+        </w:rPr>
+        <w:t>bytes20</w:t>
+      </w:r>
+      <w:r>
+        <w:rPr>
+          <w:rFonts w:ascii="Consolas" w:eastAsia="Times New Roman" w:hAnsi="Consolas" w:cs="Courier New"/>
+          <w:color w:val="D8DEE6"/>
+          <w:kern w:val="0"/>
+          <w:sz w:val="20"/>
+          <w:szCs w:val="20"/>
+          <w14:ligatures w14:val="none"/>
+        </w:rPr>
+        <w:t>(msg</w:t>
+      </w:r>
+      <w:r>
+        <w:rPr>
+          <w:rFonts w:ascii="Consolas" w:eastAsia="Times New Roman" w:hAnsi="Consolas" w:cs="Courier New"/>
+          <w:color w:val="D4770C"/>
+          <w:kern w:val="0"/>
+          <w:sz w:val="20"/>
+          <w:szCs w:val="20"/>
+          <w14:ligatures w14:val="none"/>
+        </w:rPr>
+        <w:t>.</w:t>
+      </w:r>
+      <w:r>
+        <w:rPr>
+          <w:rFonts w:ascii="Consolas" w:eastAsia="Times New Roman" w:hAnsi="Consolas" w:cs="Courier New"/>
+          <w:color w:val="D8DEE6"/>
+          <w:kern w:val="0"/>
+          <w:sz w:val="20"/>
+          <w:szCs w:val="20"/>
+          <w14:ligatures w14:val="none"/>
+        </w:rPr>
+        <w:t>data[msg</w:t>
+      </w:r>
+      <w:r>
+        <w:rPr>
+          <w:rFonts w:ascii="Consolas" w:eastAsia="Times New Roman" w:hAnsi="Consolas" w:cs="Courier New"/>
+          <w:color w:val="D4770C"/>
+          <w:kern w:val="0"/>
+          <w:sz w:val="20"/>
+          <w:szCs w:val="20"/>
+          <w14:ligatures w14:val="none"/>
+        </w:rPr>
+        <w:t>.</w:t>
+      </w:r>
+      <w:r>
+        <w:rPr>
+          <w:rFonts w:ascii="Consolas" w:eastAsia="Times New Roman" w:hAnsi="Consolas" w:cs="Courier New"/>
+          <w:color w:val="D8DEE6"/>
+          <w:kern w:val="0"/>
+          <w:sz w:val="20"/>
+          <w:szCs w:val="20"/>
+          <w14:ligatures w14:val="none"/>
+        </w:rPr>
+        <w:t>data</w:t>
+      </w:r>
+      <w:r>
+        <w:rPr>
+          <w:rFonts w:ascii="Consolas" w:eastAsia="Times New Roman" w:hAnsi="Consolas" w:cs="Courier New"/>
+          <w:color w:val="D4770C"/>
+          <w:kern w:val="0"/>
+          <w:sz w:val="20"/>
+          <w:szCs w:val="20"/>
+          <w14:ligatures w14:val="none"/>
+        </w:rPr>
+        <w:t>.</w:t>
+      </w:r>
+      <w:r>
+        <w:rPr>
+          <w:rFonts w:ascii="Consolas" w:eastAsia="Times New Roman" w:hAnsi="Consolas" w:cs="Courier New"/>
+          <w:color w:val="D8DEE6"/>
+          <w:kern w:val="0"/>
+          <w:sz w:val="20"/>
+          <w:szCs w:val="20"/>
+          <w14:ligatures w14:val="none"/>
+        </w:rPr>
+        <w:t xml:space="preserve">length </w:t>
+      </w:r>
+      <w:r>
+        <w:rPr>
+          <w:rFonts w:ascii="Consolas" w:eastAsia="Times New Roman" w:hAnsi="Consolas" w:cs="Courier New"/>
+          <w:color w:val="D4770C"/>
+          <w:kern w:val="0"/>
+          <w:sz w:val="20"/>
+          <w:szCs w:val="20"/>
+          <w14:ligatures w14:val="none"/>
+        </w:rPr>
+        <w:t>-</w:t>
+      </w:r>
+      <w:r>
+        <w:rPr>
+          <w:rFonts w:ascii="Consolas" w:eastAsia="Times New Roman" w:hAnsi="Consolas" w:cs="Courier New"/>
+          <w:color w:val="D8DEE6"/>
+          <w:kern w:val="0"/>
+          <w:sz w:val="20"/>
+          <w:szCs w:val="20"/>
+          <w14:ligatures w14:val="none"/>
+        </w:rPr>
+        <w:t xml:space="preserve"> </w:t>
+      </w:r>
+      <w:r>
+        <w:rPr>
+          <w:rFonts w:ascii="Consolas" w:eastAsia="Times New Roman" w:hAnsi="Consolas" w:cs="Courier New"/>
+          <w:color w:val="D46EC0"/>
+          <w:kern w:val="0"/>
+          <w:sz w:val="20"/>
+          <w:szCs w:val="20"/>
+          <w14:ligatures w14:val="none"/>
+        </w:rPr>
+        <w:t>20</w:t>
+      </w:r>
+      <w:r>
+        <w:rPr>
+          <w:rFonts w:ascii="Consolas" w:eastAsia="Times New Roman" w:hAnsi="Consolas" w:cs="Courier New"/>
+          <w:color w:val="D4770C"/>
+          <w:kern w:val="0"/>
+          <w:sz w:val="20"/>
+          <w:szCs w:val="20"/>
+          <w14:ligatures w14:val="none"/>
+        </w:rPr>
+        <w:t>:</w:t>
+      </w:r>
+      <w:r>
+        <w:rPr>
+          <w:rFonts w:ascii="Consolas" w:eastAsia="Times New Roman" w:hAnsi="Consolas" w:cs="Courier New"/>
+          <w:color w:val="D8DEE6"/>
+          <w:kern w:val="0"/>
+          <w:sz w:val="20"/>
+          <w:szCs w:val="20"/>
+          <w14:ligatures w14:val="none"/>
+        </w:rPr>
+        <w:t>]));</w:t>
+      </w:r>
+    </w:p>
+    <w:p>
+      <w:pPr>
+        <w:keepLines/>
+        <w:shd w:val="solid" w:color="22262C" w:fill="22262C"/>
+        <w:tabs>
+          <w:tab w:val="left" w:pos="916"/>
+          <w:tab w:val="left" w:pos="1832"/>
+          <w:tab w:val="left" w:pos="2748"/>
+          <w:tab w:val="left" w:pos="3664"/>
+          <w:tab w:val="left" w:pos="4580"/>
+          <w:tab w:val="left" w:pos="5496"/>
+          <w:tab w:val="left" w:pos="6412"/>
+          <w:tab w:val="left" w:pos="7328"/>
+          <w:tab w:val="left" w:pos="8244"/>
+          <w:tab w:val="left" w:pos="9160"/>
+          <w:tab w:val="left" w:pos="10076"/>
+          <w:tab w:val="left" w:pos="10992"/>
+          <w:tab w:val="left" w:pos="11908"/>
+          <w:tab w:val="left" w:pos="12824"/>
+          <w:tab w:val="left" w:pos="13740"/>
+          <w:tab w:val="left" w:pos="14656"/>
+        </w:tabs>
+        <w:spacing w:after="0" w:line="240" w:lineRule="auto"/>
+        <w:ind w:left="230" w:right="230"/>
+        <w:rPr>
+          <w:rFonts w:ascii="Consolas" w:eastAsia="Times New Roman" w:hAnsi="Consolas" w:cs="Courier New"/>
+          <w:color w:val="D8DEE6"/>
+          <w:kern w:val="0"/>
+          <w:sz w:val="20"/>
+          <w:szCs w:val="20"/>
+          <w14:ligatures w14:val="none"/>
+        </w:rPr>
+      </w:pPr>
+      <w:r>
+        <w:rPr>
+          <w:rFonts w:ascii="Consolas" w:eastAsia="Times New Roman" w:hAnsi="Consolas" w:cs="Courier New"/>
+          <w:color w:val="D8DEE6"/>
+          <w:kern w:val="0"/>
+          <w:sz w:val="20"/>
+          <w:szCs w:val="20"/>
+          <w14:ligatures w14:val="none"/>
+        </w:rPr>
+        <w:t xml:space="preserve">    } </w:t>
+      </w:r>
+      <w:r>
+        <w:rPr>
+          <w:rFonts w:ascii="Consolas" w:eastAsia="Times New Roman" w:hAnsi="Consolas" w:cs="Courier New"/>
+          <w:b/>
+          <w:color w:val="C7910C"/>
+          <w:kern w:val="0"/>
+          <w:sz w:val="20"/>
+          <w:szCs w:val="20"/>
+          <w14:ligatures w14:val="none"/>
+        </w:rPr>
+        <w:t>else</w:t>
+      </w:r>
+      <w:r>
+        <w:rPr>
+          <w:rFonts w:ascii="Consolas" w:eastAsia="Times New Roman" w:hAnsi="Consolas" w:cs="Courier New"/>
+          <w:color w:val="D8DEE6"/>
+          <w:kern w:val="0"/>
+          <w:sz w:val="20"/>
+          <w:szCs w:val="20"/>
+          <w14:ligatures w14:val="none"/>
+        </w:rPr>
+        <w:t xml:space="preserve"> {</w:t>
+      </w:r>
+    </w:p>
+    <w:p>
+      <w:pPr>
+        <w:keepLines/>
+        <w:shd w:val="solid" w:color="22262C" w:fill="22262C"/>
+        <w:tabs>
+          <w:tab w:val="left" w:pos="916"/>
+          <w:tab w:val="left" w:pos="1832"/>
+          <w:tab w:val="left" w:pos="2748"/>
+          <w:tab w:val="left" w:pos="3664"/>
+          <w:tab w:val="left" w:pos="4580"/>
+          <w:tab w:val="left" w:pos="5496"/>
+          <w:tab w:val="left" w:pos="6412"/>
+          <w:tab w:val="left" w:pos="7328"/>
+          <w:tab w:val="left" w:pos="8244"/>
+          <w:tab w:val="left" w:pos="9160"/>
+          <w:tab w:val="left" w:pos="10076"/>
+          <w:tab w:val="left" w:pos="10992"/>
+          <w:tab w:val="left" w:pos="11908"/>
+          <w:tab w:val="left" w:pos="12824"/>
+          <w:tab w:val="left" w:pos="13740"/>
+          <w:tab w:val="left" w:pos="14656"/>
+        </w:tabs>
+        <w:spacing w:after="0" w:line="240" w:lineRule="auto"/>
+        <w:ind w:left="230" w:right="230"/>
+        <w:rPr>
+          <w:rFonts w:ascii="Consolas" w:eastAsia="Times New Roman" w:hAnsi="Consolas" w:cs="Courier New"/>
+          <w:color w:val="D8DEE6"/>
+          <w:kern w:val="0"/>
+          <w:sz w:val="20"/>
+          <w:szCs w:val="20"/>
+          <w14:ligatures w14:val="none"/>
+        </w:rPr>
+      </w:pPr>
+      <w:r>
+        <w:rPr>
+          <w:rFonts w:ascii="Consolas" w:eastAsia="Times New Roman" w:hAnsi="Consolas" w:cs="Courier New"/>
+          <w:color w:val="D8DEE6"/>
+          <w:kern w:val="0"/>
+          <w:sz w:val="20"/>
+          <w:szCs w:val="20"/>
+          <w14:ligatures w14:val="none"/>
+        </w:rPr>
+        <w:t xml:space="preserve">        </w:t>
+      </w:r>
+      <w:r>
+        <w:rPr>
+          <w:rFonts w:ascii="Consolas" w:eastAsia="Times New Roman" w:hAnsi="Consolas" w:cs="Courier New"/>
+          <w:b/>
+          <w:color w:val="C7910C"/>
+          <w:kern w:val="0"/>
+          <w:sz w:val="20"/>
+          <w:szCs w:val="20"/>
+          <w14:ligatures w14:val="none"/>
+        </w:rPr>
+        <w:t>return</w:t>
+      </w:r>
+      <w:r>
+        <w:rPr>
+          <w:rFonts w:ascii="Consolas" w:eastAsia="Times New Roman" w:hAnsi="Consolas" w:cs="Courier New"/>
+          <w:color w:val="D8DEE6"/>
+          <w:kern w:val="0"/>
+          <w:sz w:val="20"/>
+          <w:szCs w:val="20"/>
+          <w14:ligatures w14:val="none"/>
+        </w:rPr>
+        <w:t xml:space="preserve"> super</w:t>
+      </w:r>
+      <w:r>
+        <w:rPr>
+          <w:rFonts w:ascii="Consolas" w:eastAsia="Times New Roman" w:hAnsi="Consolas" w:cs="Courier New"/>
+          <w:color w:val="D4770C"/>
+          <w:kern w:val="0"/>
+          <w:sz w:val="20"/>
+          <w:szCs w:val="20"/>
+          <w14:ligatures w14:val="none"/>
+        </w:rPr>
+        <w:t>.</w:t>
+      </w:r>
+      <w:r>
+        <w:rPr>
+          <w:rFonts w:ascii="Consolas" w:eastAsia="Times New Roman" w:hAnsi="Consolas" w:cs="Courier New"/>
+          <w:color w:val="38C7BD"/>
+          <w:kern w:val="0"/>
+          <w:sz w:val="20"/>
+          <w:szCs w:val="20"/>
+          <w14:ligatures w14:val="none"/>
+        </w:rPr>
+        <w:t>_msgSender</w:t>
+      </w:r>
+      <w:r>
+        <w:rPr>
+          <w:rFonts w:ascii="Consolas" w:eastAsia="Times New Roman" w:hAnsi="Consolas" w:cs="Courier New"/>
+          <w:color w:val="D8DEE6"/>
+          <w:kern w:val="0"/>
+          <w:sz w:val="20"/>
+          <w:szCs w:val="20"/>
+          <w14:ligatures w14:val="none"/>
+        </w:rPr>
+        <w:t>();</w:t>
+      </w:r>
+    </w:p>
+    <w:p>
+      <w:pPr>
+        <w:keepLines/>
+        <w:shd w:val="solid" w:color="22262C" w:fill="22262C"/>
+        <w:tabs>
+          <w:tab w:val="left" w:pos="916"/>
+          <w:tab w:val="left" w:pos="1832"/>
+          <w:tab w:val="left" w:pos="2748"/>
+          <w:tab w:val="left" w:pos="3664"/>
+          <w:tab w:val="left" w:pos="4580"/>
+          <w:tab w:val="left" w:pos="5496"/>
+          <w:tab w:val="left" w:pos="6412"/>
+          <w:tab w:val="left" w:pos="7328"/>
+          <w:tab w:val="left" w:pos="8244"/>
+          <w:tab w:val="left" w:pos="9160"/>
+          <w:tab w:val="left" w:pos="10076"/>
+          <w:tab w:val="left" w:pos="10992"/>
+          <w:tab w:val="left" w:pos="11908"/>
+          <w:tab w:val="left" w:pos="12824"/>
+          <w:tab w:val="left" w:pos="13740"/>
+          <w:tab w:val="left" w:pos="14656"/>
+        </w:tabs>
+        <w:spacing w:after="0" w:line="240" w:lineRule="auto"/>
+        <w:ind w:left="230" w:right="230"/>
+        <w:rPr>
+          <w:rFonts w:ascii="Consolas" w:eastAsia="Times New Roman" w:hAnsi="Consolas" w:cs="Courier New"/>
+          <w:color w:val="D8DEE6"/>
+          <w:kern w:val="0"/>
+          <w:sz w:val="20"/>
+          <w:szCs w:val="20"/>
+          <w14:ligatures w14:val="none"/>
+        </w:rPr>
+      </w:pPr>
+      <w:r>
+        <w:rPr>
+          <w:rFonts w:ascii="Consolas" w:eastAsia="Times New Roman" w:hAnsi="Consolas" w:cs="Courier New"/>
+          <w:color w:val="D8DEE6"/>
+          <w:kern w:val="0"/>
+          <w:sz w:val="20"/>
+          <w:szCs w:val="20"/>
+          <w14:ligatures w14:val="none"/>
+        </w:rPr>
+        <w:t xml:space="preserve">    }</w:t>
+      </w:r>
+    </w:p>
+    <w:p>
+      <w:pPr>
+        <w:keepLines/>
+        <w:shd w:val="solid" w:color="22262C" w:fill="22262C"/>
+        <w:tabs>
+          <w:tab w:val="left" w:pos="916"/>
+          <w:tab w:val="left" w:pos="1832"/>
+          <w:tab w:val="left" w:pos="2748"/>
+          <w:tab w:val="left" w:pos="3664"/>
+          <w:tab w:val="left" w:pos="4580"/>
+          <w:tab w:val="left" w:pos="5496"/>
+          <w:tab w:val="left" w:pos="6412"/>
+          <w:tab w:val="left" w:pos="7328"/>
+          <w:tab w:val="left" w:pos="8244"/>
+          <w:tab w:val="left" w:pos="9160"/>
+          <w:tab w:val="left" w:pos="10076"/>
+          <w:tab w:val="left" w:pos="10992"/>
+          <w:tab w:val="left" w:pos="11908"/>
+          <w:tab w:val="left" w:pos="12824"/>
+          <w:tab w:val="left" w:pos="13740"/>
+          <w:tab w:val="left" w:pos="14656"/>
+        </w:tabs>
+        <w:spacing w:after="0" w:line="240" w:lineRule="auto"/>
+        <w:ind w:left="230" w:right="230"/>
+        <w:rPr>
+          <w:rFonts w:ascii="Consolas" w:eastAsia="Times New Roman" w:hAnsi="Consolas" w:cs="Courier New"/>
+          <w:color w:val="D8DEE6"/>
+          <w:kern w:val="0"/>
+          <w:sz w:val="20"/>
+          <w:szCs w:val="20"/>
+          <w14:ligatures w14:val="none"/>
+        </w:rPr>
+      </w:pPr>
+      <w:r>
+        <w:rPr>
+          <w:rFonts w:ascii="Consolas" w:eastAsia="Times New Roman" w:hAnsi="Consolas" w:cs="Courier New"/>
+          <w:color w:val="D8DEE6"/>
+          <w:kern w:val="0"/>
+          <w:sz w:val="20"/>
+          <w:szCs w:val="20"/>
+          <w14:ligatures w14:val="none"/>
+        </w:rPr>
+        <w:t>}</w:t>
+      </w:r>
+    </w:p>
+    <w:p>
+      <w:pPr>
+        <w:spacing w:before="100" w:beforeAutospacing="1" w:after="100" w:afterAutospacing="1" w:line="240" w:lineRule="auto"/>
+        <w:rPr>
+          <w:rFonts w:eastAsia="Times New Roman" w:cs="Times New Roman"/>
+          <w:kern w:val="0"/>
+          <w14:ligatures w14:val="none"/>
+        </w:rPr>
+      </w:pPr>
+      <w:r>
+        <w:rPr>
+          <w:rFonts w:eastAsia="Times New Roman" w:cs="Times New Roman"/>
+          <w:kern w:val="0"/>
+          <w14:ligatures w14:val="none"/>
+        </w:rPr>
+        <w:t xml:space="preserve">This is safe </w:t>
+      </w:r>
+      <w:r>
+        <w:rPr>
+          <w:rFonts w:eastAsia="Times New Roman" w:cs="Times New Roman"/>
+          <w:i/>
+          <w:iCs/>
+          <w:kern w:val="0"/>
+          <w14:ligatures w14:val="none"/>
+        </w:rPr>
+        <w:t>as long as</w:t>
+      </w:r>
+      <w:r>
+        <w:rPr>
+          <w:rFonts w:eastAsia="Times New Roman" w:cs="Times New Roman"/>
+          <w:kern w:val="0"/>
+          <w14:ligatures w14:val="none"/>
+        </w:rPr>
+        <w:t xml:space="preserve"> the only way to produce calldata with a trailing 20-byte address, arriving with </w:t>
+      </w:r>
+      <w:r>
+        <w:rPr>
+          <w:rFonts w:ascii="Courier New" w:eastAsia="Times New Roman" w:hAnsi="Courier New" w:cs="Courier New"/>
+          <w:kern w:val="0"/>
+          <w:sz w:val="20"/>
+          <w:szCs w:val="20"/>
+          <w14:ligatures w14:val="none"/>
+        </w:rPr>
+        <w:t>msg.sender == trustedForwarder</w:t>
+      </w:r>
+      <w:r>
+        <w:rPr>
+          <w:rFonts w:eastAsia="Times New Roman" w:cs="Times New Roman"/>
+          <w:kern w:val="0"/>
+          <w14:ligatures w14:val="none"/>
+        </w:rPr>
+        <w:t xml:space="preserve">, is through the forwarder itself — which typically requires a valid signature over the request (via something like </w:t>
+      </w:r>
+      <w:r>
+        <w:rPr>
+          <w:rFonts w:ascii="Courier New" w:eastAsia="Times New Roman" w:hAnsi="Courier New" w:cs="Courier New"/>
+          <w:kern w:val="0"/>
+          <w:sz w:val="20"/>
+          <w:szCs w:val="20"/>
+          <w14:ligatures w14:val="none"/>
+        </w:rPr>
+        <w:t>execute(Request request, bytes signature)</w:t>
+      </w:r>
+      <w:r>
+        <w:rPr>
+          <w:rFonts w:eastAsia="Times New Roman" w:cs="Times New Roman"/>
+          <w:kern w:val="0"/>
+          <w14:ligatures w14:val="none"/>
+        </w:rPr>
+        <w:t>), so an attacker can't forge someone else's address.</w:t>
+      </w:r>
+    </w:p>
+    <w:p>
+      <w:pPr>
+        <w:pStyle w:val="Heading2"/>
+        <w:rPr>
+          <w:rFonts w:eastAsia="Times New Roman"/>
+        </w:rPr>
+      </w:pPr>
+      <w:bookmarkStart w:id="73" w:name="_Toc237955222"/>
+      <w:r>
+        <w:rPr>
+          <w:rFonts w:eastAsia="Times New Roman"/>
+        </w:rPr>
+        <w:t xml:space="preserve">Where </w:t>
+      </w:r>
+      <w:r>
+        <w:rPr>
+          <w:rFonts w:ascii="Courier New" w:eastAsia="Times New Roman" w:hAnsi="Courier New" w:cs="Courier New"/>
+          <w:sz w:val="20"/>
+          <w:szCs w:val="20"/>
+        </w:rPr>
+        <w:t>Multicall</w:t>
+      </w:r>
+      <w:r>
+        <w:rPr>
+          <w:rFonts w:eastAsia="Times New Roman"/>
+        </w:rPr>
+        <w:t xml:space="preserve"> breaks the assumption</w:t>
+      </w:r>
+      <w:bookmarkEnd w:id="73"/>
+    </w:p>
+    <w:p>
+      <w:r>
+        <w:t xml:space="preserve">A common </w:t>
+      </w:r>
+      <w:r>
+        <w:rPr>
+          <w:rFonts w:cs="Courier New"/>
+          <w:szCs w:val="20"/>
+        </w:rPr>
+        <w:t>Multicall</w:t>
+      </w:r>
+      <w:r>
+        <w:t xml:space="preserve"> mixin looks like this</w:t>
+      </w:r>
+      <w:r>
+        <w:rPr>
+          <w:color w:val="D4770C"/>
+        </w:rPr>
+        <w:t>:</w:t>
+      </w:r>
+    </w:p>
+    <w:p>
+      <w:pPr>
+        <w:keepLines/>
+        <w:shd w:val="solid" w:color="22262C" w:fill="22262C"/>
+        <w:spacing w:after="0" w:line="240" w:lineRule="auto"/>
+        <w:ind w:left="230" w:right="230"/>
+        <w:rPr>
+          <w:rFonts w:ascii="Consolas" w:eastAsia="Times New Roman" w:hAnsi="Consolas" w:cs="Times New Roman"/>
+          <w:color w:val="D8DEE6"/>
+          <w:kern w:val="0"/>
+          <w:sz w:val="20"/>
+          <w14:ligatures w14:val="none"/>
+        </w:rPr>
+      </w:pPr>
+      <w:r>
+        <w:rPr>
+          <w:rFonts w:ascii="Consolas" w:eastAsia="Times New Roman" w:hAnsi="Consolas" w:cs="Times New Roman"/>
+          <w:b/>
+          <w:color w:val="C7910C"/>
+          <w:kern w:val="0"/>
+          <w:sz w:val="20"/>
+          <w14:ligatures w14:val="none"/>
+        </w:rPr>
+        <w:t>solidity</w:t>
+      </w:r>
+    </w:p>
+    <w:p>
+      <w:pPr>
+        <w:keepLines/>
+        <w:shd w:val="solid" w:color="22262C" w:fill="22262C"/>
+        <w:tabs>
+          <w:tab w:val="left" w:pos="916"/>
+          <w:tab w:val="left" w:pos="1832"/>
+          <w:tab w:val="left" w:pos="2748"/>
+          <w:tab w:val="left" w:pos="3664"/>
+          <w:tab w:val="left" w:pos="4580"/>
+          <w:tab w:val="left" w:pos="5496"/>
+          <w:tab w:val="left" w:pos="6412"/>
+          <w:tab w:val="left" w:pos="7328"/>
+          <w:tab w:val="left" w:pos="8244"/>
+          <w:tab w:val="left" w:pos="9160"/>
+          <w:tab w:val="left" w:pos="10076"/>
+          <w:tab w:val="left" w:pos="10992"/>
+          <w:tab w:val="left" w:pos="11908"/>
+          <w:tab w:val="left" w:pos="12824"/>
+          <w:tab w:val="left" w:pos="13740"/>
+          <w:tab w:val="left" w:pos="14656"/>
+        </w:tabs>
+        <w:spacing w:after="0" w:line="240" w:lineRule="auto"/>
+        <w:ind w:left="230" w:right="230"/>
+        <w:rPr>
+          <w:rFonts w:ascii="Consolas" w:eastAsia="Times New Roman" w:hAnsi="Consolas" w:cs="Courier New"/>
+          <w:color w:val="D8DEE6"/>
+          <w:kern w:val="0"/>
+          <w:sz w:val="20"/>
+          <w:szCs w:val="20"/>
+          <w14:ligatures w14:val="none"/>
+        </w:rPr>
+      </w:pPr>
+      <w:r>
+        <w:rPr>
+          <w:rFonts w:ascii="Consolas" w:eastAsia="Times New Roman" w:hAnsi="Consolas" w:cs="Courier New"/>
+          <w:b/>
+          <w:color w:val="C7910C"/>
+          <w:kern w:val="0"/>
+          <w:sz w:val="20"/>
+          <w:szCs w:val="20"/>
+          <w14:ligatures w14:val="none"/>
+        </w:rPr>
+        <w:t>function</w:t>
+      </w:r>
+      <w:r>
+        <w:rPr>
+          <w:rFonts w:ascii="Consolas" w:eastAsia="Times New Roman" w:hAnsi="Consolas" w:cs="Courier New"/>
+          <w:color w:val="D8DEE6"/>
+          <w:kern w:val="0"/>
+          <w:sz w:val="20"/>
+          <w:szCs w:val="20"/>
+          <w14:ligatures w14:val="none"/>
+        </w:rPr>
+        <w:t xml:space="preserve"> </w:t>
+      </w:r>
+      <w:r>
+        <w:rPr>
+          <w:rFonts w:ascii="Consolas" w:eastAsia="Times New Roman" w:hAnsi="Consolas" w:cs="Courier New"/>
+          <w:b/>
+          <w:color w:val="38C7BD"/>
+          <w:kern w:val="0"/>
+          <w:sz w:val="20"/>
+          <w:szCs w:val="20"/>
+          <w14:ligatures w14:val="none"/>
+        </w:rPr>
+        <w:t>multicall</w:t>
+      </w:r>
+      <w:r>
+        <w:rPr>
+          <w:rFonts w:ascii="Consolas" w:eastAsia="Times New Roman" w:hAnsi="Consolas" w:cs="Courier New"/>
+          <w:color w:val="D8DEE6"/>
+          <w:kern w:val="0"/>
+          <w:sz w:val="20"/>
+          <w:szCs w:val="20"/>
+          <w14:ligatures w14:val="none"/>
+        </w:rPr>
+        <w:t>(</w:t>
+      </w:r>
+      <w:r>
+        <w:rPr>
+          <w:rFonts w:ascii="Consolas" w:eastAsia="Times New Roman" w:hAnsi="Consolas" w:cs="Courier New"/>
+          <w:color w:val="11B7D4"/>
+          <w:kern w:val="0"/>
+          <w:sz w:val="20"/>
+          <w:szCs w:val="20"/>
+          <w14:ligatures w14:val="none"/>
+        </w:rPr>
+        <w:t>bytes</w:t>
+      </w:r>
+      <w:r>
+        <w:rPr>
+          <w:rFonts w:ascii="Consolas" w:eastAsia="Times New Roman" w:hAnsi="Consolas" w:cs="Courier New"/>
+          <w:color w:val="D8DEE6"/>
+          <w:kern w:val="0"/>
+          <w:sz w:val="20"/>
+          <w:szCs w:val="20"/>
+          <w14:ligatures w14:val="none"/>
+        </w:rPr>
+        <w:t xml:space="preserve">[] </w:t>
+      </w:r>
+      <w:r>
+        <w:rPr>
+          <w:rFonts w:ascii="Consolas" w:eastAsia="Times New Roman" w:hAnsi="Consolas" w:cs="Courier New"/>
+          <w:b/>
+          <w:color w:val="C7910C"/>
+          <w:kern w:val="0"/>
+          <w:sz w:val="20"/>
+          <w:szCs w:val="20"/>
+          <w14:ligatures w14:val="none"/>
+        </w:rPr>
+        <w:t>calldata</w:t>
+      </w:r>
+      <w:r>
+        <w:rPr>
+          <w:rFonts w:ascii="Consolas" w:eastAsia="Times New Roman" w:hAnsi="Consolas" w:cs="Courier New"/>
+          <w:color w:val="D8DEE6"/>
+          <w:kern w:val="0"/>
+          <w:sz w:val="20"/>
+          <w:szCs w:val="20"/>
+          <w14:ligatures w14:val="none"/>
+        </w:rPr>
+        <w:t xml:space="preserve"> data) </w:t>
+      </w:r>
+      <w:r>
+        <w:rPr>
+          <w:rFonts w:ascii="Consolas" w:eastAsia="Times New Roman" w:hAnsi="Consolas" w:cs="Courier New"/>
+          <w:b/>
+          <w:color w:val="C7910C"/>
+          <w:kern w:val="0"/>
+          <w:sz w:val="20"/>
+          <w:szCs w:val="20"/>
+          <w14:ligatures w14:val="none"/>
+        </w:rPr>
+        <w:t>public</w:t>
+      </w:r>
+      <w:r>
+        <w:rPr>
+          <w:rFonts w:ascii="Consolas" w:eastAsia="Times New Roman" w:hAnsi="Consolas" w:cs="Courier New"/>
+          <w:color w:val="D8DEE6"/>
+          <w:kern w:val="0"/>
+          <w:sz w:val="20"/>
+          <w:szCs w:val="20"/>
+          <w14:ligatures w14:val="none"/>
+        </w:rPr>
+        <w:t xml:space="preserve"> </w:t>
+      </w:r>
+      <w:r>
+        <w:rPr>
+          <w:rFonts w:ascii="Consolas" w:eastAsia="Times New Roman" w:hAnsi="Consolas" w:cs="Courier New"/>
+          <w:b/>
+          <w:color w:val="C7910C"/>
+          <w:kern w:val="0"/>
+          <w:sz w:val="20"/>
+          <w:szCs w:val="20"/>
+          <w14:ligatures w14:val="none"/>
+        </w:rPr>
+        <w:t>virtual</w:t>
+      </w:r>
+      <w:r>
+        <w:rPr>
+          <w:rFonts w:ascii="Consolas" w:eastAsia="Times New Roman" w:hAnsi="Consolas" w:cs="Courier New"/>
+          <w:color w:val="D8DEE6"/>
+          <w:kern w:val="0"/>
+          <w:sz w:val="20"/>
+          <w:szCs w:val="20"/>
+          <w14:ligatures w14:val="none"/>
+        </w:rPr>
+        <w:t xml:space="preserve"> </w:t>
+      </w:r>
+      <w:r>
+        <w:rPr>
+          <w:rFonts w:ascii="Consolas" w:eastAsia="Times New Roman" w:hAnsi="Consolas" w:cs="Courier New"/>
+          <w:b/>
+          <w:color w:val="C7910C"/>
+          <w:kern w:val="0"/>
+          <w:sz w:val="20"/>
+          <w:szCs w:val="20"/>
+          <w14:ligatures w14:val="none"/>
+        </w:rPr>
+        <w:t>returns</w:t>
+      </w:r>
+      <w:r>
+        <w:rPr>
+          <w:rFonts w:ascii="Consolas" w:eastAsia="Times New Roman" w:hAnsi="Consolas" w:cs="Courier New"/>
+          <w:color w:val="D8DEE6"/>
+          <w:kern w:val="0"/>
+          <w:sz w:val="20"/>
+          <w:szCs w:val="20"/>
+          <w14:ligatures w14:val="none"/>
+        </w:rPr>
+        <w:t xml:space="preserve"> (</w:t>
+      </w:r>
+      <w:r>
+        <w:rPr>
+          <w:rFonts w:ascii="Consolas" w:eastAsia="Times New Roman" w:hAnsi="Consolas" w:cs="Courier New"/>
+          <w:color w:val="11B7D4"/>
+          <w:kern w:val="0"/>
+          <w:sz w:val="20"/>
+          <w:szCs w:val="20"/>
+          <w14:ligatures w14:val="none"/>
+        </w:rPr>
+        <w:t>bytes</w:t>
+      </w:r>
+      <w:r>
+        <w:rPr>
+          <w:rFonts w:ascii="Consolas" w:eastAsia="Times New Roman" w:hAnsi="Consolas" w:cs="Courier New"/>
+          <w:color w:val="D8DEE6"/>
+          <w:kern w:val="0"/>
+          <w:sz w:val="20"/>
+          <w:szCs w:val="20"/>
+          <w14:ligatures w14:val="none"/>
+        </w:rPr>
+        <w:t xml:space="preserve">[] </w:t>
+      </w:r>
+      <w:r>
+        <w:rPr>
+          <w:rFonts w:ascii="Consolas" w:eastAsia="Times New Roman" w:hAnsi="Consolas" w:cs="Courier New"/>
+          <w:b/>
+          <w:color w:val="C7910C"/>
+          <w:kern w:val="0"/>
+          <w:sz w:val="20"/>
+          <w:szCs w:val="20"/>
+          <w14:ligatures w14:val="none"/>
+        </w:rPr>
+        <w:t>memory</w:t>
+      </w:r>
+      <w:r>
+        <w:rPr>
+          <w:rFonts w:ascii="Consolas" w:eastAsia="Times New Roman" w:hAnsi="Consolas" w:cs="Courier New"/>
+          <w:color w:val="D8DEE6"/>
+          <w:kern w:val="0"/>
+          <w:sz w:val="20"/>
+          <w:szCs w:val="20"/>
+          <w14:ligatures w14:val="none"/>
+        </w:rPr>
+        <w:t xml:space="preserve"> results) {</w:t>
+      </w:r>
+    </w:p>
+    <w:p>
+      <w:pPr>
+        <w:keepLines/>
+        <w:shd w:val="solid" w:color="22262C" w:fill="22262C"/>
+        <w:tabs>
+          <w:tab w:val="left" w:pos="916"/>
+          <w:tab w:val="left" w:pos="1832"/>
+          <w:tab w:val="left" w:pos="2748"/>
+          <w:tab w:val="left" w:pos="3664"/>
+          <w:tab w:val="left" w:pos="4580"/>
+          <w:tab w:val="left" w:pos="5496"/>
+          <w:tab w:val="left" w:pos="6412"/>
+          <w:tab w:val="left" w:pos="7328"/>
+          <w:tab w:val="left" w:pos="8244"/>
+          <w:tab w:val="left" w:pos="9160"/>
+          <w:tab w:val="left" w:pos="10076"/>
+          <w:tab w:val="left" w:pos="10992"/>
+          <w:tab w:val="left" w:pos="11908"/>
+          <w:tab w:val="left" w:pos="12824"/>
+          <w:tab w:val="left" w:pos="13740"/>
+          <w:tab w:val="left" w:pos="14656"/>
+        </w:tabs>
+        <w:spacing w:after="0" w:line="240" w:lineRule="auto"/>
+        <w:ind w:left="230" w:right="230"/>
+        <w:rPr>
+          <w:rFonts w:ascii="Consolas" w:eastAsia="Times New Roman" w:hAnsi="Consolas" w:cs="Courier New"/>
+          <w:color w:val="D8DEE6"/>
+          <w:kern w:val="0"/>
+          <w:sz w:val="20"/>
+          <w:szCs w:val="20"/>
+          <w14:ligatures w14:val="none"/>
+        </w:rPr>
+      </w:pPr>
+      <w:r>
+        <w:rPr>
+          <w:rFonts w:ascii="Consolas" w:eastAsia="Times New Roman" w:hAnsi="Consolas" w:cs="Courier New"/>
+          <w:color w:val="D8DEE6"/>
+          <w:kern w:val="0"/>
+          <w:sz w:val="20"/>
+          <w:szCs w:val="20"/>
+          <w14:ligatures w14:val="none"/>
+        </w:rPr>
+        <w:t xml:space="preserve">    results </w:t>
+      </w:r>
+      <w:r>
+        <w:rPr>
+          <w:rFonts w:ascii="Consolas" w:eastAsia="Times New Roman" w:hAnsi="Consolas" w:cs="Courier New"/>
+          <w:color w:val="D4770C"/>
+          <w:kern w:val="0"/>
+          <w:sz w:val="20"/>
+          <w:szCs w:val="20"/>
+          <w14:ligatures w14:val="none"/>
+        </w:rPr>
+        <w:t>=</w:t>
+      </w:r>
+      <w:r>
+        <w:rPr>
+          <w:rFonts w:ascii="Consolas" w:eastAsia="Times New Roman" w:hAnsi="Consolas" w:cs="Courier New"/>
+          <w:color w:val="D8DEE6"/>
+          <w:kern w:val="0"/>
+          <w:sz w:val="20"/>
+          <w:szCs w:val="20"/>
+          <w14:ligatures w14:val="none"/>
+        </w:rPr>
+        <w:t xml:space="preserve"> </w:t>
+      </w:r>
+      <w:r>
+        <w:rPr>
+          <w:rFonts w:ascii="Consolas" w:eastAsia="Times New Roman" w:hAnsi="Consolas" w:cs="Courier New"/>
+          <w:b/>
+          <w:color w:val="C7910C"/>
+          <w:kern w:val="0"/>
+          <w:sz w:val="20"/>
+          <w:szCs w:val="20"/>
+          <w14:ligatures w14:val="none"/>
+        </w:rPr>
+        <w:t>new</w:t>
+      </w:r>
+      <w:r>
+        <w:rPr>
+          <w:rFonts w:ascii="Consolas" w:eastAsia="Times New Roman" w:hAnsi="Consolas" w:cs="Courier New"/>
+          <w:color w:val="D8DEE6"/>
+          <w:kern w:val="0"/>
+          <w:sz w:val="20"/>
+          <w:szCs w:val="20"/>
+          <w14:ligatures w14:val="none"/>
+        </w:rPr>
+        <w:t xml:space="preserve"> </w:t>
+      </w:r>
+      <w:r>
+        <w:rPr>
+          <w:rFonts w:ascii="Consolas" w:eastAsia="Times New Roman" w:hAnsi="Consolas" w:cs="Courier New"/>
+          <w:color w:val="11B7D4"/>
+          <w:kern w:val="0"/>
+          <w:sz w:val="20"/>
+          <w:szCs w:val="20"/>
+          <w14:ligatures w14:val="none"/>
+        </w:rPr>
+        <w:t>bytes</w:t>
+      </w:r>
+      <w:r>
+        <w:rPr>
+          <w:rFonts w:ascii="Consolas" w:eastAsia="Times New Roman" w:hAnsi="Consolas" w:cs="Courier New"/>
+          <w:color w:val="D8DEE6"/>
+          <w:kern w:val="0"/>
+          <w:sz w:val="20"/>
+          <w:szCs w:val="20"/>
+          <w14:ligatures w14:val="none"/>
+        </w:rPr>
+        <w:t>[](data</w:t>
+      </w:r>
+      <w:r>
+        <w:rPr>
+          <w:rFonts w:ascii="Consolas" w:eastAsia="Times New Roman" w:hAnsi="Consolas" w:cs="Courier New"/>
+          <w:color w:val="D4770C"/>
+          <w:kern w:val="0"/>
+          <w:sz w:val="20"/>
+          <w:szCs w:val="20"/>
+          <w14:ligatures w14:val="none"/>
+        </w:rPr>
+        <w:t>.</w:t>
+      </w:r>
+      <w:r>
+        <w:rPr>
+          <w:rFonts w:ascii="Consolas" w:eastAsia="Times New Roman" w:hAnsi="Consolas" w:cs="Courier New"/>
+          <w:color w:val="D8DEE6"/>
+          <w:kern w:val="0"/>
+          <w:sz w:val="20"/>
+          <w:szCs w:val="20"/>
+          <w14:ligatures w14:val="none"/>
+        </w:rPr>
+        <w:t>length);</w:t>
+      </w:r>
+    </w:p>
+    <w:p>
+      <w:pPr>
+        <w:keepLines/>
+        <w:shd w:val="solid" w:color="22262C" w:fill="22262C"/>
+        <w:tabs>
+          <w:tab w:val="left" w:pos="916"/>
+          <w:tab w:val="left" w:pos="1832"/>
+          <w:tab w:val="left" w:pos="2748"/>
+          <w:tab w:val="left" w:pos="3664"/>
+          <w:tab w:val="left" w:pos="4580"/>
+          <w:tab w:val="left" w:pos="5496"/>
+          <w:tab w:val="left" w:pos="6412"/>
+          <w:tab w:val="left" w:pos="7328"/>
+          <w:tab w:val="left" w:pos="8244"/>
+          <w:tab w:val="left" w:pos="9160"/>
+          <w:tab w:val="left" w:pos="10076"/>
+          <w:tab w:val="left" w:pos="10992"/>
+          <w:tab w:val="left" w:pos="11908"/>
+          <w:tab w:val="left" w:pos="12824"/>
+          <w:tab w:val="left" w:pos="13740"/>
+          <w:tab w:val="left" w:pos="14656"/>
+        </w:tabs>
+        <w:spacing w:after="0" w:line="240" w:lineRule="auto"/>
+        <w:ind w:left="230" w:right="230"/>
+        <w:rPr>
+          <w:rFonts w:ascii="Consolas" w:eastAsia="Times New Roman" w:hAnsi="Consolas" w:cs="Courier New"/>
+          <w:color w:val="D8DEE6"/>
+          <w:kern w:val="0"/>
+          <w:sz w:val="20"/>
+          <w:szCs w:val="20"/>
+          <w14:ligatures w14:val="none"/>
+        </w:rPr>
+      </w:pPr>
+      <w:r>
+        <w:rPr>
+          <w:rFonts w:ascii="Consolas" w:eastAsia="Times New Roman" w:hAnsi="Consolas" w:cs="Courier New"/>
+          <w:color w:val="D8DEE6"/>
+          <w:kern w:val="0"/>
+          <w:sz w:val="20"/>
+          <w:szCs w:val="20"/>
+          <w14:ligatures w14:val="none"/>
+        </w:rPr>
+        <w:t xml:space="preserve">    </w:t>
+      </w:r>
+      <w:r>
+        <w:rPr>
+          <w:rFonts w:ascii="Consolas" w:eastAsia="Times New Roman" w:hAnsi="Consolas" w:cs="Courier New"/>
+          <w:b/>
+          <w:color w:val="C7910C"/>
+          <w:kern w:val="0"/>
+          <w:sz w:val="20"/>
+          <w:szCs w:val="20"/>
+          <w14:ligatures w14:val="none"/>
+        </w:rPr>
+        <w:t>for</w:t>
+      </w:r>
+      <w:r>
+        <w:rPr>
+          <w:rFonts w:ascii="Consolas" w:eastAsia="Times New Roman" w:hAnsi="Consolas" w:cs="Courier New"/>
+          <w:color w:val="D8DEE6"/>
+          <w:kern w:val="0"/>
+          <w:sz w:val="20"/>
+          <w:szCs w:val="20"/>
+          <w14:ligatures w14:val="none"/>
+        </w:rPr>
+        <w:t xml:space="preserve"> (</w:t>
+      </w:r>
+      <w:r>
+        <w:rPr>
+          <w:rFonts w:ascii="Consolas" w:eastAsia="Times New Roman" w:hAnsi="Consolas" w:cs="Courier New"/>
+          <w:color w:val="11B7D4"/>
+          <w:kern w:val="0"/>
+          <w:sz w:val="20"/>
+          <w:szCs w:val="20"/>
+          <w14:ligatures w14:val="none"/>
+        </w:rPr>
+        <w:t>uint256</w:t>
+      </w:r>
+      <w:r>
+        <w:rPr>
+          <w:rFonts w:ascii="Consolas" w:eastAsia="Times New Roman" w:hAnsi="Consolas" w:cs="Courier New"/>
+          <w:color w:val="D8DEE6"/>
+          <w:kern w:val="0"/>
+          <w:sz w:val="20"/>
+          <w:szCs w:val="20"/>
+          <w14:ligatures w14:val="none"/>
+        </w:rPr>
+        <w:t xml:space="preserve"> i </w:t>
+      </w:r>
+      <w:r>
+        <w:rPr>
+          <w:rFonts w:ascii="Consolas" w:eastAsia="Times New Roman" w:hAnsi="Consolas" w:cs="Courier New"/>
+          <w:color w:val="D4770C"/>
+          <w:kern w:val="0"/>
+          <w:sz w:val="20"/>
+          <w:szCs w:val="20"/>
+          <w14:ligatures w14:val="none"/>
+        </w:rPr>
+        <w:t>=</w:t>
+      </w:r>
+      <w:r>
+        <w:rPr>
+          <w:rFonts w:ascii="Consolas" w:eastAsia="Times New Roman" w:hAnsi="Consolas" w:cs="Courier New"/>
+          <w:color w:val="D8DEE6"/>
+          <w:kern w:val="0"/>
+          <w:sz w:val="20"/>
+          <w:szCs w:val="20"/>
+          <w14:ligatures w14:val="none"/>
+        </w:rPr>
+        <w:t xml:space="preserve"> </w:t>
+      </w:r>
+      <w:r>
+        <w:rPr>
+          <w:rFonts w:ascii="Consolas" w:eastAsia="Times New Roman" w:hAnsi="Consolas" w:cs="Courier New"/>
+          <w:color w:val="D46EC0"/>
+          <w:kern w:val="0"/>
+          <w:sz w:val="20"/>
+          <w:szCs w:val="20"/>
+          <w14:ligatures w14:val="none"/>
+        </w:rPr>
+        <w:t>0</w:t>
+      </w:r>
+      <w:r>
+        <w:rPr>
+          <w:rFonts w:ascii="Consolas" w:eastAsia="Times New Roman" w:hAnsi="Consolas" w:cs="Courier New"/>
+          <w:color w:val="D8DEE6"/>
+          <w:kern w:val="0"/>
+          <w:sz w:val="20"/>
+          <w:szCs w:val="20"/>
+          <w14:ligatures w14:val="none"/>
+        </w:rPr>
+        <w:t xml:space="preserve">; i </w:t>
+      </w:r>
+      <w:r>
+        <w:rPr>
+          <w:rFonts w:ascii="Consolas" w:eastAsia="Times New Roman" w:hAnsi="Consolas" w:cs="Courier New"/>
+          <w:color w:val="D4770C"/>
+          <w:kern w:val="0"/>
+          <w:sz w:val="20"/>
+          <w:szCs w:val="20"/>
+          <w14:ligatures w14:val="none"/>
+        </w:rPr>
+        <w:t>&lt;</w:t>
+      </w:r>
+      <w:r>
+        <w:rPr>
+          <w:rFonts w:ascii="Consolas" w:eastAsia="Times New Roman" w:hAnsi="Consolas" w:cs="Courier New"/>
+          <w:color w:val="D8DEE6"/>
+          <w:kern w:val="0"/>
+          <w:sz w:val="20"/>
+          <w:szCs w:val="20"/>
+          <w14:ligatures w14:val="none"/>
+        </w:rPr>
+        <w:t xml:space="preserve"> data</w:t>
+      </w:r>
+      <w:r>
+        <w:rPr>
+          <w:rFonts w:ascii="Consolas" w:eastAsia="Times New Roman" w:hAnsi="Consolas" w:cs="Courier New"/>
+          <w:color w:val="D4770C"/>
+          <w:kern w:val="0"/>
+          <w:sz w:val="20"/>
+          <w:szCs w:val="20"/>
+          <w14:ligatures w14:val="none"/>
+        </w:rPr>
+        <w:t>.</w:t>
+      </w:r>
+      <w:r>
+        <w:rPr>
+          <w:rFonts w:ascii="Consolas" w:eastAsia="Times New Roman" w:hAnsi="Consolas" w:cs="Courier New"/>
+          <w:color w:val="D8DEE6"/>
+          <w:kern w:val="0"/>
+          <w:sz w:val="20"/>
+          <w:szCs w:val="20"/>
+          <w14:ligatures w14:val="none"/>
+        </w:rPr>
+        <w:t>length; i</w:t>
+      </w:r>
+      <w:r>
+        <w:rPr>
+          <w:rFonts w:ascii="Consolas" w:eastAsia="Times New Roman" w:hAnsi="Consolas" w:cs="Courier New"/>
+          <w:color w:val="D4770C"/>
+          <w:kern w:val="0"/>
+          <w:sz w:val="20"/>
+          <w:szCs w:val="20"/>
+          <w14:ligatures w14:val="none"/>
+        </w:rPr>
+        <w:t>++</w:t>
+      </w:r>
+      <w:r>
+        <w:rPr>
+          <w:rFonts w:ascii="Consolas" w:eastAsia="Times New Roman" w:hAnsi="Consolas" w:cs="Courier New"/>
+          <w:color w:val="D8DEE6"/>
+          <w:kern w:val="0"/>
+          <w:sz w:val="20"/>
+          <w:szCs w:val="20"/>
+          <w14:ligatures w14:val="none"/>
+        </w:rPr>
+        <w:t>) {</w:t>
+      </w:r>
+    </w:p>
+    <w:p>
+      <w:pPr>
+        <w:keepLines/>
+        <w:shd w:val="solid" w:color="22262C" w:fill="22262C"/>
+        <w:tabs>
+          <w:tab w:val="left" w:pos="916"/>
+          <w:tab w:val="left" w:pos="1832"/>
+          <w:tab w:val="left" w:pos="2748"/>
+          <w:tab w:val="left" w:pos="3664"/>
+          <w:tab w:val="left" w:pos="4580"/>
+          <w:tab w:val="left" w:pos="5496"/>
+          <w:tab w:val="left" w:pos="6412"/>
+          <w:tab w:val="left" w:pos="7328"/>
+          <w:tab w:val="left" w:pos="8244"/>
+          <w:tab w:val="left" w:pos="9160"/>
+          <w:tab w:val="left" w:pos="10076"/>
+          <w:tab w:val="left" w:pos="10992"/>
+          <w:tab w:val="left" w:pos="11908"/>
+          <w:tab w:val="left" w:pos="12824"/>
+          <w:tab w:val="left" w:pos="13740"/>
+          <w:tab w:val="left" w:pos="14656"/>
+        </w:tabs>
+        <w:spacing w:after="0" w:line="240" w:lineRule="auto"/>
+        <w:ind w:left="230" w:right="230"/>
+        <w:rPr>
+          <w:rFonts w:ascii="Consolas" w:eastAsia="Times New Roman" w:hAnsi="Consolas" w:cs="Courier New"/>
+          <w:color w:val="D8DEE6"/>
+          <w:kern w:val="0"/>
+          <w:sz w:val="20"/>
+          <w:szCs w:val="20"/>
+          <w14:ligatures w14:val="none"/>
+        </w:rPr>
+      </w:pPr>
+      <w:r>
+        <w:rPr>
+          <w:rFonts w:ascii="Consolas" w:eastAsia="Times New Roman" w:hAnsi="Consolas" w:cs="Courier New"/>
+          <w:color w:val="D8DEE6"/>
+          <w:kern w:val="0"/>
+          <w:sz w:val="20"/>
+          <w:szCs w:val="20"/>
+          <w14:ligatures w14:val="none"/>
+        </w:rPr>
+        <w:t xml:space="preserve">        results[i] </w:t>
+      </w:r>
+      <w:r>
+        <w:rPr>
+          <w:rFonts w:ascii="Consolas" w:eastAsia="Times New Roman" w:hAnsi="Consolas" w:cs="Courier New"/>
+          <w:color w:val="D4770C"/>
+          <w:kern w:val="0"/>
+          <w:sz w:val="20"/>
+          <w:szCs w:val="20"/>
+          <w14:ligatures w14:val="none"/>
+        </w:rPr>
+        <w:t>=</w:t>
+      </w:r>
+      <w:r>
+        <w:rPr>
+          <w:rFonts w:ascii="Consolas" w:eastAsia="Times New Roman" w:hAnsi="Consolas" w:cs="Courier New"/>
+          <w:color w:val="D8DEE6"/>
+          <w:kern w:val="0"/>
+          <w:sz w:val="20"/>
+          <w:szCs w:val="20"/>
+          <w14:ligatures w14:val="none"/>
+        </w:rPr>
+        <w:t xml:space="preserve"> </w:t>
+      </w:r>
+      <w:r>
+        <w:rPr>
+          <w:rFonts w:ascii="Consolas" w:eastAsia="Times New Roman" w:hAnsi="Consolas" w:cs="Courier New"/>
+          <w:color w:val="11B7D4"/>
+          <w:kern w:val="0"/>
+          <w:sz w:val="20"/>
+          <w:szCs w:val="20"/>
+          <w14:ligatures w14:val="none"/>
+        </w:rPr>
+        <w:t>Address</w:t>
+      </w:r>
+      <w:r>
+        <w:rPr>
+          <w:rFonts w:ascii="Consolas" w:eastAsia="Times New Roman" w:hAnsi="Consolas" w:cs="Courier New"/>
+          <w:color w:val="D4770C"/>
+          <w:kern w:val="0"/>
+          <w:sz w:val="20"/>
+          <w:szCs w:val="20"/>
+          <w14:ligatures w14:val="none"/>
+        </w:rPr>
+        <w:t>.</w:t>
+      </w:r>
+      <w:r>
+        <w:rPr>
+          <w:rFonts w:ascii="Consolas" w:eastAsia="Times New Roman" w:hAnsi="Consolas" w:cs="Courier New"/>
+          <w:color w:val="38C7BD"/>
+          <w:kern w:val="0"/>
+          <w:sz w:val="20"/>
+          <w:szCs w:val="20"/>
+          <w14:ligatures w14:val="none"/>
+        </w:rPr>
+        <w:t>functionDelegateCall</w:t>
+      </w:r>
+      <w:r>
+        <w:rPr>
+          <w:rFonts w:ascii="Consolas" w:eastAsia="Times New Roman" w:hAnsi="Consolas" w:cs="Courier New"/>
+          <w:color w:val="D8DEE6"/>
+          <w:kern w:val="0"/>
+          <w:sz w:val="20"/>
+          <w:szCs w:val="20"/>
+          <w14:ligatures w14:val="none"/>
+        </w:rPr>
+        <w:t>(</w:t>
+      </w:r>
+      <w:r>
+        <w:rPr>
+          <w:rFonts w:ascii="Consolas" w:eastAsia="Times New Roman" w:hAnsi="Consolas" w:cs="Courier New"/>
+          <w:color w:val="11B7D4"/>
+          <w:kern w:val="0"/>
+          <w:sz w:val="20"/>
+          <w:szCs w:val="20"/>
+          <w14:ligatures w14:val="none"/>
+        </w:rPr>
+        <w:t>address</w:t>
+      </w:r>
+      <w:r>
+        <w:rPr>
+          <w:rFonts w:ascii="Consolas" w:eastAsia="Times New Roman" w:hAnsi="Consolas" w:cs="Courier New"/>
+          <w:color w:val="D8DEE6"/>
+          <w:kern w:val="0"/>
+          <w:sz w:val="20"/>
+          <w:szCs w:val="20"/>
+          <w14:ligatures w14:val="none"/>
+        </w:rPr>
+        <w:t>(this), data[i]);</w:t>
+      </w:r>
+    </w:p>
+    <w:p>
+      <w:pPr>
+        <w:keepLines/>
+        <w:shd w:val="solid" w:color="22262C" w:fill="22262C"/>
+        <w:tabs>
+          <w:tab w:val="left" w:pos="916"/>
+          <w:tab w:val="left" w:pos="1832"/>
+          <w:tab w:val="left" w:pos="2748"/>
+          <w:tab w:val="left" w:pos="3664"/>
+          <w:tab w:val="left" w:pos="4580"/>
+          <w:tab w:val="left" w:pos="5496"/>
+          <w:tab w:val="left" w:pos="6412"/>
+          <w:tab w:val="left" w:pos="7328"/>
+          <w:tab w:val="left" w:pos="8244"/>
+          <w:tab w:val="left" w:pos="9160"/>
+          <w:tab w:val="left" w:pos="10076"/>
+          <w:tab w:val="left" w:pos="10992"/>
+          <w:tab w:val="left" w:pos="11908"/>
+          <w:tab w:val="left" w:pos="12824"/>
+          <w:tab w:val="left" w:pos="13740"/>
+          <w:tab w:val="left" w:pos="14656"/>
+        </w:tabs>
+        <w:spacing w:after="0" w:line="240" w:lineRule="auto"/>
+        <w:ind w:left="230" w:right="230"/>
+        <w:rPr>
+          <w:rFonts w:ascii="Consolas" w:eastAsia="Times New Roman" w:hAnsi="Consolas" w:cs="Courier New"/>
+          <w:color w:val="D8DEE6"/>
+          <w:kern w:val="0"/>
+          <w:sz w:val="20"/>
+          <w:szCs w:val="20"/>
+          <w14:ligatures w14:val="none"/>
+        </w:rPr>
+      </w:pPr>
+      <w:r>
+        <w:rPr>
+          <w:rFonts w:ascii="Consolas" w:eastAsia="Times New Roman" w:hAnsi="Consolas" w:cs="Courier New"/>
+          <w:color w:val="D8DEE6"/>
+          <w:kern w:val="0"/>
+          <w:sz w:val="20"/>
+          <w:szCs w:val="20"/>
+          <w14:ligatures w14:val="none"/>
+        </w:rPr>
+        <w:t xml:space="preserve">    }</w:t>
+      </w:r>
+    </w:p>
+    <w:p>
+      <w:pPr>
+        <w:keepLines/>
+        <w:shd w:val="solid" w:color="22262C" w:fill="22262C"/>
+        <w:tabs>
+          <w:tab w:val="left" w:pos="916"/>
+          <w:tab w:val="left" w:pos="1832"/>
+          <w:tab w:val="left" w:pos="2748"/>
+          <w:tab w:val="left" w:pos="3664"/>
+          <w:tab w:val="left" w:pos="4580"/>
+          <w:tab w:val="left" w:pos="5496"/>
+          <w:tab w:val="left" w:pos="6412"/>
+          <w:tab w:val="left" w:pos="7328"/>
+          <w:tab w:val="left" w:pos="8244"/>
+          <w:tab w:val="left" w:pos="9160"/>
+          <w:tab w:val="left" w:pos="10076"/>
+          <w:tab w:val="left" w:pos="10992"/>
+          <w:tab w:val="left" w:pos="11908"/>
+          <w:tab w:val="left" w:pos="12824"/>
+          <w:tab w:val="left" w:pos="13740"/>
+          <w:tab w:val="left" w:pos="14656"/>
+        </w:tabs>
+        <w:spacing w:after="0" w:line="240" w:lineRule="auto"/>
+        <w:ind w:left="230" w:right="230"/>
+        <w:rPr>
+          <w:rFonts w:ascii="Consolas" w:eastAsia="Times New Roman" w:hAnsi="Consolas" w:cs="Courier New"/>
+          <w:color w:val="D8DEE6"/>
+          <w:kern w:val="0"/>
+          <w:sz w:val="20"/>
+          <w:szCs w:val="20"/>
+          <w14:ligatures w14:val="none"/>
+        </w:rPr>
+      </w:pPr>
+      <w:r>
+        <w:rPr>
+          <w:rFonts w:ascii="Consolas" w:eastAsia="Times New Roman" w:hAnsi="Consolas" w:cs="Courier New"/>
+          <w:color w:val="D8DEE6"/>
+          <w:kern w:val="0"/>
+          <w:sz w:val="20"/>
+          <w:szCs w:val="20"/>
+          <w14:ligatures w14:val="none"/>
+        </w:rPr>
+        <w:t>}</w:t>
+      </w:r>
+    </w:p>
+    <w:p>
+      <w:pPr>
+        <w:spacing w:before="100" w:beforeAutospacing="1" w:after="100" w:afterAutospacing="1" w:line="240" w:lineRule="auto"/>
+        <w:rPr>
+          <w:rFonts w:eastAsia="Times New Roman" w:cs="Times New Roman"/>
+          <w:kern w:val="0"/>
+          <w14:ligatures w14:val="none"/>
+        </w:rPr>
+      </w:pPr>
+      <w:r>
+        <w:rPr>
+          <w:rFonts w:eastAsia="Times New Roman" w:cs="Times New Roman"/>
+          <w:kern w:val="0"/>
+          <w14:ligatures w14:val="none"/>
+        </w:rPr>
+        <w:t xml:space="preserve">It lets a contract batch several of its own function calls into one transaction, by having the contract </w:t>
+      </w:r>
+      <w:r>
+        <w:rPr>
+          <w:rFonts w:eastAsia="Times New Roman" w:cs="Times New Roman"/>
+          <w:b/>
+          <w:bCs/>
+          <w:kern w:val="0"/>
+          <w14:ligatures w14:val="none"/>
+        </w:rPr>
+        <w:t>delegatecall itself</w:t>
+      </w:r>
+      <w:r>
+        <w:rPr>
+          <w:rFonts w:eastAsia="Times New Roman" w:cs="Times New Roman"/>
+          <w:kern w:val="0"/>
+          <w14:ligatures w14:val="none"/>
+        </w:rPr>
+        <w:t xml:space="preserve"> once per array element. This is the </w:t>
+      </w:r>
+      <w:r>
+        <w:rPr>
+          <w:rFonts w:eastAsia="Times New Roman" w:cs="Times New Roman"/>
+          <w:i/>
+          <w:iCs/>
+          <w:kern w:val="0"/>
+          <w14:ligatures w14:val="none"/>
+        </w:rPr>
+        <w:t>correct</w:t>
+      </w:r>
+      <w:r>
+        <w:rPr>
+          <w:rFonts w:eastAsia="Times New Roman" w:cs="Times New Roman"/>
+          <w:kern w:val="0"/>
+          <w14:ligatures w14:val="none"/>
+        </w:rPr>
+        <w:t xml:space="preserve"> design choice for batching, because delegatecall preserves </w:t>
+      </w:r>
+      <w:r>
+        <w:rPr>
+          <w:rFonts w:ascii="Courier New" w:eastAsia="Times New Roman" w:hAnsi="Courier New" w:cs="Courier New"/>
+          <w:kern w:val="0"/>
+          <w:sz w:val="20"/>
+          <w:szCs w:val="20"/>
+          <w14:ligatures w14:val="none"/>
+        </w:rPr>
+        <w:t>msg.sender</w:t>
+      </w:r>
+      <w:r>
+        <w:rPr>
+          <w:rFonts w:eastAsia="Times New Roman" w:cs="Times New Roman"/>
+          <w:kern w:val="0"/>
+          <w14:ligatures w14:val="none"/>
+        </w:rPr>
+        <w:t xml:space="preserve"> and </w:t>
+      </w:r>
+      <w:r>
+        <w:rPr>
+          <w:rFonts w:ascii="Courier New" w:eastAsia="Times New Roman" w:hAnsi="Courier New" w:cs="Courier New"/>
+          <w:kern w:val="0"/>
+          <w:sz w:val="20"/>
+          <w:szCs w:val="20"/>
+          <w14:ligatures w14:val="none"/>
+        </w:rPr>
+        <w:t>msg.value</w:t>
+      </w:r>
+      <w:r>
+        <w:rPr>
+          <w:rFonts w:eastAsia="Times New Roman" w:cs="Times New Roman"/>
+          <w:kern w:val="0"/>
+          <w14:ligatures w14:val="none"/>
+        </w:rPr>
+        <w:t xml:space="preserve"> across each sub-call — exactly what you want so batched calls behave as if the original caller made each one directly.</w:t>
+      </w:r>
+    </w:p>
+    <w:p>
+      <w:pPr>
+        <w:spacing w:before="100" w:beforeAutospacing="1" w:after="100" w:afterAutospacing="1" w:line="240" w:lineRule="auto"/>
+        <w:rPr>
+          <w:rFonts w:eastAsia="Times New Roman" w:cs="Times New Roman"/>
+          <w:kern w:val="0"/>
+          <w14:ligatures w14:val="none"/>
+        </w:rPr>
+      </w:pPr>
+      <w:r>
+        <w:rPr>
+          <w:rFonts w:eastAsia="Times New Roman" w:cs="Times New Roman"/>
+          <w:kern w:val="0"/>
+          <w14:ligatures w14:val="none"/>
+        </w:rPr>
+        <w:t xml:space="preserve">But it has a side effect: for each sub-call, </w:t>
+      </w:r>
+      <w:r>
+        <w:rPr>
+          <w:rFonts w:ascii="Courier New" w:eastAsia="Times New Roman" w:hAnsi="Courier New" w:cs="Courier New"/>
+          <w:b/>
+          <w:bCs/>
+          <w:kern w:val="0"/>
+          <w:sz w:val="20"/>
+          <w:szCs w:val="20"/>
+          <w14:ligatures w14:val="none"/>
+        </w:rPr>
+        <w:t>msg.data</w:t>
+      </w:r>
+      <w:r>
+        <w:rPr>
+          <w:rFonts w:eastAsia="Times New Roman" w:cs="Times New Roman"/>
+          <w:b/>
+          <w:bCs/>
+          <w:kern w:val="0"/>
+          <w14:ligatures w14:val="none"/>
+        </w:rPr>
+        <w:t xml:space="preserve"> becomes </w:t>
+      </w:r>
+      <w:r>
+        <w:rPr>
+          <w:rFonts w:ascii="Courier New" w:eastAsia="Times New Roman" w:hAnsi="Courier New" w:cs="Courier New"/>
+          <w:b/>
+          <w:bCs/>
+          <w:kern w:val="0"/>
+          <w:sz w:val="20"/>
+          <w:szCs w:val="20"/>
+          <w14:ligatures w14:val="none"/>
+        </w:rPr>
+        <w:t>data[i]</w:t>
+      </w:r>
+      <w:r>
+        <w:rPr>
+          <w:rFonts w:eastAsia="Times New Roman" w:cs="Times New Roman"/>
+          <w:kern w:val="0"/>
+          <w14:ligatures w14:val="none"/>
+        </w:rPr>
+        <w:t xml:space="preserve"> — whatever bytes the </w:t>
+      </w:r>
+      <w:r>
+        <w:rPr>
+          <w:rFonts w:eastAsia="Times New Roman" w:cs="Times New Roman"/>
+          <w:i/>
+          <w:iCs/>
+          <w:kern w:val="0"/>
+          <w14:ligatures w14:val="none"/>
+        </w:rPr>
+        <w:t xml:space="preserve">caller of </w:t>
+      </w:r>
+      <w:r>
+        <w:rPr>
+          <w:rFonts w:ascii="Courier New" w:eastAsia="Times New Roman" w:hAnsi="Courier New" w:cs="Courier New"/>
+          <w:i/>
+          <w:iCs/>
+          <w:kern w:val="0"/>
+          <w:sz w:val="20"/>
+          <w:szCs w:val="20"/>
+          <w14:ligatures w14:val="none"/>
+        </w:rPr>
+        <w:t>multicall</w:t>
+      </w:r>
+      <w:r>
+        <w:rPr>
+          <w:rFonts w:eastAsia="Times New Roman" w:cs="Times New Roman"/>
+          <w:kern w:val="0"/>
+          <w14:ligatures w14:val="none"/>
+        </w:rPr>
+        <w:t xml:space="preserve"> put in that array element. </w:t>
+      </w:r>
+      <w:r>
+        <w:rPr>
+          <w:rFonts w:ascii="Courier New" w:eastAsia="Times New Roman" w:hAnsi="Courier New" w:cs="Courier New"/>
+          <w:kern w:val="0"/>
+          <w:sz w:val="20"/>
+          <w:szCs w:val="20"/>
+          <w14:ligatures w14:val="none"/>
+        </w:rPr>
+        <w:t>msg.sender</w:t>
+      </w:r>
+      <w:r>
+        <w:rPr>
+          <w:rFonts w:eastAsia="Times New Roman" w:cs="Times New Roman"/>
+          <w:kern w:val="0"/>
+          <w14:ligatures w14:val="none"/>
+        </w:rPr>
+        <w:t xml:space="preserve"> is still correctly preserved (still the trusted forwarder, thanks to delegatecall), but </w:t>
+      </w:r>
+      <w:r>
+        <w:rPr>
+          <w:rFonts w:ascii="Courier New" w:eastAsia="Times New Roman" w:hAnsi="Courier New" w:cs="Courier New"/>
+          <w:kern w:val="0"/>
+          <w:sz w:val="20"/>
+          <w:szCs w:val="20"/>
+          <w14:ligatures w14:val="none"/>
+        </w:rPr>
+        <w:t>msg.data</w:t>
+      </w:r>
+      <w:r>
+        <w:rPr>
+          <w:rFonts w:eastAsia="Times New Roman" w:cs="Times New Roman"/>
+          <w:kern w:val="0"/>
+          <w14:ligatures w14:val="none"/>
+        </w:rPr>
+        <w:t xml:space="preserve"> is no longer the forwarder's original, signed payload — it's attacker-chosen content.</w:t>
+      </w:r>
+    </w:p>
+    <w:p>
+      <w:pPr>
+        <w:spacing w:before="100" w:beforeAutospacing="1" w:after="100" w:afterAutospacing="1" w:line="240" w:lineRule="auto"/>
+        <w:rPr>
+          <w:rFonts w:eastAsia="Times New Roman" w:cs="Times New Roman"/>
+          <w:kern w:val="0"/>
+          <w14:ligatures w14:val="none"/>
+        </w:rPr>
+      </w:pPr>
+      <w:r>
+        <w:rPr>
+          <w:rFonts w:eastAsia="Times New Roman" w:cs="Times New Roman"/>
+          <w:kern w:val="0"/>
+          <w14:ligatures w14:val="none"/>
+        </w:rPr>
+        <w:t xml:space="preserve">If the target contract's </w:t>
+      </w:r>
+      <w:r>
+        <w:rPr>
+          <w:rFonts w:ascii="Courier New" w:eastAsia="Times New Roman" w:hAnsi="Courier New" w:cs="Courier New"/>
+          <w:kern w:val="0"/>
+          <w:sz w:val="20"/>
+          <w:szCs w:val="20"/>
+          <w14:ligatures w14:val="none"/>
+        </w:rPr>
+        <w:t>_msgSender()</w:t>
+      </w:r>
+      <w:r>
+        <w:rPr>
+          <w:rFonts w:eastAsia="Times New Roman" w:cs="Times New Roman"/>
+          <w:kern w:val="0"/>
+          <w14:ligatures w14:val="none"/>
+        </w:rPr>
+        <w:t xml:space="preserve"> override trusts "the last 20 bytes of </w:t>
+      </w:r>
+      <w:r>
+        <w:rPr>
+          <w:rFonts w:ascii="Courier New" w:eastAsia="Times New Roman" w:hAnsi="Courier New" w:cs="Courier New"/>
+          <w:kern w:val="0"/>
+          <w:sz w:val="20"/>
+          <w:szCs w:val="20"/>
+          <w14:ligatures w14:val="none"/>
+        </w:rPr>
+        <w:t>msg.data</w:t>
+      </w:r>
+      <w:r>
+        <w:rPr>
+          <w:rFonts w:eastAsia="Times New Roman" w:cs="Times New Roman"/>
+          <w:kern w:val="0"/>
+          <w14:ligatures w14:val="none"/>
+        </w:rPr>
+        <w:t xml:space="preserve">, whenever </w:t>
+      </w:r>
+      <w:r>
+        <w:rPr>
+          <w:rFonts w:ascii="Courier New" w:eastAsia="Times New Roman" w:hAnsi="Courier New" w:cs="Courier New"/>
+          <w:kern w:val="0"/>
+          <w:sz w:val="20"/>
+          <w:szCs w:val="20"/>
+          <w14:ligatures w14:val="none"/>
+        </w:rPr>
+        <w:t>msg.sender == trustedForwarder</w:t>
+      </w:r>
+      <w:r>
+        <w:rPr>
+          <w:rFonts w:eastAsia="Times New Roman" w:cs="Times New Roman"/>
+          <w:kern w:val="0"/>
+          <w14:ligatures w14:val="none"/>
+        </w:rPr>
+        <w:t xml:space="preserve">," it re-checks that condition fresh on every delegatecalled sub-invocation. The </w:t>
+      </w:r>
+      <w:r>
+        <w:rPr>
+          <w:rFonts w:ascii="Courier New" w:eastAsia="Times New Roman" w:hAnsi="Courier New" w:cs="Courier New"/>
+          <w:kern w:val="0"/>
+          <w:sz w:val="20"/>
+          <w:szCs w:val="20"/>
+          <w14:ligatures w14:val="none"/>
+        </w:rPr>
+        <w:t>msg.sender == trustedForwarder</w:t>
+      </w:r>
+      <w:r>
+        <w:rPr>
+          <w:rFonts w:eastAsia="Times New Roman" w:cs="Times New Roman"/>
+          <w:kern w:val="0"/>
+          <w14:ligatures w14:val="none"/>
+        </w:rPr>
+        <w:t xml:space="preserve"> half is still true (preserved by delegatecall). The trailing-20-bytes half is no longer trustworthy, because nothing verified that </w:t>
+      </w:r>
+      <w:r>
+        <w:rPr>
+          <w:rFonts w:eastAsia="Times New Roman" w:cs="Times New Roman"/>
+          <w:i/>
+          <w:iCs/>
+          <w:kern w:val="0"/>
+          <w14:ligatures w14:val="none"/>
+        </w:rPr>
+        <w:t>those specific bytes</w:t>
+      </w:r>
+      <w:r>
+        <w:rPr>
+          <w:rFonts w:eastAsia="Times New Roman" w:cs="Times New Roman"/>
+          <w:kern w:val="0"/>
+          <w14:ligatures w14:val="none"/>
+        </w:rPr>
+        <w:t xml:space="preserve"> were appended by the forwarder — they're just whatever the caller of </w:t>
+      </w:r>
+      <w:r>
+        <w:rPr>
+          <w:rFonts w:ascii="Courier New" w:eastAsia="Times New Roman" w:hAnsi="Courier New" w:cs="Courier New"/>
+          <w:kern w:val="0"/>
+          <w:sz w:val="20"/>
+          <w:szCs w:val="20"/>
+          <w14:ligatures w14:val="none"/>
+        </w:rPr>
+        <w:t>multicall</w:t>
+      </w:r>
+      <w:r>
+        <w:rPr>
+          <w:rFonts w:eastAsia="Times New Roman" w:cs="Times New Roman"/>
+          <w:kern w:val="0"/>
+          <w14:ligatures w14:val="none"/>
+        </w:rPr>
+        <w:t xml:space="preserve"> wrote into </w:t>
+      </w:r>
+      <w:r>
+        <w:rPr>
+          <w:rFonts w:ascii="Courier New" w:eastAsia="Times New Roman" w:hAnsi="Courier New" w:cs="Courier New"/>
+          <w:kern w:val="0"/>
+          <w:sz w:val="20"/>
+          <w:szCs w:val="20"/>
+          <w14:ligatures w14:val="none"/>
+        </w:rPr>
+        <w:t>data[i]</w:t>
+      </w:r>
+      <w:r>
+        <w:rPr>
+          <w:rFonts w:eastAsia="Times New Roman" w:cs="Times New Roman"/>
+          <w:kern w:val="0"/>
+          <w14:ligatures w14:val="none"/>
+        </w:rPr>
+        <w:t>.</w:t>
+      </w:r>
+    </w:p>
+    <w:p>
+      <w:pPr>
+        <w:spacing w:before="100" w:beforeAutospacing="1" w:after="100" w:afterAutospacing="1" w:line="240" w:lineRule="auto"/>
+        <w:rPr>
+          <w:rFonts w:eastAsia="Times New Roman" w:cs="Times New Roman"/>
+          <w:kern w:val="0"/>
+          <w14:ligatures w14:val="none"/>
+        </w:rPr>
+      </w:pPr>
+      <w:r>
+        <w:rPr>
+          <w:rFonts w:eastAsia="Times New Roman" w:cs="Times New Roman"/>
+          <w:b/>
+          <w:bCs/>
+          <w:kern w:val="0"/>
+          <w14:ligatures w14:val="none"/>
+        </w:rPr>
+        <w:t>End result</w:t>
+      </w:r>
+      <w:r>
+        <w:rPr>
+          <w:rFonts w:eastAsia="Times New Roman" w:cs="Times New Roman"/>
+          <w:kern w:val="0"/>
+          <w14:ligatures w14:val="none"/>
+        </w:rPr>
+        <w:t xml:space="preserve">: an attacker calls </w:t>
+      </w:r>
+      <w:r>
+        <w:rPr>
+          <w:rFonts w:ascii="Courier New" w:eastAsia="Times New Roman" w:hAnsi="Courier New" w:cs="Courier New"/>
+          <w:kern w:val="0"/>
+          <w:sz w:val="20"/>
+          <w:szCs w:val="20"/>
+          <w14:ligatures w14:val="none"/>
+        </w:rPr>
+        <w:t>multicall</w:t>
+      </w:r>
+      <w:r>
+        <w:rPr>
+          <w:rFonts w:eastAsia="Times New Roman" w:cs="Times New Roman"/>
+          <w:kern w:val="0"/>
+          <w14:ligatures w14:val="none"/>
+        </w:rPr>
+        <w:t xml:space="preserve"> through the forwarder with a validly signed </w:t>
+      </w:r>
+      <w:r>
+        <w:rPr>
+          <w:rFonts w:eastAsia="Times New Roman" w:cs="Times New Roman"/>
+          <w:i/>
+          <w:iCs/>
+          <w:kern w:val="0"/>
+          <w14:ligatures w14:val="none"/>
+        </w:rPr>
+        <w:t>outer</w:t>
+      </w:r>
+      <w:r>
+        <w:rPr>
+          <w:rFonts w:eastAsia="Times New Roman" w:cs="Times New Roman"/>
+          <w:kern w:val="0"/>
+          <w14:ligatures w14:val="none"/>
+        </w:rPr>
+        <w:t xml:space="preserve"> request (signed as themselves, so the forwarder's own signature check passes), but the </w:t>
+      </w:r>
+      <w:r>
+        <w:rPr>
+          <w:rFonts w:eastAsia="Times New Roman" w:cs="Times New Roman"/>
+          <w:i/>
+          <w:iCs/>
+          <w:kern w:val="0"/>
+          <w14:ligatures w14:val="none"/>
+        </w:rPr>
+        <w:t>inner</w:t>
+      </w:r>
+      <w:r>
+        <w:rPr>
+          <w:rFonts w:eastAsia="Times New Roman" w:cs="Times New Roman"/>
+          <w:kern w:val="0"/>
+          <w14:ligatures w14:val="none"/>
+        </w:rPr>
+        <w:t xml:space="preserve"> </w:t>
+      </w:r>
+      <w:r>
+        <w:rPr>
+          <w:rFonts w:ascii="Courier New" w:eastAsia="Times New Roman" w:hAnsi="Courier New" w:cs="Courier New"/>
+          <w:kern w:val="0"/>
+          <w:sz w:val="20"/>
+          <w:szCs w:val="20"/>
+          <w14:ligatures w14:val="none"/>
+        </w:rPr>
+        <w:t>data[i]</w:t>
+      </w:r>
+      <w:r>
+        <w:rPr>
+          <w:rFonts w:eastAsia="Times New Roman" w:cs="Times New Roman"/>
+          <w:kern w:val="0"/>
+          <w14:ligatures w14:val="none"/>
+        </w:rPr>
+        <w:t xml:space="preserve"> payloads are freely chosen — including fake trailing addresses that impersonate any other user for </w:t>
+      </w:r>
+      <w:r>
+        <w:rPr>
+          <w:rFonts w:ascii="Courier New" w:eastAsia="Times New Roman" w:hAnsi="Courier New" w:cs="Courier New"/>
+          <w:kern w:val="0"/>
+          <w:sz w:val="20"/>
+          <w:szCs w:val="20"/>
+          <w14:ligatures w14:val="none"/>
+        </w:rPr>
+        <w:t>_msgSender()</w:t>
+      </w:r>
+      <w:r>
+        <w:rPr>
+          <w:rFonts w:eastAsia="Times New Roman" w:cs="Times New Roman"/>
+          <w:kern w:val="0"/>
+          <w14:ligatures w14:val="none"/>
+        </w:rPr>
+        <w:t xml:space="preserve"> purposes inside that one sub-call.</w:t>
+      </w:r>
+    </w:p>
+    <w:p>
+      <w:pPr>
+        <w:pStyle w:val="Heading2"/>
+        <w:rPr>
+          <w:rFonts w:eastAsia="Times New Roman"/>
+        </w:rPr>
+      </w:pPr>
+      <w:bookmarkStart w:id="74" w:name="_Toc237955223"/>
+      <w:r>
+        <w:rPr>
+          <w:rFonts w:eastAsia="Times New Roman"/>
+        </w:rPr>
+        <w:lastRenderedPageBreak/>
+        <w:t>The core lesson</w:t>
+      </w:r>
+      <w:bookmarkEnd w:id="74"/>
+    </w:p>
+    <w:p>
+      <w:pPr>
+        <w:numPr>
+          <w:ilvl w:val="0"/>
+          <w:numId w:val="21"/>
+        </w:numPr>
+        <w:spacing w:before="100" w:beforeAutospacing="1" w:after="100" w:afterAutospacing="1" w:line="240" w:lineRule="auto"/>
+        <w:rPr>
+          <w:rFonts w:eastAsia="Times New Roman" w:cs="Times New Roman"/>
+          <w:kern w:val="0"/>
+          <w14:ligatures w14:val="none"/>
+        </w:rPr>
+      </w:pPr>
+      <w:r>
+        <w:rPr>
+          <w:rFonts w:ascii="Courier New" w:eastAsia="Times New Roman" w:hAnsi="Courier New" w:cs="Courier New"/>
+          <w:kern w:val="0"/>
+          <w:sz w:val="20"/>
+          <w:szCs w:val="20"/>
+          <w14:ligatures w14:val="none"/>
+        </w:rPr>
+        <w:t>delegatecall</w:t>
+      </w:r>
+      <w:r>
+        <w:rPr>
+          <w:rFonts w:eastAsia="Times New Roman" w:cs="Times New Roman"/>
+          <w:kern w:val="0"/>
+          <w14:ligatures w14:val="none"/>
+        </w:rPr>
+        <w:t xml:space="preserve"> preserving </w:t>
+      </w:r>
+      <w:r>
+        <w:rPr>
+          <w:rFonts w:ascii="Courier New" w:eastAsia="Times New Roman" w:hAnsi="Courier New" w:cs="Courier New"/>
+          <w:kern w:val="0"/>
+          <w:sz w:val="20"/>
+          <w:szCs w:val="20"/>
+          <w14:ligatures w14:val="none"/>
+        </w:rPr>
+        <w:t>msg.sender</w:t>
+      </w:r>
+      <w:r>
+        <w:rPr>
+          <w:rFonts w:eastAsia="Times New Roman" w:cs="Times New Roman"/>
+          <w:kern w:val="0"/>
+          <w14:ligatures w14:val="none"/>
+        </w:rPr>
+        <w:t>/</w:t>
+      </w:r>
+      <w:r>
+        <w:rPr>
+          <w:rFonts w:ascii="Courier New" w:eastAsia="Times New Roman" w:hAnsi="Courier New" w:cs="Courier New"/>
+          <w:kern w:val="0"/>
+          <w:sz w:val="20"/>
+          <w:szCs w:val="20"/>
+          <w14:ligatures w14:val="none"/>
+        </w:rPr>
+        <w:t>msg.value</w:t>
+      </w:r>
+      <w:r>
+        <w:rPr>
+          <w:rFonts w:eastAsia="Times New Roman" w:cs="Times New Roman"/>
+          <w:kern w:val="0"/>
+          <w14:ligatures w14:val="none"/>
+        </w:rPr>
+        <w:t xml:space="preserve"> is a feature, not a bug — it's exactly what makes transparent batching and proxy patterns work.</w:t>
+      </w:r>
+    </w:p>
+    <w:p>
+      <w:pPr>
+        <w:numPr>
+          <w:ilvl w:val="0"/>
+          <w:numId w:val="21"/>
+        </w:numPr>
+        <w:spacing w:before="100" w:beforeAutospacing="1" w:after="100" w:afterAutospacing="1" w:line="240" w:lineRule="auto"/>
+        <w:rPr>
+          <w:rFonts w:eastAsia="Times New Roman" w:cs="Times New Roman"/>
+          <w:kern w:val="0"/>
+          <w14:ligatures w14:val="none"/>
+        </w:rPr>
+      </w:pPr>
+      <w:r>
+        <w:rPr>
+          <w:rFonts w:eastAsia="Times New Roman" w:cs="Times New Roman"/>
+          <w:kern w:val="0"/>
+          <w14:ligatures w14:val="none"/>
+        </w:rPr>
+        <w:t xml:space="preserve">The bug is trusting a </w:t>
+      </w:r>
+      <w:r>
+        <w:rPr>
+          <w:rFonts w:eastAsia="Times New Roman" w:cs="Times New Roman"/>
+          <w:i/>
+          <w:iCs/>
+          <w:kern w:val="0"/>
+          <w14:ligatures w14:val="none"/>
+        </w:rPr>
+        <w:t>positional/structural</w:t>
+      </w:r>
+      <w:r>
+        <w:rPr>
+          <w:rFonts w:eastAsia="Times New Roman" w:cs="Times New Roman"/>
+          <w:kern w:val="0"/>
+          <w14:ligatures w14:val="none"/>
+        </w:rPr>
+        <w:t xml:space="preserve"> signal in </w:t>
+      </w:r>
+      <w:r>
+        <w:rPr>
+          <w:rFonts w:ascii="Courier New" w:eastAsia="Times New Roman" w:hAnsi="Courier New" w:cs="Courier New"/>
+          <w:kern w:val="0"/>
+          <w:sz w:val="20"/>
+          <w:szCs w:val="20"/>
+          <w14:ligatures w14:val="none"/>
+        </w:rPr>
+        <w:t>msg.data</w:t>
+      </w:r>
+      <w:r>
+        <w:rPr>
+          <w:rFonts w:eastAsia="Times New Roman" w:cs="Times New Roman"/>
+          <w:kern w:val="0"/>
+          <w14:ligatures w14:val="none"/>
+        </w:rPr>
+        <w:t xml:space="preserve"> (like "the last 20 bytes") as an identity check, without confirming that the specific bytes in front of you actually originated from the trusted source (the forwarder) rather than from whoever last delegatecalled into the current execution.</w:t>
+      </w:r>
+    </w:p>
+    <w:p>
+      <w:pPr>
+        <w:numPr>
+          <w:ilvl w:val="0"/>
+          <w:numId w:val="21"/>
+        </w:numPr>
+        <w:spacing w:before="100" w:beforeAutospacing="1" w:after="100" w:afterAutospacing="1" w:line="240" w:lineRule="auto"/>
+        <w:rPr>
+          <w:rFonts w:eastAsia="Times New Roman" w:cs="Times New Roman"/>
+          <w:kern w:val="0"/>
+          <w14:ligatures w14:val="none"/>
+        </w:rPr>
+      </w:pPr>
+      <w:r>
+        <w:rPr>
+          <w:rFonts w:eastAsia="Times New Roman" w:cs="Times New Roman"/>
+          <w:kern w:val="0"/>
+          <w14:ligatures w14:val="none"/>
+        </w:rPr>
+        <w:t xml:space="preserve">Any time a contract re-derives an authorization decision from raw </w:t>
+      </w:r>
+      <w:r>
+        <w:rPr>
+          <w:rFonts w:ascii="Courier New" w:eastAsia="Times New Roman" w:hAnsi="Courier New" w:cs="Courier New"/>
+          <w:kern w:val="0"/>
+          <w:sz w:val="20"/>
+          <w:szCs w:val="20"/>
+          <w14:ligatures w14:val="none"/>
+        </w:rPr>
+        <w:t>msg.data</w:t>
+      </w:r>
+      <w:r>
+        <w:rPr>
+          <w:rFonts w:eastAsia="Times New Roman" w:cs="Times New Roman"/>
+          <w:kern w:val="0"/>
+          <w14:ligatures w14:val="none"/>
+        </w:rPr>
+        <w:t xml:space="preserve"> inside a function that can be reached via </w:t>
+      </w:r>
+      <w:r>
+        <w:rPr>
+          <w:rFonts w:ascii="Courier New" w:eastAsia="Times New Roman" w:hAnsi="Courier New" w:cs="Courier New"/>
+          <w:kern w:val="0"/>
+          <w:sz w:val="20"/>
+          <w:szCs w:val="20"/>
+          <w14:ligatures w14:val="none"/>
+        </w:rPr>
+        <w:t>delegatecall</w:t>
+      </w:r>
+      <w:r>
+        <w:rPr>
+          <w:rFonts w:eastAsia="Times New Roman" w:cs="Times New Roman"/>
+          <w:kern w:val="0"/>
+          <w14:ligatures w14:val="none"/>
+        </w:rPr>
+        <w:t xml:space="preserve"> (batching, proxies, multicall-style patterns), that authorization can potentially be re-run with attacker-supplied </w:t>
+      </w:r>
+      <w:r>
+        <w:rPr>
+          <w:rFonts w:ascii="Courier New" w:eastAsia="Times New Roman" w:hAnsi="Courier New" w:cs="Courier New"/>
+          <w:kern w:val="0"/>
+          <w:sz w:val="20"/>
+          <w:szCs w:val="20"/>
+          <w14:ligatures w14:val="none"/>
+        </w:rPr>
+        <w:t>msg.data</w:t>
+      </w:r>
+      <w:r>
+        <w:rPr>
+          <w:rFonts w:eastAsia="Times New Roman" w:cs="Times New Roman"/>
+          <w:kern w:val="0"/>
+          <w14:ligatures w14:val="none"/>
+        </w:rPr>
+        <w:t xml:space="preserve">, even though </w:t>
+      </w:r>
+      <w:r>
+        <w:rPr>
+          <w:rFonts w:ascii="Courier New" w:eastAsia="Times New Roman" w:hAnsi="Courier New" w:cs="Courier New"/>
+          <w:kern w:val="0"/>
+          <w:sz w:val="20"/>
+          <w:szCs w:val="20"/>
+          <w14:ligatures w14:val="none"/>
+        </w:rPr>
+        <w:t>msg.sender</w:t>
+      </w:r>
+      <w:r>
+        <w:rPr>
+          <w:rFonts w:eastAsia="Times New Roman" w:cs="Times New Roman"/>
+          <w:kern w:val="0"/>
+          <w14:ligatures w14:val="none"/>
+        </w:rPr>
+        <w:t xml:space="preserve"> looks unchanged.</w:t>
+      </w:r>
+    </w:p>
+    <w:p>
+      <w:pPr>
+        <w:spacing w:before="100" w:beforeAutospacing="1" w:after="100" w:afterAutospacing="1" w:line="240" w:lineRule="auto"/>
+        <w:rPr>
+          <w:rFonts w:eastAsia="Times New Roman" w:cs="Times New Roman"/>
+          <w:kern w:val="0"/>
+          <w14:ligatures w14:val="none"/>
+        </w:rPr>
+      </w:pPr>
+      <w:r>
+        <w:rPr>
+          <w:rFonts w:eastAsia="Times New Roman" w:cs="Times New Roman"/>
+          <w:b/>
+          <w:bCs/>
+          <w:kern w:val="0"/>
+          <w14:ligatures w14:val="none"/>
+        </w:rPr>
+        <w:t>Mitigations to look for/apply</w:t>
+      </w:r>
+      <w:r>
+        <w:rPr>
+          <w:rFonts w:eastAsia="Times New Roman" w:cs="Times New Roman"/>
+          <w:kern w:val="0"/>
+          <w14:ligatures w14:val="none"/>
+        </w:rPr>
+        <w:t xml:space="preserve">: avoid parsing trust out of </w:t>
+      </w:r>
+      <w:r>
+        <w:rPr>
+          <w:rFonts w:ascii="Courier New" w:eastAsia="Times New Roman" w:hAnsi="Courier New" w:cs="Courier New"/>
+          <w:kern w:val="0"/>
+          <w:sz w:val="20"/>
+          <w:szCs w:val="20"/>
+          <w14:ligatures w14:val="none"/>
+        </w:rPr>
+        <w:t>msg.data</w:t>
+      </w:r>
+      <w:r>
+        <w:rPr>
+          <w:rFonts w:eastAsia="Times New Roman" w:cs="Times New Roman"/>
+          <w:kern w:val="0"/>
+          <w14:ligatures w14:val="none"/>
+        </w:rPr>
+        <w:t xml:space="preserve"> positionally; if you must, don't allow the same function to be reachable via a delegatecall path with attacker-controlled calldata; or explicitly disallow </w:t>
+      </w:r>
+      <w:r>
+        <w:rPr>
+          <w:rFonts w:ascii="Courier New" w:eastAsia="Times New Roman" w:hAnsi="Courier New" w:cs="Courier New"/>
+          <w:kern w:val="0"/>
+          <w:sz w:val="20"/>
+          <w:szCs w:val="20"/>
+          <w14:ligatures w14:val="none"/>
+        </w:rPr>
+        <w:t>multicall</w:t>
+      </w:r>
+      <w:r>
+        <w:rPr>
+          <w:rFonts w:eastAsia="Times New Roman" w:cs="Times New Roman"/>
+          <w:kern w:val="0"/>
+          <w14:ligatures w14:val="none"/>
+        </w:rPr>
+        <w:t xml:space="preserve">/batching from wrapping calls to functions that rely on </w:t>
+      </w:r>
+      <w:r>
+        <w:rPr>
+          <w:rFonts w:ascii="Courier New" w:eastAsia="Times New Roman" w:hAnsi="Courier New" w:cs="Courier New"/>
+          <w:kern w:val="0"/>
+          <w:sz w:val="20"/>
+          <w:szCs w:val="20"/>
+          <w14:ligatures w14:val="none"/>
+        </w:rPr>
+        <w:t>_msgSender()</w:t>
+      </w:r>
+      <w:r>
+        <w:rPr>
+          <w:rFonts w:eastAsia="Times New Roman" w:cs="Times New Roman"/>
+          <w:kern w:val="0"/>
+          <w14:ligatures w14:val="none"/>
+        </w:rPr>
+        <w:t>-style spoofing.</w:t>
+      </w:r>
+    </w:p>
     <w:p/>
     <w:sectPr>
       <w:pgSz w:w="12240" w:h="15840"/>
@@ -41047,9 +44507,9 @@
     </w:lvl>
   </w:abstractNum>
   <w:abstractNum w:abstractNumId="14" w15:restartNumberingAfterBreak="0">
-    <w:nsid w:val="68BD6DEA"/>
+    <w:nsid w:val="6409050E"/>
     <w:multiLevelType w:val="multilevel"/>
-    <w:tmpl w:val="F0DE0EEC"/>
+    <w:tmpl w:val="4740C5AE"/>
     <w:lvl w:ilvl="0">
       <w:start w:val="1"/>
       <w:numFmt w:val="bullet"/>
@@ -41196,9 +44656,9 @@
     </w:lvl>
   </w:abstractNum>
   <w:abstractNum w:abstractNumId="15" w15:restartNumberingAfterBreak="0">
-    <w:nsid w:val="711F03C9"/>
+    <w:nsid w:val="68BD6DEA"/>
     <w:multiLevelType w:val="multilevel"/>
-    <w:tmpl w:val="C666A9F8"/>
+    <w:tmpl w:val="F0DE0EEC"/>
     <w:lvl w:ilvl="0">
       <w:start w:val="1"/>
       <w:numFmt w:val="bullet"/>
@@ -41345,6 +44805,304 @@
     </w:lvl>
   </w:abstractNum>
   <w:abstractNum w:abstractNumId="16" w15:restartNumberingAfterBreak="0">
+    <w:nsid w:val="711F03C9"/>
+    <w:multiLevelType w:val="multilevel"/>
+    <w:tmpl w:val="C666A9F8"/>
+    <w:lvl w:ilvl="0">
+      <w:start w:val="1"/>
+      <w:numFmt w:val="bullet"/>
+      <w:lvlText w:val=""/>
+      <w:lvlJc w:val="left"/>
+      <w:pPr>
+        <w:tabs>
+          <w:tab w:val="num" w:pos="720"/>
+        </w:tabs>
+        <w:ind w:left="720" w:hanging="360"/>
+      </w:pPr>
+      <w:rPr>
+        <w:rFonts w:ascii="Symbol" w:hAnsi="Symbol" w:hint="default"/>
+        <w:sz w:val="20"/>
+      </w:rPr>
+    </w:lvl>
+    <w:lvl w:ilvl="1" w:tentative="1">
+      <w:start w:val="1"/>
+      <w:numFmt w:val="bullet"/>
+      <w:lvlText w:val="o"/>
+      <w:lvlJc w:val="left"/>
+      <w:pPr>
+        <w:tabs>
+          <w:tab w:val="num" w:pos="1440"/>
+        </w:tabs>
+        <w:ind w:left="1440" w:hanging="360"/>
+      </w:pPr>
+      <w:rPr>
+        <w:rFonts w:ascii="Courier New" w:hAnsi="Courier New" w:hint="default"/>
+        <w:sz w:val="20"/>
+      </w:rPr>
+    </w:lvl>
+    <w:lvl w:ilvl="2" w:tentative="1">
+      <w:start w:val="1"/>
+      <w:numFmt w:val="bullet"/>
+      <w:lvlText w:val=""/>
+      <w:lvlJc w:val="left"/>
+      <w:pPr>
+        <w:tabs>
+          <w:tab w:val="num" w:pos="2160"/>
+        </w:tabs>
+        <w:ind w:left="2160" w:hanging="360"/>
+      </w:pPr>
+      <w:rPr>
+        <w:rFonts w:ascii="Wingdings" w:hAnsi="Wingdings" w:hint="default"/>
+        <w:sz w:val="20"/>
+      </w:rPr>
+    </w:lvl>
+    <w:lvl w:ilvl="3" w:tentative="1">
+      <w:start w:val="1"/>
+      <w:numFmt w:val="bullet"/>
+      <w:lvlText w:val=""/>
+      <w:lvlJc w:val="left"/>
+      <w:pPr>
+        <w:tabs>
+          <w:tab w:val="num" w:pos="2880"/>
+        </w:tabs>
+        <w:ind w:left="2880" w:hanging="360"/>
+      </w:pPr>
+      <w:rPr>
+        <w:rFonts w:ascii="Wingdings" w:hAnsi="Wingdings" w:hint="default"/>
+        <w:sz w:val="20"/>
+      </w:rPr>
+    </w:lvl>
+    <w:lvl w:ilvl="4" w:tentative="1">
+      <w:start w:val="1"/>
+      <w:numFmt w:val="bullet"/>
+      <w:lvlText w:val=""/>
+      <w:lvlJc w:val="left"/>
+      <w:pPr>
+        <w:tabs>
+          <w:tab w:val="num" w:pos="3600"/>
+        </w:tabs>
+        <w:ind w:left="3600" w:hanging="360"/>
+      </w:pPr>
+      <w:rPr>
+        <w:rFonts w:ascii="Wingdings" w:hAnsi="Wingdings" w:hint="default"/>
+        <w:sz w:val="20"/>
+      </w:rPr>
+    </w:lvl>
+    <w:lvl w:ilvl="5" w:tentative="1">
+      <w:start w:val="1"/>
+      <w:numFmt w:val="bullet"/>
+      <w:lvlText w:val=""/>
+      <w:lvlJc w:val="left"/>
+      <w:pPr>
+        <w:tabs>
+          <w:tab w:val="num" w:pos="4320"/>
+        </w:tabs>
+        <w:ind w:left="4320" w:hanging="360"/>
+      </w:pPr>
+      <w:rPr>
+        <w:rFonts w:ascii="Wingdings" w:hAnsi="Wingdings" w:hint="default"/>
+        <w:sz w:val="20"/>
+      </w:rPr>
+    </w:lvl>
+    <w:lvl w:ilvl="6" w:tentative="1">
+      <w:start w:val="1"/>
+      <w:numFmt w:val="bullet"/>
+      <w:lvlText w:val=""/>
+      <w:lvlJc w:val="left"/>
+      <w:pPr>
+        <w:tabs>
+          <w:tab w:val="num" w:pos="5040"/>
+        </w:tabs>
+        <w:ind w:left="5040" w:hanging="360"/>
+      </w:pPr>
+      <w:rPr>
+        <w:rFonts w:ascii="Wingdings" w:hAnsi="Wingdings" w:hint="default"/>
+        <w:sz w:val="20"/>
+      </w:rPr>
+    </w:lvl>
+    <w:lvl w:ilvl="7" w:tentative="1">
+      <w:start w:val="1"/>
+      <w:numFmt w:val="bullet"/>
+      <w:lvlText w:val=""/>
+      <w:lvlJc w:val="left"/>
+      <w:pPr>
+        <w:tabs>
+          <w:tab w:val="num" w:pos="5760"/>
+        </w:tabs>
+        <w:ind w:left="5760" w:hanging="360"/>
+      </w:pPr>
+      <w:rPr>
+        <w:rFonts w:ascii="Wingdings" w:hAnsi="Wingdings" w:hint="default"/>
+        <w:sz w:val="20"/>
+      </w:rPr>
+    </w:lvl>
+    <w:lvl w:ilvl="8" w:tentative="1">
+      <w:start w:val="1"/>
+      <w:numFmt w:val="bullet"/>
+      <w:lvlText w:val=""/>
+      <w:lvlJc w:val="left"/>
+      <w:pPr>
+        <w:tabs>
+          <w:tab w:val="num" w:pos="6480"/>
+        </w:tabs>
+        <w:ind w:left="6480" w:hanging="360"/>
+      </w:pPr>
+      <w:rPr>
+        <w:rFonts w:ascii="Wingdings" w:hAnsi="Wingdings" w:hint="default"/>
+        <w:sz w:val="20"/>
+      </w:rPr>
+    </w:lvl>
+  </w:abstractNum>
+  <w:abstractNum w:abstractNumId="17" w15:restartNumberingAfterBreak="0">
+    <w:nsid w:val="729805A8"/>
+    <w:multiLevelType w:val="multilevel"/>
+    <w:tmpl w:val="4C8610D8"/>
+    <w:lvl w:ilvl="0">
+      <w:start w:val="1"/>
+      <w:numFmt w:val="bullet"/>
+      <w:lvlText w:val=""/>
+      <w:lvlJc w:val="left"/>
+      <w:pPr>
+        <w:tabs>
+          <w:tab w:val="num" w:pos="720"/>
+        </w:tabs>
+        <w:ind w:left="720" w:hanging="360"/>
+      </w:pPr>
+      <w:rPr>
+        <w:rFonts w:ascii="Symbol" w:hAnsi="Symbol" w:hint="default"/>
+        <w:sz w:val="20"/>
+      </w:rPr>
+    </w:lvl>
+    <w:lvl w:ilvl="1" w:tentative="1">
+      <w:start w:val="1"/>
+      <w:numFmt w:val="bullet"/>
+      <w:lvlText w:val="o"/>
+      <w:lvlJc w:val="left"/>
+      <w:pPr>
+        <w:tabs>
+          <w:tab w:val="num" w:pos="1440"/>
+        </w:tabs>
+        <w:ind w:left="1440" w:hanging="360"/>
+      </w:pPr>
+      <w:rPr>
+        <w:rFonts w:ascii="Courier New" w:hAnsi="Courier New" w:hint="default"/>
+        <w:sz w:val="20"/>
+      </w:rPr>
+    </w:lvl>
+    <w:lvl w:ilvl="2" w:tentative="1">
+      <w:start w:val="1"/>
+      <w:numFmt w:val="bullet"/>
+      <w:lvlText w:val=""/>
+      <w:lvlJc w:val="left"/>
+      <w:pPr>
+        <w:tabs>
+          <w:tab w:val="num" w:pos="2160"/>
+        </w:tabs>
+        <w:ind w:left="2160" w:hanging="360"/>
+      </w:pPr>
+      <w:rPr>
+        <w:rFonts w:ascii="Wingdings" w:hAnsi="Wingdings" w:hint="default"/>
+        <w:sz w:val="20"/>
+      </w:rPr>
+    </w:lvl>
+    <w:lvl w:ilvl="3" w:tentative="1">
+      <w:start w:val="1"/>
+      <w:numFmt w:val="bullet"/>
+      <w:lvlText w:val=""/>
+      <w:lvlJc w:val="left"/>
+      <w:pPr>
+        <w:tabs>
+          <w:tab w:val="num" w:pos="2880"/>
+        </w:tabs>
+        <w:ind w:left="2880" w:hanging="360"/>
+      </w:pPr>
+      <w:rPr>
+        <w:rFonts w:ascii="Wingdings" w:hAnsi="Wingdings" w:hint="default"/>
+        <w:sz w:val="20"/>
+      </w:rPr>
+    </w:lvl>
+    <w:lvl w:ilvl="4" w:tentative="1">
+      <w:start w:val="1"/>
+      <w:numFmt w:val="bullet"/>
+      <w:lvlText w:val=""/>
+      <w:lvlJc w:val="left"/>
+      <w:pPr>
+        <w:tabs>
+          <w:tab w:val="num" w:pos="3600"/>
+        </w:tabs>
+        <w:ind w:left="3600" w:hanging="360"/>
+      </w:pPr>
+      <w:rPr>
+        <w:rFonts w:ascii="Wingdings" w:hAnsi="Wingdings" w:hint="default"/>
+        <w:sz w:val="20"/>
+      </w:rPr>
+    </w:lvl>
+    <w:lvl w:ilvl="5" w:tentative="1">
+      <w:start w:val="1"/>
+      <w:numFmt w:val="bullet"/>
+      <w:lvlText w:val=""/>
+      <w:lvlJc w:val="left"/>
+      <w:pPr>
+        <w:tabs>
+          <w:tab w:val="num" w:pos="4320"/>
+        </w:tabs>
+        <w:ind w:left="4320" w:hanging="360"/>
+      </w:pPr>
+      <w:rPr>
+        <w:rFonts w:ascii="Wingdings" w:hAnsi="Wingdings" w:hint="default"/>
+        <w:sz w:val="20"/>
+      </w:rPr>
+    </w:lvl>
+    <w:lvl w:ilvl="6" w:tentative="1">
+      <w:start w:val="1"/>
+      <w:numFmt w:val="bullet"/>
+      <w:lvlText w:val=""/>
+      <w:lvlJc w:val="left"/>
+      <w:pPr>
+        <w:tabs>
+          <w:tab w:val="num" w:pos="5040"/>
+        </w:tabs>
+        <w:ind w:left="5040" w:hanging="360"/>
+      </w:pPr>
+      <w:rPr>
+        <w:rFonts w:ascii="Wingdings" w:hAnsi="Wingdings" w:hint="default"/>
+        <w:sz w:val="20"/>
+      </w:rPr>
+    </w:lvl>
+    <w:lvl w:ilvl="7" w:tentative="1">
+      <w:start w:val="1"/>
+      <w:numFmt w:val="bullet"/>
+      <w:lvlText w:val=""/>
+      <w:lvlJc w:val="left"/>
+      <w:pPr>
+        <w:tabs>
+          <w:tab w:val="num" w:pos="5760"/>
+        </w:tabs>
+        <w:ind w:left="5760" w:hanging="360"/>
+      </w:pPr>
+      <w:rPr>
+        <w:rFonts w:ascii="Wingdings" w:hAnsi="Wingdings" w:hint="default"/>
+        <w:sz w:val="20"/>
+      </w:rPr>
+    </w:lvl>
+    <w:lvl w:ilvl="8" w:tentative="1">
+      <w:start w:val="1"/>
+      <w:numFmt w:val="bullet"/>
+      <w:lvlText w:val=""/>
+      <w:lvlJc w:val="left"/>
+      <w:pPr>
+        <w:tabs>
+          <w:tab w:val="num" w:pos="6480"/>
+        </w:tabs>
+        <w:ind w:left="6480" w:hanging="360"/>
+      </w:pPr>
+      <w:rPr>
+        <w:rFonts w:ascii="Wingdings" w:hAnsi="Wingdings" w:hint="default"/>
+        <w:sz w:val="20"/>
+      </w:rPr>
+    </w:lvl>
+  </w:abstractNum>
+  <w:abstractNum w:abstractNumId="18" w15:restartNumberingAfterBreak="0">
     <w:nsid w:val="761F47D8"/>
     <w:multiLevelType w:val="multilevel"/>
     <w:tmpl w:val="B418AE82"/>
@@ -41533,7 +45291,7 @@
     <w:abstractNumId w:val="9"/>
   </w:num>
   <w:num w:numId="14" w16cid:durableId="407970684">
-    <w:abstractNumId w:val="15"/>
+    <w:abstractNumId w:val="16"/>
   </w:num>
   <w:num w:numId="15" w16cid:durableId="117799952">
     <w:abstractNumId w:val="3"/>
@@ -41545,9 +45303,15 @@
     <w:abstractNumId w:val="6"/>
   </w:num>
   <w:num w:numId="18" w16cid:durableId="513957578">
-    <w:abstractNumId w:val="16"/>
+    <w:abstractNumId w:val="18"/>
   </w:num>
   <w:num w:numId="19" w16cid:durableId="1951861581">
+    <w:abstractNumId w:val="15"/>
+  </w:num>
+  <w:num w:numId="20" w16cid:durableId="945580728">
+    <w:abstractNumId w:val="17"/>
+  </w:num>
+  <w:num w:numId="21" w16cid:durableId="616760599">
     <w:abstractNumId w:val="14"/>
   </w:num>
 </w:numbering>

--- a/4 - DeFi and Smart Contract Security.docx
+++ b/4 - DeFi and Smart Contract Security.docx
@@ -39857,18 +39857,7 @@
           <w14:ligatures w14:val="none"/>
         </w:rPr>
         <w:lastRenderedPageBreak/>
-        <w:t>S</w:t>
-      </w:r>
-      <w:r>
-        <w:rPr>
-          <w:rFonts w:ascii="Consolas" w:eastAsia="Times New Roman" w:hAnsi="Consolas" w:cs="Times New Roman"/>
-          <w:b/>
-          <w:color w:val="C7910C"/>
-          <w:kern w:val="0"/>
-          <w:sz w:val="20"/>
-          <w14:ligatures w14:val="none"/>
-        </w:rPr>
-        <w:t>olidity</w:t>
+        <w:t>Solidity</w:t>
       </w:r>
     </w:p>
     <w:p>
@@ -42536,6 +42525,5601 @@
         <w:t>-style spoofing.</w:t>
       </w:r>
     </w:p>
+    <w:p>
+      <w:pPr>
+        <w:pStyle w:val="Heading1"/>
+        <w:rPr>
+          <w:rFonts w:eastAsia="Times New Roman"/>
+        </w:rPr>
+      </w:pPr>
+      <w:r>
+        <w:rPr>
+          <w:rFonts w:eastAsia="Times New Roman"/>
+        </w:rPr>
+        <w:t xml:space="preserve">Proxy Contracts &amp; </w:t>
+      </w:r>
+      <w:r>
+        <w:rPr>
+          <w:rFonts w:ascii="Courier New" w:eastAsia="Times New Roman" w:hAnsi="Courier New" w:cs="Courier New"/>
+          <w:sz w:val="20"/>
+          <w:szCs w:val="20"/>
+        </w:rPr>
+        <w:t>delegatecall</w:t>
+      </w:r>
+    </w:p>
+    <w:p>
+      <w:pPr>
+        <w:pStyle w:val="Heading2"/>
+        <w:rPr>
+          <w:rFonts w:eastAsia="Times New Roman"/>
+        </w:rPr>
+      </w:pPr>
+      <w:r>
+        <w:rPr>
+          <w:rFonts w:eastAsia="Times New Roman"/>
+        </w:rPr>
+        <w:t>What is a proxy?</w:t>
+      </w:r>
+    </w:p>
+    <w:p>
+      <w:pPr>
+        <w:spacing w:before="100" w:beforeAutospacing="1" w:after="100" w:afterAutospacing="1" w:line="240" w:lineRule="auto"/>
+        <w:rPr>
+          <w:rFonts w:eastAsia="Times New Roman" w:cs="Times New Roman"/>
+          <w:kern w:val="0"/>
+          <w14:ligatures w14:val="none"/>
+        </w:rPr>
+      </w:pPr>
+      <w:r>
+        <w:rPr>
+          <w:rFonts w:eastAsia="Times New Roman" w:cs="Times New Roman"/>
+          <w:kern w:val="0"/>
+          <w14:ligatures w14:val="none"/>
+        </w:rPr>
+        <w:t>A proxy is a contract that holds little to no logic of its own. Instead, it forwards (</w:t>
+      </w:r>
+      <w:r>
+        <w:rPr>
+          <w:rFonts w:ascii="Courier New" w:eastAsia="Times New Roman" w:hAnsi="Courier New" w:cs="Courier New"/>
+          <w:kern w:val="0"/>
+          <w:sz w:val="20"/>
+          <w:szCs w:val="20"/>
+          <w14:ligatures w14:val="none"/>
+        </w:rPr>
+        <w:t>delegatecall</w:t>
+      </w:r>
+      <w:r>
+        <w:rPr>
+          <w:rFonts w:eastAsia="Times New Roman" w:cs="Times New Roman"/>
+          <w:kern w:val="0"/>
+          <w14:ligatures w14:val="none"/>
+        </w:rPr>
+        <w:t xml:space="preserve">s) execution to a separate </w:t>
+      </w:r>
+      <w:r>
+        <w:rPr>
+          <w:rFonts w:eastAsia="Times New Roman" w:cs="Times New Roman"/>
+          <w:b/>
+          <w:bCs/>
+          <w:kern w:val="0"/>
+          <w14:ligatures w14:val="none"/>
+        </w:rPr>
+        <w:t>implementation / logic / "singleton"</w:t>
+      </w:r>
+      <w:r>
+        <w:rPr>
+          <w:rFonts w:eastAsia="Times New Roman" w:cs="Times New Roman"/>
+          <w:kern w:val="0"/>
+          <w14:ligatures w14:val="none"/>
+        </w:rPr>
+        <w:t xml:space="preserve"> contract, while keeping </w:t>
+      </w:r>
+      <w:r>
+        <w:rPr>
+          <w:rFonts w:eastAsia="Times New Roman" w:cs="Times New Roman"/>
+          <w:b/>
+          <w:bCs/>
+          <w:kern w:val="0"/>
+          <w14:ligatures w14:val="none"/>
+        </w:rPr>
+        <w:t>its own storage</w:t>
+      </w:r>
+      <w:r>
+        <w:rPr>
+          <w:rFonts w:eastAsia="Times New Roman" w:cs="Times New Roman"/>
+          <w:kern w:val="0"/>
+          <w14:ligatures w14:val="none"/>
+        </w:rPr>
+        <w:t>. This lets many lightweight proxies share one audited logic contract, and lets logic be upgraded by pointing the proxy at a new implementation address.</w:t>
+      </w:r>
+    </w:p>
+    <w:p>
+      <w:pPr>
+        <w:pStyle w:val="Heading2"/>
+        <w:rPr>
+          <w:rFonts w:eastAsia="Times New Roman"/>
+        </w:rPr>
+      </w:pPr>
+      <w:r>
+        <w:rPr>
+          <w:rFonts w:ascii="Courier New" w:eastAsia="Times New Roman" w:hAnsi="Courier New" w:cs="Courier New"/>
+          <w:sz w:val="20"/>
+          <w:szCs w:val="20"/>
+        </w:rPr>
+        <w:t>delegatecall</w:t>
+      </w:r>
+      <w:r>
+        <w:rPr>
+          <w:rFonts w:eastAsia="Times New Roman"/>
+        </w:rPr>
+        <w:t xml:space="preserve"> vs </w:t>
+      </w:r>
+      <w:r>
+        <w:rPr>
+          <w:rFonts w:ascii="Courier New" w:eastAsia="Times New Roman" w:hAnsi="Courier New" w:cs="Courier New"/>
+          <w:sz w:val="20"/>
+          <w:szCs w:val="20"/>
+        </w:rPr>
+        <w:t>call</w:t>
+      </w:r>
+      <w:r>
+        <w:rPr>
+          <w:rFonts w:eastAsia="Times New Roman"/>
+        </w:rPr>
+        <w:t xml:space="preserve"> — the core mechanic</w:t>
+      </w:r>
+    </w:p>
+    <w:p>
+      <w:pPr>
+        <w:spacing w:before="100" w:beforeAutospacing="1" w:after="100" w:afterAutospacing="1" w:line="240" w:lineRule="auto"/>
+        <w:rPr>
+          <w:rFonts w:eastAsia="Times New Roman" w:cs="Times New Roman"/>
+          <w:kern w:val="0"/>
+          <w14:ligatures w14:val="none"/>
+        </w:rPr>
+      </w:pPr>
+      <w:r>
+        <w:rPr>
+          <w:rFonts w:eastAsia="Times New Roman" w:cs="Times New Roman"/>
+          <w:b/>
+          <w:bCs/>
+          <w:kern w:val="0"/>
+          <w14:ligatures w14:val="none"/>
+        </w:rPr>
+        <w:t xml:space="preserve">Normal </w:t>
+      </w:r>
+      <w:r>
+        <w:rPr>
+          <w:rFonts w:ascii="Courier New" w:eastAsia="Times New Roman" w:hAnsi="Courier New" w:cs="Courier New"/>
+          <w:b/>
+          <w:bCs/>
+          <w:kern w:val="0"/>
+          <w:sz w:val="20"/>
+          <w:szCs w:val="20"/>
+          <w14:ligatures w14:val="none"/>
+        </w:rPr>
+        <w:t>CALL</w:t>
+      </w:r>
+      <w:r>
+        <w:rPr>
+          <w:rFonts w:eastAsia="Times New Roman" w:cs="Times New Roman"/>
+          <w:kern w:val="0"/>
+          <w14:ligatures w14:val="none"/>
+        </w:rPr>
+        <w:t xml:space="preserve"> (A calls B):</w:t>
+      </w:r>
+    </w:p>
+    <w:p>
+      <w:pPr>
+        <w:numPr>
+          <w:ilvl w:val="0"/>
+          <w:numId w:val="22"/>
+        </w:numPr>
+        <w:spacing w:before="100" w:beforeAutospacing="1" w:after="100" w:afterAutospacing="1" w:line="240" w:lineRule="auto"/>
+        <w:rPr>
+          <w:rFonts w:eastAsia="Times New Roman" w:cs="Times New Roman"/>
+          <w:kern w:val="0"/>
+          <w14:ligatures w14:val="none"/>
+        </w:rPr>
+      </w:pPr>
+      <w:r>
+        <w:rPr>
+          <w:rFonts w:eastAsia="Times New Roman" w:cs="Times New Roman"/>
+          <w:kern w:val="0"/>
+          <w14:ligatures w14:val="none"/>
+        </w:rPr>
+        <w:t xml:space="preserve">B's code runs against </w:t>
+      </w:r>
+      <w:r>
+        <w:rPr>
+          <w:rFonts w:eastAsia="Times New Roman" w:cs="Times New Roman"/>
+          <w:b/>
+          <w:bCs/>
+          <w:kern w:val="0"/>
+          <w14:ligatures w14:val="none"/>
+        </w:rPr>
+        <w:t>B's own storage</w:t>
+      </w:r>
+      <w:r>
+        <w:rPr>
+          <w:rFonts w:eastAsia="Times New Roman" w:cs="Times New Roman"/>
+          <w:kern w:val="0"/>
+          <w14:ligatures w14:val="none"/>
+        </w:rPr>
+        <w:t>.</w:t>
+      </w:r>
+    </w:p>
+    <w:p>
+      <w:pPr>
+        <w:numPr>
+          <w:ilvl w:val="0"/>
+          <w:numId w:val="22"/>
+        </w:numPr>
+        <w:spacing w:before="100" w:beforeAutospacing="1" w:after="100" w:afterAutospacing="1" w:line="240" w:lineRule="auto"/>
+        <w:rPr>
+          <w:rFonts w:eastAsia="Times New Roman" w:cs="Times New Roman"/>
+          <w:kern w:val="0"/>
+          <w14:ligatures w14:val="none"/>
+        </w:rPr>
+      </w:pPr>
+      <w:r>
+        <w:rPr>
+          <w:rFonts w:eastAsia="Times New Roman" w:cs="Times New Roman"/>
+          <w:kern w:val="0"/>
+          <w14:ligatures w14:val="none"/>
+        </w:rPr>
+        <w:t xml:space="preserve">Inside B: </w:t>
+      </w:r>
+      <w:r>
+        <w:rPr>
+          <w:rFonts w:ascii="Courier New" w:eastAsia="Times New Roman" w:hAnsi="Courier New" w:cs="Courier New"/>
+          <w:kern w:val="0"/>
+          <w:sz w:val="20"/>
+          <w:szCs w:val="20"/>
+          <w14:ligatures w14:val="none"/>
+        </w:rPr>
+        <w:t>msg.sender == A</w:t>
+      </w:r>
+      <w:r>
+        <w:rPr>
+          <w:rFonts w:eastAsia="Times New Roman" w:cs="Times New Roman"/>
+          <w:kern w:val="0"/>
+          <w14:ligatures w14:val="none"/>
+        </w:rPr>
+        <w:t xml:space="preserve">, </w:t>
+      </w:r>
+      <w:r>
+        <w:rPr>
+          <w:rFonts w:ascii="Courier New" w:eastAsia="Times New Roman" w:hAnsi="Courier New" w:cs="Courier New"/>
+          <w:kern w:val="0"/>
+          <w:sz w:val="20"/>
+          <w:szCs w:val="20"/>
+          <w14:ligatures w14:val="none"/>
+        </w:rPr>
+        <w:t>address(this) == B</w:t>
+      </w:r>
+      <w:r>
+        <w:rPr>
+          <w:rFonts w:eastAsia="Times New Roman" w:cs="Times New Roman"/>
+          <w:kern w:val="0"/>
+          <w14:ligatures w14:val="none"/>
+        </w:rPr>
+        <w:t>.</w:t>
+      </w:r>
+    </w:p>
+    <w:p>
+      <w:pPr>
+        <w:spacing w:before="100" w:beforeAutospacing="1" w:after="100" w:afterAutospacing="1" w:line="240" w:lineRule="auto"/>
+        <w:rPr>
+          <w:rFonts w:eastAsia="Times New Roman" w:cs="Times New Roman"/>
+          <w:kern w:val="0"/>
+          <w14:ligatures w14:val="none"/>
+        </w:rPr>
+      </w:pPr>
+      <w:r>
+        <w:rPr>
+          <w:rFonts w:ascii="Courier New" w:eastAsia="Times New Roman" w:hAnsi="Courier New" w:cs="Courier New"/>
+          <w:b/>
+          <w:bCs/>
+          <w:kern w:val="0"/>
+          <w:sz w:val="20"/>
+          <w:szCs w:val="20"/>
+          <w14:ligatures w14:val="none"/>
+        </w:rPr>
+        <w:t>DELEGATECALL</w:t>
+      </w:r>
+      <w:r>
+        <w:rPr>
+          <w:rFonts w:eastAsia="Times New Roman" w:cs="Times New Roman"/>
+          <w:kern w:val="0"/>
+          <w14:ligatures w14:val="none"/>
+        </w:rPr>
+        <w:t xml:space="preserve"> (A delegatecalls B):</w:t>
+      </w:r>
+    </w:p>
+    <w:p>
+      <w:pPr>
+        <w:numPr>
+          <w:ilvl w:val="0"/>
+          <w:numId w:val="23"/>
+        </w:numPr>
+        <w:spacing w:before="100" w:beforeAutospacing="1" w:after="100" w:afterAutospacing="1" w:line="240" w:lineRule="auto"/>
+        <w:rPr>
+          <w:rFonts w:eastAsia="Times New Roman" w:cs="Times New Roman"/>
+          <w:kern w:val="0"/>
+          <w14:ligatures w14:val="none"/>
+        </w:rPr>
+      </w:pPr>
+      <w:r>
+        <w:rPr>
+          <w:rFonts w:eastAsia="Times New Roman" w:cs="Times New Roman"/>
+          <w:kern w:val="0"/>
+          <w14:ligatures w14:val="none"/>
+        </w:rPr>
+        <w:t xml:space="preserve">B's </w:t>
+      </w:r>
+      <w:r>
+        <w:rPr>
+          <w:rFonts w:eastAsia="Times New Roman" w:cs="Times New Roman"/>
+          <w:i/>
+          <w:iCs/>
+          <w:kern w:val="0"/>
+          <w14:ligatures w14:val="none"/>
+        </w:rPr>
+        <w:t>code</w:t>
+      </w:r>
+      <w:r>
+        <w:rPr>
+          <w:rFonts w:eastAsia="Times New Roman" w:cs="Times New Roman"/>
+          <w:kern w:val="0"/>
+          <w14:ligatures w14:val="none"/>
+        </w:rPr>
+        <w:t xml:space="preserve"> executes, but against </w:t>
+      </w:r>
+      <w:r>
+        <w:rPr>
+          <w:rFonts w:eastAsia="Times New Roman" w:cs="Times New Roman"/>
+          <w:b/>
+          <w:bCs/>
+          <w:kern w:val="0"/>
+          <w14:ligatures w14:val="none"/>
+        </w:rPr>
+        <w:t>A's storage</w:t>
+      </w:r>
+      <w:r>
+        <w:rPr>
+          <w:rFonts w:eastAsia="Times New Roman" w:cs="Times New Roman"/>
+          <w:kern w:val="0"/>
+          <w14:ligatures w14:val="none"/>
+        </w:rPr>
+        <w:t>.</w:t>
+      </w:r>
+    </w:p>
+    <w:p>
+      <w:pPr>
+        <w:numPr>
+          <w:ilvl w:val="0"/>
+          <w:numId w:val="23"/>
+        </w:numPr>
+        <w:spacing w:before="100" w:beforeAutospacing="1" w:after="100" w:afterAutospacing="1" w:line="240" w:lineRule="auto"/>
+        <w:rPr>
+          <w:rFonts w:eastAsia="Times New Roman" w:cs="Times New Roman"/>
+          <w:kern w:val="0"/>
+          <w14:ligatures w14:val="none"/>
+        </w:rPr>
+      </w:pPr>
+      <w:r>
+        <w:rPr>
+          <w:rFonts w:eastAsia="Times New Roman" w:cs="Times New Roman"/>
+          <w:kern w:val="0"/>
+          <w14:ligatures w14:val="none"/>
+        </w:rPr>
+        <w:t xml:space="preserve">Inside the running code: </w:t>
+      </w:r>
+      <w:r>
+        <w:rPr>
+          <w:rFonts w:ascii="Courier New" w:eastAsia="Times New Roman" w:hAnsi="Courier New" w:cs="Courier New"/>
+          <w:kern w:val="0"/>
+          <w:sz w:val="20"/>
+          <w:szCs w:val="20"/>
+          <w14:ligatures w14:val="none"/>
+        </w:rPr>
+        <w:t>address(this) == A</w:t>
+      </w:r>
+      <w:r>
+        <w:rPr>
+          <w:rFonts w:eastAsia="Times New Roman" w:cs="Times New Roman"/>
+          <w:kern w:val="0"/>
+          <w14:ligatures w14:val="none"/>
+        </w:rPr>
+        <w:t xml:space="preserve"> (not B).</w:t>
+      </w:r>
+    </w:p>
+    <w:p>
+      <w:pPr>
+        <w:numPr>
+          <w:ilvl w:val="0"/>
+          <w:numId w:val="23"/>
+        </w:numPr>
+        <w:spacing w:before="100" w:beforeAutospacing="1" w:after="100" w:afterAutospacing="1" w:line="240" w:lineRule="auto"/>
+        <w:rPr>
+          <w:rFonts w:eastAsia="Times New Roman" w:cs="Times New Roman"/>
+          <w:kern w:val="0"/>
+          <w14:ligatures w14:val="none"/>
+        </w:rPr>
+      </w:pPr>
+      <w:r>
+        <w:rPr>
+          <w:rFonts w:ascii="Courier New" w:eastAsia="Times New Roman" w:hAnsi="Courier New" w:cs="Courier New"/>
+          <w:kern w:val="0"/>
+          <w:sz w:val="20"/>
+          <w:szCs w:val="20"/>
+          <w14:ligatures w14:val="none"/>
+        </w:rPr>
+        <w:t>msg.sender</w:t>
+      </w:r>
+      <w:r>
+        <w:rPr>
+          <w:rFonts w:eastAsia="Times New Roman" w:cs="Times New Roman"/>
+          <w:kern w:val="0"/>
+          <w14:ligatures w14:val="none"/>
+        </w:rPr>
+        <w:t xml:space="preserve"> / </w:t>
+      </w:r>
+      <w:r>
+        <w:rPr>
+          <w:rFonts w:ascii="Courier New" w:eastAsia="Times New Roman" w:hAnsi="Courier New" w:cs="Courier New"/>
+          <w:kern w:val="0"/>
+          <w:sz w:val="20"/>
+          <w:szCs w:val="20"/>
+          <w14:ligatures w14:val="none"/>
+        </w:rPr>
+        <w:t>msg.value</w:t>
+      </w:r>
+      <w:r>
+        <w:rPr>
+          <w:rFonts w:eastAsia="Times New Roman" w:cs="Times New Roman"/>
+          <w:kern w:val="0"/>
+          <w14:ligatures w14:val="none"/>
+        </w:rPr>
+        <w:t xml:space="preserve"> are </w:t>
+      </w:r>
+      <w:r>
+        <w:rPr>
+          <w:rFonts w:eastAsia="Times New Roman" w:cs="Times New Roman"/>
+          <w:b/>
+          <w:bCs/>
+          <w:kern w:val="0"/>
+          <w14:ligatures w14:val="none"/>
+        </w:rPr>
+        <w:t>preserved</w:t>
+      </w:r>
+      <w:r>
+        <w:rPr>
+          <w:rFonts w:eastAsia="Times New Roman" w:cs="Times New Roman"/>
+          <w:kern w:val="0"/>
+          <w14:ligatures w14:val="none"/>
+        </w:rPr>
+        <w:t xml:space="preserve"> from whoever originally called A.</w:t>
+      </w:r>
+    </w:p>
+    <w:p>
+      <w:pPr>
+        <w:spacing w:before="100" w:beforeAutospacing="1" w:after="100" w:afterAutospacing="1" w:line="240" w:lineRule="auto"/>
+        <w:rPr>
+          <w:rFonts w:eastAsia="Times New Roman" w:cs="Times New Roman"/>
+          <w:kern w:val="0"/>
+          <w14:ligatures w14:val="none"/>
+        </w:rPr>
+      </w:pPr>
+      <w:r>
+        <w:rPr>
+          <w:rFonts w:eastAsia="Times New Roman" w:cs="Times New Roman"/>
+          <w:kern w:val="0"/>
+          <w14:ligatures w14:val="none"/>
+        </w:rPr>
+        <w:t xml:space="preserve">So B's logic is "borrowed" and effectively runs as if pasted into A. Any </w:t>
+      </w:r>
+      <w:r>
+        <w:rPr>
+          <w:rFonts w:ascii="Courier New" w:eastAsia="Times New Roman" w:hAnsi="Courier New" w:cs="Courier New"/>
+          <w:kern w:val="0"/>
+          <w:sz w:val="20"/>
+          <w:szCs w:val="20"/>
+          <w14:ligatures w14:val="none"/>
+        </w:rPr>
+        <w:t>SSTORE</w:t>
+      </w:r>
+      <w:r>
+        <w:rPr>
+          <w:rFonts w:eastAsia="Times New Roman" w:cs="Times New Roman"/>
+          <w:kern w:val="0"/>
+          <w14:ligatures w14:val="none"/>
+        </w:rPr>
+        <w:t>/</w:t>
+      </w:r>
+      <w:r>
+        <w:rPr>
+          <w:rFonts w:ascii="Courier New" w:eastAsia="Times New Roman" w:hAnsi="Courier New" w:cs="Courier New"/>
+          <w:kern w:val="0"/>
+          <w:sz w:val="20"/>
+          <w:szCs w:val="20"/>
+          <w14:ligatures w14:val="none"/>
+        </w:rPr>
+        <w:t>SLOAD</w:t>
+      </w:r>
+      <w:r>
+        <w:rPr>
+          <w:rFonts w:eastAsia="Times New Roman" w:cs="Times New Roman"/>
+          <w:kern w:val="0"/>
+          <w14:ligatures w14:val="none"/>
+        </w:rPr>
+        <w:t xml:space="preserve"> the code performs lands in A's storage.</w:t>
+      </w:r>
+    </w:p>
+    <w:p>
+      <w:pPr>
+        <w:spacing w:before="100" w:beforeAutospacing="1" w:after="100" w:afterAutospacing="1" w:line="240" w:lineRule="auto"/>
+        <w:rPr>
+          <w:rFonts w:eastAsia="Times New Roman" w:cs="Times New Roman"/>
+          <w:kern w:val="0"/>
+          <w14:ligatures w14:val="none"/>
+        </w:rPr>
+      </w:pPr>
+      <w:r>
+        <w:rPr>
+          <w:rFonts w:eastAsia="Times New Roman" w:cs="Times New Roman"/>
+          <w:b/>
+          <w:bCs/>
+          <w:kern w:val="0"/>
+          <w14:ligatures w14:val="none"/>
+        </w:rPr>
+        <w:lastRenderedPageBreak/>
+        <w:t>Consequence worth remembering:</w:t>
+      </w:r>
+      <w:r>
+        <w:rPr>
+          <w:rFonts w:eastAsia="Times New Roman" w:cs="Times New Roman"/>
+          <w:kern w:val="0"/>
+          <w14:ligatures w14:val="none"/>
+        </w:rPr>
+        <w:t xml:space="preserve"> if the delegated code makes further external calls, those calls originate from </w:t>
+      </w:r>
+      <w:r>
+        <w:rPr>
+          <w:rFonts w:ascii="Courier New" w:eastAsia="Times New Roman" w:hAnsi="Courier New" w:cs="Courier New"/>
+          <w:kern w:val="0"/>
+          <w:sz w:val="20"/>
+          <w:szCs w:val="20"/>
+          <w14:ligatures w14:val="none"/>
+        </w:rPr>
+        <w:t>address(this)</w:t>
+      </w:r>
+      <w:r>
+        <w:rPr>
+          <w:rFonts w:eastAsia="Times New Roman" w:cs="Times New Roman"/>
+          <w:kern w:val="0"/>
+          <w14:ligatures w14:val="none"/>
+        </w:rPr>
+        <w:t xml:space="preserve"> — i.e. from </w:t>
+      </w:r>
+      <w:r>
+        <w:rPr>
+          <w:rFonts w:eastAsia="Times New Roman" w:cs="Times New Roman"/>
+          <w:b/>
+          <w:bCs/>
+          <w:kern w:val="0"/>
+          <w14:ligatures w14:val="none"/>
+        </w:rPr>
+        <w:t>A</w:t>
+      </w:r>
+      <w:r>
+        <w:rPr>
+          <w:rFonts w:eastAsia="Times New Roman" w:cs="Times New Roman"/>
+          <w:kern w:val="0"/>
+          <w14:ligatures w14:val="none"/>
+        </w:rPr>
+        <w:t>. Any contract receiving that call sees A as the caller, not B.</w:t>
+      </w:r>
+    </w:p>
+    <w:p>
+      <w:pPr>
+        <w:pStyle w:val="Heading2"/>
+        <w:rPr>
+          <w:rFonts w:eastAsia="Times New Roman"/>
+          <w:b/>
+          <w:bCs/>
+          <w:color w:val="EE0000"/>
+        </w:rPr>
+      </w:pPr>
+      <w:r>
+        <w:rPr>
+          <w:rFonts w:eastAsia="Times New Roman"/>
+          <w:b/>
+          <w:bCs/>
+          <w:color w:val="EE0000"/>
+        </w:rPr>
+        <w:t xml:space="preserve">Storage is about </w:t>
+      </w:r>
+      <w:r>
+        <w:rPr>
+          <w:rFonts w:eastAsia="Times New Roman"/>
+          <w:b/>
+          <w:bCs/>
+          <w:i/>
+          <w:iCs/>
+          <w:color w:val="EE0000"/>
+        </w:rPr>
+        <w:t>slots</w:t>
+      </w:r>
+      <w:r>
+        <w:rPr>
+          <w:rFonts w:eastAsia="Times New Roman"/>
+          <w:b/>
+          <w:bCs/>
+          <w:color w:val="EE0000"/>
+        </w:rPr>
+        <w:t xml:space="preserve">, not </w:t>
+      </w:r>
+      <w:r>
+        <w:rPr>
+          <w:rFonts w:eastAsia="Times New Roman"/>
+          <w:b/>
+          <w:bCs/>
+          <w:i/>
+          <w:iCs/>
+          <w:color w:val="EE0000"/>
+        </w:rPr>
+        <w:t>names</w:t>
+      </w:r>
+    </w:p>
+    <w:p>
+      <w:pPr>
+        <w:spacing w:before="100" w:beforeAutospacing="1" w:after="100" w:afterAutospacing="1" w:line="240" w:lineRule="auto"/>
+        <w:rPr>
+          <w:rFonts w:eastAsia="Times New Roman" w:cs="Times New Roman"/>
+          <w:color w:val="EE0000"/>
+          <w:kern w:val="0"/>
+          <w14:ligatures w14:val="none"/>
+        </w:rPr>
+      </w:pPr>
+      <w:r>
+        <w:rPr>
+          <w:rFonts w:eastAsia="Times New Roman" w:cs="Times New Roman"/>
+          <w:color w:val="EE0000"/>
+          <w:kern w:val="0"/>
+          <w14:ligatures w14:val="none"/>
+        </w:rPr>
+        <w:t xml:space="preserve">Solidity does not compile variable names into bytecode — only fixed </w:t>
+      </w:r>
+      <w:r>
+        <w:rPr>
+          <w:rFonts w:eastAsia="Times New Roman" w:cs="Times New Roman"/>
+          <w:b/>
+          <w:bCs/>
+          <w:color w:val="EE0000"/>
+          <w:kern w:val="0"/>
+          <w14:ligatures w14:val="none"/>
+        </w:rPr>
+        <w:t>storage slot numbers</w:t>
+      </w:r>
+      <w:r>
+        <w:rPr>
+          <w:rFonts w:eastAsia="Times New Roman" w:cs="Times New Roman"/>
+          <w:color w:val="EE0000"/>
+          <w:kern w:val="0"/>
+          <w14:ligatures w14:val="none"/>
+        </w:rPr>
+        <w:t>.</w:t>
+      </w:r>
+    </w:p>
+    <w:p>
+      <w:pPr>
+        <w:numPr>
+          <w:ilvl w:val="0"/>
+          <w:numId w:val="24"/>
+        </w:numPr>
+        <w:spacing w:before="100" w:beforeAutospacing="1" w:after="100" w:afterAutospacing="1" w:line="240" w:lineRule="auto"/>
+        <w:rPr>
+          <w:rFonts w:eastAsia="Times New Roman" w:cs="Times New Roman"/>
+          <w:kern w:val="0"/>
+          <w14:ligatures w14:val="none"/>
+        </w:rPr>
+      </w:pPr>
+      <w:r>
+        <w:rPr>
+          <w:rFonts w:eastAsia="Times New Roman" w:cs="Times New Roman"/>
+          <w:kern w:val="0"/>
+          <w14:ligatures w14:val="none"/>
+        </w:rPr>
+        <w:t>Simple value-type state variables get sequential slots in declaration order (0, 1, 2, ...), packed together where they fit.</w:t>
+      </w:r>
+    </w:p>
+    <w:p>
+      <w:pPr>
+        <w:numPr>
+          <w:ilvl w:val="0"/>
+          <w:numId w:val="24"/>
+        </w:numPr>
+        <w:spacing w:before="100" w:beforeAutospacing="1" w:after="100" w:afterAutospacing="1" w:line="240" w:lineRule="auto"/>
+        <w:rPr>
+          <w:rFonts w:eastAsia="Times New Roman" w:cs="Times New Roman"/>
+          <w:kern w:val="0"/>
+          <w14:ligatures w14:val="none"/>
+        </w:rPr>
+      </w:pPr>
+      <w:r>
+        <w:rPr>
+          <w:rFonts w:eastAsia="Times New Roman" w:cs="Times New Roman"/>
+          <w:kern w:val="0"/>
+          <w14:ligatures w14:val="none"/>
+        </w:rPr>
+        <w:t xml:space="preserve">Mappings / dynamic arrays don't live at a fixed slot directly — the declared slot seeds a </w:t>
+      </w:r>
+      <w:r>
+        <w:rPr>
+          <w:rFonts w:ascii="Courier New" w:eastAsia="Times New Roman" w:hAnsi="Courier New" w:cs="Courier New"/>
+          <w:kern w:val="0"/>
+          <w:sz w:val="20"/>
+          <w:szCs w:val="20"/>
+          <w14:ligatures w14:val="none"/>
+        </w:rPr>
+        <w:t>keccak256</w:t>
+      </w:r>
+      <w:r>
+        <w:rPr>
+          <w:rFonts w:eastAsia="Times New Roman" w:cs="Times New Roman"/>
+          <w:kern w:val="0"/>
+          <w14:ligatures w14:val="none"/>
+        </w:rPr>
+        <w:t xml:space="preserve"> computation for each entry's actual location.</w:t>
+      </w:r>
+    </w:p>
+    <w:p>
+      <w:pPr>
+        <w:spacing w:before="100" w:beforeAutospacing="1" w:after="100" w:afterAutospacing="1" w:line="240" w:lineRule="auto"/>
+        <w:rPr>
+          <w:rFonts w:eastAsia="Times New Roman" w:cs="Times New Roman"/>
+          <w:kern w:val="0"/>
+          <w14:ligatures w14:val="none"/>
+        </w:rPr>
+      </w:pPr>
+      <w:r>
+        <w:rPr>
+          <w:rFonts w:eastAsia="Times New Roman" w:cs="Times New Roman"/>
+          <w:kern w:val="0"/>
+          <w14:ligatures w14:val="none"/>
+        </w:rPr>
+        <w:t xml:space="preserve">When delegated code does </w:t>
+      </w:r>
+      <w:r>
+        <w:rPr>
+          <w:rFonts w:ascii="Courier New" w:eastAsia="Times New Roman" w:hAnsi="Courier New" w:cs="Courier New"/>
+          <w:kern w:val="0"/>
+          <w:sz w:val="20"/>
+          <w:szCs w:val="20"/>
+          <w14:ligatures w14:val="none"/>
+        </w:rPr>
+        <w:t>SSTORE(slot N, value)</w:t>
+      </w:r>
+      <w:r>
+        <w:rPr>
+          <w:rFonts w:eastAsia="Times New Roman" w:cs="Times New Roman"/>
+          <w:kern w:val="0"/>
+          <w14:ligatures w14:val="none"/>
+        </w:rPr>
+        <w:t xml:space="preserve">, it doesn't know or care what slot N is </w:t>
+      </w:r>
+      <w:r>
+        <w:rPr>
+          <w:rFonts w:eastAsia="Times New Roman" w:cs="Times New Roman"/>
+          <w:i/>
+          <w:iCs/>
+          <w:kern w:val="0"/>
+          <w14:ligatures w14:val="none"/>
+        </w:rPr>
+        <w:t>named</w:t>
+      </w:r>
+      <w:r>
+        <w:rPr>
+          <w:rFonts w:eastAsia="Times New Roman" w:cs="Times New Roman"/>
+          <w:kern w:val="0"/>
+          <w14:ligatures w14:val="none"/>
+        </w:rPr>
+        <w:t xml:space="preserve"> in the caller. It just writes slot N of whatever storage context it's executing in — which, under </w:t>
+      </w:r>
+      <w:r>
+        <w:rPr>
+          <w:rFonts w:ascii="Courier New" w:eastAsia="Times New Roman" w:hAnsi="Courier New" w:cs="Courier New"/>
+          <w:kern w:val="0"/>
+          <w:sz w:val="20"/>
+          <w:szCs w:val="20"/>
+          <w14:ligatures w14:val="none"/>
+        </w:rPr>
+        <w:t>delegatecall</w:t>
+      </w:r>
+      <w:r>
+        <w:rPr>
+          <w:rFonts w:eastAsia="Times New Roman" w:cs="Times New Roman"/>
+          <w:kern w:val="0"/>
+          <w14:ligatures w14:val="none"/>
+        </w:rPr>
+        <w:t xml:space="preserve">, is the </w:t>
+      </w:r>
+      <w:r>
+        <w:rPr>
+          <w:rFonts w:eastAsia="Times New Roman" w:cs="Times New Roman"/>
+          <w:b/>
+          <w:bCs/>
+          <w:kern w:val="0"/>
+          <w14:ligatures w14:val="none"/>
+        </w:rPr>
+        <w:t>caller's</w:t>
+      </w:r>
+      <w:r>
+        <w:rPr>
+          <w:rFonts w:eastAsia="Times New Roman" w:cs="Times New Roman"/>
+          <w:kern w:val="0"/>
+          <w14:ligatures w14:val="none"/>
+        </w:rPr>
+        <w:t xml:space="preserve"> storage.</w:t>
+      </w:r>
+    </w:p>
+    <w:p>
+      <w:pPr>
+        <w:spacing w:before="100" w:beforeAutospacing="1" w:after="100" w:afterAutospacing="1" w:line="240" w:lineRule="auto"/>
+        <w:rPr>
+          <w:rFonts w:eastAsia="Times New Roman" w:cs="Times New Roman"/>
+          <w:kern w:val="0"/>
+          <w14:ligatures w14:val="none"/>
+        </w:rPr>
+      </w:pPr>
+      <w:r>
+        <w:rPr>
+          <w:rFonts w:eastAsia="Times New Roman" w:cs="Times New Roman"/>
+          <w:kern w:val="0"/>
+          <w14:ligatures w14:val="none"/>
+        </w:rPr>
+        <w:t>Implication:</w:t>
+      </w:r>
+    </w:p>
+    <w:p>
+      <w:pPr>
+        <w:numPr>
+          <w:ilvl w:val="0"/>
+          <w:numId w:val="25"/>
+        </w:numPr>
+        <w:spacing w:before="100" w:beforeAutospacing="1" w:after="100" w:afterAutospacing="1" w:line="240" w:lineRule="auto"/>
+        <w:rPr>
+          <w:rFonts w:eastAsia="Times New Roman" w:cs="Times New Roman"/>
+          <w:color w:val="EE0000"/>
+          <w:kern w:val="0"/>
+          <w14:ligatures w14:val="none"/>
+        </w:rPr>
+      </w:pPr>
+      <w:r>
+        <w:rPr>
+          <w:rFonts w:eastAsia="Times New Roman" w:cs="Times New Roman"/>
+          <w:color w:val="EE0000"/>
+          <w:kern w:val="0"/>
+          <w14:ligatures w14:val="none"/>
+        </w:rPr>
+        <w:t xml:space="preserve">Variable </w:t>
+      </w:r>
+      <w:r>
+        <w:rPr>
+          <w:rFonts w:eastAsia="Times New Roman" w:cs="Times New Roman"/>
+          <w:b/>
+          <w:bCs/>
+          <w:color w:val="EE0000"/>
+          <w:kern w:val="0"/>
+          <w14:ligatures w14:val="none"/>
+        </w:rPr>
+        <w:t>names never need to match</w:t>
+      </w:r>
+      <w:r>
+        <w:rPr>
+          <w:rFonts w:eastAsia="Times New Roman" w:cs="Times New Roman"/>
+          <w:color w:val="EE0000"/>
+          <w:kern w:val="0"/>
+          <w14:ligatures w14:val="none"/>
+        </w:rPr>
+        <w:t xml:space="preserve"> between proxy and logic contract.</w:t>
+      </w:r>
+    </w:p>
+    <w:p>
+      <w:pPr>
+        <w:numPr>
+          <w:ilvl w:val="0"/>
+          <w:numId w:val="25"/>
+        </w:numPr>
+        <w:spacing w:before="100" w:beforeAutospacing="1" w:after="100" w:afterAutospacing="1" w:line="240" w:lineRule="auto"/>
+        <w:rPr>
+          <w:rFonts w:eastAsia="Times New Roman" w:cs="Times New Roman"/>
+          <w:color w:val="EE0000"/>
+          <w:kern w:val="0"/>
+          <w14:ligatures w14:val="none"/>
+        </w:rPr>
+      </w:pPr>
+      <w:r>
+        <w:rPr>
+          <w:rFonts w:eastAsia="Times New Roman" w:cs="Times New Roman"/>
+          <w:color w:val="EE0000"/>
+          <w:kern w:val="0"/>
+          <w14:ligatures w14:val="none"/>
+        </w:rPr>
+        <w:t xml:space="preserve">Variable </w:t>
+      </w:r>
+      <w:r>
+        <w:rPr>
+          <w:rFonts w:eastAsia="Times New Roman" w:cs="Times New Roman"/>
+          <w:b/>
+          <w:bCs/>
+          <w:color w:val="EE0000"/>
+          <w:kern w:val="0"/>
+          <w14:ligatures w14:val="none"/>
+        </w:rPr>
+        <w:t>slot order/types must line up</w:t>
+      </w:r>
+      <w:r>
+        <w:rPr>
+          <w:rFonts w:eastAsia="Times New Roman" w:cs="Times New Roman"/>
+          <w:color w:val="EE0000"/>
+          <w:kern w:val="0"/>
+          <w14:ligatures w14:val="none"/>
+        </w:rPr>
+        <w:t xml:space="preserve">, or the proxy risks a </w:t>
+      </w:r>
+      <w:r>
+        <w:rPr>
+          <w:rFonts w:eastAsia="Times New Roman" w:cs="Times New Roman"/>
+          <w:i/>
+          <w:iCs/>
+          <w:color w:val="EE0000"/>
+          <w:kern w:val="0"/>
+          <w14:ligatures w14:val="none"/>
+        </w:rPr>
+        <w:t>storage collision</w:t>
+      </w:r>
+      <w:r>
+        <w:rPr>
+          <w:rFonts w:eastAsia="Times New Roman" w:cs="Times New Roman"/>
+          <w:color w:val="EE0000"/>
+          <w:kern w:val="0"/>
+          <w14:ligatures w14:val="none"/>
+        </w:rPr>
+        <w:t xml:space="preserve"> — the logic contract's writes land on the wrong proxy variable entirely.</w:t>
+      </w:r>
+    </w:p>
+    <w:p>
+      <w:pPr>
+        <w:pStyle w:val="Heading2"/>
+        <w:rPr>
+          <w:rFonts w:eastAsia="Times New Roman"/>
+          <w:b/>
+          <w:bCs/>
+          <w:color w:val="EE0000"/>
+        </w:rPr>
+      </w:pPr>
+      <w:r>
+        <w:rPr>
+          <w:rFonts w:eastAsia="Times New Roman"/>
+          <w:b/>
+          <w:bCs/>
+          <w:color w:val="EE0000"/>
+        </w:rPr>
+        <w:t>Minimal worked example (generic, not Safe-specific)</w:t>
+      </w:r>
+    </w:p>
+    <w:p>
+      <w:pPr>
+        <w:keepLines/>
+        <w:shd w:val="solid" w:color="22262C" w:fill="22262C"/>
+        <w:spacing w:after="0" w:line="240" w:lineRule="auto"/>
+        <w:ind w:left="230" w:right="230"/>
+        <w:rPr>
+          <w:rFonts w:ascii="Consolas" w:eastAsia="Times New Roman" w:hAnsi="Consolas" w:cs="Times New Roman"/>
+          <w:color w:val="D8DEE6"/>
+          <w:kern w:val="0"/>
+          <w:sz w:val="20"/>
+          <w14:ligatures w14:val="none"/>
+        </w:rPr>
+      </w:pPr>
+      <w:r>
+        <w:rPr>
+          <w:rFonts w:ascii="Consolas" w:eastAsia="Times New Roman" w:hAnsi="Consolas" w:cs="Times New Roman"/>
+          <w:b/>
+          <w:color w:val="C7910C"/>
+          <w:kern w:val="0"/>
+          <w:sz w:val="20"/>
+          <w14:ligatures w14:val="none"/>
+        </w:rPr>
+        <w:t>solidity</w:t>
+      </w:r>
+    </w:p>
+    <w:p>
+      <w:pPr>
+        <w:keepLines/>
+        <w:shd w:val="solid" w:color="22262C" w:fill="22262C"/>
+        <w:tabs>
+          <w:tab w:val="left" w:pos="916"/>
+          <w:tab w:val="left" w:pos="1832"/>
+          <w:tab w:val="left" w:pos="2748"/>
+          <w:tab w:val="left" w:pos="3664"/>
+          <w:tab w:val="left" w:pos="4580"/>
+          <w:tab w:val="left" w:pos="5496"/>
+          <w:tab w:val="left" w:pos="6412"/>
+          <w:tab w:val="left" w:pos="7328"/>
+          <w:tab w:val="left" w:pos="8244"/>
+          <w:tab w:val="left" w:pos="9160"/>
+          <w:tab w:val="left" w:pos="10076"/>
+          <w:tab w:val="left" w:pos="10992"/>
+          <w:tab w:val="left" w:pos="11908"/>
+          <w:tab w:val="left" w:pos="12824"/>
+          <w:tab w:val="left" w:pos="13740"/>
+          <w:tab w:val="left" w:pos="14656"/>
+        </w:tabs>
+        <w:spacing w:after="0" w:line="240" w:lineRule="auto"/>
+        <w:ind w:left="230" w:right="230"/>
+        <w:rPr>
+          <w:rFonts w:ascii="Consolas" w:eastAsia="Times New Roman" w:hAnsi="Consolas" w:cs="Courier New"/>
+          <w:color w:val="D8DEE6"/>
+          <w:kern w:val="0"/>
+          <w:sz w:val="20"/>
+          <w:szCs w:val="20"/>
+          <w14:ligatures w14:val="none"/>
+        </w:rPr>
+      </w:pPr>
+      <w:r>
+        <w:rPr>
+          <w:rFonts w:ascii="Consolas" w:eastAsia="Times New Roman" w:hAnsi="Consolas" w:cs="Courier New"/>
+          <w:i/>
+          <w:color w:val="3585BB"/>
+          <w:kern w:val="0"/>
+          <w:sz w:val="20"/>
+          <w:szCs w:val="20"/>
+          <w14:ligatures w14:val="none"/>
+        </w:rPr>
+        <w:t>// ---- The "singleton" / logic contract ----</w:t>
+      </w:r>
+    </w:p>
+    <w:p>
+      <w:pPr>
+        <w:keepLines/>
+        <w:shd w:val="solid" w:color="22262C" w:fill="22262C"/>
+        <w:tabs>
+          <w:tab w:val="left" w:pos="916"/>
+          <w:tab w:val="left" w:pos="1832"/>
+          <w:tab w:val="left" w:pos="2748"/>
+          <w:tab w:val="left" w:pos="3664"/>
+          <w:tab w:val="left" w:pos="4580"/>
+          <w:tab w:val="left" w:pos="5496"/>
+          <w:tab w:val="left" w:pos="6412"/>
+          <w:tab w:val="left" w:pos="7328"/>
+          <w:tab w:val="left" w:pos="8244"/>
+          <w:tab w:val="left" w:pos="9160"/>
+          <w:tab w:val="left" w:pos="10076"/>
+          <w:tab w:val="left" w:pos="10992"/>
+          <w:tab w:val="left" w:pos="11908"/>
+          <w:tab w:val="left" w:pos="12824"/>
+          <w:tab w:val="left" w:pos="13740"/>
+          <w:tab w:val="left" w:pos="14656"/>
+        </w:tabs>
+        <w:spacing w:after="0" w:line="240" w:lineRule="auto"/>
+        <w:ind w:left="230" w:right="230"/>
+        <w:rPr>
+          <w:rFonts w:ascii="Consolas" w:eastAsia="Times New Roman" w:hAnsi="Consolas" w:cs="Courier New"/>
+          <w:color w:val="D8DEE6"/>
+          <w:kern w:val="0"/>
+          <w:sz w:val="20"/>
+          <w:szCs w:val="20"/>
+          <w14:ligatures w14:val="none"/>
+        </w:rPr>
+      </w:pPr>
+      <w:r>
+        <w:rPr>
+          <w:rFonts w:ascii="Consolas" w:eastAsia="Times New Roman" w:hAnsi="Consolas" w:cs="Courier New"/>
+          <w:b/>
+          <w:color w:val="C7910C"/>
+          <w:kern w:val="0"/>
+          <w:sz w:val="20"/>
+          <w:szCs w:val="20"/>
+          <w14:ligatures w14:val="none"/>
+        </w:rPr>
+        <w:t>contract</w:t>
+      </w:r>
+      <w:r>
+        <w:rPr>
+          <w:rFonts w:ascii="Consolas" w:eastAsia="Times New Roman" w:hAnsi="Consolas" w:cs="Courier New"/>
+          <w:color w:val="D8DEE6"/>
+          <w:kern w:val="0"/>
+          <w:sz w:val="20"/>
+          <w:szCs w:val="20"/>
+          <w14:ligatures w14:val="none"/>
+        </w:rPr>
+        <w:t xml:space="preserve"> </w:t>
+      </w:r>
+      <w:r>
+        <w:rPr>
+          <w:rFonts w:ascii="Consolas" w:eastAsia="Times New Roman" w:hAnsi="Consolas" w:cs="Courier New"/>
+          <w:b/>
+          <w:color w:val="11B7D4"/>
+          <w:kern w:val="0"/>
+          <w:sz w:val="20"/>
+          <w:szCs w:val="20"/>
+          <w14:ligatures w14:val="none"/>
+        </w:rPr>
+        <w:t>Logic</w:t>
+      </w:r>
+      <w:r>
+        <w:rPr>
+          <w:rFonts w:ascii="Consolas" w:eastAsia="Times New Roman" w:hAnsi="Consolas" w:cs="Courier New"/>
+          <w:color w:val="D8DEE6"/>
+          <w:kern w:val="0"/>
+          <w:sz w:val="20"/>
+          <w:szCs w:val="20"/>
+          <w14:ligatures w14:val="none"/>
+        </w:rPr>
+        <w:t xml:space="preserve"> {</w:t>
+      </w:r>
+    </w:p>
+    <w:p>
+      <w:pPr>
+        <w:keepLines/>
+        <w:shd w:val="solid" w:color="22262C" w:fill="22262C"/>
+        <w:tabs>
+          <w:tab w:val="left" w:pos="916"/>
+          <w:tab w:val="left" w:pos="1832"/>
+          <w:tab w:val="left" w:pos="2748"/>
+          <w:tab w:val="left" w:pos="3664"/>
+          <w:tab w:val="left" w:pos="4580"/>
+          <w:tab w:val="left" w:pos="5496"/>
+          <w:tab w:val="left" w:pos="6412"/>
+          <w:tab w:val="left" w:pos="7328"/>
+          <w:tab w:val="left" w:pos="8244"/>
+          <w:tab w:val="left" w:pos="9160"/>
+          <w:tab w:val="left" w:pos="10076"/>
+          <w:tab w:val="left" w:pos="10992"/>
+          <w:tab w:val="left" w:pos="11908"/>
+          <w:tab w:val="left" w:pos="12824"/>
+          <w:tab w:val="left" w:pos="13740"/>
+          <w:tab w:val="left" w:pos="14656"/>
+        </w:tabs>
+        <w:spacing w:after="0" w:line="240" w:lineRule="auto"/>
+        <w:ind w:left="230" w:right="230"/>
+        <w:rPr>
+          <w:rFonts w:ascii="Consolas" w:eastAsia="Times New Roman" w:hAnsi="Consolas" w:cs="Courier New"/>
+          <w:color w:val="D8DEE6"/>
+          <w:kern w:val="0"/>
+          <w:sz w:val="20"/>
+          <w:szCs w:val="20"/>
+          <w14:ligatures w14:val="none"/>
+        </w:rPr>
+      </w:pPr>
+      <w:r>
+        <w:rPr>
+          <w:rFonts w:ascii="Consolas" w:eastAsia="Times New Roman" w:hAnsi="Consolas" w:cs="Courier New"/>
+          <w:color w:val="D8DEE6"/>
+          <w:kern w:val="0"/>
+          <w:sz w:val="20"/>
+          <w:szCs w:val="20"/>
+          <w14:ligatures w14:val="none"/>
+        </w:rPr>
+        <w:t xml:space="preserve">    </w:t>
+      </w:r>
+      <w:r>
+        <w:rPr>
+          <w:rFonts w:ascii="Consolas" w:eastAsia="Times New Roman" w:hAnsi="Consolas" w:cs="Courier New"/>
+          <w:color w:val="11B7D4"/>
+          <w:kern w:val="0"/>
+          <w:sz w:val="20"/>
+          <w:szCs w:val="20"/>
+          <w14:ligatures w14:val="none"/>
+        </w:rPr>
+        <w:t>uint256</w:t>
+      </w:r>
+      <w:r>
+        <w:rPr>
+          <w:rFonts w:ascii="Consolas" w:eastAsia="Times New Roman" w:hAnsi="Consolas" w:cs="Courier New"/>
+          <w:color w:val="D8DEE6"/>
+          <w:kern w:val="0"/>
+          <w:sz w:val="20"/>
+          <w:szCs w:val="20"/>
+          <w14:ligatures w14:val="none"/>
+        </w:rPr>
+        <w:t xml:space="preserve"> </w:t>
+      </w:r>
+      <w:r>
+        <w:rPr>
+          <w:rFonts w:ascii="Consolas" w:eastAsia="Times New Roman" w:hAnsi="Consolas" w:cs="Courier New"/>
+          <w:b/>
+          <w:color w:val="C7910C"/>
+          <w:kern w:val="0"/>
+          <w:sz w:val="20"/>
+          <w:szCs w:val="20"/>
+          <w14:ligatures w14:val="none"/>
+        </w:rPr>
+        <w:t>public</w:t>
+      </w:r>
+      <w:r>
+        <w:rPr>
+          <w:rFonts w:ascii="Consolas" w:eastAsia="Times New Roman" w:hAnsi="Consolas" w:cs="Courier New"/>
+          <w:color w:val="D8DEE6"/>
+          <w:kern w:val="0"/>
+          <w:sz w:val="20"/>
+          <w:szCs w:val="20"/>
+          <w14:ligatures w14:val="none"/>
+        </w:rPr>
+        <w:t xml:space="preserve"> number;   </w:t>
+      </w:r>
+      <w:r>
+        <w:rPr>
+          <w:rFonts w:ascii="Consolas" w:eastAsia="Times New Roman" w:hAnsi="Consolas" w:cs="Courier New"/>
+          <w:i/>
+          <w:color w:val="3585BB"/>
+          <w:kern w:val="0"/>
+          <w:sz w:val="20"/>
+          <w:szCs w:val="20"/>
+          <w14:ligatures w14:val="none"/>
+        </w:rPr>
+        <w:t>// slot 0</w:t>
+      </w:r>
+    </w:p>
+    <w:p>
+      <w:pPr>
+        <w:keepLines/>
+        <w:shd w:val="solid" w:color="22262C" w:fill="22262C"/>
+        <w:tabs>
+          <w:tab w:val="left" w:pos="916"/>
+          <w:tab w:val="left" w:pos="1832"/>
+          <w:tab w:val="left" w:pos="2748"/>
+          <w:tab w:val="left" w:pos="3664"/>
+          <w:tab w:val="left" w:pos="4580"/>
+          <w:tab w:val="left" w:pos="5496"/>
+          <w:tab w:val="left" w:pos="6412"/>
+          <w:tab w:val="left" w:pos="7328"/>
+          <w:tab w:val="left" w:pos="8244"/>
+          <w:tab w:val="left" w:pos="9160"/>
+          <w:tab w:val="left" w:pos="10076"/>
+          <w:tab w:val="left" w:pos="10992"/>
+          <w:tab w:val="left" w:pos="11908"/>
+          <w:tab w:val="left" w:pos="12824"/>
+          <w:tab w:val="left" w:pos="13740"/>
+          <w:tab w:val="left" w:pos="14656"/>
+        </w:tabs>
+        <w:spacing w:after="0" w:line="240" w:lineRule="auto"/>
+        <w:ind w:left="230" w:right="230"/>
+        <w:rPr>
+          <w:rFonts w:ascii="Consolas" w:eastAsia="Times New Roman" w:hAnsi="Consolas" w:cs="Courier New"/>
+          <w:color w:val="D8DEE6"/>
+          <w:kern w:val="0"/>
+          <w:sz w:val="20"/>
+          <w:szCs w:val="20"/>
+          <w14:ligatures w14:val="none"/>
+        </w:rPr>
+      </w:pPr>
+      <w:r>
+        <w:rPr>
+          <w:rFonts w:ascii="Consolas" w:eastAsia="Times New Roman" w:hAnsi="Consolas" w:cs="Courier New"/>
+          <w:color w:val="D8DEE6"/>
+          <w:kern w:val="0"/>
+          <w:sz w:val="20"/>
+          <w:szCs w:val="20"/>
+          <w14:ligatures w14:val="none"/>
+        </w:rPr>
+        <w:t xml:space="preserve">    </w:t>
+      </w:r>
+      <w:r>
+        <w:rPr>
+          <w:rFonts w:ascii="Consolas" w:eastAsia="Times New Roman" w:hAnsi="Consolas" w:cs="Courier New"/>
+          <w:color w:val="11B7D4"/>
+          <w:kern w:val="0"/>
+          <w:sz w:val="20"/>
+          <w:szCs w:val="20"/>
+          <w14:ligatures w14:val="none"/>
+        </w:rPr>
+        <w:t>address</w:t>
+      </w:r>
+      <w:r>
+        <w:rPr>
+          <w:rFonts w:ascii="Consolas" w:eastAsia="Times New Roman" w:hAnsi="Consolas" w:cs="Courier New"/>
+          <w:color w:val="D8DEE6"/>
+          <w:kern w:val="0"/>
+          <w:sz w:val="20"/>
+          <w:szCs w:val="20"/>
+          <w14:ligatures w14:val="none"/>
+        </w:rPr>
+        <w:t xml:space="preserve"> </w:t>
+      </w:r>
+      <w:r>
+        <w:rPr>
+          <w:rFonts w:ascii="Consolas" w:eastAsia="Times New Roman" w:hAnsi="Consolas" w:cs="Courier New"/>
+          <w:b/>
+          <w:color w:val="C7910C"/>
+          <w:kern w:val="0"/>
+          <w:sz w:val="20"/>
+          <w:szCs w:val="20"/>
+          <w14:ligatures w14:val="none"/>
+        </w:rPr>
+        <w:t>public</w:t>
+      </w:r>
+      <w:r>
+        <w:rPr>
+          <w:rFonts w:ascii="Consolas" w:eastAsia="Times New Roman" w:hAnsi="Consolas" w:cs="Courier New"/>
+          <w:color w:val="D8DEE6"/>
+          <w:kern w:val="0"/>
+          <w:sz w:val="20"/>
+          <w:szCs w:val="20"/>
+          <w14:ligatures w14:val="none"/>
+        </w:rPr>
+        <w:t xml:space="preserve"> owner;    </w:t>
+      </w:r>
+      <w:r>
+        <w:rPr>
+          <w:rFonts w:ascii="Consolas" w:eastAsia="Times New Roman" w:hAnsi="Consolas" w:cs="Courier New"/>
+          <w:i/>
+          <w:color w:val="3585BB"/>
+          <w:kern w:val="0"/>
+          <w:sz w:val="20"/>
+          <w:szCs w:val="20"/>
+          <w14:ligatures w14:val="none"/>
+        </w:rPr>
+        <w:t>// slot 1</w:t>
+      </w:r>
+    </w:p>
+    <w:p>
+      <w:pPr>
+        <w:keepLines/>
+        <w:shd w:val="solid" w:color="22262C" w:fill="22262C"/>
+        <w:tabs>
+          <w:tab w:val="left" w:pos="916"/>
+          <w:tab w:val="left" w:pos="1832"/>
+          <w:tab w:val="left" w:pos="2748"/>
+          <w:tab w:val="left" w:pos="3664"/>
+          <w:tab w:val="left" w:pos="4580"/>
+          <w:tab w:val="left" w:pos="5496"/>
+          <w:tab w:val="left" w:pos="6412"/>
+          <w:tab w:val="left" w:pos="7328"/>
+          <w:tab w:val="left" w:pos="8244"/>
+          <w:tab w:val="left" w:pos="9160"/>
+          <w:tab w:val="left" w:pos="10076"/>
+          <w:tab w:val="left" w:pos="10992"/>
+          <w:tab w:val="left" w:pos="11908"/>
+          <w:tab w:val="left" w:pos="12824"/>
+          <w:tab w:val="left" w:pos="13740"/>
+          <w:tab w:val="left" w:pos="14656"/>
+        </w:tabs>
+        <w:spacing w:after="0" w:line="240" w:lineRule="auto"/>
+        <w:ind w:left="230" w:right="230"/>
+        <w:rPr>
+          <w:rFonts w:ascii="Consolas" w:eastAsia="Times New Roman" w:hAnsi="Consolas" w:cs="Courier New"/>
+          <w:color w:val="D8DEE6"/>
+          <w:kern w:val="0"/>
+          <w:sz w:val="20"/>
+          <w:szCs w:val="20"/>
+          <w14:ligatures w14:val="none"/>
+        </w:rPr>
+      </w:pPr>
+    </w:p>
+    <w:p>
+      <w:pPr>
+        <w:keepLines/>
+        <w:shd w:val="solid" w:color="22262C" w:fill="22262C"/>
+        <w:tabs>
+          <w:tab w:val="left" w:pos="916"/>
+          <w:tab w:val="left" w:pos="1832"/>
+          <w:tab w:val="left" w:pos="2748"/>
+          <w:tab w:val="left" w:pos="3664"/>
+          <w:tab w:val="left" w:pos="4580"/>
+          <w:tab w:val="left" w:pos="5496"/>
+          <w:tab w:val="left" w:pos="6412"/>
+          <w:tab w:val="left" w:pos="7328"/>
+          <w:tab w:val="left" w:pos="8244"/>
+          <w:tab w:val="left" w:pos="9160"/>
+          <w:tab w:val="left" w:pos="10076"/>
+          <w:tab w:val="left" w:pos="10992"/>
+          <w:tab w:val="left" w:pos="11908"/>
+          <w:tab w:val="left" w:pos="12824"/>
+          <w:tab w:val="left" w:pos="13740"/>
+          <w:tab w:val="left" w:pos="14656"/>
+        </w:tabs>
+        <w:spacing w:after="0" w:line="240" w:lineRule="auto"/>
+        <w:ind w:left="230" w:right="230"/>
+        <w:rPr>
+          <w:rFonts w:ascii="Consolas" w:eastAsia="Times New Roman" w:hAnsi="Consolas" w:cs="Courier New"/>
+          <w:color w:val="D8DEE6"/>
+          <w:kern w:val="0"/>
+          <w:sz w:val="20"/>
+          <w:szCs w:val="20"/>
+          <w14:ligatures w14:val="none"/>
+        </w:rPr>
+      </w:pPr>
+      <w:r>
+        <w:rPr>
+          <w:rFonts w:ascii="Consolas" w:eastAsia="Times New Roman" w:hAnsi="Consolas" w:cs="Courier New"/>
+          <w:color w:val="D8DEE6"/>
+          <w:kern w:val="0"/>
+          <w:sz w:val="20"/>
+          <w:szCs w:val="20"/>
+          <w14:ligatures w14:val="none"/>
+        </w:rPr>
+        <w:t xml:space="preserve">    </w:t>
+      </w:r>
+      <w:r>
+        <w:rPr>
+          <w:rFonts w:ascii="Consolas" w:eastAsia="Times New Roman" w:hAnsi="Consolas" w:cs="Courier New"/>
+          <w:b/>
+          <w:color w:val="C7910C"/>
+          <w:kern w:val="0"/>
+          <w:sz w:val="20"/>
+          <w:szCs w:val="20"/>
+          <w14:ligatures w14:val="none"/>
+        </w:rPr>
+        <w:t>function</w:t>
+      </w:r>
+      <w:r>
+        <w:rPr>
+          <w:rFonts w:ascii="Consolas" w:eastAsia="Times New Roman" w:hAnsi="Consolas" w:cs="Courier New"/>
+          <w:color w:val="D8DEE6"/>
+          <w:kern w:val="0"/>
+          <w:sz w:val="20"/>
+          <w:szCs w:val="20"/>
+          <w14:ligatures w14:val="none"/>
+        </w:rPr>
+        <w:t xml:space="preserve"> </w:t>
+      </w:r>
+      <w:r>
+        <w:rPr>
+          <w:rFonts w:ascii="Consolas" w:eastAsia="Times New Roman" w:hAnsi="Consolas" w:cs="Courier New"/>
+          <w:b/>
+          <w:color w:val="38C7BD"/>
+          <w:kern w:val="0"/>
+          <w:sz w:val="20"/>
+          <w:szCs w:val="20"/>
+          <w14:ligatures w14:val="none"/>
+        </w:rPr>
+        <w:t>setNumber</w:t>
+      </w:r>
+      <w:r>
+        <w:rPr>
+          <w:rFonts w:ascii="Consolas" w:eastAsia="Times New Roman" w:hAnsi="Consolas" w:cs="Courier New"/>
+          <w:color w:val="D8DEE6"/>
+          <w:kern w:val="0"/>
+          <w:sz w:val="20"/>
+          <w:szCs w:val="20"/>
+          <w14:ligatures w14:val="none"/>
+        </w:rPr>
+        <w:t>(</w:t>
+      </w:r>
+      <w:r>
+        <w:rPr>
+          <w:rFonts w:ascii="Consolas" w:eastAsia="Times New Roman" w:hAnsi="Consolas" w:cs="Courier New"/>
+          <w:color w:val="11B7D4"/>
+          <w:kern w:val="0"/>
+          <w:sz w:val="20"/>
+          <w:szCs w:val="20"/>
+          <w14:ligatures w14:val="none"/>
+        </w:rPr>
+        <w:t>uint256</w:t>
+      </w:r>
+      <w:r>
+        <w:rPr>
+          <w:rFonts w:ascii="Consolas" w:eastAsia="Times New Roman" w:hAnsi="Consolas" w:cs="Courier New"/>
+          <w:color w:val="D8DEE6"/>
+          <w:kern w:val="0"/>
+          <w:sz w:val="20"/>
+          <w:szCs w:val="20"/>
+          <w14:ligatures w14:val="none"/>
+        </w:rPr>
+        <w:t xml:space="preserve"> _n) </w:t>
+      </w:r>
+      <w:r>
+        <w:rPr>
+          <w:rFonts w:ascii="Consolas" w:eastAsia="Times New Roman" w:hAnsi="Consolas" w:cs="Courier New"/>
+          <w:b/>
+          <w:color w:val="C7910C"/>
+          <w:kern w:val="0"/>
+          <w:sz w:val="20"/>
+          <w:szCs w:val="20"/>
+          <w14:ligatures w14:val="none"/>
+        </w:rPr>
+        <w:t>external</w:t>
+      </w:r>
+      <w:r>
+        <w:rPr>
+          <w:rFonts w:ascii="Consolas" w:eastAsia="Times New Roman" w:hAnsi="Consolas" w:cs="Courier New"/>
+          <w:color w:val="D8DEE6"/>
+          <w:kern w:val="0"/>
+          <w:sz w:val="20"/>
+          <w:szCs w:val="20"/>
+          <w14:ligatures w14:val="none"/>
+        </w:rPr>
+        <w:t xml:space="preserve"> {</w:t>
+      </w:r>
+    </w:p>
+    <w:p>
+      <w:pPr>
+        <w:keepLines/>
+        <w:shd w:val="solid" w:color="22262C" w:fill="22262C"/>
+        <w:tabs>
+          <w:tab w:val="left" w:pos="916"/>
+          <w:tab w:val="left" w:pos="1832"/>
+          <w:tab w:val="left" w:pos="2748"/>
+          <w:tab w:val="left" w:pos="3664"/>
+          <w:tab w:val="left" w:pos="4580"/>
+          <w:tab w:val="left" w:pos="5496"/>
+          <w:tab w:val="left" w:pos="6412"/>
+          <w:tab w:val="left" w:pos="7328"/>
+          <w:tab w:val="left" w:pos="8244"/>
+          <w:tab w:val="left" w:pos="9160"/>
+          <w:tab w:val="left" w:pos="10076"/>
+          <w:tab w:val="left" w:pos="10992"/>
+          <w:tab w:val="left" w:pos="11908"/>
+          <w:tab w:val="left" w:pos="12824"/>
+          <w:tab w:val="left" w:pos="13740"/>
+          <w:tab w:val="left" w:pos="14656"/>
+        </w:tabs>
+        <w:spacing w:after="0" w:line="240" w:lineRule="auto"/>
+        <w:ind w:left="230" w:right="230"/>
+        <w:rPr>
+          <w:rFonts w:ascii="Consolas" w:eastAsia="Times New Roman" w:hAnsi="Consolas" w:cs="Courier New"/>
+          <w:color w:val="D8DEE6"/>
+          <w:kern w:val="0"/>
+          <w:sz w:val="20"/>
+          <w:szCs w:val="20"/>
+          <w14:ligatures w14:val="none"/>
+        </w:rPr>
+      </w:pPr>
+      <w:r>
+        <w:rPr>
+          <w:rFonts w:ascii="Consolas" w:eastAsia="Times New Roman" w:hAnsi="Consolas" w:cs="Courier New"/>
+          <w:color w:val="D8DEE6"/>
+          <w:kern w:val="0"/>
+          <w:sz w:val="20"/>
+          <w:szCs w:val="20"/>
+          <w14:ligatures w14:val="none"/>
+        </w:rPr>
+        <w:t xml:space="preserve">        number </w:t>
+      </w:r>
+      <w:r>
+        <w:rPr>
+          <w:rFonts w:ascii="Consolas" w:eastAsia="Times New Roman" w:hAnsi="Consolas" w:cs="Courier New"/>
+          <w:color w:val="D4770C"/>
+          <w:kern w:val="0"/>
+          <w:sz w:val="20"/>
+          <w:szCs w:val="20"/>
+          <w14:ligatures w14:val="none"/>
+        </w:rPr>
+        <w:t>=</w:t>
+      </w:r>
+      <w:r>
+        <w:rPr>
+          <w:rFonts w:ascii="Consolas" w:eastAsia="Times New Roman" w:hAnsi="Consolas" w:cs="Courier New"/>
+          <w:color w:val="D8DEE6"/>
+          <w:kern w:val="0"/>
+          <w:sz w:val="20"/>
+          <w:szCs w:val="20"/>
+          <w14:ligatures w14:val="none"/>
+        </w:rPr>
+        <w:t xml:space="preserve"> _n;</w:t>
+      </w:r>
+    </w:p>
+    <w:p>
+      <w:pPr>
+        <w:keepLines/>
+        <w:shd w:val="solid" w:color="22262C" w:fill="22262C"/>
+        <w:tabs>
+          <w:tab w:val="left" w:pos="916"/>
+          <w:tab w:val="left" w:pos="1832"/>
+          <w:tab w:val="left" w:pos="2748"/>
+          <w:tab w:val="left" w:pos="3664"/>
+          <w:tab w:val="left" w:pos="4580"/>
+          <w:tab w:val="left" w:pos="5496"/>
+          <w:tab w:val="left" w:pos="6412"/>
+          <w:tab w:val="left" w:pos="7328"/>
+          <w:tab w:val="left" w:pos="8244"/>
+          <w:tab w:val="left" w:pos="9160"/>
+          <w:tab w:val="left" w:pos="10076"/>
+          <w:tab w:val="left" w:pos="10992"/>
+          <w:tab w:val="left" w:pos="11908"/>
+          <w:tab w:val="left" w:pos="12824"/>
+          <w:tab w:val="left" w:pos="13740"/>
+          <w:tab w:val="left" w:pos="14656"/>
+        </w:tabs>
+        <w:spacing w:after="0" w:line="240" w:lineRule="auto"/>
+        <w:ind w:left="230" w:right="230"/>
+        <w:rPr>
+          <w:rFonts w:ascii="Consolas" w:eastAsia="Times New Roman" w:hAnsi="Consolas" w:cs="Courier New"/>
+          <w:color w:val="D8DEE6"/>
+          <w:kern w:val="0"/>
+          <w:sz w:val="20"/>
+          <w:szCs w:val="20"/>
+          <w14:ligatures w14:val="none"/>
+        </w:rPr>
+      </w:pPr>
+      <w:r>
+        <w:rPr>
+          <w:rFonts w:ascii="Consolas" w:eastAsia="Times New Roman" w:hAnsi="Consolas" w:cs="Courier New"/>
+          <w:color w:val="D8DEE6"/>
+          <w:kern w:val="0"/>
+          <w:sz w:val="20"/>
+          <w:szCs w:val="20"/>
+          <w14:ligatures w14:val="none"/>
+        </w:rPr>
+        <w:t xml:space="preserve">    }</w:t>
+      </w:r>
+    </w:p>
+    <w:p>
+      <w:pPr>
+        <w:keepLines/>
+        <w:shd w:val="solid" w:color="22262C" w:fill="22262C"/>
+        <w:tabs>
+          <w:tab w:val="left" w:pos="916"/>
+          <w:tab w:val="left" w:pos="1832"/>
+          <w:tab w:val="left" w:pos="2748"/>
+          <w:tab w:val="left" w:pos="3664"/>
+          <w:tab w:val="left" w:pos="4580"/>
+          <w:tab w:val="left" w:pos="5496"/>
+          <w:tab w:val="left" w:pos="6412"/>
+          <w:tab w:val="left" w:pos="7328"/>
+          <w:tab w:val="left" w:pos="8244"/>
+          <w:tab w:val="left" w:pos="9160"/>
+          <w:tab w:val="left" w:pos="10076"/>
+          <w:tab w:val="left" w:pos="10992"/>
+          <w:tab w:val="left" w:pos="11908"/>
+          <w:tab w:val="left" w:pos="12824"/>
+          <w:tab w:val="left" w:pos="13740"/>
+          <w:tab w:val="left" w:pos="14656"/>
+        </w:tabs>
+        <w:spacing w:after="0" w:line="240" w:lineRule="auto"/>
+        <w:ind w:left="230" w:right="230"/>
+        <w:rPr>
+          <w:rFonts w:ascii="Consolas" w:eastAsia="Times New Roman" w:hAnsi="Consolas" w:cs="Courier New"/>
+          <w:color w:val="D8DEE6"/>
+          <w:kern w:val="0"/>
+          <w:sz w:val="20"/>
+          <w:szCs w:val="20"/>
+          <w14:ligatures w14:val="none"/>
+        </w:rPr>
+      </w:pPr>
+    </w:p>
+    <w:p>
+      <w:pPr>
+        <w:keepLines/>
+        <w:shd w:val="solid" w:color="22262C" w:fill="22262C"/>
+        <w:tabs>
+          <w:tab w:val="left" w:pos="916"/>
+          <w:tab w:val="left" w:pos="1832"/>
+          <w:tab w:val="left" w:pos="2748"/>
+          <w:tab w:val="left" w:pos="3664"/>
+          <w:tab w:val="left" w:pos="4580"/>
+          <w:tab w:val="left" w:pos="5496"/>
+          <w:tab w:val="left" w:pos="6412"/>
+          <w:tab w:val="left" w:pos="7328"/>
+          <w:tab w:val="left" w:pos="8244"/>
+          <w:tab w:val="left" w:pos="9160"/>
+          <w:tab w:val="left" w:pos="10076"/>
+          <w:tab w:val="left" w:pos="10992"/>
+          <w:tab w:val="left" w:pos="11908"/>
+          <w:tab w:val="left" w:pos="12824"/>
+          <w:tab w:val="left" w:pos="13740"/>
+          <w:tab w:val="left" w:pos="14656"/>
+        </w:tabs>
+        <w:spacing w:after="0" w:line="240" w:lineRule="auto"/>
+        <w:ind w:left="230" w:right="230"/>
+        <w:rPr>
+          <w:rFonts w:ascii="Consolas" w:eastAsia="Times New Roman" w:hAnsi="Consolas" w:cs="Courier New"/>
+          <w:color w:val="D8DEE6"/>
+          <w:kern w:val="0"/>
+          <w:sz w:val="20"/>
+          <w:szCs w:val="20"/>
+          <w14:ligatures w14:val="none"/>
+        </w:rPr>
+      </w:pPr>
+      <w:r>
+        <w:rPr>
+          <w:rFonts w:ascii="Consolas" w:eastAsia="Times New Roman" w:hAnsi="Consolas" w:cs="Courier New"/>
+          <w:color w:val="D8DEE6"/>
+          <w:kern w:val="0"/>
+          <w:sz w:val="20"/>
+          <w:szCs w:val="20"/>
+          <w14:ligatures w14:val="none"/>
+        </w:rPr>
+        <w:t xml:space="preserve">    </w:t>
+      </w:r>
+      <w:r>
+        <w:rPr>
+          <w:rFonts w:ascii="Consolas" w:eastAsia="Times New Roman" w:hAnsi="Consolas" w:cs="Courier New"/>
+          <w:b/>
+          <w:color w:val="C7910C"/>
+          <w:kern w:val="0"/>
+          <w:sz w:val="20"/>
+          <w:szCs w:val="20"/>
+          <w14:ligatures w14:val="none"/>
+        </w:rPr>
+        <w:t>function</w:t>
+      </w:r>
+      <w:r>
+        <w:rPr>
+          <w:rFonts w:ascii="Consolas" w:eastAsia="Times New Roman" w:hAnsi="Consolas" w:cs="Courier New"/>
+          <w:color w:val="D8DEE6"/>
+          <w:kern w:val="0"/>
+          <w:sz w:val="20"/>
+          <w:szCs w:val="20"/>
+          <w14:ligatures w14:val="none"/>
+        </w:rPr>
+        <w:t xml:space="preserve"> </w:t>
+      </w:r>
+      <w:r>
+        <w:rPr>
+          <w:rFonts w:ascii="Consolas" w:eastAsia="Times New Roman" w:hAnsi="Consolas" w:cs="Courier New"/>
+          <w:b/>
+          <w:color w:val="38C7BD"/>
+          <w:kern w:val="0"/>
+          <w:sz w:val="20"/>
+          <w:szCs w:val="20"/>
+          <w14:ligatures w14:val="none"/>
+        </w:rPr>
+        <w:t>setOwner</w:t>
+      </w:r>
+      <w:r>
+        <w:rPr>
+          <w:rFonts w:ascii="Consolas" w:eastAsia="Times New Roman" w:hAnsi="Consolas" w:cs="Courier New"/>
+          <w:color w:val="D8DEE6"/>
+          <w:kern w:val="0"/>
+          <w:sz w:val="20"/>
+          <w:szCs w:val="20"/>
+          <w14:ligatures w14:val="none"/>
+        </w:rPr>
+        <w:t>(</w:t>
+      </w:r>
+      <w:r>
+        <w:rPr>
+          <w:rFonts w:ascii="Consolas" w:eastAsia="Times New Roman" w:hAnsi="Consolas" w:cs="Courier New"/>
+          <w:color w:val="11B7D4"/>
+          <w:kern w:val="0"/>
+          <w:sz w:val="20"/>
+          <w:szCs w:val="20"/>
+          <w14:ligatures w14:val="none"/>
+        </w:rPr>
+        <w:t>address</w:t>
+      </w:r>
+      <w:r>
+        <w:rPr>
+          <w:rFonts w:ascii="Consolas" w:eastAsia="Times New Roman" w:hAnsi="Consolas" w:cs="Courier New"/>
+          <w:color w:val="D8DEE6"/>
+          <w:kern w:val="0"/>
+          <w:sz w:val="20"/>
+          <w:szCs w:val="20"/>
+          <w14:ligatures w14:val="none"/>
+        </w:rPr>
+        <w:t xml:space="preserve"> _o) </w:t>
+      </w:r>
+      <w:r>
+        <w:rPr>
+          <w:rFonts w:ascii="Consolas" w:eastAsia="Times New Roman" w:hAnsi="Consolas" w:cs="Courier New"/>
+          <w:b/>
+          <w:color w:val="C7910C"/>
+          <w:kern w:val="0"/>
+          <w:sz w:val="20"/>
+          <w:szCs w:val="20"/>
+          <w14:ligatures w14:val="none"/>
+        </w:rPr>
+        <w:t>external</w:t>
+      </w:r>
+      <w:r>
+        <w:rPr>
+          <w:rFonts w:ascii="Consolas" w:eastAsia="Times New Roman" w:hAnsi="Consolas" w:cs="Courier New"/>
+          <w:color w:val="D8DEE6"/>
+          <w:kern w:val="0"/>
+          <w:sz w:val="20"/>
+          <w:szCs w:val="20"/>
+          <w14:ligatures w14:val="none"/>
+        </w:rPr>
+        <w:t xml:space="preserve"> {</w:t>
+      </w:r>
+    </w:p>
+    <w:p>
+      <w:pPr>
+        <w:keepLines/>
+        <w:shd w:val="solid" w:color="22262C" w:fill="22262C"/>
+        <w:tabs>
+          <w:tab w:val="left" w:pos="916"/>
+          <w:tab w:val="left" w:pos="1832"/>
+          <w:tab w:val="left" w:pos="2748"/>
+          <w:tab w:val="left" w:pos="3664"/>
+          <w:tab w:val="left" w:pos="4580"/>
+          <w:tab w:val="left" w:pos="5496"/>
+          <w:tab w:val="left" w:pos="6412"/>
+          <w:tab w:val="left" w:pos="7328"/>
+          <w:tab w:val="left" w:pos="8244"/>
+          <w:tab w:val="left" w:pos="9160"/>
+          <w:tab w:val="left" w:pos="10076"/>
+          <w:tab w:val="left" w:pos="10992"/>
+          <w:tab w:val="left" w:pos="11908"/>
+          <w:tab w:val="left" w:pos="12824"/>
+          <w:tab w:val="left" w:pos="13740"/>
+          <w:tab w:val="left" w:pos="14656"/>
+        </w:tabs>
+        <w:spacing w:after="0" w:line="240" w:lineRule="auto"/>
+        <w:ind w:left="230" w:right="230"/>
+        <w:rPr>
+          <w:rFonts w:ascii="Consolas" w:eastAsia="Times New Roman" w:hAnsi="Consolas" w:cs="Courier New"/>
+          <w:color w:val="D8DEE6"/>
+          <w:kern w:val="0"/>
+          <w:sz w:val="20"/>
+          <w:szCs w:val="20"/>
+          <w14:ligatures w14:val="none"/>
+        </w:rPr>
+      </w:pPr>
+      <w:r>
+        <w:rPr>
+          <w:rFonts w:ascii="Consolas" w:eastAsia="Times New Roman" w:hAnsi="Consolas" w:cs="Courier New"/>
+          <w:color w:val="D8DEE6"/>
+          <w:kern w:val="0"/>
+          <w:sz w:val="20"/>
+          <w:szCs w:val="20"/>
+          <w14:ligatures w14:val="none"/>
+        </w:rPr>
+        <w:t xml:space="preserve">        owner </w:t>
+      </w:r>
+      <w:r>
+        <w:rPr>
+          <w:rFonts w:ascii="Consolas" w:eastAsia="Times New Roman" w:hAnsi="Consolas" w:cs="Courier New"/>
+          <w:color w:val="D4770C"/>
+          <w:kern w:val="0"/>
+          <w:sz w:val="20"/>
+          <w:szCs w:val="20"/>
+          <w14:ligatures w14:val="none"/>
+        </w:rPr>
+        <w:t>=</w:t>
+      </w:r>
+      <w:r>
+        <w:rPr>
+          <w:rFonts w:ascii="Consolas" w:eastAsia="Times New Roman" w:hAnsi="Consolas" w:cs="Courier New"/>
+          <w:color w:val="D8DEE6"/>
+          <w:kern w:val="0"/>
+          <w:sz w:val="20"/>
+          <w:szCs w:val="20"/>
+          <w14:ligatures w14:val="none"/>
+        </w:rPr>
+        <w:t xml:space="preserve"> _o;</w:t>
+      </w:r>
+    </w:p>
+    <w:p>
+      <w:pPr>
+        <w:keepLines/>
+        <w:shd w:val="solid" w:color="22262C" w:fill="22262C"/>
+        <w:tabs>
+          <w:tab w:val="left" w:pos="916"/>
+          <w:tab w:val="left" w:pos="1832"/>
+          <w:tab w:val="left" w:pos="2748"/>
+          <w:tab w:val="left" w:pos="3664"/>
+          <w:tab w:val="left" w:pos="4580"/>
+          <w:tab w:val="left" w:pos="5496"/>
+          <w:tab w:val="left" w:pos="6412"/>
+          <w:tab w:val="left" w:pos="7328"/>
+          <w:tab w:val="left" w:pos="8244"/>
+          <w:tab w:val="left" w:pos="9160"/>
+          <w:tab w:val="left" w:pos="10076"/>
+          <w:tab w:val="left" w:pos="10992"/>
+          <w:tab w:val="left" w:pos="11908"/>
+          <w:tab w:val="left" w:pos="12824"/>
+          <w:tab w:val="left" w:pos="13740"/>
+          <w:tab w:val="left" w:pos="14656"/>
+        </w:tabs>
+        <w:spacing w:after="0" w:line="240" w:lineRule="auto"/>
+        <w:ind w:left="230" w:right="230"/>
+        <w:rPr>
+          <w:rFonts w:ascii="Consolas" w:eastAsia="Times New Roman" w:hAnsi="Consolas" w:cs="Courier New"/>
+          <w:color w:val="D8DEE6"/>
+          <w:kern w:val="0"/>
+          <w:sz w:val="20"/>
+          <w:szCs w:val="20"/>
+          <w14:ligatures w14:val="none"/>
+        </w:rPr>
+      </w:pPr>
+      <w:r>
+        <w:rPr>
+          <w:rFonts w:ascii="Consolas" w:eastAsia="Times New Roman" w:hAnsi="Consolas" w:cs="Courier New"/>
+          <w:color w:val="D8DEE6"/>
+          <w:kern w:val="0"/>
+          <w:sz w:val="20"/>
+          <w:szCs w:val="20"/>
+          <w14:ligatures w14:val="none"/>
+        </w:rPr>
+        <w:t xml:space="preserve">    }</w:t>
+      </w:r>
+    </w:p>
+    <w:p>
+      <w:pPr>
+        <w:keepLines/>
+        <w:shd w:val="solid" w:color="22262C" w:fill="22262C"/>
+        <w:tabs>
+          <w:tab w:val="left" w:pos="916"/>
+          <w:tab w:val="left" w:pos="1832"/>
+          <w:tab w:val="left" w:pos="2748"/>
+          <w:tab w:val="left" w:pos="3664"/>
+          <w:tab w:val="left" w:pos="4580"/>
+          <w:tab w:val="left" w:pos="5496"/>
+          <w:tab w:val="left" w:pos="6412"/>
+          <w:tab w:val="left" w:pos="7328"/>
+          <w:tab w:val="left" w:pos="8244"/>
+          <w:tab w:val="left" w:pos="9160"/>
+          <w:tab w:val="left" w:pos="10076"/>
+          <w:tab w:val="left" w:pos="10992"/>
+          <w:tab w:val="left" w:pos="11908"/>
+          <w:tab w:val="left" w:pos="12824"/>
+          <w:tab w:val="left" w:pos="13740"/>
+          <w:tab w:val="left" w:pos="14656"/>
+        </w:tabs>
+        <w:spacing w:after="0" w:line="240" w:lineRule="auto"/>
+        <w:ind w:left="230" w:right="230"/>
+        <w:rPr>
+          <w:rFonts w:ascii="Consolas" w:eastAsia="Times New Roman" w:hAnsi="Consolas" w:cs="Courier New"/>
+          <w:color w:val="D8DEE6"/>
+          <w:kern w:val="0"/>
+          <w:sz w:val="20"/>
+          <w:szCs w:val="20"/>
+          <w14:ligatures w14:val="none"/>
+        </w:rPr>
+      </w:pPr>
+      <w:r>
+        <w:rPr>
+          <w:rFonts w:ascii="Consolas" w:eastAsia="Times New Roman" w:hAnsi="Consolas" w:cs="Courier New"/>
+          <w:color w:val="D8DEE6"/>
+          <w:kern w:val="0"/>
+          <w:sz w:val="20"/>
+          <w:szCs w:val="20"/>
+          <w14:ligatures w14:val="none"/>
+        </w:rPr>
+        <w:t>}</w:t>
+      </w:r>
+    </w:p>
+    <w:p>
+      <w:pPr>
+        <w:keepLines/>
+        <w:shd w:val="solid" w:color="22262C" w:fill="22262C"/>
+        <w:tabs>
+          <w:tab w:val="left" w:pos="916"/>
+          <w:tab w:val="left" w:pos="1832"/>
+          <w:tab w:val="left" w:pos="2748"/>
+          <w:tab w:val="left" w:pos="3664"/>
+          <w:tab w:val="left" w:pos="4580"/>
+          <w:tab w:val="left" w:pos="5496"/>
+          <w:tab w:val="left" w:pos="6412"/>
+          <w:tab w:val="left" w:pos="7328"/>
+          <w:tab w:val="left" w:pos="8244"/>
+          <w:tab w:val="left" w:pos="9160"/>
+          <w:tab w:val="left" w:pos="10076"/>
+          <w:tab w:val="left" w:pos="10992"/>
+          <w:tab w:val="left" w:pos="11908"/>
+          <w:tab w:val="left" w:pos="12824"/>
+          <w:tab w:val="left" w:pos="13740"/>
+          <w:tab w:val="left" w:pos="14656"/>
+        </w:tabs>
+        <w:spacing w:after="0" w:line="240" w:lineRule="auto"/>
+        <w:ind w:left="230" w:right="230"/>
+        <w:rPr>
+          <w:rFonts w:ascii="Consolas" w:eastAsia="Times New Roman" w:hAnsi="Consolas" w:cs="Courier New"/>
+          <w:color w:val="D8DEE6"/>
+          <w:kern w:val="0"/>
+          <w:sz w:val="20"/>
+          <w:szCs w:val="20"/>
+          <w14:ligatures w14:val="none"/>
+        </w:rPr>
+      </w:pPr>
+    </w:p>
+    <w:p>
+      <w:pPr>
+        <w:keepLines/>
+        <w:shd w:val="solid" w:color="22262C" w:fill="22262C"/>
+        <w:tabs>
+          <w:tab w:val="left" w:pos="916"/>
+          <w:tab w:val="left" w:pos="1832"/>
+          <w:tab w:val="left" w:pos="2748"/>
+          <w:tab w:val="left" w:pos="3664"/>
+          <w:tab w:val="left" w:pos="4580"/>
+          <w:tab w:val="left" w:pos="5496"/>
+          <w:tab w:val="left" w:pos="6412"/>
+          <w:tab w:val="left" w:pos="7328"/>
+          <w:tab w:val="left" w:pos="8244"/>
+          <w:tab w:val="left" w:pos="9160"/>
+          <w:tab w:val="left" w:pos="10076"/>
+          <w:tab w:val="left" w:pos="10992"/>
+          <w:tab w:val="left" w:pos="11908"/>
+          <w:tab w:val="left" w:pos="12824"/>
+          <w:tab w:val="left" w:pos="13740"/>
+          <w:tab w:val="left" w:pos="14656"/>
+        </w:tabs>
+        <w:spacing w:after="0" w:line="240" w:lineRule="auto"/>
+        <w:ind w:left="230" w:right="230"/>
+        <w:rPr>
+          <w:rFonts w:ascii="Consolas" w:eastAsia="Times New Roman" w:hAnsi="Consolas" w:cs="Courier New"/>
+          <w:color w:val="D8DEE6"/>
+          <w:kern w:val="0"/>
+          <w:sz w:val="20"/>
+          <w:szCs w:val="20"/>
+          <w14:ligatures w14:val="none"/>
+        </w:rPr>
+      </w:pPr>
+      <w:r>
+        <w:rPr>
+          <w:rFonts w:ascii="Consolas" w:eastAsia="Times New Roman" w:hAnsi="Consolas" w:cs="Courier New"/>
+          <w:i/>
+          <w:color w:val="3585BB"/>
+          <w:kern w:val="0"/>
+          <w:sz w:val="20"/>
+          <w:szCs w:val="20"/>
+          <w14:ligatures w14:val="none"/>
+        </w:rPr>
+        <w:t>// ---- The "proxy" contract (correct layout) ----</w:t>
+      </w:r>
+    </w:p>
+    <w:p>
+      <w:pPr>
+        <w:keepLines/>
+        <w:shd w:val="solid" w:color="22262C" w:fill="22262C"/>
+        <w:tabs>
+          <w:tab w:val="left" w:pos="916"/>
+          <w:tab w:val="left" w:pos="1832"/>
+          <w:tab w:val="left" w:pos="2748"/>
+          <w:tab w:val="left" w:pos="3664"/>
+          <w:tab w:val="left" w:pos="4580"/>
+          <w:tab w:val="left" w:pos="5496"/>
+          <w:tab w:val="left" w:pos="6412"/>
+          <w:tab w:val="left" w:pos="7328"/>
+          <w:tab w:val="left" w:pos="8244"/>
+          <w:tab w:val="left" w:pos="9160"/>
+          <w:tab w:val="left" w:pos="10076"/>
+          <w:tab w:val="left" w:pos="10992"/>
+          <w:tab w:val="left" w:pos="11908"/>
+          <w:tab w:val="left" w:pos="12824"/>
+          <w:tab w:val="left" w:pos="13740"/>
+          <w:tab w:val="left" w:pos="14656"/>
+        </w:tabs>
+        <w:spacing w:after="0" w:line="240" w:lineRule="auto"/>
+        <w:ind w:left="230" w:right="230"/>
+        <w:rPr>
+          <w:rFonts w:ascii="Consolas" w:eastAsia="Times New Roman" w:hAnsi="Consolas" w:cs="Courier New"/>
+          <w:color w:val="D8DEE6"/>
+          <w:kern w:val="0"/>
+          <w:sz w:val="20"/>
+          <w:szCs w:val="20"/>
+          <w14:ligatures w14:val="none"/>
+        </w:rPr>
+      </w:pPr>
+      <w:r>
+        <w:rPr>
+          <w:rFonts w:ascii="Consolas" w:eastAsia="Times New Roman" w:hAnsi="Consolas" w:cs="Courier New"/>
+          <w:b/>
+          <w:color w:val="C7910C"/>
+          <w:kern w:val="0"/>
+          <w:sz w:val="20"/>
+          <w:szCs w:val="20"/>
+          <w14:ligatures w14:val="none"/>
+        </w:rPr>
+        <w:t>contract</w:t>
+      </w:r>
+      <w:r>
+        <w:rPr>
+          <w:rFonts w:ascii="Consolas" w:eastAsia="Times New Roman" w:hAnsi="Consolas" w:cs="Courier New"/>
+          <w:color w:val="D8DEE6"/>
+          <w:kern w:val="0"/>
+          <w:sz w:val="20"/>
+          <w:szCs w:val="20"/>
+          <w14:ligatures w14:val="none"/>
+        </w:rPr>
+        <w:t xml:space="preserve"> </w:t>
+      </w:r>
+      <w:r>
+        <w:rPr>
+          <w:rFonts w:ascii="Consolas" w:eastAsia="Times New Roman" w:hAnsi="Consolas" w:cs="Courier New"/>
+          <w:b/>
+          <w:color w:val="11B7D4"/>
+          <w:kern w:val="0"/>
+          <w:sz w:val="20"/>
+          <w:szCs w:val="20"/>
+          <w14:ligatures w14:val="none"/>
+        </w:rPr>
+        <w:t>Proxy</w:t>
+      </w:r>
+      <w:r>
+        <w:rPr>
+          <w:rFonts w:ascii="Consolas" w:eastAsia="Times New Roman" w:hAnsi="Consolas" w:cs="Courier New"/>
+          <w:color w:val="D8DEE6"/>
+          <w:kern w:val="0"/>
+          <w:sz w:val="20"/>
+          <w:szCs w:val="20"/>
+          <w14:ligatures w14:val="none"/>
+        </w:rPr>
+        <w:t xml:space="preserve"> {</w:t>
+      </w:r>
+    </w:p>
+    <w:p>
+      <w:pPr>
+        <w:keepLines/>
+        <w:shd w:val="solid" w:color="22262C" w:fill="22262C"/>
+        <w:tabs>
+          <w:tab w:val="left" w:pos="916"/>
+          <w:tab w:val="left" w:pos="1832"/>
+          <w:tab w:val="left" w:pos="2748"/>
+          <w:tab w:val="left" w:pos="3664"/>
+          <w:tab w:val="left" w:pos="4580"/>
+          <w:tab w:val="left" w:pos="5496"/>
+          <w:tab w:val="left" w:pos="6412"/>
+          <w:tab w:val="left" w:pos="7328"/>
+          <w:tab w:val="left" w:pos="8244"/>
+          <w:tab w:val="left" w:pos="9160"/>
+          <w:tab w:val="left" w:pos="10076"/>
+          <w:tab w:val="left" w:pos="10992"/>
+          <w:tab w:val="left" w:pos="11908"/>
+          <w:tab w:val="left" w:pos="12824"/>
+          <w:tab w:val="left" w:pos="13740"/>
+          <w:tab w:val="left" w:pos="14656"/>
+        </w:tabs>
+        <w:spacing w:after="0" w:line="240" w:lineRule="auto"/>
+        <w:ind w:left="230" w:right="230"/>
+        <w:rPr>
+          <w:rFonts w:ascii="Consolas" w:eastAsia="Times New Roman" w:hAnsi="Consolas" w:cs="Courier New"/>
+          <w:color w:val="D8DEE6"/>
+          <w:kern w:val="0"/>
+          <w:sz w:val="20"/>
+          <w:szCs w:val="20"/>
+          <w14:ligatures w14:val="none"/>
+        </w:rPr>
+      </w:pPr>
+      <w:r>
+        <w:rPr>
+          <w:rFonts w:ascii="Consolas" w:eastAsia="Times New Roman" w:hAnsi="Consolas" w:cs="Courier New"/>
+          <w:color w:val="D8DEE6"/>
+          <w:kern w:val="0"/>
+          <w:sz w:val="20"/>
+          <w:szCs w:val="20"/>
+          <w14:ligatures w14:val="none"/>
+        </w:rPr>
+        <w:t xml:space="preserve">    </w:t>
+      </w:r>
+      <w:r>
+        <w:rPr>
+          <w:rFonts w:ascii="Consolas" w:eastAsia="Times New Roman" w:hAnsi="Consolas" w:cs="Courier New"/>
+          <w:color w:val="11B7D4"/>
+          <w:kern w:val="0"/>
+          <w:sz w:val="20"/>
+          <w:szCs w:val="20"/>
+          <w14:ligatures w14:val="none"/>
+        </w:rPr>
+        <w:t>uint256</w:t>
+      </w:r>
+      <w:r>
+        <w:rPr>
+          <w:rFonts w:ascii="Consolas" w:eastAsia="Times New Roman" w:hAnsi="Consolas" w:cs="Courier New"/>
+          <w:color w:val="D8DEE6"/>
+          <w:kern w:val="0"/>
+          <w:sz w:val="20"/>
+          <w:szCs w:val="20"/>
+          <w14:ligatures w14:val="none"/>
+        </w:rPr>
+        <w:t xml:space="preserve"> </w:t>
+      </w:r>
+      <w:r>
+        <w:rPr>
+          <w:rFonts w:ascii="Consolas" w:eastAsia="Times New Roman" w:hAnsi="Consolas" w:cs="Courier New"/>
+          <w:b/>
+          <w:color w:val="C7910C"/>
+          <w:kern w:val="0"/>
+          <w:sz w:val="20"/>
+          <w:szCs w:val="20"/>
+          <w14:ligatures w14:val="none"/>
+        </w:rPr>
+        <w:t>public</w:t>
+      </w:r>
+      <w:r>
+        <w:rPr>
+          <w:rFonts w:ascii="Consolas" w:eastAsia="Times New Roman" w:hAnsi="Consolas" w:cs="Courier New"/>
+          <w:color w:val="D8DEE6"/>
+          <w:kern w:val="0"/>
+          <w:sz w:val="20"/>
+          <w:szCs w:val="20"/>
+          <w14:ligatures w14:val="none"/>
+        </w:rPr>
+        <w:t xml:space="preserve"> totallyDifferentName;  </w:t>
+      </w:r>
+      <w:r>
+        <w:rPr>
+          <w:rFonts w:ascii="Consolas" w:eastAsia="Times New Roman" w:hAnsi="Consolas" w:cs="Courier New"/>
+          <w:i/>
+          <w:color w:val="3585BB"/>
+          <w:kern w:val="0"/>
+          <w:sz w:val="20"/>
+          <w:szCs w:val="20"/>
+          <w14:ligatures w14:val="none"/>
+        </w:rPr>
+        <w:t>// slot 0 — aligned with Logic.number</w:t>
+      </w:r>
+    </w:p>
+    <w:p>
+      <w:pPr>
+        <w:keepLines/>
+        <w:shd w:val="solid" w:color="22262C" w:fill="22262C"/>
+        <w:tabs>
+          <w:tab w:val="left" w:pos="916"/>
+          <w:tab w:val="left" w:pos="1832"/>
+          <w:tab w:val="left" w:pos="2748"/>
+          <w:tab w:val="left" w:pos="3664"/>
+          <w:tab w:val="left" w:pos="4580"/>
+          <w:tab w:val="left" w:pos="5496"/>
+          <w:tab w:val="left" w:pos="6412"/>
+          <w:tab w:val="left" w:pos="7328"/>
+          <w:tab w:val="left" w:pos="8244"/>
+          <w:tab w:val="left" w:pos="9160"/>
+          <w:tab w:val="left" w:pos="10076"/>
+          <w:tab w:val="left" w:pos="10992"/>
+          <w:tab w:val="left" w:pos="11908"/>
+          <w:tab w:val="left" w:pos="12824"/>
+          <w:tab w:val="left" w:pos="13740"/>
+          <w:tab w:val="left" w:pos="14656"/>
+        </w:tabs>
+        <w:spacing w:after="0" w:line="240" w:lineRule="auto"/>
+        <w:ind w:left="230" w:right="230"/>
+        <w:rPr>
+          <w:rFonts w:ascii="Consolas" w:eastAsia="Times New Roman" w:hAnsi="Consolas" w:cs="Courier New"/>
+          <w:color w:val="D8DEE6"/>
+          <w:kern w:val="0"/>
+          <w:sz w:val="20"/>
+          <w:szCs w:val="20"/>
+          <w14:ligatures w14:val="none"/>
+        </w:rPr>
+      </w:pPr>
+      <w:r>
+        <w:rPr>
+          <w:rFonts w:ascii="Consolas" w:eastAsia="Times New Roman" w:hAnsi="Consolas" w:cs="Courier New"/>
+          <w:color w:val="D8DEE6"/>
+          <w:kern w:val="0"/>
+          <w:sz w:val="20"/>
+          <w:szCs w:val="20"/>
+          <w14:ligatures w14:val="none"/>
+        </w:rPr>
+        <w:t xml:space="preserve">    </w:t>
+      </w:r>
+      <w:r>
+        <w:rPr>
+          <w:rFonts w:ascii="Consolas" w:eastAsia="Times New Roman" w:hAnsi="Consolas" w:cs="Courier New"/>
+          <w:color w:val="11B7D4"/>
+          <w:kern w:val="0"/>
+          <w:sz w:val="20"/>
+          <w:szCs w:val="20"/>
+          <w14:ligatures w14:val="none"/>
+        </w:rPr>
+        <w:t>address</w:t>
+      </w:r>
+      <w:r>
+        <w:rPr>
+          <w:rFonts w:ascii="Consolas" w:eastAsia="Times New Roman" w:hAnsi="Consolas" w:cs="Courier New"/>
+          <w:color w:val="D8DEE6"/>
+          <w:kern w:val="0"/>
+          <w:sz w:val="20"/>
+          <w:szCs w:val="20"/>
+          <w14:ligatures w14:val="none"/>
+        </w:rPr>
+        <w:t xml:space="preserve"> </w:t>
+      </w:r>
+      <w:r>
+        <w:rPr>
+          <w:rFonts w:ascii="Consolas" w:eastAsia="Times New Roman" w:hAnsi="Consolas" w:cs="Courier New"/>
+          <w:b/>
+          <w:color w:val="C7910C"/>
+          <w:kern w:val="0"/>
+          <w:sz w:val="20"/>
+          <w:szCs w:val="20"/>
+          <w14:ligatures w14:val="none"/>
+        </w:rPr>
+        <w:t>public</w:t>
+      </w:r>
+      <w:r>
+        <w:rPr>
+          <w:rFonts w:ascii="Consolas" w:eastAsia="Times New Roman" w:hAnsi="Consolas" w:cs="Courier New"/>
+          <w:color w:val="D8DEE6"/>
+          <w:kern w:val="0"/>
+          <w:sz w:val="20"/>
+          <w:szCs w:val="20"/>
+          <w14:ligatures w14:val="none"/>
+        </w:rPr>
+        <w:t xml:space="preserve"> whoeverThisIs;         </w:t>
+      </w:r>
+      <w:r>
+        <w:rPr>
+          <w:rFonts w:ascii="Consolas" w:eastAsia="Times New Roman" w:hAnsi="Consolas" w:cs="Courier New"/>
+          <w:i/>
+          <w:color w:val="3585BB"/>
+          <w:kern w:val="0"/>
+          <w:sz w:val="20"/>
+          <w:szCs w:val="20"/>
+          <w14:ligatures w14:val="none"/>
+        </w:rPr>
+        <w:t>// slot 1 — aligned with Logic.owner</w:t>
+      </w:r>
+    </w:p>
+    <w:p>
+      <w:pPr>
+        <w:keepLines/>
+        <w:shd w:val="solid" w:color="22262C" w:fill="22262C"/>
+        <w:tabs>
+          <w:tab w:val="left" w:pos="916"/>
+          <w:tab w:val="left" w:pos="1832"/>
+          <w:tab w:val="left" w:pos="2748"/>
+          <w:tab w:val="left" w:pos="3664"/>
+          <w:tab w:val="left" w:pos="4580"/>
+          <w:tab w:val="left" w:pos="5496"/>
+          <w:tab w:val="left" w:pos="6412"/>
+          <w:tab w:val="left" w:pos="7328"/>
+          <w:tab w:val="left" w:pos="8244"/>
+          <w:tab w:val="left" w:pos="9160"/>
+          <w:tab w:val="left" w:pos="10076"/>
+          <w:tab w:val="left" w:pos="10992"/>
+          <w:tab w:val="left" w:pos="11908"/>
+          <w:tab w:val="left" w:pos="12824"/>
+          <w:tab w:val="left" w:pos="13740"/>
+          <w:tab w:val="left" w:pos="14656"/>
+        </w:tabs>
+        <w:spacing w:after="0" w:line="240" w:lineRule="auto"/>
+        <w:ind w:left="230" w:right="230"/>
+        <w:rPr>
+          <w:rFonts w:ascii="Consolas" w:eastAsia="Times New Roman" w:hAnsi="Consolas" w:cs="Courier New"/>
+          <w:color w:val="D8DEE6"/>
+          <w:kern w:val="0"/>
+          <w:sz w:val="20"/>
+          <w:szCs w:val="20"/>
+          <w14:ligatures w14:val="none"/>
+        </w:rPr>
+      </w:pPr>
+    </w:p>
+    <w:p>
+      <w:pPr>
+        <w:keepLines/>
+        <w:shd w:val="solid" w:color="22262C" w:fill="22262C"/>
+        <w:tabs>
+          <w:tab w:val="left" w:pos="916"/>
+          <w:tab w:val="left" w:pos="1832"/>
+          <w:tab w:val="left" w:pos="2748"/>
+          <w:tab w:val="left" w:pos="3664"/>
+          <w:tab w:val="left" w:pos="4580"/>
+          <w:tab w:val="left" w:pos="5496"/>
+          <w:tab w:val="left" w:pos="6412"/>
+          <w:tab w:val="left" w:pos="7328"/>
+          <w:tab w:val="left" w:pos="8244"/>
+          <w:tab w:val="left" w:pos="9160"/>
+          <w:tab w:val="left" w:pos="10076"/>
+          <w:tab w:val="left" w:pos="10992"/>
+          <w:tab w:val="left" w:pos="11908"/>
+          <w:tab w:val="left" w:pos="12824"/>
+          <w:tab w:val="left" w:pos="13740"/>
+          <w:tab w:val="left" w:pos="14656"/>
+        </w:tabs>
+        <w:spacing w:after="0" w:line="240" w:lineRule="auto"/>
+        <w:ind w:left="230" w:right="230"/>
+        <w:rPr>
+          <w:rFonts w:ascii="Consolas" w:eastAsia="Times New Roman" w:hAnsi="Consolas" w:cs="Courier New"/>
+          <w:color w:val="D8DEE6"/>
+          <w:kern w:val="0"/>
+          <w:sz w:val="20"/>
+          <w:szCs w:val="20"/>
+          <w14:ligatures w14:val="none"/>
+        </w:rPr>
+      </w:pPr>
+      <w:r>
+        <w:rPr>
+          <w:rFonts w:ascii="Consolas" w:eastAsia="Times New Roman" w:hAnsi="Consolas" w:cs="Courier New"/>
+          <w:color w:val="D8DEE6"/>
+          <w:kern w:val="0"/>
+          <w:sz w:val="20"/>
+          <w:szCs w:val="20"/>
+          <w14:ligatures w14:val="none"/>
+        </w:rPr>
+        <w:t xml:space="preserve">    </w:t>
+      </w:r>
+      <w:r>
+        <w:rPr>
+          <w:rFonts w:ascii="Consolas" w:eastAsia="Times New Roman" w:hAnsi="Consolas" w:cs="Courier New"/>
+          <w:color w:val="11B7D4"/>
+          <w:kern w:val="0"/>
+          <w:sz w:val="20"/>
+          <w:szCs w:val="20"/>
+          <w14:ligatures w14:val="none"/>
+        </w:rPr>
+        <w:t>address</w:t>
+      </w:r>
+      <w:r>
+        <w:rPr>
+          <w:rFonts w:ascii="Consolas" w:eastAsia="Times New Roman" w:hAnsi="Consolas" w:cs="Courier New"/>
+          <w:color w:val="D8DEE6"/>
+          <w:kern w:val="0"/>
+          <w:sz w:val="20"/>
+          <w:szCs w:val="20"/>
+          <w14:ligatures w14:val="none"/>
+        </w:rPr>
+        <w:t xml:space="preserve"> </w:t>
+      </w:r>
+      <w:r>
+        <w:rPr>
+          <w:rFonts w:ascii="Consolas" w:eastAsia="Times New Roman" w:hAnsi="Consolas" w:cs="Courier New"/>
+          <w:b/>
+          <w:color w:val="C7910C"/>
+          <w:kern w:val="0"/>
+          <w:sz w:val="20"/>
+          <w:szCs w:val="20"/>
+          <w14:ligatures w14:val="none"/>
+        </w:rPr>
+        <w:t>public</w:t>
+      </w:r>
+      <w:r>
+        <w:rPr>
+          <w:rFonts w:ascii="Consolas" w:eastAsia="Times New Roman" w:hAnsi="Consolas" w:cs="Courier New"/>
+          <w:color w:val="D8DEE6"/>
+          <w:kern w:val="0"/>
+          <w:sz w:val="20"/>
+          <w:szCs w:val="20"/>
+          <w14:ligatures w14:val="none"/>
+        </w:rPr>
+        <w:t xml:space="preserve"> implementation;        </w:t>
+      </w:r>
+      <w:r>
+        <w:rPr>
+          <w:rFonts w:ascii="Consolas" w:eastAsia="Times New Roman" w:hAnsi="Consolas" w:cs="Courier New"/>
+          <w:i/>
+          <w:color w:val="3585BB"/>
+          <w:kern w:val="0"/>
+          <w:sz w:val="20"/>
+          <w:szCs w:val="20"/>
+          <w14:ligatures w14:val="none"/>
+        </w:rPr>
+        <w:t>// slot 2 — NOT present in Logic at all</w:t>
+      </w:r>
+    </w:p>
+    <w:p>
+      <w:pPr>
+        <w:keepLines/>
+        <w:shd w:val="solid" w:color="22262C" w:fill="22262C"/>
+        <w:tabs>
+          <w:tab w:val="left" w:pos="916"/>
+          <w:tab w:val="left" w:pos="1832"/>
+          <w:tab w:val="left" w:pos="2748"/>
+          <w:tab w:val="left" w:pos="3664"/>
+          <w:tab w:val="left" w:pos="4580"/>
+          <w:tab w:val="left" w:pos="5496"/>
+          <w:tab w:val="left" w:pos="6412"/>
+          <w:tab w:val="left" w:pos="7328"/>
+          <w:tab w:val="left" w:pos="8244"/>
+          <w:tab w:val="left" w:pos="9160"/>
+          <w:tab w:val="left" w:pos="10076"/>
+          <w:tab w:val="left" w:pos="10992"/>
+          <w:tab w:val="left" w:pos="11908"/>
+          <w:tab w:val="left" w:pos="12824"/>
+          <w:tab w:val="left" w:pos="13740"/>
+          <w:tab w:val="left" w:pos="14656"/>
+        </w:tabs>
+        <w:spacing w:after="0" w:line="240" w:lineRule="auto"/>
+        <w:ind w:left="230" w:right="230"/>
+        <w:rPr>
+          <w:rFonts w:ascii="Consolas" w:eastAsia="Times New Roman" w:hAnsi="Consolas" w:cs="Courier New"/>
+          <w:color w:val="D8DEE6"/>
+          <w:kern w:val="0"/>
+          <w:sz w:val="20"/>
+          <w:szCs w:val="20"/>
+          <w14:ligatures w14:val="none"/>
+        </w:rPr>
+      </w:pPr>
+    </w:p>
+    <w:p>
+      <w:pPr>
+        <w:keepLines/>
+        <w:shd w:val="solid" w:color="22262C" w:fill="22262C"/>
+        <w:tabs>
+          <w:tab w:val="left" w:pos="916"/>
+          <w:tab w:val="left" w:pos="1832"/>
+          <w:tab w:val="left" w:pos="2748"/>
+          <w:tab w:val="left" w:pos="3664"/>
+          <w:tab w:val="left" w:pos="4580"/>
+          <w:tab w:val="left" w:pos="5496"/>
+          <w:tab w:val="left" w:pos="6412"/>
+          <w:tab w:val="left" w:pos="7328"/>
+          <w:tab w:val="left" w:pos="8244"/>
+          <w:tab w:val="left" w:pos="9160"/>
+          <w:tab w:val="left" w:pos="10076"/>
+          <w:tab w:val="left" w:pos="10992"/>
+          <w:tab w:val="left" w:pos="11908"/>
+          <w:tab w:val="left" w:pos="12824"/>
+          <w:tab w:val="left" w:pos="13740"/>
+          <w:tab w:val="left" w:pos="14656"/>
+        </w:tabs>
+        <w:spacing w:after="0" w:line="240" w:lineRule="auto"/>
+        <w:ind w:left="230" w:right="230"/>
+        <w:rPr>
+          <w:rFonts w:ascii="Consolas" w:eastAsia="Times New Roman" w:hAnsi="Consolas" w:cs="Courier New"/>
+          <w:color w:val="D8DEE6"/>
+          <w:kern w:val="0"/>
+          <w:sz w:val="20"/>
+          <w:szCs w:val="20"/>
+          <w14:ligatures w14:val="none"/>
+        </w:rPr>
+      </w:pPr>
+      <w:r>
+        <w:rPr>
+          <w:rFonts w:ascii="Consolas" w:eastAsia="Times New Roman" w:hAnsi="Consolas" w:cs="Courier New"/>
+          <w:color w:val="D8DEE6"/>
+          <w:kern w:val="0"/>
+          <w:sz w:val="20"/>
+          <w:szCs w:val="20"/>
+          <w14:ligatures w14:val="none"/>
+        </w:rPr>
+        <w:t xml:space="preserve">    </w:t>
+      </w:r>
+      <w:r>
+        <w:rPr>
+          <w:rFonts w:ascii="Consolas" w:eastAsia="Times New Roman" w:hAnsi="Consolas" w:cs="Courier New"/>
+          <w:b/>
+          <w:color w:val="C7910C"/>
+          <w:kern w:val="0"/>
+          <w:sz w:val="20"/>
+          <w:szCs w:val="20"/>
+          <w14:ligatures w14:val="none"/>
+        </w:rPr>
+        <w:t>constructor</w:t>
+      </w:r>
+      <w:r>
+        <w:rPr>
+          <w:rFonts w:ascii="Consolas" w:eastAsia="Times New Roman" w:hAnsi="Consolas" w:cs="Courier New"/>
+          <w:color w:val="D8DEE6"/>
+          <w:kern w:val="0"/>
+          <w:sz w:val="20"/>
+          <w:szCs w:val="20"/>
+          <w14:ligatures w14:val="none"/>
+        </w:rPr>
+        <w:t>(</w:t>
+      </w:r>
+      <w:r>
+        <w:rPr>
+          <w:rFonts w:ascii="Consolas" w:eastAsia="Times New Roman" w:hAnsi="Consolas" w:cs="Courier New"/>
+          <w:color w:val="11B7D4"/>
+          <w:kern w:val="0"/>
+          <w:sz w:val="20"/>
+          <w:szCs w:val="20"/>
+          <w14:ligatures w14:val="none"/>
+        </w:rPr>
+        <w:t>address</w:t>
+      </w:r>
+      <w:r>
+        <w:rPr>
+          <w:rFonts w:ascii="Consolas" w:eastAsia="Times New Roman" w:hAnsi="Consolas" w:cs="Courier New"/>
+          <w:color w:val="D8DEE6"/>
+          <w:kern w:val="0"/>
+          <w:sz w:val="20"/>
+          <w:szCs w:val="20"/>
+          <w14:ligatures w14:val="none"/>
+        </w:rPr>
+        <w:t xml:space="preserve"> _impl) {</w:t>
+      </w:r>
+    </w:p>
+    <w:p>
+      <w:pPr>
+        <w:keepLines/>
+        <w:shd w:val="solid" w:color="22262C" w:fill="22262C"/>
+        <w:tabs>
+          <w:tab w:val="left" w:pos="916"/>
+          <w:tab w:val="left" w:pos="1832"/>
+          <w:tab w:val="left" w:pos="2748"/>
+          <w:tab w:val="left" w:pos="3664"/>
+          <w:tab w:val="left" w:pos="4580"/>
+          <w:tab w:val="left" w:pos="5496"/>
+          <w:tab w:val="left" w:pos="6412"/>
+          <w:tab w:val="left" w:pos="7328"/>
+          <w:tab w:val="left" w:pos="8244"/>
+          <w:tab w:val="left" w:pos="9160"/>
+          <w:tab w:val="left" w:pos="10076"/>
+          <w:tab w:val="left" w:pos="10992"/>
+          <w:tab w:val="left" w:pos="11908"/>
+          <w:tab w:val="left" w:pos="12824"/>
+          <w:tab w:val="left" w:pos="13740"/>
+          <w:tab w:val="left" w:pos="14656"/>
+        </w:tabs>
+        <w:spacing w:after="0" w:line="240" w:lineRule="auto"/>
+        <w:ind w:left="230" w:right="230"/>
+        <w:rPr>
+          <w:rFonts w:ascii="Consolas" w:eastAsia="Times New Roman" w:hAnsi="Consolas" w:cs="Courier New"/>
+          <w:color w:val="D8DEE6"/>
+          <w:kern w:val="0"/>
+          <w:sz w:val="20"/>
+          <w:szCs w:val="20"/>
+          <w14:ligatures w14:val="none"/>
+        </w:rPr>
+      </w:pPr>
+      <w:r>
+        <w:rPr>
+          <w:rFonts w:ascii="Consolas" w:eastAsia="Times New Roman" w:hAnsi="Consolas" w:cs="Courier New"/>
+          <w:color w:val="D8DEE6"/>
+          <w:kern w:val="0"/>
+          <w:sz w:val="20"/>
+          <w:szCs w:val="20"/>
+          <w14:ligatures w14:val="none"/>
+        </w:rPr>
+        <w:t xml:space="preserve">        implementation </w:t>
+      </w:r>
+      <w:r>
+        <w:rPr>
+          <w:rFonts w:ascii="Consolas" w:eastAsia="Times New Roman" w:hAnsi="Consolas" w:cs="Courier New"/>
+          <w:color w:val="D4770C"/>
+          <w:kern w:val="0"/>
+          <w:sz w:val="20"/>
+          <w:szCs w:val="20"/>
+          <w14:ligatures w14:val="none"/>
+        </w:rPr>
+        <w:t>=</w:t>
+      </w:r>
+      <w:r>
+        <w:rPr>
+          <w:rFonts w:ascii="Consolas" w:eastAsia="Times New Roman" w:hAnsi="Consolas" w:cs="Courier New"/>
+          <w:color w:val="D8DEE6"/>
+          <w:kern w:val="0"/>
+          <w:sz w:val="20"/>
+          <w:szCs w:val="20"/>
+          <w14:ligatures w14:val="none"/>
+        </w:rPr>
+        <w:t xml:space="preserve"> _impl;</w:t>
+      </w:r>
+    </w:p>
+    <w:p>
+      <w:pPr>
+        <w:keepLines/>
+        <w:shd w:val="solid" w:color="22262C" w:fill="22262C"/>
+        <w:tabs>
+          <w:tab w:val="left" w:pos="916"/>
+          <w:tab w:val="left" w:pos="1832"/>
+          <w:tab w:val="left" w:pos="2748"/>
+          <w:tab w:val="left" w:pos="3664"/>
+          <w:tab w:val="left" w:pos="4580"/>
+          <w:tab w:val="left" w:pos="5496"/>
+          <w:tab w:val="left" w:pos="6412"/>
+          <w:tab w:val="left" w:pos="7328"/>
+          <w:tab w:val="left" w:pos="8244"/>
+          <w:tab w:val="left" w:pos="9160"/>
+          <w:tab w:val="left" w:pos="10076"/>
+          <w:tab w:val="left" w:pos="10992"/>
+          <w:tab w:val="left" w:pos="11908"/>
+          <w:tab w:val="left" w:pos="12824"/>
+          <w:tab w:val="left" w:pos="13740"/>
+          <w:tab w:val="left" w:pos="14656"/>
+        </w:tabs>
+        <w:spacing w:after="0" w:line="240" w:lineRule="auto"/>
+        <w:ind w:left="230" w:right="230"/>
+        <w:rPr>
+          <w:rFonts w:ascii="Consolas" w:eastAsia="Times New Roman" w:hAnsi="Consolas" w:cs="Courier New"/>
+          <w:color w:val="D8DEE6"/>
+          <w:kern w:val="0"/>
+          <w:sz w:val="20"/>
+          <w:szCs w:val="20"/>
+          <w14:ligatures w14:val="none"/>
+        </w:rPr>
+      </w:pPr>
+      <w:r>
+        <w:rPr>
+          <w:rFonts w:ascii="Consolas" w:eastAsia="Times New Roman" w:hAnsi="Consolas" w:cs="Courier New"/>
+          <w:color w:val="D8DEE6"/>
+          <w:kern w:val="0"/>
+          <w:sz w:val="20"/>
+          <w:szCs w:val="20"/>
+          <w14:ligatures w14:val="none"/>
+        </w:rPr>
+        <w:lastRenderedPageBreak/>
+        <w:t xml:space="preserve">    }</w:t>
+      </w:r>
+    </w:p>
+    <w:p>
+      <w:pPr>
+        <w:keepLines/>
+        <w:shd w:val="solid" w:color="22262C" w:fill="22262C"/>
+        <w:tabs>
+          <w:tab w:val="left" w:pos="916"/>
+          <w:tab w:val="left" w:pos="1832"/>
+          <w:tab w:val="left" w:pos="2748"/>
+          <w:tab w:val="left" w:pos="3664"/>
+          <w:tab w:val="left" w:pos="4580"/>
+          <w:tab w:val="left" w:pos="5496"/>
+          <w:tab w:val="left" w:pos="6412"/>
+          <w:tab w:val="left" w:pos="7328"/>
+          <w:tab w:val="left" w:pos="8244"/>
+          <w:tab w:val="left" w:pos="9160"/>
+          <w:tab w:val="left" w:pos="10076"/>
+          <w:tab w:val="left" w:pos="10992"/>
+          <w:tab w:val="left" w:pos="11908"/>
+          <w:tab w:val="left" w:pos="12824"/>
+          <w:tab w:val="left" w:pos="13740"/>
+          <w:tab w:val="left" w:pos="14656"/>
+        </w:tabs>
+        <w:spacing w:after="0" w:line="240" w:lineRule="auto"/>
+        <w:ind w:left="230" w:right="230"/>
+        <w:rPr>
+          <w:rFonts w:ascii="Consolas" w:eastAsia="Times New Roman" w:hAnsi="Consolas" w:cs="Courier New"/>
+          <w:color w:val="D8DEE6"/>
+          <w:kern w:val="0"/>
+          <w:sz w:val="20"/>
+          <w:szCs w:val="20"/>
+          <w14:ligatures w14:val="none"/>
+        </w:rPr>
+      </w:pPr>
+    </w:p>
+    <w:p>
+      <w:pPr>
+        <w:keepLines/>
+        <w:shd w:val="solid" w:color="22262C" w:fill="22262C"/>
+        <w:tabs>
+          <w:tab w:val="left" w:pos="916"/>
+          <w:tab w:val="left" w:pos="1832"/>
+          <w:tab w:val="left" w:pos="2748"/>
+          <w:tab w:val="left" w:pos="3664"/>
+          <w:tab w:val="left" w:pos="4580"/>
+          <w:tab w:val="left" w:pos="5496"/>
+          <w:tab w:val="left" w:pos="6412"/>
+          <w:tab w:val="left" w:pos="7328"/>
+          <w:tab w:val="left" w:pos="8244"/>
+          <w:tab w:val="left" w:pos="9160"/>
+          <w:tab w:val="left" w:pos="10076"/>
+          <w:tab w:val="left" w:pos="10992"/>
+          <w:tab w:val="left" w:pos="11908"/>
+          <w:tab w:val="left" w:pos="12824"/>
+          <w:tab w:val="left" w:pos="13740"/>
+          <w:tab w:val="left" w:pos="14656"/>
+        </w:tabs>
+        <w:spacing w:after="0" w:line="240" w:lineRule="auto"/>
+        <w:ind w:left="230" w:right="230"/>
+        <w:rPr>
+          <w:rFonts w:ascii="Consolas" w:eastAsia="Times New Roman" w:hAnsi="Consolas" w:cs="Courier New"/>
+          <w:color w:val="D8DEE6"/>
+          <w:kern w:val="0"/>
+          <w:sz w:val="20"/>
+          <w:szCs w:val="20"/>
+          <w14:ligatures w14:val="none"/>
+        </w:rPr>
+      </w:pPr>
+      <w:r>
+        <w:rPr>
+          <w:rFonts w:ascii="Consolas" w:eastAsia="Times New Roman" w:hAnsi="Consolas" w:cs="Courier New"/>
+          <w:color w:val="D8DEE6"/>
+          <w:kern w:val="0"/>
+          <w:sz w:val="20"/>
+          <w:szCs w:val="20"/>
+          <w14:ligatures w14:val="none"/>
+        </w:rPr>
+        <w:t xml:space="preserve">    </w:t>
+      </w:r>
+      <w:r>
+        <w:rPr>
+          <w:rFonts w:ascii="Consolas" w:eastAsia="Times New Roman" w:hAnsi="Consolas" w:cs="Courier New"/>
+          <w:b/>
+          <w:color w:val="C7910C"/>
+          <w:kern w:val="0"/>
+          <w:sz w:val="20"/>
+          <w:szCs w:val="20"/>
+          <w14:ligatures w14:val="none"/>
+        </w:rPr>
+        <w:t>fallback</w:t>
+      </w:r>
+      <w:r>
+        <w:rPr>
+          <w:rFonts w:ascii="Consolas" w:eastAsia="Times New Roman" w:hAnsi="Consolas" w:cs="Courier New"/>
+          <w:color w:val="D8DEE6"/>
+          <w:kern w:val="0"/>
+          <w:sz w:val="20"/>
+          <w:szCs w:val="20"/>
+          <w14:ligatures w14:val="none"/>
+        </w:rPr>
+        <w:t xml:space="preserve">() </w:t>
+      </w:r>
+      <w:r>
+        <w:rPr>
+          <w:rFonts w:ascii="Consolas" w:eastAsia="Times New Roman" w:hAnsi="Consolas" w:cs="Courier New"/>
+          <w:b/>
+          <w:color w:val="C7910C"/>
+          <w:kern w:val="0"/>
+          <w:sz w:val="20"/>
+          <w:szCs w:val="20"/>
+          <w14:ligatures w14:val="none"/>
+        </w:rPr>
+        <w:t>external</w:t>
+      </w:r>
+      <w:r>
+        <w:rPr>
+          <w:rFonts w:ascii="Consolas" w:eastAsia="Times New Roman" w:hAnsi="Consolas" w:cs="Courier New"/>
+          <w:color w:val="D8DEE6"/>
+          <w:kern w:val="0"/>
+          <w:sz w:val="20"/>
+          <w:szCs w:val="20"/>
+          <w14:ligatures w14:val="none"/>
+        </w:rPr>
+        <w:t xml:space="preserve"> </w:t>
+      </w:r>
+      <w:r>
+        <w:rPr>
+          <w:rFonts w:ascii="Consolas" w:eastAsia="Times New Roman" w:hAnsi="Consolas" w:cs="Courier New"/>
+          <w:b/>
+          <w:color w:val="C7910C"/>
+          <w:kern w:val="0"/>
+          <w:sz w:val="20"/>
+          <w:szCs w:val="20"/>
+          <w14:ligatures w14:val="none"/>
+        </w:rPr>
+        <w:t>payable</w:t>
+      </w:r>
+      <w:r>
+        <w:rPr>
+          <w:rFonts w:ascii="Consolas" w:eastAsia="Times New Roman" w:hAnsi="Consolas" w:cs="Courier New"/>
+          <w:color w:val="D8DEE6"/>
+          <w:kern w:val="0"/>
+          <w:sz w:val="20"/>
+          <w:szCs w:val="20"/>
+          <w14:ligatures w14:val="none"/>
+        </w:rPr>
+        <w:t xml:space="preserve"> {</w:t>
+      </w:r>
+    </w:p>
+    <w:p>
+      <w:pPr>
+        <w:keepLines/>
+        <w:shd w:val="solid" w:color="22262C" w:fill="22262C"/>
+        <w:tabs>
+          <w:tab w:val="left" w:pos="916"/>
+          <w:tab w:val="left" w:pos="1832"/>
+          <w:tab w:val="left" w:pos="2748"/>
+          <w:tab w:val="left" w:pos="3664"/>
+          <w:tab w:val="left" w:pos="4580"/>
+          <w:tab w:val="left" w:pos="5496"/>
+          <w:tab w:val="left" w:pos="6412"/>
+          <w:tab w:val="left" w:pos="7328"/>
+          <w:tab w:val="left" w:pos="8244"/>
+          <w:tab w:val="left" w:pos="9160"/>
+          <w:tab w:val="left" w:pos="10076"/>
+          <w:tab w:val="left" w:pos="10992"/>
+          <w:tab w:val="left" w:pos="11908"/>
+          <w:tab w:val="left" w:pos="12824"/>
+          <w:tab w:val="left" w:pos="13740"/>
+          <w:tab w:val="left" w:pos="14656"/>
+        </w:tabs>
+        <w:spacing w:after="0" w:line="240" w:lineRule="auto"/>
+        <w:ind w:left="230" w:right="230"/>
+        <w:rPr>
+          <w:rFonts w:ascii="Consolas" w:eastAsia="Times New Roman" w:hAnsi="Consolas" w:cs="Courier New"/>
+          <w:color w:val="D8DEE6"/>
+          <w:kern w:val="0"/>
+          <w:sz w:val="20"/>
+          <w:szCs w:val="20"/>
+          <w14:ligatures w14:val="none"/>
+        </w:rPr>
+      </w:pPr>
+      <w:r>
+        <w:rPr>
+          <w:rFonts w:ascii="Consolas" w:eastAsia="Times New Roman" w:hAnsi="Consolas" w:cs="Courier New"/>
+          <w:color w:val="D8DEE6"/>
+          <w:kern w:val="0"/>
+          <w:sz w:val="20"/>
+          <w:szCs w:val="20"/>
+          <w14:ligatures w14:val="none"/>
+        </w:rPr>
+        <w:t xml:space="preserve">        </w:t>
+      </w:r>
+      <w:r>
+        <w:rPr>
+          <w:rFonts w:ascii="Consolas" w:eastAsia="Times New Roman" w:hAnsi="Consolas" w:cs="Courier New"/>
+          <w:color w:val="11B7D4"/>
+          <w:kern w:val="0"/>
+          <w:sz w:val="20"/>
+          <w:szCs w:val="20"/>
+          <w14:ligatures w14:val="none"/>
+        </w:rPr>
+        <w:t>address</w:t>
+      </w:r>
+      <w:r>
+        <w:rPr>
+          <w:rFonts w:ascii="Consolas" w:eastAsia="Times New Roman" w:hAnsi="Consolas" w:cs="Courier New"/>
+          <w:color w:val="D8DEE6"/>
+          <w:kern w:val="0"/>
+          <w:sz w:val="20"/>
+          <w:szCs w:val="20"/>
+          <w14:ligatures w14:val="none"/>
+        </w:rPr>
+        <w:t xml:space="preserve"> impl </w:t>
+      </w:r>
+      <w:r>
+        <w:rPr>
+          <w:rFonts w:ascii="Consolas" w:eastAsia="Times New Roman" w:hAnsi="Consolas" w:cs="Courier New"/>
+          <w:color w:val="D4770C"/>
+          <w:kern w:val="0"/>
+          <w:sz w:val="20"/>
+          <w:szCs w:val="20"/>
+          <w14:ligatures w14:val="none"/>
+        </w:rPr>
+        <w:t>=</w:t>
+      </w:r>
+      <w:r>
+        <w:rPr>
+          <w:rFonts w:ascii="Consolas" w:eastAsia="Times New Roman" w:hAnsi="Consolas" w:cs="Courier New"/>
+          <w:color w:val="D8DEE6"/>
+          <w:kern w:val="0"/>
+          <w:sz w:val="20"/>
+          <w:szCs w:val="20"/>
+          <w14:ligatures w14:val="none"/>
+        </w:rPr>
+        <w:t xml:space="preserve"> implementation;</w:t>
+      </w:r>
+    </w:p>
+    <w:p>
+      <w:pPr>
+        <w:keepLines/>
+        <w:shd w:val="solid" w:color="22262C" w:fill="22262C"/>
+        <w:tabs>
+          <w:tab w:val="left" w:pos="916"/>
+          <w:tab w:val="left" w:pos="1832"/>
+          <w:tab w:val="left" w:pos="2748"/>
+          <w:tab w:val="left" w:pos="3664"/>
+          <w:tab w:val="left" w:pos="4580"/>
+          <w:tab w:val="left" w:pos="5496"/>
+          <w:tab w:val="left" w:pos="6412"/>
+          <w:tab w:val="left" w:pos="7328"/>
+          <w:tab w:val="left" w:pos="8244"/>
+          <w:tab w:val="left" w:pos="9160"/>
+          <w:tab w:val="left" w:pos="10076"/>
+          <w:tab w:val="left" w:pos="10992"/>
+          <w:tab w:val="left" w:pos="11908"/>
+          <w:tab w:val="left" w:pos="12824"/>
+          <w:tab w:val="left" w:pos="13740"/>
+          <w:tab w:val="left" w:pos="14656"/>
+        </w:tabs>
+        <w:spacing w:after="0" w:line="240" w:lineRule="auto"/>
+        <w:ind w:left="230" w:right="230"/>
+        <w:rPr>
+          <w:rFonts w:ascii="Consolas" w:eastAsia="Times New Roman" w:hAnsi="Consolas" w:cs="Courier New"/>
+          <w:color w:val="D8DEE6"/>
+          <w:kern w:val="0"/>
+          <w:sz w:val="20"/>
+          <w:szCs w:val="20"/>
+          <w14:ligatures w14:val="none"/>
+        </w:rPr>
+      </w:pPr>
+      <w:r>
+        <w:rPr>
+          <w:rFonts w:ascii="Consolas" w:eastAsia="Times New Roman" w:hAnsi="Consolas" w:cs="Courier New"/>
+          <w:color w:val="D8DEE6"/>
+          <w:kern w:val="0"/>
+          <w:sz w:val="20"/>
+          <w:szCs w:val="20"/>
+          <w14:ligatures w14:val="none"/>
+        </w:rPr>
+        <w:t xml:space="preserve">        </w:t>
+      </w:r>
+      <w:r>
+        <w:rPr>
+          <w:rFonts w:ascii="Consolas" w:eastAsia="Times New Roman" w:hAnsi="Consolas" w:cs="Courier New"/>
+          <w:b/>
+          <w:color w:val="C7910C"/>
+          <w:kern w:val="0"/>
+          <w:sz w:val="20"/>
+          <w:szCs w:val="20"/>
+          <w14:ligatures w14:val="none"/>
+        </w:rPr>
+        <w:t>assembly</w:t>
+      </w:r>
+      <w:r>
+        <w:rPr>
+          <w:rFonts w:ascii="Consolas" w:eastAsia="Times New Roman" w:hAnsi="Consolas" w:cs="Courier New"/>
+          <w:color w:val="D8DEE6"/>
+          <w:kern w:val="0"/>
+          <w:sz w:val="20"/>
+          <w:szCs w:val="20"/>
+          <w14:ligatures w14:val="none"/>
+        </w:rPr>
+        <w:t xml:space="preserve"> {</w:t>
+      </w:r>
+    </w:p>
+    <w:p>
+      <w:pPr>
+        <w:keepLines/>
+        <w:shd w:val="solid" w:color="22262C" w:fill="22262C"/>
+        <w:tabs>
+          <w:tab w:val="left" w:pos="916"/>
+          <w:tab w:val="left" w:pos="1832"/>
+          <w:tab w:val="left" w:pos="2748"/>
+          <w:tab w:val="left" w:pos="3664"/>
+          <w:tab w:val="left" w:pos="4580"/>
+          <w:tab w:val="left" w:pos="5496"/>
+          <w:tab w:val="left" w:pos="6412"/>
+          <w:tab w:val="left" w:pos="7328"/>
+          <w:tab w:val="left" w:pos="8244"/>
+          <w:tab w:val="left" w:pos="9160"/>
+          <w:tab w:val="left" w:pos="10076"/>
+          <w:tab w:val="left" w:pos="10992"/>
+          <w:tab w:val="left" w:pos="11908"/>
+          <w:tab w:val="left" w:pos="12824"/>
+          <w:tab w:val="left" w:pos="13740"/>
+          <w:tab w:val="left" w:pos="14656"/>
+        </w:tabs>
+        <w:spacing w:after="0" w:line="240" w:lineRule="auto"/>
+        <w:ind w:left="230" w:right="230"/>
+        <w:rPr>
+          <w:rFonts w:ascii="Consolas" w:eastAsia="Times New Roman" w:hAnsi="Consolas" w:cs="Courier New"/>
+          <w:color w:val="D8DEE6"/>
+          <w:kern w:val="0"/>
+          <w:sz w:val="20"/>
+          <w:szCs w:val="20"/>
+          <w14:ligatures w14:val="none"/>
+        </w:rPr>
+      </w:pPr>
+      <w:r>
+        <w:rPr>
+          <w:rFonts w:ascii="Consolas" w:eastAsia="Times New Roman" w:hAnsi="Consolas" w:cs="Courier New"/>
+          <w:color w:val="D8DEE6"/>
+          <w:kern w:val="0"/>
+          <w:sz w:val="20"/>
+          <w:szCs w:val="20"/>
+          <w14:ligatures w14:val="none"/>
+        </w:rPr>
+        <w:t xml:space="preserve">            </w:t>
+      </w:r>
+      <w:r>
+        <w:rPr>
+          <w:rFonts w:ascii="Consolas" w:eastAsia="Times New Roman" w:hAnsi="Consolas" w:cs="Courier New"/>
+          <w:color w:val="38C7BD"/>
+          <w:kern w:val="0"/>
+          <w:sz w:val="20"/>
+          <w:szCs w:val="20"/>
+          <w14:ligatures w14:val="none"/>
+        </w:rPr>
+        <w:t>calldatacopy</w:t>
+      </w:r>
+      <w:r>
+        <w:rPr>
+          <w:rFonts w:ascii="Consolas" w:eastAsia="Times New Roman" w:hAnsi="Consolas" w:cs="Courier New"/>
+          <w:color w:val="D8DEE6"/>
+          <w:kern w:val="0"/>
+          <w:sz w:val="20"/>
+          <w:szCs w:val="20"/>
+          <w14:ligatures w14:val="none"/>
+        </w:rPr>
+        <w:t>(</w:t>
+      </w:r>
+      <w:r>
+        <w:rPr>
+          <w:rFonts w:ascii="Consolas" w:eastAsia="Times New Roman" w:hAnsi="Consolas" w:cs="Courier New"/>
+          <w:color w:val="D46EC0"/>
+          <w:kern w:val="0"/>
+          <w:sz w:val="20"/>
+          <w:szCs w:val="20"/>
+          <w14:ligatures w14:val="none"/>
+        </w:rPr>
+        <w:t>0</w:t>
+      </w:r>
+      <w:r>
+        <w:rPr>
+          <w:rFonts w:ascii="Consolas" w:eastAsia="Times New Roman" w:hAnsi="Consolas" w:cs="Courier New"/>
+          <w:color w:val="D8DEE6"/>
+          <w:kern w:val="0"/>
+          <w:sz w:val="20"/>
+          <w:szCs w:val="20"/>
+          <w14:ligatures w14:val="none"/>
+        </w:rPr>
+        <w:t xml:space="preserve">, </w:t>
+      </w:r>
+      <w:r>
+        <w:rPr>
+          <w:rFonts w:ascii="Consolas" w:eastAsia="Times New Roman" w:hAnsi="Consolas" w:cs="Courier New"/>
+          <w:color w:val="D46EC0"/>
+          <w:kern w:val="0"/>
+          <w:sz w:val="20"/>
+          <w:szCs w:val="20"/>
+          <w14:ligatures w14:val="none"/>
+        </w:rPr>
+        <w:t>0</w:t>
+      </w:r>
+      <w:r>
+        <w:rPr>
+          <w:rFonts w:ascii="Consolas" w:eastAsia="Times New Roman" w:hAnsi="Consolas" w:cs="Courier New"/>
+          <w:color w:val="D8DEE6"/>
+          <w:kern w:val="0"/>
+          <w:sz w:val="20"/>
+          <w:szCs w:val="20"/>
+          <w14:ligatures w14:val="none"/>
+        </w:rPr>
+        <w:t xml:space="preserve">, </w:t>
+      </w:r>
+      <w:r>
+        <w:rPr>
+          <w:rFonts w:ascii="Consolas" w:eastAsia="Times New Roman" w:hAnsi="Consolas" w:cs="Courier New"/>
+          <w:color w:val="38C7BD"/>
+          <w:kern w:val="0"/>
+          <w:sz w:val="20"/>
+          <w:szCs w:val="20"/>
+          <w14:ligatures w14:val="none"/>
+        </w:rPr>
+        <w:t>calldatasize</w:t>
+      </w:r>
+      <w:r>
+        <w:rPr>
+          <w:rFonts w:ascii="Consolas" w:eastAsia="Times New Roman" w:hAnsi="Consolas" w:cs="Courier New"/>
+          <w:color w:val="D8DEE6"/>
+          <w:kern w:val="0"/>
+          <w:sz w:val="20"/>
+          <w:szCs w:val="20"/>
+          <w14:ligatures w14:val="none"/>
+        </w:rPr>
+        <w:t>())</w:t>
+      </w:r>
+    </w:p>
+    <w:p>
+      <w:pPr>
+        <w:keepLines/>
+        <w:shd w:val="solid" w:color="22262C" w:fill="22262C"/>
+        <w:tabs>
+          <w:tab w:val="left" w:pos="916"/>
+          <w:tab w:val="left" w:pos="1832"/>
+          <w:tab w:val="left" w:pos="2748"/>
+          <w:tab w:val="left" w:pos="3664"/>
+          <w:tab w:val="left" w:pos="4580"/>
+          <w:tab w:val="left" w:pos="5496"/>
+          <w:tab w:val="left" w:pos="6412"/>
+          <w:tab w:val="left" w:pos="7328"/>
+          <w:tab w:val="left" w:pos="8244"/>
+          <w:tab w:val="left" w:pos="9160"/>
+          <w:tab w:val="left" w:pos="10076"/>
+          <w:tab w:val="left" w:pos="10992"/>
+          <w:tab w:val="left" w:pos="11908"/>
+          <w:tab w:val="left" w:pos="12824"/>
+          <w:tab w:val="left" w:pos="13740"/>
+          <w:tab w:val="left" w:pos="14656"/>
+        </w:tabs>
+        <w:spacing w:after="0" w:line="240" w:lineRule="auto"/>
+        <w:ind w:left="230" w:right="230"/>
+        <w:rPr>
+          <w:rFonts w:ascii="Consolas" w:eastAsia="Times New Roman" w:hAnsi="Consolas" w:cs="Courier New"/>
+          <w:color w:val="D8DEE6"/>
+          <w:kern w:val="0"/>
+          <w:sz w:val="20"/>
+          <w:szCs w:val="20"/>
+          <w14:ligatures w14:val="none"/>
+        </w:rPr>
+      </w:pPr>
+      <w:r>
+        <w:rPr>
+          <w:rFonts w:ascii="Consolas" w:eastAsia="Times New Roman" w:hAnsi="Consolas" w:cs="Courier New"/>
+          <w:color w:val="D8DEE6"/>
+          <w:kern w:val="0"/>
+          <w:sz w:val="20"/>
+          <w:szCs w:val="20"/>
+          <w14:ligatures w14:val="none"/>
+        </w:rPr>
+        <w:t xml:space="preserve">            let result </w:t>
+      </w:r>
+      <w:r>
+        <w:rPr>
+          <w:rFonts w:ascii="Consolas" w:eastAsia="Times New Roman" w:hAnsi="Consolas" w:cs="Courier New"/>
+          <w:color w:val="D4770C"/>
+          <w:kern w:val="0"/>
+          <w:sz w:val="20"/>
+          <w:szCs w:val="20"/>
+          <w14:ligatures w14:val="none"/>
+        </w:rPr>
+        <w:t>:=</w:t>
+      </w:r>
+      <w:r>
+        <w:rPr>
+          <w:rFonts w:ascii="Consolas" w:eastAsia="Times New Roman" w:hAnsi="Consolas" w:cs="Courier New"/>
+          <w:color w:val="D8DEE6"/>
+          <w:kern w:val="0"/>
+          <w:sz w:val="20"/>
+          <w:szCs w:val="20"/>
+          <w14:ligatures w14:val="none"/>
+        </w:rPr>
+        <w:t xml:space="preserve"> </w:t>
+      </w:r>
+      <w:r>
+        <w:rPr>
+          <w:rFonts w:ascii="Consolas" w:eastAsia="Times New Roman" w:hAnsi="Consolas" w:cs="Courier New"/>
+          <w:color w:val="38C7BD"/>
+          <w:kern w:val="0"/>
+          <w:sz w:val="20"/>
+          <w:szCs w:val="20"/>
+          <w14:ligatures w14:val="none"/>
+        </w:rPr>
+        <w:t>delegatecall</w:t>
+      </w:r>
+      <w:r>
+        <w:rPr>
+          <w:rFonts w:ascii="Consolas" w:eastAsia="Times New Roman" w:hAnsi="Consolas" w:cs="Courier New"/>
+          <w:color w:val="D8DEE6"/>
+          <w:kern w:val="0"/>
+          <w:sz w:val="20"/>
+          <w:szCs w:val="20"/>
+          <w14:ligatures w14:val="none"/>
+        </w:rPr>
+        <w:t>(</w:t>
+      </w:r>
+      <w:r>
+        <w:rPr>
+          <w:rFonts w:ascii="Consolas" w:eastAsia="Times New Roman" w:hAnsi="Consolas" w:cs="Courier New"/>
+          <w:color w:val="38C7BD"/>
+          <w:kern w:val="0"/>
+          <w:sz w:val="20"/>
+          <w:szCs w:val="20"/>
+          <w14:ligatures w14:val="none"/>
+        </w:rPr>
+        <w:t>gas</w:t>
+      </w:r>
+      <w:r>
+        <w:rPr>
+          <w:rFonts w:ascii="Consolas" w:eastAsia="Times New Roman" w:hAnsi="Consolas" w:cs="Courier New"/>
+          <w:color w:val="D8DEE6"/>
+          <w:kern w:val="0"/>
+          <w:sz w:val="20"/>
+          <w:szCs w:val="20"/>
+          <w14:ligatures w14:val="none"/>
+        </w:rPr>
+        <w:t xml:space="preserve">(), impl, </w:t>
+      </w:r>
+      <w:r>
+        <w:rPr>
+          <w:rFonts w:ascii="Consolas" w:eastAsia="Times New Roman" w:hAnsi="Consolas" w:cs="Courier New"/>
+          <w:color w:val="D46EC0"/>
+          <w:kern w:val="0"/>
+          <w:sz w:val="20"/>
+          <w:szCs w:val="20"/>
+          <w14:ligatures w14:val="none"/>
+        </w:rPr>
+        <w:t>0</w:t>
+      </w:r>
+      <w:r>
+        <w:rPr>
+          <w:rFonts w:ascii="Consolas" w:eastAsia="Times New Roman" w:hAnsi="Consolas" w:cs="Courier New"/>
+          <w:color w:val="D8DEE6"/>
+          <w:kern w:val="0"/>
+          <w:sz w:val="20"/>
+          <w:szCs w:val="20"/>
+          <w14:ligatures w14:val="none"/>
+        </w:rPr>
+        <w:t xml:space="preserve">, </w:t>
+      </w:r>
+      <w:r>
+        <w:rPr>
+          <w:rFonts w:ascii="Consolas" w:eastAsia="Times New Roman" w:hAnsi="Consolas" w:cs="Courier New"/>
+          <w:color w:val="38C7BD"/>
+          <w:kern w:val="0"/>
+          <w:sz w:val="20"/>
+          <w:szCs w:val="20"/>
+          <w14:ligatures w14:val="none"/>
+        </w:rPr>
+        <w:t>calldatasize</w:t>
+      </w:r>
+      <w:r>
+        <w:rPr>
+          <w:rFonts w:ascii="Consolas" w:eastAsia="Times New Roman" w:hAnsi="Consolas" w:cs="Courier New"/>
+          <w:color w:val="D8DEE6"/>
+          <w:kern w:val="0"/>
+          <w:sz w:val="20"/>
+          <w:szCs w:val="20"/>
+          <w14:ligatures w14:val="none"/>
+        </w:rPr>
+        <w:t xml:space="preserve">(), </w:t>
+      </w:r>
+      <w:r>
+        <w:rPr>
+          <w:rFonts w:ascii="Consolas" w:eastAsia="Times New Roman" w:hAnsi="Consolas" w:cs="Courier New"/>
+          <w:color w:val="D46EC0"/>
+          <w:kern w:val="0"/>
+          <w:sz w:val="20"/>
+          <w:szCs w:val="20"/>
+          <w14:ligatures w14:val="none"/>
+        </w:rPr>
+        <w:t>0</w:t>
+      </w:r>
+      <w:r>
+        <w:rPr>
+          <w:rFonts w:ascii="Consolas" w:eastAsia="Times New Roman" w:hAnsi="Consolas" w:cs="Courier New"/>
+          <w:color w:val="D8DEE6"/>
+          <w:kern w:val="0"/>
+          <w:sz w:val="20"/>
+          <w:szCs w:val="20"/>
+          <w14:ligatures w14:val="none"/>
+        </w:rPr>
+        <w:t xml:space="preserve">, </w:t>
+      </w:r>
+      <w:r>
+        <w:rPr>
+          <w:rFonts w:ascii="Consolas" w:eastAsia="Times New Roman" w:hAnsi="Consolas" w:cs="Courier New"/>
+          <w:color w:val="D46EC0"/>
+          <w:kern w:val="0"/>
+          <w:sz w:val="20"/>
+          <w:szCs w:val="20"/>
+          <w14:ligatures w14:val="none"/>
+        </w:rPr>
+        <w:t>0</w:t>
+      </w:r>
+      <w:r>
+        <w:rPr>
+          <w:rFonts w:ascii="Consolas" w:eastAsia="Times New Roman" w:hAnsi="Consolas" w:cs="Courier New"/>
+          <w:color w:val="D8DEE6"/>
+          <w:kern w:val="0"/>
+          <w:sz w:val="20"/>
+          <w:szCs w:val="20"/>
+          <w14:ligatures w14:val="none"/>
+        </w:rPr>
+        <w:t>)</w:t>
+      </w:r>
+    </w:p>
+    <w:p>
+      <w:pPr>
+        <w:keepLines/>
+        <w:shd w:val="solid" w:color="22262C" w:fill="22262C"/>
+        <w:tabs>
+          <w:tab w:val="left" w:pos="916"/>
+          <w:tab w:val="left" w:pos="1832"/>
+          <w:tab w:val="left" w:pos="2748"/>
+          <w:tab w:val="left" w:pos="3664"/>
+          <w:tab w:val="left" w:pos="4580"/>
+          <w:tab w:val="left" w:pos="5496"/>
+          <w:tab w:val="left" w:pos="6412"/>
+          <w:tab w:val="left" w:pos="7328"/>
+          <w:tab w:val="left" w:pos="8244"/>
+          <w:tab w:val="left" w:pos="9160"/>
+          <w:tab w:val="left" w:pos="10076"/>
+          <w:tab w:val="left" w:pos="10992"/>
+          <w:tab w:val="left" w:pos="11908"/>
+          <w:tab w:val="left" w:pos="12824"/>
+          <w:tab w:val="left" w:pos="13740"/>
+          <w:tab w:val="left" w:pos="14656"/>
+        </w:tabs>
+        <w:spacing w:after="0" w:line="240" w:lineRule="auto"/>
+        <w:ind w:left="230" w:right="230"/>
+        <w:rPr>
+          <w:rFonts w:ascii="Consolas" w:eastAsia="Times New Roman" w:hAnsi="Consolas" w:cs="Courier New"/>
+          <w:color w:val="D8DEE6"/>
+          <w:kern w:val="0"/>
+          <w:sz w:val="20"/>
+          <w:szCs w:val="20"/>
+          <w14:ligatures w14:val="none"/>
+        </w:rPr>
+      </w:pPr>
+      <w:r>
+        <w:rPr>
+          <w:rFonts w:ascii="Consolas" w:eastAsia="Times New Roman" w:hAnsi="Consolas" w:cs="Courier New"/>
+          <w:color w:val="D8DEE6"/>
+          <w:kern w:val="0"/>
+          <w:sz w:val="20"/>
+          <w:szCs w:val="20"/>
+          <w14:ligatures w14:val="none"/>
+        </w:rPr>
+        <w:t xml:space="preserve">            </w:t>
+      </w:r>
+      <w:r>
+        <w:rPr>
+          <w:rFonts w:ascii="Consolas" w:eastAsia="Times New Roman" w:hAnsi="Consolas" w:cs="Courier New"/>
+          <w:color w:val="38C7BD"/>
+          <w:kern w:val="0"/>
+          <w:sz w:val="20"/>
+          <w:szCs w:val="20"/>
+          <w14:ligatures w14:val="none"/>
+        </w:rPr>
+        <w:t>returndatacopy</w:t>
+      </w:r>
+      <w:r>
+        <w:rPr>
+          <w:rFonts w:ascii="Consolas" w:eastAsia="Times New Roman" w:hAnsi="Consolas" w:cs="Courier New"/>
+          <w:color w:val="D8DEE6"/>
+          <w:kern w:val="0"/>
+          <w:sz w:val="20"/>
+          <w:szCs w:val="20"/>
+          <w14:ligatures w14:val="none"/>
+        </w:rPr>
+        <w:t>(</w:t>
+      </w:r>
+      <w:r>
+        <w:rPr>
+          <w:rFonts w:ascii="Consolas" w:eastAsia="Times New Roman" w:hAnsi="Consolas" w:cs="Courier New"/>
+          <w:color w:val="D46EC0"/>
+          <w:kern w:val="0"/>
+          <w:sz w:val="20"/>
+          <w:szCs w:val="20"/>
+          <w14:ligatures w14:val="none"/>
+        </w:rPr>
+        <w:t>0</w:t>
+      </w:r>
+      <w:r>
+        <w:rPr>
+          <w:rFonts w:ascii="Consolas" w:eastAsia="Times New Roman" w:hAnsi="Consolas" w:cs="Courier New"/>
+          <w:color w:val="D8DEE6"/>
+          <w:kern w:val="0"/>
+          <w:sz w:val="20"/>
+          <w:szCs w:val="20"/>
+          <w14:ligatures w14:val="none"/>
+        </w:rPr>
+        <w:t xml:space="preserve">, </w:t>
+      </w:r>
+      <w:r>
+        <w:rPr>
+          <w:rFonts w:ascii="Consolas" w:eastAsia="Times New Roman" w:hAnsi="Consolas" w:cs="Courier New"/>
+          <w:color w:val="D46EC0"/>
+          <w:kern w:val="0"/>
+          <w:sz w:val="20"/>
+          <w:szCs w:val="20"/>
+          <w14:ligatures w14:val="none"/>
+        </w:rPr>
+        <w:t>0</w:t>
+      </w:r>
+      <w:r>
+        <w:rPr>
+          <w:rFonts w:ascii="Consolas" w:eastAsia="Times New Roman" w:hAnsi="Consolas" w:cs="Courier New"/>
+          <w:color w:val="D8DEE6"/>
+          <w:kern w:val="0"/>
+          <w:sz w:val="20"/>
+          <w:szCs w:val="20"/>
+          <w14:ligatures w14:val="none"/>
+        </w:rPr>
+        <w:t xml:space="preserve">, </w:t>
+      </w:r>
+      <w:r>
+        <w:rPr>
+          <w:rFonts w:ascii="Consolas" w:eastAsia="Times New Roman" w:hAnsi="Consolas" w:cs="Courier New"/>
+          <w:color w:val="38C7BD"/>
+          <w:kern w:val="0"/>
+          <w:sz w:val="20"/>
+          <w:szCs w:val="20"/>
+          <w14:ligatures w14:val="none"/>
+        </w:rPr>
+        <w:t>returndatasize</w:t>
+      </w:r>
+      <w:r>
+        <w:rPr>
+          <w:rFonts w:ascii="Consolas" w:eastAsia="Times New Roman" w:hAnsi="Consolas" w:cs="Courier New"/>
+          <w:color w:val="D8DEE6"/>
+          <w:kern w:val="0"/>
+          <w:sz w:val="20"/>
+          <w:szCs w:val="20"/>
+          <w14:ligatures w14:val="none"/>
+        </w:rPr>
+        <w:t>())</w:t>
+      </w:r>
+    </w:p>
+    <w:p>
+      <w:pPr>
+        <w:keepLines/>
+        <w:shd w:val="solid" w:color="22262C" w:fill="22262C"/>
+        <w:tabs>
+          <w:tab w:val="left" w:pos="916"/>
+          <w:tab w:val="left" w:pos="1832"/>
+          <w:tab w:val="left" w:pos="2748"/>
+          <w:tab w:val="left" w:pos="3664"/>
+          <w:tab w:val="left" w:pos="4580"/>
+          <w:tab w:val="left" w:pos="5496"/>
+          <w:tab w:val="left" w:pos="6412"/>
+          <w:tab w:val="left" w:pos="7328"/>
+          <w:tab w:val="left" w:pos="8244"/>
+          <w:tab w:val="left" w:pos="9160"/>
+          <w:tab w:val="left" w:pos="10076"/>
+          <w:tab w:val="left" w:pos="10992"/>
+          <w:tab w:val="left" w:pos="11908"/>
+          <w:tab w:val="left" w:pos="12824"/>
+          <w:tab w:val="left" w:pos="13740"/>
+          <w:tab w:val="left" w:pos="14656"/>
+        </w:tabs>
+        <w:spacing w:after="0" w:line="240" w:lineRule="auto"/>
+        <w:ind w:left="230" w:right="230"/>
+        <w:rPr>
+          <w:rFonts w:ascii="Consolas" w:eastAsia="Times New Roman" w:hAnsi="Consolas" w:cs="Courier New"/>
+          <w:color w:val="D8DEE6"/>
+          <w:kern w:val="0"/>
+          <w:sz w:val="20"/>
+          <w:szCs w:val="20"/>
+          <w14:ligatures w14:val="none"/>
+        </w:rPr>
+      </w:pPr>
+      <w:r>
+        <w:rPr>
+          <w:rFonts w:ascii="Consolas" w:eastAsia="Times New Roman" w:hAnsi="Consolas" w:cs="Courier New"/>
+          <w:color w:val="D8DEE6"/>
+          <w:kern w:val="0"/>
+          <w:sz w:val="20"/>
+          <w:szCs w:val="20"/>
+          <w14:ligatures w14:val="none"/>
+        </w:rPr>
+        <w:t xml:space="preserve">            switch result</w:t>
+      </w:r>
+    </w:p>
+    <w:p>
+      <w:pPr>
+        <w:keepLines/>
+        <w:shd w:val="solid" w:color="22262C" w:fill="22262C"/>
+        <w:tabs>
+          <w:tab w:val="left" w:pos="916"/>
+          <w:tab w:val="left" w:pos="1832"/>
+          <w:tab w:val="left" w:pos="2748"/>
+          <w:tab w:val="left" w:pos="3664"/>
+          <w:tab w:val="left" w:pos="4580"/>
+          <w:tab w:val="left" w:pos="5496"/>
+          <w:tab w:val="left" w:pos="6412"/>
+          <w:tab w:val="left" w:pos="7328"/>
+          <w:tab w:val="left" w:pos="8244"/>
+          <w:tab w:val="left" w:pos="9160"/>
+          <w:tab w:val="left" w:pos="10076"/>
+          <w:tab w:val="left" w:pos="10992"/>
+          <w:tab w:val="left" w:pos="11908"/>
+          <w:tab w:val="left" w:pos="12824"/>
+          <w:tab w:val="left" w:pos="13740"/>
+          <w:tab w:val="left" w:pos="14656"/>
+        </w:tabs>
+        <w:spacing w:after="0" w:line="240" w:lineRule="auto"/>
+        <w:ind w:left="230" w:right="230"/>
+        <w:rPr>
+          <w:rFonts w:ascii="Consolas" w:eastAsia="Times New Roman" w:hAnsi="Consolas" w:cs="Courier New"/>
+          <w:color w:val="D8DEE6"/>
+          <w:kern w:val="0"/>
+          <w:sz w:val="20"/>
+          <w:szCs w:val="20"/>
+          <w14:ligatures w14:val="none"/>
+        </w:rPr>
+      </w:pPr>
+      <w:r>
+        <w:rPr>
+          <w:rFonts w:ascii="Consolas" w:eastAsia="Times New Roman" w:hAnsi="Consolas" w:cs="Courier New"/>
+          <w:color w:val="D8DEE6"/>
+          <w:kern w:val="0"/>
+          <w:sz w:val="20"/>
+          <w:szCs w:val="20"/>
+          <w14:ligatures w14:val="none"/>
+        </w:rPr>
+        <w:t xml:space="preserve">            case </w:t>
+      </w:r>
+      <w:r>
+        <w:rPr>
+          <w:rFonts w:ascii="Consolas" w:eastAsia="Times New Roman" w:hAnsi="Consolas" w:cs="Courier New"/>
+          <w:color w:val="D46EC0"/>
+          <w:kern w:val="0"/>
+          <w:sz w:val="20"/>
+          <w:szCs w:val="20"/>
+          <w14:ligatures w14:val="none"/>
+        </w:rPr>
+        <w:t>0</w:t>
+      </w:r>
+      <w:r>
+        <w:rPr>
+          <w:rFonts w:ascii="Consolas" w:eastAsia="Times New Roman" w:hAnsi="Consolas" w:cs="Courier New"/>
+          <w:color w:val="D8DEE6"/>
+          <w:kern w:val="0"/>
+          <w:sz w:val="20"/>
+          <w:szCs w:val="20"/>
+          <w14:ligatures w14:val="none"/>
+        </w:rPr>
+        <w:t xml:space="preserve"> { </w:t>
+      </w:r>
+      <w:r>
+        <w:rPr>
+          <w:rFonts w:ascii="Consolas" w:eastAsia="Times New Roman" w:hAnsi="Consolas" w:cs="Courier New"/>
+          <w:b/>
+          <w:color w:val="C7910C"/>
+          <w:kern w:val="0"/>
+          <w:sz w:val="20"/>
+          <w:szCs w:val="20"/>
+          <w14:ligatures w14:val="none"/>
+        </w:rPr>
+        <w:t>revert</w:t>
+      </w:r>
+      <w:r>
+        <w:rPr>
+          <w:rFonts w:ascii="Consolas" w:eastAsia="Times New Roman" w:hAnsi="Consolas" w:cs="Courier New"/>
+          <w:color w:val="D8DEE6"/>
+          <w:kern w:val="0"/>
+          <w:sz w:val="20"/>
+          <w:szCs w:val="20"/>
+          <w14:ligatures w14:val="none"/>
+        </w:rPr>
+        <w:t>(</w:t>
+      </w:r>
+      <w:r>
+        <w:rPr>
+          <w:rFonts w:ascii="Consolas" w:eastAsia="Times New Roman" w:hAnsi="Consolas" w:cs="Courier New"/>
+          <w:color w:val="D46EC0"/>
+          <w:kern w:val="0"/>
+          <w:sz w:val="20"/>
+          <w:szCs w:val="20"/>
+          <w14:ligatures w14:val="none"/>
+        </w:rPr>
+        <w:t>0</w:t>
+      </w:r>
+      <w:r>
+        <w:rPr>
+          <w:rFonts w:ascii="Consolas" w:eastAsia="Times New Roman" w:hAnsi="Consolas" w:cs="Courier New"/>
+          <w:color w:val="D8DEE6"/>
+          <w:kern w:val="0"/>
+          <w:sz w:val="20"/>
+          <w:szCs w:val="20"/>
+          <w14:ligatures w14:val="none"/>
+        </w:rPr>
+        <w:t xml:space="preserve">, </w:t>
+      </w:r>
+      <w:r>
+        <w:rPr>
+          <w:rFonts w:ascii="Consolas" w:eastAsia="Times New Roman" w:hAnsi="Consolas" w:cs="Courier New"/>
+          <w:color w:val="38C7BD"/>
+          <w:kern w:val="0"/>
+          <w:sz w:val="20"/>
+          <w:szCs w:val="20"/>
+          <w14:ligatures w14:val="none"/>
+        </w:rPr>
+        <w:t>returndatasize</w:t>
+      </w:r>
+      <w:r>
+        <w:rPr>
+          <w:rFonts w:ascii="Consolas" w:eastAsia="Times New Roman" w:hAnsi="Consolas" w:cs="Courier New"/>
+          <w:color w:val="D8DEE6"/>
+          <w:kern w:val="0"/>
+          <w:sz w:val="20"/>
+          <w:szCs w:val="20"/>
+          <w14:ligatures w14:val="none"/>
+        </w:rPr>
+        <w:t>()) }</w:t>
+      </w:r>
+    </w:p>
+    <w:p>
+      <w:pPr>
+        <w:keepLines/>
+        <w:shd w:val="solid" w:color="22262C" w:fill="22262C"/>
+        <w:tabs>
+          <w:tab w:val="left" w:pos="916"/>
+          <w:tab w:val="left" w:pos="1832"/>
+          <w:tab w:val="left" w:pos="2748"/>
+          <w:tab w:val="left" w:pos="3664"/>
+          <w:tab w:val="left" w:pos="4580"/>
+          <w:tab w:val="left" w:pos="5496"/>
+          <w:tab w:val="left" w:pos="6412"/>
+          <w:tab w:val="left" w:pos="7328"/>
+          <w:tab w:val="left" w:pos="8244"/>
+          <w:tab w:val="left" w:pos="9160"/>
+          <w:tab w:val="left" w:pos="10076"/>
+          <w:tab w:val="left" w:pos="10992"/>
+          <w:tab w:val="left" w:pos="11908"/>
+          <w:tab w:val="left" w:pos="12824"/>
+          <w:tab w:val="left" w:pos="13740"/>
+          <w:tab w:val="left" w:pos="14656"/>
+        </w:tabs>
+        <w:spacing w:after="0" w:line="240" w:lineRule="auto"/>
+        <w:ind w:left="230" w:right="230"/>
+        <w:rPr>
+          <w:rFonts w:ascii="Consolas" w:eastAsia="Times New Roman" w:hAnsi="Consolas" w:cs="Courier New"/>
+          <w:color w:val="D8DEE6"/>
+          <w:kern w:val="0"/>
+          <w:sz w:val="20"/>
+          <w:szCs w:val="20"/>
+          <w14:ligatures w14:val="none"/>
+        </w:rPr>
+      </w:pPr>
+      <w:r>
+        <w:rPr>
+          <w:rFonts w:ascii="Consolas" w:eastAsia="Times New Roman" w:hAnsi="Consolas" w:cs="Courier New"/>
+          <w:color w:val="D8DEE6"/>
+          <w:kern w:val="0"/>
+          <w:sz w:val="20"/>
+          <w:szCs w:val="20"/>
+          <w14:ligatures w14:val="none"/>
+        </w:rPr>
+        <w:t xml:space="preserve">            default { </w:t>
+      </w:r>
+      <w:r>
+        <w:rPr>
+          <w:rFonts w:ascii="Consolas" w:eastAsia="Times New Roman" w:hAnsi="Consolas" w:cs="Courier New"/>
+          <w:b/>
+          <w:color w:val="C7910C"/>
+          <w:kern w:val="0"/>
+          <w:sz w:val="20"/>
+          <w:szCs w:val="20"/>
+          <w14:ligatures w14:val="none"/>
+        </w:rPr>
+        <w:t>return</w:t>
+      </w:r>
+      <w:r>
+        <w:rPr>
+          <w:rFonts w:ascii="Consolas" w:eastAsia="Times New Roman" w:hAnsi="Consolas" w:cs="Courier New"/>
+          <w:color w:val="D8DEE6"/>
+          <w:kern w:val="0"/>
+          <w:sz w:val="20"/>
+          <w:szCs w:val="20"/>
+          <w14:ligatures w14:val="none"/>
+        </w:rPr>
+        <w:t>(</w:t>
+      </w:r>
+      <w:r>
+        <w:rPr>
+          <w:rFonts w:ascii="Consolas" w:eastAsia="Times New Roman" w:hAnsi="Consolas" w:cs="Courier New"/>
+          <w:color w:val="D46EC0"/>
+          <w:kern w:val="0"/>
+          <w:sz w:val="20"/>
+          <w:szCs w:val="20"/>
+          <w14:ligatures w14:val="none"/>
+        </w:rPr>
+        <w:t>0</w:t>
+      </w:r>
+      <w:r>
+        <w:rPr>
+          <w:rFonts w:ascii="Consolas" w:eastAsia="Times New Roman" w:hAnsi="Consolas" w:cs="Courier New"/>
+          <w:color w:val="D8DEE6"/>
+          <w:kern w:val="0"/>
+          <w:sz w:val="20"/>
+          <w:szCs w:val="20"/>
+          <w14:ligatures w14:val="none"/>
+        </w:rPr>
+        <w:t xml:space="preserve">, </w:t>
+      </w:r>
+      <w:r>
+        <w:rPr>
+          <w:rFonts w:ascii="Consolas" w:eastAsia="Times New Roman" w:hAnsi="Consolas" w:cs="Courier New"/>
+          <w:color w:val="38C7BD"/>
+          <w:kern w:val="0"/>
+          <w:sz w:val="20"/>
+          <w:szCs w:val="20"/>
+          <w14:ligatures w14:val="none"/>
+        </w:rPr>
+        <w:t>returndatasize</w:t>
+      </w:r>
+      <w:r>
+        <w:rPr>
+          <w:rFonts w:ascii="Consolas" w:eastAsia="Times New Roman" w:hAnsi="Consolas" w:cs="Courier New"/>
+          <w:color w:val="D8DEE6"/>
+          <w:kern w:val="0"/>
+          <w:sz w:val="20"/>
+          <w:szCs w:val="20"/>
+          <w14:ligatures w14:val="none"/>
+        </w:rPr>
+        <w:t>()) }</w:t>
+      </w:r>
+    </w:p>
+    <w:p>
+      <w:pPr>
+        <w:keepLines/>
+        <w:shd w:val="solid" w:color="22262C" w:fill="22262C"/>
+        <w:tabs>
+          <w:tab w:val="left" w:pos="916"/>
+          <w:tab w:val="left" w:pos="1832"/>
+          <w:tab w:val="left" w:pos="2748"/>
+          <w:tab w:val="left" w:pos="3664"/>
+          <w:tab w:val="left" w:pos="4580"/>
+          <w:tab w:val="left" w:pos="5496"/>
+          <w:tab w:val="left" w:pos="6412"/>
+          <w:tab w:val="left" w:pos="7328"/>
+          <w:tab w:val="left" w:pos="8244"/>
+          <w:tab w:val="left" w:pos="9160"/>
+          <w:tab w:val="left" w:pos="10076"/>
+          <w:tab w:val="left" w:pos="10992"/>
+          <w:tab w:val="left" w:pos="11908"/>
+          <w:tab w:val="left" w:pos="12824"/>
+          <w:tab w:val="left" w:pos="13740"/>
+          <w:tab w:val="left" w:pos="14656"/>
+        </w:tabs>
+        <w:spacing w:after="0" w:line="240" w:lineRule="auto"/>
+        <w:ind w:left="230" w:right="230"/>
+        <w:rPr>
+          <w:rFonts w:ascii="Consolas" w:eastAsia="Times New Roman" w:hAnsi="Consolas" w:cs="Courier New"/>
+          <w:color w:val="D8DEE6"/>
+          <w:kern w:val="0"/>
+          <w:sz w:val="20"/>
+          <w:szCs w:val="20"/>
+          <w14:ligatures w14:val="none"/>
+        </w:rPr>
+      </w:pPr>
+      <w:r>
+        <w:rPr>
+          <w:rFonts w:ascii="Consolas" w:eastAsia="Times New Roman" w:hAnsi="Consolas" w:cs="Courier New"/>
+          <w:color w:val="D8DEE6"/>
+          <w:kern w:val="0"/>
+          <w:sz w:val="20"/>
+          <w:szCs w:val="20"/>
+          <w14:ligatures w14:val="none"/>
+        </w:rPr>
+        <w:t xml:space="preserve">        }</w:t>
+      </w:r>
+    </w:p>
+    <w:p>
+      <w:pPr>
+        <w:keepLines/>
+        <w:shd w:val="solid" w:color="22262C" w:fill="22262C"/>
+        <w:tabs>
+          <w:tab w:val="left" w:pos="916"/>
+          <w:tab w:val="left" w:pos="1832"/>
+          <w:tab w:val="left" w:pos="2748"/>
+          <w:tab w:val="left" w:pos="3664"/>
+          <w:tab w:val="left" w:pos="4580"/>
+          <w:tab w:val="left" w:pos="5496"/>
+          <w:tab w:val="left" w:pos="6412"/>
+          <w:tab w:val="left" w:pos="7328"/>
+          <w:tab w:val="left" w:pos="8244"/>
+          <w:tab w:val="left" w:pos="9160"/>
+          <w:tab w:val="left" w:pos="10076"/>
+          <w:tab w:val="left" w:pos="10992"/>
+          <w:tab w:val="left" w:pos="11908"/>
+          <w:tab w:val="left" w:pos="12824"/>
+          <w:tab w:val="left" w:pos="13740"/>
+          <w:tab w:val="left" w:pos="14656"/>
+        </w:tabs>
+        <w:spacing w:after="0" w:line="240" w:lineRule="auto"/>
+        <w:ind w:left="230" w:right="230"/>
+        <w:rPr>
+          <w:rFonts w:ascii="Consolas" w:eastAsia="Times New Roman" w:hAnsi="Consolas" w:cs="Courier New"/>
+          <w:color w:val="D8DEE6"/>
+          <w:kern w:val="0"/>
+          <w:sz w:val="20"/>
+          <w:szCs w:val="20"/>
+          <w14:ligatures w14:val="none"/>
+        </w:rPr>
+      </w:pPr>
+      <w:r>
+        <w:rPr>
+          <w:rFonts w:ascii="Consolas" w:eastAsia="Times New Roman" w:hAnsi="Consolas" w:cs="Courier New"/>
+          <w:color w:val="D8DEE6"/>
+          <w:kern w:val="0"/>
+          <w:sz w:val="20"/>
+          <w:szCs w:val="20"/>
+          <w14:ligatures w14:val="none"/>
+        </w:rPr>
+        <w:t xml:space="preserve">    }</w:t>
+      </w:r>
+    </w:p>
+    <w:p>
+      <w:pPr>
+        <w:keepLines/>
+        <w:shd w:val="solid" w:color="22262C" w:fill="22262C"/>
+        <w:tabs>
+          <w:tab w:val="left" w:pos="916"/>
+          <w:tab w:val="left" w:pos="1832"/>
+          <w:tab w:val="left" w:pos="2748"/>
+          <w:tab w:val="left" w:pos="3664"/>
+          <w:tab w:val="left" w:pos="4580"/>
+          <w:tab w:val="left" w:pos="5496"/>
+          <w:tab w:val="left" w:pos="6412"/>
+          <w:tab w:val="left" w:pos="7328"/>
+          <w:tab w:val="left" w:pos="8244"/>
+          <w:tab w:val="left" w:pos="9160"/>
+          <w:tab w:val="left" w:pos="10076"/>
+          <w:tab w:val="left" w:pos="10992"/>
+          <w:tab w:val="left" w:pos="11908"/>
+          <w:tab w:val="left" w:pos="12824"/>
+          <w:tab w:val="left" w:pos="13740"/>
+          <w:tab w:val="left" w:pos="14656"/>
+        </w:tabs>
+        <w:spacing w:after="0" w:line="240" w:lineRule="auto"/>
+        <w:ind w:left="230" w:right="230"/>
+        <w:rPr>
+          <w:rFonts w:ascii="Consolas" w:eastAsia="Times New Roman" w:hAnsi="Consolas" w:cs="Courier New"/>
+          <w:color w:val="D8DEE6"/>
+          <w:kern w:val="0"/>
+          <w:sz w:val="20"/>
+          <w:szCs w:val="20"/>
+          <w14:ligatures w14:val="none"/>
+        </w:rPr>
+      </w:pPr>
+      <w:r>
+        <w:rPr>
+          <w:rFonts w:ascii="Consolas" w:eastAsia="Times New Roman" w:hAnsi="Consolas" w:cs="Courier New"/>
+          <w:color w:val="D8DEE6"/>
+          <w:kern w:val="0"/>
+          <w:sz w:val="20"/>
+          <w:szCs w:val="20"/>
+          <w14:ligatures w14:val="none"/>
+        </w:rPr>
+        <w:t>}</w:t>
+      </w:r>
+    </w:p>
+    <w:p>
+      <w:pPr>
+        <w:spacing w:before="100" w:beforeAutospacing="1" w:after="100" w:afterAutospacing="1" w:line="240" w:lineRule="auto"/>
+        <w:rPr>
+          <w:rFonts w:eastAsia="Times New Roman" w:cs="Times New Roman"/>
+          <w:kern w:val="0"/>
+          <w14:ligatures w14:val="none"/>
+        </w:rPr>
+      </w:pPr>
+      <w:r>
+        <w:rPr>
+          <w:rFonts w:eastAsia="Times New Roman" w:cs="Times New Roman"/>
+          <w:b/>
+          <w:bCs/>
+          <w:kern w:val="0"/>
+          <w14:ligatures w14:val="none"/>
+        </w:rPr>
+        <w:t xml:space="preserve">Trace through </w:t>
+      </w:r>
+      <w:r>
+        <w:rPr>
+          <w:rFonts w:ascii="Courier New" w:eastAsia="Times New Roman" w:hAnsi="Courier New" w:cs="Courier New"/>
+          <w:b/>
+          <w:bCs/>
+          <w:kern w:val="0"/>
+          <w:sz w:val="20"/>
+          <w:szCs w:val="20"/>
+          <w14:ligatures w14:val="none"/>
+        </w:rPr>
+        <w:t>proxy.setNumber(42)</w:t>
+      </w:r>
+      <w:r>
+        <w:rPr>
+          <w:rFonts w:eastAsia="Times New Roman" w:cs="Times New Roman"/>
+          <w:b/>
+          <w:bCs/>
+          <w:kern w:val="0"/>
+          <w14:ligatures w14:val="none"/>
+        </w:rPr>
+        <w:t>:</w:t>
+      </w:r>
+    </w:p>
+    <w:p>
+      <w:pPr>
+        <w:numPr>
+          <w:ilvl w:val="0"/>
+          <w:numId w:val="26"/>
+        </w:numPr>
+        <w:spacing w:before="100" w:beforeAutospacing="1" w:after="100" w:afterAutospacing="1" w:line="240" w:lineRule="auto"/>
+        <w:rPr>
+          <w:rFonts w:eastAsia="Times New Roman" w:cs="Times New Roman"/>
+          <w:kern w:val="0"/>
+          <w14:ligatures w14:val="none"/>
+        </w:rPr>
+      </w:pPr>
+      <w:r>
+        <w:rPr>
+          <w:rFonts w:eastAsia="Times New Roman" w:cs="Times New Roman"/>
+          <w:kern w:val="0"/>
+          <w14:ligatures w14:val="none"/>
+        </w:rPr>
+        <w:t xml:space="preserve">Proxy has no </w:t>
+      </w:r>
+      <w:r>
+        <w:rPr>
+          <w:rFonts w:ascii="Courier New" w:eastAsia="Times New Roman" w:hAnsi="Courier New" w:cs="Courier New"/>
+          <w:kern w:val="0"/>
+          <w:sz w:val="20"/>
+          <w:szCs w:val="20"/>
+          <w14:ligatures w14:val="none"/>
+        </w:rPr>
+        <w:t>setNumber</w:t>
+      </w:r>
+      <w:r>
+        <w:rPr>
+          <w:rFonts w:eastAsia="Times New Roman" w:cs="Times New Roman"/>
+          <w:kern w:val="0"/>
+          <w14:ligatures w14:val="none"/>
+        </w:rPr>
+        <w:t xml:space="preserve"> function → falls through to </w:t>
+      </w:r>
+      <w:r>
+        <w:rPr>
+          <w:rFonts w:ascii="Courier New" w:eastAsia="Times New Roman" w:hAnsi="Courier New" w:cs="Courier New"/>
+          <w:kern w:val="0"/>
+          <w:sz w:val="20"/>
+          <w:szCs w:val="20"/>
+          <w14:ligatures w14:val="none"/>
+        </w:rPr>
+        <w:t>fallback()</w:t>
+      </w:r>
+      <w:r>
+        <w:rPr>
+          <w:rFonts w:eastAsia="Times New Roman" w:cs="Times New Roman"/>
+          <w:kern w:val="0"/>
+          <w14:ligatures w14:val="none"/>
+        </w:rPr>
+        <w:t>.</w:t>
+      </w:r>
+    </w:p>
+    <w:p>
+      <w:pPr>
+        <w:numPr>
+          <w:ilvl w:val="0"/>
+          <w:numId w:val="26"/>
+        </w:numPr>
+        <w:spacing w:before="100" w:beforeAutospacing="1" w:after="100" w:afterAutospacing="1" w:line="240" w:lineRule="auto"/>
+        <w:rPr>
+          <w:rFonts w:eastAsia="Times New Roman" w:cs="Times New Roman"/>
+          <w:kern w:val="0"/>
+          <w14:ligatures w14:val="none"/>
+        </w:rPr>
+      </w:pPr>
+      <w:r>
+        <w:rPr>
+          <w:rFonts w:ascii="Courier New" w:eastAsia="Times New Roman" w:hAnsi="Courier New" w:cs="Courier New"/>
+          <w:kern w:val="0"/>
+          <w:sz w:val="20"/>
+          <w:szCs w:val="20"/>
+          <w14:ligatures w14:val="none"/>
+        </w:rPr>
+        <w:t>fallback()</w:t>
+      </w:r>
+      <w:r>
+        <w:rPr>
+          <w:rFonts w:eastAsia="Times New Roman" w:cs="Times New Roman"/>
+          <w:kern w:val="0"/>
+          <w14:ligatures w14:val="none"/>
+        </w:rPr>
+        <w:t xml:space="preserve"> delegatecalls </w:t>
+      </w:r>
+      <w:r>
+        <w:rPr>
+          <w:rFonts w:ascii="Courier New" w:eastAsia="Times New Roman" w:hAnsi="Courier New" w:cs="Courier New"/>
+          <w:kern w:val="0"/>
+          <w:sz w:val="20"/>
+          <w:szCs w:val="20"/>
+          <w14:ligatures w14:val="none"/>
+        </w:rPr>
+        <w:t>Logic</w:t>
+      </w:r>
+      <w:r>
+        <w:rPr>
+          <w:rFonts w:eastAsia="Times New Roman" w:cs="Times New Roman"/>
+          <w:kern w:val="0"/>
+          <w14:ligatures w14:val="none"/>
+        </w:rPr>
+        <w:t xml:space="preserve">, forwarding the calldata for </w:t>
+      </w:r>
+      <w:r>
+        <w:rPr>
+          <w:rFonts w:ascii="Courier New" w:eastAsia="Times New Roman" w:hAnsi="Courier New" w:cs="Courier New"/>
+          <w:kern w:val="0"/>
+          <w:sz w:val="20"/>
+          <w:szCs w:val="20"/>
+          <w14:ligatures w14:val="none"/>
+        </w:rPr>
+        <w:t>setNumber(42)</w:t>
+      </w:r>
+      <w:r>
+        <w:rPr>
+          <w:rFonts w:eastAsia="Times New Roman" w:cs="Times New Roman"/>
+          <w:kern w:val="0"/>
+          <w14:ligatures w14:val="none"/>
+        </w:rPr>
+        <w:t>.</w:t>
+      </w:r>
+    </w:p>
+    <w:p>
+      <w:pPr>
+        <w:numPr>
+          <w:ilvl w:val="0"/>
+          <w:numId w:val="26"/>
+        </w:numPr>
+        <w:spacing w:before="100" w:beforeAutospacing="1" w:after="100" w:afterAutospacing="1" w:line="240" w:lineRule="auto"/>
+        <w:rPr>
+          <w:rFonts w:eastAsia="Times New Roman" w:cs="Times New Roman"/>
+          <w:kern w:val="0"/>
+          <w14:ligatures w14:val="none"/>
+        </w:rPr>
+      </w:pPr>
+      <w:r>
+        <w:rPr>
+          <w:rFonts w:ascii="Courier New" w:eastAsia="Times New Roman" w:hAnsi="Courier New" w:cs="Courier New"/>
+          <w:kern w:val="0"/>
+          <w:sz w:val="20"/>
+          <w:szCs w:val="20"/>
+          <w14:ligatures w14:val="none"/>
+        </w:rPr>
+        <w:t>Logic</w:t>
+      </w:r>
+      <w:r>
+        <w:rPr>
+          <w:rFonts w:eastAsia="Times New Roman" w:cs="Times New Roman"/>
+          <w:kern w:val="0"/>
+          <w14:ligatures w14:val="none"/>
+        </w:rPr>
+        <w:t xml:space="preserve">'s bytecode executes </w:t>
+      </w:r>
+      <w:r>
+        <w:rPr>
+          <w:rFonts w:ascii="Courier New" w:eastAsia="Times New Roman" w:hAnsi="Courier New" w:cs="Courier New"/>
+          <w:kern w:val="0"/>
+          <w:sz w:val="20"/>
+          <w:szCs w:val="20"/>
+          <w14:ligatures w14:val="none"/>
+        </w:rPr>
+        <w:t>SSTORE(slot 0, 42)</w:t>
+      </w:r>
+      <w:r>
+        <w:rPr>
+          <w:rFonts w:eastAsia="Times New Roman" w:cs="Times New Roman"/>
+          <w:kern w:val="0"/>
+          <w14:ligatures w14:val="none"/>
+        </w:rPr>
+        <w:t xml:space="preserve"> — it has no notion of "number", just slot 0.</w:t>
+      </w:r>
+    </w:p>
+    <w:p>
+      <w:pPr>
+        <w:numPr>
+          <w:ilvl w:val="0"/>
+          <w:numId w:val="26"/>
+        </w:numPr>
+        <w:spacing w:before="100" w:beforeAutospacing="1" w:after="100" w:afterAutospacing="1" w:line="240" w:lineRule="auto"/>
+        <w:rPr>
+          <w:rFonts w:eastAsia="Times New Roman" w:cs="Times New Roman"/>
+          <w:kern w:val="0"/>
+          <w14:ligatures w14:val="none"/>
+        </w:rPr>
+      </w:pPr>
+      <w:r>
+        <w:rPr>
+          <w:rFonts w:eastAsia="Times New Roman" w:cs="Times New Roman"/>
+          <w:kern w:val="0"/>
+          <w14:ligatures w14:val="none"/>
+        </w:rPr>
+        <w:t xml:space="preserve">Because it's a </w:t>
+      </w:r>
+      <w:r>
+        <w:rPr>
+          <w:rFonts w:ascii="Courier New" w:eastAsia="Times New Roman" w:hAnsi="Courier New" w:cs="Courier New"/>
+          <w:kern w:val="0"/>
+          <w:sz w:val="20"/>
+          <w:szCs w:val="20"/>
+          <w14:ligatures w14:val="none"/>
+        </w:rPr>
+        <w:t>delegatecall</w:t>
+      </w:r>
+      <w:r>
+        <w:rPr>
+          <w:rFonts w:eastAsia="Times New Roman" w:cs="Times New Roman"/>
+          <w:kern w:val="0"/>
+          <w14:ligatures w14:val="none"/>
+        </w:rPr>
+        <w:t xml:space="preserve">, that write hits </w:t>
+      </w:r>
+      <w:r>
+        <w:rPr>
+          <w:rFonts w:eastAsia="Times New Roman" w:cs="Times New Roman"/>
+          <w:b/>
+          <w:bCs/>
+          <w:kern w:val="0"/>
+          <w14:ligatures w14:val="none"/>
+        </w:rPr>
+        <w:t>Proxy's</w:t>
+      </w:r>
+      <w:r>
+        <w:rPr>
+          <w:rFonts w:eastAsia="Times New Roman" w:cs="Times New Roman"/>
+          <w:kern w:val="0"/>
+          <w14:ligatures w14:val="none"/>
+        </w:rPr>
+        <w:t xml:space="preserve"> storage, not Logic's.</w:t>
+      </w:r>
+    </w:p>
+    <w:p>
+      <w:pPr>
+        <w:numPr>
+          <w:ilvl w:val="0"/>
+          <w:numId w:val="26"/>
+        </w:numPr>
+        <w:spacing w:before="100" w:beforeAutospacing="1" w:after="100" w:afterAutospacing="1" w:line="240" w:lineRule="auto"/>
+        <w:rPr>
+          <w:rFonts w:eastAsia="Times New Roman" w:cs="Times New Roman"/>
+          <w:kern w:val="0"/>
+          <w14:ligatures w14:val="none"/>
+        </w:rPr>
+      </w:pPr>
+      <w:r>
+        <w:rPr>
+          <w:rFonts w:ascii="Courier New" w:eastAsia="Times New Roman" w:hAnsi="Courier New" w:cs="Courier New"/>
+          <w:kern w:val="0"/>
+          <w:sz w:val="20"/>
+          <w:szCs w:val="20"/>
+          <w14:ligatures w14:val="none"/>
+        </w:rPr>
+        <w:t>proxy.totallyDifferentName()</w:t>
+      </w:r>
+      <w:r>
+        <w:rPr>
+          <w:rFonts w:eastAsia="Times New Roman" w:cs="Times New Roman"/>
+          <w:kern w:val="0"/>
+          <w14:ligatures w14:val="none"/>
+        </w:rPr>
+        <w:t xml:space="preserve"> now returns </w:t>
+      </w:r>
+      <w:r>
+        <w:rPr>
+          <w:rFonts w:ascii="Courier New" w:eastAsia="Times New Roman" w:hAnsi="Courier New" w:cs="Courier New"/>
+          <w:kern w:val="0"/>
+          <w:sz w:val="20"/>
+          <w:szCs w:val="20"/>
+          <w14:ligatures w14:val="none"/>
+        </w:rPr>
+        <w:t>42</w:t>
+      </w:r>
+      <w:r>
+        <w:rPr>
+          <w:rFonts w:eastAsia="Times New Roman" w:cs="Times New Roman"/>
+          <w:kern w:val="0"/>
+          <w14:ligatures w14:val="none"/>
+        </w:rPr>
+        <w:t xml:space="preserve"> — despite the completely different name, because it's slot 0 on both sides.</w:t>
+      </w:r>
+    </w:p>
+    <w:p>
+      <w:pPr>
+        <w:spacing w:before="100" w:beforeAutospacing="1" w:after="100" w:afterAutospacing="1" w:line="240" w:lineRule="auto"/>
+        <w:outlineLvl w:val="2"/>
+        <w:rPr>
+          <w:rFonts w:eastAsia="Times New Roman" w:cs="Times New Roman"/>
+          <w:b/>
+          <w:bCs/>
+          <w:kern w:val="0"/>
+          <w:sz w:val="27"/>
+          <w:szCs w:val="27"/>
+          <w14:ligatures w14:val="none"/>
+        </w:rPr>
+      </w:pPr>
+      <w:r>
+        <w:rPr>
+          <w:rFonts w:eastAsia="Times New Roman" w:cs="Times New Roman"/>
+          <w:b/>
+          <w:bCs/>
+          <w:kern w:val="0"/>
+          <w:sz w:val="27"/>
+          <w:szCs w:val="27"/>
+          <w14:ligatures w14:val="none"/>
+        </w:rPr>
+        <w:t>The failure mode: storage collision</w:t>
+      </w:r>
+    </w:p>
+    <w:p>
+      <w:pPr>
+        <w:keepLines/>
+        <w:shd w:val="solid" w:color="22262C" w:fill="22262C"/>
+        <w:spacing w:after="0" w:line="240" w:lineRule="auto"/>
+        <w:ind w:left="230" w:right="230"/>
+        <w:rPr>
+          <w:rFonts w:ascii="Consolas" w:eastAsia="Times New Roman" w:hAnsi="Consolas" w:cs="Times New Roman"/>
+          <w:b/>
+          <w:color w:val="C7910C"/>
+          <w:kern w:val="0"/>
+          <w:sz w:val="20"/>
+          <w14:ligatures w14:val="none"/>
+        </w:rPr>
+      </w:pPr>
+      <w:r>
+        <w:rPr>
+          <w:rFonts w:ascii="Consolas" w:eastAsia="Times New Roman" w:hAnsi="Consolas" w:cs="Times New Roman"/>
+          <w:b/>
+          <w:color w:val="C7910C"/>
+          <w:kern w:val="0"/>
+          <w:sz w:val="20"/>
+          <w14:ligatures w14:val="none"/>
+        </w:rPr>
+        <w:t>S</w:t>
+      </w:r>
+      <w:r>
+        <w:rPr>
+          <w:rFonts w:ascii="Consolas" w:eastAsia="Times New Roman" w:hAnsi="Consolas" w:cs="Times New Roman"/>
+          <w:b/>
+          <w:color w:val="C7910C"/>
+          <w:kern w:val="0"/>
+          <w:sz w:val="20"/>
+          <w14:ligatures w14:val="none"/>
+        </w:rPr>
+        <w:t>olidity</w:t>
+      </w:r>
+    </w:p>
+    <w:p>
+      <w:pPr>
+        <w:keepLines/>
+        <w:shd w:val="solid" w:color="22262C" w:fill="22262C"/>
+        <w:spacing w:after="0" w:line="240" w:lineRule="auto"/>
+        <w:ind w:left="230" w:right="230"/>
+        <w:rPr>
+          <w:rFonts w:ascii="Consolas" w:eastAsia="Times New Roman" w:hAnsi="Consolas" w:cs="Times New Roman"/>
+          <w:color w:val="D8DEE6"/>
+          <w:kern w:val="0"/>
+          <w:sz w:val="20"/>
+          <w14:ligatures w14:val="none"/>
+        </w:rPr>
+      </w:pPr>
+    </w:p>
+    <w:p>
+      <w:pPr>
+        <w:keepLines/>
+        <w:shd w:val="solid" w:color="22262C" w:fill="22262C"/>
+        <w:tabs>
+          <w:tab w:val="left" w:pos="916"/>
+          <w:tab w:val="left" w:pos="1832"/>
+          <w:tab w:val="left" w:pos="2748"/>
+          <w:tab w:val="left" w:pos="3664"/>
+          <w:tab w:val="left" w:pos="4580"/>
+          <w:tab w:val="left" w:pos="5496"/>
+          <w:tab w:val="left" w:pos="6412"/>
+          <w:tab w:val="left" w:pos="7328"/>
+          <w:tab w:val="left" w:pos="8244"/>
+          <w:tab w:val="left" w:pos="9160"/>
+          <w:tab w:val="left" w:pos="10076"/>
+          <w:tab w:val="left" w:pos="10992"/>
+          <w:tab w:val="left" w:pos="11908"/>
+          <w:tab w:val="left" w:pos="12824"/>
+          <w:tab w:val="left" w:pos="13740"/>
+          <w:tab w:val="left" w:pos="14656"/>
+        </w:tabs>
+        <w:spacing w:after="0" w:line="240" w:lineRule="auto"/>
+        <w:ind w:left="230" w:right="230"/>
+        <w:rPr>
+          <w:rFonts w:ascii="Consolas" w:eastAsia="Times New Roman" w:hAnsi="Consolas" w:cs="Courier New"/>
+          <w:color w:val="D8DEE6"/>
+          <w:kern w:val="0"/>
+          <w:sz w:val="20"/>
+          <w:szCs w:val="20"/>
+          <w14:ligatures w14:val="none"/>
+        </w:rPr>
+      </w:pPr>
+      <w:r>
+        <w:rPr>
+          <w:rFonts w:ascii="Consolas" w:eastAsia="Times New Roman" w:hAnsi="Consolas" w:cs="Courier New"/>
+          <w:b/>
+          <w:color w:val="C7910C"/>
+          <w:kern w:val="0"/>
+          <w:sz w:val="20"/>
+          <w:szCs w:val="20"/>
+          <w14:ligatures w14:val="none"/>
+        </w:rPr>
+        <w:t>contract</w:t>
+      </w:r>
+      <w:r>
+        <w:rPr>
+          <w:rFonts w:ascii="Consolas" w:eastAsia="Times New Roman" w:hAnsi="Consolas" w:cs="Courier New"/>
+          <w:color w:val="D8DEE6"/>
+          <w:kern w:val="0"/>
+          <w:sz w:val="20"/>
+          <w:szCs w:val="20"/>
+          <w14:ligatures w14:val="none"/>
+        </w:rPr>
+        <w:t xml:space="preserve"> </w:t>
+      </w:r>
+      <w:r>
+        <w:rPr>
+          <w:rFonts w:ascii="Consolas" w:eastAsia="Times New Roman" w:hAnsi="Consolas" w:cs="Courier New"/>
+          <w:b/>
+          <w:color w:val="11B7D4"/>
+          <w:kern w:val="0"/>
+          <w:sz w:val="20"/>
+          <w:szCs w:val="20"/>
+          <w14:ligatures w14:val="none"/>
+        </w:rPr>
+        <w:t>BadProxy</w:t>
+      </w:r>
+      <w:r>
+        <w:rPr>
+          <w:rFonts w:ascii="Consolas" w:eastAsia="Times New Roman" w:hAnsi="Consolas" w:cs="Courier New"/>
+          <w:color w:val="D8DEE6"/>
+          <w:kern w:val="0"/>
+          <w:sz w:val="20"/>
+          <w:szCs w:val="20"/>
+          <w14:ligatures w14:val="none"/>
+        </w:rPr>
+        <w:t xml:space="preserve"> {</w:t>
+      </w:r>
+    </w:p>
+    <w:p>
+      <w:pPr>
+        <w:keepLines/>
+        <w:shd w:val="solid" w:color="22262C" w:fill="22262C"/>
+        <w:tabs>
+          <w:tab w:val="left" w:pos="916"/>
+          <w:tab w:val="left" w:pos="1832"/>
+          <w:tab w:val="left" w:pos="2748"/>
+          <w:tab w:val="left" w:pos="3664"/>
+          <w:tab w:val="left" w:pos="4580"/>
+          <w:tab w:val="left" w:pos="5496"/>
+          <w:tab w:val="left" w:pos="6412"/>
+          <w:tab w:val="left" w:pos="7328"/>
+          <w:tab w:val="left" w:pos="8244"/>
+          <w:tab w:val="left" w:pos="9160"/>
+          <w:tab w:val="left" w:pos="10076"/>
+          <w:tab w:val="left" w:pos="10992"/>
+          <w:tab w:val="left" w:pos="11908"/>
+          <w:tab w:val="left" w:pos="12824"/>
+          <w:tab w:val="left" w:pos="13740"/>
+          <w:tab w:val="left" w:pos="14656"/>
+        </w:tabs>
+        <w:spacing w:after="0" w:line="240" w:lineRule="auto"/>
+        <w:ind w:left="230" w:right="230"/>
+        <w:rPr>
+          <w:rFonts w:ascii="Consolas" w:eastAsia="Times New Roman" w:hAnsi="Consolas" w:cs="Courier New"/>
+          <w:color w:val="D8DEE6"/>
+          <w:kern w:val="0"/>
+          <w:sz w:val="20"/>
+          <w:szCs w:val="20"/>
+          <w14:ligatures w14:val="none"/>
+        </w:rPr>
+      </w:pPr>
+      <w:r>
+        <w:rPr>
+          <w:rFonts w:ascii="Consolas" w:eastAsia="Times New Roman" w:hAnsi="Consolas" w:cs="Courier New"/>
+          <w:color w:val="D8DEE6"/>
+          <w:kern w:val="0"/>
+          <w:sz w:val="20"/>
+          <w:szCs w:val="20"/>
+          <w14:ligatures w14:val="none"/>
+        </w:rPr>
+        <w:t xml:space="preserve">    </w:t>
+      </w:r>
+      <w:r>
+        <w:rPr>
+          <w:rFonts w:ascii="Consolas" w:eastAsia="Times New Roman" w:hAnsi="Consolas" w:cs="Courier New"/>
+          <w:color w:val="11B7D4"/>
+          <w:kern w:val="0"/>
+          <w:sz w:val="20"/>
+          <w:szCs w:val="20"/>
+          <w14:ligatures w14:val="none"/>
+        </w:rPr>
+        <w:t>address</w:t>
+      </w:r>
+      <w:r>
+        <w:rPr>
+          <w:rFonts w:ascii="Consolas" w:eastAsia="Times New Roman" w:hAnsi="Consolas" w:cs="Courier New"/>
+          <w:color w:val="D8DEE6"/>
+          <w:kern w:val="0"/>
+          <w:sz w:val="20"/>
+          <w:szCs w:val="20"/>
+          <w14:ligatures w14:val="none"/>
+        </w:rPr>
+        <w:t xml:space="preserve"> </w:t>
+      </w:r>
+      <w:r>
+        <w:rPr>
+          <w:rFonts w:ascii="Consolas" w:eastAsia="Times New Roman" w:hAnsi="Consolas" w:cs="Courier New"/>
+          <w:b/>
+          <w:color w:val="C7910C"/>
+          <w:kern w:val="0"/>
+          <w:sz w:val="20"/>
+          <w:szCs w:val="20"/>
+          <w14:ligatures w14:val="none"/>
+        </w:rPr>
+        <w:t>public</w:t>
+      </w:r>
+      <w:r>
+        <w:rPr>
+          <w:rFonts w:ascii="Consolas" w:eastAsia="Times New Roman" w:hAnsi="Consolas" w:cs="Courier New"/>
+          <w:color w:val="D8DEE6"/>
+          <w:kern w:val="0"/>
+          <w:sz w:val="20"/>
+          <w:szCs w:val="20"/>
+          <w14:ligatures w14:val="none"/>
+        </w:rPr>
+        <w:t xml:space="preserve"> implementation;        </w:t>
+      </w:r>
+      <w:r>
+        <w:rPr>
+          <w:rFonts w:ascii="Consolas" w:eastAsia="Times New Roman" w:hAnsi="Consolas" w:cs="Courier New"/>
+          <w:i/>
+          <w:color w:val="3585BB"/>
+          <w:kern w:val="0"/>
+          <w:sz w:val="20"/>
+          <w:szCs w:val="20"/>
+          <w14:ligatures w14:val="none"/>
+        </w:rPr>
+        <w:t>// slot 0 — WRONG, collides with Logic.number</w:t>
+      </w:r>
+    </w:p>
+    <w:p>
+      <w:pPr>
+        <w:keepLines/>
+        <w:shd w:val="solid" w:color="22262C" w:fill="22262C"/>
+        <w:tabs>
+          <w:tab w:val="left" w:pos="916"/>
+          <w:tab w:val="left" w:pos="1832"/>
+          <w:tab w:val="left" w:pos="2748"/>
+          <w:tab w:val="left" w:pos="3664"/>
+          <w:tab w:val="left" w:pos="4580"/>
+          <w:tab w:val="left" w:pos="5496"/>
+          <w:tab w:val="left" w:pos="6412"/>
+          <w:tab w:val="left" w:pos="7328"/>
+          <w:tab w:val="left" w:pos="8244"/>
+          <w:tab w:val="left" w:pos="9160"/>
+          <w:tab w:val="left" w:pos="10076"/>
+          <w:tab w:val="left" w:pos="10992"/>
+          <w:tab w:val="left" w:pos="11908"/>
+          <w:tab w:val="left" w:pos="12824"/>
+          <w:tab w:val="left" w:pos="13740"/>
+          <w:tab w:val="left" w:pos="14656"/>
+        </w:tabs>
+        <w:spacing w:after="0" w:line="240" w:lineRule="auto"/>
+        <w:ind w:left="230" w:right="230"/>
+        <w:rPr>
+          <w:rFonts w:ascii="Consolas" w:eastAsia="Times New Roman" w:hAnsi="Consolas" w:cs="Courier New"/>
+          <w:color w:val="D8DEE6"/>
+          <w:kern w:val="0"/>
+          <w:sz w:val="20"/>
+          <w:szCs w:val="20"/>
+          <w14:ligatures w14:val="none"/>
+        </w:rPr>
+      </w:pPr>
+      <w:r>
+        <w:rPr>
+          <w:rFonts w:ascii="Consolas" w:eastAsia="Times New Roman" w:hAnsi="Consolas" w:cs="Courier New"/>
+          <w:color w:val="D8DEE6"/>
+          <w:kern w:val="0"/>
+          <w:sz w:val="20"/>
+          <w:szCs w:val="20"/>
+          <w14:ligatures w14:val="none"/>
+        </w:rPr>
+        <w:t xml:space="preserve">    </w:t>
+      </w:r>
+      <w:r>
+        <w:rPr>
+          <w:rFonts w:ascii="Consolas" w:eastAsia="Times New Roman" w:hAnsi="Consolas" w:cs="Courier New"/>
+          <w:color w:val="11B7D4"/>
+          <w:kern w:val="0"/>
+          <w:sz w:val="20"/>
+          <w:szCs w:val="20"/>
+          <w14:ligatures w14:val="none"/>
+        </w:rPr>
+        <w:t>uint256</w:t>
+      </w:r>
+      <w:r>
+        <w:rPr>
+          <w:rFonts w:ascii="Consolas" w:eastAsia="Times New Roman" w:hAnsi="Consolas" w:cs="Courier New"/>
+          <w:color w:val="D8DEE6"/>
+          <w:kern w:val="0"/>
+          <w:sz w:val="20"/>
+          <w:szCs w:val="20"/>
+          <w14:ligatures w14:val="none"/>
+        </w:rPr>
+        <w:t xml:space="preserve"> </w:t>
+      </w:r>
+      <w:r>
+        <w:rPr>
+          <w:rFonts w:ascii="Consolas" w:eastAsia="Times New Roman" w:hAnsi="Consolas" w:cs="Courier New"/>
+          <w:b/>
+          <w:color w:val="C7910C"/>
+          <w:kern w:val="0"/>
+          <w:sz w:val="20"/>
+          <w:szCs w:val="20"/>
+          <w14:ligatures w14:val="none"/>
+        </w:rPr>
+        <w:t>public</w:t>
+      </w:r>
+      <w:r>
+        <w:rPr>
+          <w:rFonts w:ascii="Consolas" w:eastAsia="Times New Roman" w:hAnsi="Consolas" w:cs="Courier New"/>
+          <w:color w:val="D8DEE6"/>
+          <w:kern w:val="0"/>
+          <w:sz w:val="20"/>
+          <w:szCs w:val="20"/>
+          <w14:ligatures w14:val="none"/>
+        </w:rPr>
+        <w:t xml:space="preserve"> totallyDifferentName;  </w:t>
+      </w:r>
+      <w:r>
+        <w:rPr>
+          <w:rFonts w:ascii="Consolas" w:eastAsia="Times New Roman" w:hAnsi="Consolas" w:cs="Courier New"/>
+          <w:i/>
+          <w:color w:val="3585BB"/>
+          <w:kern w:val="0"/>
+          <w:sz w:val="20"/>
+          <w:szCs w:val="20"/>
+          <w14:ligatures w14:val="none"/>
+        </w:rPr>
+        <w:t>// slot 1 — collides with Logic.owner</w:t>
+      </w:r>
+    </w:p>
+    <w:p>
+      <w:pPr>
+        <w:keepLines/>
+        <w:shd w:val="solid" w:color="22262C" w:fill="22262C"/>
+        <w:tabs>
+          <w:tab w:val="left" w:pos="916"/>
+          <w:tab w:val="left" w:pos="1832"/>
+          <w:tab w:val="left" w:pos="2748"/>
+          <w:tab w:val="left" w:pos="3664"/>
+          <w:tab w:val="left" w:pos="4580"/>
+          <w:tab w:val="left" w:pos="5496"/>
+          <w:tab w:val="left" w:pos="6412"/>
+          <w:tab w:val="left" w:pos="7328"/>
+          <w:tab w:val="left" w:pos="8244"/>
+          <w:tab w:val="left" w:pos="9160"/>
+          <w:tab w:val="left" w:pos="10076"/>
+          <w:tab w:val="left" w:pos="10992"/>
+          <w:tab w:val="left" w:pos="11908"/>
+          <w:tab w:val="left" w:pos="12824"/>
+          <w:tab w:val="left" w:pos="13740"/>
+          <w:tab w:val="left" w:pos="14656"/>
+        </w:tabs>
+        <w:spacing w:after="0" w:line="240" w:lineRule="auto"/>
+        <w:ind w:left="230" w:right="230"/>
+        <w:rPr>
+          <w:rFonts w:ascii="Consolas" w:eastAsia="Times New Roman" w:hAnsi="Consolas" w:cs="Courier New"/>
+          <w:color w:val="D8DEE6"/>
+          <w:kern w:val="0"/>
+          <w:sz w:val="20"/>
+          <w:szCs w:val="20"/>
+          <w14:ligatures w14:val="none"/>
+        </w:rPr>
+      </w:pPr>
+      <w:r>
+        <w:rPr>
+          <w:rFonts w:ascii="Consolas" w:eastAsia="Times New Roman" w:hAnsi="Consolas" w:cs="Courier New"/>
+          <w:color w:val="D8DEE6"/>
+          <w:kern w:val="0"/>
+          <w:sz w:val="20"/>
+          <w:szCs w:val="20"/>
+          <w14:ligatures w14:val="none"/>
+        </w:rPr>
+        <w:t xml:space="preserve">    </w:t>
+      </w:r>
+      <w:r>
+        <w:rPr>
+          <w:rFonts w:ascii="Consolas" w:eastAsia="Times New Roman" w:hAnsi="Consolas" w:cs="Courier New"/>
+          <w:color w:val="11B7D4"/>
+          <w:kern w:val="0"/>
+          <w:sz w:val="20"/>
+          <w:szCs w:val="20"/>
+          <w14:ligatures w14:val="none"/>
+        </w:rPr>
+        <w:t>address</w:t>
+      </w:r>
+      <w:r>
+        <w:rPr>
+          <w:rFonts w:ascii="Consolas" w:eastAsia="Times New Roman" w:hAnsi="Consolas" w:cs="Courier New"/>
+          <w:color w:val="D8DEE6"/>
+          <w:kern w:val="0"/>
+          <w:sz w:val="20"/>
+          <w:szCs w:val="20"/>
+          <w14:ligatures w14:val="none"/>
+        </w:rPr>
+        <w:t xml:space="preserve"> </w:t>
+      </w:r>
+      <w:r>
+        <w:rPr>
+          <w:rFonts w:ascii="Consolas" w:eastAsia="Times New Roman" w:hAnsi="Consolas" w:cs="Courier New"/>
+          <w:b/>
+          <w:color w:val="C7910C"/>
+          <w:kern w:val="0"/>
+          <w:sz w:val="20"/>
+          <w:szCs w:val="20"/>
+          <w14:ligatures w14:val="none"/>
+        </w:rPr>
+        <w:t>public</w:t>
+      </w:r>
+      <w:r>
+        <w:rPr>
+          <w:rFonts w:ascii="Consolas" w:eastAsia="Times New Roman" w:hAnsi="Consolas" w:cs="Courier New"/>
+          <w:color w:val="D8DEE6"/>
+          <w:kern w:val="0"/>
+          <w:sz w:val="20"/>
+          <w:szCs w:val="20"/>
+          <w14:ligatures w14:val="none"/>
+        </w:rPr>
+        <w:t xml:space="preserve"> whoeverThisIs;         </w:t>
+      </w:r>
+      <w:r>
+        <w:rPr>
+          <w:rFonts w:ascii="Consolas" w:eastAsia="Times New Roman" w:hAnsi="Consolas" w:cs="Courier New"/>
+          <w:i/>
+          <w:color w:val="3585BB"/>
+          <w:kern w:val="0"/>
+          <w:sz w:val="20"/>
+          <w:szCs w:val="20"/>
+          <w14:ligatures w14:val="none"/>
+        </w:rPr>
+        <w:t>// slot 2</w:t>
+      </w:r>
+    </w:p>
+    <w:p>
+      <w:pPr>
+        <w:keepLines/>
+        <w:shd w:val="solid" w:color="22262C" w:fill="22262C"/>
+        <w:tabs>
+          <w:tab w:val="left" w:pos="916"/>
+          <w:tab w:val="left" w:pos="1832"/>
+          <w:tab w:val="left" w:pos="2748"/>
+          <w:tab w:val="left" w:pos="3664"/>
+          <w:tab w:val="left" w:pos="4580"/>
+          <w:tab w:val="left" w:pos="5496"/>
+          <w:tab w:val="left" w:pos="6412"/>
+          <w:tab w:val="left" w:pos="7328"/>
+          <w:tab w:val="left" w:pos="8244"/>
+          <w:tab w:val="left" w:pos="9160"/>
+          <w:tab w:val="left" w:pos="10076"/>
+          <w:tab w:val="left" w:pos="10992"/>
+          <w:tab w:val="left" w:pos="11908"/>
+          <w:tab w:val="left" w:pos="12824"/>
+          <w:tab w:val="left" w:pos="13740"/>
+          <w:tab w:val="left" w:pos="14656"/>
+        </w:tabs>
+        <w:spacing w:after="0" w:line="240" w:lineRule="auto"/>
+        <w:ind w:left="230" w:right="230"/>
+        <w:rPr>
+          <w:rFonts w:ascii="Consolas" w:eastAsia="Times New Roman" w:hAnsi="Consolas" w:cs="Courier New"/>
+          <w:color w:val="D8DEE6"/>
+          <w:kern w:val="0"/>
+          <w:sz w:val="20"/>
+          <w:szCs w:val="20"/>
+          <w14:ligatures w14:val="none"/>
+        </w:rPr>
+      </w:pPr>
+    </w:p>
+    <w:p>
+      <w:pPr>
+        <w:keepLines/>
+        <w:shd w:val="solid" w:color="22262C" w:fill="22262C"/>
+        <w:tabs>
+          <w:tab w:val="left" w:pos="916"/>
+          <w:tab w:val="left" w:pos="1832"/>
+          <w:tab w:val="left" w:pos="2748"/>
+          <w:tab w:val="left" w:pos="3664"/>
+          <w:tab w:val="left" w:pos="4580"/>
+          <w:tab w:val="left" w:pos="5496"/>
+          <w:tab w:val="left" w:pos="6412"/>
+          <w:tab w:val="left" w:pos="7328"/>
+          <w:tab w:val="left" w:pos="8244"/>
+          <w:tab w:val="left" w:pos="9160"/>
+          <w:tab w:val="left" w:pos="10076"/>
+          <w:tab w:val="left" w:pos="10992"/>
+          <w:tab w:val="left" w:pos="11908"/>
+          <w:tab w:val="left" w:pos="12824"/>
+          <w:tab w:val="left" w:pos="13740"/>
+          <w:tab w:val="left" w:pos="14656"/>
+        </w:tabs>
+        <w:spacing w:after="0" w:line="240" w:lineRule="auto"/>
+        <w:ind w:left="230" w:right="230"/>
+        <w:rPr>
+          <w:rFonts w:ascii="Consolas" w:eastAsia="Times New Roman" w:hAnsi="Consolas" w:cs="Courier New"/>
+          <w:color w:val="D8DEE6"/>
+          <w:kern w:val="0"/>
+          <w:sz w:val="20"/>
+          <w:szCs w:val="20"/>
+          <w14:ligatures w14:val="none"/>
+        </w:rPr>
+      </w:pPr>
+      <w:r>
+        <w:rPr>
+          <w:rFonts w:ascii="Consolas" w:eastAsia="Times New Roman" w:hAnsi="Consolas" w:cs="Courier New"/>
+          <w:color w:val="D8DEE6"/>
+          <w:kern w:val="0"/>
+          <w:sz w:val="20"/>
+          <w:szCs w:val="20"/>
+          <w14:ligatures w14:val="none"/>
+        </w:rPr>
+        <w:t xml:space="preserve">    </w:t>
+      </w:r>
+      <w:r>
+        <w:rPr>
+          <w:rFonts w:ascii="Consolas" w:eastAsia="Times New Roman" w:hAnsi="Consolas" w:cs="Courier New"/>
+          <w:i/>
+          <w:color w:val="3585BB"/>
+          <w:kern w:val="0"/>
+          <w:sz w:val="20"/>
+          <w:szCs w:val="20"/>
+          <w14:ligatures w14:val="none"/>
+        </w:rPr>
+        <w:t>// ... same fallback/delegatecall logic as above</w:t>
+      </w:r>
+    </w:p>
+    <w:p>
+      <w:pPr>
+        <w:keepLines/>
+        <w:shd w:val="solid" w:color="22262C" w:fill="22262C"/>
+        <w:tabs>
+          <w:tab w:val="left" w:pos="916"/>
+          <w:tab w:val="left" w:pos="1832"/>
+          <w:tab w:val="left" w:pos="2748"/>
+          <w:tab w:val="left" w:pos="3664"/>
+          <w:tab w:val="left" w:pos="4580"/>
+          <w:tab w:val="left" w:pos="5496"/>
+          <w:tab w:val="left" w:pos="6412"/>
+          <w:tab w:val="left" w:pos="7328"/>
+          <w:tab w:val="left" w:pos="8244"/>
+          <w:tab w:val="left" w:pos="9160"/>
+          <w:tab w:val="left" w:pos="10076"/>
+          <w:tab w:val="left" w:pos="10992"/>
+          <w:tab w:val="left" w:pos="11908"/>
+          <w:tab w:val="left" w:pos="12824"/>
+          <w:tab w:val="left" w:pos="13740"/>
+          <w:tab w:val="left" w:pos="14656"/>
+        </w:tabs>
+        <w:spacing w:after="0" w:line="240" w:lineRule="auto"/>
+        <w:ind w:left="230" w:right="230"/>
+        <w:rPr>
+          <w:rFonts w:ascii="Consolas" w:eastAsia="Times New Roman" w:hAnsi="Consolas" w:cs="Courier New"/>
+          <w:color w:val="D8DEE6"/>
+          <w:kern w:val="0"/>
+          <w:sz w:val="20"/>
+          <w:szCs w:val="20"/>
+          <w14:ligatures w14:val="none"/>
+        </w:rPr>
+      </w:pPr>
+      <w:r>
+        <w:rPr>
+          <w:rFonts w:ascii="Consolas" w:eastAsia="Times New Roman" w:hAnsi="Consolas" w:cs="Courier New"/>
+          <w:color w:val="D8DEE6"/>
+          <w:kern w:val="0"/>
+          <w:sz w:val="20"/>
+          <w:szCs w:val="20"/>
+          <w14:ligatures w14:val="none"/>
+        </w:rPr>
+        <w:t>}</w:t>
+      </w:r>
+    </w:p>
+    <w:p>
+      <w:pPr>
+        <w:spacing w:before="100" w:beforeAutospacing="1" w:after="100" w:afterAutospacing="1" w:line="240" w:lineRule="auto"/>
+        <w:rPr>
+          <w:rFonts w:eastAsia="Times New Roman" w:cs="Times New Roman"/>
+          <w:kern w:val="0"/>
+          <w14:ligatures w14:val="none"/>
+        </w:rPr>
+      </w:pPr>
+      <w:r>
+        <w:rPr>
+          <w:rFonts w:eastAsia="Times New Roman" w:cs="Times New Roman"/>
+          <w:kern w:val="0"/>
+          <w14:ligatures w14:val="none"/>
+        </w:rPr>
+        <w:t xml:space="preserve">Calling </w:t>
+      </w:r>
+      <w:r>
+        <w:rPr>
+          <w:rFonts w:ascii="Courier New" w:eastAsia="Times New Roman" w:hAnsi="Courier New" w:cs="Courier New"/>
+          <w:kern w:val="0"/>
+          <w:sz w:val="20"/>
+          <w:szCs w:val="20"/>
+          <w14:ligatures w14:val="none"/>
+        </w:rPr>
+        <w:t>badProxy.setNumber(42)</w:t>
+      </w:r>
+      <w:r>
+        <w:rPr>
+          <w:rFonts w:eastAsia="Times New Roman" w:cs="Times New Roman"/>
+          <w:kern w:val="0"/>
+          <w14:ligatures w14:val="none"/>
+        </w:rPr>
+        <w:t>:</w:t>
+      </w:r>
+    </w:p>
+    <w:p>
+      <w:pPr>
+        <w:numPr>
+          <w:ilvl w:val="0"/>
+          <w:numId w:val="27"/>
+        </w:numPr>
+        <w:spacing w:before="100" w:beforeAutospacing="1" w:after="100" w:afterAutospacing="1" w:line="240" w:lineRule="auto"/>
+        <w:rPr>
+          <w:rFonts w:eastAsia="Times New Roman" w:cs="Times New Roman"/>
+          <w:kern w:val="0"/>
+          <w14:ligatures w14:val="none"/>
+        </w:rPr>
+      </w:pPr>
+      <w:r>
+        <w:rPr>
+          <w:rFonts w:ascii="Courier New" w:eastAsia="Times New Roman" w:hAnsi="Courier New" w:cs="Courier New"/>
+          <w:kern w:val="0"/>
+          <w:sz w:val="20"/>
+          <w:szCs w:val="20"/>
+          <w14:ligatures w14:val="none"/>
+        </w:rPr>
+        <w:t>Logic.setNumber</w:t>
+      </w:r>
+      <w:r>
+        <w:rPr>
+          <w:rFonts w:eastAsia="Times New Roman" w:cs="Times New Roman"/>
+          <w:kern w:val="0"/>
+          <w14:ligatures w14:val="none"/>
+        </w:rPr>
+        <w:t xml:space="preserve"> still does </w:t>
+      </w:r>
+      <w:r>
+        <w:rPr>
+          <w:rFonts w:ascii="Courier New" w:eastAsia="Times New Roman" w:hAnsi="Courier New" w:cs="Courier New"/>
+          <w:kern w:val="0"/>
+          <w:sz w:val="20"/>
+          <w:szCs w:val="20"/>
+          <w14:ligatures w14:val="none"/>
+        </w:rPr>
+        <w:t>SSTORE(slot 0, 42)</w:t>
+      </w:r>
+      <w:r>
+        <w:rPr>
+          <w:rFonts w:eastAsia="Times New Roman" w:cs="Times New Roman"/>
+          <w:kern w:val="0"/>
+          <w14:ligatures w14:val="none"/>
+        </w:rPr>
+        <w:t>.</w:t>
+      </w:r>
+    </w:p>
+    <w:p>
+      <w:pPr>
+        <w:numPr>
+          <w:ilvl w:val="0"/>
+          <w:numId w:val="27"/>
+        </w:numPr>
+        <w:spacing w:before="100" w:beforeAutospacing="1" w:after="100" w:afterAutospacing="1" w:line="240" w:lineRule="auto"/>
+        <w:rPr>
+          <w:rFonts w:eastAsia="Times New Roman" w:cs="Times New Roman"/>
+          <w:kern w:val="0"/>
+          <w14:ligatures w14:val="none"/>
+        </w:rPr>
+      </w:pPr>
+      <w:r>
+        <w:rPr>
+          <w:rFonts w:eastAsia="Times New Roman" w:cs="Times New Roman"/>
+          <w:kern w:val="0"/>
+          <w14:ligatures w14:val="none"/>
+        </w:rPr>
+        <w:t xml:space="preserve">But slot 0 of </w:t>
+      </w:r>
+      <w:r>
+        <w:rPr>
+          <w:rFonts w:ascii="Courier New" w:eastAsia="Times New Roman" w:hAnsi="Courier New" w:cs="Courier New"/>
+          <w:kern w:val="0"/>
+          <w:sz w:val="20"/>
+          <w:szCs w:val="20"/>
+          <w14:ligatures w14:val="none"/>
+        </w:rPr>
+        <w:t>BadProxy</w:t>
+      </w:r>
+      <w:r>
+        <w:rPr>
+          <w:rFonts w:eastAsia="Times New Roman" w:cs="Times New Roman"/>
+          <w:kern w:val="0"/>
+          <w14:ligatures w14:val="none"/>
+        </w:rPr>
+        <w:t xml:space="preserve"> is </w:t>
+      </w:r>
+      <w:r>
+        <w:rPr>
+          <w:rFonts w:ascii="Courier New" w:eastAsia="Times New Roman" w:hAnsi="Courier New" w:cs="Courier New"/>
+          <w:kern w:val="0"/>
+          <w:sz w:val="20"/>
+          <w:szCs w:val="20"/>
+          <w14:ligatures w14:val="none"/>
+        </w:rPr>
+        <w:t>implementation</w:t>
+      </w:r>
+      <w:r>
+        <w:rPr>
+          <w:rFonts w:eastAsia="Times New Roman" w:cs="Times New Roman"/>
+          <w:kern w:val="0"/>
+          <w14:ligatures w14:val="none"/>
+        </w:rPr>
+        <w:t xml:space="preserve"> — so this call </w:t>
+      </w:r>
+      <w:r>
+        <w:rPr>
+          <w:rFonts w:eastAsia="Times New Roman" w:cs="Times New Roman"/>
+          <w:b/>
+          <w:bCs/>
+          <w:kern w:val="0"/>
+          <w14:ligatures w14:val="none"/>
+        </w:rPr>
+        <w:t>silently overwrites the proxy's pointer to its own logic contract</w:t>
+      </w:r>
+      <w:r>
+        <w:rPr>
+          <w:rFonts w:eastAsia="Times New Roman" w:cs="Times New Roman"/>
+          <w:kern w:val="0"/>
+          <w14:ligatures w14:val="none"/>
+        </w:rPr>
+        <w:t xml:space="preserve"> with </w:t>
+      </w:r>
+      <w:r>
+        <w:rPr>
+          <w:rFonts w:ascii="Courier New" w:eastAsia="Times New Roman" w:hAnsi="Courier New" w:cs="Courier New"/>
+          <w:kern w:val="0"/>
+          <w:sz w:val="20"/>
+          <w:szCs w:val="20"/>
+          <w14:ligatures w14:val="none"/>
+        </w:rPr>
+        <w:t>42</w:t>
+      </w:r>
+      <w:r>
+        <w:rPr>
+          <w:rFonts w:eastAsia="Times New Roman" w:cs="Times New Roman"/>
+          <w:kern w:val="0"/>
+          <w14:ligatures w14:val="none"/>
+        </w:rPr>
+        <w:t xml:space="preserve"> (interpreted as an address).</w:t>
+      </w:r>
+    </w:p>
+    <w:p>
+      <w:pPr>
+        <w:spacing w:before="100" w:beforeAutospacing="1" w:after="100" w:afterAutospacing="1" w:line="240" w:lineRule="auto"/>
+        <w:rPr>
+          <w:rFonts w:eastAsia="Times New Roman" w:cs="Times New Roman"/>
+          <w:kern w:val="0"/>
+          <w14:ligatures w14:val="none"/>
+        </w:rPr>
+      </w:pPr>
+      <w:r>
+        <w:rPr>
+          <w:rFonts w:eastAsia="Times New Roman" w:cs="Times New Roman"/>
+          <w:kern w:val="0"/>
+          <w14:ligatures w14:val="none"/>
+        </w:rPr>
+        <w:t xml:space="preserve">This is a real, historically-exploited bug class. Names provide zero protection — only correct, matching slot ordering does. This is why production proxy patterns (e.g. EIP-1967) often store special values like </w:t>
+      </w:r>
+      <w:r>
+        <w:rPr>
+          <w:rFonts w:ascii="Courier New" w:eastAsia="Times New Roman" w:hAnsi="Courier New" w:cs="Courier New"/>
+          <w:kern w:val="0"/>
+          <w:sz w:val="20"/>
+          <w:szCs w:val="20"/>
+          <w14:ligatures w14:val="none"/>
+        </w:rPr>
+        <w:t>implementation</w:t>
+      </w:r>
+      <w:r>
+        <w:rPr>
+          <w:rFonts w:eastAsia="Times New Roman" w:cs="Times New Roman"/>
+          <w:kern w:val="0"/>
+          <w14:ligatures w14:val="none"/>
+        </w:rPr>
+        <w:t xml:space="preserve"> in specific pseudo-random slots (</w:t>
+      </w:r>
+      <w:r>
+        <w:rPr>
+          <w:rFonts w:ascii="Courier New" w:eastAsia="Times New Roman" w:hAnsi="Courier New" w:cs="Courier New"/>
+          <w:kern w:val="0"/>
+          <w:sz w:val="20"/>
+          <w:szCs w:val="20"/>
+          <w14:ligatures w14:val="none"/>
+        </w:rPr>
+        <w:t>keccak256("eip1967...") - 1</w:t>
+      </w:r>
+      <w:r>
+        <w:rPr>
+          <w:rFonts w:eastAsia="Times New Roman" w:cs="Times New Roman"/>
+          <w:kern w:val="0"/>
+          <w14:ligatures w14:val="none"/>
+        </w:rPr>
+        <w:t xml:space="preserve">) specifically to </w:t>
+      </w:r>
+      <w:r>
+        <w:rPr>
+          <w:rFonts w:eastAsia="Times New Roman" w:cs="Times New Roman"/>
+          <w:i/>
+          <w:iCs/>
+          <w:kern w:val="0"/>
+          <w14:ligatures w14:val="none"/>
+        </w:rPr>
+        <w:t>avoid</w:t>
+      </w:r>
+      <w:r>
+        <w:rPr>
+          <w:rFonts w:eastAsia="Times New Roman" w:cs="Times New Roman"/>
+          <w:kern w:val="0"/>
+          <w14:ligatures w14:val="none"/>
+        </w:rPr>
+        <w:t xml:space="preserve"> colliding with whatever the logic contract declares.</w:t>
+      </w:r>
+    </w:p>
+    <w:p>
+      <w:pPr>
+        <w:spacing w:after="0" w:line="240" w:lineRule="auto"/>
+        <w:rPr>
+          <w:rFonts w:eastAsia="Times New Roman" w:cs="Times New Roman"/>
+          <w:kern w:val="0"/>
+          <w14:ligatures w14:val="none"/>
+        </w:rPr>
+      </w:pPr>
+      <w:r>
+        <w:rPr>
+          <w:rFonts w:eastAsia="Times New Roman" w:cs="Times New Roman"/>
+          <w:kern w:val="0"/>
+          <w14:ligatures w14:val="none"/>
+        </w:rPr>
+        <w:lastRenderedPageBreak/>
+        <w:pict w14:anchorId="720A233A">
+          <v:rect id="_x0000_i1029" style="width:0;height:1.5pt" o:hralign="center" o:hrstd="t" o:hr="t" fillcolor="#a0a0a0" stroked="f"/>
+        </w:pict>
+      </w:r>
+    </w:p>
+    <w:p>
+      <w:pPr>
+        <w:pStyle w:val="Heading2"/>
+        <w:rPr>
+          <w:rFonts w:eastAsia="Times New Roman"/>
+        </w:rPr>
+      </w:pPr>
+      <w:r>
+        <w:rPr>
+          <w:rFonts w:eastAsia="Times New Roman"/>
+        </w:rPr>
+        <w:t xml:space="preserve">Note: Safe (Gnosis Safe) &amp; </w:t>
+      </w:r>
+      <w:r>
+        <w:rPr>
+          <w:rFonts w:ascii="Courier New" w:eastAsia="Times New Roman" w:hAnsi="Courier New" w:cs="Courier New"/>
+          <w:sz w:val="20"/>
+          <w:szCs w:val="20"/>
+        </w:rPr>
+        <w:t>SafeProxy</w:t>
+      </w:r>
+    </w:p>
+    <w:p>
+      <w:pPr>
+        <w:numPr>
+          <w:ilvl w:val="0"/>
+          <w:numId w:val="28"/>
+        </w:numPr>
+        <w:spacing w:before="100" w:beforeAutospacing="1" w:after="100" w:afterAutospacing="1" w:line="240" w:lineRule="auto"/>
+        <w:rPr>
+          <w:rFonts w:eastAsia="Times New Roman" w:cs="Times New Roman"/>
+          <w:kern w:val="0"/>
+          <w14:ligatures w14:val="none"/>
+        </w:rPr>
+      </w:pPr>
+      <w:r>
+        <w:rPr>
+          <w:rFonts w:ascii="Courier New" w:eastAsia="Times New Roman" w:hAnsi="Courier New" w:cs="Courier New"/>
+          <w:kern w:val="0"/>
+          <w:sz w:val="20"/>
+          <w:szCs w:val="20"/>
+          <w14:ligatures w14:val="none"/>
+        </w:rPr>
+        <w:t>SafeProxy</w:t>
+      </w:r>
+      <w:r>
+        <w:rPr>
+          <w:rFonts w:eastAsia="Times New Roman" w:cs="Times New Roman"/>
+          <w:kern w:val="0"/>
+          <w14:ligatures w14:val="none"/>
+        </w:rPr>
+        <w:t xml:space="preserve"> is a deliberately </w:t>
+      </w:r>
+      <w:r>
+        <w:rPr>
+          <w:rFonts w:eastAsia="Times New Roman" w:cs="Times New Roman"/>
+          <w:b/>
+          <w:bCs/>
+          <w:kern w:val="0"/>
+          <w14:ligatures w14:val="none"/>
+        </w:rPr>
+        <w:t>minimal</w:t>
+      </w:r>
+      <w:r>
+        <w:rPr>
+          <w:rFonts w:eastAsia="Times New Roman" w:cs="Times New Roman"/>
+          <w:kern w:val="0"/>
+          <w14:ligatures w14:val="none"/>
+        </w:rPr>
+        <w:t xml:space="preserve"> proxy: essentially just a fallback that delegatecalls to a </w:t>
+      </w:r>
+      <w:r>
+        <w:rPr>
+          <w:rFonts w:ascii="Courier New" w:eastAsia="Times New Roman" w:hAnsi="Courier New" w:cs="Courier New"/>
+          <w:kern w:val="0"/>
+          <w:sz w:val="20"/>
+          <w:szCs w:val="20"/>
+          <w14:ligatures w14:val="none"/>
+        </w:rPr>
+        <w:t>singleton</w:t>
+      </w:r>
+      <w:r>
+        <w:rPr>
+          <w:rFonts w:eastAsia="Times New Roman" w:cs="Times New Roman"/>
+          <w:kern w:val="0"/>
+          <w14:ligatures w14:val="none"/>
+        </w:rPr>
+        <w:t xml:space="preserve"> address. Its first (and effectively only) storage slot holds that singleton/implementation address.</w:t>
+      </w:r>
+    </w:p>
+    <w:p>
+      <w:pPr>
+        <w:numPr>
+          <w:ilvl w:val="0"/>
+          <w:numId w:val="28"/>
+        </w:numPr>
+        <w:spacing w:before="100" w:beforeAutospacing="1" w:after="100" w:afterAutospacing="1" w:line="240" w:lineRule="auto"/>
+        <w:rPr>
+          <w:rFonts w:eastAsia="Times New Roman" w:cs="Times New Roman"/>
+          <w:kern w:val="0"/>
+          <w14:ligatures w14:val="none"/>
+        </w:rPr>
+      </w:pPr>
+      <w:r>
+        <w:rPr>
+          <w:rFonts w:eastAsia="Times New Roman" w:cs="Times New Roman"/>
+          <w:kern w:val="0"/>
+          <w14:ligatures w14:val="none"/>
+        </w:rPr>
+        <w:t xml:space="preserve">This is intentionally aligned with </w:t>
+      </w:r>
+      <w:r>
+        <w:rPr>
+          <w:rFonts w:ascii="Courier New" w:eastAsia="Times New Roman" w:hAnsi="Courier New" w:cs="Courier New"/>
+          <w:kern w:val="0"/>
+          <w:sz w:val="20"/>
+          <w:szCs w:val="20"/>
+          <w14:ligatures w14:val="none"/>
+        </w:rPr>
+        <w:t>Safe.sol</w:t>
+      </w:r>
+      <w:r>
+        <w:rPr>
+          <w:rFonts w:eastAsia="Times New Roman" w:cs="Times New Roman"/>
+          <w:kern w:val="0"/>
+          <w14:ligatures w14:val="none"/>
+        </w:rPr>
+        <w:t>, which also declares its own singleton/masterCopy reference as its first state variable (slot 0). That alignment is a deliberate design choice, not an accident — it's what lets the proxy and the real Safe logic agree on where "which implementation am I" lives.</w:t>
+      </w:r>
+    </w:p>
+    <w:p>
+      <w:pPr>
+        <w:numPr>
+          <w:ilvl w:val="0"/>
+          <w:numId w:val="28"/>
+        </w:numPr>
+        <w:spacing w:before="100" w:beforeAutospacing="1" w:after="100" w:afterAutospacing="1" w:line="240" w:lineRule="auto"/>
+        <w:rPr>
+          <w:rFonts w:eastAsia="Times New Roman" w:cs="Times New Roman"/>
+          <w:kern w:val="0"/>
+          <w14:ligatures w14:val="none"/>
+        </w:rPr>
+      </w:pPr>
+      <w:r>
+        <w:rPr>
+          <w:rFonts w:eastAsia="Times New Roman" w:cs="Times New Roman"/>
+          <w:kern w:val="0"/>
+          <w14:ligatures w14:val="none"/>
+        </w:rPr>
+        <w:t xml:space="preserve">Wallets are deployed via a </w:t>
+      </w:r>
+      <w:r>
+        <w:rPr>
+          <w:rFonts w:eastAsia="Times New Roman" w:cs="Times New Roman"/>
+          <w:b/>
+          <w:bCs/>
+          <w:kern w:val="0"/>
+          <w14:ligatures w14:val="none"/>
+        </w:rPr>
+        <w:t>factory</w:t>
+      </w:r>
+      <w:r>
+        <w:rPr>
+          <w:rFonts w:eastAsia="Times New Roman" w:cs="Times New Roman"/>
+          <w:kern w:val="0"/>
+          <w14:ligatures w14:val="none"/>
+        </w:rPr>
+        <w:t xml:space="preserve"> (</w:t>
+      </w:r>
+      <w:r>
+        <w:rPr>
+          <w:rFonts w:ascii="Courier New" w:eastAsia="Times New Roman" w:hAnsi="Courier New" w:cs="Courier New"/>
+          <w:kern w:val="0"/>
+          <w:sz w:val="20"/>
+          <w:szCs w:val="20"/>
+          <w14:ligatures w14:val="none"/>
+        </w:rPr>
+        <w:t>SafeProxyFactory</w:t>
+      </w:r>
+      <w:r>
+        <w:rPr>
+          <w:rFonts w:eastAsia="Times New Roman" w:cs="Times New Roman"/>
+          <w:kern w:val="0"/>
+          <w14:ligatures w14:val="none"/>
+        </w:rPr>
+        <w:t xml:space="preserve">), typically through </w:t>
+      </w:r>
+      <w:r>
+        <w:rPr>
+          <w:rFonts w:ascii="Courier New" w:eastAsia="Times New Roman" w:hAnsi="Courier New" w:cs="Courier New"/>
+          <w:kern w:val="0"/>
+          <w:sz w:val="20"/>
+          <w:szCs w:val="20"/>
+          <w14:ligatures w14:val="none"/>
+        </w:rPr>
+        <w:t>createProxyWithCallback(...)</w:t>
+      </w:r>
+      <w:r>
+        <w:rPr>
+          <w:rFonts w:eastAsia="Times New Roman" w:cs="Times New Roman"/>
+          <w:kern w:val="0"/>
+          <w14:ligatures w14:val="none"/>
+        </w:rPr>
+        <w:t xml:space="preserve">, which: </w:t>
+      </w:r>
+    </w:p>
+    <w:p>
+      <w:pPr>
+        <w:numPr>
+          <w:ilvl w:val="1"/>
+          <w:numId w:val="28"/>
+        </w:numPr>
+        <w:spacing w:before="100" w:beforeAutospacing="1" w:after="100" w:afterAutospacing="1" w:line="240" w:lineRule="auto"/>
+        <w:rPr>
+          <w:rFonts w:eastAsia="Times New Roman" w:cs="Times New Roman"/>
+          <w:kern w:val="0"/>
+          <w14:ligatures w14:val="none"/>
+        </w:rPr>
+      </w:pPr>
+      <w:r>
+        <w:rPr>
+          <w:rFonts w:eastAsia="Times New Roman" w:cs="Times New Roman"/>
+          <w:kern w:val="0"/>
+          <w14:ligatures w14:val="none"/>
+        </w:rPr>
+        <w:t xml:space="preserve">Deploys a new </w:t>
+      </w:r>
+      <w:r>
+        <w:rPr>
+          <w:rFonts w:ascii="Courier New" w:eastAsia="Times New Roman" w:hAnsi="Courier New" w:cs="Courier New"/>
+          <w:kern w:val="0"/>
+          <w:sz w:val="20"/>
+          <w:szCs w:val="20"/>
+          <w14:ligatures w14:val="none"/>
+        </w:rPr>
+        <w:t>SafeProxy</w:t>
+      </w:r>
+      <w:r>
+        <w:rPr>
+          <w:rFonts w:eastAsia="Times New Roman" w:cs="Times New Roman"/>
+          <w:kern w:val="0"/>
+          <w14:ligatures w14:val="none"/>
+        </w:rPr>
+        <w:t xml:space="preserve"> pointed at a given </w:t>
+      </w:r>
+      <w:r>
+        <w:rPr>
+          <w:rFonts w:ascii="Courier New" w:eastAsia="Times New Roman" w:hAnsi="Courier New" w:cs="Courier New"/>
+          <w:kern w:val="0"/>
+          <w:sz w:val="20"/>
+          <w:szCs w:val="20"/>
+          <w14:ligatures w14:val="none"/>
+        </w:rPr>
+        <w:t>singleton</w:t>
+      </w:r>
+      <w:r>
+        <w:rPr>
+          <w:rFonts w:eastAsia="Times New Roman" w:cs="Times New Roman"/>
+          <w:kern w:val="0"/>
+          <w14:ligatures w14:val="none"/>
+        </w:rPr>
+        <w:t>.</w:t>
+      </w:r>
+    </w:p>
+    <w:p>
+      <w:pPr>
+        <w:numPr>
+          <w:ilvl w:val="1"/>
+          <w:numId w:val="28"/>
+        </w:numPr>
+        <w:spacing w:before="100" w:beforeAutospacing="1" w:after="100" w:afterAutospacing="1" w:line="240" w:lineRule="auto"/>
+        <w:rPr>
+          <w:rFonts w:eastAsia="Times New Roman" w:cs="Times New Roman"/>
+          <w:kern w:val="0"/>
+          <w14:ligatures w14:val="none"/>
+        </w:rPr>
+      </w:pPr>
+      <w:r>
+        <w:rPr>
+          <w:rFonts w:eastAsia="Times New Roman" w:cs="Times New Roman"/>
+          <w:kern w:val="0"/>
+          <w14:ligatures w14:val="none"/>
+        </w:rPr>
+        <w:t xml:space="preserve">Sends it an </w:t>
+      </w:r>
+      <w:r>
+        <w:rPr>
+          <w:rFonts w:ascii="Courier New" w:eastAsia="Times New Roman" w:hAnsi="Courier New" w:cs="Courier New"/>
+          <w:kern w:val="0"/>
+          <w:sz w:val="20"/>
+          <w:szCs w:val="20"/>
+          <w14:ligatures w14:val="none"/>
+        </w:rPr>
+        <w:t>initializer</w:t>
+      </w:r>
+      <w:r>
+        <w:rPr>
+          <w:rFonts w:eastAsia="Times New Roman" w:cs="Times New Roman"/>
+          <w:kern w:val="0"/>
+          <w14:ligatures w14:val="none"/>
+        </w:rPr>
+        <w:t xml:space="preserve"> calldata payload — expected to be a call to </w:t>
+      </w:r>
+      <w:r>
+        <w:rPr>
+          <w:rFonts w:ascii="Courier New" w:eastAsia="Times New Roman" w:hAnsi="Courier New" w:cs="Courier New"/>
+          <w:kern w:val="0"/>
+          <w:sz w:val="20"/>
+          <w:szCs w:val="20"/>
+          <w14:ligatures w14:val="none"/>
+        </w:rPr>
+        <w:t>Safe.setup(...)</w:t>
+      </w:r>
+      <w:r>
+        <w:rPr>
+          <w:rFonts w:eastAsia="Times New Roman" w:cs="Times New Roman"/>
+          <w:kern w:val="0"/>
+          <w14:ligatures w14:val="none"/>
+        </w:rPr>
+        <w:t>, which configures owners, threshold, modules, etc. on the fresh proxy.</w:t>
+      </w:r>
+    </w:p>
+    <w:p>
+      <w:pPr>
+        <w:numPr>
+          <w:ilvl w:val="1"/>
+          <w:numId w:val="28"/>
+        </w:numPr>
+        <w:spacing w:before="100" w:beforeAutospacing="1" w:after="100" w:afterAutospacing="1" w:line="240" w:lineRule="auto"/>
+        <w:rPr>
+          <w:rFonts w:eastAsia="Times New Roman" w:cs="Times New Roman"/>
+          <w:kern w:val="0"/>
+          <w14:ligatures w14:val="none"/>
+        </w:rPr>
+      </w:pPr>
+      <w:r>
+        <w:rPr>
+          <w:rFonts w:eastAsia="Times New Roman" w:cs="Times New Roman"/>
+          <w:kern w:val="0"/>
+          <w14:ligatures w14:val="none"/>
+        </w:rPr>
+        <w:t xml:space="preserve">Calls back into a specified callback contract implementing </w:t>
+      </w:r>
+      <w:r>
+        <w:rPr>
+          <w:rFonts w:ascii="Courier New" w:eastAsia="Times New Roman" w:hAnsi="Courier New" w:cs="Courier New"/>
+          <w:kern w:val="0"/>
+          <w:sz w:val="20"/>
+          <w:szCs w:val="20"/>
+          <w14:ligatures w14:val="none"/>
+        </w:rPr>
+        <w:t>IProxyCreationCallback.proxyCreated(...)</w:t>
+      </w:r>
+      <w:r>
+        <w:rPr>
+          <w:rFonts w:eastAsia="Times New Roman" w:cs="Times New Roman"/>
+          <w:kern w:val="0"/>
+          <w14:ligatures w14:val="none"/>
+        </w:rPr>
+        <w:t xml:space="preserve">, passing along the proxy address, singleton used, and the raw </w:t>
+      </w:r>
+      <w:r>
+        <w:rPr>
+          <w:rFonts w:ascii="Courier New" w:eastAsia="Times New Roman" w:hAnsi="Courier New" w:cs="Courier New"/>
+          <w:kern w:val="0"/>
+          <w:sz w:val="20"/>
+          <w:szCs w:val="20"/>
+          <w14:ligatures w14:val="none"/>
+        </w:rPr>
+        <w:t>initializer</w:t>
+      </w:r>
+      <w:r>
+        <w:rPr>
+          <w:rFonts w:eastAsia="Times New Roman" w:cs="Times New Roman"/>
+          <w:kern w:val="0"/>
+          <w14:ligatures w14:val="none"/>
+        </w:rPr>
+        <w:t xml:space="preserve"> bytes.</w:t>
+      </w:r>
+    </w:p>
+    <w:p>
+      <w:pPr>
+        <w:numPr>
+          <w:ilvl w:val="0"/>
+          <w:numId w:val="28"/>
+        </w:numPr>
+        <w:spacing w:before="100" w:beforeAutospacing="1" w:after="100" w:afterAutospacing="1" w:line="240" w:lineRule="auto"/>
+        <w:rPr>
+          <w:rFonts w:eastAsia="Times New Roman" w:cs="Times New Roman"/>
+          <w:kern w:val="0"/>
+          <w14:ligatures w14:val="none"/>
+        </w:rPr>
+      </w:pPr>
+      <w:r>
+        <w:rPr>
+          <w:rFonts w:eastAsia="Times New Roman" w:cs="Times New Roman"/>
+          <w:kern w:val="0"/>
+          <w14:ligatures w14:val="none"/>
+        </w:rPr>
+        <w:t xml:space="preserve">Because step 2 happens via delegatecall (the proxy delegatecalls into </w:t>
+      </w:r>
+      <w:r>
+        <w:rPr>
+          <w:rFonts w:ascii="Courier New" w:eastAsia="Times New Roman" w:hAnsi="Courier New" w:cs="Courier New"/>
+          <w:kern w:val="0"/>
+          <w:sz w:val="20"/>
+          <w:szCs w:val="20"/>
+          <w14:ligatures w14:val="none"/>
+        </w:rPr>
+        <w:t>singleton</w:t>
+      </w:r>
+      <w:r>
+        <w:rPr>
+          <w:rFonts w:eastAsia="Times New Roman" w:cs="Times New Roman"/>
+          <w:kern w:val="0"/>
+          <w14:ligatures w14:val="none"/>
+        </w:rPr>
+        <w:t xml:space="preserve">'s </w:t>
+      </w:r>
+      <w:r>
+        <w:rPr>
+          <w:rFonts w:ascii="Courier New" w:eastAsia="Times New Roman" w:hAnsi="Courier New" w:cs="Courier New"/>
+          <w:kern w:val="0"/>
+          <w:sz w:val="20"/>
+          <w:szCs w:val="20"/>
+          <w14:ligatures w14:val="none"/>
+        </w:rPr>
+        <w:t>setup()</w:t>
+      </w:r>
+      <w:r>
+        <w:rPr>
+          <w:rFonts w:eastAsia="Times New Roman" w:cs="Times New Roman"/>
+          <w:kern w:val="0"/>
+          <w14:ligatures w14:val="none"/>
+        </w:rPr>
+        <w:t xml:space="preserve"> logic), everything </w:t>
+      </w:r>
+      <w:r>
+        <w:rPr>
+          <w:rFonts w:ascii="Courier New" w:eastAsia="Times New Roman" w:hAnsi="Courier New" w:cs="Courier New"/>
+          <w:kern w:val="0"/>
+          <w:sz w:val="20"/>
+          <w:szCs w:val="20"/>
+          <w14:ligatures w14:val="none"/>
+        </w:rPr>
+        <w:t>setup()</w:t>
+      </w:r>
+      <w:r>
+        <w:rPr>
+          <w:rFonts w:eastAsia="Times New Roman" w:cs="Times New Roman"/>
+          <w:kern w:val="0"/>
+          <w14:ligatures w14:val="none"/>
+        </w:rPr>
+        <w:t xml:space="preserve"> does — including any variables it writes — happens in the </w:t>
+      </w:r>
+      <w:r>
+        <w:rPr>
+          <w:rFonts w:eastAsia="Times New Roman" w:cs="Times New Roman"/>
+          <w:b/>
+          <w:bCs/>
+          <w:kern w:val="0"/>
+          <w14:ligatures w14:val="none"/>
+        </w:rPr>
+        <w:t>new proxy's own storage</w:t>
+      </w:r>
+      <w:r>
+        <w:rPr>
+          <w:rFonts w:eastAsia="Times New Roman" w:cs="Times New Roman"/>
+          <w:kern w:val="0"/>
+          <w14:ligatures w14:val="none"/>
+        </w:rPr>
+        <w:t>, per everything above.</w:t>
+      </w:r>
+    </w:p>
+    <w:p>
+      <w:pPr>
+        <w:spacing w:before="100" w:beforeAutospacing="1" w:after="100" w:afterAutospacing="1" w:line="240" w:lineRule="auto"/>
+        <w:rPr>
+          <w:rFonts w:eastAsia="Times New Roman" w:cs="Times New Roman"/>
+          <w:kern w:val="0"/>
+          <w14:ligatures w14:val="none"/>
+        </w:rPr>
+      </w:pPr>
+      <w:r>
+        <w:rPr>
+          <w:rFonts w:eastAsia="Times New Roman" w:cs="Times New Roman"/>
+          <w:kern w:val="0"/>
+          <w14:ligatures w14:val="none"/>
+        </w:rPr>
+        <w:t xml:space="preserve">This is general background — useful for reasoning about </w:t>
+      </w:r>
+      <w:r>
+        <w:rPr>
+          <w:rFonts w:eastAsia="Times New Roman" w:cs="Times New Roman"/>
+          <w:i/>
+          <w:iCs/>
+          <w:kern w:val="0"/>
+          <w14:ligatures w14:val="none"/>
+        </w:rPr>
+        <w:t>any</w:t>
+      </w:r>
+      <w:r>
+        <w:rPr>
+          <w:rFonts w:eastAsia="Times New Roman" w:cs="Times New Roman"/>
+          <w:kern w:val="0"/>
+          <w14:ligatures w14:val="none"/>
+        </w:rPr>
+        <w:t xml:space="preserve"> Safe-based challenge, not just one specific one.</w:t>
+      </w:r>
+    </w:p>
     <w:p/>
     <w:sectPr>
       <w:pgSz w:w="12240" w:h="15840"/>
@@ -43274,9 +48858,9 @@
     </w:lvl>
   </w:abstractNum>
   <w:abstractNum w:abstractNumId="5" w15:restartNumberingAfterBreak="0">
-    <w:nsid w:val="12167694"/>
+    <w:nsid w:val="0CE60298"/>
     <w:multiLevelType w:val="multilevel"/>
-    <w:tmpl w:val="AAD2BF7E"/>
+    <w:tmpl w:val="865CFF8A"/>
     <w:lvl w:ilvl="0">
       <w:start w:val="1"/>
       <w:numFmt w:val="bullet"/>
@@ -43423,122 +49007,9 @@
     </w:lvl>
   </w:abstractNum>
   <w:abstractNum w:abstractNumId="6" w15:restartNumberingAfterBreak="0">
-    <w:nsid w:val="19DC379F"/>
+    <w:nsid w:val="12167694"/>
     <w:multiLevelType w:val="multilevel"/>
-    <w:tmpl w:val="02E20E74"/>
-    <w:lvl w:ilvl="0">
-      <w:start w:val="1"/>
-      <w:numFmt w:val="decimal"/>
-      <w:lvlText w:val="%1."/>
-      <w:lvlJc w:val="left"/>
-      <w:pPr>
-        <w:tabs>
-          <w:tab w:val="num" w:pos="720"/>
-        </w:tabs>
-        <w:ind w:left="720" w:hanging="360"/>
-      </w:pPr>
-    </w:lvl>
-    <w:lvl w:ilvl="1" w:tentative="1">
-      <w:start w:val="1"/>
-      <w:numFmt w:val="decimal"/>
-      <w:lvlText w:val="%2."/>
-      <w:lvlJc w:val="left"/>
-      <w:pPr>
-        <w:tabs>
-          <w:tab w:val="num" w:pos="1440"/>
-        </w:tabs>
-        <w:ind w:left="1440" w:hanging="360"/>
-      </w:pPr>
-    </w:lvl>
-    <w:lvl w:ilvl="2" w:tentative="1">
-      <w:start w:val="1"/>
-      <w:numFmt w:val="decimal"/>
-      <w:lvlText w:val="%3."/>
-      <w:lvlJc w:val="left"/>
-      <w:pPr>
-        <w:tabs>
-          <w:tab w:val="num" w:pos="2160"/>
-        </w:tabs>
-        <w:ind w:left="2160" w:hanging="360"/>
-      </w:pPr>
-    </w:lvl>
-    <w:lvl w:ilvl="3" w:tentative="1">
-      <w:start w:val="1"/>
-      <w:numFmt w:val="decimal"/>
-      <w:lvlText w:val="%4."/>
-      <w:lvlJc w:val="left"/>
-      <w:pPr>
-        <w:tabs>
-          <w:tab w:val="num" w:pos="2880"/>
-        </w:tabs>
-        <w:ind w:left="2880" w:hanging="360"/>
-      </w:pPr>
-    </w:lvl>
-    <w:lvl w:ilvl="4" w:tentative="1">
-      <w:start w:val="1"/>
-      <w:numFmt w:val="decimal"/>
-      <w:lvlText w:val="%5."/>
-      <w:lvlJc w:val="left"/>
-      <w:pPr>
-        <w:tabs>
-          <w:tab w:val="num" w:pos="3600"/>
-        </w:tabs>
-        <w:ind w:left="3600" w:hanging="360"/>
-      </w:pPr>
-    </w:lvl>
-    <w:lvl w:ilvl="5" w:tentative="1">
-      <w:start w:val="1"/>
-      <w:numFmt w:val="decimal"/>
-      <w:lvlText w:val="%6."/>
-      <w:lvlJc w:val="left"/>
-      <w:pPr>
-        <w:tabs>
-          <w:tab w:val="num" w:pos="4320"/>
-        </w:tabs>
-        <w:ind w:left="4320" w:hanging="360"/>
-      </w:pPr>
-    </w:lvl>
-    <w:lvl w:ilvl="6" w:tentative="1">
-      <w:start w:val="1"/>
-      <w:numFmt w:val="decimal"/>
-      <w:lvlText w:val="%7."/>
-      <w:lvlJc w:val="left"/>
-      <w:pPr>
-        <w:tabs>
-          <w:tab w:val="num" w:pos="5040"/>
-        </w:tabs>
-        <w:ind w:left="5040" w:hanging="360"/>
-      </w:pPr>
-    </w:lvl>
-    <w:lvl w:ilvl="7" w:tentative="1">
-      <w:start w:val="1"/>
-      <w:numFmt w:val="decimal"/>
-      <w:lvlText w:val="%8."/>
-      <w:lvlJc w:val="left"/>
-      <w:pPr>
-        <w:tabs>
-          <w:tab w:val="num" w:pos="5760"/>
-        </w:tabs>
-        <w:ind w:left="5760" w:hanging="360"/>
-      </w:pPr>
-    </w:lvl>
-    <w:lvl w:ilvl="8" w:tentative="1">
-      <w:start w:val="1"/>
-      <w:numFmt w:val="decimal"/>
-      <w:lvlText w:val="%9."/>
-      <w:lvlJc w:val="left"/>
-      <w:pPr>
-        <w:tabs>
-          <w:tab w:val="num" w:pos="6480"/>
-        </w:tabs>
-        <w:ind w:left="6480" w:hanging="360"/>
-      </w:pPr>
-    </w:lvl>
-  </w:abstractNum>
-  <w:abstractNum w:abstractNumId="7" w15:restartNumberingAfterBreak="0">
-    <w:nsid w:val="2EB47A01"/>
-    <w:multiLevelType w:val="multilevel"/>
-    <w:tmpl w:val="8722BB0E"/>
+    <w:tmpl w:val="AAD2BF7E"/>
     <w:lvl w:ilvl="0">
       <w:start w:val="1"/>
       <w:numFmt w:val="bullet"/>
@@ -43684,10 +49155,10 @@
       </w:rPr>
     </w:lvl>
   </w:abstractNum>
-  <w:abstractNum w:abstractNumId="8" w15:restartNumberingAfterBreak="0">
-    <w:nsid w:val="3798716E"/>
+  <w:abstractNum w:abstractNumId="7" w15:restartNumberingAfterBreak="0">
+    <w:nsid w:val="19476E78"/>
     <w:multiLevelType w:val="multilevel"/>
-    <w:tmpl w:val="A10A9284"/>
+    <w:tmpl w:val="9BEE75C0"/>
     <w:lvl w:ilvl="0">
       <w:start w:val="1"/>
       <w:numFmt w:val="decimal"/>
@@ -43797,10 +49268,123 @@
       </w:pPr>
     </w:lvl>
   </w:abstractNum>
+  <w:abstractNum w:abstractNumId="8" w15:restartNumberingAfterBreak="0">
+    <w:nsid w:val="19DC379F"/>
+    <w:multiLevelType w:val="multilevel"/>
+    <w:tmpl w:val="02E20E74"/>
+    <w:lvl w:ilvl="0">
+      <w:start w:val="1"/>
+      <w:numFmt w:val="decimal"/>
+      <w:lvlText w:val="%1."/>
+      <w:lvlJc w:val="left"/>
+      <w:pPr>
+        <w:tabs>
+          <w:tab w:val="num" w:pos="720"/>
+        </w:tabs>
+        <w:ind w:left="720" w:hanging="360"/>
+      </w:pPr>
+    </w:lvl>
+    <w:lvl w:ilvl="1" w:tentative="1">
+      <w:start w:val="1"/>
+      <w:numFmt w:val="decimal"/>
+      <w:lvlText w:val="%2."/>
+      <w:lvlJc w:val="left"/>
+      <w:pPr>
+        <w:tabs>
+          <w:tab w:val="num" w:pos="1440"/>
+        </w:tabs>
+        <w:ind w:left="1440" w:hanging="360"/>
+      </w:pPr>
+    </w:lvl>
+    <w:lvl w:ilvl="2" w:tentative="1">
+      <w:start w:val="1"/>
+      <w:numFmt w:val="decimal"/>
+      <w:lvlText w:val="%3."/>
+      <w:lvlJc w:val="left"/>
+      <w:pPr>
+        <w:tabs>
+          <w:tab w:val="num" w:pos="2160"/>
+        </w:tabs>
+        <w:ind w:left="2160" w:hanging="360"/>
+      </w:pPr>
+    </w:lvl>
+    <w:lvl w:ilvl="3" w:tentative="1">
+      <w:start w:val="1"/>
+      <w:numFmt w:val="decimal"/>
+      <w:lvlText w:val="%4."/>
+      <w:lvlJc w:val="left"/>
+      <w:pPr>
+        <w:tabs>
+          <w:tab w:val="num" w:pos="2880"/>
+        </w:tabs>
+        <w:ind w:left="2880" w:hanging="360"/>
+      </w:pPr>
+    </w:lvl>
+    <w:lvl w:ilvl="4" w:tentative="1">
+      <w:start w:val="1"/>
+      <w:numFmt w:val="decimal"/>
+      <w:lvlText w:val="%5."/>
+      <w:lvlJc w:val="left"/>
+      <w:pPr>
+        <w:tabs>
+          <w:tab w:val="num" w:pos="3600"/>
+        </w:tabs>
+        <w:ind w:left="3600" w:hanging="360"/>
+      </w:pPr>
+    </w:lvl>
+    <w:lvl w:ilvl="5" w:tentative="1">
+      <w:start w:val="1"/>
+      <w:numFmt w:val="decimal"/>
+      <w:lvlText w:val="%6."/>
+      <w:lvlJc w:val="left"/>
+      <w:pPr>
+        <w:tabs>
+          <w:tab w:val="num" w:pos="4320"/>
+        </w:tabs>
+        <w:ind w:left="4320" w:hanging="360"/>
+      </w:pPr>
+    </w:lvl>
+    <w:lvl w:ilvl="6" w:tentative="1">
+      <w:start w:val="1"/>
+      <w:numFmt w:val="decimal"/>
+      <w:lvlText w:val="%7."/>
+      <w:lvlJc w:val="left"/>
+      <w:pPr>
+        <w:tabs>
+          <w:tab w:val="num" w:pos="5040"/>
+        </w:tabs>
+        <w:ind w:left="5040" w:hanging="360"/>
+      </w:pPr>
+    </w:lvl>
+    <w:lvl w:ilvl="7" w:tentative="1">
+      <w:start w:val="1"/>
+      <w:numFmt w:val="decimal"/>
+      <w:lvlText w:val="%8."/>
+      <w:lvlJc w:val="left"/>
+      <w:pPr>
+        <w:tabs>
+          <w:tab w:val="num" w:pos="5760"/>
+        </w:tabs>
+        <w:ind w:left="5760" w:hanging="360"/>
+      </w:pPr>
+    </w:lvl>
+    <w:lvl w:ilvl="8" w:tentative="1">
+      <w:start w:val="1"/>
+      <w:numFmt w:val="decimal"/>
+      <w:lvlText w:val="%9."/>
+      <w:lvlJc w:val="left"/>
+      <w:pPr>
+        <w:tabs>
+          <w:tab w:val="num" w:pos="6480"/>
+        </w:tabs>
+        <w:ind w:left="6480" w:hanging="360"/>
+      </w:pPr>
+    </w:lvl>
+  </w:abstractNum>
   <w:abstractNum w:abstractNumId="9" w15:restartNumberingAfterBreak="0">
-    <w:nsid w:val="3AB857D4"/>
+    <w:nsid w:val="2EB47A01"/>
     <w:multiLevelType w:val="multilevel"/>
-    <w:tmpl w:val="3FDC5686"/>
+    <w:tmpl w:val="8722BB0E"/>
     <w:lvl w:ilvl="0">
       <w:start w:val="1"/>
       <w:numFmt w:val="bullet"/>
@@ -43947,9 +49531,122 @@
     </w:lvl>
   </w:abstractNum>
   <w:abstractNum w:abstractNumId="10" w15:restartNumberingAfterBreak="0">
-    <w:nsid w:val="41B15F87"/>
+    <w:nsid w:val="3798716E"/>
     <w:multiLevelType w:val="multilevel"/>
-    <w:tmpl w:val="2946A664"/>
+    <w:tmpl w:val="A10A9284"/>
+    <w:lvl w:ilvl="0">
+      <w:start w:val="1"/>
+      <w:numFmt w:val="decimal"/>
+      <w:lvlText w:val="%1."/>
+      <w:lvlJc w:val="left"/>
+      <w:pPr>
+        <w:tabs>
+          <w:tab w:val="num" w:pos="720"/>
+        </w:tabs>
+        <w:ind w:left="720" w:hanging="360"/>
+      </w:pPr>
+    </w:lvl>
+    <w:lvl w:ilvl="1" w:tentative="1">
+      <w:start w:val="1"/>
+      <w:numFmt w:val="decimal"/>
+      <w:lvlText w:val="%2."/>
+      <w:lvlJc w:val="left"/>
+      <w:pPr>
+        <w:tabs>
+          <w:tab w:val="num" w:pos="1440"/>
+        </w:tabs>
+        <w:ind w:left="1440" w:hanging="360"/>
+      </w:pPr>
+    </w:lvl>
+    <w:lvl w:ilvl="2" w:tentative="1">
+      <w:start w:val="1"/>
+      <w:numFmt w:val="decimal"/>
+      <w:lvlText w:val="%3."/>
+      <w:lvlJc w:val="left"/>
+      <w:pPr>
+        <w:tabs>
+          <w:tab w:val="num" w:pos="2160"/>
+        </w:tabs>
+        <w:ind w:left="2160" w:hanging="360"/>
+      </w:pPr>
+    </w:lvl>
+    <w:lvl w:ilvl="3" w:tentative="1">
+      <w:start w:val="1"/>
+      <w:numFmt w:val="decimal"/>
+      <w:lvlText w:val="%4."/>
+      <w:lvlJc w:val="left"/>
+      <w:pPr>
+        <w:tabs>
+          <w:tab w:val="num" w:pos="2880"/>
+        </w:tabs>
+        <w:ind w:left="2880" w:hanging="360"/>
+      </w:pPr>
+    </w:lvl>
+    <w:lvl w:ilvl="4" w:tentative="1">
+      <w:start w:val="1"/>
+      <w:numFmt w:val="decimal"/>
+      <w:lvlText w:val="%5."/>
+      <w:lvlJc w:val="left"/>
+      <w:pPr>
+        <w:tabs>
+          <w:tab w:val="num" w:pos="3600"/>
+        </w:tabs>
+        <w:ind w:left="3600" w:hanging="360"/>
+      </w:pPr>
+    </w:lvl>
+    <w:lvl w:ilvl="5" w:tentative="1">
+      <w:start w:val="1"/>
+      <w:numFmt w:val="decimal"/>
+      <w:lvlText w:val="%6."/>
+      <w:lvlJc w:val="left"/>
+      <w:pPr>
+        <w:tabs>
+          <w:tab w:val="num" w:pos="4320"/>
+        </w:tabs>
+        <w:ind w:left="4320" w:hanging="360"/>
+      </w:pPr>
+    </w:lvl>
+    <w:lvl w:ilvl="6" w:tentative="1">
+      <w:start w:val="1"/>
+      <w:numFmt w:val="decimal"/>
+      <w:lvlText w:val="%7."/>
+      <w:lvlJc w:val="left"/>
+      <w:pPr>
+        <w:tabs>
+          <w:tab w:val="num" w:pos="5040"/>
+        </w:tabs>
+        <w:ind w:left="5040" w:hanging="360"/>
+      </w:pPr>
+    </w:lvl>
+    <w:lvl w:ilvl="7" w:tentative="1">
+      <w:start w:val="1"/>
+      <w:numFmt w:val="decimal"/>
+      <w:lvlText w:val="%8."/>
+      <w:lvlJc w:val="left"/>
+      <w:pPr>
+        <w:tabs>
+          <w:tab w:val="num" w:pos="5760"/>
+        </w:tabs>
+        <w:ind w:left="5760" w:hanging="360"/>
+      </w:pPr>
+    </w:lvl>
+    <w:lvl w:ilvl="8" w:tentative="1">
+      <w:start w:val="1"/>
+      <w:numFmt w:val="decimal"/>
+      <w:lvlText w:val="%9."/>
+      <w:lvlJc w:val="left"/>
+      <w:pPr>
+        <w:tabs>
+          <w:tab w:val="num" w:pos="6480"/>
+        </w:tabs>
+        <w:ind w:left="6480" w:hanging="360"/>
+      </w:pPr>
+    </w:lvl>
+  </w:abstractNum>
+  <w:abstractNum w:abstractNumId="11" w15:restartNumberingAfterBreak="0">
+    <w:nsid w:val="3AB857D4"/>
+    <w:multiLevelType w:val="multilevel"/>
+    <w:tmpl w:val="3FDC5686"/>
     <w:lvl w:ilvl="0">
       <w:start w:val="1"/>
       <w:numFmt w:val="bullet"/>
@@ -44095,10 +49792,10 @@
       </w:rPr>
     </w:lvl>
   </w:abstractNum>
-  <w:abstractNum w:abstractNumId="11" w15:restartNumberingAfterBreak="0">
-    <w:nsid w:val="44A656F7"/>
+  <w:abstractNum w:abstractNumId="12" w15:restartNumberingAfterBreak="0">
+    <w:nsid w:val="41B15F87"/>
     <w:multiLevelType w:val="multilevel"/>
-    <w:tmpl w:val="04021158"/>
+    <w:tmpl w:val="2946A664"/>
     <w:lvl w:ilvl="0">
       <w:start w:val="1"/>
       <w:numFmt w:val="bullet"/>
@@ -44244,123 +49941,10 @@
       </w:rPr>
     </w:lvl>
   </w:abstractNum>
-  <w:abstractNum w:abstractNumId="12" w15:restartNumberingAfterBreak="0">
-    <w:nsid w:val="54BD1FFB"/>
+  <w:abstractNum w:abstractNumId="13" w15:restartNumberingAfterBreak="0">
+    <w:nsid w:val="44A656F7"/>
     <w:multiLevelType w:val="multilevel"/>
-    <w:tmpl w:val="10307A42"/>
-    <w:lvl w:ilvl="0">
-      <w:start w:val="1"/>
-      <w:numFmt w:val="decimal"/>
-      <w:lvlText w:val="%1."/>
-      <w:lvlJc w:val="left"/>
-      <w:pPr>
-        <w:tabs>
-          <w:tab w:val="num" w:pos="720"/>
-        </w:tabs>
-        <w:ind w:left="720" w:hanging="360"/>
-      </w:pPr>
-    </w:lvl>
-    <w:lvl w:ilvl="1" w:tentative="1">
-      <w:start w:val="1"/>
-      <w:numFmt w:val="decimal"/>
-      <w:lvlText w:val="%2."/>
-      <w:lvlJc w:val="left"/>
-      <w:pPr>
-        <w:tabs>
-          <w:tab w:val="num" w:pos="1440"/>
-        </w:tabs>
-        <w:ind w:left="1440" w:hanging="360"/>
-      </w:pPr>
-    </w:lvl>
-    <w:lvl w:ilvl="2" w:tentative="1">
-      <w:start w:val="1"/>
-      <w:numFmt w:val="decimal"/>
-      <w:lvlText w:val="%3."/>
-      <w:lvlJc w:val="left"/>
-      <w:pPr>
-        <w:tabs>
-          <w:tab w:val="num" w:pos="2160"/>
-        </w:tabs>
-        <w:ind w:left="2160" w:hanging="360"/>
-      </w:pPr>
-    </w:lvl>
-    <w:lvl w:ilvl="3" w:tentative="1">
-      <w:start w:val="1"/>
-      <w:numFmt w:val="decimal"/>
-      <w:lvlText w:val="%4."/>
-      <w:lvlJc w:val="left"/>
-      <w:pPr>
-        <w:tabs>
-          <w:tab w:val="num" w:pos="2880"/>
-        </w:tabs>
-        <w:ind w:left="2880" w:hanging="360"/>
-      </w:pPr>
-    </w:lvl>
-    <w:lvl w:ilvl="4" w:tentative="1">
-      <w:start w:val="1"/>
-      <w:numFmt w:val="decimal"/>
-      <w:lvlText w:val="%5."/>
-      <w:lvlJc w:val="left"/>
-      <w:pPr>
-        <w:tabs>
-          <w:tab w:val="num" w:pos="3600"/>
-        </w:tabs>
-        <w:ind w:left="3600" w:hanging="360"/>
-      </w:pPr>
-    </w:lvl>
-    <w:lvl w:ilvl="5" w:tentative="1">
-      <w:start w:val="1"/>
-      <w:numFmt w:val="decimal"/>
-      <w:lvlText w:val="%6."/>
-      <w:lvlJc w:val="left"/>
-      <w:pPr>
-        <w:tabs>
-          <w:tab w:val="num" w:pos="4320"/>
-        </w:tabs>
-        <w:ind w:left="4320" w:hanging="360"/>
-      </w:pPr>
-    </w:lvl>
-    <w:lvl w:ilvl="6" w:tentative="1">
-      <w:start w:val="1"/>
-      <w:numFmt w:val="decimal"/>
-      <w:lvlText w:val="%7."/>
-      <w:lvlJc w:val="left"/>
-      <w:pPr>
-        <w:tabs>
-          <w:tab w:val="num" w:pos="5040"/>
-        </w:tabs>
-        <w:ind w:left="5040" w:hanging="360"/>
-      </w:pPr>
-    </w:lvl>
-    <w:lvl w:ilvl="7" w:tentative="1">
-      <w:start w:val="1"/>
-      <w:numFmt w:val="decimal"/>
-      <w:lvlText w:val="%8."/>
-      <w:lvlJc w:val="left"/>
-      <w:pPr>
-        <w:tabs>
-          <w:tab w:val="num" w:pos="5760"/>
-        </w:tabs>
-        <w:ind w:left="5760" w:hanging="360"/>
-      </w:pPr>
-    </w:lvl>
-    <w:lvl w:ilvl="8" w:tentative="1">
-      <w:start w:val="1"/>
-      <w:numFmt w:val="decimal"/>
-      <w:lvlText w:val="%9."/>
-      <w:lvlJc w:val="left"/>
-      <w:pPr>
-        <w:tabs>
-          <w:tab w:val="num" w:pos="6480"/>
-        </w:tabs>
-        <w:ind w:left="6480" w:hanging="360"/>
-      </w:pPr>
-    </w:lvl>
-  </w:abstractNum>
-  <w:abstractNum w:abstractNumId="13" w15:restartNumberingAfterBreak="0">
-    <w:nsid w:val="56716D1A"/>
-    <w:multiLevelType w:val="multilevel"/>
-    <w:tmpl w:val="86C6EE0A"/>
+    <w:tmpl w:val="04021158"/>
     <w:lvl w:ilvl="0">
       <w:start w:val="1"/>
       <w:numFmt w:val="bullet"/>
@@ -44507,9 +50091,9 @@
     </w:lvl>
   </w:abstractNum>
   <w:abstractNum w:abstractNumId="14" w15:restartNumberingAfterBreak="0">
-    <w:nsid w:val="6409050E"/>
+    <w:nsid w:val="4C2C6E59"/>
     <w:multiLevelType w:val="multilevel"/>
-    <w:tmpl w:val="4740C5AE"/>
+    <w:tmpl w:val="54243E8E"/>
     <w:lvl w:ilvl="0">
       <w:start w:val="1"/>
       <w:numFmt w:val="bullet"/>
@@ -44656,9 +50240,122 @@
     </w:lvl>
   </w:abstractNum>
   <w:abstractNum w:abstractNumId="15" w15:restartNumberingAfterBreak="0">
-    <w:nsid w:val="68BD6DEA"/>
+    <w:nsid w:val="54BD1FFB"/>
     <w:multiLevelType w:val="multilevel"/>
-    <w:tmpl w:val="F0DE0EEC"/>
+    <w:tmpl w:val="10307A42"/>
+    <w:lvl w:ilvl="0">
+      <w:start w:val="1"/>
+      <w:numFmt w:val="decimal"/>
+      <w:lvlText w:val="%1."/>
+      <w:lvlJc w:val="left"/>
+      <w:pPr>
+        <w:tabs>
+          <w:tab w:val="num" w:pos="720"/>
+        </w:tabs>
+        <w:ind w:left="720" w:hanging="360"/>
+      </w:pPr>
+    </w:lvl>
+    <w:lvl w:ilvl="1" w:tentative="1">
+      <w:start w:val="1"/>
+      <w:numFmt w:val="decimal"/>
+      <w:lvlText w:val="%2."/>
+      <w:lvlJc w:val="left"/>
+      <w:pPr>
+        <w:tabs>
+          <w:tab w:val="num" w:pos="1440"/>
+        </w:tabs>
+        <w:ind w:left="1440" w:hanging="360"/>
+      </w:pPr>
+    </w:lvl>
+    <w:lvl w:ilvl="2" w:tentative="1">
+      <w:start w:val="1"/>
+      <w:numFmt w:val="decimal"/>
+      <w:lvlText w:val="%3."/>
+      <w:lvlJc w:val="left"/>
+      <w:pPr>
+        <w:tabs>
+          <w:tab w:val="num" w:pos="2160"/>
+        </w:tabs>
+        <w:ind w:left="2160" w:hanging="360"/>
+      </w:pPr>
+    </w:lvl>
+    <w:lvl w:ilvl="3" w:tentative="1">
+      <w:start w:val="1"/>
+      <w:numFmt w:val="decimal"/>
+      <w:lvlText w:val="%4."/>
+      <w:lvlJc w:val="left"/>
+      <w:pPr>
+        <w:tabs>
+          <w:tab w:val="num" w:pos="2880"/>
+        </w:tabs>
+        <w:ind w:left="2880" w:hanging="360"/>
+      </w:pPr>
+    </w:lvl>
+    <w:lvl w:ilvl="4" w:tentative="1">
+      <w:start w:val="1"/>
+      <w:numFmt w:val="decimal"/>
+      <w:lvlText w:val="%5."/>
+      <w:lvlJc w:val="left"/>
+      <w:pPr>
+        <w:tabs>
+          <w:tab w:val="num" w:pos="3600"/>
+        </w:tabs>
+        <w:ind w:left="3600" w:hanging="360"/>
+      </w:pPr>
+    </w:lvl>
+    <w:lvl w:ilvl="5" w:tentative="1">
+      <w:start w:val="1"/>
+      <w:numFmt w:val="decimal"/>
+      <w:lvlText w:val="%6."/>
+      <w:lvlJc w:val="left"/>
+      <w:pPr>
+        <w:tabs>
+          <w:tab w:val="num" w:pos="4320"/>
+        </w:tabs>
+        <w:ind w:left="4320" w:hanging="360"/>
+      </w:pPr>
+    </w:lvl>
+    <w:lvl w:ilvl="6" w:tentative="1">
+      <w:start w:val="1"/>
+      <w:numFmt w:val="decimal"/>
+      <w:lvlText w:val="%7."/>
+      <w:lvlJc w:val="left"/>
+      <w:pPr>
+        <w:tabs>
+          <w:tab w:val="num" w:pos="5040"/>
+        </w:tabs>
+        <w:ind w:left="5040" w:hanging="360"/>
+      </w:pPr>
+    </w:lvl>
+    <w:lvl w:ilvl="7" w:tentative="1">
+      <w:start w:val="1"/>
+      <w:numFmt w:val="decimal"/>
+      <w:lvlText w:val="%8."/>
+      <w:lvlJc w:val="left"/>
+      <w:pPr>
+        <w:tabs>
+          <w:tab w:val="num" w:pos="5760"/>
+        </w:tabs>
+        <w:ind w:left="5760" w:hanging="360"/>
+      </w:pPr>
+    </w:lvl>
+    <w:lvl w:ilvl="8" w:tentative="1">
+      <w:start w:val="1"/>
+      <w:numFmt w:val="decimal"/>
+      <w:lvlText w:val="%9."/>
+      <w:lvlJc w:val="left"/>
+      <w:pPr>
+        <w:tabs>
+          <w:tab w:val="num" w:pos="6480"/>
+        </w:tabs>
+        <w:ind w:left="6480" w:hanging="360"/>
+      </w:pPr>
+    </w:lvl>
+  </w:abstractNum>
+  <w:abstractNum w:abstractNumId="16" w15:restartNumberingAfterBreak="0">
+    <w:nsid w:val="56716D1A"/>
+    <w:multiLevelType w:val="multilevel"/>
+    <w:tmpl w:val="86C6EE0A"/>
     <w:lvl w:ilvl="0">
       <w:start w:val="1"/>
       <w:numFmt w:val="bullet"/>
@@ -44804,10 +50501,10 @@
       </w:rPr>
     </w:lvl>
   </w:abstractNum>
-  <w:abstractNum w:abstractNumId="16" w15:restartNumberingAfterBreak="0">
-    <w:nsid w:val="711F03C9"/>
+  <w:abstractNum w:abstractNumId="17" w15:restartNumberingAfterBreak="0">
+    <w:nsid w:val="6409050E"/>
     <w:multiLevelType w:val="multilevel"/>
-    <w:tmpl w:val="C666A9F8"/>
+    <w:tmpl w:val="4740C5AE"/>
     <w:lvl w:ilvl="0">
       <w:start w:val="1"/>
       <w:numFmt w:val="bullet"/>
@@ -44953,10 +50650,10 @@
       </w:rPr>
     </w:lvl>
   </w:abstractNum>
-  <w:abstractNum w:abstractNumId="17" w15:restartNumberingAfterBreak="0">
-    <w:nsid w:val="729805A8"/>
+  <w:abstractNum w:abstractNumId="18" w15:restartNumberingAfterBreak="0">
+    <w:nsid w:val="658560F3"/>
     <w:multiLevelType w:val="multilevel"/>
-    <w:tmpl w:val="4C8610D8"/>
+    <w:tmpl w:val="493E3462"/>
     <w:lvl w:ilvl="0">
       <w:start w:val="1"/>
       <w:numFmt w:val="bullet"/>
@@ -45102,10 +50799,900 @@
       </w:rPr>
     </w:lvl>
   </w:abstractNum>
-  <w:abstractNum w:abstractNumId="18" w15:restartNumberingAfterBreak="0">
+  <w:abstractNum w:abstractNumId="19" w15:restartNumberingAfterBreak="0">
+    <w:nsid w:val="68BD6DEA"/>
+    <w:multiLevelType w:val="multilevel"/>
+    <w:tmpl w:val="F0DE0EEC"/>
+    <w:lvl w:ilvl="0">
+      <w:start w:val="1"/>
+      <w:numFmt w:val="bullet"/>
+      <w:lvlText w:val=""/>
+      <w:lvlJc w:val="left"/>
+      <w:pPr>
+        <w:tabs>
+          <w:tab w:val="num" w:pos="720"/>
+        </w:tabs>
+        <w:ind w:left="720" w:hanging="360"/>
+      </w:pPr>
+      <w:rPr>
+        <w:rFonts w:ascii="Symbol" w:hAnsi="Symbol" w:hint="default"/>
+        <w:sz w:val="20"/>
+      </w:rPr>
+    </w:lvl>
+    <w:lvl w:ilvl="1" w:tentative="1">
+      <w:start w:val="1"/>
+      <w:numFmt w:val="bullet"/>
+      <w:lvlText w:val="o"/>
+      <w:lvlJc w:val="left"/>
+      <w:pPr>
+        <w:tabs>
+          <w:tab w:val="num" w:pos="1440"/>
+        </w:tabs>
+        <w:ind w:left="1440" w:hanging="360"/>
+      </w:pPr>
+      <w:rPr>
+        <w:rFonts w:ascii="Courier New" w:hAnsi="Courier New" w:hint="default"/>
+        <w:sz w:val="20"/>
+      </w:rPr>
+    </w:lvl>
+    <w:lvl w:ilvl="2" w:tentative="1">
+      <w:start w:val="1"/>
+      <w:numFmt w:val="bullet"/>
+      <w:lvlText w:val=""/>
+      <w:lvlJc w:val="left"/>
+      <w:pPr>
+        <w:tabs>
+          <w:tab w:val="num" w:pos="2160"/>
+        </w:tabs>
+        <w:ind w:left="2160" w:hanging="360"/>
+      </w:pPr>
+      <w:rPr>
+        <w:rFonts w:ascii="Wingdings" w:hAnsi="Wingdings" w:hint="default"/>
+        <w:sz w:val="20"/>
+      </w:rPr>
+    </w:lvl>
+    <w:lvl w:ilvl="3" w:tentative="1">
+      <w:start w:val="1"/>
+      <w:numFmt w:val="bullet"/>
+      <w:lvlText w:val=""/>
+      <w:lvlJc w:val="left"/>
+      <w:pPr>
+        <w:tabs>
+          <w:tab w:val="num" w:pos="2880"/>
+        </w:tabs>
+        <w:ind w:left="2880" w:hanging="360"/>
+      </w:pPr>
+      <w:rPr>
+        <w:rFonts w:ascii="Wingdings" w:hAnsi="Wingdings" w:hint="default"/>
+        <w:sz w:val="20"/>
+      </w:rPr>
+    </w:lvl>
+    <w:lvl w:ilvl="4" w:tentative="1">
+      <w:start w:val="1"/>
+      <w:numFmt w:val="bullet"/>
+      <w:lvlText w:val=""/>
+      <w:lvlJc w:val="left"/>
+      <w:pPr>
+        <w:tabs>
+          <w:tab w:val="num" w:pos="3600"/>
+        </w:tabs>
+        <w:ind w:left="3600" w:hanging="360"/>
+      </w:pPr>
+      <w:rPr>
+        <w:rFonts w:ascii="Wingdings" w:hAnsi="Wingdings" w:hint="default"/>
+        <w:sz w:val="20"/>
+      </w:rPr>
+    </w:lvl>
+    <w:lvl w:ilvl="5" w:tentative="1">
+      <w:start w:val="1"/>
+      <w:numFmt w:val="bullet"/>
+      <w:lvlText w:val=""/>
+      <w:lvlJc w:val="left"/>
+      <w:pPr>
+        <w:tabs>
+          <w:tab w:val="num" w:pos="4320"/>
+        </w:tabs>
+        <w:ind w:left="4320" w:hanging="360"/>
+      </w:pPr>
+      <w:rPr>
+        <w:rFonts w:ascii="Wingdings" w:hAnsi="Wingdings" w:hint="default"/>
+        <w:sz w:val="20"/>
+      </w:rPr>
+    </w:lvl>
+    <w:lvl w:ilvl="6" w:tentative="1">
+      <w:start w:val="1"/>
+      <w:numFmt w:val="bullet"/>
+      <w:lvlText w:val=""/>
+      <w:lvlJc w:val="left"/>
+      <w:pPr>
+        <w:tabs>
+          <w:tab w:val="num" w:pos="5040"/>
+        </w:tabs>
+        <w:ind w:left="5040" w:hanging="360"/>
+      </w:pPr>
+      <w:rPr>
+        <w:rFonts w:ascii="Wingdings" w:hAnsi="Wingdings" w:hint="default"/>
+        <w:sz w:val="20"/>
+      </w:rPr>
+    </w:lvl>
+    <w:lvl w:ilvl="7" w:tentative="1">
+      <w:start w:val="1"/>
+      <w:numFmt w:val="bullet"/>
+      <w:lvlText w:val=""/>
+      <w:lvlJc w:val="left"/>
+      <w:pPr>
+        <w:tabs>
+          <w:tab w:val="num" w:pos="5760"/>
+        </w:tabs>
+        <w:ind w:left="5760" w:hanging="360"/>
+      </w:pPr>
+      <w:rPr>
+        <w:rFonts w:ascii="Wingdings" w:hAnsi="Wingdings" w:hint="default"/>
+        <w:sz w:val="20"/>
+      </w:rPr>
+    </w:lvl>
+    <w:lvl w:ilvl="8" w:tentative="1">
+      <w:start w:val="1"/>
+      <w:numFmt w:val="bullet"/>
+      <w:lvlText w:val=""/>
+      <w:lvlJc w:val="left"/>
+      <w:pPr>
+        <w:tabs>
+          <w:tab w:val="num" w:pos="6480"/>
+        </w:tabs>
+        <w:ind w:left="6480" w:hanging="360"/>
+      </w:pPr>
+      <w:rPr>
+        <w:rFonts w:ascii="Wingdings" w:hAnsi="Wingdings" w:hint="default"/>
+        <w:sz w:val="20"/>
+      </w:rPr>
+    </w:lvl>
+  </w:abstractNum>
+  <w:abstractNum w:abstractNumId="20" w15:restartNumberingAfterBreak="0">
+    <w:nsid w:val="68E449E1"/>
+    <w:multiLevelType w:val="multilevel"/>
+    <w:tmpl w:val="1AD0067C"/>
+    <w:lvl w:ilvl="0">
+      <w:start w:val="1"/>
+      <w:numFmt w:val="bullet"/>
+      <w:lvlText w:val=""/>
+      <w:lvlJc w:val="left"/>
+      <w:pPr>
+        <w:tabs>
+          <w:tab w:val="num" w:pos="720"/>
+        </w:tabs>
+        <w:ind w:left="720" w:hanging="360"/>
+      </w:pPr>
+      <w:rPr>
+        <w:rFonts w:ascii="Symbol" w:hAnsi="Symbol" w:hint="default"/>
+        <w:sz w:val="20"/>
+      </w:rPr>
+    </w:lvl>
+    <w:lvl w:ilvl="1" w:tentative="1">
+      <w:start w:val="1"/>
+      <w:numFmt w:val="bullet"/>
+      <w:lvlText w:val="o"/>
+      <w:lvlJc w:val="left"/>
+      <w:pPr>
+        <w:tabs>
+          <w:tab w:val="num" w:pos="1440"/>
+        </w:tabs>
+        <w:ind w:left="1440" w:hanging="360"/>
+      </w:pPr>
+      <w:rPr>
+        <w:rFonts w:ascii="Courier New" w:hAnsi="Courier New" w:hint="default"/>
+        <w:sz w:val="20"/>
+      </w:rPr>
+    </w:lvl>
+    <w:lvl w:ilvl="2" w:tentative="1">
+      <w:start w:val="1"/>
+      <w:numFmt w:val="bullet"/>
+      <w:lvlText w:val=""/>
+      <w:lvlJc w:val="left"/>
+      <w:pPr>
+        <w:tabs>
+          <w:tab w:val="num" w:pos="2160"/>
+        </w:tabs>
+        <w:ind w:left="2160" w:hanging="360"/>
+      </w:pPr>
+      <w:rPr>
+        <w:rFonts w:ascii="Wingdings" w:hAnsi="Wingdings" w:hint="default"/>
+        <w:sz w:val="20"/>
+      </w:rPr>
+    </w:lvl>
+    <w:lvl w:ilvl="3" w:tentative="1">
+      <w:start w:val="1"/>
+      <w:numFmt w:val="bullet"/>
+      <w:lvlText w:val=""/>
+      <w:lvlJc w:val="left"/>
+      <w:pPr>
+        <w:tabs>
+          <w:tab w:val="num" w:pos="2880"/>
+        </w:tabs>
+        <w:ind w:left="2880" w:hanging="360"/>
+      </w:pPr>
+      <w:rPr>
+        <w:rFonts w:ascii="Wingdings" w:hAnsi="Wingdings" w:hint="default"/>
+        <w:sz w:val="20"/>
+      </w:rPr>
+    </w:lvl>
+    <w:lvl w:ilvl="4" w:tentative="1">
+      <w:start w:val="1"/>
+      <w:numFmt w:val="bullet"/>
+      <w:lvlText w:val=""/>
+      <w:lvlJc w:val="left"/>
+      <w:pPr>
+        <w:tabs>
+          <w:tab w:val="num" w:pos="3600"/>
+        </w:tabs>
+        <w:ind w:left="3600" w:hanging="360"/>
+      </w:pPr>
+      <w:rPr>
+        <w:rFonts w:ascii="Wingdings" w:hAnsi="Wingdings" w:hint="default"/>
+        <w:sz w:val="20"/>
+      </w:rPr>
+    </w:lvl>
+    <w:lvl w:ilvl="5" w:tentative="1">
+      <w:start w:val="1"/>
+      <w:numFmt w:val="bullet"/>
+      <w:lvlText w:val=""/>
+      <w:lvlJc w:val="left"/>
+      <w:pPr>
+        <w:tabs>
+          <w:tab w:val="num" w:pos="4320"/>
+        </w:tabs>
+        <w:ind w:left="4320" w:hanging="360"/>
+      </w:pPr>
+      <w:rPr>
+        <w:rFonts w:ascii="Wingdings" w:hAnsi="Wingdings" w:hint="default"/>
+        <w:sz w:val="20"/>
+      </w:rPr>
+    </w:lvl>
+    <w:lvl w:ilvl="6" w:tentative="1">
+      <w:start w:val="1"/>
+      <w:numFmt w:val="bullet"/>
+      <w:lvlText w:val=""/>
+      <w:lvlJc w:val="left"/>
+      <w:pPr>
+        <w:tabs>
+          <w:tab w:val="num" w:pos="5040"/>
+        </w:tabs>
+        <w:ind w:left="5040" w:hanging="360"/>
+      </w:pPr>
+      <w:rPr>
+        <w:rFonts w:ascii="Wingdings" w:hAnsi="Wingdings" w:hint="default"/>
+        <w:sz w:val="20"/>
+      </w:rPr>
+    </w:lvl>
+    <w:lvl w:ilvl="7" w:tentative="1">
+      <w:start w:val="1"/>
+      <w:numFmt w:val="bullet"/>
+      <w:lvlText w:val=""/>
+      <w:lvlJc w:val="left"/>
+      <w:pPr>
+        <w:tabs>
+          <w:tab w:val="num" w:pos="5760"/>
+        </w:tabs>
+        <w:ind w:left="5760" w:hanging="360"/>
+      </w:pPr>
+      <w:rPr>
+        <w:rFonts w:ascii="Wingdings" w:hAnsi="Wingdings" w:hint="default"/>
+        <w:sz w:val="20"/>
+      </w:rPr>
+    </w:lvl>
+    <w:lvl w:ilvl="8" w:tentative="1">
+      <w:start w:val="1"/>
+      <w:numFmt w:val="bullet"/>
+      <w:lvlText w:val=""/>
+      <w:lvlJc w:val="left"/>
+      <w:pPr>
+        <w:tabs>
+          <w:tab w:val="num" w:pos="6480"/>
+        </w:tabs>
+        <w:ind w:left="6480" w:hanging="360"/>
+      </w:pPr>
+      <w:rPr>
+        <w:rFonts w:ascii="Wingdings" w:hAnsi="Wingdings" w:hint="default"/>
+        <w:sz w:val="20"/>
+      </w:rPr>
+    </w:lvl>
+  </w:abstractNum>
+  <w:abstractNum w:abstractNumId="21" w15:restartNumberingAfterBreak="0">
+    <w:nsid w:val="6F247565"/>
+    <w:multiLevelType w:val="multilevel"/>
+    <w:tmpl w:val="DCAE8EC2"/>
+    <w:lvl w:ilvl="0">
+      <w:start w:val="1"/>
+      <w:numFmt w:val="bullet"/>
+      <w:lvlText w:val=""/>
+      <w:lvlJc w:val="left"/>
+      <w:pPr>
+        <w:tabs>
+          <w:tab w:val="num" w:pos="720"/>
+        </w:tabs>
+        <w:ind w:left="720" w:hanging="360"/>
+      </w:pPr>
+      <w:rPr>
+        <w:rFonts w:ascii="Symbol" w:hAnsi="Symbol" w:hint="default"/>
+        <w:sz w:val="20"/>
+      </w:rPr>
+    </w:lvl>
+    <w:lvl w:ilvl="1">
+      <w:start w:val="1"/>
+      <w:numFmt w:val="decimal"/>
+      <w:lvlText w:val="%2."/>
+      <w:lvlJc w:val="left"/>
+      <w:pPr>
+        <w:tabs>
+          <w:tab w:val="num" w:pos="1440"/>
+        </w:tabs>
+        <w:ind w:left="1440" w:hanging="360"/>
+      </w:pPr>
+    </w:lvl>
+    <w:lvl w:ilvl="2" w:tentative="1">
+      <w:start w:val="1"/>
+      <w:numFmt w:val="bullet"/>
+      <w:lvlText w:val=""/>
+      <w:lvlJc w:val="left"/>
+      <w:pPr>
+        <w:tabs>
+          <w:tab w:val="num" w:pos="2160"/>
+        </w:tabs>
+        <w:ind w:left="2160" w:hanging="360"/>
+      </w:pPr>
+      <w:rPr>
+        <w:rFonts w:ascii="Wingdings" w:hAnsi="Wingdings" w:hint="default"/>
+        <w:sz w:val="20"/>
+      </w:rPr>
+    </w:lvl>
+    <w:lvl w:ilvl="3" w:tentative="1">
+      <w:start w:val="1"/>
+      <w:numFmt w:val="bullet"/>
+      <w:lvlText w:val=""/>
+      <w:lvlJc w:val="left"/>
+      <w:pPr>
+        <w:tabs>
+          <w:tab w:val="num" w:pos="2880"/>
+        </w:tabs>
+        <w:ind w:left="2880" w:hanging="360"/>
+      </w:pPr>
+      <w:rPr>
+        <w:rFonts w:ascii="Wingdings" w:hAnsi="Wingdings" w:hint="default"/>
+        <w:sz w:val="20"/>
+      </w:rPr>
+    </w:lvl>
+    <w:lvl w:ilvl="4" w:tentative="1">
+      <w:start w:val="1"/>
+      <w:numFmt w:val="bullet"/>
+      <w:lvlText w:val=""/>
+      <w:lvlJc w:val="left"/>
+      <w:pPr>
+        <w:tabs>
+          <w:tab w:val="num" w:pos="3600"/>
+        </w:tabs>
+        <w:ind w:left="3600" w:hanging="360"/>
+      </w:pPr>
+      <w:rPr>
+        <w:rFonts w:ascii="Wingdings" w:hAnsi="Wingdings" w:hint="default"/>
+        <w:sz w:val="20"/>
+      </w:rPr>
+    </w:lvl>
+    <w:lvl w:ilvl="5" w:tentative="1">
+      <w:start w:val="1"/>
+      <w:numFmt w:val="bullet"/>
+      <w:lvlText w:val=""/>
+      <w:lvlJc w:val="left"/>
+      <w:pPr>
+        <w:tabs>
+          <w:tab w:val="num" w:pos="4320"/>
+        </w:tabs>
+        <w:ind w:left="4320" w:hanging="360"/>
+      </w:pPr>
+      <w:rPr>
+        <w:rFonts w:ascii="Wingdings" w:hAnsi="Wingdings" w:hint="default"/>
+        <w:sz w:val="20"/>
+      </w:rPr>
+    </w:lvl>
+    <w:lvl w:ilvl="6" w:tentative="1">
+      <w:start w:val="1"/>
+      <w:numFmt w:val="bullet"/>
+      <w:lvlText w:val=""/>
+      <w:lvlJc w:val="left"/>
+      <w:pPr>
+        <w:tabs>
+          <w:tab w:val="num" w:pos="5040"/>
+        </w:tabs>
+        <w:ind w:left="5040" w:hanging="360"/>
+      </w:pPr>
+      <w:rPr>
+        <w:rFonts w:ascii="Wingdings" w:hAnsi="Wingdings" w:hint="default"/>
+        <w:sz w:val="20"/>
+      </w:rPr>
+    </w:lvl>
+    <w:lvl w:ilvl="7" w:tentative="1">
+      <w:start w:val="1"/>
+      <w:numFmt w:val="bullet"/>
+      <w:lvlText w:val=""/>
+      <w:lvlJc w:val="left"/>
+      <w:pPr>
+        <w:tabs>
+          <w:tab w:val="num" w:pos="5760"/>
+        </w:tabs>
+        <w:ind w:left="5760" w:hanging="360"/>
+      </w:pPr>
+      <w:rPr>
+        <w:rFonts w:ascii="Wingdings" w:hAnsi="Wingdings" w:hint="default"/>
+        <w:sz w:val="20"/>
+      </w:rPr>
+    </w:lvl>
+    <w:lvl w:ilvl="8" w:tentative="1">
+      <w:start w:val="1"/>
+      <w:numFmt w:val="bullet"/>
+      <w:lvlText w:val=""/>
+      <w:lvlJc w:val="left"/>
+      <w:pPr>
+        <w:tabs>
+          <w:tab w:val="num" w:pos="6480"/>
+        </w:tabs>
+        <w:ind w:left="6480" w:hanging="360"/>
+      </w:pPr>
+      <w:rPr>
+        <w:rFonts w:ascii="Wingdings" w:hAnsi="Wingdings" w:hint="default"/>
+        <w:sz w:val="20"/>
+      </w:rPr>
+    </w:lvl>
+  </w:abstractNum>
+  <w:abstractNum w:abstractNumId="22" w15:restartNumberingAfterBreak="0">
+    <w:nsid w:val="711F03C9"/>
+    <w:multiLevelType w:val="multilevel"/>
+    <w:tmpl w:val="C666A9F8"/>
+    <w:lvl w:ilvl="0">
+      <w:start w:val="1"/>
+      <w:numFmt w:val="bullet"/>
+      <w:lvlText w:val=""/>
+      <w:lvlJc w:val="left"/>
+      <w:pPr>
+        <w:tabs>
+          <w:tab w:val="num" w:pos="720"/>
+        </w:tabs>
+        <w:ind w:left="720" w:hanging="360"/>
+      </w:pPr>
+      <w:rPr>
+        <w:rFonts w:ascii="Symbol" w:hAnsi="Symbol" w:hint="default"/>
+        <w:sz w:val="20"/>
+      </w:rPr>
+    </w:lvl>
+    <w:lvl w:ilvl="1" w:tentative="1">
+      <w:start w:val="1"/>
+      <w:numFmt w:val="bullet"/>
+      <w:lvlText w:val="o"/>
+      <w:lvlJc w:val="left"/>
+      <w:pPr>
+        <w:tabs>
+          <w:tab w:val="num" w:pos="1440"/>
+        </w:tabs>
+        <w:ind w:left="1440" w:hanging="360"/>
+      </w:pPr>
+      <w:rPr>
+        <w:rFonts w:ascii="Courier New" w:hAnsi="Courier New" w:hint="default"/>
+        <w:sz w:val="20"/>
+      </w:rPr>
+    </w:lvl>
+    <w:lvl w:ilvl="2" w:tentative="1">
+      <w:start w:val="1"/>
+      <w:numFmt w:val="bullet"/>
+      <w:lvlText w:val=""/>
+      <w:lvlJc w:val="left"/>
+      <w:pPr>
+        <w:tabs>
+          <w:tab w:val="num" w:pos="2160"/>
+        </w:tabs>
+        <w:ind w:left="2160" w:hanging="360"/>
+      </w:pPr>
+      <w:rPr>
+        <w:rFonts w:ascii="Wingdings" w:hAnsi="Wingdings" w:hint="default"/>
+        <w:sz w:val="20"/>
+      </w:rPr>
+    </w:lvl>
+    <w:lvl w:ilvl="3" w:tentative="1">
+      <w:start w:val="1"/>
+      <w:numFmt w:val="bullet"/>
+      <w:lvlText w:val=""/>
+      <w:lvlJc w:val="left"/>
+      <w:pPr>
+        <w:tabs>
+          <w:tab w:val="num" w:pos="2880"/>
+        </w:tabs>
+        <w:ind w:left="2880" w:hanging="360"/>
+      </w:pPr>
+      <w:rPr>
+        <w:rFonts w:ascii="Wingdings" w:hAnsi="Wingdings" w:hint="default"/>
+        <w:sz w:val="20"/>
+      </w:rPr>
+    </w:lvl>
+    <w:lvl w:ilvl="4" w:tentative="1">
+      <w:start w:val="1"/>
+      <w:numFmt w:val="bullet"/>
+      <w:lvlText w:val=""/>
+      <w:lvlJc w:val="left"/>
+      <w:pPr>
+        <w:tabs>
+          <w:tab w:val="num" w:pos="3600"/>
+        </w:tabs>
+        <w:ind w:left="3600" w:hanging="360"/>
+      </w:pPr>
+      <w:rPr>
+        <w:rFonts w:ascii="Wingdings" w:hAnsi="Wingdings" w:hint="default"/>
+        <w:sz w:val="20"/>
+      </w:rPr>
+    </w:lvl>
+    <w:lvl w:ilvl="5" w:tentative="1">
+      <w:start w:val="1"/>
+      <w:numFmt w:val="bullet"/>
+      <w:lvlText w:val=""/>
+      <w:lvlJc w:val="left"/>
+      <w:pPr>
+        <w:tabs>
+          <w:tab w:val="num" w:pos="4320"/>
+        </w:tabs>
+        <w:ind w:left="4320" w:hanging="360"/>
+      </w:pPr>
+      <w:rPr>
+        <w:rFonts w:ascii="Wingdings" w:hAnsi="Wingdings" w:hint="default"/>
+        <w:sz w:val="20"/>
+      </w:rPr>
+    </w:lvl>
+    <w:lvl w:ilvl="6" w:tentative="1">
+      <w:start w:val="1"/>
+      <w:numFmt w:val="bullet"/>
+      <w:lvlText w:val=""/>
+      <w:lvlJc w:val="left"/>
+      <w:pPr>
+        <w:tabs>
+          <w:tab w:val="num" w:pos="5040"/>
+        </w:tabs>
+        <w:ind w:left="5040" w:hanging="360"/>
+      </w:pPr>
+      <w:rPr>
+        <w:rFonts w:ascii="Wingdings" w:hAnsi="Wingdings" w:hint="default"/>
+        <w:sz w:val="20"/>
+      </w:rPr>
+    </w:lvl>
+    <w:lvl w:ilvl="7" w:tentative="1">
+      <w:start w:val="1"/>
+      <w:numFmt w:val="bullet"/>
+      <w:lvlText w:val=""/>
+      <w:lvlJc w:val="left"/>
+      <w:pPr>
+        <w:tabs>
+          <w:tab w:val="num" w:pos="5760"/>
+        </w:tabs>
+        <w:ind w:left="5760" w:hanging="360"/>
+      </w:pPr>
+      <w:rPr>
+        <w:rFonts w:ascii="Wingdings" w:hAnsi="Wingdings" w:hint="default"/>
+        <w:sz w:val="20"/>
+      </w:rPr>
+    </w:lvl>
+    <w:lvl w:ilvl="8" w:tentative="1">
+      <w:start w:val="1"/>
+      <w:numFmt w:val="bullet"/>
+      <w:lvlText w:val=""/>
+      <w:lvlJc w:val="left"/>
+      <w:pPr>
+        <w:tabs>
+          <w:tab w:val="num" w:pos="6480"/>
+        </w:tabs>
+        <w:ind w:left="6480" w:hanging="360"/>
+      </w:pPr>
+      <w:rPr>
+        <w:rFonts w:ascii="Wingdings" w:hAnsi="Wingdings" w:hint="default"/>
+        <w:sz w:val="20"/>
+      </w:rPr>
+    </w:lvl>
+  </w:abstractNum>
+  <w:abstractNum w:abstractNumId="23" w15:restartNumberingAfterBreak="0">
+    <w:nsid w:val="729805A8"/>
+    <w:multiLevelType w:val="multilevel"/>
+    <w:tmpl w:val="4C8610D8"/>
+    <w:lvl w:ilvl="0">
+      <w:start w:val="1"/>
+      <w:numFmt w:val="bullet"/>
+      <w:lvlText w:val=""/>
+      <w:lvlJc w:val="left"/>
+      <w:pPr>
+        <w:tabs>
+          <w:tab w:val="num" w:pos="720"/>
+        </w:tabs>
+        <w:ind w:left="720" w:hanging="360"/>
+      </w:pPr>
+      <w:rPr>
+        <w:rFonts w:ascii="Symbol" w:hAnsi="Symbol" w:hint="default"/>
+        <w:sz w:val="20"/>
+      </w:rPr>
+    </w:lvl>
+    <w:lvl w:ilvl="1" w:tentative="1">
+      <w:start w:val="1"/>
+      <w:numFmt w:val="bullet"/>
+      <w:lvlText w:val="o"/>
+      <w:lvlJc w:val="left"/>
+      <w:pPr>
+        <w:tabs>
+          <w:tab w:val="num" w:pos="1440"/>
+        </w:tabs>
+        <w:ind w:left="1440" w:hanging="360"/>
+      </w:pPr>
+      <w:rPr>
+        <w:rFonts w:ascii="Courier New" w:hAnsi="Courier New" w:hint="default"/>
+        <w:sz w:val="20"/>
+      </w:rPr>
+    </w:lvl>
+    <w:lvl w:ilvl="2" w:tentative="1">
+      <w:start w:val="1"/>
+      <w:numFmt w:val="bullet"/>
+      <w:lvlText w:val=""/>
+      <w:lvlJc w:val="left"/>
+      <w:pPr>
+        <w:tabs>
+          <w:tab w:val="num" w:pos="2160"/>
+        </w:tabs>
+        <w:ind w:left="2160" w:hanging="360"/>
+      </w:pPr>
+      <w:rPr>
+        <w:rFonts w:ascii="Wingdings" w:hAnsi="Wingdings" w:hint="default"/>
+        <w:sz w:val="20"/>
+      </w:rPr>
+    </w:lvl>
+    <w:lvl w:ilvl="3" w:tentative="1">
+      <w:start w:val="1"/>
+      <w:numFmt w:val="bullet"/>
+      <w:lvlText w:val=""/>
+      <w:lvlJc w:val="left"/>
+      <w:pPr>
+        <w:tabs>
+          <w:tab w:val="num" w:pos="2880"/>
+        </w:tabs>
+        <w:ind w:left="2880" w:hanging="360"/>
+      </w:pPr>
+      <w:rPr>
+        <w:rFonts w:ascii="Wingdings" w:hAnsi="Wingdings" w:hint="default"/>
+        <w:sz w:val="20"/>
+      </w:rPr>
+    </w:lvl>
+    <w:lvl w:ilvl="4" w:tentative="1">
+      <w:start w:val="1"/>
+      <w:numFmt w:val="bullet"/>
+      <w:lvlText w:val=""/>
+      <w:lvlJc w:val="left"/>
+      <w:pPr>
+        <w:tabs>
+          <w:tab w:val="num" w:pos="3600"/>
+        </w:tabs>
+        <w:ind w:left="3600" w:hanging="360"/>
+      </w:pPr>
+      <w:rPr>
+        <w:rFonts w:ascii="Wingdings" w:hAnsi="Wingdings" w:hint="default"/>
+        <w:sz w:val="20"/>
+      </w:rPr>
+    </w:lvl>
+    <w:lvl w:ilvl="5" w:tentative="1">
+      <w:start w:val="1"/>
+      <w:numFmt w:val="bullet"/>
+      <w:lvlText w:val=""/>
+      <w:lvlJc w:val="left"/>
+      <w:pPr>
+        <w:tabs>
+          <w:tab w:val="num" w:pos="4320"/>
+        </w:tabs>
+        <w:ind w:left="4320" w:hanging="360"/>
+      </w:pPr>
+      <w:rPr>
+        <w:rFonts w:ascii="Wingdings" w:hAnsi="Wingdings" w:hint="default"/>
+        <w:sz w:val="20"/>
+      </w:rPr>
+    </w:lvl>
+    <w:lvl w:ilvl="6" w:tentative="1">
+      <w:start w:val="1"/>
+      <w:numFmt w:val="bullet"/>
+      <w:lvlText w:val=""/>
+      <w:lvlJc w:val="left"/>
+      <w:pPr>
+        <w:tabs>
+          <w:tab w:val="num" w:pos="5040"/>
+        </w:tabs>
+        <w:ind w:left="5040" w:hanging="360"/>
+      </w:pPr>
+      <w:rPr>
+        <w:rFonts w:ascii="Wingdings" w:hAnsi="Wingdings" w:hint="default"/>
+        <w:sz w:val="20"/>
+      </w:rPr>
+    </w:lvl>
+    <w:lvl w:ilvl="7" w:tentative="1">
+      <w:start w:val="1"/>
+      <w:numFmt w:val="bullet"/>
+      <w:lvlText w:val=""/>
+      <w:lvlJc w:val="left"/>
+      <w:pPr>
+        <w:tabs>
+          <w:tab w:val="num" w:pos="5760"/>
+        </w:tabs>
+        <w:ind w:left="5760" w:hanging="360"/>
+      </w:pPr>
+      <w:rPr>
+        <w:rFonts w:ascii="Wingdings" w:hAnsi="Wingdings" w:hint="default"/>
+        <w:sz w:val="20"/>
+      </w:rPr>
+    </w:lvl>
+    <w:lvl w:ilvl="8" w:tentative="1">
+      <w:start w:val="1"/>
+      <w:numFmt w:val="bullet"/>
+      <w:lvlText w:val=""/>
+      <w:lvlJc w:val="left"/>
+      <w:pPr>
+        <w:tabs>
+          <w:tab w:val="num" w:pos="6480"/>
+        </w:tabs>
+        <w:ind w:left="6480" w:hanging="360"/>
+      </w:pPr>
+      <w:rPr>
+        <w:rFonts w:ascii="Wingdings" w:hAnsi="Wingdings" w:hint="default"/>
+        <w:sz w:val="20"/>
+      </w:rPr>
+    </w:lvl>
+  </w:abstractNum>
+  <w:abstractNum w:abstractNumId="24" w15:restartNumberingAfterBreak="0">
     <w:nsid w:val="761F47D8"/>
     <w:multiLevelType w:val="multilevel"/>
     <w:tmpl w:val="B418AE82"/>
+    <w:lvl w:ilvl="0">
+      <w:start w:val="1"/>
+      <w:numFmt w:val="bullet"/>
+      <w:lvlText w:val=""/>
+      <w:lvlJc w:val="left"/>
+      <w:pPr>
+        <w:tabs>
+          <w:tab w:val="num" w:pos="720"/>
+        </w:tabs>
+        <w:ind w:left="720" w:hanging="360"/>
+      </w:pPr>
+      <w:rPr>
+        <w:rFonts w:ascii="Symbol" w:hAnsi="Symbol" w:hint="default"/>
+        <w:sz w:val="20"/>
+      </w:rPr>
+    </w:lvl>
+    <w:lvl w:ilvl="1" w:tentative="1">
+      <w:start w:val="1"/>
+      <w:numFmt w:val="bullet"/>
+      <w:lvlText w:val="o"/>
+      <w:lvlJc w:val="left"/>
+      <w:pPr>
+        <w:tabs>
+          <w:tab w:val="num" w:pos="1440"/>
+        </w:tabs>
+        <w:ind w:left="1440" w:hanging="360"/>
+      </w:pPr>
+      <w:rPr>
+        <w:rFonts w:ascii="Courier New" w:hAnsi="Courier New" w:hint="default"/>
+        <w:sz w:val="20"/>
+      </w:rPr>
+    </w:lvl>
+    <w:lvl w:ilvl="2" w:tentative="1">
+      <w:start w:val="1"/>
+      <w:numFmt w:val="bullet"/>
+      <w:lvlText w:val=""/>
+      <w:lvlJc w:val="left"/>
+      <w:pPr>
+        <w:tabs>
+          <w:tab w:val="num" w:pos="2160"/>
+        </w:tabs>
+        <w:ind w:left="2160" w:hanging="360"/>
+      </w:pPr>
+      <w:rPr>
+        <w:rFonts w:ascii="Wingdings" w:hAnsi="Wingdings" w:hint="default"/>
+        <w:sz w:val="20"/>
+      </w:rPr>
+    </w:lvl>
+    <w:lvl w:ilvl="3" w:tentative="1">
+      <w:start w:val="1"/>
+      <w:numFmt w:val="bullet"/>
+      <w:lvlText w:val=""/>
+      <w:lvlJc w:val="left"/>
+      <w:pPr>
+        <w:tabs>
+          <w:tab w:val="num" w:pos="2880"/>
+        </w:tabs>
+        <w:ind w:left="2880" w:hanging="360"/>
+      </w:pPr>
+      <w:rPr>
+        <w:rFonts w:ascii="Wingdings" w:hAnsi="Wingdings" w:hint="default"/>
+        <w:sz w:val="20"/>
+      </w:rPr>
+    </w:lvl>
+    <w:lvl w:ilvl="4" w:tentative="1">
+      <w:start w:val="1"/>
+      <w:numFmt w:val="bullet"/>
+      <w:lvlText w:val=""/>
+      <w:lvlJc w:val="left"/>
+      <w:pPr>
+        <w:tabs>
+          <w:tab w:val="num" w:pos="3600"/>
+        </w:tabs>
+        <w:ind w:left="3600" w:hanging="360"/>
+      </w:pPr>
+      <w:rPr>
+        <w:rFonts w:ascii="Wingdings" w:hAnsi="Wingdings" w:hint="default"/>
+        <w:sz w:val="20"/>
+      </w:rPr>
+    </w:lvl>
+    <w:lvl w:ilvl="5" w:tentative="1">
+      <w:start w:val="1"/>
+      <w:numFmt w:val="bullet"/>
+      <w:lvlText w:val=""/>
+      <w:lvlJc w:val="left"/>
+      <w:pPr>
+        <w:tabs>
+          <w:tab w:val="num" w:pos="4320"/>
+        </w:tabs>
+        <w:ind w:left="4320" w:hanging="360"/>
+      </w:pPr>
+      <w:rPr>
+        <w:rFonts w:ascii="Wingdings" w:hAnsi="Wingdings" w:hint="default"/>
+        <w:sz w:val="20"/>
+      </w:rPr>
+    </w:lvl>
+    <w:lvl w:ilvl="6" w:tentative="1">
+      <w:start w:val="1"/>
+      <w:numFmt w:val="bullet"/>
+      <w:lvlText w:val=""/>
+      <w:lvlJc w:val="left"/>
+      <w:pPr>
+        <w:tabs>
+          <w:tab w:val="num" w:pos="5040"/>
+        </w:tabs>
+        <w:ind w:left="5040" w:hanging="360"/>
+      </w:pPr>
+      <w:rPr>
+        <w:rFonts w:ascii="Wingdings" w:hAnsi="Wingdings" w:hint="default"/>
+        <w:sz w:val="20"/>
+      </w:rPr>
+    </w:lvl>
+    <w:lvl w:ilvl="7" w:tentative="1">
+      <w:start w:val="1"/>
+      <w:numFmt w:val="bullet"/>
+      <w:lvlText w:val=""/>
+      <w:lvlJc w:val="left"/>
+      <w:pPr>
+        <w:tabs>
+          <w:tab w:val="num" w:pos="5760"/>
+        </w:tabs>
+        <w:ind w:left="5760" w:hanging="360"/>
+      </w:pPr>
+      <w:rPr>
+        <w:rFonts w:ascii="Wingdings" w:hAnsi="Wingdings" w:hint="default"/>
+        <w:sz w:val="20"/>
+      </w:rPr>
+    </w:lvl>
+    <w:lvl w:ilvl="8" w:tentative="1">
+      <w:start w:val="1"/>
+      <w:numFmt w:val="bullet"/>
+      <w:lvlText w:val=""/>
+      <w:lvlJc w:val="left"/>
+      <w:pPr>
+        <w:tabs>
+          <w:tab w:val="num" w:pos="6480"/>
+        </w:tabs>
+        <w:ind w:left="6480" w:hanging="360"/>
+      </w:pPr>
+      <w:rPr>
+        <w:rFonts w:ascii="Wingdings" w:hAnsi="Wingdings" w:hint="default"/>
+        <w:sz w:val="20"/>
+      </w:rPr>
+    </w:lvl>
+  </w:abstractNum>
+  <w:abstractNum w:abstractNumId="25" w15:restartNumberingAfterBreak="0">
+    <w:nsid w:val="7B360710"/>
+    <w:multiLevelType w:val="multilevel"/>
+    <w:tmpl w:val="395A99EE"/>
     <w:lvl w:ilvl="0">
       <w:start w:val="1"/>
       <w:numFmt w:val="bullet"/>
@@ -45261,10 +51848,10 @@
     <w:abstractNumId w:val="1"/>
   </w:num>
   <w:num w:numId="4" w16cid:durableId="1122698096">
-    <w:abstractNumId w:val="13"/>
+    <w:abstractNumId w:val="16"/>
   </w:num>
   <w:num w:numId="5" w16cid:durableId="1697579562">
-    <w:abstractNumId w:val="5"/>
+    <w:abstractNumId w:val="6"/>
   </w:num>
   <w:num w:numId="6" w16cid:durableId="1995915825">
     <w:abstractNumId w:val="4"/>
@@ -45273,46 +51860,67 @@
     <w:abstractNumId w:val="2"/>
   </w:num>
   <w:num w:numId="8" w16cid:durableId="449249627">
-    <w:abstractNumId w:val="8"/>
+    <w:abstractNumId w:val="10"/>
   </w:num>
   <w:num w:numId="9" w16cid:durableId="1493789620">
-    <w:abstractNumId w:val="7"/>
+    <w:abstractNumId w:val="9"/>
   </w:num>
   <w:num w:numId="10" w16cid:durableId="1184633845">
     <w:abstractNumId w:val="0"/>
   </w:num>
   <w:num w:numId="11" w16cid:durableId="1640379316">
+    <w:abstractNumId w:val="13"/>
+  </w:num>
+  <w:num w:numId="12" w16cid:durableId="1852376702">
+    <w:abstractNumId w:val="12"/>
+  </w:num>
+  <w:num w:numId="13" w16cid:durableId="1843425840">
     <w:abstractNumId w:val="11"/>
   </w:num>
-  <w:num w:numId="12" w16cid:durableId="1852376702">
-    <w:abstractNumId w:val="10"/>
-  </w:num>
-  <w:num w:numId="13" w16cid:durableId="1843425840">
-    <w:abstractNumId w:val="9"/>
-  </w:num>
   <w:num w:numId="14" w16cid:durableId="407970684">
-    <w:abstractNumId w:val="16"/>
+    <w:abstractNumId w:val="22"/>
   </w:num>
   <w:num w:numId="15" w16cid:durableId="117799952">
     <w:abstractNumId w:val="3"/>
   </w:num>
   <w:num w:numId="16" w16cid:durableId="1556812835">
-    <w:abstractNumId w:val="12"/>
+    <w:abstractNumId w:val="15"/>
   </w:num>
   <w:num w:numId="17" w16cid:durableId="1700862165">
-    <w:abstractNumId w:val="6"/>
+    <w:abstractNumId w:val="8"/>
   </w:num>
   <w:num w:numId="18" w16cid:durableId="513957578">
+    <w:abstractNumId w:val="24"/>
+  </w:num>
+  <w:num w:numId="19" w16cid:durableId="1951861581">
+    <w:abstractNumId w:val="19"/>
+  </w:num>
+  <w:num w:numId="20" w16cid:durableId="945580728">
+    <w:abstractNumId w:val="23"/>
+  </w:num>
+  <w:num w:numId="21" w16cid:durableId="616760599">
+    <w:abstractNumId w:val="17"/>
+  </w:num>
+  <w:num w:numId="22" w16cid:durableId="1662655588">
+    <w:abstractNumId w:val="25"/>
+  </w:num>
+  <w:num w:numId="23" w16cid:durableId="812988104">
+    <w:abstractNumId w:val="14"/>
+  </w:num>
+  <w:num w:numId="24" w16cid:durableId="1939018843">
     <w:abstractNumId w:val="18"/>
   </w:num>
-  <w:num w:numId="19" w16cid:durableId="1951861581">
-    <w:abstractNumId w:val="15"/>
+  <w:num w:numId="25" w16cid:durableId="2021470124">
+    <w:abstractNumId w:val="5"/>
   </w:num>
-  <w:num w:numId="20" w16cid:durableId="945580728">
-    <w:abstractNumId w:val="17"/>
+  <w:num w:numId="26" w16cid:durableId="1491677359">
+    <w:abstractNumId w:val="7"/>
   </w:num>
-  <w:num w:numId="21" w16cid:durableId="616760599">
-    <w:abstractNumId w:val="14"/>
+  <w:num w:numId="27" w16cid:durableId="478502563">
+    <w:abstractNumId w:val="20"/>
+  </w:num>
+  <w:num w:numId="28" w16cid:durableId="587156715">
+    <w:abstractNumId w:val="21"/>
   </w:num>
 </w:numbering>
 </file>
